--- a/optimization.docx
+++ b/optimization.docx
@@ -15,7 +15,7 @@
         <w:pStyle w:val="Date"/>
       </w:pPr>
       <w:r>
-        <w:t xml:space="preserve">Last modified: 2026-10-17 04:46:25 (PDT)</w:t>
+        <w:t xml:space="preserve">Last modified: 2026-10-17 06:29:34 (PDT)</w:t>
       </w:r>
     </w:p>
     <w:bookmarkStart w:id="69" w:name="sec-optimality-vector"/>

--- a/optimization.docx
+++ b/optimization.docx
@@ -15,10 +15,10 @@
         <w:pStyle w:val="Date"/>
       </w:pPr>
       <w:r>
-        <w:t xml:space="preserve">Last modified: 2026-10-17 06:29:34 (PDT)</w:t>
+        <w:t xml:space="preserve">Last modified: 2026-10-17 07:35:34 (PDT)</w:t>
       </w:r>
     </w:p>
-    <w:bookmarkStart w:id="69" w:name="sec-optimality-vector"/>
+    <w:bookmarkStart w:id="73" w:name="sec-optimality-vector"/>
     <w:p>
       <w:pPr>
         <w:pStyle w:val="Heading2"/>
@@ -12083,8 +12083,1041 @@
       </w:r>
     </w:p>
     <w:bookmarkEnd w:id="68"/>
+    <w:bookmarkStart w:id="69" w:name="def-local-maximizer"/>
+    <w:p>
+      <w:pPr>
+        <w:pStyle w:val="BodyText"/>
+      </w:pPr>
+      <w:r>
+        <w:rPr>
+          <w:b/>
+          <w:bCs/>
+        </w:rPr>
+        <w:t xml:space="preserve">Definition 3 (Local maximizer)</w:t>
+      </w:r>
+      <w:r>
+        <w:t xml:space="preserve"> </w:t>
+      </w:r>
+      <w:r>
+        <w:t xml:space="preserve">Let</w:t>
+      </w:r>
+      <w:r>
+        <w:t xml:space="preserve"> </w:t>
+      </w:r>
+      <m:oMath>
+        <m:r>
+          <m:t>f</m:t>
+        </m:r>
+        <m:r>
+          <m:rPr>
+            <m:sty m:val="p"/>
+          </m:rPr>
+          <m:t>:</m:t>
+        </m:r>
+        <m:sSup>
+          <m:e>
+            <m:r>
+              <m:rPr>
+                <m:scr m:val="double-struck"/>
+                <m:sty m:val="p"/>
+              </m:rPr>
+              <m:t>R</m:t>
+            </m:r>
+          </m:e>
+          <m:sup>
+            <m:r>
+              <m:t>p</m:t>
+            </m:r>
+          </m:sup>
+        </m:sSup>
+        <m:r>
+          <m:rPr>
+            <m:sty m:val="p"/>
+          </m:rPr>
+          <m:t>→</m:t>
+        </m:r>
+        <m:r>
+          <m:rPr>
+            <m:scr m:val="double-struck"/>
+            <m:sty m:val="p"/>
+          </m:rPr>
+          <m:t>R</m:t>
+        </m:r>
+      </m:oMath>
+      <w:r>
+        <w:t xml:space="preserve">.</w:t>
+      </w:r>
+      <w:r>
+        <w:t xml:space="preserve"> </w:t>
+      </w:r>
+      <w:r>
+        <w:t xml:space="preserve">A point</w:t>
+      </w:r>
+      <w:r>
+        <w:t xml:space="preserve"> </w:t>
+      </w:r>
+      <w:r>
+        <w:t xml:space="preserve">$\mathord{\smash[b]{\underset{\raise.3ex\hbox{$\scriptstyle\sim$}}{x}}\vphantom{x}}^* \in \mathbb{R}^p$</w:t>
+      </w:r>
+      <w:r>
+        <w:t xml:space="preserve"> </w:t>
+      </w:r>
+      <w:r>
+        <w:t xml:space="preserve">is a</w:t>
+      </w:r>
+      <w:r>
+        <w:t xml:space="preserve"> </w:t>
+      </w:r>
+      <w:r>
+        <w:rPr>
+          <w:b/>
+          <w:bCs/>
+        </w:rPr>
+        <w:t xml:space="preserve">local maximizer</w:t>
+      </w:r>
+      <w:r>
+        <w:t xml:space="preserve"> </w:t>
+      </w:r>
+      <w:r>
+        <w:t xml:space="preserve">of</w:t>
+      </w:r>
+      <w:r>
+        <w:t xml:space="preserve"> </w:t>
+      </w:r>
+      <m:oMath>
+        <m:r>
+          <m:t>f</m:t>
+        </m:r>
+      </m:oMath>
+      <w:r>
+        <w:t xml:space="preserve"> </w:t>
+      </w:r>
+      <w:r>
+        <w:t xml:space="preserve">if there is a number</w:t>
+      </w:r>
+      <w:r>
+        <w:t xml:space="preserve"> </w:t>
+      </w:r>
+      <m:oMath>
+        <m:r>
+          <m:t>δ</m:t>
+        </m:r>
+        <m:r>
+          <m:rPr>
+            <m:sty m:val="p"/>
+          </m:rPr>
+          <m:t>&gt;</m:t>
+        </m:r>
+        <m:r>
+          <m:t>0</m:t>
+        </m:r>
+      </m:oMath>
+      <w:r>
+        <w:t xml:space="preserve"> </w:t>
+      </w:r>
+      <w:r>
+        <w:t xml:space="preserve">such that</w:t>
+      </w:r>
+      <w:r>
+        <w:t xml:space="preserve"> </w:t>
+      </w:r>
+      <w:r>
+        <w:t xml:space="preserve">$f(\mathord{\smash[b]{\underset{\raise.3ex\hbox{$\scriptstyle\sim$}}{x}}\vphantom{x}}^*) \ge f(\mathord{\smash[b]{\underset{\raise.3ex\hbox{$\scriptstyle\sim$}}{x}}\vphantom{x}})$</w:t>
+      </w:r>
+      <w:r>
+        <w:t xml:space="preserve"> </w:t>
+      </w:r>
+      <w:r>
+        <w:t xml:space="preserve">for all</w:t>
+      </w:r>
+      <w:r>
+        <w:t xml:space="preserve"> </w:t>
+      </w:r>
+      <w:r>
+        <w:t xml:space="preserve">$\mathord{\smash[b]{\underset{\raise.3ex\hbox{$\scriptstyle\sim$}}{x}}\vphantom{x}}\in \mathbb{R}^p$</w:t>
+      </w:r>
+      <w:r>
+        <w:t xml:space="preserve"> </w:t>
+      </w:r>
+      <w:r>
+        <w:t xml:space="preserve">with</w:t>
+      </w:r>
+      <w:r>
+        <w:t xml:space="preserve"> </w:t>
+      </w:r>
+      <w:r>
+        <w:t xml:space="preserve">$\mathopen{}\left\lVert\mathord{\smash[b]{\underset{\raise.3ex\hbox{$\scriptstyle\sim$}}{x}}\vphantom{x}}- \mathord{\smash[b]{\underset{\raise.3ex\hbox{$\scriptstyle\sim$}}{x}}\vphantom{x}}^*\right\rVert\mathclose{} &lt; \delta$</w:t>
+      </w:r>
+      <w:r>
+        <w:t xml:space="preserve">.</w:t>
+      </w:r>
+    </w:p>
     <w:bookmarkEnd w:id="69"/>
-    <w:bookmarkStart w:id="110" w:name="sec-convexity-vector"/>
+    <w:bookmarkStart w:id="70" w:name="exm-local-maximizer"/>
+    <w:p>
+      <w:pPr>
+        <w:pStyle w:val="BodyText"/>
+      </w:pPr>
+      <w:r>
+        <w:rPr>
+          <w:b/>
+          <w:bCs/>
+        </w:rPr>
+        <w:t xml:space="preserve">Example 12 (A local maximizer)</w:t>
+      </w:r>
+      <w:r>
+        <w:t xml:space="preserve"> </w:t>
+      </w:r>
+      <w:r>
+        <w:t xml:space="preserve">Let</w:t>
+      </w:r>
+      <w:r>
+        <w:t xml:space="preserve"> </w:t>
+      </w:r>
+      <m:oMath>
+        <m:r>
+          <m:t>f</m:t>
+        </m:r>
+        <m:r>
+          <m:rPr>
+            <m:sty m:val="p"/>
+          </m:rPr>
+          <m:t>(</m:t>
+        </m:r>
+        <m:r>
+          <m:t>x</m:t>
+        </m:r>
+        <m:r>
+          <m:rPr>
+            <m:sty m:val="p"/>
+          </m:rPr>
+          <m:t>)</m:t>
+        </m:r>
+        <m:r>
+          <m:rPr>
+            <m:sty m:val="p"/>
+          </m:rPr>
+          <m:t>=</m:t>
+        </m:r>
+        <m:r>
+          <m:t>1</m:t>
+        </m:r>
+        <m:r>
+          <m:rPr>
+            <m:sty m:val="p"/>
+          </m:rPr>
+          <m:t>−</m:t>
+        </m:r>
+        <m:sSup>
+          <m:e>
+            <m:r>
+              <m:t>x</m:t>
+            </m:r>
+          </m:e>
+          <m:sup>
+            <m:r>
+              <m:t>2</m:t>
+            </m:r>
+          </m:sup>
+        </m:sSup>
+      </m:oMath>
+      <w:r>
+        <w:t xml:space="preserve">.</w:t>
+      </w:r>
+      <w:r>
+        <w:t xml:space="preserve"> </w:t>
+      </w:r>
+      <w:r>
+        <w:t xml:space="preserve">For every</w:t>
+      </w:r>
+      <w:r>
+        <w:t xml:space="preserve"> </w:t>
+      </w:r>
+      <m:oMath>
+        <m:r>
+          <m:t>x</m:t>
+        </m:r>
+        <m:r>
+          <m:rPr>
+            <m:sty m:val="p"/>
+          </m:rPr>
+          <m:t>∈</m:t>
+        </m:r>
+        <m:r>
+          <m:rPr>
+            <m:scr m:val="double-struck"/>
+            <m:sty m:val="p"/>
+          </m:rPr>
+          <m:t>R</m:t>
+        </m:r>
+      </m:oMath>
+      <w:r>
+        <w:t xml:space="preserve">,</w:t>
+      </w:r>
+    </w:p>
+    <w:p>
+      <w:pPr>
+        <w:pStyle w:val="BodyText"/>
+      </w:pPr>
+      <m:oMathPara>
+        <m:oMathParaPr>
+          <m:jc m:val="center"/>
+        </m:oMathParaPr>
+        <m:oMath>
+          <m:eqArr>
+            <m:e>
+              <m:r>
+                <m:t>f</m:t>
+              </m:r>
+              <m:r>
+                <m:rPr>
+                  <m:sty m:val="p"/>
+                </m:rPr>
+                <m:t>(</m:t>
+              </m:r>
+              <m:r>
+                <m:t>0</m:t>
+              </m:r>
+              <m:r>
+                <m:rPr>
+                  <m:sty m:val="p"/>
+                </m:rPr>
+                <m:t>)</m:t>
+              </m:r>
+              <m:r>
+                <m:rPr>
+                  <m:sty m:val="p"/>
+                </m:rPr>
+                <m:t>−</m:t>
+              </m:r>
+              <m:r>
+                <m:t>f</m:t>
+              </m:r>
+              <m:r>
+                <m:rPr>
+                  <m:sty m:val="p"/>
+                </m:rPr>
+                <m:t>(</m:t>
+              </m:r>
+              <m:r>
+                <m:t>x</m:t>
+              </m:r>
+              <m:r>
+                <m:rPr>
+                  <m:sty m:val="p"/>
+                </m:rPr>
+                <m:t>)</m:t>
+              </m:r>
+              <m:r>
+                <m:t>&amp;</m:t>
+              </m:r>
+              <m:r>
+                <m:rPr>
+                  <m:sty m:val="p"/>
+                </m:rPr>
+                <m:t>=</m:t>
+              </m:r>
+              <m:r>
+                <m:t>1</m:t>
+              </m:r>
+              <m:r>
+                <m:rPr>
+                  <m:sty m:val="p"/>
+                </m:rPr>
+                <m:t>−</m:t>
+              </m:r>
+              <m:r>
+                <m:rPr>
+                  <m:sty m:val="p"/>
+                </m:rPr>
+                <m:t>(</m:t>
+              </m:r>
+              <m:r>
+                <m:t>1</m:t>
+              </m:r>
+              <m:r>
+                <m:rPr>
+                  <m:sty m:val="p"/>
+                </m:rPr>
+                <m:t>−</m:t>
+              </m:r>
+              <m:sSup>
+                <m:e>
+                  <m:r>
+                    <m:t>x</m:t>
+                  </m:r>
+                </m:e>
+                <m:sup>
+                  <m:r>
+                    <m:t>2</m:t>
+                  </m:r>
+                </m:sup>
+              </m:sSup>
+              <m:r>
+                <m:rPr>
+                  <m:sty m:val="p"/>
+                </m:rPr>
+                <m:t>)</m:t>
+              </m:r>
+              <m:r>
+                <m:t>&amp;</m:t>
+              </m:r>
+              <m:r>
+                <m:t>&amp;</m:t>
+              </m:r>
+              <m:r>
+                <m:rPr>
+                  <m:nor/>
+                  <m:sty m:val="p"/>
+                </m:rPr>
+                <m:t>(substitute)</m:t>
+              </m:r>
+            </m:e>
+            <m:e>
+              <m:r>
+                <m:t>&amp;</m:t>
+              </m:r>
+              <m:r>
+                <m:rPr>
+                  <m:sty m:val="p"/>
+                </m:rPr>
+                <m:t>=</m:t>
+              </m:r>
+              <m:sSup>
+                <m:e>
+                  <m:r>
+                    <m:t>x</m:t>
+                  </m:r>
+                </m:e>
+                <m:sup>
+                  <m:r>
+                    <m:t>2</m:t>
+                  </m:r>
+                </m:sup>
+              </m:sSup>
+              <m:r>
+                <m:t>&amp;</m:t>
+              </m:r>
+              <m:r>
+                <m:t>&amp;</m:t>
+              </m:r>
+              <m:r>
+                <m:rPr>
+                  <m:nor/>
+                  <m:sty m:val="p"/>
+                </m:rPr>
+                <m:t>(simplify)</m:t>
+              </m:r>
+            </m:e>
+            <m:e>
+              <m:r>
+                <m:t>&amp;</m:t>
+              </m:r>
+              <m:r>
+                <m:rPr>
+                  <m:sty m:val="p"/>
+                </m:rPr>
+                <m:t>≥</m:t>
+              </m:r>
+              <m:r>
+                <m:t>0</m:t>
+              </m:r>
+              <m:r>
+                <m:rPr>
+                  <m:sty m:val="p"/>
+                </m:rPr>
+                <m:t>,</m:t>
+              </m:r>
+              <m:r>
+                <m:t>&amp;</m:t>
+              </m:r>
+              <m:r>
+                <m:t>&amp;</m:t>
+              </m:r>
+              <m:r>
+                <m:rPr>
+                  <m:nor/>
+                  <m:sty m:val="p"/>
+                </m:rPr>
+                <m:t>(a square)</m:t>
+              </m:r>
+            </m:e>
+          </m:eqArr>
+        </m:oMath>
+      </m:oMathPara>
+    </w:p>
+    <w:p>
+      <w:pPr>
+        <w:pStyle w:val="FirstParagraph"/>
+      </w:pPr>
+      <w:r>
+        <w:t xml:space="preserve">so</w:t>
+      </w:r>
+      <w:r>
+        <w:t xml:space="preserve"> </w:t>
+      </w:r>
+      <m:oMath>
+        <m:r>
+          <m:t>f</m:t>
+        </m:r>
+        <m:r>
+          <m:rPr>
+            <m:sty m:val="p"/>
+          </m:rPr>
+          <m:t>(</m:t>
+        </m:r>
+        <m:r>
+          <m:t>0</m:t>
+        </m:r>
+        <m:r>
+          <m:rPr>
+            <m:sty m:val="p"/>
+          </m:rPr>
+          <m:t>)</m:t>
+        </m:r>
+        <m:r>
+          <m:rPr>
+            <m:sty m:val="p"/>
+          </m:rPr>
+          <m:t>≥</m:t>
+        </m:r>
+        <m:r>
+          <m:t>f</m:t>
+        </m:r>
+        <m:r>
+          <m:rPr>
+            <m:sty m:val="p"/>
+          </m:rPr>
+          <m:t>(</m:t>
+        </m:r>
+        <m:r>
+          <m:t>x</m:t>
+        </m:r>
+        <m:r>
+          <m:rPr>
+            <m:sty m:val="p"/>
+          </m:rPr>
+          <m:t>)</m:t>
+        </m:r>
+      </m:oMath>
+      <w:r>
+        <w:t xml:space="preserve"> </w:t>
+      </w:r>
+      <w:r>
+        <w:t xml:space="preserve">for all</w:t>
+      </w:r>
+      <w:r>
+        <w:t xml:space="preserve"> </w:t>
+      </w:r>
+      <m:oMath>
+        <m:r>
+          <m:t>x</m:t>
+        </m:r>
+      </m:oMath>
+      <w:r>
+        <w:t xml:space="preserve">, and</w:t>
+      </w:r>
+      <w:r>
+        <w:t xml:space="preserve"> </w:t>
+      </w:r>
+      <m:oMath>
+        <m:r>
+          <m:t>0</m:t>
+        </m:r>
+      </m:oMath>
+      <w:r>
+        <w:t xml:space="preserve"> </w:t>
+      </w:r>
+      <w:r>
+        <w:t xml:space="preserve">is a local maximizer of</w:t>
+      </w:r>
+      <w:r>
+        <w:t xml:space="preserve"> </w:t>
+      </w:r>
+      <m:oMath>
+        <m:r>
+          <m:t>f</m:t>
+        </m:r>
+      </m:oMath>
+      <w:r>
+        <w:t xml:space="preserve"> </w:t>
+      </w:r>
+      <w:r>
+        <w:t xml:space="preserve">with any</w:t>
+      </w:r>
+      <w:r>
+        <w:t xml:space="preserve"> </w:t>
+      </w:r>
+      <m:oMath>
+        <m:r>
+          <m:t>δ</m:t>
+        </m:r>
+        <m:r>
+          <m:rPr>
+            <m:sty m:val="p"/>
+          </m:rPr>
+          <m:t>&gt;</m:t>
+        </m:r>
+        <m:r>
+          <m:t>0</m:t>
+        </m:r>
+      </m:oMath>
+      <w:r>
+        <w:t xml:space="preserve">.</w:t>
+      </w:r>
+    </w:p>
+    <w:bookmarkEnd w:id="70"/>
+    <w:bookmarkStart w:id="71" w:name="def-saddle-point"/>
+    <w:p>
+      <w:pPr>
+        <w:pStyle w:val="BodyText"/>
+      </w:pPr>
+      <w:r>
+        <w:rPr>
+          <w:b/>
+          <w:bCs/>
+        </w:rPr>
+        <w:t xml:space="preserve">Definition 4 (Saddle point)</w:t>
+      </w:r>
+      <w:r>
+        <w:t xml:space="preserve"> </w:t>
+      </w:r>
+      <w:r>
+        <w:t xml:space="preserve">Let</w:t>
+      </w:r>
+      <w:r>
+        <w:t xml:space="preserve"> </w:t>
+      </w:r>
+      <m:oMath>
+        <m:r>
+          <m:t>f</m:t>
+        </m:r>
+        <m:r>
+          <m:rPr>
+            <m:sty m:val="p"/>
+          </m:rPr>
+          <m:t>:</m:t>
+        </m:r>
+        <m:sSup>
+          <m:e>
+            <m:r>
+              <m:rPr>
+                <m:scr m:val="double-struck"/>
+                <m:sty m:val="p"/>
+              </m:rPr>
+              <m:t>R</m:t>
+            </m:r>
+          </m:e>
+          <m:sup>
+            <m:r>
+              <m:t>p</m:t>
+            </m:r>
+          </m:sup>
+        </m:sSup>
+        <m:r>
+          <m:rPr>
+            <m:sty m:val="p"/>
+          </m:rPr>
+          <m:t>→</m:t>
+        </m:r>
+        <m:r>
+          <m:rPr>
+            <m:scr m:val="double-struck"/>
+            <m:sty m:val="p"/>
+          </m:rPr>
+          <m:t>R</m:t>
+        </m:r>
+      </m:oMath>
+      <w:r>
+        <w:t xml:space="preserve">.</w:t>
+      </w:r>
+      <w:r>
+        <w:t xml:space="preserve"> </w:t>
+      </w:r>
+      <w:r>
+        <w:t xml:space="preserve">A</w:t>
+      </w:r>
+      <w:r>
+        <w:t xml:space="preserve"> </w:t>
+      </w:r>
+      <w:hyperlink w:anchor="def-stationary-point">
+        <w:r>
+          <w:rPr>
+            <w:rStyle w:val="Hyperlink"/>
+          </w:rPr>
+          <w:t xml:space="preserve">stationary point</w:t>
+        </w:r>
+      </w:hyperlink>
+      <w:r>
+        <w:t xml:space="preserve"> </w:t>
+      </w:r>
+      <w:r>
+        <w:t xml:space="preserve">of</w:t>
+      </w:r>
+      <w:r>
+        <w:t xml:space="preserve"> </w:t>
+      </w:r>
+      <m:oMath>
+        <m:r>
+          <m:t>f</m:t>
+        </m:r>
+      </m:oMath>
+      <w:r>
+        <w:t xml:space="preserve"> </w:t>
+      </w:r>
+      <w:r>
+        <w:t xml:space="preserve">that is</w:t>
+      </w:r>
+      <w:r>
+        <w:t xml:space="preserve"> </w:t>
+      </w:r>
+      <w:r>
+        <w:t xml:space="preserve">neither a</w:t>
+      </w:r>
+      <w:r>
+        <w:t xml:space="preserve"> </w:t>
+      </w:r>
+      <w:hyperlink r:id="rId21">
+        <w:r>
+          <w:rPr>
+            <w:rStyle w:val="Hyperlink"/>
+          </w:rPr>
+          <w:t xml:space="preserve">local minimizer</w:t>
+        </w:r>
+      </w:hyperlink>
+      <w:r>
+        <w:t xml:space="preserve"> </w:t>
+      </w:r>
+      <w:r>
+        <w:t xml:space="preserve">nor a</w:t>
+      </w:r>
+      <w:r>
+        <w:t xml:space="preserve"> </w:t>
+      </w:r>
+      <w:hyperlink w:anchor="def-local-maximizer">
+        <w:r>
+          <w:rPr>
+            <w:rStyle w:val="Hyperlink"/>
+          </w:rPr>
+          <w:t xml:space="preserve">local maximizer</w:t>
+        </w:r>
+      </w:hyperlink>
+      <w:r>
+        <w:t xml:space="preserve"> </w:t>
+      </w:r>
+      <w:r>
+        <w:t xml:space="preserve">of</w:t>
+      </w:r>
+      <w:r>
+        <w:t xml:space="preserve"> </w:t>
+      </w:r>
+      <m:oMath>
+        <m:r>
+          <m:t>f</m:t>
+        </m:r>
+      </m:oMath>
+      <w:r>
+        <w:t xml:space="preserve"> </w:t>
+      </w:r>
+      <w:r>
+        <w:t xml:space="preserve">is a</w:t>
+      </w:r>
+      <w:r>
+        <w:t xml:space="preserve"> </w:t>
+      </w:r>
+      <w:r>
+        <w:rPr>
+          <w:b/>
+          <w:bCs/>
+        </w:rPr>
+        <w:t xml:space="preserve">saddle point</w:t>
+      </w:r>
+      <w:r>
+        <w:t xml:space="preserve"> </w:t>
+      </w:r>
+      <w:r>
+        <w:t xml:space="preserve">of</w:t>
+      </w:r>
+      <w:r>
+        <w:t xml:space="preserve"> </w:t>
+      </w:r>
+      <m:oMath>
+        <m:r>
+          <m:t>f</m:t>
+        </m:r>
+      </m:oMath>
+      <w:r>
+        <w:t xml:space="preserve">.</w:t>
+      </w:r>
+    </w:p>
+    <w:bookmarkEnd w:id="71"/>
+    <w:bookmarkStart w:id="72" w:name="exm-saddle-point"/>
+    <w:p>
+      <w:pPr>
+        <w:pStyle w:val="BodyText"/>
+      </w:pPr>
+      <w:r>
+        <w:rPr>
+          <w:b/>
+          <w:bCs/>
+        </w:rPr>
+        <w:t xml:space="preserve">Example 13 (A saddle point)</w:t>
+      </w:r>
+      <w:r>
+        <w:t xml:space="preserve"> </w:t>
+      </w:r>
+      <w:r>
+        <w:t xml:space="preserve">Let</w:t>
+      </w:r>
+      <w:r>
+        <w:t xml:space="preserve"> </w:t>
+      </w:r>
+      <w:r>
+        <w:t xml:space="preserve">$f(\mathord{\smash[b]{\underset{\raise.3ex\hbox{$\scriptstyle\sim$}}{x}}\vphantom{x}}) = x_1^2 - x_2^2$</w:t>
+      </w:r>
+      <w:r>
+        <w:t xml:space="preserve">.</w:t>
+      </w:r>
+      <w:r>
+        <w:t xml:space="preserve"> </w:t>
+      </w:r>
+      <w:r>
+        <w:t xml:space="preserve">Its gradient is</w:t>
+      </w:r>
+      <w:r>
+        <w:t xml:space="preserve"> </w:t>
+      </w:r>
+      <m:oMath>
+        <m:sSup>
+          <m:e>
+            <m:r>
+              <m:rPr>
+                <m:sty m:val="p"/>
+              </m:rPr>
+              <m:t>(</m:t>
+            </m:r>
+            <m:r>
+              <m:t>2</m:t>
+            </m:r>
+            <m:sSub>
+              <m:e>
+                <m:r>
+                  <m:t>x</m:t>
+                </m:r>
+              </m:e>
+              <m:sub>
+                <m:r>
+                  <m:t>1</m:t>
+                </m:r>
+              </m:sub>
+            </m:sSub>
+            <m:r>
+              <m:rPr>
+                <m:sty m:val="p"/>
+              </m:rPr>
+              <m:t>,</m:t>
+            </m:r>
+            <m:r>
+              <m:t> </m:t>
+            </m:r>
+            <m:r>
+              <m:rPr>
+                <m:sty m:val="p"/>
+              </m:rPr>
+              <m:t>−</m:t>
+            </m:r>
+            <m:r>
+              <m:t>2</m:t>
+            </m:r>
+            <m:sSub>
+              <m:e>
+                <m:r>
+                  <m:t>x</m:t>
+                </m:r>
+              </m:e>
+              <m:sub>
+                <m:r>
+                  <m:t>2</m:t>
+                </m:r>
+              </m:sub>
+            </m:sSub>
+            <m:r>
+              <m:rPr>
+                <m:sty m:val="p"/>
+              </m:rPr>
+              <m:t>)</m:t>
+            </m:r>
+          </m:e>
+          <m:sup>
+            <m:r>
+              <m:rPr>
+                <m:sty m:val="p"/>
+              </m:rPr>
+              <m:t>⊤</m:t>
+            </m:r>
+          </m:sup>
+        </m:sSup>
+      </m:oMath>
+      <w:r>
+        <w:t xml:space="preserve">, which is</w:t>
+      </w:r>
+      <w:r>
+        <w:t xml:space="preserve"> </w:t>
+      </w:r>
+      <w:r>
+        <w:t xml:space="preserve">$\mathord{\smash[b]{\underset{\raise.3ex\hbox{$\scriptstyle\sim$}}{0}}\vphantom{0}}_{2 \times 1}$</w:t>
+      </w:r>
+      <w:r>
+        <w:t xml:space="preserve"> </w:t>
+      </w:r>
+      <w:r>
+        <w:t xml:space="preserve">only at</w:t>
+      </w:r>
+      <w:r>
+        <w:t xml:space="preserve"> </w:t>
+      </w:r>
+      <w:r>
+        <w:t xml:space="preserve">$\mathord{\smash[b]{\underset{\raise.3ex\hbox{$\scriptstyle\sim$}}{x}}\vphantom{x}}= \mathord{\smash[b]{\underset{\raise.3ex\hbox{$\scriptstyle\sim$}}{0}}\vphantom{0}}_{2 \times 1}$</w:t>
+      </w:r>
+      <w:r>
+        <w:t xml:space="preserve">,</w:t>
+      </w:r>
+      <w:r>
+        <w:t xml:space="preserve"> </w:t>
+      </w:r>
+      <w:r>
+        <w:t xml:space="preserve">so</w:t>
+      </w:r>
+      <w:r>
+        <w:t xml:space="preserve"> </w:t>
+      </w:r>
+      <w:r>
+        <w:t xml:space="preserve">$\mathord{\smash[b]{\underset{\raise.3ex\hbox{$\scriptstyle\sim$}}{0}}\vphantom{0}}_{2 \times 1}$</w:t>
+      </w:r>
+      <w:r>
+        <w:t xml:space="preserve"> </w:t>
+      </w:r>
+      <w:r>
+        <w:t xml:space="preserve">is a stationary point.</w:t>
+      </w:r>
+      <w:r>
+        <w:t xml:space="preserve"> </w:t>
+      </w:r>
+      <w:r>
+        <w:t xml:space="preserve">For every</w:t>
+      </w:r>
+      <w:r>
+        <w:t xml:space="preserve"> </w:t>
+      </w:r>
+      <m:oMath>
+        <m:r>
+          <m:t>t</m:t>
+        </m:r>
+        <m:r>
+          <m:rPr>
+            <m:sty m:val="p"/>
+          </m:rPr>
+          <m:t>≠</m:t>
+        </m:r>
+        <m:r>
+          <m:t>0</m:t>
+        </m:r>
+      </m:oMath>
+      <w:r>
+        <w:t xml:space="preserve">,</w:t>
+      </w:r>
+    </w:p>
+    <w:p>
+      <w:pPr>
+        <w:pStyle w:val="BodyText"/>
+      </w:pPr>
+      <w:r>
+        <w:t xml:space="preserve">$$
+    \begin{aligned}
+    f(t, 0)
+    &amp;= t^2
+    &amp;&amp; \text{(substitute)}
+    \\
+    &amp;&gt; 0
+    &amp;&amp; \text{(} t \ne 0 \text{)}
+    \\
+    &amp;= f(\mathord{\smash[b]{\underset{\raise.3ex\hbox{$\scriptstyle\sim$}}{0}}\vphantom{0}}_{2 \times 1}),
+    &amp;&amp; \text{(substitute)}
+    \\
+    f(0, t)
+    &amp;= -t^2
+    &amp;&amp; \text{(substitute)}
+    \\
+    &amp;&lt; 0
+    &amp;&amp; \text{(} t \ne 0 \text{)}
+    \\
+    &amp;= f(\mathord{\smash[b]{\underset{\raise.3ex\hbox{$\scriptstyle\sim$}}{0}}\vphantom{0}}_{2 \times 1}).
+    &amp;&amp; \text{(substitute)}
+    \end{aligned}
+    $$</w:t>
+      </w:r>
+    </w:p>
+    <w:p>
+      <w:pPr>
+        <w:pStyle w:val="FirstParagraph"/>
+      </w:pPr>
+      <w:r>
+        <w:t xml:space="preserve">So every ball around</w:t>
+      </w:r>
+      <w:r>
+        <w:t xml:space="preserve"> </w:t>
+      </w:r>
+      <w:r>
+        <w:t xml:space="preserve">$\mathord{\smash[b]{\underset{\raise.3ex\hbox{$\scriptstyle\sim$}}{0}}\vphantom{0}}_{2 \times 1}$</w:t>
+      </w:r>
+      <w:r>
+        <w:t xml:space="preserve"> </w:t>
+      </w:r>
+      <w:r>
+        <w:t xml:space="preserve">contains a point with a larger value of</w:t>
+      </w:r>
+      <w:r>
+        <w:t xml:space="preserve"> </w:t>
+      </w:r>
+      <m:oMath>
+        <m:r>
+          <m:t>f</m:t>
+        </m:r>
+      </m:oMath>
+      <w:r>
+        <w:t xml:space="preserve"> </w:t>
+      </w:r>
+      <w:r>
+        <w:t xml:space="preserve">and a point with a smaller one.</w:t>
+      </w:r>
+      <w:r>
+        <w:t xml:space="preserve"> </w:t>
+      </w:r>
+      <w:r>
+        <w:t xml:space="preserve">Hence</w:t>
+      </w:r>
+      <w:r>
+        <w:t xml:space="preserve"> </w:t>
+      </w:r>
+      <w:r>
+        <w:t xml:space="preserve">$\mathord{\smash[b]{\underset{\raise.3ex\hbox{$\scriptstyle\sim$}}{0}}\vphantom{0}}_{2 \times 1}$</w:t>
+      </w:r>
+      <w:r>
+        <w:t xml:space="preserve"> </w:t>
+      </w:r>
+      <w:r>
+        <w:t xml:space="preserve">is neither a local minimizer nor a local maximizer,</w:t>
+      </w:r>
+      <w:r>
+        <w:t xml:space="preserve"> </w:t>
+      </w:r>
+      <w:r>
+        <w:t xml:space="preserve">and it is a saddle point.</w:t>
+      </w:r>
+    </w:p>
+    <w:bookmarkEnd w:id="72"/>
+    <w:bookmarkEnd w:id="73"/>
+    <w:bookmarkStart w:id="114" w:name="sec-convexity-vector"/>
     <w:p>
       <w:pPr>
         <w:pStyle w:val="Heading2"/>
@@ -12134,12 +13167,12 @@
                 <wp:inline>
                   <wp:extent cx="152400" cy="152400"/>
                   <wp:effectExtent b="0" l="0" r="0" t="0"/>
-                  <wp:docPr descr="" title="" id="70" name="Picture"/>
+                  <wp:docPr descr="" title="" id="74" name="Picture"/>
                   <a:graphic>
                     <a:graphicData uri="http://schemas.openxmlformats.org/drawingml/2006/picture">
                       <pic:pic>
                         <pic:nvPicPr>
-                          <pic:cNvPr descr="/opt/quarto/share/formats/docx/note.png" id="71" name="Picture"/>
+                          <pic:cNvPr descr="/opt/quarto/share/formats/docx/note.png" id="75" name="Picture"/>
                           <pic:cNvPicPr>
                             <a:picLocks noChangeArrowheads="1" noChangeAspect="1"/>
                           </pic:cNvPicPr>
@@ -12407,7 +13440,7 @@
         </w:tc>
       </w:tr>
     </w:tbl>
-    <w:bookmarkStart w:id="72" w:name="def-convex-set"/>
+    <w:bookmarkStart w:id="76" w:name="def-convex-set"/>
     <w:p>
       <w:pPr>
         <w:pStyle w:val="FirstParagraph"/>
@@ -12417,7 +13450,7 @@
           <w:b/>
           <w:bCs/>
         </w:rPr>
-        <w:t xml:space="preserve">Definition 3 (Convex set)</w:t>
+        <w:t xml:space="preserve">Definition 5 (Convex set)</w:t>
       </w:r>
       <w:r>
         <w:t xml:space="preserve"> </w:t>
@@ -12574,8 +13607,8 @@
         <w:t xml:space="preserve">contains the whole line segment between any two of its points.</w:t>
       </w:r>
     </w:p>
-    <w:bookmarkEnd w:id="72"/>
-    <w:bookmarkStart w:id="76" w:name="exm-convex-set"/>
+    <w:bookmarkEnd w:id="76"/>
+    <w:bookmarkStart w:id="80" w:name="exm-convex-set"/>
     <w:p>
       <w:pPr>
         <w:pStyle w:val="BodyText"/>
@@ -12585,7 +13618,7 @@
           <w:b/>
           <w:bCs/>
         </w:rPr>
-        <w:t xml:space="preserve">Example 12 (Convex sets)</w:t>
+        <w:t xml:space="preserve">Example 14 (Convex sets)</w:t>
       </w:r>
       <w:r>
         <w:t xml:space="preserve"> </w:t>
@@ -12636,7 +13669,7 @@
       <w:r>
         <w:t xml:space="preserve">The closed ball (</w:t>
       </w:r>
-      <w:hyperlink r:id="rId73">
+      <w:hyperlink r:id="rId77">
         <w:r>
           <w:rPr>
             <w:rStyle w:val="Hyperlink"/>
@@ -12755,7 +13788,7 @@
       <w:r>
         <w:t xml:space="preserve"> </w:t>
       </w:r>
-      <w:hyperlink r:id="rId74">
+      <w:hyperlink r:id="rId78">
         <w:r>
           <w:rPr>
             <w:rStyle w:val="Hyperlink"/>
@@ -12775,7 +13808,7 @@
       <w:r>
         <w:t xml:space="preserve"> </w:t>
       </w:r>
-      <w:hyperlink r:id="rId75">
+      <w:hyperlink r:id="rId79">
         <w:r>
           <w:rPr>
             <w:rStyle w:val="Hyperlink"/>
@@ -12787,8 +13820,8 @@
         <w:t xml:space="preserve">.</w:t>
       </w:r>
     </w:p>
-    <w:bookmarkEnd w:id="76"/>
-    <w:bookmarkStart w:id="77" w:name="exm-not-convex-set"/>
+    <w:bookmarkEnd w:id="80"/>
+    <w:bookmarkStart w:id="81" w:name="exm-not-convex-set"/>
     <w:p>
       <w:pPr>
         <w:pStyle w:val="FirstParagraph"/>
@@ -12798,7 +13831,7 @@
           <w:b/>
           <w:bCs/>
         </w:rPr>
-        <w:t xml:space="preserve">Example 13 (A set that is not convex)</w:t>
+        <w:t xml:space="preserve">Example 15 (A set that is not convex)</w:t>
       </w:r>
       <w:r>
         <w:t xml:space="preserve"> </w:t>
@@ -13065,8 +14098,8 @@
         <w:t xml:space="preserve">is not.</w:t>
       </w:r>
     </w:p>
-    <w:bookmarkEnd w:id="77"/>
-    <w:bookmarkStart w:id="78" w:name="def-half-space"/>
+    <w:bookmarkEnd w:id="81"/>
+    <w:bookmarkStart w:id="82" w:name="def-half-space"/>
     <w:p>
       <w:pPr>
         <w:pStyle w:val="BodyText"/>
@@ -13076,7 +14109,7 @@
           <w:b/>
           <w:bCs/>
         </w:rPr>
-        <w:t xml:space="preserve">Definition 4 (Half-space)</w:t>
+        <w:t xml:space="preserve">Definition 6 (Half-space)</w:t>
       </w:r>
       <w:r>
         <w:t xml:space="preserve"> </w:t>
@@ -13200,8 +14233,8 @@
         <w:t xml:space="preserve">.</w:t>
       </w:r>
     </w:p>
-    <w:bookmarkEnd w:id="78"/>
-    <w:bookmarkStart w:id="79" w:name="exm-half-space"/>
+    <w:bookmarkEnd w:id="82"/>
+    <w:bookmarkStart w:id="83" w:name="exm-half-space"/>
     <w:p>
       <w:pPr>
         <w:pStyle w:val="BodyText"/>
@@ -13211,7 +14244,7 @@
           <w:b/>
           <w:bCs/>
         </w:rPr>
-        <w:t xml:space="preserve">Example 14 (The right half-plane)</w:t>
+        <w:t xml:space="preserve">Example 16 (The right half-plane)</w:t>
       </w:r>
       <w:r>
         <w:t xml:space="preserve"> </w:t>
@@ -13495,8 +14528,8 @@
         <w:t xml:space="preserve">.</w:t>
       </w:r>
     </w:p>
-    <w:bookmarkEnd w:id="79"/>
-    <w:bookmarkStart w:id="80" w:name="thm-convex-intersection"/>
+    <w:bookmarkEnd w:id="83"/>
+    <w:bookmarkStart w:id="84" w:name="thm-convex-intersection"/>
     <w:p>
       <w:pPr>
         <w:pStyle w:val="BodyText"/>
@@ -13592,7 +14625,7 @@
           <w:rPr>
             <w:rStyle w:val="Hyperlink"/>
           </w:rPr>
-          <w:t xml:space="preserve">Definition 3</w:t>
+          <w:t xml:space="preserve">Definition 5</w:t>
         </w:r>
       </w:hyperlink>
       <w:r>
@@ -13646,7 +14679,7 @@
         <w:t xml:space="preserve">is convex.</w:t>
       </w:r>
     </w:p>
-    <w:bookmarkEnd w:id="80"/>
+    <w:bookmarkEnd w:id="84"/>
     <w:p>
       <w:pPr>
         <w:pStyle w:val="BodyText"/>
@@ -13795,7 +14828,7 @@
         <w:t xml:space="preserve">.</w:t>
       </w:r>
     </w:p>
-    <w:bookmarkStart w:id="82" w:name="exm-convex-intersection"/>
+    <w:bookmarkStart w:id="86" w:name="exm-convex-intersection"/>
     <w:p>
       <w:pPr>
         <w:pStyle w:val="BodyText"/>
@@ -13805,7 +14838,7 @@
           <w:b/>
           <w:bCs/>
         </w:rPr>
-        <w:t xml:space="preserve">Example 15 (Intersecting a ball with a half-plane)</w:t>
+        <w:t xml:space="preserve">Example 17 (Intersecting a ball with a half-plane)</w:t>
       </w:r>
       <w:r>
         <w:t xml:space="preserve"> </w:t>
@@ -13813,7 +14846,7 @@
       <w:r>
         <w:t xml:space="preserve">The closed unit ball (</w:t>
       </w:r>
-      <w:hyperlink r:id="rId81">
+      <w:hyperlink r:id="rId85">
         <w:r>
           <w:rPr>
             <w:rStyle w:val="Hyperlink"/>
@@ -13856,7 +14889,7 @@
           <w:rPr>
             <w:rStyle w:val="Hyperlink"/>
           </w:rPr>
-          <w:t xml:space="preserve">Example 12</w:t>
+          <w:t xml:space="preserve">Example 14</w:t>
         </w:r>
       </w:hyperlink>
       <w:r>
@@ -13873,7 +14906,7 @@
           <w:rPr>
             <w:rStyle w:val="Hyperlink"/>
           </w:rPr>
-          <w:t xml:space="preserve">Definition 4</w:t>
+          <w:t xml:space="preserve">Definition 6</w:t>
         </w:r>
       </w:hyperlink>
       <w:r>
@@ -14253,15 +15286,15 @@
           <w:rPr>
             <w:rStyle w:val="Hyperlink"/>
           </w:rPr>
-          <w:t xml:space="preserve">Example 13</w:t>
+          <w:t xml:space="preserve">Example 15</w:t>
         </w:r>
       </w:hyperlink>
       <w:r>
         <w:t xml:space="preserve">.</w:t>
       </w:r>
     </w:p>
-    <w:bookmarkEnd w:id="82"/>
-    <w:bookmarkStart w:id="83" w:name="def-strictly-convex"/>
+    <w:bookmarkEnd w:id="86"/>
+    <w:bookmarkStart w:id="87" w:name="def-strictly-convex"/>
     <w:p>
       <w:pPr>
         <w:pStyle w:val="BodyText"/>
@@ -14271,7 +15304,7 @@
           <w:b/>
           <w:bCs/>
         </w:rPr>
-        <w:t xml:space="preserve">Definition 5 (Strictly convex function)</w:t>
+        <w:t xml:space="preserve">Definition 7 (Strictly convex function)</w:t>
       </w:r>
       <w:r>
         <w:t xml:space="preserve"> </w:t>
@@ -14437,8 +15470,8 @@
         <w:t xml:space="preserve">.</w:t>
       </w:r>
     </w:p>
-    <w:bookmarkEnd w:id="83"/>
-    <w:bookmarkStart w:id="85" w:name="def-concave"/>
+    <w:bookmarkEnd w:id="87"/>
+    <w:bookmarkStart w:id="89" w:name="def-concave"/>
     <w:p>
       <w:pPr>
         <w:pStyle w:val="BodyText"/>
@@ -14448,7 +15481,7 @@
           <w:b/>
           <w:bCs/>
         </w:rPr>
-        <w:t xml:space="preserve">Definition 6 (Concave function)</w:t>
+        <w:t xml:space="preserve">Definition 8 (Concave function)</w:t>
       </w:r>
       <w:r>
         <w:t xml:space="preserve"> </w:t>
@@ -14544,7 +15577,7 @@
       <w:r>
         <w:t xml:space="preserve"> </w:t>
       </w:r>
-      <w:hyperlink r:id="rId84">
+      <w:hyperlink r:id="rId88">
         <w:r>
           <w:rPr>
             <w:rStyle w:val="Hyperlink"/>
@@ -14556,8 +15589,8 @@
         <w:t xml:space="preserve">.</w:t>
       </w:r>
     </w:p>
-    <w:bookmarkEnd w:id="85"/>
-    <w:bookmarkStart w:id="86" w:name="def-strictly-concave"/>
+    <w:bookmarkEnd w:id="89"/>
+    <w:bookmarkStart w:id="90" w:name="def-strictly-concave"/>
     <w:p>
       <w:pPr>
         <w:pStyle w:val="BodyText"/>
@@ -14567,7 +15600,7 @@
           <w:b/>
           <w:bCs/>
         </w:rPr>
-        <w:t xml:space="preserve">Definition 7 (Strictly concave function)</w:t>
+        <w:t xml:space="preserve">Definition 9 (Strictly concave function)</w:t>
       </w:r>
       <w:r>
         <w:t xml:space="preserve"> </w:t>
@@ -14665,15 +15698,15 @@
           <w:rPr>
             <w:rStyle w:val="Hyperlink"/>
           </w:rPr>
-          <w:t xml:space="preserve">Definition 5</w:t>
+          <w:t xml:space="preserve">Definition 7</w:t>
         </w:r>
       </w:hyperlink>
       <w:r>
         <w:t xml:space="preserve">).</w:t>
       </w:r>
     </w:p>
-    <w:bookmarkEnd w:id="86"/>
-    <w:bookmarkStart w:id="87" w:name="exm-strictly-convex"/>
+    <w:bookmarkEnd w:id="90"/>
+    <w:bookmarkStart w:id="91" w:name="exm-strictly-convex"/>
     <w:p>
       <w:pPr>
         <w:pStyle w:val="BodyText"/>
@@ -14683,7 +15716,7 @@
           <w:b/>
           <w:bCs/>
         </w:rPr>
-        <w:t xml:space="preserve">Example 16 (Strictly convex, and convex but not strictly)</w:t>
+        <w:t xml:space="preserve">Example 18 (Strictly convex, and convex but not strictly)</w:t>
       </w:r>
       <w:r>
         <w:t xml:space="preserve"> </w:t>
@@ -15995,8 +17028,8 @@
         <w:t xml:space="preserve">It is also concave.</w:t>
       </w:r>
     </w:p>
-    <w:bookmarkEnd w:id="87"/>
-    <w:bookmarkStart w:id="88" w:name="thm-convex-max"/>
+    <w:bookmarkEnd w:id="91"/>
+    <w:bookmarkStart w:id="92" w:name="thm-convex-max"/>
     <w:p>
       <w:pPr>
         <w:pStyle w:val="FirstParagraph"/>
@@ -16063,7 +17096,7 @@
       <w:r>
         <w:t xml:space="preserve"> </w:t>
       </w:r>
-      <w:hyperlink r:id="rId84">
+      <w:hyperlink r:id="rId88">
         <w:r>
           <w:rPr>
             <w:rStyle w:val="Hyperlink"/>
@@ -16120,7 +17153,7 @@
         <w:t xml:space="preserve">is convex.</w:t>
       </w:r>
     </w:p>
-    <w:bookmarkEnd w:id="88"/>
+    <w:bookmarkEnd w:id="92"/>
     <w:p>
       <w:pPr>
         <w:pStyle w:val="BodyText"/>
@@ -16331,7 +17364,7 @@
         <w:t xml:space="preserve">is too.</w:t>
       </w:r>
     </w:p>
-    <w:bookmarkStart w:id="89" w:name="exm-convex-max"/>
+    <w:bookmarkStart w:id="93" w:name="exm-convex-max"/>
     <w:p>
       <w:pPr>
         <w:pStyle w:val="BodyText"/>
@@ -16341,7 +17374,7 @@
           <w:b/>
           <w:bCs/>
         </w:rPr>
-        <w:t xml:space="preserve">Example 17 (A maximum is convex; a minimum need not be)</w:t>
+        <w:t xml:space="preserve">Example 19 (A maximum is convex; a minimum need not be)</w:t>
       </w:r>
       <w:r>
         <w:t xml:space="preserve"> </w:t>
@@ -16435,7 +17468,7 @@
           <w:rPr>
             <w:rStyle w:val="Hyperlink"/>
           </w:rPr>
-          <w:t xml:space="preserve">Example 16</w:t>
+          <w:t xml:space="preserve">Example 18</w:t>
         </w:r>
       </w:hyperlink>
       <w:r>
@@ -17033,8 +18066,8 @@
         </m:oMath>
       </m:oMathPara>
     </w:p>
-    <w:bookmarkEnd w:id="89"/>
-    <w:bookmarkStart w:id="91" w:name="def-epigraph"/>
+    <w:bookmarkEnd w:id="93"/>
+    <w:bookmarkStart w:id="95" w:name="def-epigraph"/>
     <w:p>
       <w:pPr>
         <w:pStyle w:val="FirstParagraph"/>
@@ -17044,7 +18077,7 @@
           <w:b/>
           <w:bCs/>
         </w:rPr>
-        <w:t xml:space="preserve">Definition 8 (Epigraph)</w:t>
+        <w:t xml:space="preserve">Definition 10 (Epigraph)</w:t>
       </w:r>
       <w:r>
         <w:t xml:space="preserve"> </w:t>
@@ -17120,7 +18153,7 @@
       <w:r>
         <w:t xml:space="preserve"> </w:t>
       </w:r>
-      <w:hyperlink r:id="rId90">
+      <w:hyperlink r:id="rId94">
         <w:r>
           <w:rPr>
             <w:rStyle w:val="Hyperlink"/>
@@ -17313,8 +18346,8 @@
         <w:t xml:space="preserve">and sums and multiples of pairs are taken entry by entry.</w:t>
       </w:r>
     </w:p>
-    <w:bookmarkEnd w:id="91"/>
-    <w:bookmarkStart w:id="92" w:name="exm-def-epigraph"/>
+    <w:bookmarkEnd w:id="95"/>
+    <w:bookmarkStart w:id="96" w:name="exm-def-epigraph"/>
     <w:p>
       <w:pPr>
         <w:pStyle w:val="BodyText"/>
@@ -17324,7 +18357,7 @@
           <w:b/>
           <w:bCs/>
         </w:rPr>
-        <w:t xml:space="preserve">Example 18 (The epigraph of</w:t>
+        <w:t xml:space="preserve">Example 20 (The epigraph of</w:t>
       </w:r>
       <w:r>
         <w:rPr>
@@ -17710,8 +18743,8 @@
         <w:t xml:space="preserve">.</w:t>
       </w:r>
     </w:p>
-    <w:bookmarkEnd w:id="92"/>
-    <w:bookmarkStart w:id="93" w:name="thm-epigraph"/>
+    <w:bookmarkEnd w:id="96"/>
+    <w:bookmarkStart w:id="97" w:name="thm-epigraph"/>
     <w:p>
       <w:pPr>
         <w:pStyle w:val="BodyText"/>
@@ -17775,7 +18808,7 @@
       <w:r>
         <w:t xml:space="preserve"> </w:t>
       </w:r>
-      <w:hyperlink r:id="rId84">
+      <w:hyperlink r:id="rId88">
         <w:r>
           <w:rPr>
             <w:rStyle w:val="Hyperlink"/>
@@ -17794,7 +18827,7 @@
           <w:rPr>
             <w:rStyle w:val="Hyperlink"/>
           </w:rPr>
-          <w:t xml:space="preserve">Definition 8</w:t>
+          <w:t xml:space="preserve">Definition 10</w:t>
         </w:r>
       </w:hyperlink>
       <w:r>
@@ -17805,14 +18838,14 @@
           <w:rPr>
             <w:rStyle w:val="Hyperlink"/>
           </w:rPr>
-          <w:t xml:space="preserve">Definition 3</w:t>
+          <w:t xml:space="preserve">Definition 5</w:t>
         </w:r>
       </w:hyperlink>
       <w:r>
         <w:t xml:space="preserve">).</w:t>
       </w:r>
     </w:p>
-    <w:bookmarkEnd w:id="93"/>
+    <w:bookmarkEnd w:id="97"/>
     <w:p>
       <w:pPr>
         <w:pStyle w:val="BodyText"/>
@@ -18019,7 +19052,7 @@
           <w:rPr>
             <w:rStyle w:val="Hyperlink"/>
           </w:rPr>
-          <w:t xml:space="preserve">Definition 8</w:t>
+          <w:t xml:space="preserve">Definition 10</w:t>
         </w:r>
       </w:hyperlink>
       <w:r>
@@ -18219,7 +19252,7 @@
         <w:t xml:space="preserve">.</w:t>
       </w:r>
     </w:p>
-    <w:bookmarkStart w:id="94" w:name="exm-epigraph"/>
+    <w:bookmarkStart w:id="98" w:name="exm-epigraph"/>
     <w:p>
       <w:pPr>
         <w:pStyle w:val="BodyText"/>
@@ -18229,7 +19262,7 @@
           <w:b/>
           <w:bCs/>
         </w:rPr>
-        <w:t xml:space="preserve">Example 19 (Two epigraphs)</w:t>
+        <w:t xml:space="preserve">Example 21 (Two epigraphs)</w:t>
       </w:r>
       <w:r>
         <w:t xml:space="preserve"> </w:t>
@@ -19348,8 +20381,8 @@
         <w:t xml:space="preserve">is not convex.</w:t>
       </w:r>
     </w:p>
-    <w:bookmarkEnd w:id="94"/>
-    <w:bookmarkStart w:id="95" w:name="def-tangent-plane"/>
+    <w:bookmarkEnd w:id="98"/>
+    <w:bookmarkStart w:id="99" w:name="def-tangent-plane"/>
     <w:p>
       <w:pPr>
         <w:pStyle w:val="FirstParagraph"/>
@@ -19359,7 +20392,7 @@
           <w:b/>
           <w:bCs/>
         </w:rPr>
-        <w:t xml:space="preserve">Definition 9 (Tangent plane)</w:t>
+        <w:t xml:space="preserve">Definition 11 (Tangent plane)</w:t>
       </w:r>
       <w:r>
         <w:t xml:space="preserve"> </w:t>
@@ -19464,7 +20497,7 @@
       <w:r>
         <w:t xml:space="preserve"> </w:t>
       </w:r>
-      <w:hyperlink r:id="rId90">
+      <w:hyperlink r:id="rId94">
         <w:r>
           <w:rPr>
             <w:rStyle w:val="Hyperlink"/>
@@ -19561,8 +20594,8 @@
         <w:t xml:space="preserve">there.</w:t>
       </w:r>
     </w:p>
-    <w:bookmarkEnd w:id="95"/>
-    <w:bookmarkStart w:id="96" w:name="exm-tangent-plane"/>
+    <w:bookmarkEnd w:id="99"/>
+    <w:bookmarkStart w:id="100" w:name="exm-tangent-plane"/>
     <w:p>
       <w:pPr>
         <w:pStyle w:val="BodyText"/>
@@ -19572,7 +20605,7 @@
           <w:b/>
           <w:bCs/>
         </w:rPr>
-        <w:t xml:space="preserve">Example 20 (A tangent line and a tangent plane)</w:t>
+        <w:t xml:space="preserve">Example 22 (A tangent line and a tangent plane)</w:t>
       </w:r>
       <w:r>
         <w:t xml:space="preserve"> </w:t>
@@ -20190,8 +21223,8 @@
     $$</w:t>
       </w:r>
     </w:p>
-    <w:bookmarkEnd w:id="96"/>
-    <w:bookmarkStart w:id="98" w:name="rem-tangent-plane-one-variable"/>
+    <w:bookmarkEnd w:id="100"/>
+    <w:bookmarkStart w:id="102" w:name="rem-tangent-plane-one-variable"/>
     <w:p>
       <w:pPr>
         <w:pStyle w:val="FirstParagraph"/>
@@ -20235,7 +21268,7 @@
       <w:r>
         <w:t xml:space="preserve"> </w:t>
       </w:r>
-      <w:hyperlink r:id="rId97">
+      <w:hyperlink r:id="rId101">
         <w:r>
           <w:rPr>
             <w:rStyle w:val="Hyperlink"/>
@@ -20436,8 +21469,8 @@
         <w:t xml:space="preserve">.</w:t>
       </w:r>
     </w:p>
-    <w:bookmarkEnd w:id="98"/>
-    <w:bookmarkStart w:id="100" w:name="thm-convex-first-order"/>
+    <w:bookmarkEnd w:id="102"/>
+    <w:bookmarkStart w:id="104" w:name="thm-convex-first-order"/>
     <w:p>
       <w:pPr>
         <w:pStyle w:val="BodyText"/>
@@ -20571,7 +21604,7 @@
       <w:r>
         <w:t xml:space="preserve"> </w:t>
       </w:r>
-      <w:hyperlink r:id="rId84">
+      <w:hyperlink r:id="rId88">
         <w:r>
           <w:rPr>
             <w:rStyle w:val="Hyperlink"/>
@@ -20590,14 +21623,14 @@
       <w:pPr>
         <w:pStyle w:val="BodyText"/>
       </w:pPr>
-      <w:bookmarkStart w:id="99" w:name="eq-supporting-hyperplane"/>
+      <w:bookmarkStart w:id="103" w:name="eq-supporting-hyperplane"/>
       <w:r>
         <w:t xml:space="preserve">$$
     f(\mathord{\smash[b]{\underset{\raise.3ex\hbox{$\scriptstyle\sim$}}{x}}\vphantom{x}}) \ge f(\mathord{\smash[b]{\underset{\raise.3ex\hbox{$\scriptstyle\sim$}}{y}}\vphantom{y}}) + {\mathopen{}\left(\frac{\partial}{\partial \mathord{\smash[b]{\underset{\raise.3ex\hbox{$\scriptstyle\sim$}}{x}}\vphantom{x}}} f(\mathord{\smash[b]{\underset{\raise.3ex\hbox{$\scriptstyle\sim$}}{y}}\vphantom{y}})\right)\mathclose{}}^{\top} (\mathord{\smash[b]{\underset{\raise.3ex\hbox{$\scriptstyle\sim$}}{x}}\vphantom{x}}- \mathord{\smash[b]{\underset{\raise.3ex\hbox{$\scriptstyle\sim$}}{y}}\vphantom{y}})
     \qquad \text{for all } \mathord{\smash[b]{\underset{\raise.3ex\hbox{$\scriptstyle\sim$}}{x}}\vphantom{x}}, \mathord{\smash[b]{\underset{\raise.3ex\hbox{$\scriptstyle\sim$}}{y}}\vphantom{y}}\in \mathbb{R}^p:
      \qquad(1)$$</w:t>
       </w:r>
-      <w:bookmarkEnd w:id="99"/>
+      <w:bookmarkEnd w:id="103"/>
     </w:p>
     <w:p>
       <w:pPr>
@@ -20611,7 +21644,7 @@
           <w:rPr>
             <w:rStyle w:val="Hyperlink"/>
           </w:rPr>
-          <w:t xml:space="preserve">Definition 9</w:t>
+          <w:t xml:space="preserve">Definition 11</w:t>
         </w:r>
       </w:hyperlink>
       <w:r>
@@ -20651,14 +21684,14 @@
           <w:rPr>
             <w:rStyle w:val="Hyperlink"/>
           </w:rPr>
-          <w:t xml:space="preserve">Definition 5</w:t>
+          <w:t xml:space="preserve">Definition 7</w:t>
         </w:r>
       </w:hyperlink>
       <w:r>
         <w:t xml:space="preserve">).</w:t>
       </w:r>
     </w:p>
-    <w:bookmarkEnd w:id="100"/>
+    <w:bookmarkEnd w:id="104"/>
     <w:p>
       <w:pPr>
         <w:pStyle w:val="BodyText"/>
@@ -21317,7 +22350,7 @@
       <w:r>
         <w:t xml:space="preserve"> </w:t>
       </w:r>
-      <w:hyperlink r:id="rId84">
+      <w:hyperlink r:id="rId88">
         <w:r>
           <w:rPr>
             <w:rStyle w:val="Hyperlink"/>
@@ -21570,7 +22603,7 @@
         <w:t xml:space="preserve">is strictly convex.</w:t>
       </w:r>
     </w:p>
-    <w:bookmarkStart w:id="101" w:name="exm-convex-first-order"/>
+    <w:bookmarkStart w:id="105" w:name="exm-convex-first-order"/>
     <w:p>
       <w:pPr>
         <w:pStyle w:val="FirstParagraph"/>
@@ -21580,7 +22613,7 @@
           <w:b/>
           <w:bCs/>
         </w:rPr>
-        <w:t xml:space="preserve">Example 21 (Tangent lines under a parabola)</w:t>
+        <w:t xml:space="preserve">Example 23 (Tangent lines under a parabola)</w:t>
       </w:r>
       <w:r>
         <w:t xml:space="preserve"> </w:t>
@@ -22145,8 +23178,8 @@
         <w:t xml:space="preserve">.</w:t>
       </w:r>
     </w:p>
-    <w:bookmarkEnd w:id="101"/>
-    <w:bookmarkStart w:id="103" w:name="thm-convex-hessian"/>
+    <w:bookmarkEnd w:id="105"/>
+    <w:bookmarkStart w:id="107" w:name="thm-convex-hessian"/>
     <w:p>
       <w:pPr>
         <w:pStyle w:val="BodyText"/>
@@ -22284,7 +23317,7 @@
       <w:r>
         <w:t xml:space="preserve"> </w:t>
       </w:r>
-      <w:hyperlink r:id="rId102">
+      <w:hyperlink r:id="rId106">
         <w:r>
           <w:rPr>
             <w:rStyle w:val="Hyperlink"/>
@@ -22330,7 +23363,7 @@
       <w:r>
         <w:t xml:space="preserve"> </w:t>
       </w:r>
-      <w:hyperlink r:id="rId84">
+      <w:hyperlink r:id="rId88">
         <w:r>
           <w:rPr>
             <w:rStyle w:val="Hyperlink"/>
@@ -22416,14 +23449,14 @@
           <w:rPr>
             <w:rStyle w:val="Hyperlink"/>
           </w:rPr>
-          <w:t xml:space="preserve">Definition 5</w:t>
+          <w:t xml:space="preserve">Definition 7</w:t>
         </w:r>
       </w:hyperlink>
       <w:r>
         <w:t xml:space="preserve">).</w:t>
       </w:r>
     </w:p>
-    <w:bookmarkEnd w:id="103"/>
+    <w:bookmarkEnd w:id="107"/>
     <w:p>
       <w:pPr>
         <w:pStyle w:val="FirstParagraph"/>
@@ -22676,7 +23709,7 @@
         <w:t xml:space="preserve">.</w:t>
       </w:r>
     </w:p>
-    <w:bookmarkStart w:id="104" w:name="exm-convex-hessian"/>
+    <w:bookmarkStart w:id="108" w:name="exm-convex-hessian"/>
     <w:p>
       <w:pPr>
         <w:pStyle w:val="BodyText"/>
@@ -22686,7 +23719,7 @@
           <w:b/>
           <w:bCs/>
         </w:rPr>
-        <w:t xml:space="preserve">Example 22 (Using the Hessian to show convexity)</w:t>
+        <w:t xml:space="preserve">Example 24 (Using the Hessian to show convexity)</w:t>
       </w:r>
       <w:r>
         <w:t xml:space="preserve"> </w:t>
@@ -23260,8 +24293,8 @@
         <w:t xml:space="preserve">so the convexity inequality holds with equality there.</w:t>
       </w:r>
     </w:p>
-    <w:bookmarkEnd w:id="104"/>
-    <w:bookmarkStart w:id="106" w:name="exm-convex-hessian-not-necessary"/>
+    <w:bookmarkEnd w:id="108"/>
+    <w:bookmarkStart w:id="110" w:name="exm-convex-hessian-not-necessary"/>
     <w:p>
       <w:pPr>
         <w:pStyle w:val="FirstParagraph"/>
@@ -23271,7 +24304,7 @@
           <w:b/>
           <w:bCs/>
         </w:rPr>
-        <w:t xml:space="preserve">Example 23 (Strictly convex with a singular Hessian)</w:t>
+        <w:t xml:space="preserve">Example 25 (Strictly convex with a singular Hessian)</w:t>
       </w:r>
       <w:r>
         <w:t xml:space="preserve"> </w:t>
@@ -23495,7 +24528,7 @@
       <w:r>
         <w:t xml:space="preserve"> </w:t>
       </w:r>
-      <w:hyperlink r:id="rId105">
+      <w:hyperlink r:id="rId109">
         <w:r>
           <w:rPr>
             <w:rStyle w:val="Hyperlink"/>
@@ -24649,8 +25682,8 @@
         </m:oMath>
       </m:oMathPara>
     </w:p>
-    <w:bookmarkEnd w:id="106"/>
-    <w:bookmarkStart w:id="108" w:name="cor-convex-stationary"/>
+    <w:bookmarkEnd w:id="110"/>
+    <w:bookmarkStart w:id="112" w:name="cor-convex-stationary"/>
     <w:p>
       <w:pPr>
         <w:pStyle w:val="FirstParagraph"/>
@@ -24751,7 +25784,7 @@
       <w:r>
         <w:t xml:space="preserve"> </w:t>
       </w:r>
-      <w:hyperlink r:id="rId107">
+      <w:hyperlink r:id="rId111">
         <w:r>
           <w:rPr>
             <w:rStyle w:val="Hyperlink"/>
@@ -24763,7 +25796,7 @@
         <w:t xml:space="preserve">.</w:t>
       </w:r>
     </w:p>
-    <w:bookmarkEnd w:id="108"/>
+    <w:bookmarkEnd w:id="112"/>
     <w:p>
       <w:pPr>
         <w:pStyle w:val="BodyText"/>
@@ -24811,7 +25844,7 @@
     $$</w:t>
       </w:r>
     </w:p>
-    <w:bookmarkStart w:id="109" w:name="exm-convex-stationary"/>
+    <w:bookmarkStart w:id="113" w:name="exm-convex-stationary"/>
     <w:p>
       <w:pPr>
         <w:pStyle w:val="FirstParagraph"/>
@@ -24821,7 +25854,7 @@
           <w:b/>
           <w:bCs/>
         </w:rPr>
-        <w:t xml:space="preserve">Example 24 (A convex function, and a non-convex one)</w:t>
+        <w:t xml:space="preserve">Example 26 (A convex function, and a non-convex one)</w:t>
       </w:r>
       <w:r>
         <w:t xml:space="preserve"> </w:t>
@@ -25162,7 +26195,7 @@
           <w:rPr>
             <w:rStyle w:val="Hyperlink"/>
           </w:rPr>
-          <w:t xml:space="preserve">Example 22</w:t>
+          <w:t xml:space="preserve">Example 24</w:t>
         </w:r>
       </w:hyperlink>
       <w:r>
@@ -25186,9 +26219,9 @@
         <w:t xml:space="preserve">).</w:t>
       </w:r>
     </w:p>
-    <w:bookmarkEnd w:id="109"/>
-    <w:bookmarkEnd w:id="110"/>
-    <w:bookmarkStart w:id="139" w:name="sec-lagrange"/>
+    <w:bookmarkEnd w:id="113"/>
+    <w:bookmarkEnd w:id="114"/>
+    <w:bookmarkStart w:id="143" w:name="sec-lagrange"/>
     <w:p>
       <w:pPr>
         <w:pStyle w:val="Heading2"/>
@@ -25238,12 +26271,12 @@
                 <wp:inline>
                   <wp:extent cx="152400" cy="152400"/>
                   <wp:effectExtent b="0" l="0" r="0" t="0"/>
-                  <wp:docPr descr="" title="" id="111" name="Picture"/>
+                  <wp:docPr descr="" title="" id="115" name="Picture"/>
                   <a:graphic>
                     <a:graphicData uri="http://schemas.openxmlformats.org/drawingml/2006/picture">
                       <pic:pic>
                         <pic:nvPicPr>
-                          <pic:cNvPr descr="/opt/quarto/share/formats/docx/note.png" id="112" name="Picture"/>
+                          <pic:cNvPr descr="/opt/quarto/share/formats/docx/note.png" id="116" name="Picture"/>
                           <pic:cNvPicPr>
                             <a:picLocks noChangeArrowheads="1" noChangeAspect="1"/>
                           </pic:cNvPicPr>
@@ -25619,7 +26652,7 @@
         </w:tc>
       </w:tr>
     </w:tbl>
-    <w:bookmarkStart w:id="113" w:name="def-feasible-set"/>
+    <w:bookmarkStart w:id="117" w:name="def-feasible-set"/>
     <w:p>
       <w:pPr>
         <w:pStyle w:val="FirstParagraph"/>
@@ -25629,7 +26662,7 @@
           <w:b/>
           <w:bCs/>
         </w:rPr>
-        <w:t xml:space="preserve">Definition 10 (Feasible set)</w:t>
+        <w:t xml:space="preserve">Definition 12 (Feasible set)</w:t>
       </w:r>
       <w:r>
         <w:t xml:space="preserve"> </w:t>
@@ -25723,8 +26756,8 @@
         <w:t xml:space="preserve">and its points are feasible.</w:t>
       </w:r>
     </w:p>
-    <w:bookmarkEnd w:id="113"/>
-    <w:bookmarkStart w:id="114" w:name="def-constraints"/>
+    <w:bookmarkEnd w:id="117"/>
+    <w:bookmarkStart w:id="118" w:name="def-constraints"/>
     <w:p>
       <w:pPr>
         <w:pStyle w:val="BodyText"/>
@@ -25734,7 +26767,7 @@
           <w:b/>
           <w:bCs/>
         </w:rPr>
-        <w:t xml:space="preserve">Definition 11 (Constraints)</w:t>
+        <w:t xml:space="preserve">Definition 13 (Constraints)</w:t>
       </w:r>
       <w:r>
         <w:t xml:space="preserve"> </w:t>
@@ -25761,7 +26794,7 @@
           <w:rPr>
             <w:rStyle w:val="Hyperlink"/>
           </w:rPr>
-          <w:t xml:space="preserve">Definition 10</w:t>
+          <w:t xml:space="preserve">Definition 12</w:t>
         </w:r>
       </w:hyperlink>
       <w:r>
@@ -25787,8 +26820,8 @@
         <w:t xml:space="preserve">.</w:t>
       </w:r>
     </w:p>
-    <w:bookmarkEnd w:id="114"/>
-    <w:bookmarkStart w:id="115" w:name="exm-feasible-set"/>
+    <w:bookmarkEnd w:id="118"/>
+    <w:bookmarkStart w:id="119" w:name="exm-feasible-set"/>
     <w:p>
       <w:pPr>
         <w:pStyle w:val="BodyText"/>
@@ -25798,7 +26831,7 @@
           <w:b/>
           <w:bCs/>
         </w:rPr>
-        <w:t xml:space="preserve">Example 25 (A line as a feasible set)</w:t>
+        <w:t xml:space="preserve">Example 27 (A line as a feasible set)</w:t>
       </w:r>
       <w:r>
         <w:t xml:space="preserve"> </w:t>
@@ -26079,8 +27112,8 @@
         <w:t xml:space="preserve">.</w:t>
       </w:r>
     </w:p>
-    <w:bookmarkEnd w:id="115"/>
-    <w:bookmarkStart w:id="116" w:name="def-objective-function"/>
+    <w:bookmarkEnd w:id="119"/>
+    <w:bookmarkStart w:id="120" w:name="def-objective-function"/>
     <w:p>
       <w:pPr>
         <w:pStyle w:val="BodyText"/>
@@ -26090,7 +27123,7 @@
           <w:b/>
           <w:bCs/>
         </w:rPr>
-        <w:t xml:space="preserve">Definition 12 (Objective function (objective))</w:t>
+        <w:t xml:space="preserve">Definition 14 (Objective function (objective))</w:t>
       </w:r>
       <w:r>
         <w:t xml:space="preserve"> </w:t>
@@ -26184,142 +27217,6 @@
         <w:t xml:space="preserve">be a feasible set (</w:t>
       </w:r>
       <w:hyperlink w:anchor="def-feasible-set">
-        <w:r>
-          <w:rPr>
-            <w:rStyle w:val="Hyperlink"/>
-          </w:rPr>
-          <w:t xml:space="preserve">Definition 10</w:t>
-        </w:r>
-      </w:hyperlink>
-      <w:r>
-        <w:t xml:space="preserve">).</w:t>
-      </w:r>
-      <w:r>
-        <w:t xml:space="preserve"> </w:t>
-      </w:r>
-      <w:r>
-        <w:t xml:space="preserve">In the problem of minimizing</w:t>
-      </w:r>
-      <w:r>
-        <w:t xml:space="preserve"> </w:t>
-      </w:r>
-      <m:oMath>
-        <m:r>
-          <m:t>f</m:t>
-        </m:r>
-      </m:oMath>
-      <w:r>
-        <w:t xml:space="preserve"> </w:t>
-      </w:r>
-      <w:r>
-        <w:t xml:space="preserve">over</w:t>
-      </w:r>
-      <w:r>
-        <w:t xml:space="preserve"> </w:t>
-      </w:r>
-      <m:oMath>
-        <m:r>
-          <m:t>F</m:t>
-        </m:r>
-      </m:oMath>
-      <w:r>
-        <w:t xml:space="preserve">,</w:t>
-      </w:r>
-      <w:r>
-        <w:t xml:space="preserve"> </w:t>
-      </w:r>
-      <m:oMath>
-        <m:r>
-          <m:t>f</m:t>
-        </m:r>
-      </m:oMath>
-      <w:r>
-        <w:t xml:space="preserve"> </w:t>
-      </w:r>
-      <w:r>
-        <w:t xml:space="preserve">is the</w:t>
-      </w:r>
-      <w:r>
-        <w:t xml:space="preserve"> </w:t>
-      </w:r>
-      <w:r>
-        <w:rPr>
-          <w:b/>
-          <w:bCs/>
-        </w:rPr>
-        <w:t xml:space="preserve">objective function</w:t>
-      </w:r>
-      <w:r>
-        <w:t xml:space="preserve"> </w:t>
-      </w:r>
-      <w:r>
-        <w:t xml:space="preserve">(or</w:t>
-      </w:r>
-      <w:r>
-        <w:t xml:space="preserve"> </w:t>
-      </w:r>
-      <w:r>
-        <w:rPr>
-          <w:b/>
-          <w:bCs/>
-        </w:rPr>
-        <w:t xml:space="preserve">objective</w:t>
-      </w:r>
-      <w:r>
-        <w:t xml:space="preserve">).</w:t>
-      </w:r>
-    </w:p>
-    <w:bookmarkEnd w:id="116"/>
-    <w:bookmarkStart w:id="117" w:name="def-minimizer-over-feasible-set"/>
-    <w:p>
-      <w:pPr>
-        <w:pStyle w:val="BodyText"/>
-      </w:pPr>
-      <w:r>
-        <w:rPr>
-          <w:b/>
-          <w:bCs/>
-        </w:rPr>
-        <w:t xml:space="preserve">Definition 13 (Minimizer over a feasible set)</w:t>
-      </w:r>
-      <w:r>
-        <w:t xml:space="preserve"> </w:t>
-      </w:r>
-      <w:r>
-        <w:t xml:space="preserve">With</w:t>
-      </w:r>
-      <w:r>
-        <w:t xml:space="preserve"> </w:t>
-      </w:r>
-      <m:oMath>
-        <m:r>
-          <m:t>f</m:t>
-        </m:r>
-      </m:oMath>
-      <w:r>
-        <w:t xml:space="preserve"> </w:t>
-      </w:r>
-      <w:r>
-        <w:t xml:space="preserve">and</w:t>
-      </w:r>
-      <w:r>
-        <w:t xml:space="preserve"> </w:t>
-      </w:r>
-      <m:oMath>
-        <m:r>
-          <m:t>F</m:t>
-        </m:r>
-      </m:oMath>
-      <w:r>
-        <w:t xml:space="preserve"> </w:t>
-      </w:r>
-      <w:r>
-        <w:t xml:space="preserve">as in</w:t>
-      </w:r>
-      <w:r>
-        <w:t xml:space="preserve"> </w:t>
-      </w:r>
-      <w:hyperlink w:anchor="def-objective-function">
         <w:r>
           <w:rPr>
             <w:rStyle w:val="Hyperlink"/>
@@ -26328,6 +27225,142 @@
         </w:r>
       </w:hyperlink>
       <w:r>
+        <w:t xml:space="preserve">).</w:t>
+      </w:r>
+      <w:r>
+        <w:t xml:space="preserve"> </w:t>
+      </w:r>
+      <w:r>
+        <w:t xml:space="preserve">In the problem of minimizing</w:t>
+      </w:r>
+      <w:r>
+        <w:t xml:space="preserve"> </w:t>
+      </w:r>
+      <m:oMath>
+        <m:r>
+          <m:t>f</m:t>
+        </m:r>
+      </m:oMath>
+      <w:r>
+        <w:t xml:space="preserve"> </w:t>
+      </w:r>
+      <w:r>
+        <w:t xml:space="preserve">over</w:t>
+      </w:r>
+      <w:r>
+        <w:t xml:space="preserve"> </w:t>
+      </w:r>
+      <m:oMath>
+        <m:r>
+          <m:t>F</m:t>
+        </m:r>
+      </m:oMath>
+      <w:r>
+        <w:t xml:space="preserve">,</w:t>
+      </w:r>
+      <w:r>
+        <w:t xml:space="preserve"> </w:t>
+      </w:r>
+      <m:oMath>
+        <m:r>
+          <m:t>f</m:t>
+        </m:r>
+      </m:oMath>
+      <w:r>
+        <w:t xml:space="preserve"> </w:t>
+      </w:r>
+      <w:r>
+        <w:t xml:space="preserve">is the</w:t>
+      </w:r>
+      <w:r>
+        <w:t xml:space="preserve"> </w:t>
+      </w:r>
+      <w:r>
+        <w:rPr>
+          <w:b/>
+          <w:bCs/>
+        </w:rPr>
+        <w:t xml:space="preserve">objective function</w:t>
+      </w:r>
+      <w:r>
+        <w:t xml:space="preserve"> </w:t>
+      </w:r>
+      <w:r>
+        <w:t xml:space="preserve">(or</w:t>
+      </w:r>
+      <w:r>
+        <w:t xml:space="preserve"> </w:t>
+      </w:r>
+      <w:r>
+        <w:rPr>
+          <w:b/>
+          <w:bCs/>
+        </w:rPr>
+        <w:t xml:space="preserve">objective</w:t>
+      </w:r>
+      <w:r>
+        <w:t xml:space="preserve">).</w:t>
+      </w:r>
+    </w:p>
+    <w:bookmarkEnd w:id="120"/>
+    <w:bookmarkStart w:id="121" w:name="def-minimizer-over-feasible-set"/>
+    <w:p>
+      <w:pPr>
+        <w:pStyle w:val="BodyText"/>
+      </w:pPr>
+      <w:r>
+        <w:rPr>
+          <w:b/>
+          <w:bCs/>
+        </w:rPr>
+        <w:t xml:space="preserve">Definition 15 (Minimizer over a feasible set)</w:t>
+      </w:r>
+      <w:r>
+        <w:t xml:space="preserve"> </w:t>
+      </w:r>
+      <w:r>
+        <w:t xml:space="preserve">With</w:t>
+      </w:r>
+      <w:r>
+        <w:t xml:space="preserve"> </w:t>
+      </w:r>
+      <m:oMath>
+        <m:r>
+          <m:t>f</m:t>
+        </m:r>
+      </m:oMath>
+      <w:r>
+        <w:t xml:space="preserve"> </w:t>
+      </w:r>
+      <w:r>
+        <w:t xml:space="preserve">and</w:t>
+      </w:r>
+      <w:r>
+        <w:t xml:space="preserve"> </w:t>
+      </w:r>
+      <m:oMath>
+        <m:r>
+          <m:t>F</m:t>
+        </m:r>
+      </m:oMath>
+      <w:r>
+        <w:t xml:space="preserve"> </w:t>
+      </w:r>
+      <w:r>
+        <w:t xml:space="preserve">as in</w:t>
+      </w:r>
+      <w:r>
+        <w:t xml:space="preserve"> </w:t>
+      </w:r>
+      <w:hyperlink w:anchor="def-objective-function">
+        <w:r>
+          <w:rPr>
+            <w:rStyle w:val="Hyperlink"/>
+          </w:rPr>
+          <w:t xml:space="preserve">Definition 14</w:t>
+        </w:r>
+      </w:hyperlink>
+      <w:r>
         <w:t xml:space="preserve">,</w:t>
       </w:r>
       <w:r>
@@ -26432,7 +27465,7 @@
       <w:r>
         <w:t xml:space="preserve"> </w:t>
       </w:r>
-      <w:hyperlink r:id="rId107">
+      <w:hyperlink r:id="rId111">
         <w:r>
           <w:rPr>
             <w:rStyle w:val="Hyperlink"/>
@@ -26472,8 +27505,8 @@
         <w:t xml:space="preserve">.</w:t>
       </w:r>
     </w:p>
-    <w:bookmarkEnd w:id="117"/>
-    <w:bookmarkStart w:id="118" w:name="def-minimization-problem"/>
+    <w:bookmarkEnd w:id="121"/>
+    <w:bookmarkStart w:id="122" w:name="def-minimization-problem"/>
     <w:p>
       <w:pPr>
         <w:pStyle w:val="BodyText"/>
@@ -26483,7 +27516,7 @@
           <w:b/>
           <w:bCs/>
         </w:rPr>
-        <w:t xml:space="preserve">Definition 14 (Minimization problem)</w:t>
+        <w:t xml:space="preserve">Definition 16 (Minimization problem)</w:t>
       </w:r>
       <w:r>
         <w:t xml:space="preserve"> </w:t>
@@ -26527,7 +27560,7 @@
           <w:rPr>
             <w:rStyle w:val="Hyperlink"/>
           </w:rPr>
-          <w:t xml:space="preserve">Definition 12</w:t>
+          <w:t xml:space="preserve">Definition 14</w:t>
         </w:r>
       </w:hyperlink>
       <w:r>
@@ -26584,6 +27617,37 @@
         <w:t xml:space="preserve">(</w:t>
       </w:r>
       <w:hyperlink w:anchor="def-minimizer-over-feasible-set">
+        <w:r>
+          <w:rPr>
+            <w:rStyle w:val="Hyperlink"/>
+          </w:rPr>
+          <w:t xml:space="preserve">Definition 15</w:t>
+        </w:r>
+      </w:hyperlink>
+      <w:r>
+        <w:t xml:space="preserve">).</w:t>
+      </w:r>
+      <w:r>
+        <w:t xml:space="preserve"> </w:t>
+      </w:r>
+      <w:r>
+        <w:t xml:space="preserve">When</w:t>
+      </w:r>
+      <w:r>
+        <w:t xml:space="preserve"> </w:t>
+      </w:r>
+      <m:oMath>
+        <m:r>
+          <m:t>F</m:t>
+        </m:r>
+      </m:oMath>
+      <w:r>
+        <w:t xml:space="preserve"> </w:t>
+      </w:r>
+      <w:r>
+        <w:t xml:space="preserve">is given by constraints (</w:t>
+      </w:r>
+      <w:hyperlink w:anchor="def-constraints">
         <w:r>
           <w:rPr>
             <w:rStyle w:val="Hyperlink"/>
@@ -26592,37 +27656,6 @@
         </w:r>
       </w:hyperlink>
       <w:r>
-        <w:t xml:space="preserve">).</w:t>
-      </w:r>
-      <w:r>
-        <w:t xml:space="preserve"> </w:t>
-      </w:r>
-      <w:r>
-        <w:t xml:space="preserve">When</w:t>
-      </w:r>
-      <w:r>
-        <w:t xml:space="preserve"> </w:t>
-      </w:r>
-      <m:oMath>
-        <m:r>
-          <m:t>F</m:t>
-        </m:r>
-      </m:oMath>
-      <w:r>
-        <w:t xml:space="preserve"> </w:t>
-      </w:r>
-      <w:r>
-        <w:t xml:space="preserve">is given by constraints (</w:t>
-      </w:r>
-      <w:hyperlink w:anchor="def-constraints">
-        <w:r>
-          <w:rPr>
-            <w:rStyle w:val="Hyperlink"/>
-          </w:rPr>
-          <w:t xml:space="preserve">Definition 11</w:t>
-        </w:r>
-      </w:hyperlink>
-      <w:r>
         <w:t xml:space="preserve">),</w:t>
       </w:r>
       <w:r>
@@ -26646,8 +27679,8 @@
         <w:t xml:space="preserve">subject to them.</w:t>
       </w:r>
     </w:p>
-    <w:bookmarkEnd w:id="118"/>
-    <w:bookmarkStart w:id="119" w:name="exm-minimization-problem"/>
+    <w:bookmarkEnd w:id="122"/>
+    <w:bookmarkStart w:id="123" w:name="exm-minimization-problem"/>
     <w:p>
       <w:pPr>
         <w:pStyle w:val="BodyText"/>
@@ -26657,7 +27690,7 @@
           <w:b/>
           <w:bCs/>
         </w:rPr>
-        <w:t xml:space="preserve">Example 26 (Minimizing over a line)</w:t>
+        <w:t xml:space="preserve">Example 28 (Minimizing over a line)</w:t>
       </w:r>
       <w:r>
         <w:t xml:space="preserve"> </w:t>
@@ -26798,7 +27831,7 @@
           <w:rPr>
             <w:rStyle w:val="Hyperlink"/>
           </w:rPr>
-          <w:t xml:space="preserve">Example 25</w:t>
+          <w:t xml:space="preserve">Example 27</w:t>
         </w:r>
       </w:hyperlink>
       <w:r>
@@ -27009,7 +28042,7 @@
         <w:t xml:space="preserve">but it is not a minimizer over the feasible set, because it is not feasible.</w:t>
       </w:r>
     </w:p>
-    <w:bookmarkEnd w:id="119"/>
+    <w:bookmarkEnd w:id="123"/>
     <w:p>
       <w:pPr>
         <w:pStyle w:val="BodyText"/>
@@ -27022,7 +28055,7 @@
           <w:rPr>
             <w:rStyle w:val="Hyperlink"/>
           </w:rPr>
-          <w:t xml:space="preserve">Definition 12</w:t>
+          <w:t xml:space="preserve">Definition 14</w:t>
         </w:r>
       </w:hyperlink>
       <w:r>
@@ -27068,7 +28101,7 @@
           <w:rPr>
             <w:rStyle w:val="Hyperlink"/>
           </w:rPr>
-          <w:t xml:space="preserve">Definition 11</w:t>
+          <w:t xml:space="preserve">Definition 13</w:t>
         </w:r>
       </w:hyperlink>
       <w:r>
@@ -27224,14 +28257,14 @@
           <w:rPr>
             <w:rStyle w:val="Hyperlink"/>
           </w:rPr>
-          <w:t xml:space="preserve">Definition 10</w:t>
+          <w:t xml:space="preserve">Definition 12</w:t>
         </w:r>
       </w:hyperlink>
       <w:r>
         <w:t xml:space="preserve">) is then found among the stationary points of a new function of the extended set of unknowns.</w:t>
       </w:r>
     </w:p>
-    <w:bookmarkStart w:id="120" w:name="def-lagrangian"/>
+    <w:bookmarkStart w:id="124" w:name="def-lagrangian"/>
     <w:p>
       <w:pPr>
         <w:pStyle w:val="BodyText"/>
@@ -27241,7 +28274,7 @@
           <w:b/>
           <w:bCs/>
         </w:rPr>
-        <w:t xml:space="preserve">Definition 15 (Lagrangian)</w:t>
+        <w:t xml:space="preserve">Definition 17 (Lagrangian)</w:t>
       </w:r>
       <w:r>
         <w:t xml:space="preserve"> </w:t>
@@ -27388,8 +28421,8 @@
     $$</w:t>
       </w:r>
     </w:p>
-    <w:bookmarkEnd w:id="120"/>
-    <w:bookmarkStart w:id="121" w:name="def-lagrange-multipliers"/>
+    <w:bookmarkEnd w:id="124"/>
+    <w:bookmarkStart w:id="125" w:name="def-lagrange-multipliers"/>
     <w:p>
       <w:pPr>
         <w:pStyle w:val="FirstParagraph"/>
@@ -27399,7 +28432,7 @@
           <w:b/>
           <w:bCs/>
         </w:rPr>
-        <w:t xml:space="preserve">Definition 16 (Lagrange multipliers)</w:t>
+        <w:t xml:space="preserve">Definition 18 (Lagrange multipliers)</w:t>
       </w:r>
       <w:r>
         <w:t xml:space="preserve"> </w:t>
@@ -27424,7 +28457,7 @@
           <w:rPr>
             <w:rStyle w:val="Hyperlink"/>
           </w:rPr>
-          <w:t xml:space="preserve">Definition 15</w:t>
+          <w:t xml:space="preserve">Definition 17</w:t>
         </w:r>
       </w:hyperlink>
       <w:r>
@@ -27462,8 +28495,8 @@
         <w:t xml:space="preserve">, one per constraint.</w:t>
       </w:r>
     </w:p>
-    <w:bookmarkEnd w:id="121"/>
-    <w:bookmarkStart w:id="125" w:name="exm-lagrangian"/>
+    <w:bookmarkEnd w:id="125"/>
+    <w:bookmarkStart w:id="129" w:name="exm-lagrangian"/>
     <w:p>
       <w:pPr>
         <w:pStyle w:val="BodyText"/>
@@ -27473,7 +28506,7 @@
           <w:b/>
           <w:bCs/>
         </w:rPr>
-        <w:t xml:space="preserve">Example 27 (The gradients of the Lagrangian of a quadratic)</w:t>
+        <w:t xml:space="preserve">Example 29 (The gradients of the Lagrangian of a quadratic)</w:t>
       </w:r>
       <w:r>
         <w:t xml:space="preserve"> </w:t>
@@ -27643,7 +28676,7 @@
       <w:r>
         <w:t xml:space="preserve"> </w:t>
       </w:r>
-      <w:hyperlink r:id="rId122">
+      <w:hyperlink r:id="rId126">
         <w:r>
           <w:rPr>
             <w:rStyle w:val="Hyperlink"/>
@@ -27684,7 +28717,7 @@
       <w:r>
         <w:t xml:space="preserve"> </w:t>
       </w:r>
-      <w:hyperlink r:id="rId123">
+      <w:hyperlink r:id="rId127">
         <w:r>
           <w:rPr>
             <w:rStyle w:val="Hyperlink"/>
@@ -27768,7 +28801,7 @@
       <w:r>
         <w:t xml:space="preserve"> </w:t>
       </w:r>
-      <w:hyperlink r:id="rId122">
+      <w:hyperlink r:id="rId126">
         <w:r>
           <w:rPr>
             <w:rStyle w:val="Hyperlink"/>
@@ -27851,7 +28884,7 @@
       <w:pPr>
         <w:pStyle w:val="BodyText"/>
       </w:pPr>
-      <w:bookmarkStart w:id="124" w:name="eq-kkt"/>
+      <w:bookmarkStart w:id="128" w:name="eq-kkt"/>
       <w:r>
         <w:t xml:space="preserve">$$
     \mathbf{S} \mathord{\smash[b]{\underset{\raise.3ex\hbox{$\scriptstyle\sim$}}{x}}\vphantom{x}}+ \mathbf{A} \mathord{\smash[b]{\underset{\raise.3ex\hbox{$\scriptstyle\sim$}}{\lambda}}\vphantom{\lambda}}= \mathord{\smash[b]{\underset{\raise.3ex\hbox{$\scriptstyle\sim$}}{0}}\vphantom{0}}_{p \times 1}
@@ -27863,7 +28896,7 @@
     = \underbrace{\begin{bmatrix} \mathord{\smash[b]{\underset{\raise.3ex\hbox{$\scriptstyle\sim$}}{0}}\vphantom{0}}_{p \times 1} \\ \mathord{\smash[b]{\underset{\raise.3ex\hbox{$\scriptstyle\sim$}}{b}}\vphantom{b}} \end{bmatrix}}_{(p + m) \times 1},
      \qquad(2)$$</w:t>
       </w:r>
-      <w:bookmarkEnd w:id="124"/>
+      <w:bookmarkEnd w:id="128"/>
     </w:p>
     <w:p>
       <w:pPr>
@@ -27873,8 +28906,8 @@
         <w:t xml:space="preserve">the second equation being the constraint itself.</w:t>
       </w:r>
     </w:p>
-    <w:bookmarkEnd w:id="125"/>
-    <w:bookmarkStart w:id="127" w:name="thm-qp-equality"/>
+    <w:bookmarkEnd w:id="129"/>
+    <w:bookmarkStart w:id="131" w:name="thm-qp-equality"/>
     <w:p>
       <w:pPr>
         <w:pStyle w:val="BodyText"/>
@@ -27986,7 +29019,7 @@
       <w:r>
         <w:t xml:space="preserve"> </w:t>
       </w:r>
-      <w:hyperlink r:id="rId126">
+      <w:hyperlink r:id="rId130">
         <w:r>
           <w:rPr>
             <w:rStyle w:val="Hyperlink"/>
@@ -28239,7 +29272,7 @@
         <w:t xml:space="preserve">.</w:t>
       </w:r>
     </w:p>
-    <w:bookmarkEnd w:id="127"/>
+    <w:bookmarkEnd w:id="131"/>
     <w:p>
       <w:pPr>
         <w:pStyle w:val="BodyText"/>
@@ -28385,7 +29418,7 @@
       <w:r>
         <w:t xml:space="preserve">(</w:t>
       </w:r>
-      <w:hyperlink r:id="rId128">
+      <w:hyperlink r:id="rId132">
         <w:r>
           <w:rPr>
             <w:rStyle w:val="Hyperlink"/>
@@ -28476,7 +29509,7 @@
       <w:r>
         <w:t xml:space="preserve">(</w:t>
       </w:r>
-      <w:hyperlink r:id="rId129">
+      <w:hyperlink r:id="rId133">
         <w:r>
           <w:rPr>
             <w:rStyle w:val="Hyperlink"/>
@@ -28563,7 +29596,7 @@
       <w:r>
         <w:t xml:space="preserve">(</w:t>
       </w:r>
-      <w:hyperlink r:id="rId130">
+      <w:hyperlink r:id="rId134">
         <w:r>
           <w:rPr>
             <w:rStyle w:val="Hyperlink"/>
@@ -28927,7 +29960,7 @@
     $$</w:t>
       </w:r>
     </w:p>
-    <w:bookmarkStart w:id="131" w:name="exm-qp-equality"/>
+    <w:bookmarkStart w:id="135" w:name="exm-qp-equality"/>
     <w:p>
       <w:pPr>
         <w:pStyle w:val="FirstParagraph"/>
@@ -28937,7 +29970,7 @@
           <w:b/>
           <w:bCs/>
         </w:rPr>
-        <w:t xml:space="preserve">Example 28 (The closest point on a line to the origin)</w:t>
+        <w:t xml:space="preserve">Example 30 (The closest point on a line to the origin)</w:t>
       </w:r>
       <w:r>
         <w:t xml:space="preserve"> </w:t>
@@ -29715,8 +30748,8 @@
         <w:t xml:space="preserve">.</w:t>
       </w:r>
     </w:p>
-    <w:bookmarkEnd w:id="131"/>
-    <w:bookmarkStart w:id="133" w:name="exm-qp-equality-fails"/>
+    <w:bookmarkEnd w:id="135"/>
+    <w:bookmarkStart w:id="137" w:name="exm-qp-equality-fails"/>
     <w:p>
       <w:pPr>
         <w:pStyle w:val="BodyText"/>
@@ -29726,7 +30759,7 @@
           <w:b/>
           <w:bCs/>
         </w:rPr>
-        <w:t xml:space="preserve">Example 29 (The hypotheses are needed)</w:t>
+        <w:t xml:space="preserve">Example 31 (The hypotheses are needed)</w:t>
       </w:r>
       <w:r>
         <w:t xml:space="preserve"> </w:t>
@@ -30412,7 +31445,7 @@
       <w:r>
         <w:t xml:space="preserve">(</w:t>
       </w:r>
-      <w:hyperlink r:id="rId132">
+      <w:hyperlink r:id="rId136">
         <w:r>
           <w:rPr>
             <w:rStyle w:val="Hyperlink"/>
@@ -30692,8 +31725,8 @@
         <w:t xml:space="preserve">cannot produce it.</w:t>
       </w:r>
     </w:p>
-    <w:bookmarkEnd w:id="133"/>
-    <w:bookmarkStart w:id="135" w:name="def-sensitivity"/>
+    <w:bookmarkEnd w:id="137"/>
+    <w:bookmarkStart w:id="139" w:name="def-sensitivity"/>
     <w:p>
       <w:pPr>
         <w:pStyle w:val="FirstParagraph"/>
@@ -30703,7 +31736,7 @@
           <w:b/>
           <w:bCs/>
         </w:rPr>
-        <w:t xml:space="preserve">Definition 17 (Sensitivity)</w:t>
+        <w:t xml:space="preserve">Definition 19 (Sensitivity)</w:t>
       </w:r>
       <w:r>
         <w:t xml:space="preserve"> </w:t>
@@ -30716,7 +31749,7 @@
           <w:rPr>
             <w:rStyle w:val="Hyperlink"/>
           </w:rPr>
-          <w:t xml:space="preserve">Definition 14</w:t>
+          <w:t xml:space="preserve">Definition 16</w:t>
         </w:r>
       </w:hyperlink>
       <w:r>
@@ -30833,7 +31866,7 @@
       <w:r>
         <w:t xml:space="preserve"> </w:t>
       </w:r>
-      <w:hyperlink r:id="rId134">
+      <w:hyperlink r:id="rId138">
         <w:r>
           <w:rPr>
             <w:rStyle w:val="Hyperlink"/>
@@ -30925,8 +31958,8 @@
         <w:t xml:space="preserve">.</w:t>
       </w:r>
     </w:p>
-    <w:bookmarkEnd w:id="135"/>
-    <w:bookmarkStart w:id="136" w:name="exm-sensitivity"/>
+    <w:bookmarkEnd w:id="139"/>
+    <w:bookmarkStart w:id="140" w:name="exm-sensitivity"/>
     <w:p>
       <w:pPr>
         <w:pStyle w:val="BodyText"/>
@@ -30936,7 +31969,7 @@
           <w:b/>
           <w:bCs/>
         </w:rPr>
-        <w:t xml:space="preserve">Example 30 (The sensitivity of a one-point problem)</w:t>
+        <w:t xml:space="preserve">Example 32 (The sensitivity of a one-point problem)</w:t>
       </w:r>
       <w:r>
         <w:t xml:space="preserve"> </w:t>
@@ -31009,7 +32042,7 @@
           <w:rPr>
             <w:rStyle w:val="Hyperlink"/>
           </w:rPr>
-          <w:t xml:space="preserve">Definition 10</w:t>
+          <w:t xml:space="preserve">Definition 12</w:t>
         </w:r>
       </w:hyperlink>
       <w:r>
@@ -31346,8 +32379,8 @@
         <w:t xml:space="preserve">.</w:t>
       </w:r>
     </w:p>
-    <w:bookmarkEnd w:id="136"/>
-    <w:bookmarkStart w:id="137" w:name="cor-qp-sensitivity"/>
+    <w:bookmarkEnd w:id="140"/>
+    <w:bookmarkStart w:id="141" w:name="cor-qp-sensitivity"/>
     <w:p>
       <w:pPr>
         <w:pStyle w:val="BodyText"/>
@@ -31420,7 +32453,7 @@
           <w:rPr>
             <w:rStyle w:val="Hyperlink"/>
           </w:rPr>
-          <w:t xml:space="preserve">Definition 17</w:t>
+          <w:t xml:space="preserve">Definition 19</w:t>
         </w:r>
       </w:hyperlink>
       <w:r>
@@ -31441,7 +32474,7 @@
     $$</w:t>
       </w:r>
     </w:p>
-    <w:bookmarkEnd w:id="137"/>
+    <w:bookmarkEnd w:id="141"/>
     <w:p>
       <w:pPr>
         <w:pStyle w:val="FirstParagraph"/>
@@ -31587,7 +32620,7 @@
     $$</w:t>
       </w:r>
     </w:p>
-    <w:bookmarkStart w:id="138" w:name="exm-qp-sensitivity"/>
+    <w:bookmarkStart w:id="142" w:name="exm-qp-sensitivity"/>
     <w:p>
       <w:pPr>
         <w:pStyle w:val="FirstParagraph"/>
@@ -31597,7 +32630,7 @@
           <w:b/>
           <w:bCs/>
         </w:rPr>
-        <w:t xml:space="preserve">Example 31 (Moving the line)</w:t>
+        <w:t xml:space="preserve">Example 33 (Moving the line)</w:t>
       </w:r>
       <w:r>
         <w:t xml:space="preserve"> </w:t>
@@ -31613,7 +32646,7 @@
           <w:rPr>
             <w:rStyle w:val="Hyperlink"/>
           </w:rPr>
-          <w:t xml:space="preserve">Example 28</w:t>
+          <w:t xml:space="preserve">Example 30</w:t>
         </w:r>
       </w:hyperlink>
       <w:r>
@@ -32165,9 +33198,9 @@
         <w:t xml:space="preserve">.</w:t>
       </w:r>
     </w:p>
-    <w:bookmarkEnd w:id="138"/>
-    <w:bookmarkEnd w:id="139"/>
-    <w:bookmarkStart w:id="176" w:name="sec-descent"/>
+    <w:bookmarkEnd w:id="142"/>
+    <w:bookmarkEnd w:id="143"/>
+    <w:bookmarkStart w:id="184" w:name="sec-descent"/>
     <w:p>
       <w:pPr>
         <w:pStyle w:val="Heading2"/>
@@ -32217,12 +33250,12 @@
                 <wp:inline>
                   <wp:extent cx="152400" cy="152400"/>
                   <wp:effectExtent b="0" l="0" r="0" t="0"/>
-                  <wp:docPr descr="" title="" id="140" name="Picture"/>
+                  <wp:docPr descr="" title="" id="144" name="Picture"/>
                   <a:graphic>
                     <a:graphicData uri="http://schemas.openxmlformats.org/drawingml/2006/picture">
                       <pic:pic>
                         <pic:nvPicPr>
-                          <pic:cNvPr descr="/opt/quarto/share/formats/docx/note.png" id="141" name="Picture"/>
+                          <pic:cNvPr descr="/opt/quarto/share/formats/docx/note.png" id="145" name="Picture"/>
                           <pic:cNvPicPr>
                             <a:picLocks noChangeArrowheads="1" noChangeAspect="1"/>
                           </pic:cNvPicPr>
@@ -32604,7 +33637,7 @@
         </w:tc>
       </w:tr>
     </w:tbl>
-    <w:bookmarkStart w:id="142" w:name="def-iterative-method"/>
+    <w:bookmarkStart w:id="146" w:name="def-iterative-method"/>
     <w:p>
       <w:pPr>
         <w:pStyle w:val="FirstParagraph"/>
@@ -32614,7 +33647,7 @@
           <w:b/>
           <w:bCs/>
         </w:rPr>
-        <w:t xml:space="preserve">Definition 18 (Iterative method)</w:t>
+        <w:t xml:space="preserve">Definition 20 (Iterative method)</w:t>
       </w:r>
       <w:r>
         <w:t xml:space="preserve"> </w:t>
@@ -32725,8 +33758,8 @@
         <w:t xml:space="preserve">.</w:t>
       </w:r>
     </w:p>
-    <w:bookmarkEnd w:id="142"/>
-    <w:bookmarkStart w:id="143" w:name="def-iterate"/>
+    <w:bookmarkEnd w:id="146"/>
+    <w:bookmarkStart w:id="147" w:name="def-iterate"/>
     <w:p>
       <w:pPr>
         <w:pStyle w:val="BodyText"/>
@@ -32736,7 +33769,7 @@
           <w:b/>
           <w:bCs/>
         </w:rPr>
-        <w:t xml:space="preserve">Definition 19 (Iterate)</w:t>
+        <w:t xml:space="preserve">Definition 21 (Iterate)</w:t>
       </w:r>
       <w:r>
         <w:t xml:space="preserve"> </w:t>
@@ -32749,7 +33782,7 @@
           <w:rPr>
             <w:rStyle w:val="Hyperlink"/>
           </w:rPr>
-          <w:t xml:space="preserve">Definition 18</w:t>
+          <w:t xml:space="preserve">Definition 20</w:t>
         </w:r>
       </w:hyperlink>
       <w:r>
@@ -32787,8 +33820,8 @@
         <w:t xml:space="preserve">.</w:t>
       </w:r>
     </w:p>
-    <w:bookmarkEnd w:id="143"/>
-    <w:bookmarkStart w:id="144" w:name="def-iterate-error"/>
+    <w:bookmarkEnd w:id="147"/>
+    <w:bookmarkStart w:id="148" w:name="def-iterate-error"/>
     <w:p>
       <w:pPr>
         <w:pStyle w:val="BodyText"/>
@@ -32798,7 +33831,7 @@
           <w:b/>
           <w:bCs/>
         </w:rPr>
-        <w:t xml:space="preserve">Definition 20 (Error of an iterate)</w:t>
+        <w:t xml:space="preserve">Definition 22 (Error of an iterate)</w:t>
       </w:r>
       <w:r>
         <w:t xml:space="preserve"> </w:t>
@@ -32823,7 +33856,7 @@
           <w:rPr>
             <w:rStyle w:val="Hyperlink"/>
           </w:rPr>
-          <w:t xml:space="preserve">Definition 18</w:t>
+          <w:t xml:space="preserve">Definition 20</w:t>
         </w:r>
       </w:hyperlink>
       <w:r>
@@ -32874,15 +33907,15 @@
           <w:rPr>
             <w:rStyle w:val="Hyperlink"/>
           </w:rPr>
-          <w:t xml:space="preserve">Definition 19</w:t>
+          <w:t xml:space="preserve">Definition 21</w:t>
         </w:r>
       </w:hyperlink>
       <w:r>
         <w:t xml:space="preserve">).</w:t>
       </w:r>
     </w:p>
-    <w:bookmarkEnd w:id="144"/>
-    <w:bookmarkStart w:id="147" w:name="def-vector-sequence-limit"/>
+    <w:bookmarkEnd w:id="148"/>
+    <w:bookmarkStart w:id="151" w:name="def-vector-sequence-limit"/>
     <w:p>
       <w:pPr>
         <w:pStyle w:val="BodyText"/>
@@ -32892,7 +33925,7 @@
           <w:b/>
           <w:bCs/>
         </w:rPr>
-        <w:t xml:space="preserve">Definition 21 (Convergence of a sequence of vectors)</w:t>
+        <w:t xml:space="preserve">Definition 23 (Convergence of a sequence of vectors)</w:t>
       </w:r>
       <w:r>
         <w:t xml:space="preserve"> </w:t>
@@ -32903,7 +33936,7 @@
       <w:r>
         <w:t xml:space="preserve"> </w:t>
       </w:r>
-      <w:hyperlink r:id="rId145">
+      <w:hyperlink r:id="rId149">
         <w:r>
           <w:rPr>
             <w:rStyle w:val="Hyperlink"/>
@@ -32981,7 +34014,7 @@
       <w:r>
         <w:t xml:space="preserve"> </w:t>
       </w:r>
-      <w:hyperlink r:id="rId146">
+      <w:hyperlink r:id="rId150">
         <w:r>
           <w:rPr>
             <w:rStyle w:val="Hyperlink"/>
@@ -33198,8 +34231,8 @@
         <w:t xml:space="preserve">.</w:t>
       </w:r>
     </w:p>
-    <w:bookmarkEnd w:id="147"/>
-    <w:bookmarkStart w:id="148" w:name="exm-vector-sequence-limit"/>
+    <w:bookmarkEnd w:id="151"/>
+    <w:bookmarkStart w:id="152" w:name="exm-vector-sequence-limit"/>
     <w:p>
       <w:pPr>
         <w:pStyle w:val="BodyText"/>
@@ -33209,7 +34242,7 @@
           <w:b/>
           <w:bCs/>
         </w:rPr>
-        <w:t xml:space="preserve">Example 32 (Halving a vector)</w:t>
+        <w:t xml:space="preserve">Example 34 (Halving a vector)</w:t>
       </w:r>
       <w:r>
         <w:t xml:space="preserve"> </w:t>
@@ -33469,8 +34502,8 @@
         <w:t xml:space="preserve">.</w:t>
       </w:r>
     </w:p>
-    <w:bookmarkEnd w:id="148"/>
-    <w:bookmarkStart w:id="149" w:name="def-newton-method"/>
+    <w:bookmarkEnd w:id="152"/>
+    <w:bookmarkStart w:id="153" w:name="def-newton-method"/>
     <w:p>
       <w:pPr>
         <w:pStyle w:val="BodyText"/>
@@ -33480,7 +34513,7 @@
           <w:b/>
           <w:bCs/>
         </w:rPr>
-        <w:t xml:space="preserve">Definition 22 (Newton’s method for minimization)</w:t>
+        <w:t xml:space="preserve">Definition 24 (Newton’s method for minimization)</w:t>
       </w:r>
       <w:r>
         <w:t xml:space="preserve"> </w:t>
@@ -33644,8 +34677,8 @@
     $$</w:t>
       </w:r>
     </w:p>
-    <w:bookmarkEnd w:id="149"/>
-    <w:bookmarkStart w:id="150" w:name="def-newton-step"/>
+    <w:bookmarkEnd w:id="153"/>
+    <w:bookmarkStart w:id="154" w:name="def-newton-step"/>
     <w:p>
       <w:pPr>
         <w:pStyle w:val="FirstParagraph"/>
@@ -33655,7 +34688,7 @@
           <w:b/>
           <w:bCs/>
         </w:rPr>
-        <w:t xml:space="preserve">Definition 23 (Newton step)</w:t>
+        <w:t xml:space="preserve">Definition 25 (Newton step)</w:t>
       </w:r>
       <w:r>
         <w:t xml:space="preserve"> </w:t>
@@ -33668,7 +34701,7 @@
           <w:rPr>
             <w:rStyle w:val="Hyperlink"/>
           </w:rPr>
-          <w:t xml:space="preserve">Definition 22</w:t>
+          <w:t xml:space="preserve">Definition 24</w:t>
         </w:r>
       </w:hyperlink>
       <w:r>
@@ -33718,8 +34751,8 @@
         <w:t xml:space="preserve">.</w:t>
       </w:r>
     </w:p>
-    <w:bookmarkEnd w:id="150"/>
-    <w:bookmarkStart w:id="151" w:name="exm-newton-method"/>
+    <w:bookmarkEnd w:id="154"/>
+    <w:bookmarkStart w:id="155" w:name="exm-newton-method"/>
     <w:p>
       <w:pPr>
         <w:pStyle w:val="BodyText"/>
@@ -33729,7 +34762,7 @@
           <w:b/>
           <w:bCs/>
         </w:rPr>
-        <w:t xml:space="preserve">Example 33 (Newton’s method for a cubic)</w:t>
+        <w:t xml:space="preserve">Example 35 (Newton’s method for a cubic)</w:t>
       </w:r>
       <w:r>
         <w:t xml:space="preserve"> </w:t>
@@ -34816,7 +35849,7 @@
           <w:rPr>
             <w:rStyle w:val="Hyperlink"/>
           </w:rPr>
-          <w:t xml:space="preserve">Definition 19</w:t>
+          <w:t xml:space="preserve">Definition 21</w:t>
         </w:r>
       </w:hyperlink>
       <w:r>
@@ -34965,8 +35998,8 @@
         <w:t xml:space="preserve">).</w:t>
       </w:r>
     </w:p>
-    <w:bookmarkEnd w:id="151"/>
-    <w:bookmarkStart w:id="152" w:name="def-quadratic-model"/>
+    <w:bookmarkEnd w:id="155"/>
+    <w:bookmarkStart w:id="156" w:name="def-quadratic-model"/>
     <w:p>
       <w:pPr>
         <w:pStyle w:val="BodyText"/>
@@ -34976,7 +36009,7 @@
           <w:b/>
           <w:bCs/>
         </w:rPr>
-        <w:t xml:space="preserve">Definition 24 (Quadratic model (second-order Taylor polynomial))</w:t>
+        <w:t xml:space="preserve">Definition 26 (Quadratic model (second-order Taylor polynomial))</w:t>
       </w:r>
       <w:r>
         <w:t xml:space="preserve"> </w:t>
@@ -35006,7 +36039,7 @@
           <w:rPr>
             <w:rStyle w:val="Hyperlink"/>
           </w:rPr>
-          <w:t xml:space="preserve">Definition 22</w:t>
+          <w:t xml:space="preserve">Definition 24</w:t>
         </w:r>
       </w:hyperlink>
       <w:r>
@@ -35166,8 +36199,8 @@
         <w:t xml:space="preserve">.</w:t>
       </w:r>
     </w:p>
-    <w:bookmarkEnd w:id="152"/>
-    <w:bookmarkStart w:id="153" w:name="exm-quadratic-model"/>
+    <w:bookmarkEnd w:id="156"/>
+    <w:bookmarkStart w:id="157" w:name="exm-quadratic-model"/>
     <w:p>
       <w:pPr>
         <w:pStyle w:val="BodyText"/>
@@ -35177,7 +36210,7 @@
           <w:b/>
           <w:bCs/>
         </w:rPr>
-        <w:t xml:space="preserve">Example 34 (The model at</w:t>
+        <w:t xml:space="preserve">Example 36 (The model at</w:t>
       </w:r>
       <w:r>
         <w:rPr>
@@ -35315,7 +36348,7 @@
           <w:rPr>
             <w:rStyle w:val="Hyperlink"/>
           </w:rPr>
-          <w:t xml:space="preserve">Example 33</w:t>
+          <w:t xml:space="preserve">Example 35</w:t>
         </w:r>
       </w:hyperlink>
       <w:r>
@@ -35790,8 +36823,8 @@
         <w:t xml:space="preserve">).</w:t>
       </w:r>
     </w:p>
-    <w:bookmarkEnd w:id="153"/>
-    <w:bookmarkStart w:id="154" w:name="rem-quadratic-model-taylor"/>
+    <w:bookmarkEnd w:id="157"/>
+    <w:bookmarkStart w:id="158" w:name="rem-quadratic-model-taylor"/>
     <w:p>
       <w:pPr>
         <w:pStyle w:val="BodyText"/>
@@ -35872,7 +36905,7 @@
           <w:rPr>
             <w:rStyle w:val="Hyperlink"/>
           </w:rPr>
-          <w:t xml:space="preserve">Definition 24</w:t>
+          <w:t xml:space="preserve">Definition 26</w:t>
         </w:r>
       </w:hyperlink>
       <w:r>
@@ -35903,8 +36936,8 @@
         <w:t xml:space="preserve">.</w:t>
       </w:r>
     </w:p>
-    <w:bookmarkEnd w:id="154"/>
-    <w:bookmarkStart w:id="155" w:name="thm-newton-model"/>
+    <w:bookmarkEnd w:id="158"/>
+    <w:bookmarkStart w:id="159" w:name="thm-newton-model"/>
     <w:p>
       <w:pPr>
         <w:pStyle w:val="BodyText"/>
@@ -35967,7 +37000,7 @@
           <w:rPr>
             <w:rStyle w:val="Hyperlink"/>
           </w:rPr>
-          <w:t xml:space="preserve">Definition 24</w:t>
+          <w:t xml:space="preserve">Definition 26</w:t>
         </w:r>
       </w:hyperlink>
       <w:r>
@@ -36015,7 +37048,7 @@
         <w:t xml:space="preserve">.</w:t>
       </w:r>
     </w:p>
-    <w:bookmarkEnd w:id="155"/>
+    <w:bookmarkEnd w:id="159"/>
     <w:p>
       <w:pPr>
         <w:pStyle w:val="BodyText"/>
@@ -36064,7 +37097,7 @@
       <w:r>
         <w:t xml:space="preserve">and invertible (</w:t>
       </w:r>
-      <w:hyperlink r:id="rId128">
+      <w:hyperlink r:id="rId132">
         <w:r>
           <w:rPr>
             <w:rStyle w:val="Hyperlink"/>
@@ -36267,7 +37300,7 @@
         <w:t xml:space="preserve">is positive definite.</w:t>
       </w:r>
     </w:p>
-    <w:bookmarkStart w:id="156" w:name="exm-newton-model"/>
+    <w:bookmarkStart w:id="160" w:name="exm-newton-model"/>
     <w:p>
       <w:pPr>
         <w:pStyle w:val="BodyText"/>
@@ -36277,7 +37310,7 @@
           <w:b/>
           <w:bCs/>
         </w:rPr>
-        <w:t xml:space="preserve">Example 35 (The Newton step at</w:t>
+        <w:t xml:space="preserve">Example 37 (The Newton step at</w:t>
       </w:r>
       <w:r>
         <w:rPr>
@@ -36413,7 +37446,7 @@
           <w:rPr>
             <w:rStyle w:val="Hyperlink"/>
           </w:rPr>
-          <w:t xml:space="preserve">Example 34</w:t>
+          <w:t xml:space="preserve">Example 36</w:t>
         </w:r>
       </w:hyperlink>
       <w:r>
@@ -36758,15 +37791,15 @@
           <w:rPr>
             <w:rStyle w:val="Hyperlink"/>
           </w:rPr>
-          <w:t xml:space="preserve">Example 33</w:t>
+          <w:t xml:space="preserve">Example 35</w:t>
         </w:r>
       </w:hyperlink>
       <w:r>
         <w:t xml:space="preserve">).</w:t>
       </w:r>
     </w:p>
-    <w:bookmarkEnd w:id="156"/>
-    <w:bookmarkStart w:id="157" w:name="def-quadratic-convergence"/>
+    <w:bookmarkEnd w:id="160"/>
+    <w:bookmarkStart w:id="161" w:name="def-quadratic-convergence"/>
     <w:p>
       <w:pPr>
         <w:pStyle w:val="BodyText"/>
@@ -36776,7 +37809,7 @@
           <w:b/>
           <w:bCs/>
         </w:rPr>
-        <w:t xml:space="preserve">Definition 25 (Quadratic convergence)</w:t>
+        <w:t xml:space="preserve">Definition 27 (Quadratic convergence)</w:t>
       </w:r>
       <w:r>
         <w:t xml:space="preserve"> </w:t>
@@ -36787,7 +37820,7 @@
       <w:r>
         <w:t xml:space="preserve"> </w:t>
       </w:r>
-      <w:hyperlink r:id="rId145">
+      <w:hyperlink r:id="rId149">
         <w:r>
           <w:rPr>
             <w:rStyle w:val="Hyperlink"/>
@@ -36839,7 +37872,7 @@
           <w:rPr>
             <w:rStyle w:val="Hyperlink"/>
           </w:rPr>
-          <w:t xml:space="preserve">Definition 21</w:t>
+          <w:t xml:space="preserve">Definition 23</w:t>
         </w:r>
       </w:hyperlink>
       <w:r>
@@ -36893,8 +37926,8 @@
     $$</w:t>
       </w:r>
     </w:p>
-    <w:bookmarkEnd w:id="157"/>
-    <w:bookmarkStart w:id="158" w:name="exm-not-quadratic-convergence"/>
+    <w:bookmarkEnd w:id="161"/>
+    <w:bookmarkStart w:id="162" w:name="exm-not-quadratic-convergence"/>
     <w:p>
       <w:pPr>
         <w:pStyle w:val="FirstParagraph"/>
@@ -36904,7 +37937,7 @@
           <w:b/>
           <w:bCs/>
         </w:rPr>
-        <w:t xml:space="preserve">Example 36 (Halving the error is not quadratic convergence)</w:t>
+        <w:t xml:space="preserve">Example 38 (Halving the error is not quadratic convergence)</w:t>
       </w:r>
       <w:r>
         <w:t xml:space="preserve"> </w:t>
@@ -37208,8 +38241,8 @@
         <w:t xml:space="preserve">Each step only halves the error.</w:t>
       </w:r>
     </w:p>
-    <w:bookmarkEnd w:id="158"/>
-    <w:bookmarkStart w:id="159" w:name="exm-newton-convergence"/>
+    <w:bookmarkEnd w:id="162"/>
+    <w:bookmarkStart w:id="163" w:name="exm-newton-convergence"/>
     <w:p>
       <w:pPr>
         <w:pStyle w:val="BodyText"/>
@@ -37219,7 +38252,7 @@
           <w:b/>
           <w:bCs/>
         </w:rPr>
-        <w:t xml:space="preserve">Example 37 (The error squares at each step)</w:t>
+        <w:t xml:space="preserve">Example 39 (The error squares at each step)</w:t>
       </w:r>
       <w:r>
         <w:t xml:space="preserve"> </w:t>
@@ -37375,7 +38408,7 @@
           <w:rPr>
             <w:rStyle w:val="Hyperlink"/>
           </w:rPr>
-          <w:t xml:space="preserve">Example 33</w:t>
+          <w:t xml:space="preserve">Example 35</w:t>
         </w:r>
       </w:hyperlink>
       <w:r>
@@ -37985,7 +39018,7 @@
           <w:rPr>
             <w:rStyle w:val="Hyperlink"/>
           </w:rPr>
-          <w:t xml:space="preserve">Definition 25</w:t>
+          <w:t xml:space="preserve">Definition 27</w:t>
         </w:r>
       </w:hyperlink>
       <w:r>
@@ -38300,8 +39333,8 @@
         <w:t xml:space="preserve">which these notes do not prove.</w:t>
       </w:r>
     </w:p>
-    <w:bookmarkEnd w:id="159"/>
-    <w:bookmarkStart w:id="160" w:name="exm-newton-maximum"/>
+    <w:bookmarkEnd w:id="163"/>
+    <w:bookmarkStart w:id="164" w:name="exm-newton-maximum"/>
     <w:p>
       <w:pPr>
         <w:pStyle w:val="BodyText"/>
@@ -38311,7 +39344,7 @@
           <w:b/>
           <w:bCs/>
         </w:rPr>
-        <w:t xml:space="preserve">Example 38 (Newton’s method can find a maximum)</w:t>
+        <w:t xml:space="preserve">Example 40 (Newton’s method can find a maximum)</w:t>
       </w:r>
       <w:r>
         <w:t xml:space="preserve"> </w:t>
@@ -38858,8 +39891,8 @@
         <w:t xml:space="preserve">the positive definite hypothesis there is needed.</w:t>
       </w:r>
     </w:p>
-    <w:bookmarkEnd w:id="160"/>
-    <w:bookmarkStart w:id="161" w:name="thm-newton-quadratic"/>
+    <w:bookmarkEnd w:id="164"/>
+    <w:bookmarkStart w:id="165" w:name="thm-newton-quadratic"/>
     <w:p>
       <w:pPr>
         <w:pStyle w:val="BodyText"/>
@@ -38972,7 +40005,7 @@
           <w:rPr>
             <w:rStyle w:val="Hyperlink"/>
           </w:rPr>
-          <w:t xml:space="preserve">Definition 22</w:t>
+          <w:t xml:space="preserve">Definition 24</w:t>
         </w:r>
       </w:hyperlink>
       <w:r>
@@ -39005,7 +40038,7 @@
         <w:t xml:space="preserve">.</w:t>
       </w:r>
     </w:p>
-    <w:bookmarkEnd w:id="161"/>
+    <w:bookmarkEnd w:id="165"/>
     <w:p>
       <w:pPr>
         <w:pStyle w:val="BodyText"/>
@@ -39061,7 +40094,7 @@
       <w:r>
         <w:t xml:space="preserve"> </w:t>
       </w:r>
-      <w:hyperlink r:id="rId122">
+      <w:hyperlink r:id="rId126">
         <w:r>
           <w:rPr>
             <w:rStyle w:val="Hyperlink"/>
@@ -39186,7 +40219,7 @@
       <w:r>
         <w:t xml:space="preserve">of the linear term is constant (</w:t>
       </w:r>
-      <w:hyperlink r:id="rId123">
+      <w:hyperlink r:id="rId127">
         <w:r>
           <w:rPr>
             <w:rStyle w:val="Hyperlink"/>
@@ -39212,7 +40245,7 @@
       <w:r>
         <w:t xml:space="preserve">which is invertible (</w:t>
       </w:r>
-      <w:hyperlink r:id="rId128">
+      <w:hyperlink r:id="rId132">
         <w:r>
           <w:rPr>
             <w:rStyle w:val="Hyperlink"/>
@@ -39364,7 +40397,7 @@
           <w:rPr>
             <w:rStyle w:val="Hyperlink"/>
           </w:rPr>
-          <w:t xml:space="preserve">Definition 5</w:t>
+          <w:t xml:space="preserve">Definition 7</w:t>
         </w:r>
       </w:hyperlink>
       <w:r>
@@ -39406,7 +40439,7 @@
         <w:t xml:space="preserve">).</w:t>
       </w:r>
     </w:p>
-    <w:bookmarkStart w:id="162" w:name="exm-newton-quadratic"/>
+    <w:bookmarkStart w:id="166" w:name="exm-newton-quadratic"/>
     <w:p>
       <w:pPr>
         <w:pStyle w:val="BodyText"/>
@@ -39416,7 +40449,7 @@
           <w:b/>
           <w:bCs/>
         </w:rPr>
-        <w:t xml:space="preserve">Example 39 (One step to the minimizer)</w:t>
+        <w:t xml:space="preserve">Example 41 (One step to the minimizer)</w:t>
       </w:r>
       <w:r>
         <w:t xml:space="preserve"> </w:t>
@@ -39794,8 +40827,8 @@
         <w:t xml:space="preserve">the minimizer.</w:t>
       </w:r>
     </w:p>
-    <w:bookmarkEnd w:id="162"/>
-    <w:bookmarkStart w:id="163" w:name="def-gradient-descent"/>
+    <w:bookmarkEnd w:id="166"/>
+    <w:bookmarkStart w:id="167" w:name="def-gradient-descent"/>
     <w:p>
       <w:pPr>
         <w:pStyle w:val="BodyText"/>
@@ -39805,7 +40838,7 @@
           <w:b/>
           <w:bCs/>
         </w:rPr>
-        <w:t xml:space="preserve">Definition 26 (Gradient descent)</w:t>
+        <w:t xml:space="preserve">Definition 28 (Gradient descent)</w:t>
       </w:r>
       <w:r>
         <w:t xml:space="preserve"> </w:t>
@@ -40053,8 +41086,8 @@
     $$</w:t>
       </w:r>
     </w:p>
-    <w:bookmarkEnd w:id="163"/>
-    <w:bookmarkStart w:id="164" w:name="exm-gradient-descent"/>
+    <w:bookmarkEnd w:id="167"/>
+    <w:bookmarkStart w:id="168" w:name="exm-gradient-descent"/>
     <w:p>
       <w:pPr>
         <w:pStyle w:val="FirstParagraph"/>
@@ -40064,7 +41097,7 @@
           <w:b/>
           <w:bCs/>
         </w:rPr>
-        <w:t xml:space="preserve">Example 40 (Fixed steps on a parabola)</w:t>
+        <w:t xml:space="preserve">Example 42 (Fixed steps on a parabola)</w:t>
       </w:r>
       <w:r>
         <w:t xml:space="preserve"> </w:t>
@@ -40856,8 +41889,8 @@
         <w:t xml:space="preserve">too long a step can make gradient descent fail.</w:t>
       </w:r>
     </w:p>
-    <w:bookmarkEnd w:id="164"/>
-    <w:bookmarkStart w:id="165" w:name="rem-gradient-descent-newton"/>
+    <w:bookmarkEnd w:id="168"/>
+    <w:bookmarkStart w:id="169" w:name="rem-gradient-descent-newton"/>
     <w:p>
       <w:pPr>
         <w:pStyle w:val="FirstParagraph"/>
@@ -40880,7 +41913,7 @@
           <w:rPr>
             <w:rStyle w:val="Hyperlink"/>
           </w:rPr>
-          <w:t xml:space="preserve">Definition 26</w:t>
+          <w:t xml:space="preserve">Definition 28</w:t>
         </w:r>
       </w:hyperlink>
       <w:r>
@@ -40891,7 +41924,7 @@
           <w:rPr>
             <w:rStyle w:val="Hyperlink"/>
           </w:rPr>
-          <w:t xml:space="preserve">Definition 22</w:t>
+          <w:t xml:space="preserve">Definition 24</w:t>
         </w:r>
       </w:hyperlink>
       <w:r>
@@ -40963,8 +41996,8 @@
         <w:t xml:space="preserve">so it needs no second derivatives.</w:t>
       </w:r>
     </w:p>
-    <w:bookmarkEnd w:id="165"/>
-    <w:bookmarkStart w:id="166" w:name="def-line-search"/>
+    <w:bookmarkEnd w:id="169"/>
+    <w:bookmarkStart w:id="170" w:name="def-line-search"/>
     <w:p>
       <w:pPr>
         <w:pStyle w:val="BodyText"/>
@@ -40974,7 +42007,7 @@
           <w:b/>
           <w:bCs/>
         </w:rPr>
-        <w:t xml:space="preserve">Definition 27 (Line search)</w:t>
+        <w:t xml:space="preserve">Definition 29 (Line search)</w:t>
       </w:r>
       <w:r>
         <w:t xml:space="preserve"> </w:t>
@@ -40987,7 +42020,7 @@
           <w:rPr>
             <w:rStyle w:val="Hyperlink"/>
           </w:rPr>
-          <w:t xml:space="preserve">Definition 26</w:t>
+          <w:t xml:space="preserve">Definition 28</w:t>
         </w:r>
       </w:hyperlink>
       <w:r>
@@ -41074,8 +42107,8 @@
         <w:t xml:space="preserve">.</w:t>
       </w:r>
     </w:p>
-    <w:bookmarkEnd w:id="166"/>
-    <w:bookmarkStart w:id="167" w:name="def-exact-line-search"/>
+    <w:bookmarkEnd w:id="170"/>
+    <w:bookmarkStart w:id="171" w:name="def-exact-line-search"/>
     <w:p>
       <w:pPr>
         <w:pStyle w:val="BodyText"/>
@@ -41085,7 +42118,7 @@
           <w:b/>
           <w:bCs/>
         </w:rPr>
-        <w:t xml:space="preserve">Definition 28 (Exact line search)</w:t>
+        <w:t xml:space="preserve">Definition 30 (Exact line search)</w:t>
       </w:r>
       <w:r>
         <w:t xml:space="preserve"> </w:t>
@@ -41108,7 +42141,7 @@
           <w:rPr>
             <w:rStyle w:val="Hyperlink"/>
           </w:rPr>
-          <w:t xml:space="preserve">Definition 27</w:t>
+          <w:t xml:space="preserve">Definition 29</w:t>
         </w:r>
       </w:hyperlink>
       <w:r>
@@ -41182,8 +42215,8 @@
         <w:t xml:space="preserve">.</w:t>
       </w:r>
     </w:p>
-    <w:bookmarkEnd w:id="167"/>
-    <w:bookmarkStart w:id="168" w:name="exm-line-search"/>
+    <w:bookmarkEnd w:id="171"/>
+    <w:bookmarkStart w:id="172" w:name="exm-line-search"/>
     <w:p>
       <w:pPr>
         <w:pStyle w:val="BodyText"/>
@@ -41193,7 +42226,7 @@
           <w:b/>
           <w:bCs/>
         </w:rPr>
-        <w:t xml:space="preserve">Example 41 (Exact line search on a parabola)</w:t>
+        <w:t xml:space="preserve">Example 43 (Exact line search on a parabola)</w:t>
       </w:r>
       <w:r>
         <w:t xml:space="preserve"> </w:t>
@@ -41855,8 +42888,8 @@
         <w:t xml:space="preserve">in one step.</w:t>
       </w:r>
     </w:p>
-    <w:bookmarkEnd w:id="168"/>
-    <w:bookmarkStart w:id="170" w:name="def-descent-direction"/>
+    <w:bookmarkEnd w:id="172"/>
+    <w:bookmarkStart w:id="174" w:name="def-descent-direction"/>
     <w:p>
       <w:pPr>
         <w:pStyle w:val="BodyText"/>
@@ -41866,7 +42899,7 @@
           <w:b/>
           <w:bCs/>
         </w:rPr>
-        <w:t xml:space="preserve">Definition 29 (Descent direction)</w:t>
+        <w:t xml:space="preserve">Definition 31 (Descent direction)</w:t>
       </w:r>
       <w:r>
         <w:t xml:space="preserve"> </w:t>
@@ -41962,7 +42995,7 @@
       <w:r>
         <w:t xml:space="preserve">(</w:t>
       </w:r>
-      <w:hyperlink r:id="rId169">
+      <w:hyperlink r:id="rId173">
         <w:r>
           <w:rPr>
             <w:rStyle w:val="Hyperlink"/>
@@ -42067,8 +43100,8 @@
         <w:t xml:space="preserve">.</w:t>
       </w:r>
     </w:p>
-    <w:bookmarkEnd w:id="170"/>
-    <w:bookmarkStart w:id="171" w:name="exm-descent-directions"/>
+    <w:bookmarkEnd w:id="174"/>
+    <w:bookmarkStart w:id="175" w:name="exm-descent-directions"/>
     <w:p>
       <w:pPr>
         <w:pStyle w:val="BodyText"/>
@@ -42078,7 +43111,7 @@
           <w:b/>
           <w:bCs/>
         </w:rPr>
-        <w:t xml:space="preserve">Example 42 (Descent directions for</w:t>
+        <w:t xml:space="preserve">Example 44 (Descent directions for</w:t>
       </w:r>
       <w:r>
         <w:rPr>
@@ -42319,8 +43352,8 @@
         <w:t xml:space="preserve">.</w:t>
       </w:r>
     </w:p>
-    <w:bookmarkEnd w:id="171"/>
-    <w:bookmarkStart w:id="172" w:name="thm-descent-direction"/>
+    <w:bookmarkEnd w:id="175"/>
+    <w:bookmarkStart w:id="176" w:name="thm-descent-direction"/>
     <w:p>
       <w:pPr>
         <w:pStyle w:val="FirstParagraph"/>
@@ -42577,7 +43610,7 @@
           <w:rPr>
             <w:rStyle w:val="Hyperlink"/>
           </w:rPr>
-          <w:t xml:space="preserve">Definition 29</w:t>
+          <w:t xml:space="preserve">Definition 31</w:t>
         </w:r>
       </w:hyperlink>
       <w:r>
@@ -42595,7 +43628,7 @@
         <w:t xml:space="preserve">.</w:t>
       </w:r>
     </w:p>
-    <w:bookmarkEnd w:id="172"/>
+    <w:bookmarkEnd w:id="176"/>
     <w:p>
       <w:pPr>
         <w:pStyle w:val="BodyText"/>
@@ -43244,7 +44277,7 @@
         <w:t xml:space="preserve">.</w:t>
       </w:r>
     </w:p>
-    <w:bookmarkStart w:id="173" w:name="exm-descent-direction"/>
+    <w:bookmarkStart w:id="177" w:name="exm-descent-direction"/>
     <w:p>
       <w:pPr>
         <w:pStyle w:val="BodyText"/>
@@ -43254,7 +44287,7 @@
           <w:b/>
           <w:bCs/>
         </w:rPr>
-        <w:t xml:space="preserve">Example 43 (How short is short enough)</w:t>
+        <w:t xml:space="preserve">Example 45 (How short is short enough)</w:t>
       </w:r>
       <w:r>
         <w:t xml:space="preserve"> </w:t>
@@ -43270,7 +44303,7 @@
           <w:rPr>
             <w:rStyle w:val="Hyperlink"/>
           </w:rPr>
-          <w:t xml:space="preserve">Example 40</w:t>
+          <w:t xml:space="preserve">Example 42</w:t>
         </w:r>
       </w:hyperlink>
       <w:r>
@@ -43642,8 +44675,8 @@
         <w:t xml:space="preserve">of that example was too long.</w:t>
       </w:r>
     </w:p>
-    <w:bookmarkEnd w:id="173"/>
-    <w:bookmarkStart w:id="175" w:name="exm-gd-zigzag"/>
+    <w:bookmarkEnd w:id="177"/>
+    <w:bookmarkStart w:id="179" w:name="exm-gd-zigzag"/>
     <w:p>
       <w:pPr>
         <w:pStyle w:val="BodyText"/>
@@ -43653,7 +44686,7 @@
           <w:b/>
           <w:bCs/>
         </w:rPr>
-        <w:t xml:space="preserve">Example 44 (Gradient descent zigzags)</w:t>
+        <w:t xml:space="preserve">Example 46 (Gradient descent zigzags)</w:t>
       </w:r>
       <w:r>
         <w:t xml:space="preserve"> </w:t>
@@ -43864,7 +44897,7 @@
           <w:rPr>
             <w:rStyle w:val="Hyperlink"/>
           </w:rPr>
-          <w:t xml:space="preserve">Definition 28</w:t>
+          <w:t xml:space="preserve">Definition 30</w:t>
         </w:r>
       </w:hyperlink>
       <w:r>
@@ -45323,7 +46356,7 @@
       <w:r>
         <w:t xml:space="preserve"> </w:t>
       </w:r>
-      <w:hyperlink r:id="rId174">
+      <w:hyperlink r:id="rId178">
         <w:r>
           <w:rPr>
             <w:rStyle w:val="Hyperlink"/>
@@ -46171,9 +47204,1859 @@
         <w:t xml:space="preserve">).</w:t>
       </w:r>
     </w:p>
-    <w:bookmarkEnd w:id="175"/>
-    <w:bookmarkEnd w:id="176"/>
-    <w:bookmarkStart w:id="180" w:name="sec-additional-resources"/>
+    <w:bookmarkEnd w:id="179"/>
+    <w:bookmarkStart w:id="180" w:name="def-armijo-condition"/>
+    <w:p>
+      <w:pPr>
+        <w:pStyle w:val="FirstParagraph"/>
+      </w:pPr>
+      <w:r>
+        <w:rPr>
+          <w:b/>
+          <w:bCs/>
+        </w:rPr>
+        <w:t xml:space="preserve">Definition 32 (Armijo condition)</w:t>
+      </w:r>
+      <w:r>
+        <w:t xml:space="preserve"> </w:t>
+      </w:r>
+      <w:r>
+        <w:t xml:space="preserve">Let</w:t>
+      </w:r>
+      <w:r>
+        <w:t xml:space="preserve"> </w:t>
+      </w:r>
+      <m:oMath>
+        <m:r>
+          <m:t>f</m:t>
+        </m:r>
+        <m:r>
+          <m:rPr>
+            <m:sty m:val="p"/>
+          </m:rPr>
+          <m:t>:</m:t>
+        </m:r>
+        <m:sSup>
+          <m:e>
+            <m:r>
+              <m:rPr>
+                <m:scr m:val="double-struck"/>
+                <m:sty m:val="p"/>
+              </m:rPr>
+              <m:t>R</m:t>
+            </m:r>
+          </m:e>
+          <m:sup>
+            <m:r>
+              <m:t>p</m:t>
+            </m:r>
+          </m:sup>
+        </m:sSup>
+        <m:r>
+          <m:rPr>
+            <m:sty m:val="p"/>
+          </m:rPr>
+          <m:t>→</m:t>
+        </m:r>
+        <m:r>
+          <m:rPr>
+            <m:scr m:val="double-struck"/>
+            <m:sty m:val="p"/>
+          </m:rPr>
+          <m:t>R</m:t>
+        </m:r>
+      </m:oMath>
+      <w:r>
+        <w:t xml:space="preserve"> </w:t>
+      </w:r>
+      <w:r>
+        <w:t xml:space="preserve">have first partial derivatives,</w:t>
+      </w:r>
+      <w:r>
+        <w:t xml:space="preserve"> </w:t>
+      </w:r>
+      <w:r>
+        <w:t xml:space="preserve">let</w:t>
+      </w:r>
+      <w:r>
+        <w:t xml:space="preserve"> </w:t>
+      </w:r>
+      <w:r>
+        <w:t xml:space="preserve">$\mathord{\smash[b]{\underset{\raise.3ex\hbox{$\scriptstyle\sim$}}{x}}\vphantom{x}}\in \mathbb{R}^p$</w:t>
+      </w:r>
+      <w:r>
+        <w:t xml:space="preserve">, and let</w:t>
+      </w:r>
+      <w:r>
+        <w:t xml:space="preserve"> </w:t>
+      </w:r>
+      <w:r>
+        <w:t xml:space="preserve">$\mathord{\smash[b]{\underset{\raise.3ex\hbox{$\scriptstyle\sim$}}{g}}\vphantom{g}} \stackrel{\text{def}}{=}\frac{\partial}{\partial \mathord{\smash[b]{\underset{\raise.3ex\hbox{$\scriptstyle\sim$}}{x}}\vphantom{x}}} f(\mathord{\smash[b]{\underset{\raise.3ex\hbox{$\scriptstyle\sim$}}{x}}\vphantom{x}})$</w:t>
+      </w:r>
+      <w:r>
+        <w:t xml:space="preserve">.</w:t>
+      </w:r>
+      <w:r>
+        <w:t xml:space="preserve"> </w:t>
+      </w:r>
+      <w:r>
+        <w:t xml:space="preserve">A step length</w:t>
+      </w:r>
+      <w:r>
+        <w:t xml:space="preserve"> </w:t>
+      </w:r>
+      <m:oMath>
+        <m:r>
+          <m:t>s</m:t>
+        </m:r>
+        <m:r>
+          <m:rPr>
+            <m:sty m:val="p"/>
+          </m:rPr>
+          <m:t>&gt;</m:t>
+        </m:r>
+        <m:r>
+          <m:t>0</m:t>
+        </m:r>
+      </m:oMath>
+      <w:r>
+        <w:t xml:space="preserve"> </w:t>
+      </w:r>
+      <w:r>
+        <w:t xml:space="preserve">satisfies the</w:t>
+      </w:r>
+      <w:r>
+        <w:t xml:space="preserve"> </w:t>
+      </w:r>
+      <w:r>
+        <w:rPr>
+          <w:b/>
+          <w:bCs/>
+        </w:rPr>
+        <w:t xml:space="preserve">Armijo condition</w:t>
+      </w:r>
+      <w:r>
+        <w:t xml:space="preserve"> </w:t>
+      </w:r>
+      <w:r>
+        <w:t xml:space="preserve">with constant</w:t>
+      </w:r>
+      <w:r>
+        <w:t xml:space="preserve"> </w:t>
+      </w:r>
+      <m:oMath>
+        <m:r>
+          <m:t>c</m:t>
+        </m:r>
+        <m:r>
+          <m:rPr>
+            <m:sty m:val="p"/>
+          </m:rPr>
+          <m:t>∈</m:t>
+        </m:r>
+        <m:r>
+          <m:rPr>
+            <m:sty m:val="p"/>
+          </m:rPr>
+          <m:t>(</m:t>
+        </m:r>
+        <m:r>
+          <m:t>0</m:t>
+        </m:r>
+        <m:r>
+          <m:rPr>
+            <m:sty m:val="p"/>
+          </m:rPr>
+          <m:t>,</m:t>
+        </m:r>
+        <m:r>
+          <m:t>1</m:t>
+        </m:r>
+        <m:r>
+          <m:rPr>
+            <m:sty m:val="p"/>
+          </m:rPr>
+          <m:t>)</m:t>
+        </m:r>
+      </m:oMath>
+      <w:r>
+        <w:t xml:space="preserve"> </w:t>
+      </w:r>
+      <w:r>
+        <w:t xml:space="preserve">at</w:t>
+      </w:r>
+      <w:r>
+        <w:t xml:space="preserve"> </w:t>
+      </w:r>
+      <w:r>
+        <w:t xml:space="preserve">$\mathord{\smash[b]{\underset{\raise.3ex\hbox{$\scriptstyle\sim$}}{x}}\vphantom{x}}$</w:t>
+      </w:r>
+      <w:r>
+        <w:t xml:space="preserve"> </w:t>
+      </w:r>
+      <w:r>
+        <w:t xml:space="preserve">if</w:t>
+      </w:r>
+    </w:p>
+    <w:p>
+      <w:pPr>
+        <w:pStyle w:val="BodyText"/>
+      </w:pPr>
+      <w:r>
+        <w:t xml:space="preserve">$$
+    f(\mathord{\smash[b]{\underset{\raise.3ex\hbox{$\scriptstyle\sim$}}{x}}\vphantom{x}}- s \mathord{\smash[b]{\underset{\raise.3ex\hbox{$\scriptstyle\sim$}}{g}}\vphantom{g}}) \le f(\mathord{\smash[b]{\underset{\raise.3ex\hbox{$\scriptstyle\sim$}}{x}}\vphantom{x}}) - c\, s\, \mathopen{}\left\lVert\mathord{\smash[b]{\underset{\raise.3ex\hbox{$\scriptstyle\sim$}}{g}}\vphantom{g}}\right\rVert\mathclose{}^2.
+    $$</w:t>
+      </w:r>
+    </w:p>
+    <w:bookmarkEnd w:id="180"/>
+    <w:bookmarkStart w:id="181" w:name="exm-armijo-condition"/>
+    <w:p>
+      <w:pPr>
+        <w:pStyle w:val="FirstParagraph"/>
+      </w:pPr>
+      <w:r>
+        <w:rPr>
+          <w:b/>
+          <w:bCs/>
+        </w:rPr>
+        <w:t xml:space="preserve">Example 47 (The Armijo condition on a parabola)</w:t>
+      </w:r>
+      <w:r>
+        <w:t xml:space="preserve"> </w:t>
+      </w:r>
+      <w:r>
+        <w:t xml:space="preserve">Let</w:t>
+      </w:r>
+      <w:r>
+        <w:t xml:space="preserve"> </w:t>
+      </w:r>
+      <m:oMath>
+        <m:r>
+          <m:t>f</m:t>
+        </m:r>
+        <m:r>
+          <m:rPr>
+            <m:sty m:val="p"/>
+          </m:rPr>
+          <m:t>(</m:t>
+        </m:r>
+        <m:r>
+          <m:t>x</m:t>
+        </m:r>
+        <m:r>
+          <m:rPr>
+            <m:sty m:val="p"/>
+          </m:rPr>
+          <m:t>)</m:t>
+        </m:r>
+        <m:r>
+          <m:rPr>
+            <m:sty m:val="p"/>
+          </m:rPr>
+          <m:t>=</m:t>
+        </m:r>
+        <m:sSup>
+          <m:e>
+            <m:r>
+              <m:t>x</m:t>
+            </m:r>
+          </m:e>
+          <m:sup>
+            <m:r>
+              <m:t>2</m:t>
+            </m:r>
+          </m:sup>
+        </m:sSup>
+      </m:oMath>
+      <w:r>
+        <w:t xml:space="preserve"> </w:t>
+      </w:r>
+      <w:r>
+        <w:t xml:space="preserve">and</w:t>
+      </w:r>
+      <w:r>
+        <w:t xml:space="preserve"> </w:t>
+      </w:r>
+      <m:oMath>
+        <m:r>
+          <m:t>x</m:t>
+        </m:r>
+        <m:r>
+          <m:rPr>
+            <m:sty m:val="p"/>
+          </m:rPr>
+          <m:t>=</m:t>
+        </m:r>
+        <m:r>
+          <m:t>2</m:t>
+        </m:r>
+      </m:oMath>
+      <w:r>
+        <w:t xml:space="preserve">, so</w:t>
+      </w:r>
+      <w:r>
+        <w:t xml:space="preserve"> </w:t>
+      </w:r>
+      <m:oMath>
+        <m:r>
+          <m:t>g</m:t>
+        </m:r>
+        <m:r>
+          <m:rPr>
+            <m:sty m:val="p"/>
+          </m:rPr>
+          <m:t>=</m:t>
+        </m:r>
+        <m:sSup>
+          <m:e>
+            <m:r>
+              <m:t>f</m:t>
+            </m:r>
+          </m:e>
+          <m:sup>
+            <m:r>
+              <m:rPr>
+                <m:sty m:val="p"/>
+              </m:rPr>
+              <m:t>′</m:t>
+            </m:r>
+          </m:sup>
+        </m:sSup>
+        <m:r>
+          <m:rPr>
+            <m:sty m:val="p"/>
+          </m:rPr>
+          <m:t>(</m:t>
+        </m:r>
+        <m:r>
+          <m:t>2</m:t>
+        </m:r>
+        <m:r>
+          <m:rPr>
+            <m:sty m:val="p"/>
+          </m:rPr>
+          <m:t>)</m:t>
+        </m:r>
+        <m:r>
+          <m:rPr>
+            <m:sty m:val="p"/>
+          </m:rPr>
+          <m:t>=</m:t>
+        </m:r>
+        <m:r>
+          <m:t>4</m:t>
+        </m:r>
+      </m:oMath>
+      <w:r>
+        <w:t xml:space="preserve"> </w:t>
+      </w:r>
+      <w:r>
+        <w:t xml:space="preserve">and</w:t>
+      </w:r>
+      <w:r>
+        <w:t xml:space="preserve"> </w:t>
+      </w:r>
+      <m:oMath>
+        <m:r>
+          <m:t>​</m:t>
+        </m:r>
+        <m:d>
+          <m:dPr>
+            <m:begChr m:val="∥"/>
+            <m:sepChr m:val=""/>
+            <m:endChr m:val="∥"/>
+            <m:grow/>
+          </m:dPr>
+          <m:e>
+            <m:r>
+              <m:t>g</m:t>
+            </m:r>
+          </m:e>
+        </m:d>
+        <m:sSup>
+          <m:e>
+            <m:r>
+              <m:t>​</m:t>
+            </m:r>
+          </m:e>
+          <m:sup>
+            <m:r>
+              <m:t>2</m:t>
+            </m:r>
+          </m:sup>
+        </m:sSup>
+        <m:r>
+          <m:rPr>
+            <m:sty m:val="p"/>
+          </m:rPr>
+          <m:t>=</m:t>
+        </m:r>
+        <m:r>
+          <m:t>16</m:t>
+        </m:r>
+      </m:oMath>
+      <w:r>
+        <w:t xml:space="preserve">.</w:t>
+      </w:r>
+      <w:r>
+        <w:t xml:space="preserve"> </w:t>
+      </w:r>
+      <w:r>
+        <w:t xml:space="preserve">With</w:t>
+      </w:r>
+      <w:r>
+        <w:t xml:space="preserve"> </w:t>
+      </w:r>
+      <m:oMath>
+        <m:r>
+          <m:t>c</m:t>
+        </m:r>
+        <m:r>
+          <m:rPr>
+            <m:sty m:val="p"/>
+          </m:rPr>
+          <m:t>=</m:t>
+        </m:r>
+        <m:r>
+          <m:t>1</m:t>
+        </m:r>
+        <m:r>
+          <m:rPr>
+            <m:sty m:val="p"/>
+          </m:rPr>
+          <m:t>/</m:t>
+        </m:r>
+        <m:r>
+          <m:t>4</m:t>
+        </m:r>
+      </m:oMath>
+      <w:r>
+        <w:t xml:space="preserve">, the condition on a step length</w:t>
+      </w:r>
+      <w:r>
+        <w:t xml:space="preserve"> </w:t>
+      </w:r>
+      <m:oMath>
+        <m:r>
+          <m:t>s</m:t>
+        </m:r>
+        <m:r>
+          <m:rPr>
+            <m:sty m:val="p"/>
+          </m:rPr>
+          <m:t>&gt;</m:t>
+        </m:r>
+        <m:r>
+          <m:t>0</m:t>
+        </m:r>
+      </m:oMath>
+      <w:r>
+        <w:t xml:space="preserve"> </w:t>
+      </w:r>
+      <w:r>
+        <w:t xml:space="preserve">is</w:t>
+      </w:r>
+    </w:p>
+    <w:p>
+      <w:pPr>
+        <w:pStyle w:val="BodyText"/>
+      </w:pPr>
+      <m:oMathPara>
+        <m:oMathParaPr>
+          <m:jc m:val="center"/>
+        </m:oMathParaPr>
+        <m:oMath>
+          <m:eqArr>
+            <m:e>
+              <m:r>
+                <m:rPr>
+                  <m:sty m:val="p"/>
+                </m:rPr>
+                <m:t>(</m:t>
+              </m:r>
+              <m:r>
+                <m:t>2</m:t>
+              </m:r>
+              <m:r>
+                <m:rPr>
+                  <m:sty m:val="p"/>
+                </m:rPr>
+                <m:t>−</m:t>
+              </m:r>
+              <m:r>
+                <m:t>4</m:t>
+              </m:r>
+              <m:r>
+                <m:t>s</m:t>
+              </m:r>
+              <m:sSup>
+                <m:e>
+                  <m:r>
+                    <m:rPr>
+                      <m:sty m:val="p"/>
+                    </m:rPr>
+                    <m:t>)</m:t>
+                  </m:r>
+                </m:e>
+                <m:sup>
+                  <m:r>
+                    <m:t>2</m:t>
+                  </m:r>
+                </m:sup>
+              </m:sSup>
+              <m:r>
+                <m:t>&amp;</m:t>
+              </m:r>
+              <m:r>
+                <m:rPr>
+                  <m:sty m:val="p"/>
+                </m:rPr>
+                <m:t>≤</m:t>
+              </m:r>
+              <m:r>
+                <m:t>4</m:t>
+              </m:r>
+              <m:r>
+                <m:rPr>
+                  <m:sty m:val="p"/>
+                </m:rPr>
+                <m:t>−</m:t>
+              </m:r>
+              <m:r>
+                <m:t>4</m:t>
+              </m:r>
+              <m:r>
+                <m:t>s</m:t>
+              </m:r>
+              <m:r>
+                <m:t>&amp;</m:t>
+              </m:r>
+              <m:r>
+                <m:t>&amp;</m:t>
+              </m:r>
+              <m:r>
+                <m:rPr>
+                  <m:nor/>
+                  <m:sty m:val="p"/>
+                </m:rPr>
+                <m:t>(</m:t>
+              </m:r>
+              <m:r>
+                <m:t>f</m:t>
+              </m:r>
+              <m:r>
+                <m:rPr>
+                  <m:sty m:val="p"/>
+                </m:rPr>
+                <m:t>(</m:t>
+              </m:r>
+              <m:r>
+                <m:t>2</m:t>
+              </m:r>
+              <m:r>
+                <m:rPr>
+                  <m:sty m:val="p"/>
+                </m:rPr>
+                <m:t>−</m:t>
+              </m:r>
+              <m:r>
+                <m:t>4</m:t>
+              </m:r>
+              <m:r>
+                <m:t>s</m:t>
+              </m:r>
+              <m:r>
+                <m:rPr>
+                  <m:sty m:val="p"/>
+                </m:rPr>
+                <m:t>)</m:t>
+              </m:r>
+              <m:r>
+                <m:rPr>
+                  <m:sty m:val="p"/>
+                </m:rPr>
+                <m:t>≤</m:t>
+              </m:r>
+              <m:r>
+                <m:t>f</m:t>
+              </m:r>
+              <m:r>
+                <m:rPr>
+                  <m:sty m:val="p"/>
+                </m:rPr>
+                <m:t>(</m:t>
+              </m:r>
+              <m:r>
+                <m:t>2</m:t>
+              </m:r>
+              <m:r>
+                <m:rPr>
+                  <m:sty m:val="p"/>
+                </m:rPr>
+                <m:t>)</m:t>
+              </m:r>
+              <m:r>
+                <m:rPr>
+                  <m:sty m:val="p"/>
+                </m:rPr>
+                <m:t>−</m:t>
+              </m:r>
+              <m:r>
+                <m:t>c</m:t>
+              </m:r>
+              <m:r>
+                <m:t> </m:t>
+              </m:r>
+              <m:r>
+                <m:t>s</m:t>
+              </m:r>
+              <m:r>
+                <m:t> </m:t>
+              </m:r>
+              <m:r>
+                <m:t>​</m:t>
+              </m:r>
+              <m:d>
+                <m:dPr>
+                  <m:begChr m:val="∥"/>
+                  <m:sepChr m:val=""/>
+                  <m:endChr m:val="∥"/>
+                  <m:grow/>
+                </m:dPr>
+                <m:e>
+                  <m:r>
+                    <m:t>g</m:t>
+                  </m:r>
+                </m:e>
+              </m:d>
+              <m:sSup>
+                <m:e>
+                  <m:r>
+                    <m:t>​</m:t>
+                  </m:r>
+                </m:e>
+                <m:sup>
+                  <m:r>
+                    <m:t>2</m:t>
+                  </m:r>
+                </m:sup>
+              </m:sSup>
+              <m:r>
+                <m:rPr>
+                  <m:nor/>
+                  <m:sty m:val="p"/>
+                </m:rPr>
+                <m:t>)</m:t>
+              </m:r>
+            </m:e>
+            <m:e>
+              <m:r>
+                <m:t>4</m:t>
+              </m:r>
+              <m:r>
+                <m:rPr>
+                  <m:sty m:val="p"/>
+                </m:rPr>
+                <m:t>−</m:t>
+              </m:r>
+              <m:r>
+                <m:t>16</m:t>
+              </m:r>
+              <m:r>
+                <m:t>s</m:t>
+              </m:r>
+              <m:r>
+                <m:rPr>
+                  <m:sty m:val="p"/>
+                </m:rPr>
+                <m:t>+</m:t>
+              </m:r>
+              <m:r>
+                <m:t>16</m:t>
+              </m:r>
+              <m:sSup>
+                <m:e>
+                  <m:r>
+                    <m:t>s</m:t>
+                  </m:r>
+                </m:e>
+                <m:sup>
+                  <m:r>
+                    <m:t>2</m:t>
+                  </m:r>
+                </m:sup>
+              </m:sSup>
+              <m:r>
+                <m:t>&amp;</m:t>
+              </m:r>
+              <m:r>
+                <m:rPr>
+                  <m:sty m:val="p"/>
+                </m:rPr>
+                <m:t>≤</m:t>
+              </m:r>
+              <m:r>
+                <m:t>4</m:t>
+              </m:r>
+              <m:r>
+                <m:rPr>
+                  <m:sty m:val="p"/>
+                </m:rPr>
+                <m:t>−</m:t>
+              </m:r>
+              <m:r>
+                <m:t>4</m:t>
+              </m:r>
+              <m:r>
+                <m:t>s</m:t>
+              </m:r>
+              <m:r>
+                <m:t>&amp;</m:t>
+              </m:r>
+              <m:r>
+                <m:t>&amp;</m:t>
+              </m:r>
+              <m:r>
+                <m:rPr>
+                  <m:nor/>
+                  <m:sty m:val="p"/>
+                </m:rPr>
+                <m:t>(expand the square)</m:t>
+              </m:r>
+            </m:e>
+            <m:e>
+              <m:r>
+                <m:t>16</m:t>
+              </m:r>
+              <m:sSup>
+                <m:e>
+                  <m:r>
+                    <m:t>s</m:t>
+                  </m:r>
+                </m:e>
+                <m:sup>
+                  <m:r>
+                    <m:t>2</m:t>
+                  </m:r>
+                </m:sup>
+              </m:sSup>
+              <m:r>
+                <m:t>&amp;</m:t>
+              </m:r>
+              <m:r>
+                <m:rPr>
+                  <m:sty m:val="p"/>
+                </m:rPr>
+                <m:t>≤</m:t>
+              </m:r>
+              <m:r>
+                <m:t>12</m:t>
+              </m:r>
+              <m:r>
+                <m:t>s</m:t>
+              </m:r>
+              <m:r>
+                <m:t>&amp;</m:t>
+              </m:r>
+              <m:r>
+                <m:t>&amp;</m:t>
+              </m:r>
+              <m:r>
+                <m:rPr>
+                  <m:nor/>
+                  <m:sty m:val="p"/>
+                </m:rPr>
+                <m:t>(add </m:t>
+              </m:r>
+              <m:r>
+                <m:t>16</m:t>
+              </m:r>
+              <m:r>
+                <m:t>s</m:t>
+              </m:r>
+              <m:r>
+                <m:rPr>
+                  <m:sty m:val="p"/>
+                </m:rPr>
+                <m:t>−</m:t>
+              </m:r>
+              <m:r>
+                <m:t>4</m:t>
+              </m:r>
+              <m:r>
+                <m:rPr>
+                  <m:nor/>
+                  <m:sty m:val="p"/>
+                </m:rPr>
+                <m:t> to both sides)</m:t>
+              </m:r>
+            </m:e>
+            <m:e>
+              <m:r>
+                <m:t>s</m:t>
+              </m:r>
+              <m:r>
+                <m:t>&amp;</m:t>
+              </m:r>
+              <m:r>
+                <m:rPr>
+                  <m:sty m:val="p"/>
+                </m:rPr>
+                <m:t>≤</m:t>
+              </m:r>
+              <m:r>
+                <m:t>3</m:t>
+              </m:r>
+              <m:r>
+                <m:rPr>
+                  <m:sty m:val="p"/>
+                </m:rPr>
+                <m:t>/</m:t>
+              </m:r>
+              <m:r>
+                <m:t>4</m:t>
+              </m:r>
+              <m:r>
+                <m:rPr>
+                  <m:sty m:val="p"/>
+                </m:rPr>
+                <m:t>.</m:t>
+              </m:r>
+              <m:r>
+                <m:t>&amp;</m:t>
+              </m:r>
+              <m:r>
+                <m:t>&amp;</m:t>
+              </m:r>
+              <m:r>
+                <m:rPr>
+                  <m:nor/>
+                  <m:sty m:val="p"/>
+                </m:rPr>
+                <m:t>(divide by </m:t>
+              </m:r>
+              <m:r>
+                <m:t>16</m:t>
+              </m:r>
+              <m:r>
+                <m:t>s</m:t>
+              </m:r>
+              <m:r>
+                <m:rPr>
+                  <m:sty m:val="p"/>
+                </m:rPr>
+                <m:t>&gt;</m:t>
+              </m:r>
+              <m:r>
+                <m:t>0</m:t>
+              </m:r>
+              <m:r>
+                <m:rPr>
+                  <m:nor/>
+                  <m:sty m:val="p"/>
+                </m:rPr>
+                <m:t>)</m:t>
+              </m:r>
+            </m:e>
+          </m:eqArr>
+        </m:oMath>
+      </m:oMathPara>
+    </w:p>
+    <w:p>
+      <w:pPr>
+        <w:pStyle w:val="FirstParagraph"/>
+      </w:pPr>
+      <w:r>
+        <w:t xml:space="preserve">So</w:t>
+      </w:r>
+      <w:r>
+        <w:t xml:space="preserve"> </w:t>
+      </w:r>
+      <m:oMath>
+        <m:r>
+          <m:t>s</m:t>
+        </m:r>
+        <m:r>
+          <m:rPr>
+            <m:sty m:val="p"/>
+          </m:rPr>
+          <m:t>=</m:t>
+        </m:r>
+        <m:r>
+          <m:t>1</m:t>
+        </m:r>
+        <m:r>
+          <m:rPr>
+            <m:sty m:val="p"/>
+          </m:rPr>
+          <m:t>/</m:t>
+        </m:r>
+        <m:r>
+          <m:t>2</m:t>
+        </m:r>
+      </m:oMath>
+      <w:r>
+        <w:t xml:space="preserve"> </w:t>
+      </w:r>
+      <w:r>
+        <w:t xml:space="preserve">satisfies the condition:</w:t>
+      </w:r>
+      <w:r>
+        <w:t xml:space="preserve"> </w:t>
+      </w:r>
+      <m:oMath>
+        <m:r>
+          <m:t>f</m:t>
+        </m:r>
+        <m:r>
+          <m:rPr>
+            <m:sty m:val="p"/>
+          </m:rPr>
+          <m:t>(</m:t>
+        </m:r>
+        <m:r>
+          <m:t>0</m:t>
+        </m:r>
+        <m:r>
+          <m:rPr>
+            <m:sty m:val="p"/>
+          </m:rPr>
+          <m:t>)</m:t>
+        </m:r>
+        <m:r>
+          <m:rPr>
+            <m:sty m:val="p"/>
+          </m:rPr>
+          <m:t>=</m:t>
+        </m:r>
+        <m:r>
+          <m:t>0</m:t>
+        </m:r>
+        <m:r>
+          <m:rPr>
+            <m:sty m:val="p"/>
+          </m:rPr>
+          <m:t>≤</m:t>
+        </m:r>
+        <m:r>
+          <m:t>4</m:t>
+        </m:r>
+        <m:r>
+          <m:rPr>
+            <m:sty m:val="p"/>
+          </m:rPr>
+          <m:t>−</m:t>
+        </m:r>
+        <m:r>
+          <m:t>2</m:t>
+        </m:r>
+        <m:r>
+          <m:rPr>
+            <m:sty m:val="p"/>
+          </m:rPr>
+          <m:t>=</m:t>
+        </m:r>
+        <m:r>
+          <m:t>2</m:t>
+        </m:r>
+      </m:oMath>
+      <w:r>
+        <w:t xml:space="preserve">.</w:t>
+      </w:r>
+      <w:r>
+        <w:t xml:space="preserve"> </w:t>
+      </w:r>
+      <w:r>
+        <w:t xml:space="preserve">And</w:t>
+      </w:r>
+      <w:r>
+        <w:t xml:space="preserve"> </w:t>
+      </w:r>
+      <m:oMath>
+        <m:r>
+          <m:t>s</m:t>
+        </m:r>
+        <m:r>
+          <m:rPr>
+            <m:sty m:val="p"/>
+          </m:rPr>
+          <m:t>=</m:t>
+        </m:r>
+        <m:r>
+          <m:t>1</m:t>
+        </m:r>
+      </m:oMath>
+      <w:r>
+        <w:t xml:space="preserve"> </w:t>
+      </w:r>
+      <w:r>
+        <w:t xml:space="preserve">does not:</w:t>
+      </w:r>
+      <w:r>
+        <w:t xml:space="preserve"> </w:t>
+      </w:r>
+      <m:oMath>
+        <m:r>
+          <m:t>f</m:t>
+        </m:r>
+        <m:r>
+          <m:rPr>
+            <m:sty m:val="p"/>
+          </m:rPr>
+          <m:t>(</m:t>
+        </m:r>
+        <m:r>
+          <m:rPr>
+            <m:sty m:val="p"/>
+          </m:rPr>
+          <m:t>−</m:t>
+        </m:r>
+        <m:r>
+          <m:t>2</m:t>
+        </m:r>
+        <m:r>
+          <m:rPr>
+            <m:sty m:val="p"/>
+          </m:rPr>
+          <m:t>)</m:t>
+        </m:r>
+        <m:r>
+          <m:rPr>
+            <m:sty m:val="p"/>
+          </m:rPr>
+          <m:t>=</m:t>
+        </m:r>
+        <m:r>
+          <m:t>4</m:t>
+        </m:r>
+        <m:r>
+          <m:rPr>
+            <m:sty m:val="p"/>
+          </m:rPr>
+          <m:t>&gt;</m:t>
+        </m:r>
+        <m:r>
+          <m:t>4</m:t>
+        </m:r>
+        <m:r>
+          <m:rPr>
+            <m:sty m:val="p"/>
+          </m:rPr>
+          <m:t>−</m:t>
+        </m:r>
+        <m:r>
+          <m:t>4</m:t>
+        </m:r>
+        <m:r>
+          <m:rPr>
+            <m:sty m:val="p"/>
+          </m:rPr>
+          <m:t>=</m:t>
+        </m:r>
+        <m:r>
+          <m:t>0</m:t>
+        </m:r>
+      </m:oMath>
+      <w:r>
+        <w:t xml:space="preserve">.</w:t>
+      </w:r>
+    </w:p>
+    <w:bookmarkEnd w:id="181"/>
+    <w:bookmarkStart w:id="182" w:name="def-backtracking-line-search"/>
+    <w:p>
+      <w:pPr>
+        <w:pStyle w:val="BodyText"/>
+      </w:pPr>
+      <w:r>
+        <w:rPr>
+          <w:b/>
+          <w:bCs/>
+        </w:rPr>
+        <w:t xml:space="preserve">Definition 33 (Backtracking line search)</w:t>
+      </w:r>
+      <w:r>
+        <w:t xml:space="preserve"> </w:t>
+      </w:r>
+      <w:r>
+        <w:t xml:space="preserve">Let</w:t>
+      </w:r>
+      <w:r>
+        <w:t xml:space="preserve"> </w:t>
+      </w:r>
+      <m:oMath>
+        <m:sSub>
+          <m:e>
+            <m:r>
+              <m:t>s</m:t>
+            </m:r>
+          </m:e>
+          <m:sub>
+            <m:r>
+              <m:t>0</m:t>
+            </m:r>
+          </m:sub>
+        </m:sSub>
+        <m:r>
+          <m:rPr>
+            <m:sty m:val="p"/>
+          </m:rPr>
+          <m:t>&gt;</m:t>
+        </m:r>
+        <m:r>
+          <m:t>0</m:t>
+        </m:r>
+      </m:oMath>
+      <w:r>
+        <w:t xml:space="preserve"> </w:t>
+      </w:r>
+      <w:r>
+        <w:t xml:space="preserve">be an initial step length,</w:t>
+      </w:r>
+      <w:r>
+        <w:t xml:space="preserve"> </w:t>
+      </w:r>
+      <m:oMath>
+        <m:r>
+          <m:t>β</m:t>
+        </m:r>
+        <m:r>
+          <m:rPr>
+            <m:sty m:val="p"/>
+          </m:rPr>
+          <m:t>∈</m:t>
+        </m:r>
+        <m:r>
+          <m:rPr>
+            <m:sty m:val="p"/>
+          </m:rPr>
+          <m:t>(</m:t>
+        </m:r>
+        <m:r>
+          <m:t>0</m:t>
+        </m:r>
+        <m:r>
+          <m:rPr>
+            <m:sty m:val="p"/>
+          </m:rPr>
+          <m:t>,</m:t>
+        </m:r>
+        <m:r>
+          <m:t>1</m:t>
+        </m:r>
+        <m:r>
+          <m:rPr>
+            <m:sty m:val="p"/>
+          </m:rPr>
+          <m:t>)</m:t>
+        </m:r>
+      </m:oMath>
+      <w:r>
+        <w:t xml:space="preserve"> </w:t>
+      </w:r>
+      <w:r>
+        <w:t xml:space="preserve">a shrink factor, and</w:t>
+      </w:r>
+      <w:r>
+        <w:t xml:space="preserve"> </w:t>
+      </w:r>
+      <m:oMath>
+        <m:r>
+          <m:t>c</m:t>
+        </m:r>
+        <m:r>
+          <m:rPr>
+            <m:sty m:val="p"/>
+          </m:rPr>
+          <m:t>∈</m:t>
+        </m:r>
+        <m:r>
+          <m:rPr>
+            <m:sty m:val="p"/>
+          </m:rPr>
+          <m:t>(</m:t>
+        </m:r>
+        <m:r>
+          <m:t>0</m:t>
+        </m:r>
+        <m:r>
+          <m:rPr>
+            <m:sty m:val="p"/>
+          </m:rPr>
+          <m:t>,</m:t>
+        </m:r>
+        <m:r>
+          <m:t>1</m:t>
+        </m:r>
+        <m:r>
+          <m:rPr>
+            <m:sty m:val="p"/>
+          </m:rPr>
+          <m:t>)</m:t>
+        </m:r>
+      </m:oMath>
+      <w:r>
+        <w:t xml:space="preserve">.</w:t>
+      </w:r>
+      <w:r>
+        <w:t xml:space="preserve"> </w:t>
+      </w:r>
+      <w:r>
+        <w:rPr>
+          <w:b/>
+          <w:bCs/>
+        </w:rPr>
+        <w:t xml:space="preserve">Backtracking line search</w:t>
+      </w:r>
+      <w:r>
+        <w:t xml:space="preserve"> </w:t>
+      </w:r>
+      <w:r>
+        <w:t xml:space="preserve">is the</w:t>
+      </w:r>
+      <w:r>
+        <w:t xml:space="preserve"> </w:t>
+      </w:r>
+      <w:hyperlink w:anchor="def-line-search">
+        <w:r>
+          <w:rPr>
+            <w:rStyle w:val="Hyperlink"/>
+          </w:rPr>
+          <w:t xml:space="preserve">line search</w:t>
+        </w:r>
+      </w:hyperlink>
+      <w:r>
+        <w:t xml:space="preserve"> </w:t>
+      </w:r>
+      <w:r>
+        <w:t xml:space="preserve">that chooses</w:t>
+      </w:r>
+      <w:r>
+        <w:t xml:space="preserve"> </w:t>
+      </w:r>
+      <m:oMath>
+        <m:sSup>
+          <m:e>
+            <m:r>
+              <m:t>s</m:t>
+            </m:r>
+          </m:e>
+          <m:sup>
+            <m:r>
+              <m:rPr>
+                <m:sty m:val="p"/>
+              </m:rPr>
+              <m:t>(</m:t>
+            </m:r>
+            <m:r>
+              <m:t>t</m:t>
+            </m:r>
+            <m:r>
+              <m:rPr>
+                <m:sty m:val="p"/>
+              </m:rPr>
+              <m:t>)</m:t>
+            </m:r>
+          </m:sup>
+        </m:sSup>
+      </m:oMath>
+      <w:r>
+        <w:t xml:space="preserve"> </w:t>
+      </w:r>
+      <w:r>
+        <w:t xml:space="preserve">to be the largest of</w:t>
+      </w:r>
+      <w:r>
+        <w:t xml:space="preserve"> </w:t>
+      </w:r>
+      <m:oMath>
+        <m:sSub>
+          <m:e>
+            <m:r>
+              <m:t>s</m:t>
+            </m:r>
+          </m:e>
+          <m:sub>
+            <m:r>
+              <m:t>0</m:t>
+            </m:r>
+          </m:sub>
+        </m:sSub>
+        <m:r>
+          <m:rPr>
+            <m:sty m:val="p"/>
+          </m:rPr>
+          <m:t>,</m:t>
+        </m:r>
+        <m:r>
+          <m:t>β</m:t>
+        </m:r>
+        <m:sSub>
+          <m:e>
+            <m:r>
+              <m:t>s</m:t>
+            </m:r>
+          </m:e>
+          <m:sub>
+            <m:r>
+              <m:t>0</m:t>
+            </m:r>
+          </m:sub>
+        </m:sSub>
+        <m:r>
+          <m:rPr>
+            <m:sty m:val="p"/>
+          </m:rPr>
+          <m:t>,</m:t>
+        </m:r>
+        <m:sSup>
+          <m:e>
+            <m:r>
+              <m:t>β</m:t>
+            </m:r>
+          </m:e>
+          <m:sup>
+            <m:r>
+              <m:t>2</m:t>
+            </m:r>
+          </m:sup>
+        </m:sSup>
+        <m:sSub>
+          <m:e>
+            <m:r>
+              <m:t>s</m:t>
+            </m:r>
+          </m:e>
+          <m:sub>
+            <m:r>
+              <m:t>0</m:t>
+            </m:r>
+          </m:sub>
+        </m:sSub>
+        <m:r>
+          <m:rPr>
+            <m:sty m:val="p"/>
+          </m:rPr>
+          <m:t>,</m:t>
+        </m:r>
+        <m:r>
+          <m:rPr>
+            <m:sty m:val="p"/>
+          </m:rPr>
+          <m:t>…</m:t>
+        </m:r>
+      </m:oMath>
+      <w:r>
+        <w:t xml:space="preserve"> </w:t>
+      </w:r>
+      <w:r>
+        <w:t xml:space="preserve">that satisfies the</w:t>
+      </w:r>
+      <w:r>
+        <w:t xml:space="preserve"> </w:t>
+      </w:r>
+      <w:hyperlink w:anchor="def-armijo-condition">
+        <w:r>
+          <w:rPr>
+            <w:rStyle w:val="Hyperlink"/>
+          </w:rPr>
+          <w:t xml:space="preserve">Armijo condition</w:t>
+        </w:r>
+      </w:hyperlink>
+      <w:r>
+        <w:t xml:space="preserve"> </w:t>
+      </w:r>
+      <w:r>
+        <w:t xml:space="preserve">with constant</w:t>
+      </w:r>
+      <w:r>
+        <w:t xml:space="preserve"> </w:t>
+      </w:r>
+      <m:oMath>
+        <m:r>
+          <m:t>c</m:t>
+        </m:r>
+      </m:oMath>
+      <w:r>
+        <w:t xml:space="preserve"> </w:t>
+      </w:r>
+      <w:r>
+        <w:t xml:space="preserve">at</w:t>
+      </w:r>
+      <w:r>
+        <w:t xml:space="preserve"> </w:t>
+      </w:r>
+      <w:r>
+        <w:t xml:space="preserve">$\mathord{\smash[b]{\underset{\raise.3ex\hbox{$\scriptstyle\sim$}}{x}}\vphantom{x}}^{(t)}$</w:t>
+      </w:r>
+      <w:r>
+        <w:t xml:space="preserve">.</w:t>
+      </w:r>
+    </w:p>
+    <w:bookmarkEnd w:id="182"/>
+    <w:bookmarkStart w:id="183" w:name="exm-backtracking-line-search"/>
+    <w:p>
+      <w:pPr>
+        <w:pStyle w:val="BodyText"/>
+      </w:pPr>
+      <w:r>
+        <w:rPr>
+          <w:b/>
+          <w:bCs/>
+        </w:rPr>
+        <w:t xml:space="preserve">Example 48 (Backtracking on a parabola)</w:t>
+      </w:r>
+      <w:r>
+        <w:t xml:space="preserve"> </w:t>
+      </w:r>
+      <w:r>
+        <w:t xml:space="preserve">For</w:t>
+      </w:r>
+      <w:r>
+        <w:t xml:space="preserve"> </w:t>
+      </w:r>
+      <m:oMath>
+        <m:r>
+          <m:t>f</m:t>
+        </m:r>
+        <m:r>
+          <m:rPr>
+            <m:sty m:val="p"/>
+          </m:rPr>
+          <m:t>(</m:t>
+        </m:r>
+        <m:r>
+          <m:t>x</m:t>
+        </m:r>
+        <m:r>
+          <m:rPr>
+            <m:sty m:val="p"/>
+          </m:rPr>
+          <m:t>)</m:t>
+        </m:r>
+        <m:r>
+          <m:rPr>
+            <m:sty m:val="p"/>
+          </m:rPr>
+          <m:t>=</m:t>
+        </m:r>
+        <m:sSup>
+          <m:e>
+            <m:r>
+              <m:t>x</m:t>
+            </m:r>
+          </m:e>
+          <m:sup>
+            <m:r>
+              <m:t>2</m:t>
+            </m:r>
+          </m:sup>
+        </m:sSup>
+      </m:oMath>
+      <w:r>
+        <w:t xml:space="preserve"> </w:t>
+      </w:r>
+      <w:r>
+        <w:t xml:space="preserve">at</w:t>
+      </w:r>
+      <w:r>
+        <w:t xml:space="preserve"> </w:t>
+      </w:r>
+      <m:oMath>
+        <m:r>
+          <m:t>x</m:t>
+        </m:r>
+        <m:r>
+          <m:rPr>
+            <m:sty m:val="p"/>
+          </m:rPr>
+          <m:t>=</m:t>
+        </m:r>
+        <m:r>
+          <m:t>2</m:t>
+        </m:r>
+      </m:oMath>
+      <w:r>
+        <w:t xml:space="preserve"> </w:t>
+      </w:r>
+      <w:r>
+        <w:t xml:space="preserve">with</w:t>
+      </w:r>
+      <w:r>
+        <w:t xml:space="preserve"> </w:t>
+      </w:r>
+      <m:oMath>
+        <m:r>
+          <m:t>c</m:t>
+        </m:r>
+        <m:r>
+          <m:rPr>
+            <m:sty m:val="p"/>
+          </m:rPr>
+          <m:t>=</m:t>
+        </m:r>
+        <m:r>
+          <m:t>1</m:t>
+        </m:r>
+        <m:r>
+          <m:rPr>
+            <m:sty m:val="p"/>
+          </m:rPr>
+          <m:t>/</m:t>
+        </m:r>
+        <m:r>
+          <m:t>4</m:t>
+        </m:r>
+      </m:oMath>
+      <w:r>
+        <w:t xml:space="preserve">, the Armijo condition holds exactly when</w:t>
+      </w:r>
+      <w:r>
+        <w:t xml:space="preserve"> </w:t>
+      </w:r>
+      <m:oMath>
+        <m:r>
+          <m:t>s</m:t>
+        </m:r>
+        <m:r>
+          <m:rPr>
+            <m:sty m:val="p"/>
+          </m:rPr>
+          <m:t>≤</m:t>
+        </m:r>
+        <m:r>
+          <m:t>3</m:t>
+        </m:r>
+        <m:r>
+          <m:rPr>
+            <m:sty m:val="p"/>
+          </m:rPr>
+          <m:t>/</m:t>
+        </m:r>
+        <m:r>
+          <m:t>4</m:t>
+        </m:r>
+      </m:oMath>
+      <w:r>
+        <w:t xml:space="preserve"> </w:t>
+      </w:r>
+      <w:r>
+        <w:t xml:space="preserve">(</w:t>
+      </w:r>
+      <w:hyperlink w:anchor="exm-armijo-condition">
+        <w:r>
+          <w:rPr>
+            <w:rStyle w:val="Hyperlink"/>
+          </w:rPr>
+          <w:t xml:space="preserve">Example 47</w:t>
+        </w:r>
+      </w:hyperlink>
+      <w:r>
+        <w:t xml:space="preserve">).</w:t>
+      </w:r>
+      <w:r>
+        <w:t xml:space="preserve"> </w:t>
+      </w:r>
+      <w:r>
+        <w:t xml:space="preserve">With</w:t>
+      </w:r>
+      <w:r>
+        <w:t xml:space="preserve"> </w:t>
+      </w:r>
+      <m:oMath>
+        <m:sSub>
+          <m:e>
+            <m:r>
+              <m:t>s</m:t>
+            </m:r>
+          </m:e>
+          <m:sub>
+            <m:r>
+              <m:t>0</m:t>
+            </m:r>
+          </m:sub>
+        </m:sSub>
+        <m:r>
+          <m:rPr>
+            <m:sty m:val="p"/>
+          </m:rPr>
+          <m:t>=</m:t>
+        </m:r>
+        <m:r>
+          <m:t>1</m:t>
+        </m:r>
+      </m:oMath>
+      <w:r>
+        <w:t xml:space="preserve"> </w:t>
+      </w:r>
+      <w:r>
+        <w:t xml:space="preserve">and</w:t>
+      </w:r>
+      <w:r>
+        <w:t xml:space="preserve"> </w:t>
+      </w:r>
+      <m:oMath>
+        <m:r>
+          <m:t>β</m:t>
+        </m:r>
+        <m:r>
+          <m:rPr>
+            <m:sty m:val="p"/>
+          </m:rPr>
+          <m:t>=</m:t>
+        </m:r>
+        <m:r>
+          <m:t>1</m:t>
+        </m:r>
+        <m:r>
+          <m:rPr>
+            <m:sty m:val="p"/>
+          </m:rPr>
+          <m:t>/</m:t>
+        </m:r>
+        <m:r>
+          <m:t>2</m:t>
+        </m:r>
+      </m:oMath>
+      <w:r>
+        <w:t xml:space="preserve">, the trial step lengths are</w:t>
+      </w:r>
+      <w:r>
+        <w:t xml:space="preserve"> </w:t>
+      </w:r>
+      <m:oMath>
+        <m:r>
+          <m:t>1</m:t>
+        </m:r>
+        <m:r>
+          <m:rPr>
+            <m:sty m:val="p"/>
+          </m:rPr>
+          <m:t>,</m:t>
+        </m:r>
+        <m:r>
+          <m:t>1</m:t>
+        </m:r>
+        <m:r>
+          <m:rPr>
+            <m:sty m:val="p"/>
+          </m:rPr>
+          <m:t>/</m:t>
+        </m:r>
+        <m:r>
+          <m:t>2</m:t>
+        </m:r>
+        <m:r>
+          <m:rPr>
+            <m:sty m:val="p"/>
+          </m:rPr>
+          <m:t>,</m:t>
+        </m:r>
+        <m:r>
+          <m:t>1</m:t>
+        </m:r>
+        <m:r>
+          <m:rPr>
+            <m:sty m:val="p"/>
+          </m:rPr>
+          <m:t>/</m:t>
+        </m:r>
+        <m:r>
+          <m:t>4</m:t>
+        </m:r>
+        <m:r>
+          <m:rPr>
+            <m:sty m:val="p"/>
+          </m:rPr>
+          <m:t>,</m:t>
+        </m:r>
+        <m:r>
+          <m:rPr>
+            <m:sty m:val="p"/>
+          </m:rPr>
+          <m:t>…</m:t>
+        </m:r>
+      </m:oMath>
+      <w:r>
+        <w:t xml:space="preserve">.</w:t>
+      </w:r>
+      <w:r>
+        <w:t xml:space="preserve"> </w:t>
+      </w:r>
+      <w:r>
+        <w:t xml:space="preserve">The first,</w:t>
+      </w:r>
+      <w:r>
+        <w:t xml:space="preserve"> </w:t>
+      </w:r>
+      <m:oMath>
+        <m:r>
+          <m:t>s</m:t>
+        </m:r>
+        <m:r>
+          <m:rPr>
+            <m:sty m:val="p"/>
+          </m:rPr>
+          <m:t>=</m:t>
+        </m:r>
+        <m:r>
+          <m:t>1</m:t>
+        </m:r>
+      </m:oMath>
+      <w:r>
+        <w:t xml:space="preserve">, exceeds</w:t>
+      </w:r>
+      <w:r>
+        <w:t xml:space="preserve"> </w:t>
+      </w:r>
+      <m:oMath>
+        <m:r>
+          <m:t>3</m:t>
+        </m:r>
+        <m:r>
+          <m:rPr>
+            <m:sty m:val="p"/>
+          </m:rPr>
+          <m:t>/</m:t>
+        </m:r>
+        <m:r>
+          <m:t>4</m:t>
+        </m:r>
+      </m:oMath>
+      <w:r>
+        <w:t xml:space="preserve"> </w:t>
+      </w:r>
+      <w:r>
+        <w:t xml:space="preserve">and is rejected.</w:t>
+      </w:r>
+      <w:r>
+        <w:t xml:space="preserve"> </w:t>
+      </w:r>
+      <w:r>
+        <w:t xml:space="preserve">The second,</w:t>
+      </w:r>
+      <w:r>
+        <w:t xml:space="preserve"> </w:t>
+      </w:r>
+      <m:oMath>
+        <m:r>
+          <m:t>s</m:t>
+        </m:r>
+        <m:r>
+          <m:rPr>
+            <m:sty m:val="p"/>
+          </m:rPr>
+          <m:t>=</m:t>
+        </m:r>
+        <m:r>
+          <m:t>1</m:t>
+        </m:r>
+        <m:r>
+          <m:rPr>
+            <m:sty m:val="p"/>
+          </m:rPr>
+          <m:t>/</m:t>
+        </m:r>
+        <m:r>
+          <m:t>2</m:t>
+        </m:r>
+      </m:oMath>
+      <w:r>
+        <w:t xml:space="preserve">, is at most</w:t>
+      </w:r>
+      <w:r>
+        <w:t xml:space="preserve"> </w:t>
+      </w:r>
+      <m:oMath>
+        <m:r>
+          <m:t>3</m:t>
+        </m:r>
+        <m:r>
+          <m:rPr>
+            <m:sty m:val="p"/>
+          </m:rPr>
+          <m:t>/</m:t>
+        </m:r>
+        <m:r>
+          <m:t>4</m:t>
+        </m:r>
+      </m:oMath>
+      <w:r>
+        <w:t xml:space="preserve"> </w:t>
+      </w:r>
+      <w:r>
+        <w:t xml:space="preserve">and is accepted.</w:t>
+      </w:r>
+      <w:r>
+        <w:t xml:space="preserve"> </w:t>
+      </w:r>
+      <w:r>
+        <w:t xml:space="preserve">So backtracking chooses</w:t>
+      </w:r>
+      <w:r>
+        <w:t xml:space="preserve"> </w:t>
+      </w:r>
+      <m:oMath>
+        <m:sSup>
+          <m:e>
+            <m:r>
+              <m:t>s</m:t>
+            </m:r>
+          </m:e>
+          <m:sup>
+            <m:r>
+              <m:rPr>
+                <m:sty m:val="p"/>
+              </m:rPr>
+              <m:t>(</m:t>
+            </m:r>
+            <m:r>
+              <m:t>0</m:t>
+            </m:r>
+            <m:r>
+              <m:rPr>
+                <m:sty m:val="p"/>
+              </m:rPr>
+              <m:t>)</m:t>
+            </m:r>
+          </m:sup>
+        </m:sSup>
+        <m:r>
+          <m:rPr>
+            <m:sty m:val="p"/>
+          </m:rPr>
+          <m:t>=</m:t>
+        </m:r>
+        <m:r>
+          <m:t>1</m:t>
+        </m:r>
+        <m:r>
+          <m:rPr>
+            <m:sty m:val="p"/>
+          </m:rPr>
+          <m:t>/</m:t>
+        </m:r>
+        <m:r>
+          <m:t>2</m:t>
+        </m:r>
+      </m:oMath>
+      <w:r>
+        <w:t xml:space="preserve">, after two evaluations of</w:t>
+      </w:r>
+      <w:r>
+        <w:t xml:space="preserve"> </w:t>
+      </w:r>
+      <m:oMath>
+        <m:r>
+          <m:t>f</m:t>
+        </m:r>
+      </m:oMath>
+      <w:r>
+        <w:t xml:space="preserve">.</w:t>
+      </w:r>
+    </w:p>
+    <w:bookmarkEnd w:id="183"/>
+    <w:bookmarkEnd w:id="184"/>
+    <w:bookmarkStart w:id="188" w:name="sec-additional-resources"/>
     <w:p>
       <w:pPr>
         <w:pStyle w:val="Heading2"/>
@@ -46226,7 +49109,7 @@
           <w:numId w:val="1024"/>
         </w:numPr>
       </w:pPr>
-      <w:hyperlink r:id="rId177">
+      <w:hyperlink r:id="rId185">
         <w:r>
           <w:rPr>
             <w:rStyle w:val="Hyperlink"/>
@@ -46240,7 +49123,7 @@
       <w:r>
         <w:t xml:space="preserve"> </w:t>
       </w:r>
-      <w:hyperlink r:id="rId178">
+      <w:hyperlink r:id="rId186">
         <w:r>
           <w:rPr>
             <w:rStyle w:val="Hyperlink"/>
@@ -46281,7 +49164,7 @@
           <w:numId w:val="1024"/>
         </w:numPr>
       </w:pPr>
-      <w:hyperlink r:id="rId179">
+      <w:hyperlink r:id="rId187">
         <w:r>
           <w:rPr>
             <w:rStyle w:val="Hyperlink"/>
@@ -46308,8 +49191,8 @@
         <w:t xml:space="preserve">how gradients of multivariate cost functions are computed and used for optimization.</w:t>
       </w:r>
     </w:p>
-    <w:bookmarkEnd w:id="180"/>
-    <w:bookmarkStart w:id="188" w:name="references"/>
+    <w:bookmarkEnd w:id="188"/>
+    <w:bookmarkStart w:id="196" w:name="references"/>
     <w:p>
       <w:pPr>
         <w:pStyle w:val="Heading2"/>
@@ -46318,8 +49201,8 @@
         <w:t xml:space="preserve">References</w:t>
       </w:r>
     </w:p>
-    <w:bookmarkStart w:id="187" w:name="refs"/>
-    <w:bookmarkStart w:id="182" w:name="ref-boyd2004convex"/>
+    <w:bookmarkStart w:id="195" w:name="refs"/>
+    <w:bookmarkStart w:id="190" w:name="ref-boyd2004convex"/>
     <w:p>
       <w:pPr>
         <w:pStyle w:val="Bibliography"/>
@@ -46343,7 +49226,7 @@
       <w:r>
         <w:t xml:space="preserve"> </w:t>
       </w:r>
-      <w:hyperlink r:id="rId181">
+      <w:hyperlink r:id="rId189">
         <w:r>
           <w:rPr>
             <w:rStyle w:val="Hyperlink"/>
@@ -46355,8 +49238,8 @@
         <w:t xml:space="preserve">.</w:t>
       </w:r>
     </w:p>
-    <w:bookmarkEnd w:id="182"/>
-    <w:bookmarkStart w:id="184" w:name="ref-nocedal2006numerical"/>
+    <w:bookmarkEnd w:id="190"/>
+    <w:bookmarkStart w:id="192" w:name="ref-nocedal2006numerical"/>
     <w:p>
       <w:pPr>
         <w:pStyle w:val="Bibliography"/>
@@ -46380,7 +49263,7 @@
       <w:r>
         <w:t xml:space="preserve"> </w:t>
       </w:r>
-      <w:hyperlink r:id="rId183">
+      <w:hyperlink r:id="rId191">
         <w:r>
           <w:rPr>
             <w:rStyle w:val="Hyperlink"/>
@@ -46392,8 +49275,8 @@
         <w:t xml:space="preserve">.</w:t>
       </w:r>
     </w:p>
-    <w:bookmarkEnd w:id="184"/>
-    <w:bookmarkStart w:id="185" w:name="ref-rudin1976principles"/>
+    <w:bookmarkEnd w:id="192"/>
+    <w:bookmarkStart w:id="193" w:name="ref-rudin1976principles"/>
     <w:p>
       <w:pPr>
         <w:pStyle w:val="Bibliography"/>
@@ -46415,8 +49298,8 @@
         <w:t xml:space="preserve">. 3rd ed. International Series in Pure and Applied Mathematics. McGraw-Hill.</w:t>
       </w:r>
     </w:p>
-    <w:bookmarkEnd w:id="185"/>
-    <w:bookmarkStart w:id="186" w:name="ref-zhou2024optim"/>
+    <w:bookmarkEnd w:id="193"/>
+    <w:bookmarkStart w:id="194" w:name="ref-zhou2024optim"/>
     <w:p>
       <w:pPr>
         <w:pStyle w:val="Bibliography"/>
@@ -46440,7 +49323,7 @@
       <w:r>
         <w:t xml:space="preserve"> </w:t>
       </w:r>
-      <w:hyperlink r:id="rId178">
+      <w:hyperlink r:id="rId186">
         <w:r>
           <w:rPr>
             <w:rStyle w:val="Hyperlink"/>
@@ -46452,9 +49335,9 @@
         <w:t xml:space="preserve">.</w:t>
       </w:r>
     </w:p>
-    <w:bookmarkEnd w:id="186"/>
-    <w:bookmarkEnd w:id="187"/>
-    <w:bookmarkEnd w:id="188"/>
+    <w:bookmarkEnd w:id="194"/>
+    <w:bookmarkEnd w:id="195"/>
+    <w:bookmarkEnd w:id="196"/>
     <w:sectPr>
       <w:footnotePr>
         <w:numRestart w:val="eachSect"/>

--- a/optimization.docx
+++ b/optimization.docx
@@ -15,7 +15,7 @@
         <w:pStyle w:val="Date"/>
       </w:pPr>
       <w:r>
-        <w:t xml:space="preserve">Last modified: 2026-10-17 15:54:57 (PDT)</w:t>
+        <w:t xml:space="preserve">Last modified: 2026-10-17 22:01:17 (PDT)</w:t>
       </w:r>
     </w:p>
     <w:bookmarkStart w:id="73" w:name="sec-optimality-vector"/>

--- a/optimization.docx
+++ b/optimization.docx
@@ -15,7 +15,7 @@
         <w:pStyle w:val="Date"/>
       </w:pPr>
       <w:r>
-        <w:t xml:space="preserve">Last modified: 2026-10-17 22:01:17 (PDT)</w:t>
+        <w:t xml:space="preserve">Last modified: 2026-10-18 11:27:44 (PDT)</w:t>
       </w:r>
     </w:p>
     <w:bookmarkStart w:id="73" w:name="sec-optimality-vector"/>
@@ -142,7 +142,7 @@
               <w:t xml:space="preserve"> </w:t>
             </w:r>
             <w:r>
-              <w:t xml:space="preserve">Zhou (2024)</w:t>
+              <w:t xml:space="preserve">Zhou [1]</w:t>
             </w:r>
             <w:r>
               <w:t xml:space="preserve">,</w:t>
@@ -785,7 +785,7 @@
         <w:t xml:space="preserve"> </w:t>
       </w:r>
       <w:r>
-        <w:t xml:space="preserve">(Wikipedia contributors 2026e)</w:t>
+        <w:t xml:space="preserve">[2]</w:t>
       </w:r>
     </w:p>
     <w:bookmarkEnd w:id="22"/>
@@ -6400,7 +6400,7 @@
         <w:t xml:space="preserve"> </w:t>
       </w:r>
       <w:r>
-        <w:t xml:space="preserve">(Wikipedia contributors 2026o)</w:t>
+        <w:t xml:space="preserve">[3]</w:t>
       </w:r>
     </w:p>
     <w:p>
@@ -6651,7 +6651,7 @@
         <w:t xml:space="preserve"> </w:t>
       </w:r>
       <w:r>
-        <w:t xml:space="preserve">(Rudin 1976, Theorem 5.15)</w:t>
+        <w:t xml:space="preserve">[4], Theorem 5.15</w:t>
       </w:r>
       <w:r>
         <w:t xml:space="preserve">;</w:t>
@@ -7375,7 +7375,7 @@
         <w:t xml:space="preserve"> </w:t>
       </w:r>
       <w:r>
-        <w:t xml:space="preserve">(Wikipedia contributors 2026o)</w:t>
+        <w:t xml:space="preserve">[3]</w:t>
       </w:r>
     </w:p>
     <w:p>
@@ -12868,7 +12868,7 @@
         <w:t xml:space="preserve"> </w:t>
       </w:r>
       <w:r>
-        <w:t xml:space="preserve">(Wikipedia contributors 2026m)</w:t>
+        <w:t xml:space="preserve">[5]</w:t>
       </w:r>
       <w:r>
         <w:t xml:space="preserve">.</w:t>
@@ -13265,7 +13265,7 @@
               <w:t xml:space="preserve"> </w:t>
             </w:r>
             <w:r>
-              <w:t xml:space="preserve">Zhou (2024)</w:t>
+              <w:t xml:space="preserve">Zhou [1]</w:t>
             </w:r>
             <w:r>
               <w:t xml:space="preserve">,</w:t>
@@ -13538,7 +13538,7 @@
         <w:t xml:space="preserve"> </w:t>
       </w:r>
       <w:r>
-        <w:t xml:space="preserve">(Wikipedia contributors 2026b)</w:t>
+        <w:t xml:space="preserve">[6]</w:t>
       </w:r>
       <w:r>
         <w:t xml:space="preserve"> </w:t>
@@ -18135,7 +18135,7 @@
         <w:t xml:space="preserve"> </w:t>
       </w:r>
       <w:r>
-        <w:t xml:space="preserve">(Wikipedia contributors 2026c)</w:t>
+        <w:t xml:space="preserve">[7]</w:t>
       </w:r>
       <w:r>
         <w:t xml:space="preserve"> </w:t>
@@ -20534,7 +20534,7 @@
         <w:t xml:space="preserve"> </w:t>
       </w:r>
       <w:r>
-        <w:t xml:space="preserve">(Wikipedia contributors 2026n)</w:t>
+        <w:t xml:space="preserve">[8]</w:t>
       </w:r>
       <w:r>
         <w:t xml:space="preserve"> </w:t>
@@ -26393,7 +26393,7 @@
               <w:t xml:space="preserve"> </w:t>
             </w:r>
             <w:r>
-              <w:t xml:space="preserve">Zhou (2024)</w:t>
+              <w:t xml:space="preserve">Zhou [1]</w:t>
             </w:r>
             <w:r>
               <w:t xml:space="preserve">,</w:t>
@@ -26801,7 +26801,7 @@
         <w:t xml:space="preserve"> </w:t>
       </w:r>
       <w:r>
-        <w:t xml:space="preserve">(Wikipedia contributors 2026d)</w:t>
+        <w:t xml:space="preserve">[9]</w:t>
       </w:r>
       <w:r>
         <w:t xml:space="preserve"> </w:t>
@@ -27640,7 +27640,7 @@
         <w:t xml:space="preserve"> </w:t>
       </w:r>
       <w:r>
-        <w:t xml:space="preserve">(Wikipedia contributors 2026j)</w:t>
+        <w:t xml:space="preserve">[10]</w:t>
       </w:r>
       <w:r>
         <w:t xml:space="preserve"> </w:t>
@@ -28450,7 +28450,7 @@
         <w:t xml:space="preserve"> </w:t>
       </w:r>
       <w:r>
-        <w:t xml:space="preserve">(Wikipedia contributors 2026h)</w:t>
+        <w:t xml:space="preserve">[11]</w:t>
       </w:r>
       <w:r>
         <w:t xml:space="preserve"> </w:t>
@@ -28561,7 +28561,7 @@
         <w:t xml:space="preserve"> </w:t>
       </w:r>
       <w:r>
-        <w:t xml:space="preserve">(Wikipedia contributors 2026h)</w:t>
+        <w:t xml:space="preserve">[11]</w:t>
       </w:r>
       <w:r>
         <w:t xml:space="preserve">, one per constraint.</w:t>
@@ -33396,7 +33396,7 @@
               <w:t xml:space="preserve"> </w:t>
             </w:r>
             <w:r>
-              <w:t xml:space="preserve">Zhou (2024)</w:t>
+              <w:t xml:space="preserve">Zhou [1]</w:t>
             </w:r>
             <w:r>
               <w:t xml:space="preserve">,</w:t>
@@ -33741,7 +33741,7 @@
         <w:t xml:space="preserve"> </w:t>
       </w:r>
       <w:r>
-        <w:t xml:space="preserve">(Wikipedia contributors 2026g)</w:t>
+        <w:t xml:space="preserve">[12]</w:t>
       </w:r>
       <w:r>
         <w:t xml:space="preserve"> </w:t>
@@ -34680,7 +34680,7 @@
         <w:t xml:space="preserve"> </w:t>
       </w:r>
       <w:r>
-        <w:t xml:space="preserve">(Wikipedia contributors 2026k)</w:t>
+        <w:t xml:space="preserve">[13]</w:t>
       </w:r>
       <w:r>
         <w:t xml:space="preserve"> </w:t>
@@ -37982,7 +37982,7 @@
         <w:t xml:space="preserve"> </w:t>
       </w:r>
       <w:r>
-        <w:t xml:space="preserve">(Wikipedia contributors 2026l)</w:t>
+        <w:t xml:space="preserve">[14]</w:t>
       </w:r>
       <w:r>
         <w:t xml:space="preserve"> </w:t>
@@ -39396,7 +39396,7 @@
         <w:t xml:space="preserve"> </w:t>
       </w:r>
       <w:r>
-        <w:t xml:space="preserve">Zhou (2024)</w:t>
+        <w:t xml:space="preserve">Zhou [1]</w:t>
       </w:r>
       <w:r>
         <w:t xml:space="preserve"> </w:t>
@@ -41113,7 +41113,7 @@
         <w:t xml:space="preserve"> </w:t>
       </w:r>
       <w:r>
-        <w:t xml:space="preserve">(Wikipedia contributors 2026f)</w:t>
+        <w:t xml:space="preserve">[15]</w:t>
       </w:r>
       <w:r>
         <w:t xml:space="preserve"> </w:t>
@@ -42142,7 +42142,7 @@
         <w:t xml:space="preserve"> </w:t>
       </w:r>
       <w:r>
-        <w:t xml:space="preserve">(Wikipedia contributors 2026i)</w:t>
+        <w:t xml:space="preserve">[16]</w:t>
       </w:r>
       <w:r>
         <w:t xml:space="preserve"> </w:t>
@@ -47441,7 +47441,7 @@
         <w:t xml:space="preserve"> </w:t>
       </w:r>
       <w:r>
-        <w:t xml:space="preserve">(Wikipedia contributors 2026a)</w:t>
+        <w:t xml:space="preserve">[17]</w:t>
       </w:r>
       <w:r>
         <w:t xml:space="preserve"> </w:t>
@@ -48519,7 +48519,7 @@
         <w:t xml:space="preserve"> </w:t>
       </w:r>
       <w:r>
-        <w:t xml:space="preserve">(Wikipedia contributors 2026a)</w:t>
+        <w:t xml:space="preserve">[17]</w:t>
       </w:r>
       <w:r>
         <w:t xml:space="preserve"> </w:t>
@@ -49187,7 +49187,7 @@
         </w:numPr>
       </w:pPr>
       <w:r>
-        <w:t xml:space="preserve">Boyd and Vandenberghe (2004)</w:t>
+        <w:t xml:space="preserve">Boyd and Vandenberghe [18]</w:t>
       </w:r>
       <w:r>
         <w:t xml:space="preserve"> </w:t>
@@ -49204,7 +49204,7 @@
         </w:numPr>
       </w:pPr>
       <w:r>
-        <w:t xml:space="preserve">Nocedal and Wright (2006)</w:t>
+        <w:t xml:space="preserve">Nocedal and Wright [19]</w:t>
       </w:r>
       <w:r>
         <w:t xml:space="preserve"> </w:t>
@@ -49309,7 +49309,7 @@
         </w:numPr>
       </w:pPr>
       <w:r>
-        <w:t xml:space="preserve">Wikipedia contributors (2026e)</w:t>
+        <w:t xml:space="preserve">Wikipedia contributors [2]</w:t>
       </w:r>
       <w:r>
         <w:t xml:space="preserve"> </w:t>
@@ -49326,7 +49326,7 @@
         </w:numPr>
       </w:pPr>
       <w:r>
-        <w:t xml:space="preserve">Wikipedia contributors (2026o)</w:t>
+        <w:t xml:space="preserve">Wikipedia contributors [3]</w:t>
       </w:r>
       <w:r>
         <w:t xml:space="preserve"> </w:t>
@@ -49343,7 +49343,7 @@
         </w:numPr>
       </w:pPr>
       <w:r>
-        <w:t xml:space="preserve">Wikipedia contributors (2026m)</w:t>
+        <w:t xml:space="preserve">Wikipedia contributors [5]</w:t>
       </w:r>
       <w:r>
         <w:t xml:space="preserve"> </w:t>
@@ -49360,7 +49360,7 @@
         </w:numPr>
       </w:pPr>
       <w:r>
-        <w:t xml:space="preserve">Wikipedia contributors (2026b)</w:t>
+        <w:t xml:space="preserve">Wikipedia contributors [6]</w:t>
       </w:r>
       <w:r>
         <w:t xml:space="preserve"> </w:t>
@@ -49377,7 +49377,7 @@
         </w:numPr>
       </w:pPr>
       <w:r>
-        <w:t xml:space="preserve">Wikipedia contributors (2026c)</w:t>
+        <w:t xml:space="preserve">Wikipedia contributors [7]</w:t>
       </w:r>
       <w:r>
         <w:t xml:space="preserve"> </w:t>
@@ -49394,7 +49394,7 @@
         </w:numPr>
       </w:pPr>
       <w:r>
-        <w:t xml:space="preserve">Wikipedia contributors (2026n)</w:t>
+        <w:t xml:space="preserve">Wikipedia contributors [8]</w:t>
       </w:r>
       <w:r>
         <w:t xml:space="preserve"> </w:t>
@@ -49411,7 +49411,7 @@
         </w:numPr>
       </w:pPr>
       <w:r>
-        <w:t xml:space="preserve">Wikipedia contributors (2026d)</w:t>
+        <w:t xml:space="preserve">Wikipedia contributors [9]</w:t>
       </w:r>
       <w:r>
         <w:t xml:space="preserve"> </w:t>
@@ -49428,7 +49428,7 @@
         </w:numPr>
       </w:pPr>
       <w:r>
-        <w:t xml:space="preserve">Wikipedia contributors (2026j)</w:t>
+        <w:t xml:space="preserve">Wikipedia contributors [10]</w:t>
       </w:r>
       <w:r>
         <w:t xml:space="preserve"> </w:t>
@@ -49445,7 +49445,7 @@
         </w:numPr>
       </w:pPr>
       <w:r>
-        <w:t xml:space="preserve">Wikipedia contributors (2026h)</w:t>
+        <w:t xml:space="preserve">Wikipedia contributors [11]</w:t>
       </w:r>
       <w:r>
         <w:t xml:space="preserve"> </w:t>
@@ -49462,7 +49462,7 @@
         </w:numPr>
       </w:pPr>
       <w:r>
-        <w:t xml:space="preserve">Wikipedia contributors (2026g)</w:t>
+        <w:t xml:space="preserve">Wikipedia contributors [12]</w:t>
       </w:r>
       <w:r>
         <w:t xml:space="preserve"> </w:t>
@@ -49479,7 +49479,7 @@
         </w:numPr>
       </w:pPr>
       <w:r>
-        <w:t xml:space="preserve">Wikipedia contributors (2026k)</w:t>
+        <w:t xml:space="preserve">Wikipedia contributors [13]</w:t>
       </w:r>
       <w:r>
         <w:t xml:space="preserve"> </w:t>
@@ -49496,7 +49496,7 @@
         </w:numPr>
       </w:pPr>
       <w:r>
-        <w:t xml:space="preserve">Wikipedia contributors (2026l)</w:t>
+        <w:t xml:space="preserve">Wikipedia contributors [14]</w:t>
       </w:r>
       <w:r>
         <w:t xml:space="preserve"> </w:t>
@@ -49513,7 +49513,7 @@
         </w:numPr>
       </w:pPr>
       <w:r>
-        <w:t xml:space="preserve">Wikipedia contributors (2026f)</w:t>
+        <w:t xml:space="preserve">Wikipedia contributors [15]</w:t>
       </w:r>
       <w:r>
         <w:t xml:space="preserve"> </w:t>
@@ -49530,7 +49530,7 @@
         </w:numPr>
       </w:pPr>
       <w:r>
-        <w:t xml:space="preserve">Wikipedia contributors (2026i)</w:t>
+        <w:t xml:space="preserve">Wikipedia contributors [16]</w:t>
       </w:r>
       <w:r>
         <w:t xml:space="preserve"> </w:t>
@@ -49547,7 +49547,7 @@
         </w:numPr>
       </w:pPr>
       <w:r>
-        <w:t xml:space="preserve">Wikipedia contributors (2026a)</w:t>
+        <w:t xml:space="preserve">Wikipedia contributors [17]</w:t>
       </w:r>
       <w:r>
         <w:t xml:space="preserve"> </w:t>
@@ -49567,13 +49567,178 @@
       </w:r>
     </w:p>
     <w:bookmarkStart w:id="225" w:name="refs"/>
-    <w:bookmarkStart w:id="190" w:name="ref-boyd2004convex"/>
+    <w:bookmarkStart w:id="189" w:name="ref-zhou2024optim"/>
     <w:p>
       <w:pPr>
         <w:pStyle w:val="Bibliography"/>
       </w:pPr>
       <w:r>
-        <w:t xml:space="preserve">Boyd, Stephen, and Lieven Vandenberghe. 2004.</w:t>
+        <w:t xml:space="preserve">[1]</w:t>
+      </w:r>
+      <w:r>
+        <w:t xml:space="preserve"> </w:t>
+      </w:r>
+      <w:r>
+        <w:t xml:space="preserve">	</w:t>
+      </w:r>
+      <w:r>
+        <w:t xml:space="preserve">H. Zhou,</w:t>
+      </w:r>
+      <w:r>
+        <w:t xml:space="preserve"> </w:t>
+      </w:r>
+      <w:r>
+        <w:t xml:space="preserve">“Optimization and multivariate calculus.”</w:t>
+      </w:r>
+      <w:r>
+        <w:t xml:space="preserve"> </w:t>
+      </w:r>
+      <w:r>
+        <w:t xml:space="preserve">Lecture notes for Biostat 216, Mathematical Methods for Biostatistics, University of California, Los Angeles, 2024. Accessed: Oct. 05, 2026. [Online]. Available:</w:t>
+      </w:r>
+      <w:r>
+        <w:t xml:space="preserve"> </w:t>
+      </w:r>
+      <w:hyperlink r:id="rId186">
+        <w:r>
+          <w:rPr>
+            <w:rStyle w:val="Hyperlink"/>
+          </w:rPr>
+          <w:t xml:space="preserve">https://ucla-biostat-216.github.io/2024fall/slides/13-optim/13-optim.html</w:t>
+        </w:r>
+      </w:hyperlink>
+    </w:p>
+    <w:bookmarkEnd w:id="189"/>
+    <w:bookmarkStart w:id="191" w:name="Xa9ec915cd94511c84068c1cc8483385b59fa411"/>
+    <w:p>
+      <w:pPr>
+        <w:pStyle w:val="Bibliography"/>
+      </w:pPr>
+      <w:r>
+        <w:t xml:space="preserve">[2]</w:t>
+      </w:r>
+      <w:r>
+        <w:t xml:space="preserve"> </w:t>
+      </w:r>
+      <w:r>
+        <w:t xml:space="preserve">	</w:t>
+      </w:r>
+      <w:r>
+        <w:t xml:space="preserve">Wikipedia contributors,</w:t>
+      </w:r>
+      <w:r>
+        <w:t xml:space="preserve"> </w:t>
+      </w:r>
+      <w:r>
+        <w:t xml:space="preserve">“Fermat’s theorem (stationary points) —</w:t>
+      </w:r>
+      <w:r>
+        <w:t xml:space="preserve"> </w:t>
+      </w:r>
+      <w:r>
+        <w:t xml:space="preserve">Wikipedia</w:t>
+      </w:r>
+      <w:r>
+        <w:t xml:space="preserve">,</w:t>
+      </w:r>
+      <w:r>
+        <w:t xml:space="preserve"> </w:t>
+      </w:r>
+      <w:r>
+        <w:t xml:space="preserve">the free encyclopedia.”</w:t>
+      </w:r>
+      <w:r>
+        <w:t xml:space="preserve"> </w:t>
+      </w:r>
+      <w:r>
+        <w:t xml:space="preserve">2026. Available:</w:t>
+      </w:r>
+      <w:r>
+        <w:t xml:space="preserve"> </w:t>
+      </w:r>
+      <w:hyperlink r:id="rId190">
+        <w:r>
+          <w:rPr>
+            <w:rStyle w:val="Hyperlink"/>
+          </w:rPr>
+          <w:t xml:space="preserve">https://en.wikipedia.org/wiki/Fermat%27s_theorem_(stationary_points)</w:t>
+        </w:r>
+      </w:hyperlink>
+    </w:p>
+    <w:bookmarkEnd w:id="191"/>
+    <w:bookmarkStart w:id="193" w:name="ref-wikipedia_taylors_theorem"/>
+    <w:p>
+      <w:pPr>
+        <w:pStyle w:val="Bibliography"/>
+      </w:pPr>
+      <w:r>
+        <w:t xml:space="preserve">[3]</w:t>
+      </w:r>
+      <w:r>
+        <w:t xml:space="preserve"> </w:t>
+      </w:r>
+      <w:r>
+        <w:t xml:space="preserve">	</w:t>
+      </w:r>
+      <w:r>
+        <w:t xml:space="preserve">Wikipedia contributors,</w:t>
+      </w:r>
+      <w:r>
+        <w:t xml:space="preserve"> </w:t>
+      </w:r>
+      <w:r>
+        <w:t xml:space="preserve">“Taylor’s theorem —</w:t>
+      </w:r>
+      <w:r>
+        <w:t xml:space="preserve"> </w:t>
+      </w:r>
+      <w:r>
+        <w:t xml:space="preserve">Wikipedia</w:t>
+      </w:r>
+      <w:r>
+        <w:t xml:space="preserve">,</w:t>
+      </w:r>
+      <w:r>
+        <w:t xml:space="preserve"> </w:t>
+      </w:r>
+      <w:r>
+        <w:t xml:space="preserve">the free encyclopedia.”</w:t>
+      </w:r>
+      <w:r>
+        <w:t xml:space="preserve"> </w:t>
+      </w:r>
+      <w:r>
+        <w:t xml:space="preserve">2026. Available:</w:t>
+      </w:r>
+      <w:r>
+        <w:t xml:space="preserve"> </w:t>
+      </w:r>
+      <w:hyperlink r:id="rId192">
+        <w:r>
+          <w:rPr>
+            <w:rStyle w:val="Hyperlink"/>
+          </w:rPr>
+          <w:t xml:space="preserve">https://en.wikipedia.org/wiki/Taylor%27s_theorem</w:t>
+        </w:r>
+      </w:hyperlink>
+    </w:p>
+    <w:bookmarkEnd w:id="193"/>
+    <w:bookmarkStart w:id="194" w:name="ref-rudin1976principles"/>
+    <w:p>
+      <w:pPr>
+        <w:pStyle w:val="Bibliography"/>
+      </w:pPr>
+      <w:r>
+        <w:t xml:space="preserve">[4]</w:t>
+      </w:r>
+      <w:r>
+        <w:t xml:space="preserve"> </w:t>
+      </w:r>
+      <w:r>
+        <w:t xml:space="preserve">	</w:t>
+      </w:r>
+      <w:r>
+        <w:t xml:space="preserve">W. Rudin,</w:t>
       </w:r>
       <w:r>
         <w:t xml:space="preserve"> </w:t>
@@ -49583,147 +49748,745 @@
           <w:i/>
           <w:iCs/>
         </w:rPr>
-        <w:t xml:space="preserve">Convex Optimization</w:t>
-      </w:r>
-      <w:r>
-        <w:t xml:space="preserve">. Cambridge University Press.</w:t>
-      </w:r>
-      <w:r>
-        <w:t xml:space="preserve"> </w:t>
-      </w:r>
-      <w:hyperlink r:id="rId189">
+        <w:t xml:space="preserve">Principles of mathematical analysis</w:t>
+      </w:r>
+      <w:r>
+        <w:t xml:space="preserve">, 3rd ed. in International series in pure and applied mathematics. New York: McGraw-Hill, 1976.</w:t>
+      </w:r>
+    </w:p>
+    <w:bookmarkEnd w:id="194"/>
+    <w:bookmarkStart w:id="196" w:name="ref-wikipedia_saddle_point"/>
+    <w:p>
+      <w:pPr>
+        <w:pStyle w:val="Bibliography"/>
+      </w:pPr>
+      <w:r>
+        <w:t xml:space="preserve">[5]</w:t>
+      </w:r>
+      <w:r>
+        <w:t xml:space="preserve"> </w:t>
+      </w:r>
+      <w:r>
+        <w:t xml:space="preserve">	</w:t>
+      </w:r>
+      <w:r>
+        <w:t xml:space="preserve">Wikipedia contributors,</w:t>
+      </w:r>
+      <w:r>
+        <w:t xml:space="preserve"> </w:t>
+      </w:r>
+      <w:r>
+        <w:t xml:space="preserve">“Saddle point —</w:t>
+      </w:r>
+      <w:r>
+        <w:t xml:space="preserve"> </w:t>
+      </w:r>
+      <w:r>
+        <w:t xml:space="preserve">Wikipedia</w:t>
+      </w:r>
+      <w:r>
+        <w:t xml:space="preserve">,</w:t>
+      </w:r>
+      <w:r>
+        <w:t xml:space="preserve"> </w:t>
+      </w:r>
+      <w:r>
+        <w:t xml:space="preserve">the free encyclopedia.”</w:t>
+      </w:r>
+      <w:r>
+        <w:t xml:space="preserve"> </w:t>
+      </w:r>
+      <w:r>
+        <w:t xml:space="preserve">2026. Available:</w:t>
+      </w:r>
+      <w:r>
+        <w:t xml:space="preserve"> </w:t>
+      </w:r>
+      <w:hyperlink r:id="rId195">
         <w:r>
           <w:rPr>
             <w:rStyle w:val="Hyperlink"/>
           </w:rPr>
-          <w:t xml:space="preserve">https://doi.org/10.1017/CBO9780511804441</w:t>
+          <w:t xml:space="preserve">https://en.wikipedia.org/wiki/Saddle_point</w:t>
         </w:r>
       </w:hyperlink>
-      <w:r>
-        <w:t xml:space="preserve">.</w:t>
-      </w:r>
     </w:p>
-    <w:bookmarkEnd w:id="190"/>
-    <w:bookmarkStart w:id="192" w:name="ref-nocedal2006numerical"/>
+    <w:bookmarkEnd w:id="196"/>
+    <w:bookmarkStart w:id="198" w:name="ref-wikipedia_convex_set"/>
     <w:p>
       <w:pPr>
         <w:pStyle w:val="Bibliography"/>
       </w:pPr>
       <w:r>
-        <w:t xml:space="preserve">Nocedal, Jorge, and Stephen J. Wright. 2006.</w:t>
-      </w:r>
-      <w:r>
-        <w:t xml:space="preserve"> </w:t>
-      </w:r>
-      <w:r>
-        <w:rPr>
-          <w:i/>
-          <w:iCs/>
-        </w:rPr>
-        <w:t xml:space="preserve">Numerical Optimization</w:t>
-      </w:r>
-      <w:r>
-        <w:t xml:space="preserve">. 2nd ed. Springer Series in Operations Research and Financial Engineering. Springer.</w:t>
-      </w:r>
-      <w:r>
-        <w:t xml:space="preserve"> </w:t>
-      </w:r>
-      <w:hyperlink r:id="rId191">
+        <w:t xml:space="preserve">[6]</w:t>
+      </w:r>
+      <w:r>
+        <w:t xml:space="preserve"> </w:t>
+      </w:r>
+      <w:r>
+        <w:t xml:space="preserve">	</w:t>
+      </w:r>
+      <w:r>
+        <w:t xml:space="preserve">Wikipedia contributors,</w:t>
+      </w:r>
+      <w:r>
+        <w:t xml:space="preserve"> </w:t>
+      </w:r>
+      <w:r>
+        <w:t xml:space="preserve">“Convex set —</w:t>
+      </w:r>
+      <w:r>
+        <w:t xml:space="preserve"> </w:t>
+      </w:r>
+      <w:r>
+        <w:t xml:space="preserve">Wikipedia</w:t>
+      </w:r>
+      <w:r>
+        <w:t xml:space="preserve">,</w:t>
+      </w:r>
+      <w:r>
+        <w:t xml:space="preserve"> </w:t>
+      </w:r>
+      <w:r>
+        <w:t xml:space="preserve">the free encyclopedia.”</w:t>
+      </w:r>
+      <w:r>
+        <w:t xml:space="preserve"> </w:t>
+      </w:r>
+      <w:r>
+        <w:t xml:space="preserve">2026. Available:</w:t>
+      </w:r>
+      <w:r>
+        <w:t xml:space="preserve"> </w:t>
+      </w:r>
+      <w:hyperlink r:id="rId197">
         <w:r>
           <w:rPr>
             <w:rStyle w:val="Hyperlink"/>
           </w:rPr>
-          <w:t xml:space="preserve">https://doi.org/10.1007/978-0-387-40065-5</w:t>
+          <w:t xml:space="preserve">https://en.wikipedia.org/wiki/Convex_set</w:t>
         </w:r>
       </w:hyperlink>
-      <w:r>
-        <w:t xml:space="preserve">.</w:t>
-      </w:r>
     </w:p>
-    <w:bookmarkEnd w:id="192"/>
-    <w:bookmarkStart w:id="193" w:name="ref-rudin1976principles"/>
+    <w:bookmarkEnd w:id="198"/>
+    <w:bookmarkStart w:id="200" w:name="ref-wikipedia_epigraph_mathematics"/>
     <w:p>
       <w:pPr>
         <w:pStyle w:val="Bibliography"/>
       </w:pPr>
       <w:r>
-        <w:t xml:space="preserve">Rudin, Walter. 1976.</w:t>
-      </w:r>
-      <w:r>
-        <w:t xml:space="preserve"> </w:t>
-      </w:r>
-      <w:r>
-        <w:rPr>
-          <w:i/>
-          <w:iCs/>
-        </w:rPr>
-        <w:t xml:space="preserve">Principles of Mathematical Analysis</w:t>
-      </w:r>
-      <w:r>
-        <w:t xml:space="preserve">. 3rd ed. International Series in Pure and Applied Mathematics. McGraw-Hill.</w:t>
-      </w:r>
+        <w:t xml:space="preserve">[7]</w:t>
+      </w:r>
+      <w:r>
+        <w:t xml:space="preserve"> </w:t>
+      </w:r>
+      <w:r>
+        <w:t xml:space="preserve">	</w:t>
+      </w:r>
+      <w:r>
+        <w:t xml:space="preserve">Wikipedia contributors,</w:t>
+      </w:r>
+      <w:r>
+        <w:t xml:space="preserve"> </w:t>
+      </w:r>
+      <w:r>
+        <w:t xml:space="preserve">“Epigraph (mathematics) —</w:t>
+      </w:r>
+      <w:r>
+        <w:t xml:space="preserve"> </w:t>
+      </w:r>
+      <w:r>
+        <w:t xml:space="preserve">Wikipedia</w:t>
+      </w:r>
+      <w:r>
+        <w:t xml:space="preserve">,</w:t>
+      </w:r>
+      <w:r>
+        <w:t xml:space="preserve"> </w:t>
+      </w:r>
+      <w:r>
+        <w:t xml:space="preserve">the free encyclopedia.”</w:t>
+      </w:r>
+      <w:r>
+        <w:t xml:space="preserve"> </w:t>
+      </w:r>
+      <w:r>
+        <w:t xml:space="preserve">2026. Available:</w:t>
+      </w:r>
+      <w:r>
+        <w:t xml:space="preserve"> </w:t>
+      </w:r>
+      <w:hyperlink r:id="rId199">
+        <w:r>
+          <w:rPr>
+            <w:rStyle w:val="Hyperlink"/>
+          </w:rPr>
+          <w:t xml:space="preserve">https://en.wikipedia.org/wiki/Epigraph_(mathematics)</w:t>
+        </w:r>
+      </w:hyperlink>
     </w:p>
-    <w:bookmarkEnd w:id="193"/>
-    <w:bookmarkStart w:id="195" w:name="ref-wikipedia_backtracking_line_search"/>
+    <w:bookmarkEnd w:id="200"/>
+    <w:bookmarkStart w:id="202" w:name="ref-wikipedia_tangent_space"/>
     <w:p>
       <w:pPr>
         <w:pStyle w:val="Bibliography"/>
       </w:pPr>
       <w:r>
-        <w:t xml:space="preserve">Wikipedia contributors. 2026a.</w:t>
-      </w:r>
-      <w:r>
-        <w:t xml:space="preserve"> </w:t>
-      </w:r>
-      <w:r>
-        <w:rPr>
-          <w:i/>
-          <w:iCs/>
-        </w:rPr>
-        <w:t xml:space="preserve">Backtracking Line Search —</w:t>
-      </w:r>
-      <w:r>
-        <w:rPr>
-          <w:i/>
-          <w:iCs/>
-        </w:rPr>
-        <w:t xml:space="preserve"> </w:t>
-      </w:r>
-      <w:r>
-        <w:rPr>
-          <w:i/>
-          <w:iCs/>
-        </w:rPr>
+        <w:t xml:space="preserve">[8]</w:t>
+      </w:r>
+      <w:r>
+        <w:t xml:space="preserve"> </w:t>
+      </w:r>
+      <w:r>
+        <w:t xml:space="preserve">	</w:t>
+      </w:r>
+      <w:r>
+        <w:t xml:space="preserve">Wikipedia contributors,</w:t>
+      </w:r>
+      <w:r>
+        <w:t xml:space="preserve"> </w:t>
+      </w:r>
+      <w:r>
+        <w:t xml:space="preserve">“Tangent space —</w:t>
+      </w:r>
+      <w:r>
+        <w:t xml:space="preserve"> </w:t>
+      </w:r>
+      <w:r>
         <w:t xml:space="preserve">Wikipedia</w:t>
       </w:r>
       <w:r>
-        <w:rPr>
-          <w:i/>
-          <w:iCs/>
-        </w:rPr>
         <w:t xml:space="preserve">,</w:t>
       </w:r>
       <w:r>
-        <w:rPr>
-          <w:i/>
-          <w:iCs/>
-        </w:rPr>
-        <w:t xml:space="preserve"> </w:t>
-      </w:r>
-      <w:r>
-        <w:rPr>
-          <w:i/>
-          <w:iCs/>
-        </w:rPr>
-        <w:t xml:space="preserve">the Free Encyclopedia</w:t>
-      </w:r>
-      <w:r>
-        <w:t xml:space="preserve">.</w:t>
-      </w:r>
-      <w:r>
-        <w:t xml:space="preserve"> </w:t>
-      </w:r>
-      <w:hyperlink r:id="rId194">
+        <w:t xml:space="preserve"> </w:t>
+      </w:r>
+      <w:r>
+        <w:t xml:space="preserve">the free encyclopedia.”</w:t>
+      </w:r>
+      <w:r>
+        <w:t xml:space="preserve"> </w:t>
+      </w:r>
+      <w:r>
+        <w:t xml:space="preserve">2026. Available:</w:t>
+      </w:r>
+      <w:r>
+        <w:t xml:space="preserve"> </w:t>
+      </w:r>
+      <w:hyperlink r:id="rId201">
+        <w:r>
+          <w:rPr>
+            <w:rStyle w:val="Hyperlink"/>
+          </w:rPr>
+          <w:t xml:space="preserve">https://en.wikipedia.org/wiki/Tangent_space</w:t>
+        </w:r>
+      </w:hyperlink>
+    </w:p>
+    <w:bookmarkEnd w:id="202"/>
+    <w:bookmarkStart w:id="204" w:name="ref-wikipedia_feasible_region"/>
+    <w:p>
+      <w:pPr>
+        <w:pStyle w:val="Bibliography"/>
+      </w:pPr>
+      <w:r>
+        <w:t xml:space="preserve">[9]</w:t>
+      </w:r>
+      <w:r>
+        <w:t xml:space="preserve"> </w:t>
+      </w:r>
+      <w:r>
+        <w:t xml:space="preserve">	</w:t>
+      </w:r>
+      <w:r>
+        <w:t xml:space="preserve">Wikipedia contributors,</w:t>
+      </w:r>
+      <w:r>
+        <w:t xml:space="preserve"> </w:t>
+      </w:r>
+      <w:r>
+        <w:t xml:space="preserve">“Feasible region —</w:t>
+      </w:r>
+      <w:r>
+        <w:t xml:space="preserve"> </w:t>
+      </w:r>
+      <w:r>
+        <w:t xml:space="preserve">Wikipedia</w:t>
+      </w:r>
+      <w:r>
+        <w:t xml:space="preserve">,</w:t>
+      </w:r>
+      <w:r>
+        <w:t xml:space="preserve"> </w:t>
+      </w:r>
+      <w:r>
+        <w:t xml:space="preserve">the free encyclopedia.”</w:t>
+      </w:r>
+      <w:r>
+        <w:t xml:space="preserve"> </w:t>
+      </w:r>
+      <w:r>
+        <w:t xml:space="preserve">2026. Available:</w:t>
+      </w:r>
+      <w:r>
+        <w:t xml:space="preserve"> </w:t>
+      </w:r>
+      <w:hyperlink r:id="rId203">
+        <w:r>
+          <w:rPr>
+            <w:rStyle w:val="Hyperlink"/>
+          </w:rPr>
+          <w:t xml:space="preserve">https://en.wikipedia.org/wiki/Feasible_region</w:t>
+        </w:r>
+      </w:hyperlink>
+    </w:p>
+    <w:bookmarkEnd w:id="204"/>
+    <w:bookmarkStart w:id="206" w:name="ref-wikipedia_mathematical_optimization"/>
+    <w:p>
+      <w:pPr>
+        <w:pStyle w:val="Bibliography"/>
+      </w:pPr>
+      <w:r>
+        <w:t xml:space="preserve">[10]</w:t>
+      </w:r>
+      <w:r>
+        <w:t xml:space="preserve"> </w:t>
+      </w:r>
+      <w:r>
+        <w:t xml:space="preserve">	</w:t>
+      </w:r>
+      <w:r>
+        <w:t xml:space="preserve">Wikipedia contributors,</w:t>
+      </w:r>
+      <w:r>
+        <w:t xml:space="preserve"> </w:t>
+      </w:r>
+      <w:r>
+        <w:t xml:space="preserve">“Mathematical optimization —</w:t>
+      </w:r>
+      <w:r>
+        <w:t xml:space="preserve"> </w:t>
+      </w:r>
+      <w:r>
+        <w:t xml:space="preserve">Wikipedia</w:t>
+      </w:r>
+      <w:r>
+        <w:t xml:space="preserve">,</w:t>
+      </w:r>
+      <w:r>
+        <w:t xml:space="preserve"> </w:t>
+      </w:r>
+      <w:r>
+        <w:t xml:space="preserve">the free encyclopedia.”</w:t>
+      </w:r>
+      <w:r>
+        <w:t xml:space="preserve"> </w:t>
+      </w:r>
+      <w:r>
+        <w:t xml:space="preserve">2026. Available:</w:t>
+      </w:r>
+      <w:r>
+        <w:t xml:space="preserve"> </w:t>
+      </w:r>
+      <w:hyperlink r:id="rId205">
+        <w:r>
+          <w:rPr>
+            <w:rStyle w:val="Hyperlink"/>
+          </w:rPr>
+          <w:t xml:space="preserve">https://en.wikipedia.org/wiki/Mathematical_optimization</w:t>
+        </w:r>
+      </w:hyperlink>
+    </w:p>
+    <w:bookmarkEnd w:id="206"/>
+    <w:bookmarkStart w:id="208" w:name="ref-wikipedia_lagrange_multiplier"/>
+    <w:p>
+      <w:pPr>
+        <w:pStyle w:val="Bibliography"/>
+      </w:pPr>
+      <w:r>
+        <w:t xml:space="preserve">[11]</w:t>
+      </w:r>
+      <w:r>
+        <w:t xml:space="preserve"> </w:t>
+      </w:r>
+      <w:r>
+        <w:t xml:space="preserve">	</w:t>
+      </w:r>
+      <w:r>
+        <w:t xml:space="preserve">Wikipedia contributors,</w:t>
+      </w:r>
+      <w:r>
+        <w:t xml:space="preserve"> </w:t>
+      </w:r>
+      <w:r>
+        <w:t xml:space="preserve">“Lagrange multiplier —</w:t>
+      </w:r>
+      <w:r>
+        <w:t xml:space="preserve"> </w:t>
+      </w:r>
+      <w:r>
+        <w:t xml:space="preserve">Wikipedia</w:t>
+      </w:r>
+      <w:r>
+        <w:t xml:space="preserve">,</w:t>
+      </w:r>
+      <w:r>
+        <w:t xml:space="preserve"> </w:t>
+      </w:r>
+      <w:r>
+        <w:t xml:space="preserve">the free encyclopedia.”</w:t>
+      </w:r>
+      <w:r>
+        <w:t xml:space="preserve"> </w:t>
+      </w:r>
+      <w:r>
+        <w:t xml:space="preserve">2026. Available:</w:t>
+      </w:r>
+      <w:r>
+        <w:t xml:space="preserve"> </w:t>
+      </w:r>
+      <w:hyperlink r:id="rId207">
+        <w:r>
+          <w:rPr>
+            <w:rStyle w:val="Hyperlink"/>
+          </w:rPr>
+          <w:t xml:space="preserve">https://en.wikipedia.org/wiki/Lagrange_multiplier</w:t>
+        </w:r>
+      </w:hyperlink>
+    </w:p>
+    <w:bookmarkEnd w:id="208"/>
+    <w:bookmarkStart w:id="210" w:name="ref-wikipedia_iterative_method"/>
+    <w:p>
+      <w:pPr>
+        <w:pStyle w:val="Bibliography"/>
+      </w:pPr>
+      <w:r>
+        <w:t xml:space="preserve">[12]</w:t>
+      </w:r>
+      <w:r>
+        <w:t xml:space="preserve"> </w:t>
+      </w:r>
+      <w:r>
+        <w:t xml:space="preserve">	</w:t>
+      </w:r>
+      <w:r>
+        <w:t xml:space="preserve">Wikipedia contributors,</w:t>
+      </w:r>
+      <w:r>
+        <w:t xml:space="preserve"> </w:t>
+      </w:r>
+      <w:r>
+        <w:t xml:space="preserve">“Iterative method —</w:t>
+      </w:r>
+      <w:r>
+        <w:t xml:space="preserve"> </w:t>
+      </w:r>
+      <w:r>
+        <w:t xml:space="preserve">Wikipedia</w:t>
+      </w:r>
+      <w:r>
+        <w:t xml:space="preserve">,</w:t>
+      </w:r>
+      <w:r>
+        <w:t xml:space="preserve"> </w:t>
+      </w:r>
+      <w:r>
+        <w:t xml:space="preserve">the free encyclopedia.”</w:t>
+      </w:r>
+      <w:r>
+        <w:t xml:space="preserve"> </w:t>
+      </w:r>
+      <w:r>
+        <w:t xml:space="preserve">2026. Available:</w:t>
+      </w:r>
+      <w:r>
+        <w:t xml:space="preserve"> </w:t>
+      </w:r>
+      <w:hyperlink r:id="rId209">
+        <w:r>
+          <w:rPr>
+            <w:rStyle w:val="Hyperlink"/>
+          </w:rPr>
+          <w:t xml:space="preserve">https://en.wikipedia.org/wiki/Iterative_method</w:t>
+        </w:r>
+      </w:hyperlink>
+    </w:p>
+    <w:bookmarkEnd w:id="210"/>
+    <w:bookmarkStart w:id="212" w:name="X826716f95b92c7764e59e7e3dd738a1aac56654"/>
+    <w:p>
+      <w:pPr>
+        <w:pStyle w:val="Bibliography"/>
+      </w:pPr>
+      <w:r>
+        <w:t xml:space="preserve">[13]</w:t>
+      </w:r>
+      <w:r>
+        <w:t xml:space="preserve"> </w:t>
+      </w:r>
+      <w:r>
+        <w:t xml:space="preserve">	</w:t>
+      </w:r>
+      <w:r>
+        <w:t xml:space="preserve">Wikipedia contributors,</w:t>
+      </w:r>
+      <w:r>
+        <w:t xml:space="preserve"> </w:t>
+      </w:r>
+      <w:r>
+        <w:t xml:space="preserve">“Newton’s method in optimization —</w:t>
+      </w:r>
+      <w:r>
+        <w:t xml:space="preserve"> </w:t>
+      </w:r>
+      <w:r>
+        <w:t xml:space="preserve">Wikipedia</w:t>
+      </w:r>
+      <w:r>
+        <w:t xml:space="preserve">,</w:t>
+      </w:r>
+      <w:r>
+        <w:t xml:space="preserve"> </w:t>
+      </w:r>
+      <w:r>
+        <w:t xml:space="preserve">the free encyclopedia.”</w:t>
+      </w:r>
+      <w:r>
+        <w:t xml:space="preserve"> </w:t>
+      </w:r>
+      <w:r>
+        <w:t xml:space="preserve">2026. Available:</w:t>
+      </w:r>
+      <w:r>
+        <w:t xml:space="preserve"> </w:t>
+      </w:r>
+      <w:hyperlink r:id="rId211">
+        <w:r>
+          <w:rPr>
+            <w:rStyle w:val="Hyperlink"/>
+          </w:rPr>
+          <w:t xml:space="preserve">https://en.wikipedia.org/wiki/Newton%27s_method_in_optimization</w:t>
+        </w:r>
+      </w:hyperlink>
+    </w:p>
+    <w:bookmarkEnd w:id="212"/>
+    <w:bookmarkStart w:id="214" w:name="ref-wikipedia_rate_of_convergence"/>
+    <w:p>
+      <w:pPr>
+        <w:pStyle w:val="Bibliography"/>
+      </w:pPr>
+      <w:r>
+        <w:t xml:space="preserve">[14]</w:t>
+      </w:r>
+      <w:r>
+        <w:t xml:space="preserve"> </w:t>
+      </w:r>
+      <w:r>
+        <w:t xml:space="preserve">	</w:t>
+      </w:r>
+      <w:r>
+        <w:t xml:space="preserve">Wikipedia contributors,</w:t>
+      </w:r>
+      <w:r>
+        <w:t xml:space="preserve"> </w:t>
+      </w:r>
+      <w:r>
+        <w:t xml:space="preserve">“Rate of convergence —</w:t>
+      </w:r>
+      <w:r>
+        <w:t xml:space="preserve"> </w:t>
+      </w:r>
+      <w:r>
+        <w:t xml:space="preserve">Wikipedia</w:t>
+      </w:r>
+      <w:r>
+        <w:t xml:space="preserve">,</w:t>
+      </w:r>
+      <w:r>
+        <w:t xml:space="preserve"> </w:t>
+      </w:r>
+      <w:r>
+        <w:t xml:space="preserve">the free encyclopedia.”</w:t>
+      </w:r>
+      <w:r>
+        <w:t xml:space="preserve"> </w:t>
+      </w:r>
+      <w:r>
+        <w:t xml:space="preserve">2026. Available:</w:t>
+      </w:r>
+      <w:r>
+        <w:t xml:space="preserve"> </w:t>
+      </w:r>
+      <w:hyperlink r:id="rId213">
+        <w:r>
+          <w:rPr>
+            <w:rStyle w:val="Hyperlink"/>
+          </w:rPr>
+          <w:t xml:space="preserve">https://en.wikipedia.org/wiki/Rate_of_convergence</w:t>
+        </w:r>
+      </w:hyperlink>
+    </w:p>
+    <w:bookmarkEnd w:id="214"/>
+    <w:bookmarkStart w:id="216" w:name="ref-wikipedia_gradient_descent"/>
+    <w:p>
+      <w:pPr>
+        <w:pStyle w:val="Bibliography"/>
+      </w:pPr>
+      <w:r>
+        <w:t xml:space="preserve">[15]</w:t>
+      </w:r>
+      <w:r>
+        <w:t xml:space="preserve"> </w:t>
+      </w:r>
+      <w:r>
+        <w:t xml:space="preserve">	</w:t>
+      </w:r>
+      <w:r>
+        <w:t xml:space="preserve">Wikipedia contributors,</w:t>
+      </w:r>
+      <w:r>
+        <w:t xml:space="preserve"> </w:t>
+      </w:r>
+      <w:r>
+        <w:t xml:space="preserve">“Gradient descent —</w:t>
+      </w:r>
+      <w:r>
+        <w:t xml:space="preserve"> </w:t>
+      </w:r>
+      <w:r>
+        <w:t xml:space="preserve">Wikipedia</w:t>
+      </w:r>
+      <w:r>
+        <w:t xml:space="preserve">,</w:t>
+      </w:r>
+      <w:r>
+        <w:t xml:space="preserve"> </w:t>
+      </w:r>
+      <w:r>
+        <w:t xml:space="preserve">the free encyclopedia.”</w:t>
+      </w:r>
+      <w:r>
+        <w:t xml:space="preserve"> </w:t>
+      </w:r>
+      <w:r>
+        <w:t xml:space="preserve">2026. Available:</w:t>
+      </w:r>
+      <w:r>
+        <w:t xml:space="preserve"> </w:t>
+      </w:r>
+      <w:hyperlink r:id="rId215">
+        <w:r>
+          <w:rPr>
+            <w:rStyle w:val="Hyperlink"/>
+          </w:rPr>
+          <w:t xml:space="preserve">https://en.wikipedia.org/wiki/Gradient_descent</w:t>
+        </w:r>
+      </w:hyperlink>
+    </w:p>
+    <w:bookmarkEnd w:id="216"/>
+    <w:bookmarkStart w:id="218" w:name="ref-wikipedia_line_search"/>
+    <w:p>
+      <w:pPr>
+        <w:pStyle w:val="Bibliography"/>
+      </w:pPr>
+      <w:r>
+        <w:t xml:space="preserve">[16]</w:t>
+      </w:r>
+      <w:r>
+        <w:t xml:space="preserve"> </w:t>
+      </w:r>
+      <w:r>
+        <w:t xml:space="preserve">	</w:t>
+      </w:r>
+      <w:r>
+        <w:t xml:space="preserve">Wikipedia contributors,</w:t>
+      </w:r>
+      <w:r>
+        <w:t xml:space="preserve"> </w:t>
+      </w:r>
+      <w:r>
+        <w:t xml:space="preserve">“Line search —</w:t>
+      </w:r>
+      <w:r>
+        <w:t xml:space="preserve"> </w:t>
+      </w:r>
+      <w:r>
+        <w:t xml:space="preserve">Wikipedia</w:t>
+      </w:r>
+      <w:r>
+        <w:t xml:space="preserve">,</w:t>
+      </w:r>
+      <w:r>
+        <w:t xml:space="preserve"> </w:t>
+      </w:r>
+      <w:r>
+        <w:t xml:space="preserve">the free encyclopedia.”</w:t>
+      </w:r>
+      <w:r>
+        <w:t xml:space="preserve"> </w:t>
+      </w:r>
+      <w:r>
+        <w:t xml:space="preserve">2026. Available:</w:t>
+      </w:r>
+      <w:r>
+        <w:t xml:space="preserve"> </w:t>
+      </w:r>
+      <w:hyperlink r:id="rId217">
+        <w:r>
+          <w:rPr>
+            <w:rStyle w:val="Hyperlink"/>
+          </w:rPr>
+          <w:t xml:space="preserve">https://en.wikipedia.org/wiki/Line_search</w:t>
+        </w:r>
+      </w:hyperlink>
+    </w:p>
+    <w:bookmarkEnd w:id="218"/>
+    <w:bookmarkStart w:id="220" w:name="ref-wikipedia_backtracking_line_search"/>
+    <w:p>
+      <w:pPr>
+        <w:pStyle w:val="Bibliography"/>
+      </w:pPr>
+      <w:r>
+        <w:t xml:space="preserve">[17]</w:t>
+      </w:r>
+      <w:r>
+        <w:t xml:space="preserve"> </w:t>
+      </w:r>
+      <w:r>
+        <w:t xml:space="preserve">	</w:t>
+      </w:r>
+      <w:r>
+        <w:t xml:space="preserve">Wikipedia contributors,</w:t>
+      </w:r>
+      <w:r>
+        <w:t xml:space="preserve"> </w:t>
+      </w:r>
+      <w:r>
+        <w:t xml:space="preserve">“Backtracking line search —</w:t>
+      </w:r>
+      <w:r>
+        <w:t xml:space="preserve"> </w:t>
+      </w:r>
+      <w:r>
+        <w:t xml:space="preserve">Wikipedia</w:t>
+      </w:r>
+      <w:r>
+        <w:t xml:space="preserve">,</w:t>
+      </w:r>
+      <w:r>
+        <w:t xml:space="preserve"> </w:t>
+      </w:r>
+      <w:r>
+        <w:t xml:space="preserve">the free encyclopedia.”</w:t>
+      </w:r>
+      <w:r>
+        <w:t xml:space="preserve"> </w:t>
+      </w:r>
+      <w:r>
+        <w:t xml:space="preserve">2026. Available:</w:t>
+      </w:r>
+      <w:r>
+        <w:t xml:space="preserve"> </w:t>
+      </w:r>
+      <w:hyperlink r:id="rId219">
         <w:r>
           <w:rPr>
             <w:rStyle w:val="Hyperlink"/>
@@ -49731,18 +50494,24 @@
           <w:t xml:space="preserve">https://en.wikipedia.org/wiki/Backtracking_line_search</w:t>
         </w:r>
       </w:hyperlink>
-      <w:r>
-        <w:t xml:space="preserve">.</w:t>
-      </w:r>
     </w:p>
-    <w:bookmarkEnd w:id="195"/>
-    <w:bookmarkStart w:id="197" w:name="ref-wikipedia_convex_set"/>
+    <w:bookmarkEnd w:id="220"/>
+    <w:bookmarkStart w:id="222" w:name="ref-boyd2004convex"/>
     <w:p>
       <w:pPr>
         <w:pStyle w:val="Bibliography"/>
       </w:pPr>
       <w:r>
-        <w:t xml:space="preserve">Wikipedia contributors. 2026b.</w:t>
+        <w:t xml:space="preserve">[18]</w:t>
+      </w:r>
+      <w:r>
+        <w:t xml:space="preserve"> </w:t>
+      </w:r>
+      <w:r>
+        <w:t xml:space="preserve">	</w:t>
+      </w:r>
+      <w:r>
+        <w:t xml:space="preserve">S. Boyd and L. Vandenberghe,</w:t>
       </w:r>
       <w:r>
         <w:t xml:space="preserve"> </w:t>
@@ -49752,1028 +50521,66 @@
           <w:i/>
           <w:iCs/>
         </w:rPr>
-        <w:t xml:space="preserve">Convex Set —</w:t>
+        <w:t xml:space="preserve">Convex optimization</w:t>
+      </w:r>
+      <w:r>
+        <w:t xml:space="preserve">. Cambridge University Press, 2004. doi:</w:t>
+      </w:r>
+      <w:r>
+        <w:t xml:space="preserve"> </w:t>
+      </w:r>
+      <w:hyperlink r:id="rId221">
+        <w:r>
+          <w:rPr>
+            <w:rStyle w:val="Hyperlink"/>
+          </w:rPr>
+          <w:t xml:space="preserve">10.1017/CBO9780511804441</w:t>
+        </w:r>
+      </w:hyperlink>
+      <w:r>
+        <w:t xml:space="preserve">.</w:t>
+      </w:r>
+    </w:p>
+    <w:bookmarkEnd w:id="222"/>
+    <w:bookmarkStart w:id="224" w:name="ref-nocedal2006numerical"/>
+    <w:p>
+      <w:pPr>
+        <w:pStyle w:val="Bibliography"/>
+      </w:pPr>
+      <w:r>
+        <w:t xml:space="preserve">[19]</w:t>
+      </w:r>
+      <w:r>
+        <w:t xml:space="preserve"> </w:t>
+      </w:r>
+      <w:r>
+        <w:t xml:space="preserve">	</w:t>
+      </w:r>
+      <w:r>
+        <w:t xml:space="preserve">J. Nocedal and S. J. Wright,</w:t>
+      </w:r>
+      <w:r>
+        <w:t xml:space="preserve"> </w:t>
       </w:r>
       <w:r>
         <w:rPr>
           <w:i/>
           <w:iCs/>
         </w:rPr>
-        <w:t xml:space="preserve"> </w:t>
-      </w:r>
-      <w:r>
-        <w:rPr>
-          <w:i/>
-          <w:iCs/>
-        </w:rPr>
-        <w:t xml:space="preserve">Wikipedia</w:t>
-      </w:r>
-      <w:r>
-        <w:rPr>
-          <w:i/>
-          <w:iCs/>
-        </w:rPr>
-        <w:t xml:space="preserve">,</w:t>
-      </w:r>
-      <w:r>
-        <w:rPr>
-          <w:i/>
-          <w:iCs/>
-        </w:rPr>
-        <w:t xml:space="preserve"> </w:t>
-      </w:r>
-      <w:r>
-        <w:rPr>
-          <w:i/>
-          <w:iCs/>
-        </w:rPr>
-        <w:t xml:space="preserve">the Free Encyclopedia</w:t>
-      </w:r>
-      <w:r>
-        <w:t xml:space="preserve">.</w:t>
-      </w:r>
-      <w:r>
-        <w:t xml:space="preserve"> </w:t>
-      </w:r>
-      <w:hyperlink r:id="rId196">
+        <w:t xml:space="preserve">Numerical optimization</w:t>
+      </w:r>
+      <w:r>
+        <w:t xml:space="preserve">, 2nd ed. in Springer series in operations research and financial engineering. Springer, 2006. doi:</w:t>
+      </w:r>
+      <w:r>
+        <w:t xml:space="preserve"> </w:t>
+      </w:r>
+      <w:hyperlink r:id="rId223">
         <w:r>
           <w:rPr>
             <w:rStyle w:val="Hyperlink"/>
           </w:rPr>
-          <w:t xml:space="preserve">https://en.wikipedia.org/wiki/Convex_set</w:t>
-        </w:r>
-      </w:hyperlink>
-      <w:r>
-        <w:t xml:space="preserve">.</w:t>
-      </w:r>
-    </w:p>
-    <w:bookmarkEnd w:id="197"/>
-    <w:bookmarkStart w:id="199" w:name="ref-wikipedia_epigraph_mathematics"/>
-    <w:p>
-      <w:pPr>
-        <w:pStyle w:val="Bibliography"/>
-      </w:pPr>
-      <w:r>
-        <w:t xml:space="preserve">Wikipedia contributors. 2026c.</w:t>
-      </w:r>
-      <w:r>
-        <w:t xml:space="preserve"> </w:t>
-      </w:r>
-      <w:r>
-        <w:rPr>
-          <w:i/>
-          <w:iCs/>
-        </w:rPr>
-        <w:t xml:space="preserve">Epigraph (Mathematics) —</w:t>
-      </w:r>
-      <w:r>
-        <w:rPr>
-          <w:i/>
-          <w:iCs/>
-        </w:rPr>
-        <w:t xml:space="preserve"> </w:t>
-      </w:r>
-      <w:r>
-        <w:rPr>
-          <w:i/>
-          <w:iCs/>
-        </w:rPr>
-        <w:t xml:space="preserve">Wikipedia</w:t>
-      </w:r>
-      <w:r>
-        <w:rPr>
-          <w:i/>
-          <w:iCs/>
-        </w:rPr>
-        <w:t xml:space="preserve">,</w:t>
-      </w:r>
-      <w:r>
-        <w:rPr>
-          <w:i/>
-          <w:iCs/>
-        </w:rPr>
-        <w:t xml:space="preserve"> </w:t>
-      </w:r>
-      <w:r>
-        <w:rPr>
-          <w:i/>
-          <w:iCs/>
-        </w:rPr>
-        <w:t xml:space="preserve">the Free Encyclopedia</w:t>
-      </w:r>
-      <w:r>
-        <w:t xml:space="preserve">.</w:t>
-      </w:r>
-      <w:r>
-        <w:t xml:space="preserve"> </w:t>
-      </w:r>
-      <w:hyperlink r:id="rId198">
-        <w:r>
-          <w:rPr>
-            <w:rStyle w:val="Hyperlink"/>
-          </w:rPr>
-          <w:t xml:space="preserve">https://en.wikipedia.org/wiki/Epigraph_(mathematics)</w:t>
-        </w:r>
-      </w:hyperlink>
-      <w:r>
-        <w:t xml:space="preserve">.</w:t>
-      </w:r>
-    </w:p>
-    <w:bookmarkEnd w:id="199"/>
-    <w:bookmarkStart w:id="201" w:name="ref-wikipedia_feasible_region"/>
-    <w:p>
-      <w:pPr>
-        <w:pStyle w:val="Bibliography"/>
-      </w:pPr>
-      <w:r>
-        <w:t xml:space="preserve">Wikipedia contributors. 2026d.</w:t>
-      </w:r>
-      <w:r>
-        <w:t xml:space="preserve"> </w:t>
-      </w:r>
-      <w:r>
-        <w:rPr>
-          <w:i/>
-          <w:iCs/>
-        </w:rPr>
-        <w:t xml:space="preserve">Feasible Region —</w:t>
-      </w:r>
-      <w:r>
-        <w:rPr>
-          <w:i/>
-          <w:iCs/>
-        </w:rPr>
-        <w:t xml:space="preserve"> </w:t>
-      </w:r>
-      <w:r>
-        <w:rPr>
-          <w:i/>
-          <w:iCs/>
-        </w:rPr>
-        <w:t xml:space="preserve">Wikipedia</w:t>
-      </w:r>
-      <w:r>
-        <w:rPr>
-          <w:i/>
-          <w:iCs/>
-        </w:rPr>
-        <w:t xml:space="preserve">,</w:t>
-      </w:r>
-      <w:r>
-        <w:rPr>
-          <w:i/>
-          <w:iCs/>
-        </w:rPr>
-        <w:t xml:space="preserve"> </w:t>
-      </w:r>
-      <w:r>
-        <w:rPr>
-          <w:i/>
-          <w:iCs/>
-        </w:rPr>
-        <w:t xml:space="preserve">the Free Encyclopedia</w:t>
-      </w:r>
-      <w:r>
-        <w:t xml:space="preserve">.</w:t>
-      </w:r>
-      <w:r>
-        <w:t xml:space="preserve"> </w:t>
-      </w:r>
-      <w:hyperlink r:id="rId200">
-        <w:r>
-          <w:rPr>
-            <w:rStyle w:val="Hyperlink"/>
-          </w:rPr>
-          <w:t xml:space="preserve">https://en.wikipedia.org/wiki/Feasible_region</w:t>
-        </w:r>
-      </w:hyperlink>
-      <w:r>
-        <w:t xml:space="preserve">.</w:t>
-      </w:r>
-    </w:p>
-    <w:bookmarkEnd w:id="201"/>
-    <w:bookmarkStart w:id="203" w:name="Xa9ec915cd94511c84068c1cc8483385b59fa411"/>
-    <w:p>
-      <w:pPr>
-        <w:pStyle w:val="Bibliography"/>
-      </w:pPr>
-      <w:r>
-        <w:t xml:space="preserve">Wikipedia contributors. 2026e.</w:t>
-      </w:r>
-      <w:r>
-        <w:t xml:space="preserve"> </w:t>
-      </w:r>
-      <w:r>
-        <w:rPr>
-          <w:i/>
-          <w:iCs/>
-        </w:rPr>
-        <w:t xml:space="preserve">Fermat’s Theorem (Stationary Points) —</w:t>
-      </w:r>
-      <w:r>
-        <w:rPr>
-          <w:i/>
-          <w:iCs/>
-        </w:rPr>
-        <w:t xml:space="preserve"> </w:t>
-      </w:r>
-      <w:r>
-        <w:rPr>
-          <w:i/>
-          <w:iCs/>
-        </w:rPr>
-        <w:t xml:space="preserve">Wikipedia</w:t>
-      </w:r>
-      <w:r>
-        <w:rPr>
-          <w:i/>
-          <w:iCs/>
-        </w:rPr>
-        <w:t xml:space="preserve">,</w:t>
-      </w:r>
-      <w:r>
-        <w:rPr>
-          <w:i/>
-          <w:iCs/>
-        </w:rPr>
-        <w:t xml:space="preserve"> </w:t>
-      </w:r>
-      <w:r>
-        <w:rPr>
-          <w:i/>
-          <w:iCs/>
-        </w:rPr>
-        <w:t xml:space="preserve">the Free Encyclopedia</w:t>
-      </w:r>
-      <w:r>
-        <w:t xml:space="preserve">.</w:t>
-      </w:r>
-      <w:r>
-        <w:t xml:space="preserve"> </w:t>
-      </w:r>
-      <w:hyperlink r:id="rId202">
-        <w:r>
-          <w:rPr>
-            <w:rStyle w:val="Hyperlink"/>
-          </w:rPr>
-          <w:t xml:space="preserve">https://en.wikipedia.org/wiki/Fermat%27s_theorem_(stationary_points)</w:t>
-        </w:r>
-      </w:hyperlink>
-      <w:r>
-        <w:t xml:space="preserve">.</w:t>
-      </w:r>
-    </w:p>
-    <w:bookmarkEnd w:id="203"/>
-    <w:bookmarkStart w:id="205" w:name="ref-wikipedia_gradient_descent"/>
-    <w:p>
-      <w:pPr>
-        <w:pStyle w:val="Bibliography"/>
-      </w:pPr>
-      <w:r>
-        <w:t xml:space="preserve">Wikipedia contributors. 2026f.</w:t>
-      </w:r>
-      <w:r>
-        <w:t xml:space="preserve"> </w:t>
-      </w:r>
-      <w:r>
-        <w:rPr>
-          <w:i/>
-          <w:iCs/>
-        </w:rPr>
-        <w:t xml:space="preserve">Gradient Descent —</w:t>
-      </w:r>
-      <w:r>
-        <w:rPr>
-          <w:i/>
-          <w:iCs/>
-        </w:rPr>
-        <w:t xml:space="preserve"> </w:t>
-      </w:r>
-      <w:r>
-        <w:rPr>
-          <w:i/>
-          <w:iCs/>
-        </w:rPr>
-        <w:t xml:space="preserve">Wikipedia</w:t>
-      </w:r>
-      <w:r>
-        <w:rPr>
-          <w:i/>
-          <w:iCs/>
-        </w:rPr>
-        <w:t xml:space="preserve">,</w:t>
-      </w:r>
-      <w:r>
-        <w:rPr>
-          <w:i/>
-          <w:iCs/>
-        </w:rPr>
-        <w:t xml:space="preserve"> </w:t>
-      </w:r>
-      <w:r>
-        <w:rPr>
-          <w:i/>
-          <w:iCs/>
-        </w:rPr>
-        <w:t xml:space="preserve">the Free Encyclopedia</w:t>
-      </w:r>
-      <w:r>
-        <w:t xml:space="preserve">.</w:t>
-      </w:r>
-      <w:r>
-        <w:t xml:space="preserve"> </w:t>
-      </w:r>
-      <w:hyperlink r:id="rId204">
-        <w:r>
-          <w:rPr>
-            <w:rStyle w:val="Hyperlink"/>
-          </w:rPr>
-          <w:t xml:space="preserve">https://en.wikipedia.org/wiki/Gradient_descent</w:t>
-        </w:r>
-      </w:hyperlink>
-      <w:r>
-        <w:t xml:space="preserve">.</w:t>
-      </w:r>
-    </w:p>
-    <w:bookmarkEnd w:id="205"/>
-    <w:bookmarkStart w:id="207" w:name="ref-wikipedia_iterative_method"/>
-    <w:p>
-      <w:pPr>
-        <w:pStyle w:val="Bibliography"/>
-      </w:pPr>
-      <w:r>
-        <w:t xml:space="preserve">Wikipedia contributors. 2026g.</w:t>
-      </w:r>
-      <w:r>
-        <w:t xml:space="preserve"> </w:t>
-      </w:r>
-      <w:r>
-        <w:rPr>
-          <w:i/>
-          <w:iCs/>
-        </w:rPr>
-        <w:t xml:space="preserve">Iterative Method —</w:t>
-      </w:r>
-      <w:r>
-        <w:rPr>
-          <w:i/>
-          <w:iCs/>
-        </w:rPr>
-        <w:t xml:space="preserve"> </w:t>
-      </w:r>
-      <w:r>
-        <w:rPr>
-          <w:i/>
-          <w:iCs/>
-        </w:rPr>
-        <w:t xml:space="preserve">Wikipedia</w:t>
-      </w:r>
-      <w:r>
-        <w:rPr>
-          <w:i/>
-          <w:iCs/>
-        </w:rPr>
-        <w:t xml:space="preserve">,</w:t>
-      </w:r>
-      <w:r>
-        <w:rPr>
-          <w:i/>
-          <w:iCs/>
-        </w:rPr>
-        <w:t xml:space="preserve"> </w:t>
-      </w:r>
-      <w:r>
-        <w:rPr>
-          <w:i/>
-          <w:iCs/>
-        </w:rPr>
-        <w:t xml:space="preserve">the Free Encyclopedia</w:t>
-      </w:r>
-      <w:r>
-        <w:t xml:space="preserve">.</w:t>
-      </w:r>
-      <w:r>
-        <w:t xml:space="preserve"> </w:t>
-      </w:r>
-      <w:hyperlink r:id="rId206">
-        <w:r>
-          <w:rPr>
-            <w:rStyle w:val="Hyperlink"/>
-          </w:rPr>
-          <w:t xml:space="preserve">https://en.wikipedia.org/wiki/Iterative_method</w:t>
-        </w:r>
-      </w:hyperlink>
-      <w:r>
-        <w:t xml:space="preserve">.</w:t>
-      </w:r>
-    </w:p>
-    <w:bookmarkEnd w:id="207"/>
-    <w:bookmarkStart w:id="209" w:name="ref-wikipedia_lagrange_multiplier"/>
-    <w:p>
-      <w:pPr>
-        <w:pStyle w:val="Bibliography"/>
-      </w:pPr>
-      <w:r>
-        <w:t xml:space="preserve">Wikipedia contributors. 2026h.</w:t>
-      </w:r>
-      <w:r>
-        <w:t xml:space="preserve"> </w:t>
-      </w:r>
-      <w:r>
-        <w:rPr>
-          <w:i/>
-          <w:iCs/>
-        </w:rPr>
-        <w:t xml:space="preserve">Lagrange Multiplier —</w:t>
-      </w:r>
-      <w:r>
-        <w:rPr>
-          <w:i/>
-          <w:iCs/>
-        </w:rPr>
-        <w:t xml:space="preserve"> </w:t>
-      </w:r>
-      <w:r>
-        <w:rPr>
-          <w:i/>
-          <w:iCs/>
-        </w:rPr>
-        <w:t xml:space="preserve">Wikipedia</w:t>
-      </w:r>
-      <w:r>
-        <w:rPr>
-          <w:i/>
-          <w:iCs/>
-        </w:rPr>
-        <w:t xml:space="preserve">,</w:t>
-      </w:r>
-      <w:r>
-        <w:rPr>
-          <w:i/>
-          <w:iCs/>
-        </w:rPr>
-        <w:t xml:space="preserve"> </w:t>
-      </w:r>
-      <w:r>
-        <w:rPr>
-          <w:i/>
-          <w:iCs/>
-        </w:rPr>
-        <w:t xml:space="preserve">the Free Encyclopedia</w:t>
-      </w:r>
-      <w:r>
-        <w:t xml:space="preserve">.</w:t>
-      </w:r>
-      <w:r>
-        <w:t xml:space="preserve"> </w:t>
-      </w:r>
-      <w:hyperlink r:id="rId208">
-        <w:r>
-          <w:rPr>
-            <w:rStyle w:val="Hyperlink"/>
-          </w:rPr>
-          <w:t xml:space="preserve">https://en.wikipedia.org/wiki/Lagrange_multiplier</w:t>
-        </w:r>
-      </w:hyperlink>
-      <w:r>
-        <w:t xml:space="preserve">.</w:t>
-      </w:r>
-    </w:p>
-    <w:bookmarkEnd w:id="209"/>
-    <w:bookmarkStart w:id="211" w:name="ref-wikipedia_line_search"/>
-    <w:p>
-      <w:pPr>
-        <w:pStyle w:val="Bibliography"/>
-      </w:pPr>
-      <w:r>
-        <w:t xml:space="preserve">Wikipedia contributors. 2026i.</w:t>
-      </w:r>
-      <w:r>
-        <w:t xml:space="preserve"> </w:t>
-      </w:r>
-      <w:r>
-        <w:rPr>
-          <w:i/>
-          <w:iCs/>
-        </w:rPr>
-        <w:t xml:space="preserve">Line Search —</w:t>
-      </w:r>
-      <w:r>
-        <w:rPr>
-          <w:i/>
-          <w:iCs/>
-        </w:rPr>
-        <w:t xml:space="preserve"> </w:t>
-      </w:r>
-      <w:r>
-        <w:rPr>
-          <w:i/>
-          <w:iCs/>
-        </w:rPr>
-        <w:t xml:space="preserve">Wikipedia</w:t>
-      </w:r>
-      <w:r>
-        <w:rPr>
-          <w:i/>
-          <w:iCs/>
-        </w:rPr>
-        <w:t xml:space="preserve">,</w:t>
-      </w:r>
-      <w:r>
-        <w:rPr>
-          <w:i/>
-          <w:iCs/>
-        </w:rPr>
-        <w:t xml:space="preserve"> </w:t>
-      </w:r>
-      <w:r>
-        <w:rPr>
-          <w:i/>
-          <w:iCs/>
-        </w:rPr>
-        <w:t xml:space="preserve">the Free Encyclopedia</w:t>
-      </w:r>
-      <w:r>
-        <w:t xml:space="preserve">.</w:t>
-      </w:r>
-      <w:r>
-        <w:t xml:space="preserve"> </w:t>
-      </w:r>
-      <w:hyperlink r:id="rId210">
-        <w:r>
-          <w:rPr>
-            <w:rStyle w:val="Hyperlink"/>
-          </w:rPr>
-          <w:t xml:space="preserve">https://en.wikipedia.org/wiki/Line_search</w:t>
-        </w:r>
-      </w:hyperlink>
-      <w:r>
-        <w:t xml:space="preserve">.</w:t>
-      </w:r>
-    </w:p>
-    <w:bookmarkEnd w:id="211"/>
-    <w:bookmarkStart w:id="213" w:name="ref-wikipedia_mathematical_optimization"/>
-    <w:p>
-      <w:pPr>
-        <w:pStyle w:val="Bibliography"/>
-      </w:pPr>
-      <w:r>
-        <w:t xml:space="preserve">Wikipedia contributors. 2026j.</w:t>
-      </w:r>
-      <w:r>
-        <w:t xml:space="preserve"> </w:t>
-      </w:r>
-      <w:r>
-        <w:rPr>
-          <w:i/>
-          <w:iCs/>
-        </w:rPr>
-        <w:t xml:space="preserve">Mathematical Optimization —</w:t>
-      </w:r>
-      <w:r>
-        <w:rPr>
-          <w:i/>
-          <w:iCs/>
-        </w:rPr>
-        <w:t xml:space="preserve"> </w:t>
-      </w:r>
-      <w:r>
-        <w:rPr>
-          <w:i/>
-          <w:iCs/>
-        </w:rPr>
-        <w:t xml:space="preserve">Wikipedia</w:t>
-      </w:r>
-      <w:r>
-        <w:rPr>
-          <w:i/>
-          <w:iCs/>
-        </w:rPr>
-        <w:t xml:space="preserve">,</w:t>
-      </w:r>
-      <w:r>
-        <w:rPr>
-          <w:i/>
-          <w:iCs/>
-        </w:rPr>
-        <w:t xml:space="preserve"> </w:t>
-      </w:r>
-      <w:r>
-        <w:rPr>
-          <w:i/>
-          <w:iCs/>
-        </w:rPr>
-        <w:t xml:space="preserve">the Free Encyclopedia</w:t>
-      </w:r>
-      <w:r>
-        <w:t xml:space="preserve">.</w:t>
-      </w:r>
-      <w:r>
-        <w:t xml:space="preserve"> </w:t>
-      </w:r>
-      <w:hyperlink r:id="rId212">
-        <w:r>
-          <w:rPr>
-            <w:rStyle w:val="Hyperlink"/>
-          </w:rPr>
-          <w:t xml:space="preserve">https://en.wikipedia.org/wiki/Mathematical_optimization</w:t>
-        </w:r>
-      </w:hyperlink>
-      <w:r>
-        <w:t xml:space="preserve">.</w:t>
-      </w:r>
-    </w:p>
-    <w:bookmarkEnd w:id="213"/>
-    <w:bookmarkStart w:id="215" w:name="X826716f95b92c7764e59e7e3dd738a1aac56654"/>
-    <w:p>
-      <w:pPr>
-        <w:pStyle w:val="Bibliography"/>
-      </w:pPr>
-      <w:r>
-        <w:t xml:space="preserve">Wikipedia contributors. 2026k.</w:t>
-      </w:r>
-      <w:r>
-        <w:t xml:space="preserve"> </w:t>
-      </w:r>
-      <w:r>
-        <w:rPr>
-          <w:i/>
-          <w:iCs/>
-        </w:rPr>
-        <w:t xml:space="preserve">Newton’s Method in Optimization —</w:t>
-      </w:r>
-      <w:r>
-        <w:rPr>
-          <w:i/>
-          <w:iCs/>
-        </w:rPr>
-        <w:t xml:space="preserve"> </w:t>
-      </w:r>
-      <w:r>
-        <w:rPr>
-          <w:i/>
-          <w:iCs/>
-        </w:rPr>
-        <w:t xml:space="preserve">Wikipedia</w:t>
-      </w:r>
-      <w:r>
-        <w:rPr>
-          <w:i/>
-          <w:iCs/>
-        </w:rPr>
-        <w:t xml:space="preserve">,</w:t>
-      </w:r>
-      <w:r>
-        <w:rPr>
-          <w:i/>
-          <w:iCs/>
-        </w:rPr>
-        <w:t xml:space="preserve"> </w:t>
-      </w:r>
-      <w:r>
-        <w:rPr>
-          <w:i/>
-          <w:iCs/>
-        </w:rPr>
-        <w:t xml:space="preserve">the Free Encyclopedia</w:t>
-      </w:r>
-      <w:r>
-        <w:t xml:space="preserve">.</w:t>
-      </w:r>
-      <w:r>
-        <w:t xml:space="preserve"> </w:t>
-      </w:r>
-      <w:hyperlink r:id="rId214">
-        <w:r>
-          <w:rPr>
-            <w:rStyle w:val="Hyperlink"/>
-          </w:rPr>
-          <w:t xml:space="preserve">https://en.wikipedia.org/wiki/Newton%27s_method_in_optimization</w:t>
-        </w:r>
-      </w:hyperlink>
-      <w:r>
-        <w:t xml:space="preserve">.</w:t>
-      </w:r>
-    </w:p>
-    <w:bookmarkEnd w:id="215"/>
-    <w:bookmarkStart w:id="217" w:name="ref-wikipedia_rate_of_convergence"/>
-    <w:p>
-      <w:pPr>
-        <w:pStyle w:val="Bibliography"/>
-      </w:pPr>
-      <w:r>
-        <w:t xml:space="preserve">Wikipedia contributors. 2026l.</w:t>
-      </w:r>
-      <w:r>
-        <w:t xml:space="preserve"> </w:t>
-      </w:r>
-      <w:r>
-        <w:rPr>
-          <w:i/>
-          <w:iCs/>
-        </w:rPr>
-        <w:t xml:space="preserve">Rate of Convergence —</w:t>
-      </w:r>
-      <w:r>
-        <w:rPr>
-          <w:i/>
-          <w:iCs/>
-        </w:rPr>
-        <w:t xml:space="preserve"> </w:t>
-      </w:r>
-      <w:r>
-        <w:rPr>
-          <w:i/>
-          <w:iCs/>
-        </w:rPr>
-        <w:t xml:space="preserve">Wikipedia</w:t>
-      </w:r>
-      <w:r>
-        <w:rPr>
-          <w:i/>
-          <w:iCs/>
-        </w:rPr>
-        <w:t xml:space="preserve">,</w:t>
-      </w:r>
-      <w:r>
-        <w:rPr>
-          <w:i/>
-          <w:iCs/>
-        </w:rPr>
-        <w:t xml:space="preserve"> </w:t>
-      </w:r>
-      <w:r>
-        <w:rPr>
-          <w:i/>
-          <w:iCs/>
-        </w:rPr>
-        <w:t xml:space="preserve">the Free Encyclopedia</w:t>
-      </w:r>
-      <w:r>
-        <w:t xml:space="preserve">.</w:t>
-      </w:r>
-      <w:r>
-        <w:t xml:space="preserve"> </w:t>
-      </w:r>
-      <w:hyperlink r:id="rId216">
-        <w:r>
-          <w:rPr>
-            <w:rStyle w:val="Hyperlink"/>
-          </w:rPr>
-          <w:t xml:space="preserve">https://en.wikipedia.org/wiki/Rate_of_convergence</w:t>
-        </w:r>
-      </w:hyperlink>
-      <w:r>
-        <w:t xml:space="preserve">.</w:t>
-      </w:r>
-    </w:p>
-    <w:bookmarkEnd w:id="217"/>
-    <w:bookmarkStart w:id="219" w:name="ref-wikipedia_saddle_point"/>
-    <w:p>
-      <w:pPr>
-        <w:pStyle w:val="Bibliography"/>
-      </w:pPr>
-      <w:r>
-        <w:t xml:space="preserve">Wikipedia contributors. 2026m.</w:t>
-      </w:r>
-      <w:r>
-        <w:t xml:space="preserve"> </w:t>
-      </w:r>
-      <w:r>
-        <w:rPr>
-          <w:i/>
-          <w:iCs/>
-        </w:rPr>
-        <w:t xml:space="preserve">Saddle Point —</w:t>
-      </w:r>
-      <w:r>
-        <w:rPr>
-          <w:i/>
-          <w:iCs/>
-        </w:rPr>
-        <w:t xml:space="preserve"> </w:t>
-      </w:r>
-      <w:r>
-        <w:rPr>
-          <w:i/>
-          <w:iCs/>
-        </w:rPr>
-        <w:t xml:space="preserve">Wikipedia</w:t>
-      </w:r>
-      <w:r>
-        <w:rPr>
-          <w:i/>
-          <w:iCs/>
-        </w:rPr>
-        <w:t xml:space="preserve">,</w:t>
-      </w:r>
-      <w:r>
-        <w:rPr>
-          <w:i/>
-          <w:iCs/>
-        </w:rPr>
-        <w:t xml:space="preserve"> </w:t>
-      </w:r>
-      <w:r>
-        <w:rPr>
-          <w:i/>
-          <w:iCs/>
-        </w:rPr>
-        <w:t xml:space="preserve">the Free Encyclopedia</w:t>
-      </w:r>
-      <w:r>
-        <w:t xml:space="preserve">.</w:t>
-      </w:r>
-      <w:r>
-        <w:t xml:space="preserve"> </w:t>
-      </w:r>
-      <w:hyperlink r:id="rId218">
-        <w:r>
-          <w:rPr>
-            <w:rStyle w:val="Hyperlink"/>
-          </w:rPr>
-          <w:t xml:space="preserve">https://en.wikipedia.org/wiki/Saddle_point</w:t>
-        </w:r>
-      </w:hyperlink>
-      <w:r>
-        <w:t xml:space="preserve">.</w:t>
-      </w:r>
-    </w:p>
-    <w:bookmarkEnd w:id="219"/>
-    <w:bookmarkStart w:id="221" w:name="ref-wikipedia_tangent_space"/>
-    <w:p>
-      <w:pPr>
-        <w:pStyle w:val="Bibliography"/>
-      </w:pPr>
-      <w:r>
-        <w:t xml:space="preserve">Wikipedia contributors. 2026n.</w:t>
-      </w:r>
-      <w:r>
-        <w:t xml:space="preserve"> </w:t>
-      </w:r>
-      <w:r>
-        <w:rPr>
-          <w:i/>
-          <w:iCs/>
-        </w:rPr>
-        <w:t xml:space="preserve">Tangent Space —</w:t>
-      </w:r>
-      <w:r>
-        <w:rPr>
-          <w:i/>
-          <w:iCs/>
-        </w:rPr>
-        <w:t xml:space="preserve"> </w:t>
-      </w:r>
-      <w:r>
-        <w:rPr>
-          <w:i/>
-          <w:iCs/>
-        </w:rPr>
-        <w:t xml:space="preserve">Wikipedia</w:t>
-      </w:r>
-      <w:r>
-        <w:rPr>
-          <w:i/>
-          <w:iCs/>
-        </w:rPr>
-        <w:t xml:space="preserve">,</w:t>
-      </w:r>
-      <w:r>
-        <w:rPr>
-          <w:i/>
-          <w:iCs/>
-        </w:rPr>
-        <w:t xml:space="preserve"> </w:t>
-      </w:r>
-      <w:r>
-        <w:rPr>
-          <w:i/>
-          <w:iCs/>
-        </w:rPr>
-        <w:t xml:space="preserve">the Free Encyclopedia</w:t>
-      </w:r>
-      <w:r>
-        <w:t xml:space="preserve">.</w:t>
-      </w:r>
-      <w:r>
-        <w:t xml:space="preserve"> </w:t>
-      </w:r>
-      <w:hyperlink r:id="rId220">
-        <w:r>
-          <w:rPr>
-            <w:rStyle w:val="Hyperlink"/>
-          </w:rPr>
-          <w:t xml:space="preserve">https://en.wikipedia.org/wiki/Tangent_space</w:t>
-        </w:r>
-      </w:hyperlink>
-      <w:r>
-        <w:t xml:space="preserve">.</w:t>
-      </w:r>
-    </w:p>
-    <w:bookmarkEnd w:id="221"/>
-    <w:bookmarkStart w:id="223" w:name="ref-wikipedia_taylors_theorem"/>
-    <w:p>
-      <w:pPr>
-        <w:pStyle w:val="Bibliography"/>
-      </w:pPr>
-      <w:r>
-        <w:t xml:space="preserve">Wikipedia contributors. 2026o.</w:t>
-      </w:r>
-      <w:r>
-        <w:t xml:space="preserve"> </w:t>
-      </w:r>
-      <w:r>
-        <w:rPr>
-          <w:i/>
-          <w:iCs/>
-        </w:rPr>
-        <w:t xml:space="preserve">Taylor’s Theorem —</w:t>
-      </w:r>
-      <w:r>
-        <w:rPr>
-          <w:i/>
-          <w:iCs/>
-        </w:rPr>
-        <w:t xml:space="preserve"> </w:t>
-      </w:r>
-      <w:r>
-        <w:rPr>
-          <w:i/>
-          <w:iCs/>
-        </w:rPr>
-        <w:t xml:space="preserve">Wikipedia</w:t>
-      </w:r>
-      <w:r>
-        <w:rPr>
-          <w:i/>
-          <w:iCs/>
-        </w:rPr>
-        <w:t xml:space="preserve">,</w:t>
-      </w:r>
-      <w:r>
-        <w:rPr>
-          <w:i/>
-          <w:iCs/>
-        </w:rPr>
-        <w:t xml:space="preserve"> </w:t>
-      </w:r>
-      <w:r>
-        <w:rPr>
-          <w:i/>
-          <w:iCs/>
-        </w:rPr>
-        <w:t xml:space="preserve">the Free Encyclopedia</w:t>
-      </w:r>
-      <w:r>
-        <w:t xml:space="preserve">.</w:t>
-      </w:r>
-      <w:r>
-        <w:t xml:space="preserve"> </w:t>
-      </w:r>
-      <w:hyperlink r:id="rId222">
-        <w:r>
-          <w:rPr>
-            <w:rStyle w:val="Hyperlink"/>
-          </w:rPr>
-          <w:t xml:space="preserve">https://en.wikipedia.org/wiki/Taylor%27s_theorem</w:t>
-        </w:r>
-      </w:hyperlink>
-      <w:r>
-        <w:t xml:space="preserve">.</w:t>
-      </w:r>
-    </w:p>
-    <w:bookmarkEnd w:id="223"/>
-    <w:bookmarkStart w:id="224" w:name="ref-zhou2024optim"/>
-    <w:p>
-      <w:pPr>
-        <w:pStyle w:val="Bibliography"/>
-      </w:pPr>
-      <w:r>
-        <w:t xml:space="preserve">Zhou, Hua. 2024.</w:t>
-      </w:r>
-      <w:r>
-        <w:t xml:space="preserve"> </w:t>
-      </w:r>
-      <w:r>
-        <w:rPr>
-          <w:i/>
-          <w:iCs/>
-        </w:rPr>
-        <w:t xml:space="preserve">Optimization and Multivariate Calculus</w:t>
-      </w:r>
-      <w:r>
-        <w:t xml:space="preserve">. Lecture notes for Biostat 216, Mathematical Methods for Biostatistics, University of California, Los Angeles.</w:t>
-      </w:r>
-      <w:r>
-        <w:t xml:space="preserve"> </w:t>
-      </w:r>
-      <w:hyperlink r:id="rId186">
-        <w:r>
-          <w:rPr>
-            <w:rStyle w:val="Hyperlink"/>
-          </w:rPr>
-          <w:t xml:space="preserve">https://ucla-biostat-216.github.io/2024fall/slides/13-optim/13-optim.html</w:t>
+          <w:t xml:space="preserve">10.1007/978-0-387-40065-5</w:t>
         </w:r>
       </w:hyperlink>
       <w:r>

--- a/optimization.docx
+++ b/optimization.docx
@@ -15,7 +15,7 @@
         <w:pStyle w:val="Date"/>
       </w:pPr>
       <w:r>
-        <w:t xml:space="preserve">Last modified: 2026-10-18 11:27:44 (PDT)</w:t>
+        <w:t xml:space="preserve">Last modified: 2026-10-18 13:21:32 (PDT)</w:t>
       </w:r>
     </w:p>
     <w:bookmarkStart w:id="73" w:name="sec-optimality-vector"/>
@@ -49181,6 +49181,7 @@
     </w:p>
     <w:p>
       <w:pPr>
+        <w:pStyle w:val="Compact"/>
         <w:numPr>
           <w:ilvl w:val="0"/>
           <w:numId w:val="1024"/>
@@ -49198,6 +49199,7 @@
     </w:p>
     <w:p>
       <w:pPr>
+        <w:pStyle w:val="Compact"/>
         <w:numPr>
           <w:ilvl w:val="0"/>
           <w:numId w:val="1024"/>
@@ -49215,6 +49217,7 @@
     </w:p>
     <w:p>
       <w:pPr>
+        <w:pStyle w:val="Compact"/>
         <w:numPr>
           <w:ilvl w:val="0"/>
           <w:numId w:val="1024"/>
@@ -49269,6 +49272,7 @@
     </w:p>
     <w:p>
       <w:pPr>
+        <w:pStyle w:val="Compact"/>
         <w:numPr>
           <w:ilvl w:val="0"/>
           <w:numId w:val="1024"/>
@@ -49299,261 +49303,6 @@
       </w:r>
       <w:r>
         <w:t xml:space="preserve">how gradients of multivariate cost functions are computed and used for optimization.</w:t>
-      </w:r>
-    </w:p>
-    <w:p>
-      <w:pPr>
-        <w:numPr>
-          <w:ilvl w:val="0"/>
-          <w:numId w:val="1024"/>
-        </w:numPr>
-      </w:pPr>
-      <w:r>
-        <w:t xml:space="preserve">Wikipedia contributors [2]</w:t>
-      </w:r>
-      <w:r>
-        <w:t xml:space="preserve"> </w:t>
-      </w:r>
-      <w:r>
-        <w:t xml:space="preserve">— Fermat’s theorem on stationary points</w:t>
-      </w:r>
-    </w:p>
-    <w:p>
-      <w:pPr>
-        <w:numPr>
-          <w:ilvl w:val="0"/>
-          <w:numId w:val="1024"/>
-        </w:numPr>
-      </w:pPr>
-      <w:r>
-        <w:t xml:space="preserve">Wikipedia contributors [3]</w:t>
-      </w:r>
-      <w:r>
-        <w:t xml:space="preserve"> </w:t>
-      </w:r>
-      <w:r>
-        <w:t xml:space="preserve">— Taylor’s theorem and its remainders</w:t>
-      </w:r>
-    </w:p>
-    <w:p>
-      <w:pPr>
-        <w:numPr>
-          <w:ilvl w:val="0"/>
-          <w:numId w:val="1024"/>
-        </w:numPr>
-      </w:pPr>
-      <w:r>
-        <w:t xml:space="preserve">Wikipedia contributors [5]</w:t>
-      </w:r>
-      <w:r>
-        <w:t xml:space="preserve"> </w:t>
-      </w:r>
-      <w:r>
-        <w:t xml:space="preserve">— saddle points</w:t>
-      </w:r>
-    </w:p>
-    <w:p>
-      <w:pPr>
-        <w:numPr>
-          <w:ilvl w:val="0"/>
-          <w:numId w:val="1024"/>
-        </w:numPr>
-      </w:pPr>
-      <w:r>
-        <w:t xml:space="preserve">Wikipedia contributors [6]</w:t>
-      </w:r>
-      <w:r>
-        <w:t xml:space="preserve"> </w:t>
-      </w:r>
-      <w:r>
-        <w:t xml:space="preserve">— convex sets</w:t>
-      </w:r>
-    </w:p>
-    <w:p>
-      <w:pPr>
-        <w:numPr>
-          <w:ilvl w:val="0"/>
-          <w:numId w:val="1024"/>
-        </w:numPr>
-      </w:pPr>
-      <w:r>
-        <w:t xml:space="preserve">Wikipedia contributors [7]</w:t>
-      </w:r>
-      <w:r>
-        <w:t xml:space="preserve"> </w:t>
-      </w:r>
-      <w:r>
-        <w:t xml:space="preserve">— epigraphs</w:t>
-      </w:r>
-    </w:p>
-    <w:p>
-      <w:pPr>
-        <w:numPr>
-          <w:ilvl w:val="0"/>
-          <w:numId w:val="1024"/>
-        </w:numPr>
-      </w:pPr>
-      <w:r>
-        <w:t xml:space="preserve">Wikipedia contributors [8]</w:t>
-      </w:r>
-      <w:r>
-        <w:t xml:space="preserve"> </w:t>
-      </w:r>
-      <w:r>
-        <w:t xml:space="preserve">— tangent spaces and planes</w:t>
-      </w:r>
-    </w:p>
-    <w:p>
-      <w:pPr>
-        <w:numPr>
-          <w:ilvl w:val="0"/>
-          <w:numId w:val="1024"/>
-        </w:numPr>
-      </w:pPr>
-      <w:r>
-        <w:t xml:space="preserve">Wikipedia contributors [9]</w:t>
-      </w:r>
-      <w:r>
-        <w:t xml:space="preserve"> </w:t>
-      </w:r>
-      <w:r>
-        <w:t xml:space="preserve">— feasible regions</w:t>
-      </w:r>
-    </w:p>
-    <w:p>
-      <w:pPr>
-        <w:numPr>
-          <w:ilvl w:val="0"/>
-          <w:numId w:val="1024"/>
-        </w:numPr>
-      </w:pPr>
-      <w:r>
-        <w:t xml:space="preserve">Wikipedia contributors [10]</w:t>
-      </w:r>
-      <w:r>
-        <w:t xml:space="preserve"> </w:t>
-      </w:r>
-      <w:r>
-        <w:t xml:space="preserve">— mathematical optimization</w:t>
-      </w:r>
-    </w:p>
-    <w:p>
-      <w:pPr>
-        <w:numPr>
-          <w:ilvl w:val="0"/>
-          <w:numId w:val="1024"/>
-        </w:numPr>
-      </w:pPr>
-      <w:r>
-        <w:t xml:space="preserve">Wikipedia contributors [11]</w:t>
-      </w:r>
-      <w:r>
-        <w:t xml:space="preserve"> </w:t>
-      </w:r>
-      <w:r>
-        <w:t xml:space="preserve">— Lagrange multipliers</w:t>
-      </w:r>
-    </w:p>
-    <w:p>
-      <w:pPr>
-        <w:numPr>
-          <w:ilvl w:val="0"/>
-          <w:numId w:val="1024"/>
-        </w:numPr>
-      </w:pPr>
-      <w:r>
-        <w:t xml:space="preserve">Wikipedia contributors [12]</w:t>
-      </w:r>
-      <w:r>
-        <w:t xml:space="preserve"> </w:t>
-      </w:r>
-      <w:r>
-        <w:t xml:space="preserve">— iterative methods</w:t>
-      </w:r>
-    </w:p>
-    <w:p>
-      <w:pPr>
-        <w:numPr>
-          <w:ilvl w:val="0"/>
-          <w:numId w:val="1024"/>
-        </w:numPr>
-      </w:pPr>
-      <w:r>
-        <w:t xml:space="preserve">Wikipedia contributors [13]</w:t>
-      </w:r>
-      <w:r>
-        <w:t xml:space="preserve"> </w:t>
-      </w:r>
-      <w:r>
-        <w:t xml:space="preserve">— Newton’s method in optimization</w:t>
-      </w:r>
-    </w:p>
-    <w:p>
-      <w:pPr>
-        <w:numPr>
-          <w:ilvl w:val="0"/>
-          <w:numId w:val="1024"/>
-        </w:numPr>
-      </w:pPr>
-      <w:r>
-        <w:t xml:space="preserve">Wikipedia contributors [14]</w:t>
-      </w:r>
-      <w:r>
-        <w:t xml:space="preserve"> </w:t>
-      </w:r>
-      <w:r>
-        <w:t xml:space="preserve">— rates of convergence</w:t>
-      </w:r>
-    </w:p>
-    <w:p>
-      <w:pPr>
-        <w:numPr>
-          <w:ilvl w:val="0"/>
-          <w:numId w:val="1024"/>
-        </w:numPr>
-      </w:pPr>
-      <w:r>
-        <w:t xml:space="preserve">Wikipedia contributors [15]</w:t>
-      </w:r>
-      <w:r>
-        <w:t xml:space="preserve"> </w:t>
-      </w:r>
-      <w:r>
-        <w:t xml:space="preserve">— gradient descent</w:t>
-      </w:r>
-    </w:p>
-    <w:p>
-      <w:pPr>
-        <w:numPr>
-          <w:ilvl w:val="0"/>
-          <w:numId w:val="1024"/>
-        </w:numPr>
-      </w:pPr>
-      <w:r>
-        <w:t xml:space="preserve">Wikipedia contributors [16]</w:t>
-      </w:r>
-      <w:r>
-        <w:t xml:space="preserve"> </w:t>
-      </w:r>
-      <w:r>
-        <w:t xml:space="preserve">— line search</w:t>
-      </w:r>
-    </w:p>
-    <w:p>
-      <w:pPr>
-        <w:numPr>
-          <w:ilvl w:val="0"/>
-          <w:numId w:val="1024"/>
-        </w:numPr>
-      </w:pPr>
-      <w:r>
-        <w:t xml:space="preserve">Wikipedia contributors [17]</w:t>
-      </w:r>
-      <w:r>
-        <w:t xml:space="preserve"> </w:t>
-      </w:r>
-      <w:r>
-        <w:t xml:space="preserve">— backtracking line search and the Armijo condition</w:t>
       </w:r>
     </w:p>
     <w:bookmarkEnd w:id="188"/>

--- a/optimization.docx
+++ b/optimization.docx
@@ -15,7 +15,7 @@
         <w:pStyle w:val="Date"/>
       </w:pPr>
       <w:r>
-        <w:t xml:space="preserve">Last modified: 2026-10-18 13:21:32 (PDT)</w:t>
+        <w:t xml:space="preserve">Last modified: 2026-10-18 16:43:42 (PDT)</w:t>
       </w:r>
     </w:p>
     <w:bookmarkStart w:id="73" w:name="sec-optimality-vector"/>

--- a/optimization.docx
+++ b/optimization.docx
@@ -15,7 +15,7 @@
         <w:pStyle w:val="Date"/>
       </w:pPr>
       <w:r>
-        <w:t xml:space="preserve">Last modified: 2026-10-18 16:43:42 (PDT)</w:t>
+        <w:t xml:space="preserve">Last modified: 2026-10-19 00:47:50 (PDT)</w:t>
       </w:r>
     </w:p>
     <w:bookmarkStart w:id="73" w:name="sec-optimality-vector"/>
@@ -5009,7 +5009,7 @@
         <w:rPr>
           <w:rStyle w:val="CommentTok"/>
         </w:rPr>
-        <w:t xml:space="preserve">#&gt; solution     [39.935861021170574, -0.1578447333536545]  [1.071498445526231e-11, 1.673470251262188e-10]</w:t>
+        <w:t xml:space="preserve">#&gt; solution     [39.93586102117057, -0.15784473335365445]  [9.471534667682135e-12, 6.662048690486699e-11]</w:t>
       </w:r>
       <w:r>
         <w:br/>
@@ -5878,7 +5878,7 @@
         <w:rPr>
           <w:rStyle w:val="CommentTok"/>
         </w:rPr>
-        <w:t xml:space="preserve">#&gt; [1] 1.071498e-11 1.673470e-10</w:t>
+        <w:t xml:space="preserve">#&gt; [1] 9.471535e-12 6.662049e-11</w:t>
       </w:r>
       <w:r>
         <w:br/>
@@ -6061,7 +6061,7 @@
         <w:t xml:space="preserve"> </w:t>
       </w:r>
       <w:r>
-        <w:t xml:space="preserve">1.7e-10,</w:t>
+        <w:t xml:space="preserve">6.7e-11,</w:t>
       </w:r>
       <w:r>
         <w:t xml:space="preserve"> </w:t>

--- a/optimization.docx
+++ b/optimization.docx
@@ -15,7 +15,7 @@
         <w:pStyle w:val="Date"/>
       </w:pPr>
       <w:r>
-        <w:t xml:space="preserve">Last modified: 2026-10-19 00:47:50 (PDT)</w:t>
+        <w:t xml:space="preserve">Last modified: 2026-10-19 02:15:55 (PDT)</w:t>
       </w:r>
     </w:p>
     <w:bookmarkStart w:id="73" w:name="sec-optimality-vector"/>

--- a/optimization.docx
+++ b/optimization.docx
@@ -15,7 +15,7 @@
         <w:pStyle w:val="Date"/>
       </w:pPr>
       <w:r>
-        <w:t xml:space="preserve">Last modified: 2026-10-19 02:15:55 (PDT)</w:t>
+        <w:t xml:space="preserve">Last modified: 2026-10-19 03:23:43 (PDT)</w:t>
       </w:r>
     </w:p>
     <w:bookmarkStart w:id="73" w:name="sec-optimality-vector"/>

--- a/optimization.docx
+++ b/optimization.docx
@@ -15,7 +15,7 @@
         <w:pStyle w:val="Date"/>
       </w:pPr>
       <w:r>
-        <w:t xml:space="preserve">Last modified: 2026-10-19 03:23:43 (PDT)</w:t>
+        <w:t xml:space="preserve">Last modified: 2026-10-19 04:41:29 (PDT)</w:t>
       </w:r>
     </w:p>
     <w:bookmarkStart w:id="73" w:name="sec-optimality-vector"/>
@@ -3020,7 +3020,7 @@
         <w:t xml:space="preserve"> </w:t>
       </w:r>
       <w:r>
-        <w:t xml:space="preserve">Fix</w:t>
+        <w:t xml:space="preserve">Let</w:t>
       </w:r>
       <w:r>
         <w:t xml:space="preserve"> </w:t>
@@ -26269,7 +26269,7 @@
     </w:p>
     <w:bookmarkEnd w:id="113"/>
     <w:bookmarkEnd w:id="114"/>
-    <w:bookmarkStart w:id="143" w:name="sec-lagrange"/>
+    <w:bookmarkStart w:id="148" w:name="sec-lagrange"/>
     <w:p>
       <w:pPr>
         <w:pStyle w:val="Heading2"/>
@@ -28103,6 +28103,945 @@
       </w:r>
     </w:p>
     <w:bookmarkEnd w:id="123"/>
+    <w:bookmarkStart w:id="126" w:name="def-optimization-algorithm"/>
+    <w:p>
+      <w:pPr>
+        <w:pStyle w:val="BodyText"/>
+      </w:pPr>
+      <w:r>
+        <w:rPr>
+          <w:b/>
+          <w:bCs/>
+        </w:rPr>
+        <w:t xml:space="preserve">Definition 17 (Optimization algorithm)</w:t>
+      </w:r>
+      <w:r>
+        <w:t xml:space="preserve"> </w:t>
+      </w:r>
+      <w:r>
+        <w:t xml:space="preserve">Let:</w:t>
+      </w:r>
+    </w:p>
+    <w:p>
+      <w:pPr>
+        <w:pStyle w:val="Compact"/>
+        <w:numPr>
+          <w:ilvl w:val="0"/>
+          <w:numId w:val="1017"/>
+        </w:numPr>
+      </w:pPr>
+      <m:oMath>
+        <m:r>
+          <m:t>f</m:t>
+        </m:r>
+        <m:r>
+          <m:rPr>
+            <m:sty m:val="p"/>
+          </m:rPr>
+          <m:t>:</m:t>
+        </m:r>
+        <m:sSup>
+          <m:e>
+            <m:r>
+              <m:rPr>
+                <m:scr m:val="double-struck"/>
+                <m:sty m:val="p"/>
+              </m:rPr>
+              <m:t>R</m:t>
+            </m:r>
+          </m:e>
+          <m:sup>
+            <m:r>
+              <m:t>p</m:t>
+            </m:r>
+          </m:sup>
+        </m:sSup>
+        <m:r>
+          <m:rPr>
+            <m:sty m:val="p"/>
+          </m:rPr>
+          <m:t>→</m:t>
+        </m:r>
+        <m:r>
+          <m:rPr>
+            <m:scr m:val="double-struck"/>
+            <m:sty m:val="p"/>
+          </m:rPr>
+          <m:t>R</m:t>
+        </m:r>
+      </m:oMath>
+      <w:r>
+        <w:t xml:space="preserve">: an</w:t>
+      </w:r>
+      <w:r>
+        <w:t xml:space="preserve"> </w:t>
+      </w:r>
+      <w:hyperlink w:anchor="def-objective-function">
+        <w:r>
+          <w:rPr>
+            <w:rStyle w:val="Hyperlink"/>
+          </w:rPr>
+          <w:t xml:space="preserve">objective function</w:t>
+        </w:r>
+      </w:hyperlink>
+      <w:r>
+        <w:t xml:space="preserve">;</w:t>
+      </w:r>
+    </w:p>
+    <w:p>
+      <w:pPr>
+        <w:pStyle w:val="Compact"/>
+        <w:numPr>
+          <w:ilvl w:val="0"/>
+          <w:numId w:val="1017"/>
+        </w:numPr>
+      </w:pPr>
+      <m:oMath>
+        <m:r>
+          <m:t>F</m:t>
+        </m:r>
+        <m:r>
+          <m:rPr>
+            <m:sty m:val="p"/>
+          </m:rPr>
+          <m:t>⊆</m:t>
+        </m:r>
+        <m:sSup>
+          <m:e>
+            <m:r>
+              <m:rPr>
+                <m:scr m:val="double-struck"/>
+                <m:sty m:val="p"/>
+              </m:rPr>
+              <m:t>R</m:t>
+            </m:r>
+          </m:e>
+          <m:sup>
+            <m:r>
+              <m:t>p</m:t>
+            </m:r>
+          </m:sup>
+        </m:sSup>
+      </m:oMath>
+      <w:r>
+        <w:t xml:space="preserve">: a</w:t>
+      </w:r>
+      <w:r>
+        <w:t xml:space="preserve"> </w:t>
+      </w:r>
+      <w:hyperlink w:anchor="def-feasible-set">
+        <w:r>
+          <w:rPr>
+            <w:rStyle w:val="Hyperlink"/>
+          </w:rPr>
+          <w:t xml:space="preserve">feasible set</w:t>
+        </w:r>
+      </w:hyperlink>
+      <w:r>
+        <w:t xml:space="preserve">.</w:t>
+      </w:r>
+    </w:p>
+    <w:p>
+      <w:pPr>
+        <w:pStyle w:val="FirstParagraph"/>
+      </w:pPr>
+      <w:r>
+        <w:t xml:space="preserve">An</w:t>
+      </w:r>
+      <w:r>
+        <w:t xml:space="preserve"> </w:t>
+      </w:r>
+      <w:r>
+        <w:rPr>
+          <w:b/>
+          <w:bCs/>
+        </w:rPr>
+        <w:t xml:space="preserve">optimization algorithm</w:t>
+      </w:r>
+      <w:r>
+        <w:t xml:space="preserve"> </w:t>
+      </w:r>
+      <w:r>
+        <w:t xml:space="preserve">[10]</w:t>
+      </w:r>
+      <w:r>
+        <w:t xml:space="preserve"> </w:t>
+      </w:r>
+      <w:r>
+        <w:t xml:space="preserve">is a step-by-step procedure that</w:t>
+      </w:r>
+      <w:r>
+        <w:t xml:space="preserve"> </w:t>
+      </w:r>
+      <w:hyperlink r:id="rId124">
+        <w:r>
+          <w:rPr>
+            <w:rStyle w:val="Hyperlink"/>
+          </w:rPr>
+          <w:t xml:space="preserve">maps</w:t>
+        </w:r>
+      </w:hyperlink>
+      <w:r>
+        <w:t xml:space="preserve"> </w:t>
+      </w:r>
+      <w:r>
+        <w:t xml:space="preserve">the pair</w:t>
+      </w:r>
+      <w:r>
+        <w:t xml:space="preserve"> </w:t>
+      </w:r>
+      <m:oMath>
+        <m:r>
+          <m:rPr>
+            <m:sty m:val="p"/>
+          </m:rPr>
+          <m:t>(</m:t>
+        </m:r>
+        <m:r>
+          <m:t>f</m:t>
+        </m:r>
+        <m:r>
+          <m:rPr>
+            <m:sty m:val="p"/>
+          </m:rPr>
+          <m:t>,</m:t>
+        </m:r>
+        <m:r>
+          <m:t>F</m:t>
+        </m:r>
+        <m:r>
+          <m:rPr>
+            <m:sty m:val="p"/>
+          </m:rPr>
+          <m:t>)</m:t>
+        </m:r>
+      </m:oMath>
+      <w:r>
+        <w:t xml:space="preserve"> </w:t>
+      </w:r>
+      <w:r>
+        <w:t xml:space="preserve">to a feasible point</w:t>
+      </w:r>
+      <w:r>
+        <w:t xml:space="preserve"> </w:t>
+      </w:r>
+      <w:r>
+        <w:t xml:space="preserve">$\mathord{\smash[b]{\underset{\raise.3ex\hbox{$\scriptstyle\sim$}}{x}}\vphantom{x}}^\dagger$</w:t>
+      </w:r>
+      <w:r>
+        <w:t xml:space="preserve">:</w:t>
+      </w:r>
+    </w:p>
+    <w:p>
+      <w:pPr>
+        <w:pStyle w:val="BodyText"/>
+      </w:pPr>
+      <w:bookmarkStart w:id="125" w:name="eq-optimization-algorithm"/>
+      <w:r>
+        <w:t xml:space="preserve">$$
+    (f, F) \mapsto \mathord{\smash[b]{\underset{\raise.3ex\hbox{$\scriptstyle\sim$}}{x}}\vphantom{x}}^\dagger \in F.
+     \qquad(2)$$</w:t>
+      </w:r>
+      <w:bookmarkEnd w:id="125"/>
+    </w:p>
+    <w:p>
+      <w:pPr>
+        <w:pStyle w:val="FirstParagraph"/>
+      </w:pPr>
+      <w:r>
+        <w:t xml:space="preserve">In words:</w:t>
+      </w:r>
+      <w:r>
+        <w:t xml:space="preserve"> </w:t>
+      </w:r>
+      <w:r>
+        <w:t xml:space="preserve">given</w:t>
+      </w:r>
+      <w:r>
+        <w:t xml:space="preserve"> </w:t>
+      </w:r>
+      <m:oMath>
+        <m:r>
+          <m:rPr>
+            <m:sty m:val="p"/>
+          </m:rPr>
+          <m:t>(</m:t>
+        </m:r>
+        <m:r>
+          <m:t>f</m:t>
+        </m:r>
+        <m:r>
+          <m:rPr>
+            <m:sty m:val="p"/>
+          </m:rPr>
+          <m:t>,</m:t>
+        </m:r>
+        <m:r>
+          <m:t>F</m:t>
+        </m:r>
+        <m:r>
+          <m:rPr>
+            <m:sty m:val="p"/>
+          </m:rPr>
+          <m:t>)</m:t>
+        </m:r>
+      </m:oMath>
+      <w:r>
+        <w:t xml:space="preserve">,</w:t>
+      </w:r>
+      <w:r>
+        <w:t xml:space="preserve"> </w:t>
+      </w:r>
+      <w:r>
+        <w:t xml:space="preserve">the procedure returns a feasible point</w:t>
+      </w:r>
+      <w:r>
+        <w:t xml:space="preserve"> </w:t>
+      </w:r>
+      <w:r>
+        <w:t xml:space="preserve">$\mathord{\smash[b]{\underset{\raise.3ex\hbox{$\scriptstyle\sim$}}{x}}\vphantom{x}}^\dagger$</w:t>
+      </w:r>
+      <w:r>
+        <w:t xml:space="preserve"> </w:t>
+      </w:r>
+      <w:r>
+        <w:t xml:space="preserve">intended to make</w:t>
+      </w:r>
+      <w:r>
+        <w:t xml:space="preserve"> </w:t>
+      </w:r>
+      <w:r>
+        <w:t xml:space="preserve">$f(\mathord{\smash[b]{\underset{\raise.3ex\hbox{$\scriptstyle\sim$}}{x}}\vphantom{x}}^\dagger)$</w:t>
+      </w:r>
+      <w:r>
+        <w:t xml:space="preserve"> </w:t>
+      </w:r>
+      <w:r>
+        <w:t xml:space="preserve">small.</w:t>
+      </w:r>
+    </w:p>
+    <w:bookmarkEnd w:id="126"/>
+    <w:bookmarkStart w:id="128" w:name="exm-optimization-algorithm"/>
+    <w:p>
+      <w:pPr>
+        <w:pStyle w:val="BodyText"/>
+      </w:pPr>
+      <w:r>
+        <w:rPr>
+          <w:b/>
+          <w:bCs/>
+        </w:rPr>
+        <w:t xml:space="preserve">Example 29 (Exhaustive search over a finite feasible set)</w:t>
+      </w:r>
+      <w:r>
+        <w:t xml:space="preserve"> </w:t>
+      </w:r>
+      <w:r>
+        <w:t xml:space="preserve">Let</w:t>
+      </w:r>
+      <w:r>
+        <w:t xml:space="preserve"> </w:t>
+      </w:r>
+      <w:r>
+        <w:t xml:space="preserve">$f(\mathord{\smash[b]{\underset{\raise.3ex\hbox{$\scriptstyle\sim$}}{x}}\vphantom{x}}) = x_1^2 + x_2^2$</w:t>
+      </w:r>
+      <w:r>
+        <w:t xml:space="preserve">,</w:t>
+      </w:r>
+      <w:r>
+        <w:t xml:space="preserve"> </w:t>
+      </w:r>
+      <w:r>
+        <w:t xml:space="preserve">with the</w:t>
+      </w:r>
+      <w:r>
+        <w:t xml:space="preserve"> </w:t>
+      </w:r>
+      <w:hyperlink w:anchor="def-feasible-set">
+        <w:r>
+          <w:rPr>
+            <w:rStyle w:val="Hyperlink"/>
+          </w:rPr>
+          <w:t xml:space="preserve">feasible set</w:t>
+        </w:r>
+      </w:hyperlink>
+      <w:r>
+        <w:t xml:space="preserve"> </w:t>
+      </w:r>
+      <w:r>
+        <w:t xml:space="preserve">the three points</w:t>
+      </w:r>
+      <w:r>
+        <w:t xml:space="preserve"> </w:t>
+      </w:r>
+      <m:oMath>
+        <m:r>
+          <m:t>​</m:t>
+        </m:r>
+        <m:d>
+          <m:dPr>
+            <m:begChr m:val="{"/>
+            <m:sepChr m:val=""/>
+            <m:endChr m:val="}"/>
+            <m:grow/>
+          </m:dPr>
+          <m:e>
+            <m:sSup>
+              <m:e>
+                <m:r>
+                  <m:rPr>
+                    <m:sty m:val="p"/>
+                  </m:rPr>
+                  <m:t>(</m:t>
+                </m:r>
+                <m:r>
+                  <m:t>1</m:t>
+                </m:r>
+                <m:r>
+                  <m:rPr>
+                    <m:sty m:val="p"/>
+                  </m:rPr>
+                  <m:t>,</m:t>
+                </m:r>
+                <m:r>
+                  <m:t>0.5</m:t>
+                </m:r>
+                <m:r>
+                  <m:rPr>
+                    <m:sty m:val="p"/>
+                  </m:rPr>
+                  <m:t>)</m:t>
+                </m:r>
+              </m:e>
+              <m:sup>
+                <m:r>
+                  <m:rPr>
+                    <m:sty m:val="p"/>
+                  </m:rPr>
+                  <m:t>⊤</m:t>
+                </m:r>
+              </m:sup>
+            </m:sSup>
+            <m:r>
+              <m:rPr>
+                <m:sty m:val="p"/>
+              </m:rPr>
+              <m:t>,</m:t>
+            </m:r>
+            <m:sSup>
+              <m:e>
+                <m:r>
+                  <m:rPr>
+                    <m:sty m:val="p"/>
+                  </m:rPr>
+                  <m:t>(</m:t>
+                </m:r>
+                <m:r>
+                  <m:t>3</m:t>
+                </m:r>
+                <m:r>
+                  <m:rPr>
+                    <m:sty m:val="p"/>
+                  </m:rPr>
+                  <m:t>,</m:t>
+                </m:r>
+                <m:r>
+                  <m:rPr>
+                    <m:sty m:val="p"/>
+                  </m:rPr>
+                  <m:t>−</m:t>
+                </m:r>
+                <m:r>
+                  <m:t>1</m:t>
+                </m:r>
+                <m:r>
+                  <m:rPr>
+                    <m:sty m:val="p"/>
+                  </m:rPr>
+                  <m:t>)</m:t>
+                </m:r>
+              </m:e>
+              <m:sup>
+                <m:r>
+                  <m:rPr>
+                    <m:sty m:val="p"/>
+                  </m:rPr>
+                  <m:t>⊤</m:t>
+                </m:r>
+              </m:sup>
+            </m:sSup>
+            <m:r>
+              <m:rPr>
+                <m:sty m:val="p"/>
+              </m:rPr>
+              <m:t>,</m:t>
+            </m:r>
+            <m:sSup>
+              <m:e>
+                <m:r>
+                  <m:rPr>
+                    <m:sty m:val="p"/>
+                  </m:rPr>
+                  <m:t>(</m:t>
+                </m:r>
+                <m:r>
+                  <m:rPr>
+                    <m:sty m:val="p"/>
+                  </m:rPr>
+                  <m:t>−</m:t>
+                </m:r>
+                <m:r>
+                  <m:t>1</m:t>
+                </m:r>
+                <m:r>
+                  <m:rPr>
+                    <m:sty m:val="p"/>
+                  </m:rPr>
+                  <m:t>,</m:t>
+                </m:r>
+                <m:r>
+                  <m:t>2</m:t>
+                </m:r>
+                <m:r>
+                  <m:rPr>
+                    <m:sty m:val="p"/>
+                  </m:rPr>
+                  <m:t>)</m:t>
+                </m:r>
+              </m:e>
+              <m:sup>
+                <m:r>
+                  <m:rPr>
+                    <m:sty m:val="p"/>
+                  </m:rPr>
+                  <m:t>⊤</m:t>
+                </m:r>
+              </m:sup>
+            </m:sSup>
+          </m:e>
+        </m:d>
+        <m:r>
+          <m:t>​</m:t>
+        </m:r>
+      </m:oMath>
+      <w:r>
+        <w:t xml:space="preserve"> </w:t>
+      </w:r>
+      <w:r>
+        <w:t xml:space="preserve">of the line of</w:t>
+      </w:r>
+      <w:r>
+        <w:t xml:space="preserve"> </w:t>
+      </w:r>
+      <w:hyperlink w:anchor="exm-feasible-set">
+        <w:r>
+          <w:rPr>
+            <w:rStyle w:val="Hyperlink"/>
+          </w:rPr>
+          <w:t xml:space="preserve">Example 27</w:t>
+        </w:r>
+      </w:hyperlink>
+      <w:r>
+        <w:t xml:space="preserve">.</w:t>
+      </w:r>
+      <w:r>
+        <w:t xml:space="preserve"> </w:t>
+      </w:r>
+      <w:r>
+        <w:t xml:space="preserve">The procedure</w:t>
+      </w:r>
+      <w:r>
+        <w:t xml:space="preserve"> </w:t>
+      </w:r>
+      <w:r>
+        <w:t xml:space="preserve">“evaluate</w:t>
+      </w:r>
+      <w:r>
+        <w:t xml:space="preserve"> </w:t>
+      </w:r>
+      <m:oMath>
+        <m:r>
+          <m:t>f</m:t>
+        </m:r>
+      </m:oMath>
+      <w:r>
+        <w:t xml:space="preserve"> </w:t>
+      </w:r>
+      <w:r>
+        <w:t xml:space="preserve">at every feasible point;</w:t>
+      </w:r>
+      <w:r>
+        <w:t xml:space="preserve"> </w:t>
+      </w:r>
+      <w:r>
+        <w:t xml:space="preserve">return the point with the smallest</w:t>
+      </w:r>
+      <w:r>
+        <w:t xml:space="preserve"> </w:t>
+      </w:r>
+      <w:hyperlink r:id="rId127">
+        <w:r>
+          <w:rPr>
+            <w:rStyle w:val="Hyperlink"/>
+          </w:rPr>
+          <w:t xml:space="preserve">value</w:t>
+        </w:r>
+      </w:hyperlink>
+      <w:r>
+        <w:t xml:space="preserve">”</w:t>
+      </w:r>
+      <w:r>
+        <w:t xml:space="preserve"> </w:t>
+      </w:r>
+      <w:r>
+        <w:t xml:space="preserve">is an</w:t>
+      </w:r>
+      <w:r>
+        <w:t xml:space="preserve"> </w:t>
+      </w:r>
+      <w:hyperlink w:anchor="def-optimization-algorithm">
+        <w:r>
+          <w:rPr>
+            <w:rStyle w:val="Hyperlink"/>
+          </w:rPr>
+          <w:t xml:space="preserve">optimization algorithm</w:t>
+        </w:r>
+      </w:hyperlink>
+      <w:r>
+        <w:t xml:space="preserve">.</w:t>
+      </w:r>
+      <w:r>
+        <w:t xml:space="preserve"> </w:t>
+      </w:r>
+      <w:r>
+        <w:t xml:space="preserve">Computing</w:t>
+      </w:r>
+      <w:r>
+        <w:t xml:space="preserve"> </w:t>
+      </w:r>
+      <m:oMath>
+        <m:r>
+          <m:t>f</m:t>
+        </m:r>
+      </m:oMath>
+      <w:r>
+        <w:t xml:space="preserve"> </w:t>
+      </w:r>
+      <w:r>
+        <w:t xml:space="preserve">at each point gives</w:t>
+      </w:r>
+    </w:p>
+    <w:p>
+      <w:pPr>
+        <w:pStyle w:val="BodyText"/>
+      </w:pPr>
+      <m:oMathPara>
+        <m:oMathParaPr>
+          <m:jc m:val="center"/>
+        </m:oMathParaPr>
+        <m:oMath>
+          <m:eqArr>
+            <m:e>
+              <m:r>
+                <m:t>f</m:t>
+              </m:r>
+              <m:r>
+                <m:rPr>
+                  <m:sty m:val="p"/>
+                </m:rPr>
+                <m:t>(</m:t>
+              </m:r>
+              <m:r>
+                <m:t>1</m:t>
+              </m:r>
+              <m:r>
+                <m:rPr>
+                  <m:sty m:val="p"/>
+                </m:rPr>
+                <m:t>,</m:t>
+              </m:r>
+              <m:r>
+                <m:t>0.5</m:t>
+              </m:r>
+              <m:r>
+                <m:rPr>
+                  <m:sty m:val="p"/>
+                </m:rPr>
+                <m:t>)</m:t>
+              </m:r>
+              <m:r>
+                <m:t>&amp;</m:t>
+              </m:r>
+              <m:r>
+                <m:rPr>
+                  <m:sty m:val="p"/>
+                </m:rPr>
+                <m:t>=</m:t>
+              </m:r>
+              <m:r>
+                <m:t>1</m:t>
+              </m:r>
+              <m:r>
+                <m:rPr>
+                  <m:sty m:val="p"/>
+                </m:rPr>
+                <m:t>+</m:t>
+              </m:r>
+              <m:r>
+                <m:t>0.25</m:t>
+              </m:r>
+              <m:r>
+                <m:rPr>
+                  <m:sty m:val="p"/>
+                </m:rPr>
+                <m:t>=</m:t>
+              </m:r>
+              <m:r>
+                <m:t>1.25</m:t>
+              </m:r>
+              <m:r>
+                <m:rPr>
+                  <m:sty m:val="p"/>
+                </m:rPr>
+                <m:t>,</m:t>
+              </m:r>
+            </m:e>
+            <m:e>
+              <m:r>
+                <m:t>f</m:t>
+              </m:r>
+              <m:r>
+                <m:rPr>
+                  <m:sty m:val="p"/>
+                </m:rPr>
+                <m:t>(</m:t>
+              </m:r>
+              <m:r>
+                <m:t>3</m:t>
+              </m:r>
+              <m:r>
+                <m:rPr>
+                  <m:sty m:val="p"/>
+                </m:rPr>
+                <m:t>,</m:t>
+              </m:r>
+              <m:r>
+                <m:rPr>
+                  <m:sty m:val="p"/>
+                </m:rPr>
+                <m:t>−</m:t>
+              </m:r>
+              <m:r>
+                <m:t>1</m:t>
+              </m:r>
+              <m:r>
+                <m:rPr>
+                  <m:sty m:val="p"/>
+                </m:rPr>
+                <m:t>)</m:t>
+              </m:r>
+              <m:r>
+                <m:t>&amp;</m:t>
+              </m:r>
+              <m:r>
+                <m:rPr>
+                  <m:sty m:val="p"/>
+                </m:rPr>
+                <m:t>=</m:t>
+              </m:r>
+              <m:r>
+                <m:t>9</m:t>
+              </m:r>
+              <m:r>
+                <m:rPr>
+                  <m:sty m:val="p"/>
+                </m:rPr>
+                <m:t>+</m:t>
+              </m:r>
+              <m:r>
+                <m:t>1</m:t>
+              </m:r>
+              <m:r>
+                <m:rPr>
+                  <m:sty m:val="p"/>
+                </m:rPr>
+                <m:t>=</m:t>
+              </m:r>
+              <m:r>
+                <m:t>10</m:t>
+              </m:r>
+              <m:r>
+                <m:rPr>
+                  <m:sty m:val="p"/>
+                </m:rPr>
+                <m:t>,</m:t>
+              </m:r>
+            </m:e>
+            <m:e>
+              <m:r>
+                <m:t>f</m:t>
+              </m:r>
+              <m:r>
+                <m:rPr>
+                  <m:sty m:val="p"/>
+                </m:rPr>
+                <m:t>(</m:t>
+              </m:r>
+              <m:r>
+                <m:rPr>
+                  <m:sty m:val="p"/>
+                </m:rPr>
+                <m:t>−</m:t>
+              </m:r>
+              <m:r>
+                <m:t>1</m:t>
+              </m:r>
+              <m:r>
+                <m:rPr>
+                  <m:sty m:val="p"/>
+                </m:rPr>
+                <m:t>,</m:t>
+              </m:r>
+              <m:r>
+                <m:t>2</m:t>
+              </m:r>
+              <m:r>
+                <m:rPr>
+                  <m:sty m:val="p"/>
+                </m:rPr>
+                <m:t>)</m:t>
+              </m:r>
+              <m:r>
+                <m:t>&amp;</m:t>
+              </m:r>
+              <m:r>
+                <m:rPr>
+                  <m:sty m:val="p"/>
+                </m:rPr>
+                <m:t>=</m:t>
+              </m:r>
+              <m:r>
+                <m:t>1</m:t>
+              </m:r>
+              <m:r>
+                <m:rPr>
+                  <m:sty m:val="p"/>
+                </m:rPr>
+                <m:t>+</m:t>
+              </m:r>
+              <m:r>
+                <m:t>4</m:t>
+              </m:r>
+              <m:r>
+                <m:rPr>
+                  <m:sty m:val="p"/>
+                </m:rPr>
+                <m:t>=</m:t>
+              </m:r>
+              <m:r>
+                <m:t>5</m:t>
+              </m:r>
+              <m:r>
+                <m:rPr>
+                  <m:sty m:val="p"/>
+                </m:rPr>
+                <m:t>,</m:t>
+              </m:r>
+            </m:e>
+          </m:eqArr>
+        </m:oMath>
+      </m:oMathPara>
+    </w:p>
+    <w:p>
+      <w:pPr>
+        <w:pStyle w:val="FirstParagraph"/>
+      </w:pPr>
+      <w:r>
+        <w:t xml:space="preserve">so it returns</w:t>
+      </w:r>
+      <w:r>
+        <w:t xml:space="preserve"> </w:t>
+      </w:r>
+      <m:oMath>
+        <m:sSup>
+          <m:e>
+            <m:r>
+              <m:rPr>
+                <m:sty m:val="p"/>
+              </m:rPr>
+              <m:t>(</m:t>
+            </m:r>
+            <m:r>
+              <m:t>1</m:t>
+            </m:r>
+            <m:r>
+              <m:rPr>
+                <m:sty m:val="p"/>
+              </m:rPr>
+              <m:t>,</m:t>
+            </m:r>
+            <m:r>
+              <m:t>0.5</m:t>
+            </m:r>
+            <m:r>
+              <m:rPr>
+                <m:sty m:val="p"/>
+              </m:rPr>
+              <m:t>)</m:t>
+            </m:r>
+          </m:e>
+          <m:sup>
+            <m:r>
+              <m:rPr>
+                <m:sty m:val="p"/>
+              </m:rPr>
+              <m:t>⊤</m:t>
+            </m:r>
+          </m:sup>
+        </m:sSup>
+      </m:oMath>
+      <w:r>
+        <w:t xml:space="preserve">, a</w:t>
+      </w:r>
+      <w:r>
+        <w:t xml:space="preserve"> </w:t>
+      </w:r>
+      <w:hyperlink w:anchor="def-minimizer-over-feasible-set">
+        <w:r>
+          <w:rPr>
+            <w:rStyle w:val="Hyperlink"/>
+          </w:rPr>
+          <w:t xml:space="preserve">minimizer of</w:t>
+        </w:r>
+        <w:r>
+          <w:rPr>
+            <w:rStyle w:val="Hyperlink"/>
+          </w:rPr>
+          <w:t xml:space="preserve"> </w:t>
+        </w:r>
+        <m:oMath>
+          <m:r>
+            <m:t>f</m:t>
+          </m:r>
+        </m:oMath>
+        <w:r>
+          <w:rPr>
+            <w:rStyle w:val="Hyperlink"/>
+          </w:rPr>
+          <w:t xml:space="preserve"> </w:t>
+        </w:r>
+        <w:r>
+          <w:rPr>
+            <w:rStyle w:val="Hyperlink"/>
+          </w:rPr>
+          <w:t xml:space="preserve">over this feasible set</w:t>
+        </w:r>
+      </w:hyperlink>
+      <w:r>
+        <w:t xml:space="preserve">.</w:t>
+      </w:r>
+    </w:p>
+    <w:bookmarkEnd w:id="128"/>
     <w:p>
       <w:pPr>
         <w:pStyle w:val="BodyText"/>
@@ -28324,7 +29263,7 @@
         <w:t xml:space="preserve">) is then found among the stationary points of a new function of the extended set of unknowns.</w:t>
       </w:r>
     </w:p>
-    <w:bookmarkStart w:id="124" w:name="def-lagrangian"/>
+    <w:bookmarkStart w:id="129" w:name="def-lagrangian"/>
     <w:p>
       <w:pPr>
         <w:pStyle w:val="BodyText"/>
@@ -28334,7 +29273,7 @@
           <w:b/>
           <w:bCs/>
         </w:rPr>
-        <w:t xml:space="preserve">Definition 17 (Lagrangian)</w:t>
+        <w:t xml:space="preserve">Definition 18 (Lagrangian)</w:t>
       </w:r>
       <w:r>
         <w:t xml:space="preserve"> </w:t>
@@ -28487,8 +29426,8 @@
     $$</w:t>
       </w:r>
     </w:p>
-    <w:bookmarkEnd w:id="124"/>
-    <w:bookmarkStart w:id="125" w:name="def-lagrange-multipliers"/>
+    <w:bookmarkEnd w:id="129"/>
+    <w:bookmarkStart w:id="130" w:name="def-lagrange-multipliers"/>
     <w:p>
       <w:pPr>
         <w:pStyle w:val="FirstParagraph"/>
@@ -28498,7 +29437,7 @@
           <w:b/>
           <w:bCs/>
         </w:rPr>
-        <w:t xml:space="preserve">Definition 18 (Lagrange multipliers)</w:t>
+        <w:t xml:space="preserve">Definition 19 (Lagrange multipliers)</w:t>
       </w:r>
       <w:r>
         <w:t xml:space="preserve"> </w:t>
@@ -28523,7 +29462,7 @@
           <w:rPr>
             <w:rStyle w:val="Hyperlink"/>
           </w:rPr>
-          <w:t xml:space="preserve">Definition 17</w:t>
+          <w:t xml:space="preserve">Definition 18</w:t>
         </w:r>
       </w:hyperlink>
       <w:r>
@@ -28567,8 +29506,8 @@
         <w:t xml:space="preserve">, one per constraint.</w:t>
       </w:r>
     </w:p>
-    <w:bookmarkEnd w:id="125"/>
-    <w:bookmarkStart w:id="129" w:name="exm-lagrangian"/>
+    <w:bookmarkEnd w:id="130"/>
+    <w:bookmarkStart w:id="134" w:name="exm-lagrangian"/>
     <w:p>
       <w:pPr>
         <w:pStyle w:val="BodyText"/>
@@ -28578,7 +29517,7 @@
           <w:b/>
           <w:bCs/>
         </w:rPr>
-        <w:t xml:space="preserve">Example 29 (The gradients of the Lagrangian of a quadratic)</w:t>
+        <w:t xml:space="preserve">Example 30 (The gradients of the Lagrangian of a quadratic)</w:t>
       </w:r>
       <w:r>
         <w:t xml:space="preserve"> </w:t>
@@ -28748,7 +29687,7 @@
       <w:r>
         <w:t xml:space="preserve"> </w:t>
       </w:r>
-      <w:hyperlink r:id="rId126">
+      <w:hyperlink r:id="rId131">
         <w:r>
           <w:rPr>
             <w:rStyle w:val="Hyperlink"/>
@@ -28789,7 +29728,7 @@
       <w:r>
         <w:t xml:space="preserve"> </w:t>
       </w:r>
-      <w:hyperlink r:id="rId127">
+      <w:hyperlink r:id="rId132">
         <w:r>
           <w:rPr>
             <w:rStyle w:val="Hyperlink"/>
@@ -28873,7 +29812,7 @@
       <w:r>
         <w:t xml:space="preserve"> </w:t>
       </w:r>
-      <w:hyperlink r:id="rId126">
+      <w:hyperlink r:id="rId131">
         <w:r>
           <w:rPr>
             <w:rStyle w:val="Hyperlink"/>
@@ -28956,7 +29895,7 @@
       <w:pPr>
         <w:pStyle w:val="BodyText"/>
       </w:pPr>
-      <w:bookmarkStart w:id="128" w:name="eq-kkt"/>
+      <w:bookmarkStart w:id="133" w:name="eq-kkt"/>
       <w:r>
         <w:t xml:space="preserve">$$
     \mathbf{S} \mathord{\smash[b]{\underset{\raise.3ex\hbox{$\scriptstyle\sim$}}{x}}\vphantom{x}}+ \mathbf{A} \mathord{\smash[b]{\underset{\raise.3ex\hbox{$\scriptstyle\sim$}}{\lambda}}\vphantom{\lambda}}= \mathord{\smash[b]{\underset{\raise.3ex\hbox{$\scriptstyle\sim$}}{0}}\vphantom{0}}_{p \times 1}
@@ -28966,9 +29905,9 @@
     \underbrace{\begin{bmatrix} \mathbf{S} &amp; \mathbf{A} \\ {\mathbf{A}}^{\top} &amp; \mathord{\smash[b]{\underset{\raise.3ex\hbox{$\scriptstyle\sim$}}{0}}\vphantom{0}}_{m \times m} \end{bmatrix}}_{(p + m) \times (p + m)}
     \underbrace{\begin{bmatrix} \mathord{\smash[b]{\underset{\raise.3ex\hbox{$\scriptstyle\sim$}}{x}}\vphantom{x}}\\ \mathord{\smash[b]{\underset{\raise.3ex\hbox{$\scriptstyle\sim$}}{\lambda}}\vphantom{\lambda}}\end{bmatrix}}_{(p + m) \times 1}
     = \underbrace{\begin{bmatrix} \mathord{\smash[b]{\underset{\raise.3ex\hbox{$\scriptstyle\sim$}}{0}}\vphantom{0}}_{p \times 1} \\ \mathord{\smash[b]{\underset{\raise.3ex\hbox{$\scriptstyle\sim$}}{b}}\vphantom{b}} \end{bmatrix}}_{(p + m) \times 1},
-     \qquad(2)$$</w:t>
-      </w:r>
-      <w:bookmarkEnd w:id="128"/>
+     \qquad(3)$$</w:t>
+      </w:r>
+      <w:bookmarkEnd w:id="133"/>
     </w:p>
     <w:p>
       <w:pPr>
@@ -28978,8 +29917,8 @@
         <w:t xml:space="preserve">the second equation being the constraint itself.</w:t>
       </w:r>
     </w:p>
-    <w:bookmarkEnd w:id="129"/>
-    <w:bookmarkStart w:id="131" w:name="thm-qp-equality"/>
+    <w:bookmarkEnd w:id="134"/>
+    <w:bookmarkStart w:id="136" w:name="thm-qp-equality"/>
     <w:p>
       <w:pPr>
         <w:pStyle w:val="BodyText"/>
@@ -29091,7 +30030,7 @@
       <w:r>
         <w:t xml:space="preserve"> </w:t>
       </w:r>
-      <w:hyperlink r:id="rId130">
+      <w:hyperlink r:id="rId135">
         <w:r>
           <w:rPr>
             <w:rStyle w:val="Hyperlink"/>
@@ -29322,7 +30261,7 @@
           <w:rPr>
             <w:rStyle w:val="Hyperlink"/>
           </w:rPr>
-          <w:t xml:space="preserve">Equation 2</w:t>
+          <w:t xml:space="preserve">Equation 3</w:t>
         </w:r>
       </w:hyperlink>
       <w:r>
@@ -29344,7 +30283,7 @@
         <w:t xml:space="preserve">.</w:t>
       </w:r>
     </w:p>
-    <w:bookmarkEnd w:id="131"/>
+    <w:bookmarkEnd w:id="136"/>
     <w:p>
       <w:pPr>
         <w:pStyle w:val="BodyText"/>
@@ -29490,7 +30429,7 @@
       <w:r>
         <w:t xml:space="preserve">(</w:t>
       </w:r>
-      <w:hyperlink r:id="rId132">
+      <w:hyperlink r:id="rId137">
         <w:r>
           <w:rPr>
             <w:rStyle w:val="Hyperlink"/>
@@ -29581,7 +30520,7 @@
       <w:r>
         <w:t xml:space="preserve">(</w:t>
       </w:r>
-      <w:hyperlink r:id="rId133">
+      <w:hyperlink r:id="rId138">
         <w:r>
           <w:rPr>
             <w:rStyle w:val="Hyperlink"/>
@@ -29668,7 +30607,7 @@
       <w:r>
         <w:t xml:space="preserve">(</w:t>
       </w:r>
-      <w:hyperlink r:id="rId134">
+      <w:hyperlink r:id="rId139">
         <w:r>
           <w:rPr>
             <w:rStyle w:val="Hyperlink"/>
@@ -29759,7 +30698,7 @@
             <w:b/>
             <w:bCs/>
           </w:rPr>
-          <w:t xml:space="preserve">Equation 2</w:t>
+          <w:t xml:space="preserve">Equation 3</w:t>
         </w:r>
       </w:hyperlink>
       <w:r>
@@ -30032,7 +30971,7 @@
     $$</w:t>
       </w:r>
     </w:p>
-    <w:bookmarkStart w:id="135" w:name="exm-qp-equality"/>
+    <w:bookmarkStart w:id="140" w:name="exm-qp-equality"/>
     <w:p>
       <w:pPr>
         <w:pStyle w:val="FirstParagraph"/>
@@ -30042,7 +30981,7 @@
           <w:b/>
           <w:bCs/>
         </w:rPr>
-        <w:t xml:space="preserve">Example 30 (The closest point on a line to the origin)</w:t>
+        <w:t xml:space="preserve">Example 31 (The closest point on a line to the origin)</w:t>
       </w:r>
       <w:r>
         <w:t xml:space="preserve"> </w:t>
@@ -30546,7 +31485,7 @@
       <w:pPr>
         <w:numPr>
           <w:ilvl w:val="0"/>
-          <w:numId w:val="1017"/>
+          <w:numId w:val="1018"/>
         </w:numPr>
       </w:pPr>
       <w:r>
@@ -30656,7 +31595,7 @@
       <w:pPr>
         <w:numPr>
           <w:ilvl w:val="0"/>
-          <w:numId w:val="1017"/>
+          <w:numId w:val="1018"/>
         </w:numPr>
       </w:pPr>
       <w:r>
@@ -30670,7 +31609,7 @@
           <w:rPr>
             <w:rStyle w:val="Hyperlink"/>
           </w:rPr>
-          <w:t xml:space="preserve">Equation 2</w:t>
+          <w:t xml:space="preserve">Equation 3</w:t>
         </w:r>
       </w:hyperlink>
       <w:r>
@@ -30695,7 +31634,7 @@
       <w:pPr>
         <w:numPr>
           <w:ilvl w:val="0"/>
-          <w:numId w:val="1017"/>
+          <w:numId w:val="1018"/>
         </w:numPr>
       </w:pPr>
       <w:r>
@@ -30820,8 +31759,8 @@
         <w:t xml:space="preserve">.</w:t>
       </w:r>
     </w:p>
-    <w:bookmarkEnd w:id="135"/>
-    <w:bookmarkStart w:id="137" w:name="exm-qp-equality-fails"/>
+    <w:bookmarkEnd w:id="140"/>
+    <w:bookmarkStart w:id="142" w:name="exm-qp-equality-fails"/>
     <w:p>
       <w:pPr>
         <w:pStyle w:val="BodyText"/>
@@ -30831,7 +31770,7 @@
           <w:b/>
           <w:bCs/>
         </w:rPr>
-        <w:t xml:space="preserve">Example 31 (The hypotheses are needed)</w:t>
+        <w:t xml:space="preserve">Example 32 (The hypotheses are needed)</w:t>
       </w:r>
       <w:r>
         <w:t xml:space="preserve"> </w:t>
@@ -30844,7 +31783,7 @@
       <w:pPr>
         <w:numPr>
           <w:ilvl w:val="0"/>
-          <w:numId w:val="1018"/>
+          <w:numId w:val="1019"/>
         </w:numPr>
       </w:pPr>
       <w:r>
@@ -31184,7 +32123,7 @@
       <w:pPr>
         <w:numPr>
           <w:ilvl w:val="0"/>
-          <w:numId w:val="1018"/>
+          <w:numId w:val="1019"/>
         </w:numPr>
       </w:pPr>
       <w:r>
@@ -31517,7 +32456,7 @@
       <w:r>
         <w:t xml:space="preserve">(</w:t>
       </w:r>
-      <w:hyperlink r:id="rId136">
+      <w:hyperlink r:id="rId141">
         <w:r>
           <w:rPr>
             <w:rStyle w:val="Hyperlink"/>
@@ -31797,8 +32736,8 @@
         <w:t xml:space="preserve">cannot produce it.</w:t>
       </w:r>
     </w:p>
-    <w:bookmarkEnd w:id="137"/>
-    <w:bookmarkStart w:id="139" w:name="def-sensitivity"/>
+    <w:bookmarkEnd w:id="142"/>
+    <w:bookmarkStart w:id="144" w:name="def-sensitivity"/>
     <w:p>
       <w:pPr>
         <w:pStyle w:val="FirstParagraph"/>
@@ -31808,7 +32747,7 @@
           <w:b/>
           <w:bCs/>
         </w:rPr>
-        <w:t xml:space="preserve">Definition 19 (Sensitivity)</w:t>
+        <w:t xml:space="preserve">Definition 20 (Sensitivity)</w:t>
       </w:r>
       <w:r>
         <w:t xml:space="preserve"> </w:t>
@@ -31938,7 +32877,7 @@
       <w:r>
         <w:t xml:space="preserve"> </w:t>
       </w:r>
-      <w:hyperlink r:id="rId138">
+      <w:hyperlink r:id="rId143">
         <w:r>
           <w:rPr>
             <w:rStyle w:val="Hyperlink"/>
@@ -32030,8 +32969,8 @@
         <w:t xml:space="preserve">.</w:t>
       </w:r>
     </w:p>
-    <w:bookmarkEnd w:id="139"/>
-    <w:bookmarkStart w:id="140" w:name="exm-sensitivity"/>
+    <w:bookmarkEnd w:id="144"/>
+    <w:bookmarkStart w:id="145" w:name="exm-sensitivity"/>
     <w:p>
       <w:pPr>
         <w:pStyle w:val="BodyText"/>
@@ -32041,7 +32980,7 @@
           <w:b/>
           <w:bCs/>
         </w:rPr>
-        <w:t xml:space="preserve">Example 32 (The sensitivity of a one-point problem)</w:t>
+        <w:t xml:space="preserve">Example 33 (The sensitivity of a one-point problem)</w:t>
       </w:r>
       <w:r>
         <w:t xml:space="preserve"> </w:t>
@@ -32451,8 +33390,8 @@
         <w:t xml:space="preserve">.</w:t>
       </w:r>
     </w:p>
-    <w:bookmarkEnd w:id="140"/>
-    <w:bookmarkStart w:id="141" w:name="cor-qp-sensitivity"/>
+    <w:bookmarkEnd w:id="145"/>
+    <w:bookmarkStart w:id="146" w:name="cor-qp-sensitivity"/>
     <w:p>
       <w:pPr>
         <w:pStyle w:val="BodyText"/>
@@ -32525,7 +33464,7 @@
           <w:rPr>
             <w:rStyle w:val="Hyperlink"/>
           </w:rPr>
-          <w:t xml:space="preserve">Definition 19</w:t>
+          <w:t xml:space="preserve">Definition 20</w:t>
         </w:r>
       </w:hyperlink>
       <w:r>
@@ -32546,7 +33485,7 @@
     $$</w:t>
       </w:r>
     </w:p>
-    <w:bookmarkEnd w:id="141"/>
+    <w:bookmarkEnd w:id="146"/>
     <w:p>
       <w:pPr>
         <w:pStyle w:val="FirstParagraph"/>
@@ -32692,7 +33631,7 @@
     $$</w:t>
       </w:r>
     </w:p>
-    <w:bookmarkStart w:id="142" w:name="exm-qp-sensitivity"/>
+    <w:bookmarkStart w:id="147" w:name="exm-qp-sensitivity"/>
     <w:p>
       <w:pPr>
         <w:pStyle w:val="FirstParagraph"/>
@@ -32702,7 +33641,7 @@
           <w:b/>
           <w:bCs/>
         </w:rPr>
-        <w:t xml:space="preserve">Example 33 (Moving the line)</w:t>
+        <w:t xml:space="preserve">Example 34 (Moving the line)</w:t>
       </w:r>
       <w:r>
         <w:t xml:space="preserve"> </w:t>
@@ -32718,7 +33657,7 @@
           <w:rPr>
             <w:rStyle w:val="Hyperlink"/>
           </w:rPr>
-          <w:t xml:space="preserve">Example 30</w:t>
+          <w:t xml:space="preserve">Example 31</w:t>
         </w:r>
       </w:hyperlink>
       <w:r>
@@ -33270,9 +34209,9 @@
         <w:t xml:space="preserve">.</w:t>
       </w:r>
     </w:p>
-    <w:bookmarkEnd w:id="142"/>
-    <w:bookmarkEnd w:id="143"/>
-    <w:bookmarkStart w:id="184" w:name="sec-descent"/>
+    <w:bookmarkEnd w:id="147"/>
+    <w:bookmarkEnd w:id="148"/>
+    <w:bookmarkStart w:id="189" w:name="sec-descent"/>
     <w:p>
       <w:pPr>
         <w:pStyle w:val="Heading2"/>
@@ -33322,12 +34261,12 @@
                 <wp:inline>
                   <wp:extent cx="152400" cy="152400"/>
                   <wp:effectExtent b="0" l="0" r="0" t="0"/>
-                  <wp:docPr descr="" title="" id="144" name="Picture"/>
+                  <wp:docPr descr="" title="" id="149" name="Picture"/>
                   <a:graphic>
                     <a:graphicData uri="http://schemas.openxmlformats.org/drawingml/2006/picture">
                       <pic:pic>
                         <pic:nvPicPr>
-                          <pic:cNvPr descr="/opt/quarto/share/formats/docx/note.png" id="145" name="Picture"/>
+                          <pic:cNvPr descr="/opt/quarto/share/formats/docx/note.png" id="150" name="Picture"/>
                           <pic:cNvPicPr>
                             <a:picLocks noChangeArrowheads="1" noChangeAspect="1"/>
                           </pic:cNvPicPr>
@@ -33626,7 +34565,7 @@
               <w:pStyle w:val="Compact"/>
               <w:numPr>
                 <w:ilvl w:val="0"/>
-                <w:numId w:val="1019"/>
+                <w:numId w:val="1020"/>
               </w:numPr>
             </w:pPr>
             <w:r>
@@ -33650,7 +34589,7 @@
               <w:pStyle w:val="Compact"/>
               <w:numPr>
                 <w:ilvl w:val="0"/>
-                <w:numId w:val="1019"/>
+                <w:numId w:val="1020"/>
               </w:numPr>
             </w:pPr>
             <w:r>
@@ -33662,7 +34601,7 @@
               <w:pStyle w:val="Compact"/>
               <w:numPr>
                 <w:ilvl w:val="0"/>
-                <w:numId w:val="1019"/>
+                <w:numId w:val="1020"/>
               </w:numPr>
             </w:pPr>
             <w:r>
@@ -33674,7 +34613,7 @@
               <w:pStyle w:val="Compact"/>
               <w:numPr>
                 <w:ilvl w:val="0"/>
-                <w:numId w:val="1019"/>
+                <w:numId w:val="1020"/>
               </w:numPr>
             </w:pPr>
             <w:r>
@@ -33686,7 +34625,7 @@
               <w:pStyle w:val="Compact"/>
               <w:numPr>
                 <w:ilvl w:val="0"/>
-                <w:numId w:val="1019"/>
+                <w:numId w:val="1020"/>
               </w:numPr>
             </w:pPr>
             <w:r>
@@ -33698,7 +34637,7 @@
               <w:pStyle w:val="Compact"/>
               <w:numPr>
                 <w:ilvl w:val="0"/>
-                <w:numId w:val="1019"/>
+                <w:numId w:val="1020"/>
               </w:numPr>
             </w:pPr>
             <w:r>
@@ -33709,7 +34648,7 @@
         </w:tc>
       </w:tr>
     </w:tbl>
-    <w:bookmarkStart w:id="146" w:name="def-iterative-method"/>
+    <w:bookmarkStart w:id="151" w:name="def-iterative-method"/>
     <w:p>
       <w:pPr>
         <w:pStyle w:val="FirstParagraph"/>
@@ -33719,7 +34658,7 @@
           <w:b/>
           <w:bCs/>
         </w:rPr>
-        <w:t xml:space="preserve">Definition 20 (Iterative method)</w:t>
+        <w:t xml:space="preserve">Definition 21 (Iterative method)</w:t>
       </w:r>
       <w:r>
         <w:t xml:space="preserve"> </w:t>
@@ -33836,8 +34775,8 @@
         <w:t xml:space="preserve">.</w:t>
       </w:r>
     </w:p>
-    <w:bookmarkEnd w:id="146"/>
-    <w:bookmarkStart w:id="147" w:name="def-iterate"/>
+    <w:bookmarkEnd w:id="151"/>
+    <w:bookmarkStart w:id="152" w:name="def-iterate"/>
     <w:p>
       <w:pPr>
         <w:pStyle w:val="BodyText"/>
@@ -33847,7 +34786,7 @@
           <w:b/>
           <w:bCs/>
         </w:rPr>
-        <w:t xml:space="preserve">Definition 21 (Iterate)</w:t>
+        <w:t xml:space="preserve">Definition 22 (Iterate)</w:t>
       </w:r>
       <w:r>
         <w:t xml:space="preserve"> </w:t>
@@ -33856,131 +34795,6 @@
         <w:t xml:space="preserve">In an iterative method (</w:t>
       </w:r>
       <w:hyperlink w:anchor="def-iterative-method">
-        <w:r>
-          <w:rPr>
-            <w:rStyle w:val="Hyperlink"/>
-          </w:rPr>
-          <w:t xml:space="preserve">Definition 20</w:t>
-        </w:r>
-      </w:hyperlink>
-      <w:r>
-        <w:t xml:space="preserve">),</w:t>
-      </w:r>
-      <w:r>
-        <w:t xml:space="preserve"> </w:t>
-      </w:r>
-      <w:r>
-        <w:t xml:space="preserve">the points</w:t>
-      </w:r>
-      <w:r>
-        <w:t xml:space="preserve"> </w:t>
-      </w:r>
-      <w:r>
-        <w:t xml:space="preserve">$\mathord{\smash[b]{\underset{\raise.3ex\hbox{$\scriptstyle\sim$}}{x}}\vphantom{x}}^{(t)}$</w:t>
-      </w:r>
-      <w:r>
-        <w:t xml:space="preserve"> </w:t>
-      </w:r>
-      <w:r>
-        <w:t xml:space="preserve">are its</w:t>
-      </w:r>
-      <w:r>
-        <w:t xml:space="preserve"> </w:t>
-      </w:r>
-      <w:r>
-        <w:rPr>
-          <w:b/>
-          <w:bCs/>
-        </w:rPr>
-        <w:t xml:space="preserve">iterates</w:t>
-      </w:r>
-      <w:r>
-        <w:t xml:space="preserve">.</w:t>
-      </w:r>
-    </w:p>
-    <w:bookmarkEnd w:id="147"/>
-    <w:bookmarkStart w:id="148" w:name="def-iterate-error"/>
-    <w:p>
-      <w:pPr>
-        <w:pStyle w:val="BodyText"/>
-      </w:pPr>
-      <w:r>
-        <w:rPr>
-          <w:b/>
-          <w:bCs/>
-        </w:rPr>
-        <w:t xml:space="preserve">Definition 22 (Error of an iterate)</w:t>
-      </w:r>
-      <w:r>
-        <w:t xml:space="preserve"> </w:t>
-      </w:r>
-      <w:r>
-        <w:t xml:space="preserve">For a point</w:t>
-      </w:r>
-      <w:r>
-        <w:t xml:space="preserve"> </w:t>
-      </w:r>
-      <w:r>
-        <w:t xml:space="preserve">$\mathord{\smash[b]{\underset{\raise.3ex\hbox{$\scriptstyle\sim$}}{x}}\vphantom{x}}^*$</w:t>
-      </w:r>
-      <w:r>
-        <w:t xml:space="preserve"> </w:t>
-      </w:r>
-      <w:r>
-        <w:t xml:space="preserve">that an iterative method (</w:t>
-      </w:r>
-      <w:hyperlink w:anchor="def-iterative-method">
-        <w:r>
-          <w:rPr>
-            <w:rStyle w:val="Hyperlink"/>
-          </w:rPr>
-          <w:t xml:space="preserve">Definition 20</w:t>
-        </w:r>
-      </w:hyperlink>
-      <w:r>
-        <w:t xml:space="preserve">) is meant to reach,</w:t>
-      </w:r>
-      <w:r>
-        <w:t xml:space="preserve"> </w:t>
-      </w:r>
-      <w:r>
-        <w:t xml:space="preserve">$\mathopen{}\left\lVert\mathord{\smash[b]{\underset{\raise.3ex\hbox{$\scriptstyle\sim$}}{x}}\vphantom{x}}^{(t)} - \mathord{\smash[b]{\underset{\raise.3ex\hbox{$\scriptstyle\sim$}}{x}}\vphantom{x}}^*\right\rVert\mathclose{}$</w:t>
-      </w:r>
-      <w:r>
-        <w:t xml:space="preserve"> </w:t>
-      </w:r>
-      <w:r>
-        <w:t xml:space="preserve">is the</w:t>
-      </w:r>
-      <w:r>
-        <w:t xml:space="preserve"> </w:t>
-      </w:r>
-      <w:r>
-        <w:rPr>
-          <w:b/>
-          <w:bCs/>
-        </w:rPr>
-        <w:t xml:space="preserve">error</w:t>
-      </w:r>
-      <w:r>
-        <w:t xml:space="preserve"> </w:t>
-      </w:r>
-      <w:r>
-        <w:t xml:space="preserve">of the iterate</w:t>
-      </w:r>
-      <w:r>
-        <w:t xml:space="preserve"> </w:t>
-      </w:r>
-      <w:r>
-        <w:t xml:space="preserve">$\mathord{\smash[b]{\underset{\raise.3ex\hbox{$\scriptstyle\sim$}}{x}}\vphantom{x}}^{(t)}$</w:t>
-      </w:r>
-      <w:r>
-        <w:t xml:space="preserve"> </w:t>
-      </w:r>
-      <w:r>
-        <w:t xml:space="preserve">(</w:t>
-      </w:r>
-      <w:hyperlink w:anchor="def-iterate">
         <w:r>
           <w:rPr>
             <w:rStyle w:val="Hyperlink"/>
@@ -33989,11 +34803,42 @@
         </w:r>
       </w:hyperlink>
       <w:r>
-        <w:t xml:space="preserve">).</w:t>
+        <w:t xml:space="preserve">),</w:t>
+      </w:r>
+      <w:r>
+        <w:t xml:space="preserve"> </w:t>
+      </w:r>
+      <w:r>
+        <w:t xml:space="preserve">the points</w:t>
+      </w:r>
+      <w:r>
+        <w:t xml:space="preserve"> </w:t>
+      </w:r>
+      <w:r>
+        <w:t xml:space="preserve">$\mathord{\smash[b]{\underset{\raise.3ex\hbox{$\scriptstyle\sim$}}{x}}\vphantom{x}}^{(t)}$</w:t>
+      </w:r>
+      <w:r>
+        <w:t xml:space="preserve"> </w:t>
+      </w:r>
+      <w:r>
+        <w:t xml:space="preserve">are its</w:t>
+      </w:r>
+      <w:r>
+        <w:t xml:space="preserve"> </w:t>
+      </w:r>
+      <w:r>
+        <w:rPr>
+          <w:b/>
+          <w:bCs/>
+        </w:rPr>
+        <w:t xml:space="preserve">iterates</w:t>
+      </w:r>
+      <w:r>
+        <w:t xml:space="preserve">.</w:t>
       </w:r>
     </w:p>
-    <w:bookmarkEnd w:id="148"/>
-    <w:bookmarkStart w:id="151" w:name="def-vector-sequence-limit"/>
+    <w:bookmarkEnd w:id="152"/>
+    <w:bookmarkStart w:id="153" w:name="def-iterate-error"/>
     <w:p>
       <w:pPr>
         <w:pStyle w:val="BodyText"/>
@@ -34003,7 +34848,101 @@
           <w:b/>
           <w:bCs/>
         </w:rPr>
-        <w:t xml:space="preserve">Definition 23 (Convergence of a sequence of vectors)</w:t>
+        <w:t xml:space="preserve">Definition 23 (Error of an iterate)</w:t>
+      </w:r>
+      <w:r>
+        <w:t xml:space="preserve"> </w:t>
+      </w:r>
+      <w:r>
+        <w:t xml:space="preserve">For a point</w:t>
+      </w:r>
+      <w:r>
+        <w:t xml:space="preserve"> </w:t>
+      </w:r>
+      <w:r>
+        <w:t xml:space="preserve">$\mathord{\smash[b]{\underset{\raise.3ex\hbox{$\scriptstyle\sim$}}{x}}\vphantom{x}}^*$</w:t>
+      </w:r>
+      <w:r>
+        <w:t xml:space="preserve"> </w:t>
+      </w:r>
+      <w:r>
+        <w:t xml:space="preserve">that an iterative method (</w:t>
+      </w:r>
+      <w:hyperlink w:anchor="def-iterative-method">
+        <w:r>
+          <w:rPr>
+            <w:rStyle w:val="Hyperlink"/>
+          </w:rPr>
+          <w:t xml:space="preserve">Definition 21</w:t>
+        </w:r>
+      </w:hyperlink>
+      <w:r>
+        <w:t xml:space="preserve">) is meant to reach,</w:t>
+      </w:r>
+      <w:r>
+        <w:t xml:space="preserve"> </w:t>
+      </w:r>
+      <w:r>
+        <w:t xml:space="preserve">$\mathopen{}\left\lVert\mathord{\smash[b]{\underset{\raise.3ex\hbox{$\scriptstyle\sim$}}{x}}\vphantom{x}}^{(t)} - \mathord{\smash[b]{\underset{\raise.3ex\hbox{$\scriptstyle\sim$}}{x}}\vphantom{x}}^*\right\rVert\mathclose{}$</w:t>
+      </w:r>
+      <w:r>
+        <w:t xml:space="preserve"> </w:t>
+      </w:r>
+      <w:r>
+        <w:t xml:space="preserve">is the</w:t>
+      </w:r>
+      <w:r>
+        <w:t xml:space="preserve"> </w:t>
+      </w:r>
+      <w:r>
+        <w:rPr>
+          <w:b/>
+          <w:bCs/>
+        </w:rPr>
+        <w:t xml:space="preserve">error</w:t>
+      </w:r>
+      <w:r>
+        <w:t xml:space="preserve"> </w:t>
+      </w:r>
+      <w:r>
+        <w:t xml:space="preserve">of the iterate</w:t>
+      </w:r>
+      <w:r>
+        <w:t xml:space="preserve"> </w:t>
+      </w:r>
+      <w:r>
+        <w:t xml:space="preserve">$\mathord{\smash[b]{\underset{\raise.3ex\hbox{$\scriptstyle\sim$}}{x}}\vphantom{x}}^{(t)}$</w:t>
+      </w:r>
+      <w:r>
+        <w:t xml:space="preserve"> </w:t>
+      </w:r>
+      <w:r>
+        <w:t xml:space="preserve">(</w:t>
+      </w:r>
+      <w:hyperlink w:anchor="def-iterate">
+        <w:r>
+          <w:rPr>
+            <w:rStyle w:val="Hyperlink"/>
+          </w:rPr>
+          <w:t xml:space="preserve">Definition 22</w:t>
+        </w:r>
+      </w:hyperlink>
+      <w:r>
+        <w:t xml:space="preserve">).</w:t>
+      </w:r>
+    </w:p>
+    <w:bookmarkEnd w:id="153"/>
+    <w:bookmarkStart w:id="156" w:name="def-vector-sequence-limit"/>
+    <w:p>
+      <w:pPr>
+        <w:pStyle w:val="BodyText"/>
+      </w:pPr>
+      <w:r>
+        <w:rPr>
+          <w:b/>
+          <w:bCs/>
+        </w:rPr>
+        <w:t xml:space="preserve">Definition 24 (Convergence of a sequence of vectors)</w:t>
       </w:r>
       <w:r>
         <w:t xml:space="preserve"> </w:t>
@@ -34014,7 +34953,7 @@
       <w:r>
         <w:t xml:space="preserve"> </w:t>
       </w:r>
-      <w:hyperlink r:id="rId149">
+      <w:hyperlink r:id="rId154">
         <w:r>
           <w:rPr>
             <w:rStyle w:val="Hyperlink"/>
@@ -34092,7 +35031,7 @@
       <w:r>
         <w:t xml:space="preserve"> </w:t>
       </w:r>
-      <w:hyperlink r:id="rId150">
+      <w:hyperlink r:id="rId155">
         <w:r>
           <w:rPr>
             <w:rStyle w:val="Hyperlink"/>
@@ -34309,8 +35248,8 @@
         <w:t xml:space="preserve">.</w:t>
       </w:r>
     </w:p>
-    <w:bookmarkEnd w:id="151"/>
-    <w:bookmarkStart w:id="152" w:name="exm-vector-sequence-limit"/>
+    <w:bookmarkEnd w:id="156"/>
+    <w:bookmarkStart w:id="157" w:name="exm-vector-sequence-limit"/>
     <w:p>
       <w:pPr>
         <w:pStyle w:val="BodyText"/>
@@ -34320,7 +35259,7 @@
           <w:b/>
           <w:bCs/>
         </w:rPr>
-        <w:t xml:space="preserve">Example 34 (Halving a vector)</w:t>
+        <w:t xml:space="preserve">Example 35 (Halving a vector)</w:t>
       </w:r>
       <w:r>
         <w:t xml:space="preserve"> </w:t>
@@ -34580,8 +35519,8 @@
         <w:t xml:space="preserve">.</w:t>
       </w:r>
     </w:p>
-    <w:bookmarkEnd w:id="152"/>
-    <w:bookmarkStart w:id="153" w:name="def-newton-method"/>
+    <w:bookmarkEnd w:id="157"/>
+    <w:bookmarkStart w:id="158" w:name="def-newton-method"/>
     <w:p>
       <w:pPr>
         <w:pStyle w:val="BodyText"/>
@@ -34591,7 +35530,7 @@
           <w:b/>
           <w:bCs/>
         </w:rPr>
-        <w:t xml:space="preserve">Definition 24 (Newton’s method for minimization)</w:t>
+        <w:t xml:space="preserve">Definition 25 (Newton’s method for minimization)</w:t>
       </w:r>
       <w:r>
         <w:t xml:space="preserve"> </w:t>
@@ -34761,8 +35700,8 @@
     $$</w:t>
       </w:r>
     </w:p>
-    <w:bookmarkEnd w:id="153"/>
-    <w:bookmarkStart w:id="154" w:name="def-newton-step"/>
+    <w:bookmarkEnd w:id="158"/>
+    <w:bookmarkStart w:id="159" w:name="def-newton-step"/>
     <w:p>
       <w:pPr>
         <w:pStyle w:val="FirstParagraph"/>
@@ -34772,7 +35711,7 @@
           <w:b/>
           <w:bCs/>
         </w:rPr>
-        <w:t xml:space="preserve">Definition 25 (Newton step)</w:t>
+        <w:t xml:space="preserve">Definition 26 (Newton step)</w:t>
       </w:r>
       <w:r>
         <w:t xml:space="preserve"> </w:t>
@@ -34785,7 +35724,7 @@
           <w:rPr>
             <w:rStyle w:val="Hyperlink"/>
           </w:rPr>
-          <w:t xml:space="preserve">Definition 24</w:t>
+          <w:t xml:space="preserve">Definition 25</w:t>
         </w:r>
       </w:hyperlink>
       <w:r>
@@ -34835,8 +35774,8 @@
         <w:t xml:space="preserve">.</w:t>
       </w:r>
     </w:p>
-    <w:bookmarkEnd w:id="154"/>
-    <w:bookmarkStart w:id="155" w:name="exm-newton-method"/>
+    <w:bookmarkEnd w:id="159"/>
+    <w:bookmarkStart w:id="160" w:name="exm-newton-method"/>
     <w:p>
       <w:pPr>
         <w:pStyle w:val="BodyText"/>
@@ -34846,7 +35785,7 @@
           <w:b/>
           <w:bCs/>
         </w:rPr>
-        <w:t xml:space="preserve">Example 35 (Newton’s method for a cubic)</w:t>
+        <w:t xml:space="preserve">Example 36 (Newton’s method for a cubic)</w:t>
       </w:r>
       <w:r>
         <w:t xml:space="preserve"> </w:t>
@@ -35876,7 +36815,7 @@
       <w:pPr>
         <w:numPr>
           <w:ilvl w:val="0"/>
-          <w:numId w:val="1020"/>
+          <w:numId w:val="1021"/>
         </w:numPr>
       </w:pPr>
       <m:oMath>
@@ -35933,7 +36872,7 @@
           <w:rPr>
             <w:rStyle w:val="Hyperlink"/>
           </w:rPr>
-          <w:t xml:space="preserve">Definition 21</w:t>
+          <w:t xml:space="preserve">Definition 22</w:t>
         </w:r>
       </w:hyperlink>
       <w:r>
@@ -36082,8 +37021,8 @@
         <w:t xml:space="preserve">).</w:t>
       </w:r>
     </w:p>
-    <w:bookmarkEnd w:id="155"/>
-    <w:bookmarkStart w:id="156" w:name="def-quadratic-model"/>
+    <w:bookmarkEnd w:id="160"/>
+    <w:bookmarkStart w:id="161" w:name="def-quadratic-model"/>
     <w:p>
       <w:pPr>
         <w:pStyle w:val="BodyText"/>
@@ -36093,7 +37032,7 @@
           <w:b/>
           <w:bCs/>
         </w:rPr>
-        <w:t xml:space="preserve">Definition 26 (Quadratic model (second-order Taylor polynomial))</w:t>
+        <w:t xml:space="preserve">Definition 27 (Quadratic model (second-order Taylor polynomial))</w:t>
       </w:r>
       <w:r>
         <w:t xml:space="preserve"> </w:t>
@@ -36123,7 +37062,7 @@
           <w:rPr>
             <w:rStyle w:val="Hyperlink"/>
           </w:rPr>
-          <w:t xml:space="preserve">Definition 24</w:t>
+          <w:t xml:space="preserve">Definition 25</w:t>
         </w:r>
       </w:hyperlink>
       <w:r>
@@ -36283,8 +37222,8 @@
         <w:t xml:space="preserve">.</w:t>
       </w:r>
     </w:p>
-    <w:bookmarkEnd w:id="156"/>
-    <w:bookmarkStart w:id="157" w:name="exm-quadratic-model"/>
+    <w:bookmarkEnd w:id="161"/>
+    <w:bookmarkStart w:id="162" w:name="exm-quadratic-model"/>
     <w:p>
       <w:pPr>
         <w:pStyle w:val="BodyText"/>
@@ -36294,7 +37233,7 @@
           <w:b/>
           <w:bCs/>
         </w:rPr>
-        <w:t xml:space="preserve">Example 36 (The model at</w:t>
+        <w:t xml:space="preserve">Example 37 (The model at</w:t>
       </w:r>
       <w:r>
         <w:rPr>
@@ -36432,7 +37371,7 @@
           <w:rPr>
             <w:rStyle w:val="Hyperlink"/>
           </w:rPr>
-          <w:t xml:space="preserve">Example 35</w:t>
+          <w:t xml:space="preserve">Example 36</w:t>
         </w:r>
       </w:hyperlink>
       <w:r>
@@ -36907,8 +37846,8 @@
         <w:t xml:space="preserve">).</w:t>
       </w:r>
     </w:p>
-    <w:bookmarkEnd w:id="157"/>
-    <w:bookmarkStart w:id="158" w:name="rem-quadratic-model-taylor"/>
+    <w:bookmarkEnd w:id="162"/>
+    <w:bookmarkStart w:id="163" w:name="rem-quadratic-model-taylor"/>
     <w:p>
       <w:pPr>
         <w:pStyle w:val="BodyText"/>
@@ -36989,7 +37928,7 @@
           <w:rPr>
             <w:rStyle w:val="Hyperlink"/>
           </w:rPr>
-          <w:t xml:space="preserve">Definition 26</w:t>
+          <w:t xml:space="preserve">Definition 27</w:t>
         </w:r>
       </w:hyperlink>
       <w:r>
@@ -37020,8 +37959,8 @@
         <w:t xml:space="preserve">.</w:t>
       </w:r>
     </w:p>
-    <w:bookmarkEnd w:id="158"/>
-    <w:bookmarkStart w:id="159" w:name="thm-newton-model"/>
+    <w:bookmarkEnd w:id="163"/>
+    <w:bookmarkStart w:id="164" w:name="thm-newton-model"/>
     <w:p>
       <w:pPr>
         <w:pStyle w:val="BodyText"/>
@@ -37084,7 +38023,7 @@
           <w:rPr>
             <w:rStyle w:val="Hyperlink"/>
           </w:rPr>
-          <w:t xml:space="preserve">Definition 26</w:t>
+          <w:t xml:space="preserve">Definition 27</w:t>
         </w:r>
       </w:hyperlink>
       <w:r>
@@ -37132,7 +38071,7 @@
         <w:t xml:space="preserve">.</w:t>
       </w:r>
     </w:p>
-    <w:bookmarkEnd w:id="159"/>
+    <w:bookmarkEnd w:id="164"/>
     <w:p>
       <w:pPr>
         <w:pStyle w:val="BodyText"/>
@@ -37181,7 +38120,7 @@
       <w:r>
         <w:t xml:space="preserve">and invertible (</w:t>
       </w:r>
-      <w:hyperlink r:id="rId132">
+      <w:hyperlink r:id="rId137">
         <w:r>
           <w:rPr>
             <w:rStyle w:val="Hyperlink"/>
@@ -37384,7 +38323,7 @@
         <w:t xml:space="preserve">is positive definite.</w:t>
       </w:r>
     </w:p>
-    <w:bookmarkStart w:id="160" w:name="exm-newton-model"/>
+    <w:bookmarkStart w:id="165" w:name="exm-newton-model"/>
     <w:p>
       <w:pPr>
         <w:pStyle w:val="BodyText"/>
@@ -37394,7 +38333,7 @@
           <w:b/>
           <w:bCs/>
         </w:rPr>
-        <w:t xml:space="preserve">Example 37 (The Newton step at</w:t>
+        <w:t xml:space="preserve">Example 38 (The Newton step at</w:t>
       </w:r>
       <w:r>
         <w:rPr>
@@ -37530,7 +38469,7 @@
           <w:rPr>
             <w:rStyle w:val="Hyperlink"/>
           </w:rPr>
-          <w:t xml:space="preserve">Example 36</w:t>
+          <w:t xml:space="preserve">Example 37</w:t>
         </w:r>
       </w:hyperlink>
       <w:r>
@@ -37875,15 +38814,15 @@
           <w:rPr>
             <w:rStyle w:val="Hyperlink"/>
           </w:rPr>
-          <w:t xml:space="preserve">Example 35</w:t>
+          <w:t xml:space="preserve">Example 36</w:t>
         </w:r>
       </w:hyperlink>
       <w:r>
         <w:t xml:space="preserve">).</w:t>
       </w:r>
     </w:p>
-    <w:bookmarkEnd w:id="160"/>
-    <w:bookmarkStart w:id="161" w:name="def-quadratic-convergence"/>
+    <w:bookmarkEnd w:id="165"/>
+    <w:bookmarkStart w:id="166" w:name="def-quadratic-convergence"/>
     <w:p>
       <w:pPr>
         <w:pStyle w:val="BodyText"/>
@@ -37893,7 +38832,7 @@
           <w:b/>
           <w:bCs/>
         </w:rPr>
-        <w:t xml:space="preserve">Definition 27 (Quadratic convergence)</w:t>
+        <w:t xml:space="preserve">Definition 28 (Quadratic convergence)</w:t>
       </w:r>
       <w:r>
         <w:t xml:space="preserve"> </w:t>
@@ -37904,7 +38843,7 @@
       <w:r>
         <w:t xml:space="preserve"> </w:t>
       </w:r>
-      <w:hyperlink r:id="rId149">
+      <w:hyperlink r:id="rId154">
         <w:r>
           <w:rPr>
             <w:rStyle w:val="Hyperlink"/>
@@ -37956,7 +38895,7 @@
           <w:rPr>
             <w:rStyle w:val="Hyperlink"/>
           </w:rPr>
-          <w:t xml:space="preserve">Definition 23</w:t>
+          <w:t xml:space="preserve">Definition 24</w:t>
         </w:r>
       </w:hyperlink>
       <w:r>
@@ -38016,8 +38955,8 @@
     $$</w:t>
       </w:r>
     </w:p>
-    <w:bookmarkEnd w:id="161"/>
-    <w:bookmarkStart w:id="162" w:name="exm-not-quadratic-convergence"/>
+    <w:bookmarkEnd w:id="166"/>
+    <w:bookmarkStart w:id="167" w:name="exm-not-quadratic-convergence"/>
     <w:p>
       <w:pPr>
         <w:pStyle w:val="FirstParagraph"/>
@@ -38027,7 +38966,7 @@
           <w:b/>
           <w:bCs/>
         </w:rPr>
-        <w:t xml:space="preserve">Example 38 (Halving the error is not quadratic convergence)</w:t>
+        <w:t xml:space="preserve">Example 39 (Halving the error is not quadratic convergence)</w:t>
       </w:r>
       <w:r>
         <w:t xml:space="preserve"> </w:t>
@@ -38331,8 +39270,8 @@
         <w:t xml:space="preserve">Each step only halves the error.</w:t>
       </w:r>
     </w:p>
-    <w:bookmarkEnd w:id="162"/>
-    <w:bookmarkStart w:id="163" w:name="exm-newton-convergence"/>
+    <w:bookmarkEnd w:id="167"/>
+    <w:bookmarkStart w:id="168" w:name="exm-newton-convergence"/>
     <w:p>
       <w:pPr>
         <w:pStyle w:val="BodyText"/>
@@ -38342,7 +39281,7 @@
           <w:b/>
           <w:bCs/>
         </w:rPr>
-        <w:t xml:space="preserve">Example 39 (The error squares at each step)</w:t>
+        <w:t xml:space="preserve">Example 40 (The error squares at each step)</w:t>
       </w:r>
       <w:r>
         <w:t xml:space="preserve"> </w:t>
@@ -38498,7 +39437,7 @@
           <w:rPr>
             <w:rStyle w:val="Hyperlink"/>
           </w:rPr>
-          <w:t xml:space="preserve">Example 35</w:t>
+          <w:t xml:space="preserve">Example 36</w:t>
         </w:r>
       </w:hyperlink>
       <w:r>
@@ -39108,7 +40047,7 @@
           <w:rPr>
             <w:rStyle w:val="Hyperlink"/>
           </w:rPr>
-          <w:t xml:space="preserve">Definition 27</w:t>
+          <w:t xml:space="preserve">Definition 28</w:t>
         </w:r>
       </w:hyperlink>
       <w:r>
@@ -39423,8 +40362,8 @@
         <w:t xml:space="preserve">which these notes do not prove.</w:t>
       </w:r>
     </w:p>
-    <w:bookmarkEnd w:id="163"/>
-    <w:bookmarkStart w:id="164" w:name="exm-newton-maximum"/>
+    <w:bookmarkEnd w:id="168"/>
+    <w:bookmarkStart w:id="169" w:name="exm-newton-maximum"/>
     <w:p>
       <w:pPr>
         <w:pStyle w:val="BodyText"/>
@@ -39434,7 +40373,7 @@
           <w:b/>
           <w:bCs/>
         </w:rPr>
-        <w:t xml:space="preserve">Example 40 (Newton’s method can find a maximum)</w:t>
+        <w:t xml:space="preserve">Example 41 (Newton’s method can find a maximum)</w:t>
       </w:r>
       <w:r>
         <w:t xml:space="preserve"> </w:t>
@@ -39981,8 +40920,8 @@
         <w:t xml:space="preserve">the positive definite hypothesis there is needed.</w:t>
       </w:r>
     </w:p>
-    <w:bookmarkEnd w:id="164"/>
-    <w:bookmarkStart w:id="165" w:name="thm-newton-quadratic"/>
+    <w:bookmarkEnd w:id="169"/>
+    <w:bookmarkStart w:id="170" w:name="thm-newton-quadratic"/>
     <w:p>
       <w:pPr>
         <w:pStyle w:val="BodyText"/>
@@ -40095,7 +41034,7 @@
           <w:rPr>
             <w:rStyle w:val="Hyperlink"/>
           </w:rPr>
-          <w:t xml:space="preserve">Definition 24</w:t>
+          <w:t xml:space="preserve">Definition 25</w:t>
         </w:r>
       </w:hyperlink>
       <w:r>
@@ -40128,7 +41067,7 @@
         <w:t xml:space="preserve">.</w:t>
       </w:r>
     </w:p>
-    <w:bookmarkEnd w:id="165"/>
+    <w:bookmarkEnd w:id="170"/>
     <w:p>
       <w:pPr>
         <w:pStyle w:val="BodyText"/>
@@ -40184,7 +41123,7 @@
       <w:r>
         <w:t xml:space="preserve"> </w:t>
       </w:r>
-      <w:hyperlink r:id="rId126">
+      <w:hyperlink r:id="rId131">
         <w:r>
           <w:rPr>
             <w:rStyle w:val="Hyperlink"/>
@@ -40309,7 +41248,7 @@
       <w:r>
         <w:t xml:space="preserve">of the linear term is constant (</w:t>
       </w:r>
-      <w:hyperlink r:id="rId127">
+      <w:hyperlink r:id="rId132">
         <w:r>
           <w:rPr>
             <w:rStyle w:val="Hyperlink"/>
@@ -40335,7 +41274,7 @@
       <w:r>
         <w:t xml:space="preserve">which is invertible (</w:t>
       </w:r>
-      <w:hyperlink r:id="rId132">
+      <w:hyperlink r:id="rId137">
         <w:r>
           <w:rPr>
             <w:rStyle w:val="Hyperlink"/>
@@ -40529,7 +41468,7 @@
         <w:t xml:space="preserve">).</w:t>
       </w:r>
     </w:p>
-    <w:bookmarkStart w:id="166" w:name="exm-newton-quadratic"/>
+    <w:bookmarkStart w:id="171" w:name="exm-newton-quadratic"/>
     <w:p>
       <w:pPr>
         <w:pStyle w:val="BodyText"/>
@@ -40539,7 +41478,7 @@
           <w:b/>
           <w:bCs/>
         </w:rPr>
-        <w:t xml:space="preserve">Example 41 (One step to the minimizer)</w:t>
+        <w:t xml:space="preserve">Example 42 (One step to the minimizer)</w:t>
       </w:r>
       <w:r>
         <w:t xml:space="preserve"> </w:t>
@@ -40917,8 +41856,8 @@
         <w:t xml:space="preserve">the minimizer.</w:t>
       </w:r>
     </w:p>
-    <w:bookmarkEnd w:id="166"/>
-    <w:bookmarkStart w:id="167" w:name="def-gradient-descent"/>
+    <w:bookmarkEnd w:id="171"/>
+    <w:bookmarkStart w:id="172" w:name="def-gradient-descent"/>
     <w:p>
       <w:pPr>
         <w:pStyle w:val="BodyText"/>
@@ -40928,7 +41867,7 @@
           <w:b/>
           <w:bCs/>
         </w:rPr>
-        <w:t xml:space="preserve">Definition 28 (Gradient descent)</w:t>
+        <w:t xml:space="preserve">Definition 29 (Gradient descent)</w:t>
       </w:r>
       <w:r>
         <w:t xml:space="preserve"> </w:t>
@@ -41182,8 +42121,8 @@
     $$</w:t>
       </w:r>
     </w:p>
-    <w:bookmarkEnd w:id="167"/>
-    <w:bookmarkStart w:id="168" w:name="exm-gradient-descent"/>
+    <w:bookmarkEnd w:id="172"/>
+    <w:bookmarkStart w:id="173" w:name="exm-gradient-descent"/>
     <w:p>
       <w:pPr>
         <w:pStyle w:val="FirstParagraph"/>
@@ -41193,7 +42132,7 @@
           <w:b/>
           <w:bCs/>
         </w:rPr>
-        <w:t xml:space="preserve">Example 42 (Fixed steps on a parabola)</w:t>
+        <w:t xml:space="preserve">Example 43 (Fixed steps on a parabola)</w:t>
       </w:r>
       <w:r>
         <w:t xml:space="preserve"> </w:t>
@@ -41613,7 +42552,7 @@
         <w:pStyle w:val="Compact"/>
         <w:numPr>
           <w:ilvl w:val="0"/>
-          <w:numId w:val="1021"/>
+          <w:numId w:val="1022"/>
         </w:numPr>
       </w:pPr>
       <w:r>
@@ -41730,7 +42669,7 @@
         <w:pStyle w:val="Compact"/>
         <w:numPr>
           <w:ilvl w:val="0"/>
-          <w:numId w:val="1021"/>
+          <w:numId w:val="1022"/>
         </w:numPr>
       </w:pPr>
       <w:r>
@@ -41805,7 +42744,7 @@
         <w:pStyle w:val="Compact"/>
         <w:numPr>
           <w:ilvl w:val="0"/>
-          <w:numId w:val="1021"/>
+          <w:numId w:val="1022"/>
         </w:numPr>
       </w:pPr>
       <w:r>
@@ -41985,8 +42924,8 @@
         <w:t xml:space="preserve">too long a step can make gradient descent fail.</w:t>
       </w:r>
     </w:p>
-    <w:bookmarkEnd w:id="168"/>
-    <w:bookmarkStart w:id="169" w:name="rem-gradient-descent-newton"/>
+    <w:bookmarkEnd w:id="173"/>
+    <w:bookmarkStart w:id="174" w:name="rem-gradient-descent-newton"/>
     <w:p>
       <w:pPr>
         <w:pStyle w:val="FirstParagraph"/>
@@ -42009,7 +42948,7 @@
           <w:rPr>
             <w:rStyle w:val="Hyperlink"/>
           </w:rPr>
-          <w:t xml:space="preserve">Definition 28</w:t>
+          <w:t xml:space="preserve">Definition 29</w:t>
         </w:r>
       </w:hyperlink>
       <w:r>
@@ -42020,7 +42959,7 @@
           <w:rPr>
             <w:rStyle w:val="Hyperlink"/>
           </w:rPr>
-          <w:t xml:space="preserve">Definition 24</w:t>
+          <w:t xml:space="preserve">Definition 25</w:t>
         </w:r>
       </w:hyperlink>
       <w:r>
@@ -42092,8 +43031,8 @@
         <w:t xml:space="preserve">so it needs no second derivatives.</w:t>
       </w:r>
     </w:p>
-    <w:bookmarkEnd w:id="169"/>
-    <w:bookmarkStart w:id="170" w:name="def-line-search"/>
+    <w:bookmarkEnd w:id="174"/>
+    <w:bookmarkStart w:id="175" w:name="def-line-search"/>
     <w:p>
       <w:pPr>
         <w:pStyle w:val="BodyText"/>
@@ -42103,7 +43042,7 @@
           <w:b/>
           <w:bCs/>
         </w:rPr>
-        <w:t xml:space="preserve">Definition 29 (Line search)</w:t>
+        <w:t xml:space="preserve">Definition 30 (Line search)</w:t>
       </w:r>
       <w:r>
         <w:t xml:space="preserve"> </w:t>
@@ -42112,133 +43051,6 @@
         <w:t xml:space="preserve">In gradient descent (</w:t>
       </w:r>
       <w:hyperlink w:anchor="def-gradient-descent">
-        <w:r>
-          <w:rPr>
-            <w:rStyle w:val="Hyperlink"/>
-          </w:rPr>
-          <w:t xml:space="preserve">Definition 28</w:t>
-        </w:r>
-      </w:hyperlink>
-      <w:r>
-        <w:t xml:space="preserve">),</w:t>
-      </w:r>
-      <w:r>
-        <w:t xml:space="preserve"> </w:t>
-      </w:r>
-      <w:r>
-        <w:t xml:space="preserve">a</w:t>
-      </w:r>
-      <w:r>
-        <w:t xml:space="preserve"> </w:t>
-      </w:r>
-      <w:r>
-        <w:rPr>
-          <w:b/>
-          <w:bCs/>
-        </w:rPr>
-        <w:t xml:space="preserve">line search</w:t>
-      </w:r>
-      <w:r>
-        <w:t xml:space="preserve"> </w:t>
-      </w:r>
-      <w:r>
-        <w:t xml:space="preserve">[16]</w:t>
-      </w:r>
-      <w:r>
-        <w:t xml:space="preserve"> </w:t>
-      </w:r>
-      <w:r>
-        <w:t xml:space="preserve">is a rule that chooses the step length</w:t>
-      </w:r>
-      <w:r>
-        <w:t xml:space="preserve"> </w:t>
-      </w:r>
-      <m:oMath>
-        <m:sSup>
-          <m:e>
-            <m:r>
-              <m:t>s</m:t>
-            </m:r>
-          </m:e>
-          <m:sup>
-            <m:r>
-              <m:rPr>
-                <m:sty m:val="p"/>
-              </m:rPr>
-              <m:t>(</m:t>
-            </m:r>
-            <m:r>
-              <m:t>t</m:t>
-            </m:r>
-            <m:r>
-              <m:rPr>
-                <m:sty m:val="p"/>
-              </m:rPr>
-              <m:t>)</m:t>
-            </m:r>
-          </m:sup>
-        </m:sSup>
-      </m:oMath>
-      <w:r>
-        <w:t xml:space="preserve"> </w:t>
-      </w:r>
-      <w:r>
-        <w:t xml:space="preserve">by examining the values of</w:t>
-      </w:r>
-      <w:r>
-        <w:t xml:space="preserve"> </w:t>
-      </w:r>
-      <m:oMath>
-        <m:r>
-          <m:t>f</m:t>
-        </m:r>
-      </m:oMath>
-      <w:r>
-        <w:t xml:space="preserve"> </w:t>
-      </w:r>
-      <w:r>
-        <w:t xml:space="preserve">along the line</w:t>
-      </w:r>
-      <w:r>
-        <w:t xml:space="preserve"> </w:t>
-      </w:r>
-      <w:r>
-        <w:t xml:space="preserve">$\mathopen{}\left\{\mathord{\smash[b]{\underset{\raise.3ex\hbox{$\scriptstyle\sim$}}{x}}\vphantom{x}}^{(t)} - s\,\frac{\partial}{\partial \mathord{\smash[b]{\underset{\raise.3ex\hbox{$\scriptstyle\sim$}}{x}}\vphantom{x}}} f(\mathord{\smash[b]{\underset{\raise.3ex\hbox{$\scriptstyle\sim$}}{x}}\vphantom{x}}^{(t)}) : s &gt; 0\right\}\mathclose{}$</w:t>
-      </w:r>
-      <w:r>
-        <w:t xml:space="preserve">.</w:t>
-      </w:r>
-    </w:p>
-    <w:bookmarkEnd w:id="170"/>
-    <w:bookmarkStart w:id="171" w:name="def-exact-line-search"/>
-    <w:p>
-      <w:pPr>
-        <w:pStyle w:val="BodyText"/>
-      </w:pPr>
-      <w:r>
-        <w:rPr>
-          <w:b/>
-          <w:bCs/>
-        </w:rPr>
-        <w:t xml:space="preserve">Definition 30 (Exact line search)</w:t>
-      </w:r>
-      <w:r>
-        <w:t xml:space="preserve"> </w:t>
-      </w:r>
-      <w:r>
-        <w:rPr>
-          <w:b/>
-          <w:bCs/>
-        </w:rPr>
-        <w:t xml:space="preserve">Exact line search</w:t>
-      </w:r>
-      <w:r>
-        <w:t xml:space="preserve"> </w:t>
-      </w:r>
-      <w:r>
-        <w:t xml:space="preserve">is the line search (</w:t>
-      </w:r>
-      <w:hyperlink w:anchor="def-line-search">
         <w:r>
           <w:rPr>
             <w:rStyle w:val="Hyperlink"/>
@@ -42247,7 +43059,35 @@
         </w:r>
       </w:hyperlink>
       <w:r>
-        <w:t xml:space="preserve">) that chooses</w:t>
+        <w:t xml:space="preserve">),</w:t>
+      </w:r>
+      <w:r>
+        <w:t xml:space="preserve"> </w:t>
+      </w:r>
+      <w:r>
+        <w:t xml:space="preserve">a</w:t>
+      </w:r>
+      <w:r>
+        <w:t xml:space="preserve"> </w:t>
+      </w:r>
+      <w:r>
+        <w:rPr>
+          <w:b/>
+          <w:bCs/>
+        </w:rPr>
+        <w:t xml:space="preserve">line search</w:t>
+      </w:r>
+      <w:r>
+        <w:t xml:space="preserve"> </w:t>
+      </w:r>
+      <w:r>
+        <w:t xml:space="preserve">[16]</w:t>
+      </w:r>
+      <w:r>
+        <w:t xml:space="preserve"> </w:t>
+      </w:r>
+      <w:r>
+        <w:t xml:space="preserve">is a rule that chooses the step length</w:t>
       </w:r>
       <w:r>
         <w:t xml:space="preserve"> </w:t>
@@ -42282,43 +43122,34 @@
         <w:t xml:space="preserve"> </w:t>
       </w:r>
       <w:r>
-        <w:t xml:space="preserve">to minimize</w:t>
-      </w:r>
-      <w:r>
-        <w:t xml:space="preserve"> </w:t>
-      </w:r>
-      <w:r>
-        <w:t xml:space="preserve">$f(\mathord{\smash[b]{\underset{\raise.3ex\hbox{$\scriptstyle\sim$}}{x}}\vphantom{x}}^{(t)} - s\,\frac{\partial}{\partial \mathord{\smash[b]{\underset{\raise.3ex\hbox{$\scriptstyle\sim$}}{x}}\vphantom{x}}} f(\mathord{\smash[b]{\underset{\raise.3ex\hbox{$\scriptstyle\sim$}}{x}}\vphantom{x}}^{(t)}))$</w:t>
-      </w:r>
-      <w:r>
-        <w:t xml:space="preserve"> </w:t>
-      </w:r>
-      <w:r>
-        <w:t xml:space="preserve">over</w:t>
-      </w:r>
-      <w:r>
-        <w:t xml:space="preserve"> </w:t>
-      </w:r>
-      <m:oMath>
-        <m:r>
-          <m:t>s</m:t>
-        </m:r>
-        <m:r>
-          <m:rPr>
-            <m:sty m:val="p"/>
-          </m:rPr>
-          <m:t>&gt;</m:t>
-        </m:r>
-        <m:r>
-          <m:t>0</m:t>
-        </m:r>
-      </m:oMath>
+        <w:t xml:space="preserve">by examining the values of</w:t>
+      </w:r>
+      <w:r>
+        <w:t xml:space="preserve"> </w:t>
+      </w:r>
+      <m:oMath>
+        <m:r>
+          <m:t>f</m:t>
+        </m:r>
+      </m:oMath>
+      <w:r>
+        <w:t xml:space="preserve"> </w:t>
+      </w:r>
+      <w:r>
+        <w:t xml:space="preserve">along the line</w:t>
+      </w:r>
+      <w:r>
+        <w:t xml:space="preserve"> </w:t>
+      </w:r>
+      <w:r>
+        <w:t xml:space="preserve">$\mathopen{}\left\{\mathord{\smash[b]{\underset{\raise.3ex\hbox{$\scriptstyle\sim$}}{x}}\vphantom{x}}^{(t)} - s\,\frac{\partial}{\partial \mathord{\smash[b]{\underset{\raise.3ex\hbox{$\scriptstyle\sim$}}{x}}\vphantom{x}}} f(\mathord{\smash[b]{\underset{\raise.3ex\hbox{$\scriptstyle\sim$}}{x}}\vphantom{x}}^{(t)}) : s &gt; 0\right\}\mathclose{}$</w:t>
+      </w:r>
       <w:r>
         <w:t xml:space="preserve">.</w:t>
       </w:r>
     </w:p>
-    <w:bookmarkEnd w:id="171"/>
-    <w:bookmarkStart w:id="172" w:name="exm-line-search"/>
+    <w:bookmarkEnd w:id="175"/>
+    <w:bookmarkStart w:id="176" w:name="def-exact-line-search"/>
     <w:p>
       <w:pPr>
         <w:pStyle w:val="BodyText"/>
@@ -42328,7 +43159,115 @@
           <w:b/>
           <w:bCs/>
         </w:rPr>
-        <w:t xml:space="preserve">Example 43 (Exact line search on a parabola)</w:t>
+        <w:t xml:space="preserve">Definition 31 (Exact line search)</w:t>
+      </w:r>
+      <w:r>
+        <w:t xml:space="preserve"> </w:t>
+      </w:r>
+      <w:r>
+        <w:rPr>
+          <w:b/>
+          <w:bCs/>
+        </w:rPr>
+        <w:t xml:space="preserve">Exact line search</w:t>
+      </w:r>
+      <w:r>
+        <w:t xml:space="preserve"> </w:t>
+      </w:r>
+      <w:r>
+        <w:t xml:space="preserve">is the line search (</w:t>
+      </w:r>
+      <w:hyperlink w:anchor="def-line-search">
+        <w:r>
+          <w:rPr>
+            <w:rStyle w:val="Hyperlink"/>
+          </w:rPr>
+          <w:t xml:space="preserve">Definition 30</w:t>
+        </w:r>
+      </w:hyperlink>
+      <w:r>
+        <w:t xml:space="preserve">) that chooses</w:t>
+      </w:r>
+      <w:r>
+        <w:t xml:space="preserve"> </w:t>
+      </w:r>
+      <m:oMath>
+        <m:sSup>
+          <m:e>
+            <m:r>
+              <m:t>s</m:t>
+            </m:r>
+          </m:e>
+          <m:sup>
+            <m:r>
+              <m:rPr>
+                <m:sty m:val="p"/>
+              </m:rPr>
+              <m:t>(</m:t>
+            </m:r>
+            <m:r>
+              <m:t>t</m:t>
+            </m:r>
+            <m:r>
+              <m:rPr>
+                <m:sty m:val="p"/>
+              </m:rPr>
+              <m:t>)</m:t>
+            </m:r>
+          </m:sup>
+        </m:sSup>
+      </m:oMath>
+      <w:r>
+        <w:t xml:space="preserve"> </w:t>
+      </w:r>
+      <w:r>
+        <w:t xml:space="preserve">to minimize</w:t>
+      </w:r>
+      <w:r>
+        <w:t xml:space="preserve"> </w:t>
+      </w:r>
+      <w:r>
+        <w:t xml:space="preserve">$f(\mathord{\smash[b]{\underset{\raise.3ex\hbox{$\scriptstyle\sim$}}{x}}\vphantom{x}}^{(t)} - s\,\frac{\partial}{\partial \mathord{\smash[b]{\underset{\raise.3ex\hbox{$\scriptstyle\sim$}}{x}}\vphantom{x}}} f(\mathord{\smash[b]{\underset{\raise.3ex\hbox{$\scriptstyle\sim$}}{x}}\vphantom{x}}^{(t)}))$</w:t>
+      </w:r>
+      <w:r>
+        <w:t xml:space="preserve"> </w:t>
+      </w:r>
+      <w:r>
+        <w:t xml:space="preserve">over</w:t>
+      </w:r>
+      <w:r>
+        <w:t xml:space="preserve"> </w:t>
+      </w:r>
+      <m:oMath>
+        <m:r>
+          <m:t>s</m:t>
+        </m:r>
+        <m:r>
+          <m:rPr>
+            <m:sty m:val="p"/>
+          </m:rPr>
+          <m:t>&gt;</m:t>
+        </m:r>
+        <m:r>
+          <m:t>0</m:t>
+        </m:r>
+      </m:oMath>
+      <w:r>
+        <w:t xml:space="preserve">.</w:t>
+      </w:r>
+    </w:p>
+    <w:bookmarkEnd w:id="176"/>
+    <w:bookmarkStart w:id="177" w:name="exm-line-search"/>
+    <w:p>
+      <w:pPr>
+        <w:pStyle w:val="BodyText"/>
+      </w:pPr>
+      <w:r>
+        <w:rPr>
+          <w:b/>
+          <w:bCs/>
+        </w:rPr>
+        <w:t xml:space="preserve">Example 44 (Exact line search on a parabola)</w:t>
       </w:r>
       <w:r>
         <w:t xml:space="preserve"> </w:t>
@@ -42990,8 +43929,8 @@
         <w:t xml:space="preserve">in one step.</w:t>
       </w:r>
     </w:p>
-    <w:bookmarkEnd w:id="172"/>
-    <w:bookmarkStart w:id="174" w:name="def-descent-direction"/>
+    <w:bookmarkEnd w:id="177"/>
+    <w:bookmarkStart w:id="179" w:name="def-descent-direction"/>
     <w:p>
       <w:pPr>
         <w:pStyle w:val="BodyText"/>
@@ -43001,7 +43940,7 @@
           <w:b/>
           <w:bCs/>
         </w:rPr>
-        <w:t xml:space="preserve">Definition 31 (Descent direction)</w:t>
+        <w:t xml:space="preserve">Definition 32 (Descent direction)</w:t>
       </w:r>
       <w:r>
         <w:t xml:space="preserve"> </w:t>
@@ -43097,7 +44036,7 @@
       <w:r>
         <w:t xml:space="preserve">(</w:t>
       </w:r>
-      <w:hyperlink r:id="rId173">
+      <w:hyperlink r:id="rId178">
         <w:r>
           <w:rPr>
             <w:rStyle w:val="Hyperlink"/>
@@ -43202,8 +44141,8 @@
         <w:t xml:space="preserve">.</w:t>
       </w:r>
     </w:p>
-    <w:bookmarkEnd w:id="174"/>
-    <w:bookmarkStart w:id="175" w:name="exm-descent-directions"/>
+    <w:bookmarkEnd w:id="179"/>
+    <w:bookmarkStart w:id="180" w:name="exm-descent-directions"/>
     <w:p>
       <w:pPr>
         <w:pStyle w:val="BodyText"/>
@@ -43213,7 +44152,7 @@
           <w:b/>
           <w:bCs/>
         </w:rPr>
-        <w:t xml:space="preserve">Example 44 (Descent directions for</w:t>
+        <w:t xml:space="preserve">Example 45 (Descent directions for</w:t>
       </w:r>
       <w:r>
         <w:rPr>
@@ -43375,7 +44314,7 @@
       <w:pPr>
         <w:numPr>
           <w:ilvl w:val="0"/>
-          <w:numId w:val="1022"/>
+          <w:numId w:val="1023"/>
         </w:numPr>
       </w:pPr>
       <w:r>
@@ -43406,7 +44345,7 @@
       <w:pPr>
         <w:numPr>
           <w:ilvl w:val="0"/>
-          <w:numId w:val="1022"/>
+          <w:numId w:val="1023"/>
         </w:numPr>
       </w:pPr>
       <w:r>
@@ -43432,7 +44371,7 @@
       <w:pPr>
         <w:numPr>
           <w:ilvl w:val="0"/>
-          <w:numId w:val="1022"/>
+          <w:numId w:val="1023"/>
         </w:numPr>
       </w:pPr>
       <w:r>
@@ -43454,8 +44393,8 @@
         <w:t xml:space="preserve">.</w:t>
       </w:r>
     </w:p>
-    <w:bookmarkEnd w:id="175"/>
-    <w:bookmarkStart w:id="176" w:name="thm-descent-direction"/>
+    <w:bookmarkEnd w:id="180"/>
+    <w:bookmarkStart w:id="181" w:name="thm-descent-direction"/>
     <w:p>
       <w:pPr>
         <w:pStyle w:val="FirstParagraph"/>
@@ -43712,7 +44651,7 @@
           <w:rPr>
             <w:rStyle w:val="Hyperlink"/>
           </w:rPr>
-          <w:t xml:space="preserve">Definition 31</w:t>
+          <w:t xml:space="preserve">Definition 32</w:t>
         </w:r>
       </w:hyperlink>
       <w:r>
@@ -43730,7 +44669,7 @@
         <w:t xml:space="preserve">.</w:t>
       </w:r>
     </w:p>
-    <w:bookmarkEnd w:id="176"/>
+    <w:bookmarkEnd w:id="181"/>
     <w:p>
       <w:pPr>
         <w:pStyle w:val="BodyText"/>
@@ -44379,7 +45318,7 @@
         <w:t xml:space="preserve">.</w:t>
       </w:r>
     </w:p>
-    <w:bookmarkStart w:id="177" w:name="exm-descent-direction"/>
+    <w:bookmarkStart w:id="182" w:name="exm-descent-direction"/>
     <w:p>
       <w:pPr>
         <w:pStyle w:val="BodyText"/>
@@ -44389,7 +45328,7 @@
           <w:b/>
           <w:bCs/>
         </w:rPr>
-        <w:t xml:space="preserve">Example 45 (How short is short enough)</w:t>
+        <w:t xml:space="preserve">Example 46 (How short is short enough)</w:t>
       </w:r>
       <w:r>
         <w:t xml:space="preserve"> </w:t>
@@ -44405,7 +45344,7 @@
           <w:rPr>
             <w:rStyle w:val="Hyperlink"/>
           </w:rPr>
-          <w:t xml:space="preserve">Example 42</w:t>
+          <w:t xml:space="preserve">Example 43</w:t>
         </w:r>
       </w:hyperlink>
       <w:r>
@@ -44777,8 +45716,8 @@
         <w:t xml:space="preserve">of that example was too long.</w:t>
       </w:r>
     </w:p>
-    <w:bookmarkEnd w:id="177"/>
-    <w:bookmarkStart w:id="179" w:name="exm-gd-zigzag"/>
+    <w:bookmarkEnd w:id="182"/>
+    <w:bookmarkStart w:id="184" w:name="exm-gd-zigzag"/>
     <w:p>
       <w:pPr>
         <w:pStyle w:val="BodyText"/>
@@ -44788,7 +45727,7 @@
           <w:b/>
           <w:bCs/>
         </w:rPr>
-        <w:t xml:space="preserve">Example 46 (Gradient descent zigzags)</w:t>
+        <w:t xml:space="preserve">Example 47 (Gradient descent zigzags)</w:t>
       </w:r>
       <w:r>
         <w:t xml:space="preserve"> </w:t>
@@ -44999,7 +45938,7 @@
           <w:rPr>
             <w:rStyle w:val="Hyperlink"/>
           </w:rPr>
-          <w:t xml:space="preserve">Definition 30</w:t>
+          <w:t xml:space="preserve">Definition 31</w:t>
         </w:r>
       </w:hyperlink>
       <w:r>
@@ -46458,7 +47397,7 @@
       <w:r>
         <w:t xml:space="preserve"> </w:t>
       </w:r>
-      <w:hyperlink r:id="rId178">
+      <w:hyperlink r:id="rId183">
         <w:r>
           <w:rPr>
             <w:rStyle w:val="Hyperlink"/>
@@ -46947,7 +47886,7 @@
         <w:pStyle w:val="Compact"/>
         <w:numPr>
           <w:ilvl w:val="0"/>
-          <w:numId w:val="1023"/>
+          <w:numId w:val="1024"/>
         </w:numPr>
       </w:pPr>
       <w:r>
@@ -47091,7 +48030,7 @@
         <w:pStyle w:val="Compact"/>
         <w:numPr>
           <w:ilvl w:val="0"/>
-          <w:numId w:val="1023"/>
+          <w:numId w:val="1024"/>
         </w:numPr>
       </w:pPr>
       <w:r>
@@ -47146,7 +48085,7 @@
         <w:pStyle w:val="Compact"/>
         <w:numPr>
           <w:ilvl w:val="0"/>
-          <w:numId w:val="1023"/>
+          <w:numId w:val="1024"/>
         </w:numPr>
       </w:pPr>
       <w:r>
@@ -47306,8 +48245,8 @@
         <w:t xml:space="preserve">).</w:t>
       </w:r>
     </w:p>
-    <w:bookmarkEnd w:id="179"/>
-    <w:bookmarkStart w:id="180" w:name="def-armijo-condition"/>
+    <w:bookmarkEnd w:id="184"/>
+    <w:bookmarkStart w:id="185" w:name="def-armijo-condition"/>
     <w:p>
       <w:pPr>
         <w:pStyle w:val="FirstParagraph"/>
@@ -47317,7 +48256,7 @@
           <w:b/>
           <w:bCs/>
         </w:rPr>
-        <w:t xml:space="preserve">Definition 32 (Armijo condition)</w:t>
+        <w:t xml:space="preserve">Definition 33 (Armijo condition)</w:t>
       </w:r>
       <w:r>
         <w:t xml:space="preserve"> </w:t>
@@ -47516,8 +48455,8 @@
     $$</w:t>
       </w:r>
     </w:p>
-    <w:bookmarkEnd w:id="180"/>
-    <w:bookmarkStart w:id="181" w:name="exm-armijo-condition"/>
+    <w:bookmarkEnd w:id="185"/>
+    <w:bookmarkStart w:id="186" w:name="exm-armijo-condition"/>
     <w:p>
       <w:pPr>
         <w:pStyle w:val="FirstParagraph"/>
@@ -47527,7 +48466,7 @@
           <w:b/>
           <w:bCs/>
         </w:rPr>
-        <w:t xml:space="preserve">Example 47 (The Armijo condition on a parabola)</w:t>
+        <w:t xml:space="preserve">Example 48 (The Armijo condition on a parabola)</w:t>
       </w:r>
       <w:r>
         <w:t xml:space="preserve"> </w:t>
@@ -48369,8 +49308,8 @@
         <w:t xml:space="preserve">.</w:t>
       </w:r>
     </w:p>
-    <w:bookmarkEnd w:id="181"/>
-    <w:bookmarkStart w:id="182" w:name="def-backtracking-line-search"/>
+    <w:bookmarkEnd w:id="186"/>
+    <w:bookmarkStart w:id="187" w:name="def-backtracking-line-search"/>
     <w:p>
       <w:pPr>
         <w:pStyle w:val="BodyText"/>
@@ -48380,7 +49319,7 @@
           <w:b/>
           <w:bCs/>
         </w:rPr>
-        <w:t xml:space="preserve">Definition 33 (Backtracking line search)</w:t>
+        <w:t xml:space="preserve">Definition 34 (Backtracking line search)</w:t>
       </w:r>
       <w:r>
         <w:t xml:space="preserve"> </w:t>
@@ -48706,8 +49645,8 @@
         <w:t xml:space="preserve">.</w:t>
       </w:r>
     </w:p>
-    <w:bookmarkEnd w:id="182"/>
-    <w:bookmarkStart w:id="183" w:name="exm-backtracking-line-search"/>
+    <w:bookmarkEnd w:id="187"/>
+    <w:bookmarkStart w:id="188" w:name="exm-backtracking-line-search"/>
     <w:p>
       <w:pPr>
         <w:pStyle w:val="BodyText"/>
@@ -48717,7 +49656,7 @@
           <w:b/>
           <w:bCs/>
         </w:rPr>
-        <w:t xml:space="preserve">Example 48 (Backtracking on a parabola)</w:t>
+        <w:t xml:space="preserve">Example 49 (Backtracking on a parabola)</w:t>
       </w:r>
       <w:r>
         <w:t xml:space="preserve"> </w:t>
@@ -48861,7 +49800,7 @@
           <w:rPr>
             <w:rStyle w:val="Hyperlink"/>
           </w:rPr>
-          <w:t xml:space="preserve">Example 47</w:t>
+          <w:t xml:space="preserve">Example 48</w:t>
         </w:r>
       </w:hyperlink>
       <w:r>
@@ -49168,9 +50107,9 @@
         <w:t xml:space="preserve">.</w:t>
       </w:r>
     </w:p>
-    <w:bookmarkEnd w:id="183"/>
-    <w:bookmarkEnd w:id="184"/>
-    <w:bookmarkStart w:id="188" w:name="sec-additional-resources"/>
+    <w:bookmarkEnd w:id="188"/>
+    <w:bookmarkEnd w:id="189"/>
+    <w:bookmarkStart w:id="193" w:name="sec-additional-resources"/>
     <w:p>
       <w:pPr>
         <w:pStyle w:val="Heading2"/>
@@ -49184,7 +50123,7 @@
         <w:pStyle w:val="Compact"/>
         <w:numPr>
           <w:ilvl w:val="0"/>
-          <w:numId w:val="1024"/>
+          <w:numId w:val="1025"/>
         </w:numPr>
       </w:pPr>
       <w:r>
@@ -49202,7 +50141,7 @@
         <w:pStyle w:val="Compact"/>
         <w:numPr>
           <w:ilvl w:val="0"/>
-          <w:numId w:val="1024"/>
+          <w:numId w:val="1025"/>
         </w:numPr>
       </w:pPr>
       <w:r>
@@ -49220,10 +50159,10 @@
         <w:pStyle w:val="Compact"/>
         <w:numPr>
           <w:ilvl w:val="0"/>
-          <w:numId w:val="1024"/>
+          <w:numId w:val="1025"/>
         </w:numPr>
       </w:pPr>
-      <w:hyperlink r:id="rId185">
+      <w:hyperlink r:id="rId190">
         <w:r>
           <w:rPr>
             <w:rStyle w:val="Hyperlink"/>
@@ -49237,7 +50176,7 @@
       <w:r>
         <w:t xml:space="preserve"> </w:t>
       </w:r>
-      <w:hyperlink r:id="rId186">
+      <w:hyperlink r:id="rId191">
         <w:r>
           <w:rPr>
             <w:rStyle w:val="Hyperlink"/>
@@ -49275,10 +50214,10 @@
         <w:pStyle w:val="Compact"/>
         <w:numPr>
           <w:ilvl w:val="0"/>
-          <w:numId w:val="1024"/>
+          <w:numId w:val="1025"/>
         </w:numPr>
       </w:pPr>
-      <w:hyperlink r:id="rId187">
+      <w:hyperlink r:id="rId192">
         <w:r>
           <w:rPr>
             <w:rStyle w:val="Hyperlink"/>
@@ -49305,8 +50244,8 @@
         <w:t xml:space="preserve">how gradients of multivariate cost functions are computed and used for optimization.</w:t>
       </w:r>
     </w:p>
-    <w:bookmarkEnd w:id="188"/>
-    <w:bookmarkStart w:id="226" w:name="references"/>
+    <w:bookmarkEnd w:id="193"/>
+    <w:bookmarkStart w:id="231" w:name="references"/>
     <w:p>
       <w:pPr>
         <w:pStyle w:val="Heading2"/>
@@ -49315,8 +50254,8 @@
         <w:t xml:space="preserve">References</w:t>
       </w:r>
     </w:p>
-    <w:bookmarkStart w:id="225" w:name="refs"/>
-    <w:bookmarkStart w:id="189" w:name="ref-zhou2024optim"/>
+    <w:bookmarkStart w:id="230" w:name="refs"/>
+    <w:bookmarkStart w:id="194" w:name="ref-zhou2024optim"/>
     <w:p>
       <w:pPr>
         <w:pStyle w:val="Bibliography"/>
@@ -49348,7 +50287,7 @@
       <w:r>
         <w:t xml:space="preserve"> </w:t>
       </w:r>
-      <w:hyperlink r:id="rId186">
+      <w:hyperlink r:id="rId191">
         <w:r>
           <w:rPr>
             <w:rStyle w:val="Hyperlink"/>
@@ -49357,8 +50296,8 @@
         </w:r>
       </w:hyperlink>
     </w:p>
-    <w:bookmarkEnd w:id="189"/>
-    <w:bookmarkStart w:id="191" w:name="Xa9ec915cd94511c84068c1cc8483385b59fa411"/>
+    <w:bookmarkEnd w:id="194"/>
+    <w:bookmarkStart w:id="196" w:name="Xa9ec915cd94511c84068c1cc8483385b59fa411"/>
     <w:p>
       <w:pPr>
         <w:pStyle w:val="Bibliography"/>
@@ -49405,7 +50344,7 @@
       <w:r>
         <w:t xml:space="preserve"> </w:t>
       </w:r>
-      <w:hyperlink r:id="rId190">
+      <w:hyperlink r:id="rId195">
         <w:r>
           <w:rPr>
             <w:rStyle w:val="Hyperlink"/>
@@ -49414,8 +50353,8 @@
         </w:r>
       </w:hyperlink>
     </w:p>
-    <w:bookmarkEnd w:id="191"/>
-    <w:bookmarkStart w:id="193" w:name="ref-wikipedia_taylors_theorem"/>
+    <w:bookmarkEnd w:id="196"/>
+    <w:bookmarkStart w:id="198" w:name="ref-wikipedia_taylors_theorem"/>
     <w:p>
       <w:pPr>
         <w:pStyle w:val="Bibliography"/>
@@ -49462,7 +50401,7 @@
       <w:r>
         <w:t xml:space="preserve"> </w:t>
       </w:r>
-      <w:hyperlink r:id="rId192">
+      <w:hyperlink r:id="rId197">
         <w:r>
           <w:rPr>
             <w:rStyle w:val="Hyperlink"/>
@@ -49471,8 +50410,8 @@
         </w:r>
       </w:hyperlink>
     </w:p>
-    <w:bookmarkEnd w:id="193"/>
-    <w:bookmarkStart w:id="194" w:name="ref-rudin1976principles"/>
+    <w:bookmarkEnd w:id="198"/>
+    <w:bookmarkStart w:id="199" w:name="ref-rudin1976principles"/>
     <w:p>
       <w:pPr>
         <w:pStyle w:val="Bibliography"/>
@@ -49503,8 +50442,8 @@
         <w:t xml:space="preserve">, 3rd ed. in International series in pure and applied mathematics. New York: McGraw-Hill, 1976.</w:t>
       </w:r>
     </w:p>
-    <w:bookmarkEnd w:id="194"/>
-    <w:bookmarkStart w:id="196" w:name="ref-wikipedia_saddle_point"/>
+    <w:bookmarkEnd w:id="199"/>
+    <w:bookmarkStart w:id="201" w:name="ref-wikipedia_saddle_point"/>
     <w:p>
       <w:pPr>
         <w:pStyle w:val="Bibliography"/>
@@ -49551,7 +50490,7 @@
       <w:r>
         <w:t xml:space="preserve"> </w:t>
       </w:r>
-      <w:hyperlink r:id="rId195">
+      <w:hyperlink r:id="rId200">
         <w:r>
           <w:rPr>
             <w:rStyle w:val="Hyperlink"/>
@@ -49560,8 +50499,8 @@
         </w:r>
       </w:hyperlink>
     </w:p>
-    <w:bookmarkEnd w:id="196"/>
-    <w:bookmarkStart w:id="198" w:name="ref-wikipedia_convex_set"/>
+    <w:bookmarkEnd w:id="201"/>
+    <w:bookmarkStart w:id="203" w:name="ref-wikipedia_convex_set"/>
     <w:p>
       <w:pPr>
         <w:pStyle w:val="Bibliography"/>
@@ -49608,7 +50547,7 @@
       <w:r>
         <w:t xml:space="preserve"> </w:t>
       </w:r>
-      <w:hyperlink r:id="rId197">
+      <w:hyperlink r:id="rId202">
         <w:r>
           <w:rPr>
             <w:rStyle w:val="Hyperlink"/>
@@ -49617,8 +50556,8 @@
         </w:r>
       </w:hyperlink>
     </w:p>
-    <w:bookmarkEnd w:id="198"/>
-    <w:bookmarkStart w:id="200" w:name="ref-wikipedia_epigraph_mathematics"/>
+    <w:bookmarkEnd w:id="203"/>
+    <w:bookmarkStart w:id="205" w:name="ref-wikipedia_epigraph_mathematics"/>
     <w:p>
       <w:pPr>
         <w:pStyle w:val="Bibliography"/>
@@ -49665,7 +50604,7 @@
       <w:r>
         <w:t xml:space="preserve"> </w:t>
       </w:r>
-      <w:hyperlink r:id="rId199">
+      <w:hyperlink r:id="rId204">
         <w:r>
           <w:rPr>
             <w:rStyle w:val="Hyperlink"/>
@@ -49674,8 +50613,8 @@
         </w:r>
       </w:hyperlink>
     </w:p>
-    <w:bookmarkEnd w:id="200"/>
-    <w:bookmarkStart w:id="202" w:name="ref-wikipedia_tangent_space"/>
+    <w:bookmarkEnd w:id="205"/>
+    <w:bookmarkStart w:id="207" w:name="ref-wikipedia_tangent_space"/>
     <w:p>
       <w:pPr>
         <w:pStyle w:val="Bibliography"/>
@@ -49722,7 +50661,7 @@
       <w:r>
         <w:t xml:space="preserve"> </w:t>
       </w:r>
-      <w:hyperlink r:id="rId201">
+      <w:hyperlink r:id="rId206">
         <w:r>
           <w:rPr>
             <w:rStyle w:val="Hyperlink"/>
@@ -49731,8 +50670,8 @@
         </w:r>
       </w:hyperlink>
     </w:p>
-    <w:bookmarkEnd w:id="202"/>
-    <w:bookmarkStart w:id="204" w:name="ref-wikipedia_feasible_region"/>
+    <w:bookmarkEnd w:id="207"/>
+    <w:bookmarkStart w:id="209" w:name="ref-wikipedia_feasible_region"/>
     <w:p>
       <w:pPr>
         <w:pStyle w:val="Bibliography"/>
@@ -49779,7 +50718,7 @@
       <w:r>
         <w:t xml:space="preserve"> </w:t>
       </w:r>
-      <w:hyperlink r:id="rId203">
+      <w:hyperlink r:id="rId208">
         <w:r>
           <w:rPr>
             <w:rStyle w:val="Hyperlink"/>
@@ -49788,8 +50727,8 @@
         </w:r>
       </w:hyperlink>
     </w:p>
-    <w:bookmarkEnd w:id="204"/>
-    <w:bookmarkStart w:id="206" w:name="ref-wikipedia_mathematical_optimization"/>
+    <w:bookmarkEnd w:id="209"/>
+    <w:bookmarkStart w:id="211" w:name="ref-wikipedia_mathematical_optimization"/>
     <w:p>
       <w:pPr>
         <w:pStyle w:val="Bibliography"/>
@@ -49836,7 +50775,7 @@
       <w:r>
         <w:t xml:space="preserve"> </w:t>
       </w:r>
-      <w:hyperlink r:id="rId205">
+      <w:hyperlink r:id="rId210">
         <w:r>
           <w:rPr>
             <w:rStyle w:val="Hyperlink"/>
@@ -49845,8 +50784,8 @@
         </w:r>
       </w:hyperlink>
     </w:p>
-    <w:bookmarkEnd w:id="206"/>
-    <w:bookmarkStart w:id="208" w:name="ref-wikipedia_lagrange_multiplier"/>
+    <w:bookmarkEnd w:id="211"/>
+    <w:bookmarkStart w:id="213" w:name="ref-wikipedia_lagrange_multiplier"/>
     <w:p>
       <w:pPr>
         <w:pStyle w:val="Bibliography"/>
@@ -49893,7 +50832,7 @@
       <w:r>
         <w:t xml:space="preserve"> </w:t>
       </w:r>
-      <w:hyperlink r:id="rId207">
+      <w:hyperlink r:id="rId212">
         <w:r>
           <w:rPr>
             <w:rStyle w:val="Hyperlink"/>
@@ -49902,8 +50841,8 @@
         </w:r>
       </w:hyperlink>
     </w:p>
-    <w:bookmarkEnd w:id="208"/>
-    <w:bookmarkStart w:id="210" w:name="ref-wikipedia_iterative_method"/>
+    <w:bookmarkEnd w:id="213"/>
+    <w:bookmarkStart w:id="215" w:name="ref-wikipedia_iterative_method"/>
     <w:p>
       <w:pPr>
         <w:pStyle w:val="Bibliography"/>
@@ -49950,7 +50889,7 @@
       <w:r>
         <w:t xml:space="preserve"> </w:t>
       </w:r>
-      <w:hyperlink r:id="rId209">
+      <w:hyperlink r:id="rId214">
         <w:r>
           <w:rPr>
             <w:rStyle w:val="Hyperlink"/>
@@ -49959,8 +50898,8 @@
         </w:r>
       </w:hyperlink>
     </w:p>
-    <w:bookmarkEnd w:id="210"/>
-    <w:bookmarkStart w:id="212" w:name="X826716f95b92c7764e59e7e3dd738a1aac56654"/>
+    <w:bookmarkEnd w:id="215"/>
+    <w:bookmarkStart w:id="217" w:name="X826716f95b92c7764e59e7e3dd738a1aac56654"/>
     <w:p>
       <w:pPr>
         <w:pStyle w:val="Bibliography"/>
@@ -50007,7 +50946,7 @@
       <w:r>
         <w:t xml:space="preserve"> </w:t>
       </w:r>
-      <w:hyperlink r:id="rId211">
+      <w:hyperlink r:id="rId216">
         <w:r>
           <w:rPr>
             <w:rStyle w:val="Hyperlink"/>
@@ -50016,8 +50955,8 @@
         </w:r>
       </w:hyperlink>
     </w:p>
-    <w:bookmarkEnd w:id="212"/>
-    <w:bookmarkStart w:id="214" w:name="ref-wikipedia_rate_of_convergence"/>
+    <w:bookmarkEnd w:id="217"/>
+    <w:bookmarkStart w:id="219" w:name="ref-wikipedia_rate_of_convergence"/>
     <w:p>
       <w:pPr>
         <w:pStyle w:val="Bibliography"/>
@@ -50064,7 +51003,7 @@
       <w:r>
         <w:t xml:space="preserve"> </w:t>
       </w:r>
-      <w:hyperlink r:id="rId213">
+      <w:hyperlink r:id="rId218">
         <w:r>
           <w:rPr>
             <w:rStyle w:val="Hyperlink"/>
@@ -50073,8 +51012,8 @@
         </w:r>
       </w:hyperlink>
     </w:p>
-    <w:bookmarkEnd w:id="214"/>
-    <w:bookmarkStart w:id="216" w:name="ref-wikipedia_gradient_descent"/>
+    <w:bookmarkEnd w:id="219"/>
+    <w:bookmarkStart w:id="221" w:name="ref-wikipedia_gradient_descent"/>
     <w:p>
       <w:pPr>
         <w:pStyle w:val="Bibliography"/>
@@ -50121,7 +51060,7 @@
       <w:r>
         <w:t xml:space="preserve"> </w:t>
       </w:r>
-      <w:hyperlink r:id="rId215">
+      <w:hyperlink r:id="rId220">
         <w:r>
           <w:rPr>
             <w:rStyle w:val="Hyperlink"/>
@@ -50130,8 +51069,8 @@
         </w:r>
       </w:hyperlink>
     </w:p>
-    <w:bookmarkEnd w:id="216"/>
-    <w:bookmarkStart w:id="218" w:name="ref-wikipedia_line_search"/>
+    <w:bookmarkEnd w:id="221"/>
+    <w:bookmarkStart w:id="223" w:name="ref-wikipedia_line_search"/>
     <w:p>
       <w:pPr>
         <w:pStyle w:val="Bibliography"/>
@@ -50178,7 +51117,7 @@
       <w:r>
         <w:t xml:space="preserve"> </w:t>
       </w:r>
-      <w:hyperlink r:id="rId217">
+      <w:hyperlink r:id="rId222">
         <w:r>
           <w:rPr>
             <w:rStyle w:val="Hyperlink"/>
@@ -50187,8 +51126,8 @@
         </w:r>
       </w:hyperlink>
     </w:p>
-    <w:bookmarkEnd w:id="218"/>
-    <w:bookmarkStart w:id="220" w:name="ref-wikipedia_backtracking_line_search"/>
+    <w:bookmarkEnd w:id="223"/>
+    <w:bookmarkStart w:id="225" w:name="ref-wikipedia_backtracking_line_search"/>
     <w:p>
       <w:pPr>
         <w:pStyle w:val="Bibliography"/>
@@ -50235,7 +51174,7 @@
       <w:r>
         <w:t xml:space="preserve"> </w:t>
       </w:r>
-      <w:hyperlink r:id="rId219">
+      <w:hyperlink r:id="rId224">
         <w:r>
           <w:rPr>
             <w:rStyle w:val="Hyperlink"/>
@@ -50244,8 +51183,8 @@
         </w:r>
       </w:hyperlink>
     </w:p>
-    <w:bookmarkEnd w:id="220"/>
-    <w:bookmarkStart w:id="222" w:name="ref-boyd2004convex"/>
+    <w:bookmarkEnd w:id="225"/>
+    <w:bookmarkStart w:id="227" w:name="ref-boyd2004convex"/>
     <w:p>
       <w:pPr>
         <w:pStyle w:val="Bibliography"/>
@@ -50278,7 +51217,7 @@
       <w:r>
         <w:t xml:space="preserve"> </w:t>
       </w:r>
-      <w:hyperlink r:id="rId221">
+      <w:hyperlink r:id="rId226">
         <w:r>
           <w:rPr>
             <w:rStyle w:val="Hyperlink"/>
@@ -50290,8 +51229,8 @@
         <w:t xml:space="preserve">.</w:t>
       </w:r>
     </w:p>
-    <w:bookmarkEnd w:id="222"/>
-    <w:bookmarkStart w:id="224" w:name="ref-nocedal2006numerical"/>
+    <w:bookmarkEnd w:id="227"/>
+    <w:bookmarkStart w:id="229" w:name="ref-nocedal2006numerical"/>
     <w:p>
       <w:pPr>
         <w:pStyle w:val="Bibliography"/>
@@ -50324,7 +51263,7 @@
       <w:r>
         <w:t xml:space="preserve"> </w:t>
       </w:r>
-      <w:hyperlink r:id="rId223">
+      <w:hyperlink r:id="rId228">
         <w:r>
           <w:rPr>
             <w:rStyle w:val="Hyperlink"/>
@@ -50336,9 +51275,9 @@
         <w:t xml:space="preserve">.</w:t>
       </w:r>
     </w:p>
-    <w:bookmarkEnd w:id="224"/>
-    <w:bookmarkEnd w:id="225"/>
-    <w:bookmarkEnd w:id="226"/>
+    <w:bookmarkEnd w:id="229"/>
+    <w:bookmarkEnd w:id="230"/>
+    <w:bookmarkEnd w:id="231"/>
     <w:sectPr>
       <w:footnotePr>
         <w:numRestart w:val="eachSect"/>
@@ -50737,6 +51676,9 @@
     <w:abstractNumId w:val="991"/>
   </w:num>
   <w:num w:numId="1024">
+    <w:abstractNumId w:val="991"/>
+  </w:num>
+  <w:num w:numId="1025">
     <w:abstractNumId w:val="991"/>
   </w:num>
 </w:numbering>

--- a/optimization.docx
+++ b/optimization.docx
@@ -15,7 +15,7 @@
         <w:pStyle w:val="Date"/>
       </w:pPr>
       <w:r>
-        <w:t xml:space="preserve">Last modified: 2026-10-19 04:41:29 (PDT)</w:t>
+        <w:t xml:space="preserve">Last modified: 2026-10-19 05:58:02 (PDT)</w:t>
       </w:r>
     </w:p>
     <w:bookmarkStart w:id="73" w:name="sec-optimality-vector"/>

--- a/optimization.docx
+++ b/optimization.docx
@@ -15,7 +15,7 @@
         <w:pStyle w:val="Date"/>
       </w:pPr>
       <w:r>
-        <w:t xml:space="preserve">Last modified: 2026-10-19 05:58:02 (PDT)</w:t>
+        <w:t xml:space="preserve">Last modified: 2026-10-19 09:38:56 (PDT)</w:t>
       </w:r>
     </w:p>
     <w:bookmarkStart w:id="73" w:name="sec-optimality-vector"/>

--- a/optimization.docx
+++ b/optimization.docx
@@ -15,7 +15,7 @@
         <w:pStyle w:val="Date"/>
       </w:pPr>
       <w:r>
-        <w:t xml:space="preserve">Last modified: 2026-10-19 09:38:56 (PDT)</w:t>
+        <w:t xml:space="preserve">Last modified: 2026-10-19 11:02:25 (PDT)</w:t>
       </w:r>
     </w:p>
     <w:bookmarkStart w:id="73" w:name="sec-optimality-vector"/>

--- a/optimization.docx
+++ b/optimization.docx
@@ -15,7 +15,7 @@
         <w:pStyle w:val="Date"/>
       </w:pPr>
       <w:r>
-        <w:t xml:space="preserve">Last modified: 2026-10-19 11:02:25 (PDT)</w:t>
+        <w:t xml:space="preserve">Last modified: 2026-10-19 12:33:15 (PDT)</w:t>
       </w:r>
     </w:p>
     <w:bookmarkStart w:id="73" w:name="sec-optimality-vector"/>

--- a/optimization.docx
+++ b/optimization.docx
@@ -15,7 +15,7 @@
         <w:pStyle w:val="Date"/>
       </w:pPr>
       <w:r>
-        <w:t xml:space="preserve">Last modified: 2026-10-19 12:33:15 (PDT)</w:t>
+        <w:t xml:space="preserve">Last modified: 2026-10-19 23:31:34 (PDT)</w:t>
       </w:r>
     </w:p>
     <w:bookmarkStart w:id="73" w:name="sec-optimality-vector"/>

--- a/optimization.docx
+++ b/optimization.docx
@@ -15,7 +15,7 @@
         <w:pStyle w:val="Date"/>
       </w:pPr>
       <w:r>
-        <w:t xml:space="preserve">Last modified: 2026-10-19 23:31:34 (PDT)</w:t>
+        <w:t xml:space="preserve">Last modified: 2026-10-20 00:42:48 (PDT)</w:t>
       </w:r>
     </w:p>
     <w:bookmarkStart w:id="73" w:name="sec-optimality-vector"/>

--- a/optimization.docx
+++ b/optimization.docx
@@ -15,7 +15,7 @@
         <w:pStyle w:val="Date"/>
       </w:pPr>
       <w:r>
-        <w:t xml:space="preserve">Last modified: 2026-10-20 00:42:48 (PDT)</w:t>
+        <w:t xml:space="preserve">Last modified: 2026-10-21 13:11:08 (PDT)</w:t>
       </w:r>
     </w:p>
     <w:bookmarkStart w:id="73" w:name="sec-optimality-vector"/>

--- a/optimization.docx
+++ b/optimization.docx
@@ -15,7 +15,7 @@
         <w:pStyle w:val="Date"/>
       </w:pPr>
       <w:r>
-        <w:t xml:space="preserve">Last modified: 2026-10-21 13:11:08 (PDT)</w:t>
+        <w:t xml:space="preserve">Last modified: 2026-10-21 14:24:09 (PDT)</w:t>
       </w:r>
     </w:p>
     <w:bookmarkStart w:id="73" w:name="sec-optimality-vector"/>

--- a/optimization.docx
+++ b/optimization.docx
@@ -15,7 +15,7 @@
         <w:pStyle w:val="Date"/>
       </w:pPr>
       <w:r>
-        <w:t xml:space="preserve">Last modified: 2026-10-21 14:24:09 (PDT)</w:t>
+        <w:t xml:space="preserve">Last modified: 2026-10-22 00:50:13 (PDT)</w:t>
       </w:r>
     </w:p>
     <w:bookmarkStart w:id="73" w:name="sec-optimality-vector"/>

--- a/optimization.docx
+++ b/optimization.docx
@@ -15,7 +15,7 @@
         <w:pStyle w:val="Date"/>
       </w:pPr>
       <w:r>
-        <w:t xml:space="preserve">Last modified: 2026-10-22 00:50:13 (PDT)</w:t>
+        <w:t xml:space="preserve">Last modified: 2026-10-22 08:26:35 (PDT)</w:t>
       </w:r>
     </w:p>
     <w:bookmarkStart w:id="73" w:name="sec-optimality-vector"/>

--- a/optimization.docx
+++ b/optimization.docx
@@ -15,7 +15,7 @@
         <w:pStyle w:val="Date"/>
       </w:pPr>
       <w:r>
-        <w:t xml:space="preserve">Last modified: 2026-10-22 08:26:35 (PDT)</w:t>
+        <w:t xml:space="preserve">Last modified: 2026-10-22 09:50:17 (PDT)</w:t>
       </w:r>
     </w:p>
     <w:bookmarkStart w:id="73" w:name="sec-optimality-vector"/>

--- a/optimization.docx
+++ b/optimization.docx
@@ -15,7 +15,7 @@
         <w:pStyle w:val="Date"/>
       </w:pPr>
       <w:r>
-        <w:t xml:space="preserve">Last modified: 2026-10-22 09:50:17 (PDT)</w:t>
+        <w:t xml:space="preserve">Last modified: 2026-10-22 11:05:55 (PDT)</w:t>
       </w:r>
     </w:p>
     <w:bookmarkStart w:id="73" w:name="sec-optimality-vector"/>

--- a/optimization.docx
+++ b/optimization.docx
@@ -15,7 +15,7 @@
         <w:pStyle w:val="Date"/>
       </w:pPr>
       <w:r>
-        <w:t xml:space="preserve">Last modified: 2026-10-24 15:35:26 (PDT)</w:t>
+        <w:t xml:space="preserve">Last modified: 2026-10-24 20:19:00 (PDT)</w:t>
       </w:r>
     </w:p>
     <w:bookmarkStart w:id="73" w:name="sec-optimality-vector"/>
@@ -5945,7 +5945,7 @@
         <w:rPr>
           <w:rStyle w:val="CommentTok"/>
         </w:rPr>
-        <w:t xml:space="preserve">#&gt; [1] 1.071498e-11 1.673470e-10</w:t>
+        <w:t xml:space="preserve">#&gt; [1] 9.471535e-12 6.662049e-11</w:t>
       </w:r>
       <w:r>
         <w:br/>
@@ -6128,7 +6128,7 @@
         <w:t xml:space="preserve"> </w:t>
       </w:r>
       <w:r>
-        <w:t xml:space="preserve">1.7e-10,</w:t>
+        <w:t xml:space="preserve">6.7e-11,</w:t>
       </w:r>
       <w:r>
         <w:t xml:space="preserve"> </w:t>

--- a/optimization.docx
+++ b/optimization.docx
@@ -15,7 +15,7 @@
         <w:pStyle w:val="Date"/>
       </w:pPr>
       <w:r>
-        <w:t xml:space="preserve">Last modified: 2026-10-24 20:19:00 (PDT)</w:t>
+        <w:t xml:space="preserve">Last modified: 2026-10-25 16:46:34 (PDT)</w:t>
       </w:r>
     </w:p>
     <w:bookmarkStart w:id="73" w:name="sec-optimality-vector"/>

--- a/optimization.docx
+++ b/optimization.docx
@@ -15,7 +15,7 @@
         <w:pStyle w:val="Date"/>
       </w:pPr>
       <w:r>
-        <w:t xml:space="preserve">Last modified: 2026-10-25 16:46:34 (PDT)</w:t>
+        <w:t xml:space="preserve">Last modified: 2026-10-25 18:01:14 (PDT)</w:t>
       </w:r>
     </w:p>
     <w:bookmarkStart w:id="73" w:name="sec-optimality-vector"/>

--- a/optimization.docx
+++ b/optimization.docx
@@ -15,7 +15,7 @@
         <w:pStyle w:val="Date"/>
       </w:pPr>
       <w:r>
-        <w:t xml:space="preserve">Last modified: 2026-10-25 18:01:14 (PDT)</w:t>
+        <w:t xml:space="preserve">Last modified: 2026-10-26 02:21:32 (PDT)</w:t>
       </w:r>
     </w:p>
     <w:bookmarkStart w:id="73" w:name="sec-optimality-vector"/>

--- a/optimization.docx
+++ b/optimization.docx
@@ -15,7 +15,7 @@
         <w:pStyle w:val="Date"/>
       </w:pPr>
       <w:r>
-        <w:t xml:space="preserve">Last modified: 2026-10-26 02:21:32 (PDT)</w:t>
+        <w:t xml:space="preserve">Last modified: 2026-10-26 03:33:07 (PDT)</w:t>
       </w:r>
     </w:p>
     <w:bookmarkStart w:id="73" w:name="sec-optimality-vector"/>
@@ -5945,7 +5945,7 @@
         <w:rPr>
           <w:rStyle w:val="CommentTok"/>
         </w:rPr>
-        <w:t xml:space="preserve">#&gt; [1] 9.471535e-12 6.662049e-11</w:t>
+        <w:t xml:space="preserve">#&gt; [1] 1.071498e-11 1.673470e-10</w:t>
       </w:r>
       <w:r>
         <w:br/>
@@ -6128,7 +6128,7 @@
         <w:t xml:space="preserve"> </w:t>
       </w:r>
       <w:r>
-        <w:t xml:space="preserve">6.7e-11,</w:t>
+        <w:t xml:space="preserve">1.7e-10,</w:t>
       </w:r>
       <w:r>
         <w:t xml:space="preserve"> </w:t>
@@ -50188,13 +50188,4857 @@
     </w:p>
     <w:bookmarkEnd w:id="188"/>
     <w:bookmarkEnd w:id="189"/>
-    <w:bookmarkStart w:id="193" w:name="sec-additional-resources"/>
+    <w:bookmarkStart w:id="208" w:name="sec-quasi-newton"/>
     <w:p>
       <w:pPr>
         <w:pStyle w:val="Heading2"/>
       </w:pPr>
       <w:r>
-        <w:t xml:space="preserve">5 Further reading</w:t>
+        <w:t xml:space="preserve">5 Quasi-Newton methods</w:t>
+      </w:r>
+    </w:p>
+    <w:tbl>
+      <w:tblPr>
+        <w:tblStyle w:val="Table"/>
+        <w:tblLook w:firstRow="0" w:lastRow="0" w:firstColumn="0" w:lastColumn="0" w:noHBand="0" w:noVBand="0" w:val="0000"/>
+        <w:tblBorders>
+          <w:top w:val="single" w:sz="4" w:space="0" w:color="0758E5"/>
+          <w:left w:val="single" w:sz="24" w:space="0" w:color="0758E5"/>
+          <w:bottom w:val="single" w:sz="4" w:space="0" w:color="0758E5"/>
+          <w:right w:val="single" w:sz="4" w:space="0" w:color="0758E5"/>
+        </w:tblBorders>
+        <w:tblCellMar>
+          <w:left w:w="144" w:type="dxa"/>
+          <w:right w:w="144" w:type="dxa"/>
+        </w:tblCellMar>
+        <w:tblLook w:firstRow="0" w:lastRow="0" w:firstColumn="0" w:lastColumn="0" w:noHBand="0" w:noVBand="0" w:val="0000"/>
+      </w:tblPr>
+      <w:tr>
+        <w:trPr>
+          <w:cantSplit/>
+        </w:trPr>
+        <w:tc>
+          <w:tcPr>
+            <w:shd w:color="auto" w:fill="dae6fb" w:val="clear"/>
+            <w:tcMar>
+              <w:top w:w="92" w:type="dxa"/>
+              <w:bottom w:w="92" w:type="dxa"/>
+            </w:tcMar>
+          </w:tcPr>
+          <w:p>
+            <w:pPr>
+              <w:pStyle w:val="FirstParagraph"/>
+            </w:pPr>
+            <w:pPr>
+              <w:spacing w:before="0" w:after="0"/>
+              <w:textAlignment w:val="center"/>
+            </w:pPr>
+            <w:r>
+              <w:drawing>
+                <wp:inline>
+                  <wp:extent cx="152400" cy="152400"/>
+                  <wp:effectExtent b="0" l="0" r="0" t="0"/>
+                  <wp:docPr descr="" title="" id="190" name="Picture"/>
+                  <a:graphic>
+                    <a:graphicData uri="http://schemas.openxmlformats.org/drawingml/2006/picture">
+                      <pic:pic>
+                        <pic:nvPicPr>
+                          <pic:cNvPr descr="/opt/quarto/share/formats/docx/note.png" id="191" name="Picture"/>
+                          <pic:cNvPicPr>
+                            <a:picLocks noChangeArrowheads="1" noChangeAspect="1"/>
+                          </pic:cNvPicPr>
+                        </pic:nvPicPr>
+                        <pic:blipFill>
+                          <a:blip r:embed="rId9"/>
+                          <a:stretch>
+                            <a:fillRect/>
+                          </a:stretch>
+                        </pic:blipFill>
+                        <pic:spPr bwMode="auto">
+                          <a:xfrm>
+                            <a:off x="0" y="0"/>
+                            <a:ext cx="152400" cy="152400"/>
+                          </a:xfrm>
+                          <a:prstGeom prst="rect">
+                            <a:avLst/>
+                          </a:prstGeom>
+                          <a:noFill/>
+                          <a:ln w="9525">
+                            <a:noFill/>
+                            <a:headEnd/>
+                            <a:tailEnd/>
+                          </a:ln>
+                        </pic:spPr>
+                      </pic:pic>
+                    </a:graphicData>
+                  </a:graphic>
+                </wp:inline>
+              </w:drawing>
+            </w:r>
+            <w:r>
+              <w:t xml:space="preserve"> </w:t>
+            </w:r>
+            <w:r>
+              <w:t xml:space="preserve"> </w:t>
+            </w:r>
+            <w:r>
+              <w:t xml:space="preserve">Source and license</w:t>
+            </w:r>
+          </w:p>
+        </w:tc>
+      </w:tr>
+      <w:tr>
+        <w:trPr>
+          <w:cantSplit/>
+        </w:trPr>
+        <w:tc>
+          <w:tcPr>
+            <w:tcMar>
+              <w:top w:w="108" w:type="dxa"/>
+              <w:bottom w:w="108" w:type="dxa"/>
+            </w:tcMar>
+          </w:tcPr>
+          <w:p>
+            <w:pPr>
+              <w:pStyle w:val="BodyText"/>
+            </w:pPr>
+            <w:pPr>
+              <w:spacing w:before="16"/>
+            </w:pPr>
+            <w:r>
+              <w:t xml:space="preserve">This section is adapted from the quasi-Newton lecture of</w:t>
+            </w:r>
+            <w:r>
+              <w:t xml:space="preserve"> </w:t>
+            </w:r>
+            <w:r>
+              <w:t xml:space="preserve">Zhou [18]</w:t>
+            </w:r>
+            <w:r>
+              <w:t xml:space="preserve">,</w:t>
+            </w:r>
+            <w:r>
+              <w:t xml:space="preserve"> </w:t>
+            </w:r>
+            <w:r>
+              <w:t xml:space="preserve">used under the MIT License.</w:t>
+            </w:r>
+            <w:r>
+              <w:t xml:space="preserve"> </w:t>
+            </w:r>
+            <w:r>
+              <w:t xml:space="preserve">The license text is:</w:t>
+            </w:r>
+          </w:p>
+          <w:p>
+            <w:pPr>
+              <w:pStyle w:val="BlockText"/>
+            </w:pPr>
+            <w:r>
+              <w:t xml:space="preserve">Copyright (c) 2025 ucla-biostat-257</w:t>
+            </w:r>
+          </w:p>
+          <w:p>
+            <w:pPr>
+              <w:pStyle w:val="BlockText"/>
+            </w:pPr>
+            <w:r>
+              <w:t xml:space="preserve">Permission is hereby granted, free of charge, to any person obtaining a copy</w:t>
+            </w:r>
+            <w:r>
+              <w:t xml:space="preserve"> </w:t>
+            </w:r>
+            <w:r>
+              <w:t xml:space="preserve">of this software and associated documentation files (the</w:t>
+            </w:r>
+            <w:r>
+              <w:t xml:space="preserve"> </w:t>
+            </w:r>
+            <w:r>
+              <w:t xml:space="preserve">“Software”</w:t>
+            </w:r>
+            <w:r>
+              <w:t xml:space="preserve">), to deal</w:t>
+            </w:r>
+            <w:r>
+              <w:t xml:space="preserve"> </w:t>
+            </w:r>
+            <w:r>
+              <w:t xml:space="preserve">in the Software without restriction, including without limitation the rights</w:t>
+            </w:r>
+            <w:r>
+              <w:t xml:space="preserve"> </w:t>
+            </w:r>
+            <w:r>
+              <w:t xml:space="preserve">to use, copy, modify, merge, publish, distribute, sublicense, and/or sell</w:t>
+            </w:r>
+            <w:r>
+              <w:t xml:space="preserve"> </w:t>
+            </w:r>
+            <w:r>
+              <w:t xml:space="preserve">copies of the Software, and to permit persons to whom the Software is</w:t>
+            </w:r>
+            <w:r>
+              <w:t xml:space="preserve"> </w:t>
+            </w:r>
+            <w:r>
+              <w:t xml:space="preserve">furnished to do so, subject to the following conditions:</w:t>
+            </w:r>
+          </w:p>
+          <w:p>
+            <w:pPr>
+              <w:pStyle w:val="BlockText"/>
+            </w:pPr>
+            <w:r>
+              <w:t xml:space="preserve">The above copyright notice and this permission notice shall be included in all</w:t>
+            </w:r>
+            <w:r>
+              <w:t xml:space="preserve"> </w:t>
+            </w:r>
+            <w:r>
+              <w:t xml:space="preserve">copies or substantial portions of the Software.</w:t>
+            </w:r>
+          </w:p>
+          <w:p>
+            <w:pPr>
+              <w:pStyle w:val="BlockText"/>
+            </w:pPr>
+            <w:r>
+              <w:t xml:space="preserve">THE SOFTWARE IS PROVIDED</w:t>
+            </w:r>
+            <w:r>
+              <w:t xml:space="preserve"> </w:t>
+            </w:r>
+            <w:r>
+              <w:t xml:space="preserve">“AS IS”</w:t>
+            </w:r>
+            <w:r>
+              <w:t xml:space="preserve">, WITHOUT WARRANTY OF ANY KIND, EXPRESS OR</w:t>
+            </w:r>
+            <w:r>
+              <w:t xml:space="preserve"> </w:t>
+            </w:r>
+            <w:r>
+              <w:t xml:space="preserve">IMPLIED, INCLUDING BUT NOT LIMITED TO THE WARRANTIES OF MERCHANTABILITY,</w:t>
+            </w:r>
+            <w:r>
+              <w:t xml:space="preserve"> </w:t>
+            </w:r>
+            <w:r>
+              <w:t xml:space="preserve">FITNESS FOR A PARTICULAR PURPOSE AND NONINFRINGEMENT.</w:t>
+            </w:r>
+            <w:r>
+              <w:t xml:space="preserve"> </w:t>
+            </w:r>
+            <w:r>
+              <w:t xml:space="preserve">IN NO EVENT SHALL THE</w:t>
+            </w:r>
+            <w:r>
+              <w:t xml:space="preserve"> </w:t>
+            </w:r>
+            <w:r>
+              <w:t xml:space="preserve">AUTHORS OR COPYRIGHT HOLDERS BE LIABLE FOR ANY CLAIM, DAMAGES OR OTHER</w:t>
+            </w:r>
+            <w:r>
+              <w:t xml:space="preserve"> </w:t>
+            </w:r>
+            <w:r>
+              <w:t xml:space="preserve">LIABILITY, WHETHER IN AN ACTION OF CONTRACT, TORT OR OTHERWISE, ARISING FROM,</w:t>
+            </w:r>
+            <w:r>
+              <w:t xml:space="preserve"> </w:t>
+            </w:r>
+            <w:r>
+              <w:t xml:space="preserve">OUT OF OR IN CONNECTION WITH THE SOFTWARE OR THE USE OR OTHER DEALINGS IN THE</w:t>
+            </w:r>
+            <w:r>
+              <w:t xml:space="preserve"> </w:t>
+            </w:r>
+            <w:r>
+              <w:t xml:space="preserve">SOFTWARE.</w:t>
+            </w:r>
+          </w:p>
+          <w:p>
+            <w:pPr>
+              <w:pStyle w:val="FirstParagraph"/>
+            </w:pPr>
+            <w:pPr>
+              <w:spacing w:after="16"/>
+            </w:pPr>
+            <w:r>
+              <w:t xml:space="preserve">From the source, this section takes the order of ideas:</w:t>
+            </w:r>
+            <w:r>
+              <w:t xml:space="preserve"> </w:t>
+            </w:r>
+            <w:r>
+              <w:t xml:space="preserve">the cost of Newton’s method, the secant condition, and the BFGS and limited-memory BFGS updates.</w:t>
+            </w:r>
+            <w:r>
+              <w:t xml:space="preserve"> </w:t>
+            </w:r>
+            <w:r>
+              <w:t xml:space="preserve">The source states the updates as solutions of nearest-matrix problems without proof;</w:t>
+            </w:r>
+            <w:r>
+              <w:t xml:space="preserve"> </w:t>
+            </w:r>
+            <w:r>
+              <w:t xml:space="preserve">here the BFGS update is written out.</w:t>
+            </w:r>
+            <w:r>
+              <w:t xml:space="preserve"> </w:t>
+            </w:r>
+            <w:r>
+              <w:t xml:space="preserve">The Davidon-Fletcher-Powell and rank-1 updates, the nearest-matrix derivation, the history, and the Julia code are not part of this section.</w:t>
+            </w:r>
+          </w:p>
+          <w:p/>
+        </w:tc>
+      </w:tr>
+    </w:tbl>
+    <w:bookmarkStart w:id="193" w:name="def-secant-condition"/>
+    <w:p>
+      <w:pPr>
+        <w:pStyle w:val="BodyText"/>
+      </w:pPr>
+      <w:r>
+        <w:rPr>
+          <w:b/>
+          <w:bCs/>
+        </w:rPr>
+        <w:t xml:space="preserve">Definition 35 (Secant condition)</w:t>
+      </w:r>
+      <w:r>
+        <w:t xml:space="preserve"> </w:t>
+      </w:r>
+      <w:r>
+        <w:t xml:space="preserve">Let</w:t>
+      </w:r>
+      <w:r>
+        <w:t xml:space="preserve"> </w:t>
+      </w:r>
+      <m:oMath>
+        <m:r>
+          <m:t>f</m:t>
+        </m:r>
+        <m:r>
+          <m:rPr>
+            <m:sty m:val="p"/>
+          </m:rPr>
+          <m:t>:</m:t>
+        </m:r>
+        <m:sSup>
+          <m:e>
+            <m:r>
+              <m:rPr>
+                <m:scr m:val="double-struck"/>
+                <m:sty m:val="p"/>
+              </m:rPr>
+              <m:t>R</m:t>
+            </m:r>
+          </m:e>
+          <m:sup>
+            <m:r>
+              <m:t>p</m:t>
+            </m:r>
+          </m:sup>
+        </m:sSup>
+        <m:r>
+          <m:rPr>
+            <m:sty m:val="p"/>
+          </m:rPr>
+          <m:t>→</m:t>
+        </m:r>
+        <m:r>
+          <m:rPr>
+            <m:scr m:val="double-struck"/>
+            <m:sty m:val="p"/>
+          </m:rPr>
+          <m:t>R</m:t>
+        </m:r>
+      </m:oMath>
+      <w:r>
+        <w:t xml:space="preserve"> </w:t>
+      </w:r>
+      <w:r>
+        <w:t xml:space="preserve">have first</w:t>
+      </w:r>
+      <w:r>
+        <w:t xml:space="preserve"> </w:t>
+      </w:r>
+      <w:hyperlink r:id="rId143">
+        <w:r>
+          <w:rPr>
+            <w:rStyle w:val="Hyperlink"/>
+          </w:rPr>
+          <w:t xml:space="preserve">partial derivatives</w:t>
+        </w:r>
+      </w:hyperlink>
+      <w:r>
+        <w:t xml:space="preserve">,</w:t>
+      </w:r>
+      <w:r>
+        <w:t xml:space="preserve"> </w:t>
+      </w:r>
+      <w:r>
+        <w:t xml:space="preserve">and let</w:t>
+      </w:r>
+      <w:r>
+        <w:t xml:space="preserve"> </w:t>
+      </w:r>
+      <w:r>
+        <w:t xml:space="preserve">$\mathord{\smash[b]{\underset{\raise.3ex\hbox{$\scriptstyle\sim$}}{x}}\vphantom{x}}, \mathord{\smash[b]{\underset{\raise.3ex\hbox{$\scriptstyle\sim$}}{x}}\vphantom{x}}^+ \in \mathbb{R}^p$</w:t>
+      </w:r>
+      <w:r>
+        <w:t xml:space="preserve">.</w:t>
+      </w:r>
+      <w:r>
+        <w:t xml:space="preserve"> </w:t>
+      </w:r>
+      <w:r>
+        <w:t xml:space="preserve">Write</w:t>
+      </w:r>
+      <w:r>
+        <w:t xml:space="preserve"> </w:t>
+      </w:r>
+      <w:r>
+        <w:t xml:space="preserve">$\mathord{\smash[b]{\underset{\raise.3ex\hbox{$\scriptstyle\sim$}}{s}}\vphantom{s}} \stackrel{\text{def}}{=}\mathord{\smash[b]{\underset{\raise.3ex\hbox{$\scriptstyle\sim$}}{x}}\vphantom{x}}^+ - \mathord{\smash[b]{\underset{\raise.3ex\hbox{$\scriptstyle\sim$}}{x}}\vphantom{x}}$</w:t>
+      </w:r>
+      <w:r>
+        <w:t xml:space="preserve"> </w:t>
+      </w:r>
+      <w:r>
+        <w:t xml:space="preserve">for the step</w:t>
+      </w:r>
+      <w:r>
+        <w:t xml:space="preserve"> </w:t>
+      </w:r>
+      <w:r>
+        <w:t xml:space="preserve">and</w:t>
+      </w:r>
+      <w:r>
+        <w:t xml:space="preserve"> </w:t>
+      </w:r>
+      <w:r>
+        <w:t xml:space="preserve">$\mathord{\smash[b]{\underset{\raise.3ex\hbox{$\scriptstyle\sim$}}{y}}\vphantom{y}}\stackrel{\text{def}}{=}\frac{\partial}{\partial \mathord{\smash[b]{\underset{\raise.3ex\hbox{$\scriptstyle\sim$}}{x}}\vphantom{x}}} f(\mathord{\smash[b]{\underset{\raise.3ex\hbox{$\scriptstyle\sim$}}{x}}\vphantom{x}}^+) - \frac{\partial}{\partial \mathord{\smash[b]{\underset{\raise.3ex\hbox{$\scriptstyle\sim$}}{x}}\vphantom{x}}} f(\mathord{\smash[b]{\underset{\raise.3ex\hbox{$\scriptstyle\sim$}}{x}}\vphantom{x}})$</w:t>
+      </w:r>
+      <w:r>
+        <w:t xml:space="preserve"> </w:t>
+      </w:r>
+      <w:r>
+        <w:t xml:space="preserve">for the change in the</w:t>
+      </w:r>
+      <w:r>
+        <w:t xml:space="preserve"> </w:t>
+      </w:r>
+      <w:hyperlink r:id="rId17">
+        <w:r>
+          <w:rPr>
+            <w:rStyle w:val="Hyperlink"/>
+          </w:rPr>
+          <w:t xml:space="preserve">gradient</w:t>
+        </w:r>
+      </w:hyperlink>
+      <w:r>
+        <w:t xml:space="preserve">.</w:t>
+      </w:r>
+      <w:r>
+        <w:t xml:space="preserve"> </w:t>
+      </w:r>
+      <w:r>
+        <w:t xml:space="preserve">A</w:t>
+      </w:r>
+      <w:r>
+        <w:t xml:space="preserve"> </w:t>
+      </w:r>
+      <w:hyperlink r:id="rId192">
+        <w:r>
+          <w:rPr>
+            <w:rStyle w:val="Hyperlink"/>
+          </w:rPr>
+          <w:t xml:space="preserve">symmetric matrix</w:t>
+        </w:r>
+      </w:hyperlink>
+      <w:r>
+        <w:t xml:space="preserve"> </w:t>
+      </w:r>
+      <m:oMath>
+        <m:r>
+          <m:rPr>
+            <m:sty m:val="bi"/>
+          </m:rPr>
+          <m:t>B</m:t>
+        </m:r>
+      </m:oMath>
+      <w:r>
+        <w:t xml:space="preserve"> </w:t>
+      </w:r>
+      <w:r>
+        <w:t xml:space="preserve">satisfies the</w:t>
+      </w:r>
+      <w:r>
+        <w:t xml:space="preserve"> </w:t>
+      </w:r>
+      <w:r>
+        <w:rPr>
+          <w:b/>
+          <w:bCs/>
+        </w:rPr>
+        <w:t xml:space="preserve">secant condition</w:t>
+      </w:r>
+      <w:r>
+        <w:t xml:space="preserve"> </w:t>
+      </w:r>
+      <w:r>
+        <w:t xml:space="preserve">[19, Ch. 6]</w:t>
+      </w:r>
+      <w:r>
+        <w:t xml:space="preserve"> </w:t>
+      </w:r>
+      <w:r>
+        <w:t xml:space="preserve">for</w:t>
+      </w:r>
+      <w:r>
+        <w:t xml:space="preserve"> </w:t>
+      </w:r>
+      <w:r>
+        <w:t xml:space="preserve">$(\mathord{\smash[b]{\underset{\raise.3ex\hbox{$\scriptstyle\sim$}}{s}}\vphantom{s}}, \mathord{\smash[b]{\underset{\raise.3ex\hbox{$\scriptstyle\sim$}}{y}}\vphantom{y}})$</w:t>
+      </w:r>
+      <w:r>
+        <w:t xml:space="preserve"> </w:t>
+      </w:r>
+      <w:r>
+        <w:t xml:space="preserve">when</w:t>
+      </w:r>
+    </w:p>
+    <w:p>
+      <w:pPr>
+        <w:pStyle w:val="BodyText"/>
+      </w:pPr>
+      <w:r>
+        <w:t xml:space="preserve">$$
+    \mathbf{B} \mathord{\smash[b]{\underset{\raise.3ex\hbox{$\scriptstyle\sim$}}{s}}\vphantom{s}} = \mathord{\smash[b]{\underset{\raise.3ex\hbox{$\scriptstyle\sim$}}{y}}\vphantom{y}}.
+    $$</w:t>
+      </w:r>
+    </w:p>
+    <w:bookmarkEnd w:id="193"/>
+    <w:bookmarkStart w:id="196" w:name="exm-secant-condition"/>
+    <w:p>
+      <w:pPr>
+        <w:pStyle w:val="FirstParagraph"/>
+      </w:pPr>
+      <w:r>
+        <w:rPr>
+          <w:b/>
+          <w:bCs/>
+        </w:rPr>
+        <w:t xml:space="preserve">Example 50 (The Hessian of a quadratic function satisfies the secant condition)</w:t>
+      </w:r>
+      <w:r>
+        <w:t xml:space="preserve"> </w:t>
+      </w:r>
+      <w:r>
+        <w:t xml:space="preserve">Let</w:t>
+      </w:r>
+      <w:r>
+        <w:t xml:space="preserve"> </w:t>
+      </w:r>
+      <w:r>
+        <w:t xml:space="preserve">$f(\mathord{\smash[b]{\underset{\raise.3ex\hbox{$\scriptstyle\sim$}}{x}}\vphantom{x}}) = \tfrac{1}{2} {\mathord{\smash[b]{\underset{\raise.3ex\hbox{$\scriptstyle\sim$}}{x}}\vphantom{x}}}^{\top} \mathbf{Q} \mathord{\smash[b]{\underset{\raise.3ex\hbox{$\scriptstyle\sim$}}{x}}\vphantom{x}} - \mathord{\smash[b]{\underset{\raise.3ex\hbox{$\scriptstyle\sim$}}{b}}\vphantom{b}} \cdot \mathord{\smash[b]{\underset{\raise.3ex\hbox{$\scriptstyle\sim$}}{x}}\vphantom{x}}$</w:t>
+      </w:r>
+      <w:r>
+        <w:t xml:space="preserve"> </w:t>
+      </w:r>
+      <w:r>
+        <w:t xml:space="preserve">with</w:t>
+      </w:r>
+      <w:r>
+        <w:t xml:space="preserve"> </w:t>
+      </w:r>
+      <m:oMath>
+        <m:r>
+          <m:rPr>
+            <m:sty m:val="bi"/>
+          </m:rPr>
+          <m:t>Q</m:t>
+        </m:r>
+      </m:oMath>
+      <w:r>
+        <w:t xml:space="preserve"> </w:t>
+      </w:r>
+      <w:hyperlink r:id="rId192">
+        <w:r>
+          <w:rPr>
+            <w:rStyle w:val="Hyperlink"/>
+          </w:rPr>
+          <w:t xml:space="preserve">symmetric</w:t>
+        </w:r>
+      </w:hyperlink>
+      <w:r>
+        <w:t xml:space="preserve">.</w:t>
+      </w:r>
+      <w:r>
+        <w:t xml:space="preserve"> </w:t>
+      </w:r>
+      <w:r>
+        <w:t xml:space="preserve">Then</w:t>
+      </w:r>
+      <w:r>
+        <w:t xml:space="preserve"> </w:t>
+      </w:r>
+      <w:r>
+        <w:t xml:space="preserve">$\frac{\partial}{\partial \mathord{\smash[b]{\underset{\raise.3ex\hbox{$\scriptstyle\sim$}}{x}}\vphantom{x}}} f(\mathord{\smash[b]{\underset{\raise.3ex\hbox{$\scriptstyle\sim$}}{x}}\vphantom{x}}) = \mathbf{Q} \mathord{\smash[b]{\underset{\raise.3ex\hbox{$\scriptstyle\sim$}}{x}}\vphantom{x}}- \mathord{\smash[b]{\underset{\raise.3ex\hbox{$\scriptstyle\sim$}}{b}}\vphantom{b}}$</w:t>
+      </w:r>
+      <w:r>
+        <w:t xml:space="preserve">,</w:t>
+      </w:r>
+      <w:r>
+        <w:t xml:space="preserve"> </w:t>
+      </w:r>
+      <w:r>
+        <w:t xml:space="preserve">so for any</w:t>
+      </w:r>
+      <w:r>
+        <w:t xml:space="preserve"> </w:t>
+      </w:r>
+      <w:r>
+        <w:t xml:space="preserve">$\mathord{\smash[b]{\underset{\raise.3ex\hbox{$\scriptstyle\sim$}}{x}}\vphantom{x}}$</w:t>
+      </w:r>
+      <w:r>
+        <w:t xml:space="preserve"> </w:t>
+      </w:r>
+      <w:r>
+        <w:t xml:space="preserve">and</w:t>
+      </w:r>
+      <w:r>
+        <w:t xml:space="preserve"> </w:t>
+      </w:r>
+      <w:r>
+        <w:t xml:space="preserve">$\mathord{\smash[b]{\underset{\raise.3ex\hbox{$\scriptstyle\sim$}}{x}}\vphantom{x}}^+$</w:t>
+      </w:r>
+    </w:p>
+    <w:p>
+      <w:pPr>
+        <w:pStyle w:val="BodyText"/>
+      </w:pPr>
+      <w:r>
+        <w:t xml:space="preserve">$$
+    \begin{aligned}
+    \mathord{\smash[b]{\underset{\raise.3ex\hbox{$\scriptstyle\sim$}}{y}}\vphantom{y}}
+    &amp;= (\mathbf{Q} \mathord{\smash[b]{\underset{\raise.3ex\hbox{$\scriptstyle\sim$}}{x}}\vphantom{x}}^+ - \mathord{\smash[b]{\underset{\raise.3ex\hbox{$\scriptstyle\sim$}}{b}}\vphantom{b}}) - (\mathbf{Q} \mathord{\smash[b]{\underset{\raise.3ex\hbox{$\scriptstyle\sim$}}{x}}\vphantom{x}}- \mathord{\smash[b]{\underset{\raise.3ex\hbox{$\scriptstyle\sim$}}{b}}\vphantom{b}})
+    &amp;&amp; \text{(gradient at each point)}
+    \\
+    &amp;= \mathbf{Q} (\mathord{\smash[b]{\underset{\raise.3ex\hbox{$\scriptstyle\sim$}}{x}}\vphantom{x}}^+ - \mathord{\smash[b]{\underset{\raise.3ex\hbox{$\scriptstyle\sim$}}{x}}\vphantom{x}})
+    &amp;&amp; \text{(collect terms)}
+    \\
+    &amp;= \mathbf{Q} \mathord{\smash[b]{\underset{\raise.3ex\hbox{$\scriptstyle\sim$}}{s}}\vphantom{s}}.
+    &amp;&amp; \text{(definition of } \mathord{\smash[b]{\underset{\raise.3ex\hbox{$\scriptstyle\sim$}}{s}}\vphantom{s}} \text{)}
+    \end{aligned}
+    $$</w:t>
+      </w:r>
+    </w:p>
+    <w:p>
+      <w:pPr>
+        <w:pStyle w:val="FirstParagraph"/>
+      </w:pPr>
+      <w:r>
+        <w:t xml:space="preserve">So the Hessian</w:t>
+      </w:r>
+      <w:r>
+        <w:t xml:space="preserve"> </w:t>
+      </w:r>
+      <m:oMath>
+        <m:r>
+          <m:rPr>
+            <m:sty m:val="bi"/>
+          </m:rPr>
+          <m:t>Q</m:t>
+        </m:r>
+      </m:oMath>
+      <w:r>
+        <w:t xml:space="preserve"> </w:t>
+      </w:r>
+      <w:r>
+        <w:t xml:space="preserve">of the</w:t>
+      </w:r>
+      <w:r>
+        <w:t xml:space="preserve"> </w:t>
+      </w:r>
+      <w:hyperlink r:id="rId194">
+        <w:r>
+          <w:rPr>
+            <w:rStyle w:val="Hyperlink"/>
+          </w:rPr>
+          <w:t xml:space="preserve">quadratic function</w:t>
+        </w:r>
+      </w:hyperlink>
+      <w:r>
+        <w:t xml:space="preserve"> </w:t>
+      </w:r>
+      <w:r>
+        <w:t xml:space="preserve">satisfies the secant condition for every step.</w:t>
+      </w:r>
+      <w:r>
+        <w:t xml:space="preserve"> </w:t>
+      </w:r>
+      <w:r>
+        <w:t xml:space="preserve">For a general</w:t>
+      </w:r>
+      <w:r>
+        <w:t xml:space="preserve"> </w:t>
+      </w:r>
+      <m:oMath>
+        <m:r>
+          <m:t>f</m:t>
+        </m:r>
+      </m:oMath>
+      <w:r>
+        <w:t xml:space="preserve">,</w:t>
+      </w:r>
+      <w:r>
+        <w:t xml:space="preserve"> </w:t>
+      </w:r>
+      <w:r>
+        <w:t xml:space="preserve">$\mathord{\smash[b]{\underset{\raise.3ex\hbox{$\scriptstyle\sim$}}{y}}\vphantom{y}}\approx \mathbf{H}_f \mathord{\smash[b]{\underset{\raise.3ex\hbox{$\scriptstyle\sim$}}{s}}\vphantom{s}}$</w:t>
+      </w:r>
+      <w:r>
+        <w:t xml:space="preserve"> </w:t>
+      </w:r>
+      <w:r>
+        <w:t xml:space="preserve">holds for a short step, with</w:t>
+      </w:r>
+      <w:r>
+        <w:t xml:space="preserve"> </w:t>
+      </w:r>
+      <m:oMath>
+        <m:sSub>
+          <m:e>
+            <m:r>
+              <m:rPr>
+                <m:sty m:val="bi"/>
+              </m:rPr>
+              <m:t>H</m:t>
+            </m:r>
+          </m:e>
+          <m:sub>
+            <m:r>
+              <m:t>f</m:t>
+            </m:r>
+          </m:sub>
+        </m:sSub>
+      </m:oMath>
+      <w:r>
+        <w:t xml:space="preserve"> </w:t>
+      </w:r>
+      <w:r>
+        <w:t xml:space="preserve">the Hessian of</w:t>
+      </w:r>
+      <w:r>
+        <w:t xml:space="preserve"> </w:t>
+      </w:r>
+      <m:oMath>
+        <m:r>
+          <m:t>f</m:t>
+        </m:r>
+      </m:oMath>
+      <w:r>
+        <w:t xml:space="preserve"> </w:t>
+      </w:r>
+      <w:r>
+        <w:t xml:space="preserve">near the step,</w:t>
+      </w:r>
+      <w:r>
+        <w:t xml:space="preserve"> </w:t>
+      </w:r>
+      <w:r>
+        <w:t xml:space="preserve">which is why a</w:t>
+      </w:r>
+      <w:r>
+        <w:t xml:space="preserve"> </w:t>
+      </w:r>
+      <w:hyperlink r:id="rId195">
+        <w:r>
+          <w:rPr>
+            <w:rStyle w:val="Hyperlink"/>
+          </w:rPr>
+          <w:t xml:space="preserve">matrix</w:t>
+        </w:r>
+      </w:hyperlink>
+      <w:r>
+        <w:t xml:space="preserve"> </w:t>
+      </w:r>
+      <w:r>
+        <w:t xml:space="preserve">that satisfies the secant condition is a reasonable stand-in for the Hessian.</w:t>
+      </w:r>
+    </w:p>
+    <w:bookmarkEnd w:id="196"/>
+    <w:bookmarkStart w:id="198" w:name="def-quasi-newton-method"/>
+    <w:p>
+      <w:pPr>
+        <w:pStyle w:val="BodyText"/>
+      </w:pPr>
+      <w:r>
+        <w:rPr>
+          <w:b/>
+          <w:bCs/>
+        </w:rPr>
+        <w:t xml:space="preserve">Definition 36 (Quasi-Newton method)</w:t>
+      </w:r>
+      <w:r>
+        <w:t xml:space="preserve"> </w:t>
+      </w:r>
+      <w:r>
+        <w:t xml:space="preserve">Let</w:t>
+      </w:r>
+      <w:r>
+        <w:t xml:space="preserve"> </w:t>
+      </w:r>
+      <m:oMath>
+        <m:r>
+          <m:t>f</m:t>
+        </m:r>
+        <m:r>
+          <m:rPr>
+            <m:sty m:val="p"/>
+          </m:rPr>
+          <m:t>:</m:t>
+        </m:r>
+        <m:sSup>
+          <m:e>
+            <m:r>
+              <m:rPr>
+                <m:scr m:val="double-struck"/>
+                <m:sty m:val="p"/>
+              </m:rPr>
+              <m:t>R</m:t>
+            </m:r>
+          </m:e>
+          <m:sup>
+            <m:r>
+              <m:t>p</m:t>
+            </m:r>
+          </m:sup>
+        </m:sSup>
+        <m:r>
+          <m:rPr>
+            <m:sty m:val="p"/>
+          </m:rPr>
+          <m:t>→</m:t>
+        </m:r>
+        <m:r>
+          <m:rPr>
+            <m:scr m:val="double-struck"/>
+            <m:sty m:val="p"/>
+          </m:rPr>
+          <m:t>R</m:t>
+        </m:r>
+      </m:oMath>
+      <w:r>
+        <w:t xml:space="preserve"> </w:t>
+      </w:r>
+      <w:r>
+        <w:t xml:space="preserve">have first</w:t>
+      </w:r>
+      <w:r>
+        <w:t xml:space="preserve"> </w:t>
+      </w:r>
+      <w:hyperlink r:id="rId143">
+        <w:r>
+          <w:rPr>
+            <w:rStyle w:val="Hyperlink"/>
+          </w:rPr>
+          <w:t xml:space="preserve">partial derivatives</w:t>
+        </w:r>
+      </w:hyperlink>
+      <w:r>
+        <w:t xml:space="preserve">,</w:t>
+      </w:r>
+      <w:r>
+        <w:t xml:space="preserve"> </w:t>
+      </w:r>
+      <w:r>
+        <w:t xml:space="preserve">let</w:t>
+      </w:r>
+      <w:r>
+        <w:t xml:space="preserve"> </w:t>
+      </w:r>
+      <w:r>
+        <w:t xml:space="preserve">$\mathord{\smash[b]{\underset{\raise.3ex\hbox{$\scriptstyle\sim$}}{x}}\vphantom{x}}^{(0)}$</w:t>
+      </w:r>
+      <w:r>
+        <w:t xml:space="preserve"> </w:t>
+      </w:r>
+      <w:r>
+        <w:t xml:space="preserve">be a starting point,</w:t>
+      </w:r>
+      <w:r>
+        <w:t xml:space="preserve"> </w:t>
+      </w:r>
+      <w:r>
+        <w:t xml:space="preserve">and let</w:t>
+      </w:r>
+      <w:r>
+        <w:t xml:space="preserve"> </w:t>
+      </w:r>
+      <m:oMath>
+        <m:sSup>
+          <m:e>
+            <m:r>
+              <m:rPr>
+                <m:sty m:val="bi"/>
+              </m:rPr>
+              <m:t>H</m:t>
+            </m:r>
+          </m:e>
+          <m:sup>
+            <m:r>
+              <m:rPr>
+                <m:sty m:val="p"/>
+              </m:rPr>
+              <m:t>(</m:t>
+            </m:r>
+            <m:r>
+              <m:t>0</m:t>
+            </m:r>
+            <m:r>
+              <m:rPr>
+                <m:sty m:val="p"/>
+              </m:rPr>
+              <m:t>)</m:t>
+            </m:r>
+          </m:sup>
+        </m:sSup>
+      </m:oMath>
+      <w:r>
+        <w:t xml:space="preserve"> </w:t>
+      </w:r>
+      <w:r>
+        <w:t xml:space="preserve">be a</w:t>
+      </w:r>
+      <w:r>
+        <w:t xml:space="preserve"> </w:t>
+      </w:r>
+      <w:hyperlink r:id="rId64">
+        <w:r>
+          <w:rPr>
+            <w:rStyle w:val="Hyperlink"/>
+          </w:rPr>
+          <w:t xml:space="preserve">positive definite matrix</w:t>
+        </w:r>
+      </w:hyperlink>
+      <w:r>
+        <w:t xml:space="preserve">.</w:t>
+      </w:r>
+      <w:r>
+        <w:t xml:space="preserve"> </w:t>
+      </w:r>
+      <w:r>
+        <w:t xml:space="preserve">A</w:t>
+      </w:r>
+      <w:r>
+        <w:t xml:space="preserve"> </w:t>
+      </w:r>
+      <w:r>
+        <w:rPr>
+          <w:b/>
+          <w:bCs/>
+        </w:rPr>
+        <w:t xml:space="preserve">quasi-Newton method</w:t>
+      </w:r>
+      <w:r>
+        <w:t xml:space="preserve"> </w:t>
+      </w:r>
+      <w:r>
+        <w:t xml:space="preserve">[19, Ch. 6]</w:t>
+      </w:r>
+      <w:r>
+        <w:t xml:space="preserve"> </w:t>
+      </w:r>
+      <w:r>
+        <w:t xml:space="preserve">produces, for</w:t>
+      </w:r>
+      <w:r>
+        <w:t xml:space="preserve"> </w:t>
+      </w:r>
+      <m:oMath>
+        <m:r>
+          <m:t>t</m:t>
+        </m:r>
+        <m:r>
+          <m:rPr>
+            <m:sty m:val="p"/>
+          </m:rPr>
+          <m:t>=</m:t>
+        </m:r>
+        <m:r>
+          <m:t>0</m:t>
+        </m:r>
+        <m:r>
+          <m:rPr>
+            <m:sty m:val="p"/>
+          </m:rPr>
+          <m:t>,</m:t>
+        </m:r>
+        <m:r>
+          <m:t>1</m:t>
+        </m:r>
+        <m:r>
+          <m:rPr>
+            <m:sty m:val="p"/>
+          </m:rPr>
+          <m:t>,</m:t>
+        </m:r>
+        <m:r>
+          <m:t>2</m:t>
+        </m:r>
+        <m:r>
+          <m:rPr>
+            <m:sty m:val="p"/>
+          </m:rPr>
+          <m:t>,</m:t>
+        </m:r>
+        <m:r>
+          <m:rPr>
+            <m:sty m:val="p"/>
+          </m:rPr>
+          <m:t>…</m:t>
+        </m:r>
+      </m:oMath>
+      <w:r>
+        <w:t xml:space="preserve">,</w:t>
+      </w:r>
+    </w:p>
+    <w:p>
+      <w:pPr>
+        <w:pStyle w:val="BodyText"/>
+      </w:pPr>
+      <w:r>
+        <w:t xml:space="preserve">$$
+    \mathord{\smash[b]{\underset{\raise.3ex\hbox{$\scriptstyle\sim$}}{x}}\vphantom{x}}^{(t+1)} \stackrel{\text{def}}{=}\mathord{\smash[b]{\underset{\raise.3ex\hbox{$\scriptstyle\sim$}}{x}}\vphantom{x}}^{(t)} - \alpha^{(t)} \mathbf{H}^{(t)} \frac{\partial}{\partial \mathord{\smash[b]{\underset{\raise.3ex\hbox{$\scriptstyle\sim$}}{x}}\vphantom{x}}} f(\mathord{\smash[b]{\underset{\raise.3ex\hbox{$\scriptstyle\sim$}}{x}}\vphantom{x}}^{(t)}),
+    $$</w:t>
+      </w:r>
+    </w:p>
+    <w:p>
+      <w:pPr>
+        <w:pStyle w:val="FirstParagraph"/>
+      </w:pPr>
+      <w:r>
+        <w:t xml:space="preserve">where</w:t>
+      </w:r>
+      <w:r>
+        <w:t xml:space="preserve"> </w:t>
+      </w:r>
+      <m:oMath>
+        <m:sSup>
+          <m:e>
+            <m:r>
+              <m:t>α</m:t>
+            </m:r>
+          </m:e>
+          <m:sup>
+            <m:r>
+              <m:rPr>
+                <m:sty m:val="p"/>
+              </m:rPr>
+              <m:t>(</m:t>
+            </m:r>
+            <m:r>
+              <m:t>t</m:t>
+            </m:r>
+            <m:r>
+              <m:rPr>
+                <m:sty m:val="p"/>
+              </m:rPr>
+              <m:t>)</m:t>
+            </m:r>
+          </m:sup>
+        </m:sSup>
+        <m:r>
+          <m:rPr>
+            <m:sty m:val="p"/>
+          </m:rPr>
+          <m:t>&gt;</m:t>
+        </m:r>
+        <m:r>
+          <m:t>0</m:t>
+        </m:r>
+      </m:oMath>
+      <w:r>
+        <w:t xml:space="preserve"> </w:t>
+      </w:r>
+      <w:r>
+        <w:t xml:space="preserve">is a</w:t>
+      </w:r>
+      <w:r>
+        <w:t xml:space="preserve"> </w:t>
+      </w:r>
+      <w:hyperlink w:anchor="def-gradient-descent">
+        <w:r>
+          <w:rPr>
+            <w:rStyle w:val="Hyperlink"/>
+          </w:rPr>
+          <w:t xml:space="preserve">step length</w:t>
+        </w:r>
+      </w:hyperlink>
+      <w:r>
+        <w:t xml:space="preserve"> </w:t>
+      </w:r>
+      <w:r>
+        <w:t xml:space="preserve">chosen by a</w:t>
+      </w:r>
+      <w:r>
+        <w:t xml:space="preserve"> </w:t>
+      </w:r>
+      <w:hyperlink w:anchor="def-line-search">
+        <w:r>
+          <w:rPr>
+            <w:rStyle w:val="Hyperlink"/>
+          </w:rPr>
+          <w:t xml:space="preserve">line search</w:t>
+        </w:r>
+      </w:hyperlink>
+      <w:r>
+        <w:t xml:space="preserve">,</w:t>
+      </w:r>
+      <w:r>
+        <w:t xml:space="preserve"> </w:t>
+      </w:r>
+      <w:r>
+        <w:t xml:space="preserve">and</w:t>
+      </w:r>
+      <w:r>
+        <w:t xml:space="preserve"> </w:t>
+      </w:r>
+      <m:oMath>
+        <m:sSup>
+          <m:e>
+            <m:r>
+              <m:rPr>
+                <m:sty m:val="bi"/>
+              </m:rPr>
+              <m:t>H</m:t>
+            </m:r>
+          </m:e>
+          <m:sup>
+            <m:r>
+              <m:rPr>
+                <m:sty m:val="p"/>
+              </m:rPr>
+              <m:t>(</m:t>
+            </m:r>
+            <m:r>
+              <m:t>t</m:t>
+            </m:r>
+            <m:r>
+              <m:rPr>
+                <m:sty m:val="p"/>
+              </m:rPr>
+              <m:t>+</m:t>
+            </m:r>
+            <m:r>
+              <m:t>1</m:t>
+            </m:r>
+            <m:r>
+              <m:rPr>
+                <m:sty m:val="p"/>
+              </m:rPr>
+              <m:t>)</m:t>
+            </m:r>
+          </m:sup>
+        </m:sSup>
+      </m:oMath>
+      <w:r>
+        <w:t xml:space="preserve"> </w:t>
+      </w:r>
+      <w:r>
+        <w:t xml:space="preserve">is a</w:t>
+      </w:r>
+      <w:r>
+        <w:t xml:space="preserve"> </w:t>
+      </w:r>
+      <w:hyperlink r:id="rId192">
+        <w:r>
+          <w:rPr>
+            <w:rStyle w:val="Hyperlink"/>
+          </w:rPr>
+          <w:t xml:space="preserve">symmetric</w:t>
+        </w:r>
+      </w:hyperlink>
+      <w:r>
+        <w:t xml:space="preserve"> </w:t>
+      </w:r>
+      <w:r>
+        <w:t xml:space="preserve">positive definite matrix</w:t>
+      </w:r>
+      <w:r>
+        <w:t xml:space="preserve"> </w:t>
+      </w:r>
+      <w:r>
+        <w:t xml:space="preserve">whose</w:t>
+      </w:r>
+      <w:r>
+        <w:t xml:space="preserve"> </w:t>
+      </w:r>
+      <w:hyperlink r:id="rId197">
+        <w:r>
+          <w:rPr>
+            <w:rStyle w:val="Hyperlink"/>
+          </w:rPr>
+          <w:t xml:space="preserve">inverse</w:t>
+        </w:r>
+      </w:hyperlink>
+      <w:r>
+        <w:t xml:space="preserve"> </w:t>
+      </w:r>
+      <w:r>
+        <w:t xml:space="preserve">satisfies the</w:t>
+      </w:r>
+      <w:r>
+        <w:t xml:space="preserve"> </w:t>
+      </w:r>
+      <w:hyperlink w:anchor="def-secant-condition">
+        <w:r>
+          <w:rPr>
+            <w:rStyle w:val="Hyperlink"/>
+          </w:rPr>
+          <w:t xml:space="preserve">secant condition</w:t>
+        </w:r>
+      </w:hyperlink>
+      <w:r>
+        <w:t xml:space="preserve">, that is,</w:t>
+      </w:r>
+      <w:r>
+        <w:t xml:space="preserve"> </w:t>
+      </w:r>
+      <w:r>
+        <w:t xml:space="preserve">$\mathbf{H}^{(t+1)} \mathord{\smash[b]{\underset{\raise.3ex\hbox{$\scriptstyle\sim$}}{y}}\vphantom{y}}^{(t)} = \mathord{\smash[b]{\underset{\raise.3ex\hbox{$\scriptstyle\sim$}}{s}}\vphantom{s}}^{(t)}$</w:t>
+      </w:r>
+      <w:r>
+        <w:t xml:space="preserve">,</w:t>
+      </w:r>
+      <w:r>
+        <w:t xml:space="preserve"> </w:t>
+      </w:r>
+      <w:r>
+        <w:t xml:space="preserve">with</w:t>
+      </w:r>
+      <w:r>
+        <w:t xml:space="preserve"> </w:t>
+      </w:r>
+      <w:r>
+        <w:t xml:space="preserve">$\mathord{\smash[b]{\underset{\raise.3ex\hbox{$\scriptstyle\sim$}}{s}}\vphantom{s}}^{(t)} = \mathord{\smash[b]{\underset{\raise.3ex\hbox{$\scriptstyle\sim$}}{x}}\vphantom{x}}^{(t+1)} - \mathord{\smash[b]{\underset{\raise.3ex\hbox{$\scriptstyle\sim$}}{x}}\vphantom{x}}^{(t)}$</w:t>
+      </w:r>
+      <w:r>
+        <w:t xml:space="preserve"> </w:t>
+      </w:r>
+      <w:r>
+        <w:t xml:space="preserve">and</w:t>
+      </w:r>
+      <w:r>
+        <w:t xml:space="preserve"> </w:t>
+      </w:r>
+      <w:r>
+        <w:t xml:space="preserve">$\mathord{\smash[b]{\underset{\raise.3ex\hbox{$\scriptstyle\sim$}}{y}}\vphantom{y}}^{(t)} = \frac{\partial}{\partial \mathord{\smash[b]{\underset{\raise.3ex\hbox{$\scriptstyle\sim$}}{x}}\vphantom{x}}} f(\mathord{\smash[b]{\underset{\raise.3ex\hbox{$\scriptstyle\sim$}}{x}}\vphantom{x}}^{(t+1)}) - \frac{\partial}{\partial \mathord{\smash[b]{\underset{\raise.3ex\hbox{$\scriptstyle\sim$}}{x}}\vphantom{x}}} f(\mathord{\smash[b]{\underset{\raise.3ex\hbox{$\scriptstyle\sim$}}{x}}\vphantom{x}}^{(t)})$</w:t>
+      </w:r>
+      <w:r>
+        <w:t xml:space="preserve">.</w:t>
+      </w:r>
+    </w:p>
+    <w:bookmarkEnd w:id="198"/>
+    <w:bookmarkStart w:id="199" w:name="exm-quasi-newton-step"/>
+    <w:p>
+      <w:pPr>
+        <w:pStyle w:val="BodyText"/>
+      </w:pPr>
+      <w:r>
+        <w:rPr>
+          <w:b/>
+          <w:bCs/>
+        </w:rPr>
+        <w:t xml:space="preserve">Example 51 (One quasi-Newton step on a quadratic function)</w:t>
+      </w:r>
+      <w:r>
+        <w:t xml:space="preserve"> </w:t>
+      </w:r>
+      <w:r>
+        <w:t xml:space="preserve">Take</w:t>
+      </w:r>
+      <w:r>
+        <w:t xml:space="preserve"> </w:t>
+      </w:r>
+      <w:r>
+        <w:t xml:space="preserve">$f(\mathord{\smash[b]{\underset{\raise.3ex\hbox{$\scriptstyle\sim$}}{x}}\vphantom{x}}) = \tfrac{1}{2} {\mathord{\smash[b]{\underset{\raise.3ex\hbox{$\scriptstyle\sim$}}{x}}\vphantom{x}}}^{\top} \mathbf{Q} \mathord{\smash[b]{\underset{\raise.3ex\hbox{$\scriptstyle\sim$}}{x}}\vphantom{x}} - \mathord{\smash[b]{\underset{\raise.3ex\hbox{$\scriptstyle\sim$}}{b}}\vphantom{b}} \cdot \mathord{\smash[b]{\underset{\raise.3ex\hbox{$\scriptstyle\sim$}}{x}}\vphantom{x}}$</w:t>
+      </w:r>
+      <w:r>
+        <w:t xml:space="preserve"> </w:t>
+      </w:r>
+      <w:r>
+        <w:t xml:space="preserve">with</w:t>
+      </w:r>
+      <w:r>
+        <w:t xml:space="preserve"> </w:t>
+      </w:r>
+      <m:oMath>
+        <m:r>
+          <m:rPr>
+            <m:sty m:val="bi"/>
+          </m:rPr>
+          <m:t>Q</m:t>
+        </m:r>
+        <m:r>
+          <m:rPr>
+            <m:sty m:val="p"/>
+          </m:rPr>
+          <m:t>=</m:t>
+        </m:r>
+        <m:d>
+          <m:dPr>
+            <m:begChr m:val="["/>
+            <m:sepChr m:val=""/>
+            <m:endChr m:val="]"/>
+            <m:grow/>
+          </m:dPr>
+          <m:e>
+            <m:m>
+              <m:mPr>
+                <m:baseJc m:val="center"/>
+                <m:plcHide m:val="on"/>
+                <m:mcs>
+                  <m:mc>
+                    <m:mcPr>
+                      <m:mcJc m:val="center"/>
+                      <m:count m:val="1"/>
+                    </m:mcPr>
+                  </m:mc>
+                  <m:mc>
+                    <m:mcPr>
+                      <m:mcJc m:val="center"/>
+                      <m:count m:val="1"/>
+                    </m:mcPr>
+                  </m:mc>
+                </m:mcs>
+              </m:mPr>
+              <m:mr>
+                <m:e>
+                  <m:r>
+                    <m:t>4</m:t>
+                  </m:r>
+                </m:e>
+                <m:e>
+                  <m:r>
+                    <m:t>1</m:t>
+                  </m:r>
+                </m:e>
+              </m:mr>
+              <m:mr>
+                <m:e>
+                  <m:r>
+                    <m:t>1</m:t>
+                  </m:r>
+                </m:e>
+                <m:e>
+                  <m:r>
+                    <m:t>3</m:t>
+                  </m:r>
+                </m:e>
+              </m:mr>
+            </m:m>
+          </m:e>
+        </m:d>
+      </m:oMath>
+      <w:r>
+        <w:t xml:space="preserve"> </w:t>
+      </w:r>
+      <w:r>
+        <w:t xml:space="preserve">and</w:t>
+      </w:r>
+      <w:r>
+        <w:t xml:space="preserve"> </w:t>
+      </w:r>
+      <w:r>
+        <w:t xml:space="preserve">$\mathord{\smash[b]{\underset{\raise.3ex\hbox{$\scriptstyle\sim$}}{b}}\vphantom{b}} = {(1, 2)}^{\top}$</w:t>
+      </w:r>
+      <w:r>
+        <w:t xml:space="preserve"> </w:t>
+      </w:r>
+      <w:r>
+        <w:t xml:space="preserve">(</w:t>
+      </w:r>
+      <w:hyperlink w:anchor="exm-secant-condition">
+        <w:r>
+          <w:rPr>
+            <w:rStyle w:val="Hyperlink"/>
+          </w:rPr>
+          <w:t xml:space="preserve">Example 50</w:t>
+        </w:r>
+      </w:hyperlink>
+      <w:r>
+        <w:t xml:space="preserve">),</w:t>
+      </w:r>
+      <w:r>
+        <w:t xml:space="preserve"> </w:t>
+      </w:r>
+      <w:r>
+        <w:t xml:space="preserve">$\mathord{\smash[b]{\underset{\raise.3ex\hbox{$\scriptstyle\sim$}}{x}}\vphantom{x}}^{(0)} = \mathord{\smash[b]{\underset{\raise.3ex\hbox{$\scriptstyle\sim$}}{0}}\vphantom{0}}$</w:t>
+      </w:r>
+      <w:r>
+        <w:t xml:space="preserve"> </w:t>
+      </w:r>
+      <w:r>
+        <w:t xml:space="preserve">and</w:t>
+      </w:r>
+      <w:r>
+        <w:t xml:space="preserve"> </w:t>
+      </w:r>
+      <m:oMath>
+        <m:sSup>
+          <m:e>
+            <m:r>
+              <m:rPr>
+                <m:sty m:val="bi"/>
+              </m:rPr>
+              <m:t>H</m:t>
+            </m:r>
+          </m:e>
+          <m:sup>
+            <m:r>
+              <m:rPr>
+                <m:sty m:val="p"/>
+              </m:rPr>
+              <m:t>(</m:t>
+            </m:r>
+            <m:r>
+              <m:t>0</m:t>
+            </m:r>
+            <m:r>
+              <m:rPr>
+                <m:sty m:val="p"/>
+              </m:rPr>
+              <m:t>)</m:t>
+            </m:r>
+          </m:sup>
+        </m:sSup>
+        <m:r>
+          <m:rPr>
+            <m:sty m:val="p"/>
+          </m:rPr>
+          <m:t>=</m:t>
+        </m:r>
+        <m:sSub>
+          <m:e>
+            <m:r>
+              <m:rPr>
+                <m:sty m:val="bi"/>
+              </m:rPr>
+              <m:t>I</m:t>
+            </m:r>
+          </m:e>
+          <m:sub>
+            <m:r>
+              <m:t>2</m:t>
+            </m:r>
+          </m:sub>
+        </m:sSub>
+      </m:oMath>
+      <w:r>
+        <w:t xml:space="preserve">.</w:t>
+      </w:r>
+      <w:r>
+        <w:t xml:space="preserve"> </w:t>
+      </w:r>
+      <w:r>
+        <w:t xml:space="preserve">For a</w:t>
+      </w:r>
+      <w:r>
+        <w:t xml:space="preserve"> </w:t>
+      </w:r>
+      <w:hyperlink r:id="rId194">
+        <w:r>
+          <w:rPr>
+            <w:rStyle w:val="Hyperlink"/>
+          </w:rPr>
+          <w:t xml:space="preserve">quadratic function</w:t>
+        </w:r>
+      </w:hyperlink>
+      <w:r>
+        <w:t xml:space="preserve">, the</w:t>
+      </w:r>
+      <w:r>
+        <w:t xml:space="preserve"> </w:t>
+      </w:r>
+      <w:hyperlink w:anchor="def-gradient-descent">
+        <w:r>
+          <w:rPr>
+            <w:rStyle w:val="Hyperlink"/>
+          </w:rPr>
+          <w:t xml:space="preserve">step length</w:t>
+        </w:r>
+      </w:hyperlink>
+      <w:r>
+        <w:t xml:space="preserve"> </w:t>
+      </w:r>
+      <w:r>
+        <w:t xml:space="preserve">that minimizes</w:t>
+      </w:r>
+      <w:r>
+        <w:t xml:space="preserve"> </w:t>
+      </w:r>
+      <m:oMath>
+        <m:r>
+          <m:t>f</m:t>
+        </m:r>
+      </m:oMath>
+      <w:r>
+        <w:t xml:space="preserve"> </w:t>
+      </w:r>
+      <w:r>
+        <w:t xml:space="preserve">along a</w:t>
+      </w:r>
+      <w:r>
+        <w:t xml:space="preserve"> </w:t>
+      </w:r>
+      <w:hyperlink r:id="rId178">
+        <w:r>
+          <w:rPr>
+            <w:rStyle w:val="Hyperlink"/>
+          </w:rPr>
+          <w:t xml:space="preserve">direction</w:t>
+        </w:r>
+      </w:hyperlink>
+      <w:r>
+        <w:t xml:space="preserve"> </w:t>
+      </w:r>
+      <w:r>
+        <w:t xml:space="preserve">$\mathord{\smash[b]{\underset{\raise.3ex\hbox{$\scriptstyle\sim$}}{d}}\vphantom{d}}$</w:t>
+      </w:r>
+      <w:r>
+        <w:t xml:space="preserve"> </w:t>
+      </w:r>
+      <w:r>
+        <w:t xml:space="preserve">is</w:t>
+      </w:r>
+      <w:r>
+        <w:t xml:space="preserve"> </w:t>
+      </w:r>
+      <w:r>
+        <w:t xml:space="preserve">$\alpha = -\frac{\partial}{\partial \mathord{\smash[b]{\underset{\raise.3ex\hbox{$\scriptstyle\sim$}}{x}}\vphantom{x}}} f(\mathord{\smash[b]{\underset{\raise.3ex\hbox{$\scriptstyle\sim$}}{x}}\vphantom{x}}) \cdot \mathord{\smash[b]{\underset{\raise.3ex\hbox{$\scriptstyle\sim$}}{d}}\vphantom{d}} / {\mathord{\smash[b]{\underset{\raise.3ex\hbox{$\scriptstyle\sim$}}{d}}\vphantom{d}}}^{\top} \mathbf{Q} \mathord{\smash[b]{\underset{\raise.3ex\hbox{$\scriptstyle\sim$}}{d}}\vphantom{d}}$</w:t>
+      </w:r>
+      <w:r>
+        <w:t xml:space="preserve">.</w:t>
+      </w:r>
+    </w:p>
+    <w:p>
+      <w:pPr>
+        <w:pStyle w:val="SourceCode"/>
+      </w:pPr>
+      <w:r>
+        <w:rPr>
+          <w:rStyle w:val="NormalTok"/>
+        </w:rPr>
+        <w:t xml:space="preserve">Q </w:t>
+      </w:r>
+      <w:r>
+        <w:rPr>
+          <w:rStyle w:val="OtherTok"/>
+        </w:rPr>
+        <w:t xml:space="preserve">&lt;-</w:t>
+      </w:r>
+      <w:r>
+        <w:rPr>
+          <w:rStyle w:val="NormalTok"/>
+        </w:rPr>
+        <w:t xml:space="preserve"> </w:t>
+      </w:r>
+      <w:r>
+        <w:rPr>
+          <w:rStyle w:val="FunctionTok"/>
+        </w:rPr>
+        <w:t xml:space="preserve">matrix</w:t>
+      </w:r>
+      <w:r>
+        <w:rPr>
+          <w:rStyle w:val="NormalTok"/>
+        </w:rPr>
+        <w:t xml:space="preserve">(</w:t>
+      </w:r>
+      <w:r>
+        <w:rPr>
+          <w:rStyle w:val="FunctionTok"/>
+        </w:rPr>
+        <w:t xml:space="preserve">c</w:t>
+      </w:r>
+      <w:r>
+        <w:rPr>
+          <w:rStyle w:val="NormalTok"/>
+        </w:rPr>
+        <w:t xml:space="preserve">(</w:t>
+      </w:r>
+      <w:r>
+        <w:rPr>
+          <w:rStyle w:val="DecValTok"/>
+        </w:rPr>
+        <w:t xml:space="preserve">4</w:t>
+      </w:r>
+      <w:r>
+        <w:rPr>
+          <w:rStyle w:val="NormalTok"/>
+        </w:rPr>
+        <w:t xml:space="preserve">, </w:t>
+      </w:r>
+      <w:r>
+        <w:rPr>
+          <w:rStyle w:val="DecValTok"/>
+        </w:rPr>
+        <w:t xml:space="preserve">1</w:t>
+      </w:r>
+      <w:r>
+        <w:rPr>
+          <w:rStyle w:val="NormalTok"/>
+        </w:rPr>
+        <w:t xml:space="preserve">, </w:t>
+      </w:r>
+      <w:r>
+        <w:rPr>
+          <w:rStyle w:val="DecValTok"/>
+        </w:rPr>
+        <w:t xml:space="preserve">1</w:t>
+      </w:r>
+      <w:r>
+        <w:rPr>
+          <w:rStyle w:val="NormalTok"/>
+        </w:rPr>
+        <w:t xml:space="preserve">, </w:t>
+      </w:r>
+      <w:r>
+        <w:rPr>
+          <w:rStyle w:val="DecValTok"/>
+        </w:rPr>
+        <w:t xml:space="preserve">3</w:t>
+      </w:r>
+      <w:r>
+        <w:rPr>
+          <w:rStyle w:val="NormalTok"/>
+        </w:rPr>
+        <w:t xml:space="preserve">), </w:t>
+      </w:r>
+      <w:r>
+        <w:rPr>
+          <w:rStyle w:val="AttributeTok"/>
+        </w:rPr>
+        <w:t xml:space="preserve">nrow =</w:t>
+      </w:r>
+      <w:r>
+        <w:rPr>
+          <w:rStyle w:val="NormalTok"/>
+        </w:rPr>
+        <w:t xml:space="preserve"> </w:t>
+      </w:r>
+      <w:r>
+        <w:rPr>
+          <w:rStyle w:val="DecValTok"/>
+        </w:rPr>
+        <w:t xml:space="preserve">2</w:t>
+      </w:r>
+      <w:r>
+        <w:rPr>
+          <w:rStyle w:val="NormalTok"/>
+        </w:rPr>
+        <w:t xml:space="preserve">)</w:t>
+      </w:r>
+      <w:r>
+        <w:br/>
+      </w:r>
+      <w:r>
+        <w:rPr>
+          <w:rStyle w:val="NormalTok"/>
+        </w:rPr>
+        <w:t xml:space="preserve">b </w:t>
+      </w:r>
+      <w:r>
+        <w:rPr>
+          <w:rStyle w:val="OtherTok"/>
+        </w:rPr>
+        <w:t xml:space="preserve">&lt;-</w:t>
+      </w:r>
+      <w:r>
+        <w:rPr>
+          <w:rStyle w:val="NormalTok"/>
+        </w:rPr>
+        <w:t xml:space="preserve"> </w:t>
+      </w:r>
+      <w:r>
+        <w:rPr>
+          <w:rStyle w:val="FunctionTok"/>
+        </w:rPr>
+        <w:t xml:space="preserve">c</w:t>
+      </w:r>
+      <w:r>
+        <w:rPr>
+          <w:rStyle w:val="NormalTok"/>
+        </w:rPr>
+        <w:t xml:space="preserve">(</w:t>
+      </w:r>
+      <w:r>
+        <w:rPr>
+          <w:rStyle w:val="DecValTok"/>
+        </w:rPr>
+        <w:t xml:space="preserve">1</w:t>
+      </w:r>
+      <w:r>
+        <w:rPr>
+          <w:rStyle w:val="NormalTok"/>
+        </w:rPr>
+        <w:t xml:space="preserve">, </w:t>
+      </w:r>
+      <w:r>
+        <w:rPr>
+          <w:rStyle w:val="DecValTok"/>
+        </w:rPr>
+        <w:t xml:space="preserve">2</w:t>
+      </w:r>
+      <w:r>
+        <w:rPr>
+          <w:rStyle w:val="NormalTok"/>
+        </w:rPr>
+        <w:t xml:space="preserve">)</w:t>
+      </w:r>
+      <w:r>
+        <w:br/>
+      </w:r>
+      <w:r>
+        <w:rPr>
+          <w:rStyle w:val="NormalTok"/>
+        </w:rPr>
+        <w:t xml:space="preserve">f </w:t>
+      </w:r>
+      <w:r>
+        <w:rPr>
+          <w:rStyle w:val="OtherTok"/>
+        </w:rPr>
+        <w:t xml:space="preserve">&lt;-</w:t>
+      </w:r>
+      <w:r>
+        <w:rPr>
+          <w:rStyle w:val="NormalTok"/>
+        </w:rPr>
+        <w:t xml:space="preserve"> </w:t>
+      </w:r>
+      <w:r>
+        <w:rPr>
+          <w:rStyle w:val="ControlFlowTok"/>
+        </w:rPr>
+        <w:t xml:space="preserve">function</w:t>
+      </w:r>
+      <w:r>
+        <w:rPr>
+          <w:rStyle w:val="NormalTok"/>
+        </w:rPr>
+        <w:t xml:space="preserve">(x) </w:t>
+      </w:r>
+      <w:r>
+        <w:rPr>
+          <w:rStyle w:val="FloatTok"/>
+        </w:rPr>
+        <w:t xml:space="preserve">0.5</w:t>
+      </w:r>
+      <w:r>
+        <w:rPr>
+          <w:rStyle w:val="NormalTok"/>
+        </w:rPr>
+        <w:t xml:space="preserve"> </w:t>
+      </w:r>
+      <w:r>
+        <w:rPr>
+          <w:rStyle w:val="SpecialCharTok"/>
+        </w:rPr>
+        <w:t xml:space="preserve">*</w:t>
+      </w:r>
+      <w:r>
+        <w:rPr>
+          <w:rStyle w:val="NormalTok"/>
+        </w:rPr>
+        <w:t xml:space="preserve"> </w:t>
+      </w:r>
+      <w:r>
+        <w:rPr>
+          <w:rStyle w:val="FunctionTok"/>
+        </w:rPr>
+        <w:t xml:space="preserve">sum</w:t>
+      </w:r>
+      <w:r>
+        <w:rPr>
+          <w:rStyle w:val="NormalTok"/>
+        </w:rPr>
+        <w:t xml:space="preserve">(x </w:t>
+      </w:r>
+      <w:r>
+        <w:rPr>
+          <w:rStyle w:val="SpecialCharTok"/>
+        </w:rPr>
+        <w:t xml:space="preserve">*</w:t>
+      </w:r>
+      <w:r>
+        <w:rPr>
+          <w:rStyle w:val="NormalTok"/>
+        </w:rPr>
+        <w:t xml:space="preserve"> (Q </w:t>
+      </w:r>
+      <w:r>
+        <w:rPr>
+          <w:rStyle w:val="SpecialCharTok"/>
+        </w:rPr>
+        <w:t xml:space="preserve">%*%</w:t>
+      </w:r>
+      <w:r>
+        <w:rPr>
+          <w:rStyle w:val="NormalTok"/>
+        </w:rPr>
+        <w:t xml:space="preserve"> x)) </w:t>
+      </w:r>
+      <w:r>
+        <w:rPr>
+          <w:rStyle w:val="SpecialCharTok"/>
+        </w:rPr>
+        <w:t xml:space="preserve">-</w:t>
+      </w:r>
+      <w:r>
+        <w:rPr>
+          <w:rStyle w:val="NormalTok"/>
+        </w:rPr>
+        <w:t xml:space="preserve"> </w:t>
+      </w:r>
+      <w:r>
+        <w:rPr>
+          <w:rStyle w:val="FunctionTok"/>
+        </w:rPr>
+        <w:t xml:space="preserve">sum</w:t>
+      </w:r>
+      <w:r>
+        <w:rPr>
+          <w:rStyle w:val="NormalTok"/>
+        </w:rPr>
+        <w:t xml:space="preserve">(b </w:t>
+      </w:r>
+      <w:r>
+        <w:rPr>
+          <w:rStyle w:val="SpecialCharTok"/>
+        </w:rPr>
+        <w:t xml:space="preserve">*</w:t>
+      </w:r>
+      <w:r>
+        <w:rPr>
+          <w:rStyle w:val="NormalTok"/>
+        </w:rPr>
+        <w:t xml:space="preserve"> x)</w:t>
+      </w:r>
+      <w:r>
+        <w:br/>
+      </w:r>
+      <w:r>
+        <w:rPr>
+          <w:rStyle w:val="NormalTok"/>
+        </w:rPr>
+        <w:t xml:space="preserve">grad </w:t>
+      </w:r>
+      <w:r>
+        <w:rPr>
+          <w:rStyle w:val="OtherTok"/>
+        </w:rPr>
+        <w:t xml:space="preserve">&lt;-</w:t>
+      </w:r>
+      <w:r>
+        <w:rPr>
+          <w:rStyle w:val="NormalTok"/>
+        </w:rPr>
+        <w:t xml:space="preserve"> </w:t>
+      </w:r>
+      <w:r>
+        <w:rPr>
+          <w:rStyle w:val="ControlFlowTok"/>
+        </w:rPr>
+        <w:t xml:space="preserve">function</w:t>
+      </w:r>
+      <w:r>
+        <w:rPr>
+          <w:rStyle w:val="NormalTok"/>
+        </w:rPr>
+        <w:t xml:space="preserve">(x) </w:t>
+      </w:r>
+      <w:r>
+        <w:rPr>
+          <w:rStyle w:val="FunctionTok"/>
+        </w:rPr>
+        <w:t xml:space="preserve">drop</w:t>
+      </w:r>
+      <w:r>
+        <w:rPr>
+          <w:rStyle w:val="NormalTok"/>
+        </w:rPr>
+        <w:t xml:space="preserve">(Q </w:t>
+      </w:r>
+      <w:r>
+        <w:rPr>
+          <w:rStyle w:val="SpecialCharTok"/>
+        </w:rPr>
+        <w:t xml:space="preserve">%*%</w:t>
+      </w:r>
+      <w:r>
+        <w:rPr>
+          <w:rStyle w:val="NormalTok"/>
+        </w:rPr>
+        <w:t xml:space="preserve"> x </w:t>
+      </w:r>
+      <w:r>
+        <w:rPr>
+          <w:rStyle w:val="SpecialCharTok"/>
+        </w:rPr>
+        <w:t xml:space="preserve">-</w:t>
+      </w:r>
+      <w:r>
+        <w:rPr>
+          <w:rStyle w:val="NormalTok"/>
+        </w:rPr>
+        <w:t xml:space="preserve"> b)</w:t>
+      </w:r>
+      <w:r>
+        <w:br/>
+      </w:r>
+      <w:r>
+        <w:rPr>
+          <w:rStyle w:val="NormalTok"/>
+        </w:rPr>
+        <w:t xml:space="preserve">x0 </w:t>
+      </w:r>
+      <w:r>
+        <w:rPr>
+          <w:rStyle w:val="OtherTok"/>
+        </w:rPr>
+        <w:t xml:space="preserve">&lt;-</w:t>
+      </w:r>
+      <w:r>
+        <w:rPr>
+          <w:rStyle w:val="NormalTok"/>
+        </w:rPr>
+        <w:t xml:space="preserve"> </w:t>
+      </w:r>
+      <w:r>
+        <w:rPr>
+          <w:rStyle w:val="FunctionTok"/>
+        </w:rPr>
+        <w:t xml:space="preserve">c</w:t>
+      </w:r>
+      <w:r>
+        <w:rPr>
+          <w:rStyle w:val="NormalTok"/>
+        </w:rPr>
+        <w:t xml:space="preserve">(</w:t>
+      </w:r>
+      <w:r>
+        <w:rPr>
+          <w:rStyle w:val="DecValTok"/>
+        </w:rPr>
+        <w:t xml:space="preserve">0</w:t>
+      </w:r>
+      <w:r>
+        <w:rPr>
+          <w:rStyle w:val="NormalTok"/>
+        </w:rPr>
+        <w:t xml:space="preserve">, </w:t>
+      </w:r>
+      <w:r>
+        <w:rPr>
+          <w:rStyle w:val="DecValTok"/>
+        </w:rPr>
+        <w:t xml:space="preserve">0</w:t>
+      </w:r>
+      <w:r>
+        <w:rPr>
+          <w:rStyle w:val="NormalTok"/>
+        </w:rPr>
+        <w:t xml:space="preserve">)</w:t>
+      </w:r>
+      <w:r>
+        <w:br/>
+      </w:r>
+      <w:r>
+        <w:rPr>
+          <w:rStyle w:val="NormalTok"/>
+        </w:rPr>
+        <w:t xml:space="preserve">H0 </w:t>
+      </w:r>
+      <w:r>
+        <w:rPr>
+          <w:rStyle w:val="OtherTok"/>
+        </w:rPr>
+        <w:t xml:space="preserve">&lt;-</w:t>
+      </w:r>
+      <w:r>
+        <w:rPr>
+          <w:rStyle w:val="NormalTok"/>
+        </w:rPr>
+        <w:t xml:space="preserve"> </w:t>
+      </w:r>
+      <w:r>
+        <w:rPr>
+          <w:rStyle w:val="FunctionTok"/>
+        </w:rPr>
+        <w:t xml:space="preserve">diag</w:t>
+      </w:r>
+      <w:r>
+        <w:rPr>
+          <w:rStyle w:val="NormalTok"/>
+        </w:rPr>
+        <w:t xml:space="preserve">(</w:t>
+      </w:r>
+      <w:r>
+        <w:rPr>
+          <w:rStyle w:val="DecValTok"/>
+        </w:rPr>
+        <w:t xml:space="preserve">2</w:t>
+      </w:r>
+      <w:r>
+        <w:rPr>
+          <w:rStyle w:val="NormalTok"/>
+        </w:rPr>
+        <w:t xml:space="preserve">)</w:t>
+      </w:r>
+      <w:r>
+        <w:br/>
+      </w:r>
+      <w:r>
+        <w:rPr>
+          <w:rStyle w:val="NormalTok"/>
+        </w:rPr>
+        <w:t xml:space="preserve">d </w:t>
+      </w:r>
+      <w:r>
+        <w:rPr>
+          <w:rStyle w:val="OtherTok"/>
+        </w:rPr>
+        <w:t xml:space="preserve">&lt;-</w:t>
+      </w:r>
+      <w:r>
+        <w:rPr>
+          <w:rStyle w:val="NormalTok"/>
+        </w:rPr>
+        <w:t xml:space="preserve"> </w:t>
+      </w:r>
+      <w:r>
+        <w:rPr>
+          <w:rStyle w:val="SpecialCharTok"/>
+        </w:rPr>
+        <w:t xml:space="preserve">-</w:t>
+      </w:r>
+      <w:r>
+        <w:rPr>
+          <w:rStyle w:val="FunctionTok"/>
+        </w:rPr>
+        <w:t xml:space="preserve">drop</w:t>
+      </w:r>
+      <w:r>
+        <w:rPr>
+          <w:rStyle w:val="NormalTok"/>
+        </w:rPr>
+        <w:t xml:space="preserve">(H0 </w:t>
+      </w:r>
+      <w:r>
+        <w:rPr>
+          <w:rStyle w:val="SpecialCharTok"/>
+        </w:rPr>
+        <w:t xml:space="preserve">%*%</w:t>
+      </w:r>
+      <w:r>
+        <w:rPr>
+          <w:rStyle w:val="NormalTok"/>
+        </w:rPr>
+        <w:t xml:space="preserve"> </w:t>
+      </w:r>
+      <w:r>
+        <w:rPr>
+          <w:rStyle w:val="FunctionTok"/>
+        </w:rPr>
+        <w:t xml:space="preserve">grad</w:t>
+      </w:r>
+      <w:r>
+        <w:rPr>
+          <w:rStyle w:val="NormalTok"/>
+        </w:rPr>
+        <w:t xml:space="preserve">(x0))</w:t>
+      </w:r>
+      <w:r>
+        <w:br/>
+      </w:r>
+      <w:r>
+        <w:rPr>
+          <w:rStyle w:val="NormalTok"/>
+        </w:rPr>
+        <w:t xml:space="preserve">step </w:t>
+      </w:r>
+      <w:r>
+        <w:rPr>
+          <w:rStyle w:val="OtherTok"/>
+        </w:rPr>
+        <w:t xml:space="preserve">&lt;-</w:t>
+      </w:r>
+      <w:r>
+        <w:rPr>
+          <w:rStyle w:val="NormalTok"/>
+        </w:rPr>
+        <w:t xml:space="preserve"> </w:t>
+      </w:r>
+      <w:r>
+        <w:rPr>
+          <w:rStyle w:val="SpecialCharTok"/>
+        </w:rPr>
+        <w:t xml:space="preserve">-</w:t>
+      </w:r>
+      <w:r>
+        <w:rPr>
+          <w:rStyle w:val="FunctionTok"/>
+        </w:rPr>
+        <w:t xml:space="preserve">sum</w:t>
+      </w:r>
+      <w:r>
+        <w:rPr>
+          <w:rStyle w:val="NormalTok"/>
+        </w:rPr>
+        <w:t xml:space="preserve">(</w:t>
+      </w:r>
+      <w:r>
+        <w:rPr>
+          <w:rStyle w:val="FunctionTok"/>
+        </w:rPr>
+        <w:t xml:space="preserve">grad</w:t>
+      </w:r>
+      <w:r>
+        <w:rPr>
+          <w:rStyle w:val="NormalTok"/>
+        </w:rPr>
+        <w:t xml:space="preserve">(x0) </w:t>
+      </w:r>
+      <w:r>
+        <w:rPr>
+          <w:rStyle w:val="SpecialCharTok"/>
+        </w:rPr>
+        <w:t xml:space="preserve">*</w:t>
+      </w:r>
+      <w:r>
+        <w:rPr>
+          <w:rStyle w:val="NormalTok"/>
+        </w:rPr>
+        <w:t xml:space="preserve"> d) </w:t>
+      </w:r>
+      <w:r>
+        <w:rPr>
+          <w:rStyle w:val="SpecialCharTok"/>
+        </w:rPr>
+        <w:t xml:space="preserve">/</w:t>
+      </w:r>
+      <w:r>
+        <w:rPr>
+          <w:rStyle w:val="NormalTok"/>
+        </w:rPr>
+        <w:t xml:space="preserve"> </w:t>
+      </w:r>
+      <w:r>
+        <w:rPr>
+          <w:rStyle w:val="FunctionTok"/>
+        </w:rPr>
+        <w:t xml:space="preserve">drop</w:t>
+      </w:r>
+      <w:r>
+        <w:rPr>
+          <w:rStyle w:val="NormalTok"/>
+        </w:rPr>
+        <w:t xml:space="preserve">(</w:t>
+      </w:r>
+      <w:r>
+        <w:rPr>
+          <w:rStyle w:val="FunctionTok"/>
+        </w:rPr>
+        <w:t xml:space="preserve">t</w:t>
+      </w:r>
+      <w:r>
+        <w:rPr>
+          <w:rStyle w:val="NormalTok"/>
+        </w:rPr>
+        <w:t xml:space="preserve">(d) </w:t>
+      </w:r>
+      <w:r>
+        <w:rPr>
+          <w:rStyle w:val="SpecialCharTok"/>
+        </w:rPr>
+        <w:t xml:space="preserve">%*%</w:t>
+      </w:r>
+      <w:r>
+        <w:rPr>
+          <w:rStyle w:val="NormalTok"/>
+        </w:rPr>
+        <w:t xml:space="preserve"> Q </w:t>
+      </w:r>
+      <w:r>
+        <w:rPr>
+          <w:rStyle w:val="SpecialCharTok"/>
+        </w:rPr>
+        <w:t xml:space="preserve">%*%</w:t>
+      </w:r>
+      <w:r>
+        <w:rPr>
+          <w:rStyle w:val="NormalTok"/>
+        </w:rPr>
+        <w:t xml:space="preserve"> d)</w:t>
+      </w:r>
+      <w:r>
+        <w:br/>
+      </w:r>
+      <w:r>
+        <w:rPr>
+          <w:rStyle w:val="NormalTok"/>
+        </w:rPr>
+        <w:t xml:space="preserve">x1 </w:t>
+      </w:r>
+      <w:r>
+        <w:rPr>
+          <w:rStyle w:val="OtherTok"/>
+        </w:rPr>
+        <w:t xml:space="preserve">&lt;-</w:t>
+      </w:r>
+      <w:r>
+        <w:rPr>
+          <w:rStyle w:val="NormalTok"/>
+        </w:rPr>
+        <w:t xml:space="preserve"> x0 </w:t>
+      </w:r>
+      <w:r>
+        <w:rPr>
+          <w:rStyle w:val="SpecialCharTok"/>
+        </w:rPr>
+        <w:t xml:space="preserve">+</w:t>
+      </w:r>
+      <w:r>
+        <w:rPr>
+          <w:rStyle w:val="NormalTok"/>
+        </w:rPr>
+        <w:t xml:space="preserve"> step </w:t>
+      </w:r>
+      <w:r>
+        <w:rPr>
+          <w:rStyle w:val="SpecialCharTok"/>
+        </w:rPr>
+        <w:t xml:space="preserve">*</w:t>
+      </w:r>
+      <w:r>
+        <w:rPr>
+          <w:rStyle w:val="NormalTok"/>
+        </w:rPr>
+        <w:t xml:space="preserve"> d</w:t>
+      </w:r>
+      <w:r>
+        <w:br/>
+      </w:r>
+      <w:r>
+        <w:rPr>
+          <w:rStyle w:val="NormalTok"/>
+        </w:rPr>
+        <w:t xml:space="preserve">s </w:t>
+      </w:r>
+      <w:r>
+        <w:rPr>
+          <w:rStyle w:val="OtherTok"/>
+        </w:rPr>
+        <w:t xml:space="preserve">&lt;-</w:t>
+      </w:r>
+      <w:r>
+        <w:rPr>
+          <w:rStyle w:val="NormalTok"/>
+        </w:rPr>
+        <w:t xml:space="preserve"> x1 </w:t>
+      </w:r>
+      <w:r>
+        <w:rPr>
+          <w:rStyle w:val="SpecialCharTok"/>
+        </w:rPr>
+        <w:t xml:space="preserve">-</w:t>
+      </w:r>
+      <w:r>
+        <w:rPr>
+          <w:rStyle w:val="NormalTok"/>
+        </w:rPr>
+        <w:t xml:space="preserve"> x0</w:t>
+      </w:r>
+      <w:r>
+        <w:br/>
+      </w:r>
+      <w:r>
+        <w:rPr>
+          <w:rStyle w:val="NormalTok"/>
+        </w:rPr>
+        <w:t xml:space="preserve">y </w:t>
+      </w:r>
+      <w:r>
+        <w:rPr>
+          <w:rStyle w:val="OtherTok"/>
+        </w:rPr>
+        <w:t xml:space="preserve">&lt;-</w:t>
+      </w:r>
+      <w:r>
+        <w:rPr>
+          <w:rStyle w:val="NormalTok"/>
+        </w:rPr>
+        <w:t xml:space="preserve"> </w:t>
+      </w:r>
+      <w:r>
+        <w:rPr>
+          <w:rStyle w:val="FunctionTok"/>
+        </w:rPr>
+        <w:t xml:space="preserve">grad</w:t>
+      </w:r>
+      <w:r>
+        <w:rPr>
+          <w:rStyle w:val="NormalTok"/>
+        </w:rPr>
+        <w:t xml:space="preserve">(x1) </w:t>
+      </w:r>
+      <w:r>
+        <w:rPr>
+          <w:rStyle w:val="SpecialCharTok"/>
+        </w:rPr>
+        <w:t xml:space="preserve">-</w:t>
+      </w:r>
+      <w:r>
+        <w:rPr>
+          <w:rStyle w:val="NormalTok"/>
+        </w:rPr>
+        <w:t xml:space="preserve"> </w:t>
+      </w:r>
+      <w:r>
+        <w:rPr>
+          <w:rStyle w:val="FunctionTok"/>
+        </w:rPr>
+        <w:t xml:space="preserve">grad</w:t>
+      </w:r>
+      <w:r>
+        <w:rPr>
+          <w:rStyle w:val="NormalTok"/>
+        </w:rPr>
+        <w:t xml:space="preserve">(x0)</w:t>
+      </w:r>
+    </w:p>
+    <w:p>
+      <w:pPr>
+        <w:pStyle w:val="FirstParagraph"/>
+      </w:pPr>
+      <w:r>
+        <w:t xml:space="preserve">The step length is 0.25, which moves the</w:t>
+      </w:r>
+      <w:r>
+        <w:t xml:space="preserve"> </w:t>
+      </w:r>
+      <w:hyperlink w:anchor="def-iterate">
+        <w:r>
+          <w:rPr>
+            <w:rStyle w:val="Hyperlink"/>
+          </w:rPr>
+          <w:t xml:space="preserve">iterate</w:t>
+        </w:r>
+      </w:hyperlink>
+      <w:r>
+        <w:t xml:space="preserve"> </w:t>
+      </w:r>
+      <w:r>
+        <w:t xml:space="preserve">to</w:t>
+      </w:r>
+      <w:r>
+        <w:t xml:space="preserve"> </w:t>
+      </w:r>
+      <w:r>
+        <w:t xml:space="preserve">$\mathord{\smash[b]{\underset{\raise.3ex\hbox{$\scriptstyle\sim$}}{x}}\vphantom{x}}^{(1)} = (0.25, 0.5)$</w:t>
+      </w:r>
+      <w:r>
+        <w:t xml:space="preserve"> </w:t>
+      </w:r>
+      <w:r>
+        <w:t xml:space="preserve">and lowers</w:t>
+      </w:r>
+      <w:r>
+        <w:t xml:space="preserve"> </w:t>
+      </w:r>
+      <m:oMath>
+        <m:r>
+          <m:t>f</m:t>
+        </m:r>
+      </m:oMath>
+      <w:r>
+        <w:t xml:space="preserve"> </w:t>
+      </w:r>
+      <w:r>
+        <w:t xml:space="preserve">from 0 to -0.625.</w:t>
+      </w:r>
+      <w:r>
+        <w:t xml:space="preserve"> </w:t>
+      </w:r>
+      <w:r>
+        <w:t xml:space="preserve">The difference of the</w:t>
+      </w:r>
+      <w:r>
+        <w:t xml:space="preserve"> </w:t>
+      </w:r>
+      <w:hyperlink r:id="rId17">
+        <w:r>
+          <w:rPr>
+            <w:rStyle w:val="Hyperlink"/>
+          </w:rPr>
+          <w:t xml:space="preserve">gradients</w:t>
+        </w:r>
+      </w:hyperlink>
+      <w:r>
+        <w:t xml:space="preserve">,</w:t>
+      </w:r>
+      <w:r>
+        <w:t xml:space="preserve"> </w:t>
+      </w:r>
+      <w:r>
+        <w:t xml:space="preserve">$\mathord{\smash[b]{\underset{\raise.3ex\hbox{$\scriptstyle\sim$}}{y}}\vphantom{y}}^{(0)} = (1.5, 1.75)$</w:t>
+      </w:r>
+      <w:r>
+        <w:t xml:space="preserve">, is</w:t>
+      </w:r>
+      <w:r>
+        <w:t xml:space="preserve"> </w:t>
+      </w:r>
+      <w:r>
+        <w:t xml:space="preserve">$\mathbf{Q} \mathord{\smash[b]{\underset{\raise.3ex\hbox{$\scriptstyle\sim$}}{s}}\vphantom{s}}^{(0)}$</w:t>
+      </w:r>
+      <w:r>
+        <w:t xml:space="preserve"> </w:t>
+      </w:r>
+      <w:r>
+        <w:t xml:space="preserve">(</w:t>
+      </w:r>
+      <w:hyperlink w:anchor="def-secant-condition">
+        <w:r>
+          <w:rPr>
+            <w:rStyle w:val="Hyperlink"/>
+          </w:rPr>
+          <w:t xml:space="preserve">the secant condition</w:t>
+        </w:r>
+      </w:hyperlink>
+      <w:r>
+        <w:t xml:space="preserve"> </w:t>
+      </w:r>
+      <w:r>
+        <w:t xml:space="preserve">for a quadratic function).</w:t>
+      </w:r>
+    </w:p>
+    <w:bookmarkEnd w:id="199"/>
+    <w:bookmarkStart w:id="200" w:name="rem-quasi-newton-cost"/>
+    <w:p>
+      <w:pPr>
+        <w:pStyle w:val="BodyText"/>
+      </w:pPr>
+      <w:r>
+        <w:rPr>
+          <w:i/>
+          <w:iCs/>
+        </w:rPr>
+        <w:t xml:space="preserve">Remark 5</w:t>
+      </w:r>
+      <w:r>
+        <w:t xml:space="preserve"> (Why a quasi-Newton method is used). </w:t>
+      </w:r>
+      <w:r>
+        <w:t xml:space="preserve">Because</w:t>
+      </w:r>
+      <w:r>
+        <w:t xml:space="preserve"> </w:t>
+      </w:r>
+      <m:oMath>
+        <m:sSup>
+          <m:e>
+            <m:r>
+              <m:rPr>
+                <m:sty m:val="bi"/>
+              </m:rPr>
+              <m:t>H</m:t>
+            </m:r>
+          </m:e>
+          <m:sup>
+            <m:r>
+              <m:rPr>
+                <m:sty m:val="p"/>
+              </m:rPr>
+              <m:t>(</m:t>
+            </m:r>
+            <m:r>
+              <m:t>t</m:t>
+            </m:r>
+            <m:r>
+              <m:rPr>
+                <m:sty m:val="p"/>
+              </m:rPr>
+              <m:t>)</m:t>
+            </m:r>
+          </m:sup>
+        </m:sSup>
+      </m:oMath>
+      <w:r>
+        <w:t xml:space="preserve"> </w:t>
+      </w:r>
+      <w:r>
+        <w:t xml:space="preserve">is</w:t>
+      </w:r>
+      <w:r>
+        <w:t xml:space="preserve"> </w:t>
+      </w:r>
+      <w:hyperlink r:id="rId64">
+        <w:r>
+          <w:rPr>
+            <w:rStyle w:val="Hyperlink"/>
+          </w:rPr>
+          <w:t xml:space="preserve">positive definite</w:t>
+        </w:r>
+      </w:hyperlink>
+      <w:r>
+        <w:t xml:space="preserve">,</w:t>
+      </w:r>
+      <w:r>
+        <w:t xml:space="preserve"> </w:t>
+      </w:r>
+      <w:r>
+        <w:t xml:space="preserve">$-\mathbf{H}^{(t)} \frac{\partial}{\partial \mathord{\smash[b]{\underset{\raise.3ex\hbox{$\scriptstyle\sim$}}{x}}\vphantom{x}}} f(\mathord{\smash[b]{\underset{\raise.3ex\hbox{$\scriptstyle\sim$}}{x}}\vphantom{x}}^{(t)})$</w:t>
+      </w:r>
+      <w:r>
+        <w:t xml:space="preserve"> </w:t>
+      </w:r>
+      <w:r>
+        <w:t xml:space="preserve">is a</w:t>
+      </w:r>
+      <w:r>
+        <w:t xml:space="preserve"> </w:t>
+      </w:r>
+      <w:hyperlink w:anchor="def-descent-direction">
+        <w:r>
+          <w:rPr>
+            <w:rStyle w:val="Hyperlink"/>
+          </w:rPr>
+          <w:t xml:space="preserve">descent direction</w:t>
+        </w:r>
+      </w:hyperlink>
+      <w:r>
+        <w:t xml:space="preserve">,</w:t>
+      </w:r>
+      <w:r>
+        <w:t xml:space="preserve"> </w:t>
+      </w:r>
+      <w:r>
+        <w:t xml:space="preserve">so, when the</w:t>
+      </w:r>
+      <w:r>
+        <w:t xml:space="preserve"> </w:t>
+      </w:r>
+      <w:hyperlink r:id="rId17">
+        <w:r>
+          <w:rPr>
+            <w:rStyle w:val="Hyperlink"/>
+          </w:rPr>
+          <w:t xml:space="preserve">gradient</w:t>
+        </w:r>
+      </w:hyperlink>
+      <w:r>
+        <w:t xml:space="preserve"> </w:t>
+      </w:r>
+      <w:r>
+        <w:t xml:space="preserve">is not</w:t>
+      </w:r>
+      <w:r>
+        <w:t xml:space="preserve"> </w:t>
+      </w:r>
+      <w:r>
+        <w:t xml:space="preserve">$\mathord{\smash[b]{\underset{\raise.3ex\hbox{$\scriptstyle\sim$}}{0}}\vphantom{0}}$</w:t>
+      </w:r>
+      <w:r>
+        <w:t xml:space="preserve">, a</w:t>
+      </w:r>
+      <w:r>
+        <w:t xml:space="preserve"> </w:t>
+      </w:r>
+      <w:hyperlink w:anchor="def-line-search">
+        <w:r>
+          <w:rPr>
+            <w:rStyle w:val="Hyperlink"/>
+          </w:rPr>
+          <w:t xml:space="preserve">line search</w:t>
+        </w:r>
+      </w:hyperlink>
+      <w:r>
+        <w:t xml:space="preserve"> </w:t>
+      </w:r>
+      <w:r>
+        <w:t xml:space="preserve">finds a step that decreases</w:t>
+      </w:r>
+      <w:r>
+        <w:t xml:space="preserve"> </w:t>
+      </w:r>
+      <m:oMath>
+        <m:r>
+          <m:t>f</m:t>
+        </m:r>
+      </m:oMath>
+      <w:r>
+        <w:t xml:space="preserve">.</w:t>
+      </w:r>
+      <w:r>
+        <w:t xml:space="preserve"> </w:t>
+      </w:r>
+      <w:hyperlink w:anchor="def-newton-method">
+        <w:r>
+          <w:rPr>
+            <w:rStyle w:val="Hyperlink"/>
+          </w:rPr>
+          <w:t xml:space="preserve">Newton’s method</w:t>
+        </w:r>
+      </w:hyperlink>
+      <w:r>
+        <w:t xml:space="preserve"> </w:t>
+      </w:r>
+      <w:r>
+        <w:t xml:space="preserve">needs the Hessian and the solution of a system of equations at every iteration,</w:t>
+      </w:r>
+      <w:r>
+        <w:t xml:space="preserve"> </w:t>
+      </w:r>
+      <w:r>
+        <w:t xml:space="preserve">which costs about</w:t>
+      </w:r>
+      <w:r>
+        <w:t xml:space="preserve"> </w:t>
+      </w:r>
+      <m:oMath>
+        <m:sSup>
+          <m:e>
+            <m:r>
+              <m:t>p</m:t>
+            </m:r>
+          </m:e>
+          <m:sup>
+            <m:r>
+              <m:t>3</m:t>
+            </m:r>
+          </m:sup>
+        </m:sSup>
+      </m:oMath>
+      <w:r>
+        <w:t xml:space="preserve"> </w:t>
+      </w:r>
+      <w:r>
+        <w:t xml:space="preserve">operations for a dense</w:t>
+      </w:r>
+      <w:r>
+        <w:t xml:space="preserve"> </w:t>
+      </w:r>
+      <m:oMath>
+        <m:r>
+          <m:t>p</m:t>
+        </m:r>
+        <m:r>
+          <m:rPr>
+            <m:sty m:val="p"/>
+          </m:rPr>
+          <m:t>×</m:t>
+        </m:r>
+        <m:r>
+          <m:t>p</m:t>
+        </m:r>
+      </m:oMath>
+      <w:r>
+        <w:t xml:space="preserve"> </w:t>
+      </w:r>
+      <w:r>
+        <w:t xml:space="preserve">Hessian,</w:t>
+      </w:r>
+      <w:r>
+        <w:t xml:space="preserve"> </w:t>
+      </w:r>
+      <w:r>
+        <w:t xml:space="preserve">and requires the formulas for its entries.</w:t>
+      </w:r>
+      <w:r>
+        <w:t xml:space="preserve"> </w:t>
+      </w:r>
+      <w:r>
+        <w:t xml:space="preserve">A quasi-Newton method needs only the</w:t>
+      </w:r>
+      <w:r>
+        <w:t xml:space="preserve"> </w:t>
+      </w:r>
+      <w:hyperlink r:id="rId17">
+        <w:r>
+          <w:rPr>
+            <w:rStyle w:val="Hyperlink"/>
+          </w:rPr>
+          <w:t xml:space="preserve">gradient</w:t>
+        </w:r>
+      </w:hyperlink>
+      <w:r>
+        <w:t xml:space="preserve"> </w:t>
+      </w:r>
+      <w:r>
+        <w:t xml:space="preserve">and an update of</w:t>
+      </w:r>
+      <w:r>
+        <w:t xml:space="preserve"> </w:t>
+      </w:r>
+      <m:oMath>
+        <m:sSup>
+          <m:e>
+            <m:r>
+              <m:rPr>
+                <m:sty m:val="bi"/>
+              </m:rPr>
+              <m:t>H</m:t>
+            </m:r>
+          </m:e>
+          <m:sup>
+            <m:r>
+              <m:rPr>
+                <m:sty m:val="p"/>
+              </m:rPr>
+              <m:t>(</m:t>
+            </m:r>
+            <m:r>
+              <m:t>t</m:t>
+            </m:r>
+            <m:r>
+              <m:rPr>
+                <m:sty m:val="p"/>
+              </m:rPr>
+              <m:t>)</m:t>
+            </m:r>
+          </m:sup>
+        </m:sSup>
+      </m:oMath>
+      <w:r>
+        <w:t xml:space="preserve"> </w:t>
+      </w:r>
+      <w:r>
+        <w:t xml:space="preserve">costing about</w:t>
+      </w:r>
+      <w:r>
+        <w:t xml:space="preserve"> </w:t>
+      </w:r>
+      <m:oMath>
+        <m:sSup>
+          <m:e>
+            <m:r>
+              <m:t>p</m:t>
+            </m:r>
+          </m:e>
+          <m:sup>
+            <m:r>
+              <m:t>2</m:t>
+            </m:r>
+          </m:sup>
+        </m:sSup>
+      </m:oMath>
+      <w:r>
+        <w:t xml:space="preserve"> </w:t>
+      </w:r>
+      <w:r>
+        <w:t xml:space="preserve">operations.</w:t>
+      </w:r>
+      <w:r>
+        <w:t xml:space="preserve"> </w:t>
+      </w:r>
+      <w:r>
+        <w:t xml:space="preserve">Near a minimizer the method speeds up superlinearly: faster than</w:t>
+      </w:r>
+      <w:r>
+        <w:t xml:space="preserve"> </w:t>
+      </w:r>
+      <w:hyperlink w:anchor="def-gradient-descent">
+        <w:r>
+          <w:rPr>
+            <w:rStyle w:val="Hyperlink"/>
+          </w:rPr>
+          <w:t xml:space="preserve">gradient descent</w:t>
+        </w:r>
+      </w:hyperlink>
+      <w:r>
+        <w:t xml:space="preserve">, slower than Newton’s method</w:t>
+      </w:r>
+      <w:r>
+        <w:t xml:space="preserve"> </w:t>
+      </w:r>
+      <w:r>
+        <w:t xml:space="preserve">[19, Ch. 6]</w:t>
+      </w:r>
+      <w:r>
+        <w:t xml:space="preserve">.</w:t>
+      </w:r>
+      <w:r>
+        <w:t xml:space="preserve"> </w:t>
+      </w:r>
+      <w:r>
+        <w:t xml:space="preserve">Replacing</w:t>
+      </w:r>
+      <w:r>
+        <w:t xml:space="preserve"> </w:t>
+      </w:r>
+      <m:oMath>
+        <m:sSup>
+          <m:e>
+            <m:r>
+              <m:rPr>
+                <m:sty m:val="bi"/>
+              </m:rPr>
+              <m:t>H</m:t>
+            </m:r>
+          </m:e>
+          <m:sup>
+            <m:r>
+              <m:rPr>
+                <m:sty m:val="p"/>
+              </m:rPr>
+              <m:t>(</m:t>
+            </m:r>
+            <m:r>
+              <m:t>t</m:t>
+            </m:r>
+            <m:r>
+              <m:rPr>
+                <m:sty m:val="p"/>
+              </m:rPr>
+              <m:t>)</m:t>
+            </m:r>
+          </m:sup>
+        </m:sSup>
+      </m:oMath>
+      <w:r>
+        <w:t xml:space="preserve"> </w:t>
+      </w:r>
+      <w:r>
+        <w:t xml:space="preserve">by</w:t>
+      </w:r>
+      <w:r>
+        <w:t xml:space="preserve"> </w:t>
+      </w:r>
+      <m:oMath>
+        <m:sSub>
+          <m:e>
+            <m:r>
+              <m:rPr>
+                <m:sty m:val="bi"/>
+              </m:rPr>
+              <m:t>I</m:t>
+            </m:r>
+          </m:e>
+          <m:sub>
+            <m:r>
+              <m:t>p</m:t>
+            </m:r>
+          </m:sub>
+        </m:sSub>
+      </m:oMath>
+      <w:r>
+        <w:t xml:space="preserve"> </w:t>
+      </w:r>
+      <w:r>
+        <w:t xml:space="preserve">in the step formula gives</w:t>
+      </w:r>
+      <w:r>
+        <w:t xml:space="preserve"> </w:t>
+      </w:r>
+      <w:hyperlink w:anchor="def-gradient-descent">
+        <w:r>
+          <w:rPr>
+            <w:rStyle w:val="Hyperlink"/>
+          </w:rPr>
+          <w:t xml:space="preserve">gradient descent</w:t>
+        </w:r>
+      </w:hyperlink>
+      <w:r>
+        <w:t xml:space="preserve">.</w:t>
+      </w:r>
+    </w:p>
+    <w:bookmarkEnd w:id="200"/>
+    <w:bookmarkStart w:id="201" w:name="def-bfgs-update"/>
+    <w:p>
+      <w:pPr>
+        <w:pStyle w:val="BodyText"/>
+      </w:pPr>
+      <w:r>
+        <w:rPr>
+          <w:b/>
+          <w:bCs/>
+        </w:rPr>
+        <w:t xml:space="preserve">Definition 37 (BFGS update (Broyden-Fletcher-Goldfarb-Shanno))</w:t>
+      </w:r>
+      <w:r>
+        <w:t xml:space="preserve"> </w:t>
+      </w:r>
+      <w:r>
+        <w:t xml:space="preserve">Let</w:t>
+      </w:r>
+      <w:r>
+        <w:t xml:space="preserve"> </w:t>
+      </w:r>
+      <m:oMath>
+        <m:r>
+          <m:rPr>
+            <m:sty m:val="bi"/>
+          </m:rPr>
+          <m:t>H</m:t>
+        </m:r>
+      </m:oMath>
+      <w:r>
+        <w:t xml:space="preserve">, an approximation of the</w:t>
+      </w:r>
+      <w:r>
+        <w:t xml:space="preserve"> </w:t>
+      </w:r>
+      <w:hyperlink r:id="rId197">
+        <w:r>
+          <w:rPr>
+            <w:rStyle w:val="Hyperlink"/>
+          </w:rPr>
+          <w:t xml:space="preserve">inverse</w:t>
+        </w:r>
+      </w:hyperlink>
+      <w:r>
+        <w:t xml:space="preserve"> </w:t>
+      </w:r>
+      <w:r>
+        <w:t xml:space="preserve">Hessian, be a</w:t>
+      </w:r>
+      <w:r>
+        <w:t xml:space="preserve"> </w:t>
+      </w:r>
+      <m:oMath>
+        <m:r>
+          <m:t>p</m:t>
+        </m:r>
+        <m:r>
+          <m:rPr>
+            <m:sty m:val="p"/>
+          </m:rPr>
+          <m:t>×</m:t>
+        </m:r>
+        <m:r>
+          <m:t>p</m:t>
+        </m:r>
+      </m:oMath>
+      <w:r>
+        <w:t xml:space="preserve"> </w:t>
+      </w:r>
+      <w:hyperlink r:id="rId64">
+        <w:r>
+          <w:rPr>
+            <w:rStyle w:val="Hyperlink"/>
+          </w:rPr>
+          <w:t xml:space="preserve">positive definite matrix</w:t>
+        </w:r>
+      </w:hyperlink>
+      <w:r>
+        <w:t xml:space="preserve">,</w:t>
+      </w:r>
+      <w:r>
+        <w:t xml:space="preserve"> </w:t>
+      </w:r>
+      <w:r>
+        <w:t xml:space="preserve">and let</w:t>
+      </w:r>
+      <w:r>
+        <w:t xml:space="preserve"> </w:t>
+      </w:r>
+      <w:r>
+        <w:t xml:space="preserve">$\mathord{\smash[b]{\underset{\raise.3ex\hbox{$\scriptstyle\sim$}}{s}}\vphantom{s}}, \mathord{\smash[b]{\underset{\raise.3ex\hbox{$\scriptstyle\sim$}}{y}}\vphantom{y}}\in \mathbb{R}^p$</w:t>
+      </w:r>
+      <w:r>
+        <w:t xml:space="preserve"> </w:t>
+      </w:r>
+      <w:r>
+        <w:t xml:space="preserve">satisfy</w:t>
+      </w:r>
+      <w:r>
+        <w:t xml:space="preserve"> </w:t>
+      </w:r>
+      <w:r>
+        <w:t xml:space="preserve">$\mathord{\smash[b]{\underset{\raise.3ex\hbox{$\scriptstyle\sim$}}{y}}\vphantom{y}} \cdot \mathord{\smash[b]{\underset{\raise.3ex\hbox{$\scriptstyle\sim$}}{s}}\vphantom{s}} &gt; 0$</w:t>
+      </w:r>
+      <w:r>
+        <w:t xml:space="preserve">.</w:t>
+      </w:r>
+      <w:r>
+        <w:t xml:space="preserve"> </w:t>
+      </w:r>
+      <w:r>
+        <w:t xml:space="preserve">With</w:t>
+      </w:r>
+      <w:r>
+        <w:t xml:space="preserve"> </w:t>
+      </w:r>
+      <w:r>
+        <w:t xml:space="preserve">$\rho \stackrel{\text{def}}{=}1 / \mathord{\smash[b]{\underset{\raise.3ex\hbox{$\scriptstyle\sim$}}{y}}\vphantom{y}} \cdot \mathord{\smash[b]{\underset{\raise.3ex\hbox{$\scriptstyle\sim$}}{s}}\vphantom{s}}$</w:t>
+      </w:r>
+      <w:r>
+        <w:t xml:space="preserve">,</w:t>
+      </w:r>
+      <w:r>
+        <w:t xml:space="preserve"> </w:t>
+      </w:r>
+      <w:r>
+        <w:t xml:space="preserve">the</w:t>
+      </w:r>
+      <w:r>
+        <w:t xml:space="preserve"> </w:t>
+      </w:r>
+      <w:r>
+        <w:rPr>
+          <w:b/>
+          <w:bCs/>
+        </w:rPr>
+        <w:t xml:space="preserve">BFGS update</w:t>
+      </w:r>
+      <w:r>
+        <w:t xml:space="preserve"> </w:t>
+      </w:r>
+      <w:r>
+        <w:t xml:space="preserve">[19, Ch. 6]</w:t>
+      </w:r>
+      <w:r>
+        <w:t xml:space="preserve"> </w:t>
+      </w:r>
+      <w:r>
+        <w:t xml:space="preserve">of</w:t>
+      </w:r>
+      <w:r>
+        <w:t xml:space="preserve"> </w:t>
+      </w:r>
+      <m:oMath>
+        <m:r>
+          <m:rPr>
+            <m:sty m:val="bi"/>
+          </m:rPr>
+          <m:t>H</m:t>
+        </m:r>
+      </m:oMath>
+      <w:r>
+        <w:t xml:space="preserve"> </w:t>
+      </w:r>
+      <w:r>
+        <w:t xml:space="preserve">is</w:t>
+      </w:r>
+    </w:p>
+    <w:p>
+      <w:pPr>
+        <w:pStyle w:val="BodyText"/>
+      </w:pPr>
+      <w:r>
+        <w:t xml:space="preserve">$$
+    \mathbf{H}^+
+    \stackrel{\text{def}}{=}\mathopen{}\left(\mathbf{I}_p - \rho \mathord{\smash[b]{\underset{\raise.3ex\hbox{$\scriptstyle\sim$}}{s}}\vphantom{s}} {\mathord{\smash[b]{\underset{\raise.3ex\hbox{$\scriptstyle\sim$}}{y}}\vphantom{y}}}^{\top}\right)\mathclose{}
+    \mathbf{H}
+    \mathopen{}\left(\mathbf{I}_p - \rho \mathord{\smash[b]{\underset{\raise.3ex\hbox{$\scriptstyle\sim$}}{y}}\vphantom{y}} {\mathord{\smash[b]{\underset{\raise.3ex\hbox{$\scriptstyle\sim$}}{s}}\vphantom{s}}}^{\top}\right)\mathclose{}
+    + \rho \mathord{\smash[b]{\underset{\raise.3ex\hbox{$\scriptstyle\sim$}}{s}}\vphantom{s}} {\mathord{\smash[b]{\underset{\raise.3ex\hbox{$\scriptstyle\sim$}}{s}}\vphantom{s}}}^{\top}.
+    $$</w:t>
+      </w:r>
+    </w:p>
+    <w:bookmarkEnd w:id="201"/>
+    <w:bookmarkStart w:id="203" w:name="exm-bfgs-step"/>
+    <w:p>
+      <w:pPr>
+        <w:pStyle w:val="FirstParagraph"/>
+      </w:pPr>
+      <w:r>
+        <w:rPr>
+          <w:b/>
+          <w:bCs/>
+        </w:rPr>
+        <w:t xml:space="preserve">Example 52 (A BFGS update from the quasi-Newton step)</w:t>
+      </w:r>
+      <w:r>
+        <w:t xml:space="preserve"> </w:t>
+      </w:r>
+      <w:r>
+        <w:t xml:space="preserve">Continue</w:t>
+      </w:r>
+      <w:r>
+        <w:t xml:space="preserve"> </w:t>
+      </w:r>
+      <w:hyperlink w:anchor="exm-quasi-newton-step">
+        <w:r>
+          <w:rPr>
+            <w:rStyle w:val="Hyperlink"/>
+          </w:rPr>
+          <w:t xml:space="preserve">Example 51</w:t>
+        </w:r>
+      </w:hyperlink>
+      <w:r>
+        <w:t xml:space="preserve"> </w:t>
+      </w:r>
+      <w:r>
+        <w:t xml:space="preserve">with</w:t>
+      </w:r>
+      <w:r>
+        <w:t xml:space="preserve"> </w:t>
+      </w:r>
+      <m:oMath>
+        <m:r>
+          <m:rPr>
+            <m:sty m:val="bi"/>
+          </m:rPr>
+          <m:t>H</m:t>
+        </m:r>
+        <m:r>
+          <m:rPr>
+            <m:sty m:val="p"/>
+          </m:rPr>
+          <m:t>=</m:t>
+        </m:r>
+        <m:sSub>
+          <m:e>
+            <m:r>
+              <m:rPr>
+                <m:sty m:val="bi"/>
+              </m:rPr>
+              <m:t>I</m:t>
+            </m:r>
+          </m:e>
+          <m:sub>
+            <m:r>
+              <m:t>2</m:t>
+            </m:r>
+          </m:sub>
+        </m:sSub>
+      </m:oMath>
+      <w:r>
+        <w:t xml:space="preserve">,</w:t>
+      </w:r>
+      <w:r>
+        <w:t xml:space="preserve"> </w:t>
+      </w:r>
+      <w:r>
+        <w:t xml:space="preserve">$\mathord{\smash[b]{\underset{\raise.3ex\hbox{$\scriptstyle\sim$}}{s}}\vphantom{s}} = \mathord{\smash[b]{\underset{\raise.3ex\hbox{$\scriptstyle\sim$}}{s}}\vphantom{s}}^{(0)}$</w:t>
+      </w:r>
+      <w:r>
+        <w:t xml:space="preserve">, and</w:t>
+      </w:r>
+      <w:r>
+        <w:t xml:space="preserve"> </w:t>
+      </w:r>
+      <w:r>
+        <w:t xml:space="preserve">$\mathord{\smash[b]{\underset{\raise.3ex\hbox{$\scriptstyle\sim$}}{y}}\vphantom{y}}= \mathord{\smash[b]{\underset{\raise.3ex\hbox{$\scriptstyle\sim$}}{y}}\vphantom{y}}^{(0)}$</w:t>
+      </w:r>
+      <w:r>
+        <w:t xml:space="preserve">.</w:t>
+      </w:r>
+    </w:p>
+    <w:p>
+      <w:pPr>
+        <w:pStyle w:val="SourceCode"/>
+      </w:pPr>
+      <w:r>
+        <w:rPr>
+          <w:rStyle w:val="NormalTok"/>
+        </w:rPr>
+        <w:t xml:space="preserve">rho </w:t>
+      </w:r>
+      <w:r>
+        <w:rPr>
+          <w:rStyle w:val="OtherTok"/>
+        </w:rPr>
+        <w:t xml:space="preserve">&lt;-</w:t>
+      </w:r>
+      <w:r>
+        <w:rPr>
+          <w:rStyle w:val="NormalTok"/>
+        </w:rPr>
+        <w:t xml:space="preserve"> </w:t>
+      </w:r>
+      <w:r>
+        <w:rPr>
+          <w:rStyle w:val="DecValTok"/>
+        </w:rPr>
+        <w:t xml:space="preserve">1</w:t>
+      </w:r>
+      <w:r>
+        <w:rPr>
+          <w:rStyle w:val="NormalTok"/>
+        </w:rPr>
+        <w:t xml:space="preserve"> </w:t>
+      </w:r>
+      <w:r>
+        <w:rPr>
+          <w:rStyle w:val="SpecialCharTok"/>
+        </w:rPr>
+        <w:t xml:space="preserve">/</w:t>
+      </w:r>
+      <w:r>
+        <w:rPr>
+          <w:rStyle w:val="NormalTok"/>
+        </w:rPr>
+        <w:t xml:space="preserve"> </w:t>
+      </w:r>
+      <w:r>
+        <w:rPr>
+          <w:rStyle w:val="FunctionTok"/>
+        </w:rPr>
+        <w:t xml:space="preserve">sum</w:t>
+      </w:r>
+      <w:r>
+        <w:rPr>
+          <w:rStyle w:val="NormalTok"/>
+        </w:rPr>
+        <w:t xml:space="preserve">(y </w:t>
+      </w:r>
+      <w:r>
+        <w:rPr>
+          <w:rStyle w:val="SpecialCharTok"/>
+        </w:rPr>
+        <w:t xml:space="preserve">*</w:t>
+      </w:r>
+      <w:r>
+        <w:rPr>
+          <w:rStyle w:val="NormalTok"/>
+        </w:rPr>
+        <w:t xml:space="preserve"> s)</w:t>
+      </w:r>
+      <w:r>
+        <w:br/>
+      </w:r>
+      <w:r>
+        <w:rPr>
+          <w:rStyle w:val="NormalTok"/>
+        </w:rPr>
+        <w:t xml:space="preserve">left </w:t>
+      </w:r>
+      <w:r>
+        <w:rPr>
+          <w:rStyle w:val="OtherTok"/>
+        </w:rPr>
+        <w:t xml:space="preserve">&lt;-</w:t>
+      </w:r>
+      <w:r>
+        <w:rPr>
+          <w:rStyle w:val="NormalTok"/>
+        </w:rPr>
+        <w:t xml:space="preserve"> </w:t>
+      </w:r>
+      <w:r>
+        <w:rPr>
+          <w:rStyle w:val="FunctionTok"/>
+        </w:rPr>
+        <w:t xml:space="preserve">diag</w:t>
+      </w:r>
+      <w:r>
+        <w:rPr>
+          <w:rStyle w:val="NormalTok"/>
+        </w:rPr>
+        <w:t xml:space="preserve">(</w:t>
+      </w:r>
+      <w:r>
+        <w:rPr>
+          <w:rStyle w:val="DecValTok"/>
+        </w:rPr>
+        <w:t xml:space="preserve">2</w:t>
+      </w:r>
+      <w:r>
+        <w:rPr>
+          <w:rStyle w:val="NormalTok"/>
+        </w:rPr>
+        <w:t xml:space="preserve">) </w:t>
+      </w:r>
+      <w:r>
+        <w:rPr>
+          <w:rStyle w:val="SpecialCharTok"/>
+        </w:rPr>
+        <w:t xml:space="preserve">-</w:t>
+      </w:r>
+      <w:r>
+        <w:rPr>
+          <w:rStyle w:val="NormalTok"/>
+        </w:rPr>
+        <w:t xml:space="preserve"> rho </w:t>
+      </w:r>
+      <w:r>
+        <w:rPr>
+          <w:rStyle w:val="SpecialCharTok"/>
+        </w:rPr>
+        <w:t xml:space="preserve">*</w:t>
+      </w:r>
+      <w:r>
+        <w:rPr>
+          <w:rStyle w:val="NormalTok"/>
+        </w:rPr>
+        <w:t xml:space="preserve"> s </w:t>
+      </w:r>
+      <w:r>
+        <w:rPr>
+          <w:rStyle w:val="SpecialCharTok"/>
+        </w:rPr>
+        <w:t xml:space="preserve">%*%</w:t>
+      </w:r>
+      <w:r>
+        <w:rPr>
+          <w:rStyle w:val="NormalTok"/>
+        </w:rPr>
+        <w:t xml:space="preserve"> </w:t>
+      </w:r>
+      <w:r>
+        <w:rPr>
+          <w:rStyle w:val="FunctionTok"/>
+        </w:rPr>
+        <w:t xml:space="preserve">t</w:t>
+      </w:r>
+      <w:r>
+        <w:rPr>
+          <w:rStyle w:val="NormalTok"/>
+        </w:rPr>
+        <w:t xml:space="preserve">(y)</w:t>
+      </w:r>
+      <w:r>
+        <w:br/>
+      </w:r>
+      <w:r>
+        <w:rPr>
+          <w:rStyle w:val="NormalTok"/>
+        </w:rPr>
+        <w:t xml:space="preserve">H1 </w:t>
+      </w:r>
+      <w:r>
+        <w:rPr>
+          <w:rStyle w:val="OtherTok"/>
+        </w:rPr>
+        <w:t xml:space="preserve">&lt;-</w:t>
+      </w:r>
+      <w:r>
+        <w:rPr>
+          <w:rStyle w:val="NormalTok"/>
+        </w:rPr>
+        <w:t xml:space="preserve"> left </w:t>
+      </w:r>
+      <w:r>
+        <w:rPr>
+          <w:rStyle w:val="SpecialCharTok"/>
+        </w:rPr>
+        <w:t xml:space="preserve">%*%</w:t>
+      </w:r>
+      <w:r>
+        <w:rPr>
+          <w:rStyle w:val="NormalTok"/>
+        </w:rPr>
+        <w:t xml:space="preserve"> H0 </w:t>
+      </w:r>
+      <w:r>
+        <w:rPr>
+          <w:rStyle w:val="SpecialCharTok"/>
+        </w:rPr>
+        <w:t xml:space="preserve">%*%</w:t>
+      </w:r>
+      <w:r>
+        <w:rPr>
+          <w:rStyle w:val="NormalTok"/>
+        </w:rPr>
+        <w:t xml:space="preserve"> </w:t>
+      </w:r>
+      <w:r>
+        <w:rPr>
+          <w:rStyle w:val="FunctionTok"/>
+        </w:rPr>
+        <w:t xml:space="preserve">t</w:t>
+      </w:r>
+      <w:r>
+        <w:rPr>
+          <w:rStyle w:val="NormalTok"/>
+        </w:rPr>
+        <w:t xml:space="preserve">(left) </w:t>
+      </w:r>
+      <w:r>
+        <w:rPr>
+          <w:rStyle w:val="SpecialCharTok"/>
+        </w:rPr>
+        <w:t xml:space="preserve">+</w:t>
+      </w:r>
+      <w:r>
+        <w:rPr>
+          <w:rStyle w:val="NormalTok"/>
+        </w:rPr>
+        <w:t xml:space="preserve"> rho </w:t>
+      </w:r>
+      <w:r>
+        <w:rPr>
+          <w:rStyle w:val="SpecialCharTok"/>
+        </w:rPr>
+        <w:t xml:space="preserve">*</w:t>
+      </w:r>
+      <w:r>
+        <w:rPr>
+          <w:rStyle w:val="NormalTok"/>
+        </w:rPr>
+        <w:t xml:space="preserve"> s </w:t>
+      </w:r>
+      <w:r>
+        <w:rPr>
+          <w:rStyle w:val="SpecialCharTok"/>
+        </w:rPr>
+        <w:t xml:space="preserve">%*%</w:t>
+      </w:r>
+      <w:r>
+        <w:rPr>
+          <w:rStyle w:val="NormalTok"/>
+        </w:rPr>
+        <w:t xml:space="preserve"> </w:t>
+      </w:r>
+      <w:r>
+        <w:rPr>
+          <w:rStyle w:val="FunctionTok"/>
+        </w:rPr>
+        <w:t xml:space="preserve">t</w:t>
+      </w:r>
+      <w:r>
+        <w:rPr>
+          <w:rStyle w:val="NormalTok"/>
+        </w:rPr>
+        <w:t xml:space="preserve">(s)</w:t>
+      </w:r>
+      <w:r>
+        <w:br/>
+      </w:r>
+      <w:r>
+        <w:rPr>
+          <w:rStyle w:val="NormalTok"/>
+        </w:rPr>
+        <w:t xml:space="preserve">H1</w:t>
+      </w:r>
+      <w:r>
+        <w:br/>
+      </w:r>
+      <w:r>
+        <w:rPr>
+          <w:rStyle w:val="CommentTok"/>
+        </w:rPr>
+        <w:t xml:space="preserve">#&gt;         [,1]   [,2]</w:t>
+      </w:r>
+      <w:r>
+        <w:br/>
+      </w:r>
+      <w:r>
+        <w:rPr>
+          <w:rStyle w:val="CommentTok"/>
+        </w:rPr>
+        <w:t xml:space="preserve">#&gt; [1,]  0.6625 -0.425</w:t>
+      </w:r>
+      <w:r>
+        <w:br/>
+      </w:r>
+      <w:r>
+        <w:rPr>
+          <w:rStyle w:val="CommentTok"/>
+        </w:rPr>
+        <w:t xml:space="preserve">#&gt; [2,] -0.4250  0.650</w:t>
+      </w:r>
+      <w:r>
+        <w:br/>
+      </w:r>
+      <w:r>
+        <w:rPr>
+          <w:rStyle w:val="FunctionTok"/>
+        </w:rPr>
+        <w:t xml:space="preserve">drop</w:t>
+      </w:r>
+      <w:r>
+        <w:rPr>
+          <w:rStyle w:val="NormalTok"/>
+        </w:rPr>
+        <w:t xml:space="preserve">(H1 </w:t>
+      </w:r>
+      <w:r>
+        <w:rPr>
+          <w:rStyle w:val="SpecialCharTok"/>
+        </w:rPr>
+        <w:t xml:space="preserve">%*%</w:t>
+      </w:r>
+      <w:r>
+        <w:rPr>
+          <w:rStyle w:val="NormalTok"/>
+        </w:rPr>
+        <w:t xml:space="preserve"> y)</w:t>
+      </w:r>
+      <w:r>
+        <w:br/>
+      </w:r>
+      <w:r>
+        <w:rPr>
+          <w:rStyle w:val="CommentTok"/>
+        </w:rPr>
+        <w:t xml:space="preserve">#&gt; [1] 0.25 0.50</w:t>
+      </w:r>
+    </w:p>
+    <w:p>
+      <w:pPr>
+        <w:pStyle w:val="FirstParagraph"/>
+      </w:pPr>
+      <w:r>
+        <w:t xml:space="preserve">Here</w:t>
+      </w:r>
+      <w:r>
+        <w:t xml:space="preserve"> </w:t>
+      </w:r>
+      <w:r>
+        <w:t xml:space="preserve">$\mathord{\smash[b]{\underset{\raise.3ex\hbox{$\scriptstyle\sim$}}{y}}\vphantom{y}} \cdot \mathord{\smash[b]{\underset{\raise.3ex\hbox{$\scriptstyle\sim$}}{s}}\vphantom{s}} = 1.25 &gt; 0$</w:t>
+      </w:r>
+      <w:r>
+        <w:t xml:space="preserve">, so</w:t>
+      </w:r>
+      <w:r>
+        <w:t xml:space="preserve"> </w:t>
+      </w:r>
+      <m:oMath>
+        <m:r>
+          <m:t>ρ</m:t>
+        </m:r>
+        <m:r>
+          <m:rPr>
+            <m:sty m:val="p"/>
+          </m:rPr>
+          <m:t>=</m:t>
+        </m:r>
+        <m:r>
+          <m:t>0.8</m:t>
+        </m:r>
+      </m:oMath>
+      <w:r>
+        <w:t xml:space="preserve">.</w:t>
+      </w:r>
+      <w:r>
+        <w:t xml:space="preserve"> </w:t>
+      </w:r>
+      <w:r>
+        <w:t xml:space="preserve">The updated</w:t>
+      </w:r>
+      <w:r>
+        <w:t xml:space="preserve"> </w:t>
+      </w:r>
+      <w:hyperlink r:id="rId195">
+        <w:r>
+          <w:rPr>
+            <w:rStyle w:val="Hyperlink"/>
+          </w:rPr>
+          <w:t xml:space="preserve">matrix</w:t>
+        </w:r>
+      </w:hyperlink>
+      <w:r>
+        <w:t xml:space="preserve"> </w:t>
+      </w:r>
+      <w:r>
+        <w:t xml:space="preserve">satisfies</w:t>
+      </w:r>
+      <w:r>
+        <w:t xml:space="preserve"> </w:t>
+      </w:r>
+      <w:r>
+        <w:t xml:space="preserve">$\mathbf{H}^+ \mathord{\smash[b]{\underset{\raise.3ex\hbox{$\scriptstyle\sim$}}{y}}\vphantom{y}}= (0.25, 0.5)$</w:t>
+      </w:r>
+      <w:r>
+        <w:t xml:space="preserve">,</w:t>
+      </w:r>
+      <w:r>
+        <w:t xml:space="preserve"> </w:t>
+      </w:r>
+      <w:r>
+        <w:t xml:space="preserve">which is</w:t>
+      </w:r>
+      <w:r>
+        <w:t xml:space="preserve"> </w:t>
+      </w:r>
+      <w:r>
+        <w:t xml:space="preserve">$\mathord{\smash[b]{\underset{\raise.3ex\hbox{$\scriptstyle\sim$}}{s}}\vphantom{s}} = (0.25, 0.5)$</w:t>
+      </w:r>
+      <w:r>
+        <w:t xml:space="preserve">,</w:t>
+      </w:r>
+      <w:r>
+        <w:t xml:space="preserve"> </w:t>
+      </w:r>
+      <w:r>
+        <w:t xml:space="preserve">and its smallest</w:t>
+      </w:r>
+      <w:r>
+        <w:t xml:space="preserve"> </w:t>
+      </w:r>
+      <w:hyperlink r:id="rId202">
+        <w:r>
+          <w:rPr>
+            <w:rStyle w:val="Hyperlink"/>
+          </w:rPr>
+          <w:t xml:space="preserve">eigenvalue</w:t>
+        </w:r>
+      </w:hyperlink>
+      <w:r>
+        <w:t xml:space="preserve"> </w:t>
+      </w:r>
+      <w:r>
+        <w:t xml:space="preserve">is 0.231204, so</w:t>
+      </w:r>
+      <w:r>
+        <w:t xml:space="preserve"> </w:t>
+      </w:r>
+      <m:oMath>
+        <m:sSup>
+          <m:e>
+            <m:r>
+              <m:rPr>
+                <m:sty m:val="bi"/>
+              </m:rPr>
+              <m:t>H</m:t>
+            </m:r>
+          </m:e>
+          <m:sup>
+            <m:r>
+              <m:rPr>
+                <m:sty m:val="p"/>
+              </m:rPr>
+              <m:t>+</m:t>
+            </m:r>
+          </m:sup>
+        </m:sSup>
+      </m:oMath>
+      <w:r>
+        <w:t xml:space="preserve"> </w:t>
+      </w:r>
+      <w:r>
+        <w:t xml:space="preserve">is</w:t>
+      </w:r>
+      <w:r>
+        <w:t xml:space="preserve"> </w:t>
+      </w:r>
+      <w:hyperlink r:id="rId64">
+        <w:r>
+          <w:rPr>
+            <w:rStyle w:val="Hyperlink"/>
+          </w:rPr>
+          <w:t xml:space="preserve">positive definite</w:t>
+        </w:r>
+      </w:hyperlink>
+      <w:r>
+        <w:t xml:space="preserve">.</w:t>
+      </w:r>
+    </w:p>
+    <w:bookmarkEnd w:id="203"/>
+    <w:bookmarkStart w:id="205" w:name="rem-bfgs-curvature"/>
+    <w:p>
+      <w:pPr>
+        <w:pStyle w:val="BodyText"/>
+      </w:pPr>
+      <w:r>
+        <w:rPr>
+          <w:i/>
+          <w:iCs/>
+        </w:rPr>
+        <w:t xml:space="preserve">Remark 6</w:t>
+      </w:r>
+      <w:r>
+        <w:t xml:space="preserve"> (The curvature condition</w:t>
+      </w:r>
+      <w:r>
+        <w:t xml:space="preserve"> </w:t>
+      </w:r>
+      <w:r>
+        <w:t xml:space="preserve">$\mathord{\smash[b]{\underset{\raise.3ex\hbox{$\scriptstyle\sim$}}{y}}\vphantom{y}} \cdot \mathord{\smash[b]{\underset{\raise.3ex\hbox{$\scriptstyle\sim$}}{s}}\vphantom{s}} &gt; 0$</w:t>
+      </w:r>
+      <w:r>
+        <w:t xml:space="preserve">). </w:t>
+      </w:r>
+      <w:r>
+        <w:t xml:space="preserve">If the</w:t>
+      </w:r>
+      <w:r>
+        <w:t xml:space="preserve"> </w:t>
+      </w:r>
+      <w:hyperlink r:id="rId204">
+        <w:r>
+          <w:rPr>
+            <w:rStyle w:val="Hyperlink"/>
+          </w:rPr>
+          <w:t xml:space="preserve">strict inequality</w:t>
+        </w:r>
+      </w:hyperlink>
+      <w:r>
+        <w:t xml:space="preserve"> </w:t>
+      </w:r>
+      <w:r>
+        <w:t xml:space="preserve">of</w:t>
+      </w:r>
+      <w:r>
+        <w:t xml:space="preserve"> </w:t>
+      </w:r>
+      <w:hyperlink w:anchor="thm-convex-first-order">
+        <w:r>
+          <w:rPr>
+            <w:rStyle w:val="Hyperlink"/>
+          </w:rPr>
+          <w:t xml:space="preserve">Theorem 9</w:t>
+        </w:r>
+      </w:hyperlink>
+      <w:r>
+        <w:t xml:space="preserve"> </w:t>
+      </w:r>
+      <w:r>
+        <w:t xml:space="preserve">holds for distinct points,</w:t>
+      </w:r>
+      <w:r>
+        <w:t xml:space="preserve"> </w:t>
+      </w:r>
+      <w:r>
+        <w:t xml:space="preserve">then</w:t>
+      </w:r>
+      <w:r>
+        <w:t xml:space="preserve"> </w:t>
+      </w:r>
+      <w:r>
+        <w:t xml:space="preserve">$\mathord{\smash[b]{\underset{\raise.3ex\hbox{$\scriptstyle\sim$}}{y}}\vphantom{y}} \cdot \mathord{\smash[b]{\underset{\raise.3ex\hbox{$\scriptstyle\sim$}}{s}}\vphantom{s}} &gt; 0$</w:t>
+      </w:r>
+      <w:r>
+        <w:t xml:space="preserve"> </w:t>
+      </w:r>
+      <w:r>
+        <w:t xml:space="preserve">for</w:t>
+      </w:r>
+      <w:r>
+        <w:t xml:space="preserve"> </w:t>
+      </w:r>
+      <w:r>
+        <w:t xml:space="preserve">$\mathord{\smash[b]{\underset{\raise.3ex\hbox{$\scriptstyle\sim$}}{s}}\vphantom{s}} = \mathord{\smash[b]{\underset{\raise.3ex\hbox{$\scriptstyle\sim$}}{x}}\vphantom{x}}^+ - \mathord{\smash[b]{\underset{\raise.3ex\hbox{$\scriptstyle\sim$}}{x}}\vphantom{x}}\ne \mathord{\smash[b]{\underset{\raise.3ex\hbox{$\scriptstyle\sim$}}{0}}\vphantom{0}}$</w:t>
+      </w:r>
+      <w:r>
+        <w:t xml:space="preserve"> </w:t>
+      </w:r>
+      <w:r>
+        <w:t xml:space="preserve">and</w:t>
+      </w:r>
+      <w:r>
+        <w:t xml:space="preserve"> </w:t>
+      </w:r>
+      <w:r>
+        <w:t xml:space="preserve">$\mathord{\smash[b]{\underset{\raise.3ex\hbox{$\scriptstyle\sim$}}{y}}\vphantom{y}}= \frac{\partial}{\partial \mathord{\smash[b]{\underset{\raise.3ex\hbox{$\scriptstyle\sim$}}{x}}\vphantom{x}}} f(\mathord{\smash[b]{\underset{\raise.3ex\hbox{$\scriptstyle\sim$}}{x}}\vphantom{x}}^+) - \frac{\partial}{\partial \mathord{\smash[b]{\underset{\raise.3ex\hbox{$\scriptstyle\sim$}}{x}}\vphantom{x}}} f(\mathord{\smash[b]{\underset{\raise.3ex\hbox{$\scriptstyle\sim$}}{x}}\vphantom{x}})$</w:t>
+      </w:r>
+      <w:r>
+        <w:t xml:space="preserve">.</w:t>
+      </w:r>
+      <w:r>
+        <w:t xml:space="preserve"> </w:t>
+      </w:r>
+      <w:r>
+        <w:t xml:space="preserve">Add the versions at</w:t>
+      </w:r>
+      <w:r>
+        <w:t xml:space="preserve"> </w:t>
+      </w:r>
+      <w:r>
+        <w:t xml:space="preserve">$(\mathord{\smash[b]{\underset{\raise.3ex\hbox{$\scriptstyle\sim$}}{x}}\vphantom{x}}^+, \mathord{\smash[b]{\underset{\raise.3ex\hbox{$\scriptstyle\sim$}}{x}}\vphantom{x}})$</w:t>
+      </w:r>
+      <w:r>
+        <w:t xml:space="preserve"> </w:t>
+      </w:r>
+      <w:r>
+        <w:t xml:space="preserve">and at</w:t>
+      </w:r>
+      <w:r>
+        <w:t xml:space="preserve"> </w:t>
+      </w:r>
+      <w:r>
+        <w:t xml:space="preserve">$(\mathord{\smash[b]{\underset{\raise.3ex\hbox{$\scriptstyle\sim$}}{x}}\vphantom{x}}, \mathord{\smash[b]{\underset{\raise.3ex\hbox{$\scriptstyle\sim$}}{x}}\vphantom{x}}^+)$</w:t>
+      </w:r>
+      <w:r>
+        <w:t xml:space="preserve">:</w:t>
+      </w:r>
+    </w:p>
+    <w:p>
+      <w:pPr>
+        <w:pStyle w:val="BodyText"/>
+      </w:pPr>
+      <w:r>
+        <w:t xml:space="preserve">$$
+    f(\mathord{\smash[b]{\underset{\raise.3ex\hbox{$\scriptstyle\sim$}}{x}}\vphantom{x}}^+) + f(\mathord{\smash[b]{\underset{\raise.3ex\hbox{$\scriptstyle\sim$}}{x}}\vphantom{x}})
+    &gt; f(\mathord{\smash[b]{\underset{\raise.3ex\hbox{$\scriptstyle\sim$}}{x}}\vphantom{x}}) + f(\mathord{\smash[b]{\underset{\raise.3ex\hbox{$\scriptstyle\sim$}}{x}}\vphantom{x}}^+)
+    + \frac{\partial}{\partial \mathord{\smash[b]{\underset{\raise.3ex\hbox{$\scriptstyle\sim$}}{x}}\vphantom{x}}} f(\mathord{\smash[b]{\underset{\raise.3ex\hbox{$\scriptstyle\sim$}}{x}}\vphantom{x}}) \cdot \mathord{\smash[b]{\underset{\raise.3ex\hbox{$\scriptstyle\sim$}}{s}}\vphantom{s}}
+    - \frac{\partial}{\partial \mathord{\smash[b]{\underset{\raise.3ex\hbox{$\scriptstyle\sim$}}{x}}\vphantom{x}}} f(\mathord{\smash[b]{\underset{\raise.3ex\hbox{$\scriptstyle\sim$}}{x}}\vphantom{x}}^+) \cdot \mathord{\smash[b]{\underset{\raise.3ex\hbox{$\scriptstyle\sim$}}{s}}\vphantom{s}},
+    $$</w:t>
+      </w:r>
+    </w:p>
+    <w:p>
+      <w:pPr>
+        <w:pStyle w:val="FirstParagraph"/>
+      </w:pPr>
+      <w:r>
+        <w:t xml:space="preserve">so</w:t>
+      </w:r>
+      <w:r>
+        <w:t xml:space="preserve"> </w:t>
+      </w:r>
+      <w:r>
+        <w:t xml:space="preserve">$0 &gt; -\mathord{\smash[b]{\underset{\raise.3ex\hbox{$\scriptstyle\sim$}}{y}}\vphantom{y}} \cdot \mathord{\smash[b]{\underset{\raise.3ex\hbox{$\scriptstyle\sim$}}{s}}\vphantom{s}}$</w:t>
+      </w:r>
+      <w:r>
+        <w:t xml:space="preserve">.</w:t>
+      </w:r>
+      <w:r>
+        <w:t xml:space="preserve"> </w:t>
+      </w:r>
+      <w:r>
+        <w:t xml:space="preserve">For a general</w:t>
+      </w:r>
+      <w:r>
+        <w:t xml:space="preserve"> </w:t>
+      </w:r>
+      <m:oMath>
+        <m:r>
+          <m:t>f</m:t>
+        </m:r>
+      </m:oMath>
+      <w:r>
+        <w:t xml:space="preserve">, a</w:t>
+      </w:r>
+      <w:r>
+        <w:t xml:space="preserve"> </w:t>
+      </w:r>
+      <w:hyperlink w:anchor="def-line-search">
+        <w:r>
+          <w:rPr>
+            <w:rStyle w:val="Hyperlink"/>
+          </w:rPr>
+          <w:t xml:space="preserve">line search</w:t>
+        </w:r>
+      </w:hyperlink>
+      <w:r>
+        <w:t xml:space="preserve"> </w:t>
+      </w:r>
+      <w:r>
+        <w:t xml:space="preserve">that enforces a curvature condition on the</w:t>
+      </w:r>
+      <w:r>
+        <w:t xml:space="preserve"> </w:t>
+      </w:r>
+      <w:hyperlink w:anchor="def-gradient-descent">
+        <w:r>
+          <w:rPr>
+            <w:rStyle w:val="Hyperlink"/>
+          </w:rPr>
+          <w:t xml:space="preserve">step length</w:t>
+        </w:r>
+      </w:hyperlink>
+      <w:r>
+        <w:t xml:space="preserve"> </w:t>
+      </w:r>
+      <w:r>
+        <w:t xml:space="preserve">(the Wolfe conditions</w:t>
+      </w:r>
+      <w:r>
+        <w:t xml:space="preserve"> </w:t>
+      </w:r>
+      <w:r>
+        <w:t xml:space="preserve">[19, Ch. 3]</w:t>
+      </w:r>
+      <w:r>
+        <w:t xml:space="preserve">) guarantees</w:t>
+      </w:r>
+      <w:r>
+        <w:t xml:space="preserve"> </w:t>
+      </w:r>
+      <w:r>
+        <w:t xml:space="preserve">$\mathord{\smash[b]{\underset{\raise.3ex\hbox{$\scriptstyle\sim$}}{y}}\vphantom{y}} \cdot \mathord{\smash[b]{\underset{\raise.3ex\hbox{$\scriptstyle\sim$}}{s}}\vphantom{s}} &gt; 0$</w:t>
+      </w:r>
+      <w:r>
+        <w:t xml:space="preserve">.</w:t>
+      </w:r>
+      <w:r>
+        <w:t xml:space="preserve"> </w:t>
+      </w:r>
+      <w:r>
+        <w:t xml:space="preserve">Such a step can be found along a</w:t>
+      </w:r>
+      <w:r>
+        <w:t xml:space="preserve"> </w:t>
+      </w:r>
+      <w:hyperlink w:anchor="def-descent-direction">
+        <w:r>
+          <w:rPr>
+            <w:rStyle w:val="Hyperlink"/>
+          </w:rPr>
+          <w:t xml:space="preserve">descent direction</w:t>
+        </w:r>
+      </w:hyperlink>
+      <w:r>
+        <w:t xml:space="preserve"> </w:t>
+      </w:r>
+      <w:r>
+        <w:t xml:space="preserve">when</w:t>
+      </w:r>
+      <w:r>
+        <w:t xml:space="preserve"> </w:t>
+      </w:r>
+      <m:oMath>
+        <m:r>
+          <m:t>f</m:t>
+        </m:r>
+      </m:oMath>
+      <w:r>
+        <w:t xml:space="preserve"> </w:t>
+      </w:r>
+      <w:r>
+        <w:t xml:space="preserve">cannot keep decreasing forever.</w:t>
+      </w:r>
+    </w:p>
+    <w:bookmarkEnd w:id="205"/>
+    <w:bookmarkStart w:id="206" w:name="def-lbfgs"/>
+    <w:p>
+      <w:pPr>
+        <w:pStyle w:val="BodyText"/>
+      </w:pPr>
+      <w:r>
+        <w:rPr>
+          <w:b/>
+          <w:bCs/>
+        </w:rPr>
+        <w:t xml:space="preserve">Definition 38 (Limited-memory BFGS (L-BFGS))</w:t>
+      </w:r>
+      <w:r>
+        <w:t xml:space="preserve"> </w:t>
+      </w:r>
+      <w:r>
+        <w:rPr>
+          <w:b/>
+          <w:bCs/>
+        </w:rPr>
+        <w:t xml:space="preserve">Limited-memory BFGS</w:t>
+      </w:r>
+      <w:r>
+        <w:t xml:space="preserve"> </w:t>
+      </w:r>
+      <w:r>
+        <w:t xml:space="preserve">(</w:t>
+      </w:r>
+      <w:r>
+        <w:rPr>
+          <w:b/>
+          <w:bCs/>
+        </w:rPr>
+        <w:t xml:space="preserve">L-BFGS</w:t>
+      </w:r>
+      <w:r>
+        <w:t xml:space="preserve">)</w:t>
+      </w:r>
+      <w:r>
+        <w:t xml:space="preserve"> </w:t>
+      </w:r>
+      <w:r>
+        <w:t xml:space="preserve">[19, Ch. 7]</w:t>
+      </w:r>
+      <w:r>
+        <w:t xml:space="preserve"> </w:t>
+      </w:r>
+      <w:r>
+        <w:t xml:space="preserve">is the</w:t>
+      </w:r>
+      <w:r>
+        <w:t xml:space="preserve"> </w:t>
+      </w:r>
+      <w:hyperlink w:anchor="def-quasi-newton-method">
+        <w:r>
+          <w:rPr>
+            <w:rStyle w:val="Hyperlink"/>
+          </w:rPr>
+          <w:t xml:space="preserve">quasi-Newton method</w:t>
+        </w:r>
+      </w:hyperlink>
+      <w:r>
+        <w:t xml:space="preserve"> </w:t>
+      </w:r>
+      <w:r>
+        <w:t xml:space="preserve">that never forms</w:t>
+      </w:r>
+      <w:r>
+        <w:t xml:space="preserve"> </w:t>
+      </w:r>
+      <m:oMath>
+        <m:sSup>
+          <m:e>
+            <m:r>
+              <m:rPr>
+                <m:sty m:val="bi"/>
+              </m:rPr>
+              <m:t>H</m:t>
+            </m:r>
+          </m:e>
+          <m:sup>
+            <m:r>
+              <m:rPr>
+                <m:sty m:val="p"/>
+              </m:rPr>
+              <m:t>(</m:t>
+            </m:r>
+            <m:r>
+              <m:t>t</m:t>
+            </m:r>
+            <m:r>
+              <m:rPr>
+                <m:sty m:val="p"/>
+              </m:rPr>
+              <m:t>)</m:t>
+            </m:r>
+          </m:sup>
+        </m:sSup>
+      </m:oMath>
+      <w:r>
+        <w:t xml:space="preserve">.</w:t>
+      </w:r>
+      <w:r>
+        <w:t xml:space="preserve"> </w:t>
+      </w:r>
+      <w:r>
+        <w:t xml:space="preserve">It stores only the</w:t>
+      </w:r>
+      <w:r>
+        <w:t xml:space="preserve"> </w:t>
+      </w:r>
+      <m:oMath>
+        <m:r>
+          <m:t>m</m:t>
+        </m:r>
+      </m:oMath>
+      <w:r>
+        <w:t xml:space="preserve"> </w:t>
+      </w:r>
+      <w:r>
+        <w:t xml:space="preserve">most recent pairs</w:t>
+      </w:r>
+      <w:r>
+        <w:t xml:space="preserve"> </w:t>
+      </w:r>
+      <w:r>
+        <w:t xml:space="preserve">$(\mathord{\smash[b]{\underset{\raise.3ex\hbox{$\scriptstyle\sim$}}{s}}\vphantom{s}}^{(j)}, \mathord{\smash[b]{\underset{\raise.3ex\hbox{$\scriptstyle\sim$}}{y}}\vphantom{y}}^{(j)})$</w:t>
+      </w:r>
+      <w:r>
+        <w:t xml:space="preserve">,</w:t>
+      </w:r>
+      <w:r>
+        <w:t xml:space="preserve"> </w:t>
+      </w:r>
+      <w:r>
+        <w:t xml:space="preserve">with</w:t>
+      </w:r>
+      <w:r>
+        <w:t xml:space="preserve"> </w:t>
+      </w:r>
+      <m:oMath>
+        <m:r>
+          <m:t>m</m:t>
+        </m:r>
+      </m:oMath>
+      <w:r>
+        <w:t xml:space="preserve"> </w:t>
+      </w:r>
+      <w:r>
+        <w:t xml:space="preserve">small, such as</w:t>
+      </w:r>
+      <w:r>
+        <w:t xml:space="preserve"> </w:t>
+      </w:r>
+      <m:oMath>
+        <m:r>
+          <m:t>5</m:t>
+        </m:r>
+      </m:oMath>
+      <w:r>
+        <w:t xml:space="preserve"> </w:t>
+      </w:r>
+      <w:r>
+        <w:t xml:space="preserve">or</w:t>
+      </w:r>
+      <w:r>
+        <w:t xml:space="preserve"> </w:t>
+      </w:r>
+      <m:oMath>
+        <m:r>
+          <m:t>20</m:t>
+        </m:r>
+      </m:oMath>
+      <w:r>
+        <w:t xml:space="preserve">,</w:t>
+      </w:r>
+      <w:r>
+        <w:t xml:space="preserve"> </w:t>
+      </w:r>
+      <w:r>
+        <w:t xml:space="preserve">and obtains</w:t>
+      </w:r>
+      <w:r>
+        <w:t xml:space="preserve"> </w:t>
+      </w:r>
+      <w:r>
+        <w:t xml:space="preserve">$\mathbf{H}^{(t)} \frac{\partial}{\partial \mathord{\smash[b]{\underset{\raise.3ex\hbox{$\scriptstyle\sim$}}{x}}\vphantom{x}}} f(\mathord{\smash[b]{\underset{\raise.3ex\hbox{$\scriptstyle\sim$}}{x}}\vphantom{x}}^{(t)})$</w:t>
+      </w:r>
+      <w:r>
+        <w:t xml:space="preserve"> </w:t>
+      </w:r>
+      <w:r>
+        <w:t xml:space="preserve">implicitly, through a few vector operations,</w:t>
+      </w:r>
+      <w:r>
+        <w:t xml:space="preserve"> </w:t>
+      </w:r>
+      <w:r>
+        <w:t xml:space="preserve">as if the</w:t>
+      </w:r>
+      <w:r>
+        <w:t xml:space="preserve"> </w:t>
+      </w:r>
+      <w:hyperlink w:anchor="def-bfgs-update">
+        <w:r>
+          <w:rPr>
+            <w:rStyle w:val="Hyperlink"/>
+          </w:rPr>
+          <w:t xml:space="preserve">BFGS update</w:t>
+        </w:r>
+      </w:hyperlink>
+      <w:r>
+        <w:t xml:space="preserve"> </w:t>
+      </w:r>
+      <w:r>
+        <w:t xml:space="preserve">for those</w:t>
+      </w:r>
+      <w:r>
+        <w:t xml:space="preserve"> </w:t>
+      </w:r>
+      <m:oMath>
+        <m:r>
+          <m:t>m</m:t>
+        </m:r>
+      </m:oMath>
+      <w:r>
+        <w:t xml:space="preserve"> </w:t>
+      </w:r>
+      <w:r>
+        <w:t xml:space="preserve">pairs were applied</w:t>
+      </w:r>
+      <w:r>
+        <w:t xml:space="preserve"> </w:t>
+      </w:r>
+      <w:r>
+        <w:t xml:space="preserve">to a simple starting</w:t>
+      </w:r>
+      <w:r>
+        <w:t xml:space="preserve"> </w:t>
+      </w:r>
+      <w:hyperlink r:id="rId195">
+        <w:r>
+          <w:rPr>
+            <w:rStyle w:val="Hyperlink"/>
+          </w:rPr>
+          <w:t xml:space="preserve">matrix</w:t>
+        </w:r>
+      </w:hyperlink>
+      <w:r>
+        <w:t xml:space="preserve">, such as a multiple of</w:t>
+      </w:r>
+      <w:r>
+        <w:t xml:space="preserve"> </w:t>
+      </w:r>
+      <m:oMath>
+        <m:sSub>
+          <m:e>
+            <m:r>
+              <m:rPr>
+                <m:sty m:val="bi"/>
+              </m:rPr>
+              <m:t>I</m:t>
+            </m:r>
+          </m:e>
+          <m:sub>
+            <m:r>
+              <m:t>p</m:t>
+            </m:r>
+          </m:sub>
+        </m:sSub>
+      </m:oMath>
+      <w:r>
+        <w:t xml:space="preserve">.</w:t>
+      </w:r>
+    </w:p>
+    <w:bookmarkEnd w:id="206"/>
+    <w:bookmarkStart w:id="207" w:name="exm-lbfgs-step"/>
+    <w:p>
+      <w:pPr>
+        <w:pStyle w:val="BodyText"/>
+      </w:pPr>
+      <w:r>
+        <w:rPr>
+          <w:b/>
+          <w:bCs/>
+        </w:rPr>
+        <w:t xml:space="preserve">Example 53 (L-BFGS applies the update without forming the matrix)</w:t>
+      </w:r>
+      <w:r>
+        <w:t xml:space="preserve"> </w:t>
+      </w:r>
+      <w:r>
+        <w:t xml:space="preserve">Continue</w:t>
+      </w:r>
+      <w:r>
+        <w:t xml:space="preserve"> </w:t>
+      </w:r>
+      <w:hyperlink w:anchor="exm-bfgs-step">
+        <w:r>
+          <w:rPr>
+            <w:rStyle w:val="Hyperlink"/>
+          </w:rPr>
+          <w:t xml:space="preserve">Example 52</w:t>
+        </w:r>
+      </w:hyperlink>
+      <w:r>
+        <w:t xml:space="preserve"> </w:t>
+      </w:r>
+      <w:r>
+        <w:t xml:space="preserve">with</w:t>
+      </w:r>
+      <w:r>
+        <w:t xml:space="preserve"> </w:t>
+      </w:r>
+      <m:oMath>
+        <m:r>
+          <m:t>m</m:t>
+        </m:r>
+        <m:r>
+          <m:rPr>
+            <m:sty m:val="p"/>
+          </m:rPr>
+          <m:t>=</m:t>
+        </m:r>
+        <m:r>
+          <m:t>1</m:t>
+        </m:r>
+      </m:oMath>
+      <w:r>
+        <w:t xml:space="preserve"> </w:t>
+      </w:r>
+      <w:r>
+        <w:t xml:space="preserve">stored pair</w:t>
+      </w:r>
+      <w:r>
+        <w:t xml:space="preserve"> </w:t>
+      </w:r>
+      <w:r>
+        <w:t xml:space="preserve">$(\mathord{\smash[b]{\underset{\raise.3ex\hbox{$\scriptstyle\sim$}}{s}}\vphantom{s}}^{(0)}, \mathord{\smash[b]{\underset{\raise.3ex\hbox{$\scriptstyle\sim$}}{y}}\vphantom{y}}^{(0)})$</w:t>
+      </w:r>
+      <w:r>
+        <w:t xml:space="preserve"> </w:t>
+      </w:r>
+      <w:r>
+        <w:t xml:space="preserve">and starting</w:t>
+      </w:r>
+      <w:r>
+        <w:t xml:space="preserve"> </w:t>
+      </w:r>
+      <w:hyperlink r:id="rId195">
+        <w:r>
+          <w:rPr>
+            <w:rStyle w:val="Hyperlink"/>
+          </w:rPr>
+          <w:t xml:space="preserve">matrix</w:t>
+        </w:r>
+      </w:hyperlink>
+      <w:r>
+        <w:t xml:space="preserve"> </w:t>
+      </w:r>
+      <m:oMath>
+        <m:sSub>
+          <m:e>
+            <m:r>
+              <m:rPr>
+                <m:sty m:val="bi"/>
+              </m:rPr>
+              <m:t>I</m:t>
+            </m:r>
+          </m:e>
+          <m:sub>
+            <m:r>
+              <m:t>2</m:t>
+            </m:r>
+          </m:sub>
+        </m:sSub>
+      </m:oMath>
+      <w:r>
+        <w:t xml:space="preserve">.</w:t>
+      </w:r>
+      <w:r>
+        <w:t xml:space="preserve"> </w:t>
+      </w:r>
+      <w:r>
+        <w:t xml:space="preserve">Below,</w:t>
+      </w:r>
+      <w:r>
+        <w:t xml:space="preserve"> </w:t>
+      </w:r>
+      <w:r>
+        <w:t xml:space="preserve">$\mathbf{H}^+ \frac{\partial}{\partial \mathord{\smash[b]{\underset{\raise.3ex\hbox{$\scriptstyle\sim$}}{x}}\vphantom{x}}} f(\mathord{\smash[b]{\underset{\raise.3ex\hbox{$\scriptstyle\sim$}}{x}}\vphantom{x}}^{(1)})$</w:t>
+      </w:r>
+      <w:r>
+        <w:t xml:space="preserve"> </w:t>
+      </w:r>
+      <w:r>
+        <w:t xml:space="preserve">is formed from vectors alone, starting from</w:t>
+      </w:r>
+      <w:r>
+        <w:t xml:space="preserve"> </w:t>
+      </w:r>
+      <w:r>
+        <w:rPr>
+          <w:rStyle w:val="VerbatimChar"/>
+        </w:rPr>
+        <w:t xml:space="preserve">H0</w:t>
+      </w:r>
+      <w:r>
+        <w:t xml:space="preserve">, then compared with the</w:t>
+      </w:r>
+      <w:r>
+        <w:t xml:space="preserve"> </w:t>
+      </w:r>
+      <w:hyperlink r:id="rId45">
+        <w:r>
+          <w:rPr>
+            <w:rStyle w:val="Hyperlink"/>
+          </w:rPr>
+          <w:t xml:space="preserve">matrix product</w:t>
+        </w:r>
+      </w:hyperlink>
+      <w:r>
+        <w:t xml:space="preserve">.</w:t>
+      </w:r>
+    </w:p>
+    <w:p>
+      <w:pPr>
+        <w:pStyle w:val="SourceCode"/>
+      </w:pPr>
+      <w:r>
+        <w:rPr>
+          <w:rStyle w:val="NormalTok"/>
+        </w:rPr>
+        <w:t xml:space="preserve">g1 </w:t>
+      </w:r>
+      <w:r>
+        <w:rPr>
+          <w:rStyle w:val="OtherTok"/>
+        </w:rPr>
+        <w:t xml:space="preserve">&lt;-</w:t>
+      </w:r>
+      <w:r>
+        <w:rPr>
+          <w:rStyle w:val="NormalTok"/>
+        </w:rPr>
+        <w:t xml:space="preserve"> </w:t>
+      </w:r>
+      <w:r>
+        <w:rPr>
+          <w:rStyle w:val="FunctionTok"/>
+        </w:rPr>
+        <w:t xml:space="preserve">grad</w:t>
+      </w:r>
+      <w:r>
+        <w:rPr>
+          <w:rStyle w:val="NormalTok"/>
+        </w:rPr>
+        <w:t xml:space="preserve">(x1)</w:t>
+      </w:r>
+      <w:r>
+        <w:br/>
+      </w:r>
+      <w:r>
+        <w:rPr>
+          <w:rStyle w:val="NormalTok"/>
+        </w:rPr>
+        <w:t xml:space="preserve">alpha </w:t>
+      </w:r>
+      <w:r>
+        <w:rPr>
+          <w:rStyle w:val="OtherTok"/>
+        </w:rPr>
+        <w:t xml:space="preserve">&lt;-</w:t>
+      </w:r>
+      <w:r>
+        <w:rPr>
+          <w:rStyle w:val="NormalTok"/>
+        </w:rPr>
+        <w:t xml:space="preserve"> rho </w:t>
+      </w:r>
+      <w:r>
+        <w:rPr>
+          <w:rStyle w:val="SpecialCharTok"/>
+        </w:rPr>
+        <w:t xml:space="preserve">*</w:t>
+      </w:r>
+      <w:r>
+        <w:rPr>
+          <w:rStyle w:val="NormalTok"/>
+        </w:rPr>
+        <w:t xml:space="preserve"> </w:t>
+      </w:r>
+      <w:r>
+        <w:rPr>
+          <w:rStyle w:val="FunctionTok"/>
+        </w:rPr>
+        <w:t xml:space="preserve">sum</w:t>
+      </w:r>
+      <w:r>
+        <w:rPr>
+          <w:rStyle w:val="NormalTok"/>
+        </w:rPr>
+        <w:t xml:space="preserve">(s </w:t>
+      </w:r>
+      <w:r>
+        <w:rPr>
+          <w:rStyle w:val="SpecialCharTok"/>
+        </w:rPr>
+        <w:t xml:space="preserve">*</w:t>
+      </w:r>
+      <w:r>
+        <w:rPr>
+          <w:rStyle w:val="NormalTok"/>
+        </w:rPr>
+        <w:t xml:space="preserve"> g1)</w:t>
+      </w:r>
+      <w:r>
+        <w:br/>
+      </w:r>
+      <w:r>
+        <w:rPr>
+          <w:rStyle w:val="NormalTok"/>
+        </w:rPr>
+        <w:t xml:space="preserve">q </w:t>
+      </w:r>
+      <w:r>
+        <w:rPr>
+          <w:rStyle w:val="OtherTok"/>
+        </w:rPr>
+        <w:t xml:space="preserve">&lt;-</w:t>
+      </w:r>
+      <w:r>
+        <w:rPr>
+          <w:rStyle w:val="NormalTok"/>
+        </w:rPr>
+        <w:t xml:space="preserve"> g1 </w:t>
+      </w:r>
+      <w:r>
+        <w:rPr>
+          <w:rStyle w:val="SpecialCharTok"/>
+        </w:rPr>
+        <w:t xml:space="preserve">-</w:t>
+      </w:r>
+      <w:r>
+        <w:rPr>
+          <w:rStyle w:val="NormalTok"/>
+        </w:rPr>
+        <w:t xml:space="preserve"> alpha </w:t>
+      </w:r>
+      <w:r>
+        <w:rPr>
+          <w:rStyle w:val="SpecialCharTok"/>
+        </w:rPr>
+        <w:t xml:space="preserve">*</w:t>
+      </w:r>
+      <w:r>
+        <w:rPr>
+          <w:rStyle w:val="NormalTok"/>
+        </w:rPr>
+        <w:t xml:space="preserve"> y</w:t>
+      </w:r>
+      <w:r>
+        <w:br/>
+      </w:r>
+      <w:r>
+        <w:rPr>
+          <w:rStyle w:val="NormalTok"/>
+        </w:rPr>
+        <w:t xml:space="preserve">r </w:t>
+      </w:r>
+      <w:r>
+        <w:rPr>
+          <w:rStyle w:val="OtherTok"/>
+        </w:rPr>
+        <w:t xml:space="preserve">&lt;-</w:t>
+      </w:r>
+      <w:r>
+        <w:rPr>
+          <w:rStyle w:val="NormalTok"/>
+        </w:rPr>
+        <w:t xml:space="preserve"> </w:t>
+      </w:r>
+      <w:r>
+        <w:rPr>
+          <w:rStyle w:val="FunctionTok"/>
+        </w:rPr>
+        <w:t xml:space="preserve">drop</w:t>
+      </w:r>
+      <w:r>
+        <w:rPr>
+          <w:rStyle w:val="NormalTok"/>
+        </w:rPr>
+        <w:t xml:space="preserve">(H0 </w:t>
+      </w:r>
+      <w:r>
+        <w:rPr>
+          <w:rStyle w:val="SpecialCharTok"/>
+        </w:rPr>
+        <w:t xml:space="preserve">%*%</w:t>
+      </w:r>
+      <w:r>
+        <w:rPr>
+          <w:rStyle w:val="NormalTok"/>
+        </w:rPr>
+        <w:t xml:space="preserve"> q)</w:t>
+      </w:r>
+      <w:r>
+        <w:br/>
+      </w:r>
+      <w:r>
+        <w:rPr>
+          <w:rStyle w:val="NormalTok"/>
+        </w:rPr>
+        <w:t xml:space="preserve">beta </w:t>
+      </w:r>
+      <w:r>
+        <w:rPr>
+          <w:rStyle w:val="OtherTok"/>
+        </w:rPr>
+        <w:t xml:space="preserve">&lt;-</w:t>
+      </w:r>
+      <w:r>
+        <w:rPr>
+          <w:rStyle w:val="NormalTok"/>
+        </w:rPr>
+        <w:t xml:space="preserve"> rho </w:t>
+      </w:r>
+      <w:r>
+        <w:rPr>
+          <w:rStyle w:val="SpecialCharTok"/>
+        </w:rPr>
+        <w:t xml:space="preserve">*</w:t>
+      </w:r>
+      <w:r>
+        <w:rPr>
+          <w:rStyle w:val="NormalTok"/>
+        </w:rPr>
+        <w:t xml:space="preserve"> </w:t>
+      </w:r>
+      <w:r>
+        <w:rPr>
+          <w:rStyle w:val="FunctionTok"/>
+        </w:rPr>
+        <w:t xml:space="preserve">sum</w:t>
+      </w:r>
+      <w:r>
+        <w:rPr>
+          <w:rStyle w:val="NormalTok"/>
+        </w:rPr>
+        <w:t xml:space="preserve">(y </w:t>
+      </w:r>
+      <w:r>
+        <w:rPr>
+          <w:rStyle w:val="SpecialCharTok"/>
+        </w:rPr>
+        <w:t xml:space="preserve">*</w:t>
+      </w:r>
+      <w:r>
+        <w:rPr>
+          <w:rStyle w:val="NormalTok"/>
+        </w:rPr>
+        <w:t xml:space="preserve"> r)</w:t>
+      </w:r>
+      <w:r>
+        <w:br/>
+      </w:r>
+      <w:r>
+        <w:rPr>
+          <w:rStyle w:val="NormalTok"/>
+        </w:rPr>
+        <w:t xml:space="preserve">r </w:t>
+      </w:r>
+      <w:r>
+        <w:rPr>
+          <w:rStyle w:val="OtherTok"/>
+        </w:rPr>
+        <w:t xml:space="preserve">&lt;-</w:t>
+      </w:r>
+      <w:r>
+        <w:rPr>
+          <w:rStyle w:val="NormalTok"/>
+        </w:rPr>
+        <w:t xml:space="preserve"> r </w:t>
+      </w:r>
+      <w:r>
+        <w:rPr>
+          <w:rStyle w:val="SpecialCharTok"/>
+        </w:rPr>
+        <w:t xml:space="preserve">+</w:t>
+      </w:r>
+      <w:r>
+        <w:rPr>
+          <w:rStyle w:val="NormalTok"/>
+        </w:rPr>
+        <w:t xml:space="preserve"> s </w:t>
+      </w:r>
+      <w:r>
+        <w:rPr>
+          <w:rStyle w:val="SpecialCharTok"/>
+        </w:rPr>
+        <w:t xml:space="preserve">*</w:t>
+      </w:r>
+      <w:r>
+        <w:rPr>
+          <w:rStyle w:val="NormalTok"/>
+        </w:rPr>
+        <w:t xml:space="preserve"> (alpha </w:t>
+      </w:r>
+      <w:r>
+        <w:rPr>
+          <w:rStyle w:val="SpecialCharTok"/>
+        </w:rPr>
+        <w:t xml:space="preserve">-</w:t>
+      </w:r>
+      <w:r>
+        <w:rPr>
+          <w:rStyle w:val="NormalTok"/>
+        </w:rPr>
+        <w:t xml:space="preserve"> beta)</w:t>
+      </w:r>
+      <w:r>
+        <w:br/>
+      </w:r>
+      <w:r>
+        <w:rPr>
+          <w:rStyle w:val="FunctionTok"/>
+        </w:rPr>
+        <w:t xml:space="preserve">rbind</w:t>
+      </w:r>
+      <w:r>
+        <w:rPr>
+          <w:rStyle w:val="NormalTok"/>
+        </w:rPr>
+        <w:t xml:space="preserve">(</w:t>
+      </w:r>
+      <w:r>
+        <w:rPr>
+          <w:rStyle w:val="AttributeTok"/>
+        </w:rPr>
+        <w:t xml:space="preserve">from_vectors =</w:t>
+      </w:r>
+      <w:r>
+        <w:rPr>
+          <w:rStyle w:val="NormalTok"/>
+        </w:rPr>
+        <w:t xml:space="preserve"> r, </w:t>
+      </w:r>
+      <w:r>
+        <w:rPr>
+          <w:rStyle w:val="AttributeTok"/>
+        </w:rPr>
+        <w:t xml:space="preserve">from_matrix =</w:t>
+      </w:r>
+      <w:r>
+        <w:rPr>
+          <w:rStyle w:val="NormalTok"/>
+        </w:rPr>
+        <w:t xml:space="preserve"> </w:t>
+      </w:r>
+      <w:r>
+        <w:rPr>
+          <w:rStyle w:val="FunctionTok"/>
+        </w:rPr>
+        <w:t xml:space="preserve">drop</w:t>
+      </w:r>
+      <w:r>
+        <w:rPr>
+          <w:rStyle w:val="NormalTok"/>
+        </w:rPr>
+        <w:t xml:space="preserve">(H1 </w:t>
+      </w:r>
+      <w:r>
+        <w:rPr>
+          <w:rStyle w:val="SpecialCharTok"/>
+        </w:rPr>
+        <w:t xml:space="preserve">%*%</w:t>
+      </w:r>
+      <w:r>
+        <w:rPr>
+          <w:rStyle w:val="NormalTok"/>
+        </w:rPr>
+        <w:t xml:space="preserve"> g1))</w:t>
+      </w:r>
+      <w:r>
+        <w:br/>
+      </w:r>
+      <w:r>
+        <w:rPr>
+          <w:rStyle w:val="CommentTok"/>
+        </w:rPr>
+        <w:t xml:space="preserve">#&gt;                [,1]   [,2]</w:t>
+      </w:r>
+      <w:r>
+        <w:br/>
+      </w:r>
+      <w:r>
+        <w:rPr>
+          <w:rStyle w:val="CommentTok"/>
+        </w:rPr>
+        <w:t xml:space="preserve">#&gt; from_vectors 0.4375 -0.375</w:t>
+      </w:r>
+      <w:r>
+        <w:br/>
+      </w:r>
+      <w:r>
+        <w:rPr>
+          <w:rStyle w:val="CommentTok"/>
+        </w:rPr>
+        <w:t xml:space="preserve">#&gt; from_matrix  0.4375 -0.375</w:t>
+      </w:r>
+    </w:p>
+    <w:p>
+      <w:pPr>
+        <w:pStyle w:val="FirstParagraph"/>
+      </w:pPr>
+      <w:r>
+        <w:t xml:space="preserve">The two rows agree to within 5.6e-17, although the first never forms the matrix.</w:t>
+      </w:r>
+      <w:r>
+        <w:t xml:space="preserve"> </w:t>
+      </w:r>
+      <w:r>
+        <w:t xml:space="preserve">BFGS stores a dense</w:t>
+      </w:r>
+      <w:r>
+        <w:t xml:space="preserve"> </w:t>
+      </w:r>
+      <m:oMath>
+        <m:r>
+          <m:t>p</m:t>
+        </m:r>
+        <m:r>
+          <m:rPr>
+            <m:sty m:val="p"/>
+          </m:rPr>
+          <m:t>×</m:t>
+        </m:r>
+        <m:r>
+          <m:t>p</m:t>
+        </m:r>
+      </m:oMath>
+      <w:r>
+        <w:t xml:space="preserve"> </w:t>
+      </w:r>
+      <w:r>
+        <w:t xml:space="preserve">matrix and spends about</w:t>
+      </w:r>
+      <w:r>
+        <w:t xml:space="preserve"> </w:t>
+      </w:r>
+      <m:oMath>
+        <m:sSup>
+          <m:e>
+            <m:r>
+              <m:t>p</m:t>
+            </m:r>
+          </m:e>
+          <m:sup>
+            <m:r>
+              <m:t>2</m:t>
+            </m:r>
+          </m:sup>
+        </m:sSup>
+      </m:oMath>
+      <w:r>
+        <w:t xml:space="preserve"> </w:t>
+      </w:r>
+      <w:r>
+        <w:t xml:space="preserve">operations per iteration;</w:t>
+      </w:r>
+      <w:r>
+        <w:t xml:space="preserve"> </w:t>
+      </w:r>
+      <w:r>
+        <w:t xml:space="preserve">L-BFGS stores</w:t>
+      </w:r>
+      <w:r>
+        <w:t xml:space="preserve"> </w:t>
+      </w:r>
+      <m:oMath>
+        <m:r>
+          <m:t>2</m:t>
+        </m:r>
+        <m:r>
+          <m:t>m</m:t>
+        </m:r>
+      </m:oMath>
+      <w:r>
+        <w:t xml:space="preserve"> </w:t>
+      </w:r>
+      <w:r>
+        <w:t xml:space="preserve">vectors with</w:t>
+      </w:r>
+      <w:r>
+        <w:t xml:space="preserve"> </w:t>
+      </w:r>
+      <m:oMath>
+        <m:r>
+          <m:t>p</m:t>
+        </m:r>
+      </m:oMath>
+      <w:r>
+        <w:t xml:space="preserve"> </w:t>
+      </w:r>
+      <w:r>
+        <w:t xml:space="preserve">entries and spends about</w:t>
+      </w:r>
+      <w:r>
+        <w:t xml:space="preserve"> </w:t>
+      </w:r>
+      <m:oMath>
+        <m:r>
+          <m:t>m</m:t>
+        </m:r>
+        <m:r>
+          <m:t>p</m:t>
+        </m:r>
+      </m:oMath>
+      <w:r>
+        <w:t xml:space="preserve"> </w:t>
+      </w:r>
+      <w:r>
+        <w:t xml:space="preserve">operations per iteration, so it remains usable when</w:t>
+      </w:r>
+      <w:r>
+        <w:t xml:space="preserve"> </w:t>
+      </w:r>
+      <m:oMath>
+        <m:r>
+          <m:t>p</m:t>
+        </m:r>
+      </m:oMath>
+      <w:r>
+        <w:t xml:space="preserve"> </w:t>
+      </w:r>
+      <w:r>
+        <w:t xml:space="preserve">is in the millions.</w:t>
+      </w:r>
+    </w:p>
+    <w:bookmarkEnd w:id="207"/>
+    <w:bookmarkEnd w:id="208"/>
+    <w:bookmarkStart w:id="214" w:name="sec-additional-resources"/>
+    <w:p>
+      <w:pPr>
+        <w:pStyle w:val="Heading2"/>
+      </w:pPr>
+      <w:r>
+        <w:t xml:space="preserve">6 Further reading</w:t>
       </w:r>
     </w:p>
     <w:p>
@@ -50206,7 +55050,7 @@
         </w:numPr>
       </w:pPr>
       <w:r>
-        <w:t xml:space="preserve">Boyd and Vandenberghe [18]</w:t>
+        <w:t xml:space="preserve">Boyd and Vandenberghe [20]</w:t>
       </w:r>
       <w:r>
         <w:t xml:space="preserve"> </w:t>
@@ -50241,7 +55085,7 @@
           <w:numId w:val="1025"/>
         </w:numPr>
       </w:pPr>
-      <w:hyperlink r:id="rId190">
+      <w:hyperlink r:id="rId209">
         <w:r>
           <w:rPr>
             <w:rStyle w:val="Hyperlink"/>
@@ -50255,7 +55099,91 @@
       <w:r>
         <w:t xml:space="preserve"> </w:t>
       </w:r>
-      <w:hyperlink r:id="rId191">
+      <w:hyperlink r:id="rId210">
+        <w:r>
+          <w:rPr>
+            <w:rStyle w:val="Hyperlink"/>
+          </w:rPr>
+          <w:t xml:space="preserve">course page for</w:t>
+        </w:r>
+        <w:r>
+          <w:rPr>
+            <w:rStyle w:val="Hyperlink"/>
+          </w:rPr>
+          <w:t xml:space="preserve"> </w:t>
+        </w:r>
+        <w:r>
+          <w:rPr>
+            <w:rStyle w:val="Hyperlink"/>
+          </w:rPr>
+          <w:t xml:space="preserve">“UCLA Biostat 257 - Statistical Computing”</w:t>
+        </w:r>
+        <w:r>
+          <w:rPr>
+            <w:rStyle w:val="Hyperlink"/>
+          </w:rPr>
+          <w:t xml:space="preserve"> </w:t>
+        </w:r>
+        <w:r>
+          <w:rPr>
+            <w:rStyle w:val="Hyperlink"/>
+          </w:rPr>
+          <w:t xml:space="preserve">(2025 Spring)</w:t>
+        </w:r>
+      </w:hyperlink>
+      <w:r>
+        <w:t xml:space="preserve"> </w:t>
+      </w:r>
+      <w:r>
+        <w:t xml:space="preserve">has lectures on optimization, from root finding to constrained problems.</w:t>
+      </w:r>
+      <w:r>
+        <w:t xml:space="preserve"> </w:t>
+      </w:r>
+      <w:r>
+        <w:t xml:space="preserve">Its source is</w:t>
+      </w:r>
+      <w:r>
+        <w:t xml:space="preserve"> </w:t>
+      </w:r>
+      <w:hyperlink r:id="rId211">
+        <w:r>
+          <w:rPr>
+            <w:rStyle w:val="Hyperlink"/>
+          </w:rPr>
+          <w:t xml:space="preserve">on GitHub</w:t>
+        </w:r>
+      </w:hyperlink>
+      <w:r>
+        <w:t xml:space="preserve"> </w:t>
+      </w:r>
+      <w:r>
+        <w:t xml:space="preserve">under the MIT License.</w:t>
+      </w:r>
+    </w:p>
+    <w:p>
+      <w:pPr>
+        <w:pStyle w:val="Compact"/>
+        <w:numPr>
+          <w:ilvl w:val="0"/>
+          <w:numId w:val="1025"/>
+        </w:numPr>
+      </w:pPr>
+      <w:hyperlink r:id="rId209">
+        <w:r>
+          <w:rPr>
+            <w:rStyle w:val="Hyperlink"/>
+          </w:rPr>
+          <w:t xml:space="preserve">Hua Zhou</w:t>
+        </w:r>
+      </w:hyperlink>
+      <w:r>
+        <w:t xml:space="preserve">’s</w:t>
+      </w:r>
+      <w:r>
+        <w:t xml:space="preserve"> </w:t>
+      </w:r>
+      <w:hyperlink r:id="rId212">
         <w:r>
           <w:rPr>
             <w:rStyle w:val="Hyperlink"/>
@@ -50296,7 +55224,7 @@
           <w:numId w:val="1025"/>
         </w:numPr>
       </w:pPr>
-      <w:hyperlink r:id="rId192">
+      <w:hyperlink r:id="rId213">
         <w:r>
           <w:rPr>
             <w:rStyle w:val="Hyperlink"/>
@@ -50323,8 +55251,8 @@
         <w:t xml:space="preserve">how gradients of multivariate cost functions are computed and used for optimization.</w:t>
       </w:r>
     </w:p>
-    <w:bookmarkEnd w:id="193"/>
-    <w:bookmarkStart w:id="231" w:name="references"/>
+    <w:bookmarkEnd w:id="214"/>
+    <w:bookmarkStart w:id="254" w:name="references"/>
     <w:p>
       <w:pPr>
         <w:pStyle w:val="Heading2"/>
@@ -50333,8 +55261,8 @@
         <w:t xml:space="preserve">References</w:t>
       </w:r>
     </w:p>
-    <w:bookmarkStart w:id="230" w:name="refs"/>
-    <w:bookmarkStart w:id="194" w:name="ref-zhou2024optim"/>
+    <w:bookmarkStart w:id="253" w:name="refs"/>
+    <w:bookmarkStart w:id="215" w:name="ref-zhou2024optim"/>
     <w:p>
       <w:pPr>
         <w:pStyle w:val="Bibliography"/>
@@ -50366,7 +55294,7 @@
       <w:r>
         <w:t xml:space="preserve"> </w:t>
       </w:r>
-      <w:hyperlink r:id="rId191">
+      <w:hyperlink r:id="rId212">
         <w:r>
           <w:rPr>
             <w:rStyle w:val="Hyperlink"/>
@@ -50375,8 +55303,8 @@
         </w:r>
       </w:hyperlink>
     </w:p>
-    <w:bookmarkEnd w:id="194"/>
-    <w:bookmarkStart w:id="196" w:name="Xa9ec915cd94511c84068c1cc8483385b59fa411"/>
+    <w:bookmarkEnd w:id="215"/>
+    <w:bookmarkStart w:id="217" w:name="Xa9ec915cd94511c84068c1cc8483385b59fa411"/>
     <w:p>
       <w:pPr>
         <w:pStyle w:val="Bibliography"/>
@@ -50423,7 +55351,7 @@
       <w:r>
         <w:t xml:space="preserve"> </w:t>
       </w:r>
-      <w:hyperlink r:id="rId195">
+      <w:hyperlink r:id="rId216">
         <w:r>
           <w:rPr>
             <w:rStyle w:val="Hyperlink"/>
@@ -50432,8 +55360,8 @@
         </w:r>
       </w:hyperlink>
     </w:p>
-    <w:bookmarkEnd w:id="196"/>
-    <w:bookmarkStart w:id="198" w:name="ref-wikipedia_taylors_theorem"/>
+    <w:bookmarkEnd w:id="217"/>
+    <w:bookmarkStart w:id="219" w:name="ref-wikipedia_taylors_theorem"/>
     <w:p>
       <w:pPr>
         <w:pStyle w:val="Bibliography"/>
@@ -50480,7 +55408,7 @@
       <w:r>
         <w:t xml:space="preserve"> </w:t>
       </w:r>
-      <w:hyperlink r:id="rId197">
+      <w:hyperlink r:id="rId218">
         <w:r>
           <w:rPr>
             <w:rStyle w:val="Hyperlink"/>
@@ -50489,8 +55417,8 @@
         </w:r>
       </w:hyperlink>
     </w:p>
-    <w:bookmarkEnd w:id="198"/>
-    <w:bookmarkStart w:id="199" w:name="ref-rudin1976principles"/>
+    <w:bookmarkEnd w:id="219"/>
+    <w:bookmarkStart w:id="220" w:name="ref-rudin1976principles"/>
     <w:p>
       <w:pPr>
         <w:pStyle w:val="Bibliography"/>
@@ -50521,8 +55449,8 @@
         <w:t xml:space="preserve">, 3rd ed. in International series in pure and applied mathematics. New York: McGraw-Hill, 1976.</w:t>
       </w:r>
     </w:p>
-    <w:bookmarkEnd w:id="199"/>
-    <w:bookmarkStart w:id="201" w:name="ref-wikipedia_saddle_point"/>
+    <w:bookmarkEnd w:id="220"/>
+    <w:bookmarkStart w:id="222" w:name="ref-wikipedia_saddle_point"/>
     <w:p>
       <w:pPr>
         <w:pStyle w:val="Bibliography"/>
@@ -50569,7 +55497,7 @@
       <w:r>
         <w:t xml:space="preserve"> </w:t>
       </w:r>
-      <w:hyperlink r:id="rId200">
+      <w:hyperlink r:id="rId221">
         <w:r>
           <w:rPr>
             <w:rStyle w:val="Hyperlink"/>
@@ -50578,8 +55506,8 @@
         </w:r>
       </w:hyperlink>
     </w:p>
-    <w:bookmarkEnd w:id="201"/>
-    <w:bookmarkStart w:id="203" w:name="ref-wikipedia_convex_set"/>
+    <w:bookmarkEnd w:id="222"/>
+    <w:bookmarkStart w:id="224" w:name="ref-wikipedia_convex_set"/>
     <w:p>
       <w:pPr>
         <w:pStyle w:val="Bibliography"/>
@@ -50626,7 +55554,7 @@
       <w:r>
         <w:t xml:space="preserve"> </w:t>
       </w:r>
-      <w:hyperlink r:id="rId202">
+      <w:hyperlink r:id="rId223">
         <w:r>
           <w:rPr>
             <w:rStyle w:val="Hyperlink"/>
@@ -50635,8 +55563,8 @@
         </w:r>
       </w:hyperlink>
     </w:p>
-    <w:bookmarkEnd w:id="203"/>
-    <w:bookmarkStart w:id="205" w:name="ref-wikipedia_epigraph_mathematics"/>
+    <w:bookmarkEnd w:id="224"/>
+    <w:bookmarkStart w:id="226" w:name="ref-wikipedia_epigraph_mathematics"/>
     <w:p>
       <w:pPr>
         <w:pStyle w:val="Bibliography"/>
@@ -50683,7 +55611,7 @@
       <w:r>
         <w:t xml:space="preserve"> </w:t>
       </w:r>
-      <w:hyperlink r:id="rId204">
+      <w:hyperlink r:id="rId225">
         <w:r>
           <w:rPr>
             <w:rStyle w:val="Hyperlink"/>
@@ -50692,8 +55620,8 @@
         </w:r>
       </w:hyperlink>
     </w:p>
-    <w:bookmarkEnd w:id="205"/>
-    <w:bookmarkStart w:id="207" w:name="ref-wikipedia_tangent_space"/>
+    <w:bookmarkEnd w:id="226"/>
+    <w:bookmarkStart w:id="228" w:name="ref-wikipedia_tangent_space"/>
     <w:p>
       <w:pPr>
         <w:pStyle w:val="Bibliography"/>
@@ -50740,7 +55668,7 @@
       <w:r>
         <w:t xml:space="preserve"> </w:t>
       </w:r>
-      <w:hyperlink r:id="rId206">
+      <w:hyperlink r:id="rId227">
         <w:r>
           <w:rPr>
             <w:rStyle w:val="Hyperlink"/>
@@ -50749,8 +55677,8 @@
         </w:r>
       </w:hyperlink>
     </w:p>
-    <w:bookmarkEnd w:id="207"/>
-    <w:bookmarkStart w:id="209" w:name="ref-wikipedia_feasible_region"/>
+    <w:bookmarkEnd w:id="228"/>
+    <w:bookmarkStart w:id="230" w:name="ref-wikipedia_feasible_region"/>
     <w:p>
       <w:pPr>
         <w:pStyle w:val="Bibliography"/>
@@ -50797,7 +55725,7 @@
       <w:r>
         <w:t xml:space="preserve"> </w:t>
       </w:r>
-      <w:hyperlink r:id="rId208">
+      <w:hyperlink r:id="rId229">
         <w:r>
           <w:rPr>
             <w:rStyle w:val="Hyperlink"/>
@@ -50806,8 +55734,8 @@
         </w:r>
       </w:hyperlink>
     </w:p>
-    <w:bookmarkEnd w:id="209"/>
-    <w:bookmarkStart w:id="211" w:name="ref-wikipedia_mathematical_optimization"/>
+    <w:bookmarkEnd w:id="230"/>
+    <w:bookmarkStart w:id="232" w:name="ref-wikipedia_mathematical_optimization"/>
     <w:p>
       <w:pPr>
         <w:pStyle w:val="Bibliography"/>
@@ -50854,7 +55782,7 @@
       <w:r>
         <w:t xml:space="preserve"> </w:t>
       </w:r>
-      <w:hyperlink r:id="rId210">
+      <w:hyperlink r:id="rId231">
         <w:r>
           <w:rPr>
             <w:rStyle w:val="Hyperlink"/>
@@ -50863,8 +55791,8 @@
         </w:r>
       </w:hyperlink>
     </w:p>
-    <w:bookmarkEnd w:id="211"/>
-    <w:bookmarkStart w:id="213" w:name="ref-wikipedia_lagrange_multiplier"/>
+    <w:bookmarkEnd w:id="232"/>
+    <w:bookmarkStart w:id="234" w:name="ref-wikipedia_lagrange_multiplier"/>
     <w:p>
       <w:pPr>
         <w:pStyle w:val="Bibliography"/>
@@ -50911,7 +55839,7 @@
       <w:r>
         <w:t xml:space="preserve"> </w:t>
       </w:r>
-      <w:hyperlink r:id="rId212">
+      <w:hyperlink r:id="rId233">
         <w:r>
           <w:rPr>
             <w:rStyle w:val="Hyperlink"/>
@@ -50920,8 +55848,8 @@
         </w:r>
       </w:hyperlink>
     </w:p>
-    <w:bookmarkEnd w:id="213"/>
-    <w:bookmarkStart w:id="215" w:name="ref-wikipedia_iterative_method"/>
+    <w:bookmarkEnd w:id="234"/>
+    <w:bookmarkStart w:id="236" w:name="ref-wikipedia_iterative_method"/>
     <w:p>
       <w:pPr>
         <w:pStyle w:val="Bibliography"/>
@@ -50968,7 +55896,7 @@
       <w:r>
         <w:t xml:space="preserve"> </w:t>
       </w:r>
-      <w:hyperlink r:id="rId214">
+      <w:hyperlink r:id="rId235">
         <w:r>
           <w:rPr>
             <w:rStyle w:val="Hyperlink"/>
@@ -50977,8 +55905,8 @@
         </w:r>
       </w:hyperlink>
     </w:p>
-    <w:bookmarkEnd w:id="215"/>
-    <w:bookmarkStart w:id="217" w:name="X826716f95b92c7764e59e7e3dd738a1aac56654"/>
+    <w:bookmarkEnd w:id="236"/>
+    <w:bookmarkStart w:id="238" w:name="X826716f95b92c7764e59e7e3dd738a1aac56654"/>
     <w:p>
       <w:pPr>
         <w:pStyle w:val="Bibliography"/>
@@ -51025,7 +55953,7 @@
       <w:r>
         <w:t xml:space="preserve"> </w:t>
       </w:r>
-      <w:hyperlink r:id="rId216">
+      <w:hyperlink r:id="rId237">
         <w:r>
           <w:rPr>
             <w:rStyle w:val="Hyperlink"/>
@@ -51034,8 +55962,8 @@
         </w:r>
       </w:hyperlink>
     </w:p>
-    <w:bookmarkEnd w:id="217"/>
-    <w:bookmarkStart w:id="219" w:name="ref-wikipedia_rate_of_convergence"/>
+    <w:bookmarkEnd w:id="238"/>
+    <w:bookmarkStart w:id="240" w:name="ref-wikipedia_rate_of_convergence"/>
     <w:p>
       <w:pPr>
         <w:pStyle w:val="Bibliography"/>
@@ -51082,7 +56010,7 @@
       <w:r>
         <w:t xml:space="preserve"> </w:t>
       </w:r>
-      <w:hyperlink r:id="rId218">
+      <w:hyperlink r:id="rId239">
         <w:r>
           <w:rPr>
             <w:rStyle w:val="Hyperlink"/>
@@ -51091,8 +56019,8 @@
         </w:r>
       </w:hyperlink>
     </w:p>
-    <w:bookmarkEnd w:id="219"/>
-    <w:bookmarkStart w:id="221" w:name="ref-wikipedia_gradient_descent"/>
+    <w:bookmarkEnd w:id="240"/>
+    <w:bookmarkStart w:id="242" w:name="ref-wikipedia_gradient_descent"/>
     <w:p>
       <w:pPr>
         <w:pStyle w:val="Bibliography"/>
@@ -51139,7 +56067,7 @@
       <w:r>
         <w:t xml:space="preserve"> </w:t>
       </w:r>
-      <w:hyperlink r:id="rId220">
+      <w:hyperlink r:id="rId241">
         <w:r>
           <w:rPr>
             <w:rStyle w:val="Hyperlink"/>
@@ -51148,8 +56076,8 @@
         </w:r>
       </w:hyperlink>
     </w:p>
-    <w:bookmarkEnd w:id="221"/>
-    <w:bookmarkStart w:id="223" w:name="ref-wikipedia_line_search"/>
+    <w:bookmarkEnd w:id="242"/>
+    <w:bookmarkStart w:id="244" w:name="ref-wikipedia_line_search"/>
     <w:p>
       <w:pPr>
         <w:pStyle w:val="Bibliography"/>
@@ -51196,7 +56124,7 @@
       <w:r>
         <w:t xml:space="preserve"> </w:t>
       </w:r>
-      <w:hyperlink r:id="rId222">
+      <w:hyperlink r:id="rId243">
         <w:r>
           <w:rPr>
             <w:rStyle w:val="Hyperlink"/>
@@ -51205,8 +56133,8 @@
         </w:r>
       </w:hyperlink>
     </w:p>
-    <w:bookmarkEnd w:id="223"/>
-    <w:bookmarkStart w:id="225" w:name="ref-wikipedia_backtracking_line_search"/>
+    <w:bookmarkEnd w:id="244"/>
+    <w:bookmarkStart w:id="246" w:name="ref-wikipedia_backtracking_line_search"/>
     <w:p>
       <w:pPr>
         <w:pStyle w:val="Bibliography"/>
@@ -51253,7 +56181,7 @@
       <w:r>
         <w:t xml:space="preserve"> </w:t>
       </w:r>
-      <w:hyperlink r:id="rId224">
+      <w:hyperlink r:id="rId245">
         <w:r>
           <w:rPr>
             <w:rStyle w:val="Hyperlink"/>
@@ -51262,8 +56190,8 @@
         </w:r>
       </w:hyperlink>
     </w:p>
-    <w:bookmarkEnd w:id="225"/>
-    <w:bookmarkStart w:id="227" w:name="ref-boyd2004convex"/>
+    <w:bookmarkEnd w:id="246"/>
+    <w:bookmarkStart w:id="248" w:name="ref-zhou2025quasinewton"/>
     <w:p>
       <w:pPr>
         <w:pStyle w:val="Bibliography"/>
@@ -51278,7 +56206,58 @@
         <w:t xml:space="preserve">	</w:t>
       </w:r>
       <w:r>
-        <w:t xml:space="preserve">S. Boyd and L. Vandenberghe,</w:t>
+        <w:t xml:space="preserve">H. Zhou,</w:t>
+      </w:r>
+      <w:r>
+        <w:t xml:space="preserve"> </w:t>
+      </w:r>
+      <w:r>
+        <w:t xml:space="preserve">“Quasi-</w:t>
+      </w:r>
+      <w:r>
+        <w:t xml:space="preserve">Newton</w:t>
+      </w:r>
+      <w:r>
+        <w:t xml:space="preserve"> </w:t>
+      </w:r>
+      <w:r>
+        <w:t xml:space="preserve">methods.”</w:t>
+      </w:r>
+      <w:r>
+        <w:t xml:space="preserve"> </w:t>
+      </w:r>
+      <w:r>
+        <w:t xml:space="preserve">Lecture notes for Biostat 257, Statistical Computing, University of California, Los Angeles, 2025. Accessed: Oct. 26, 2026. [Online]. Available:</w:t>
+      </w:r>
+      <w:r>
+        <w:t xml:space="preserve"> </w:t>
+      </w:r>
+      <w:hyperlink r:id="rId247">
+        <w:r>
+          <w:rPr>
+            <w:rStyle w:val="Hyperlink"/>
+          </w:rPr>
+          <w:t xml:space="preserve">https://ucla-biostat-257.github.io/2025spring/slides/24-quasinewton/quasinewton.html</w:t>
+        </w:r>
+      </w:hyperlink>
+    </w:p>
+    <w:bookmarkEnd w:id="248"/>
+    <w:bookmarkStart w:id="250" w:name="ref-nocedal2006numerical"/>
+    <w:p>
+      <w:pPr>
+        <w:pStyle w:val="Bibliography"/>
+      </w:pPr>
+      <w:r>
+        <w:t xml:space="preserve">[19]</w:t>
+      </w:r>
+      <w:r>
+        <w:t xml:space="preserve"> </w:t>
+      </w:r>
+      <w:r>
+        <w:t xml:space="preserve">	</w:t>
+      </w:r>
+      <w:r>
+        <w:t xml:space="preserve">J. Nocedal and S. J. Wright,</w:t>
       </w:r>
       <w:r>
         <w:t xml:space="preserve"> </w:t>
@@ -51288,6 +56267,52 @@
           <w:i/>
           <w:iCs/>
         </w:rPr>
+        <w:t xml:space="preserve">Numerical optimization</w:t>
+      </w:r>
+      <w:r>
+        <w:t xml:space="preserve">, 2nd ed. in Springer series in operations research and financial engineering. Springer, 2006. doi:</w:t>
+      </w:r>
+      <w:r>
+        <w:t xml:space="preserve"> </w:t>
+      </w:r>
+      <w:hyperlink r:id="rId249">
+        <w:r>
+          <w:rPr>
+            <w:rStyle w:val="Hyperlink"/>
+          </w:rPr>
+          <w:t xml:space="preserve">10.1007/978-0-387-40065-5</w:t>
+        </w:r>
+      </w:hyperlink>
+      <w:r>
+        <w:t xml:space="preserve">.</w:t>
+      </w:r>
+    </w:p>
+    <w:bookmarkEnd w:id="250"/>
+    <w:bookmarkStart w:id="252" w:name="ref-boyd2004convex"/>
+    <w:p>
+      <w:pPr>
+        <w:pStyle w:val="Bibliography"/>
+      </w:pPr>
+      <w:r>
+        <w:t xml:space="preserve">[20]</w:t>
+      </w:r>
+      <w:r>
+        <w:t xml:space="preserve"> </w:t>
+      </w:r>
+      <w:r>
+        <w:t xml:space="preserve">	</w:t>
+      </w:r>
+      <w:r>
+        <w:t xml:space="preserve">S. Boyd and L. Vandenberghe,</w:t>
+      </w:r>
+      <w:r>
+        <w:t xml:space="preserve"> </w:t>
+      </w:r>
+      <w:r>
+        <w:rPr>
+          <w:i/>
+          <w:iCs/>
+        </w:rPr>
         <w:t xml:space="preserve">Convex optimization</w:t>
       </w:r>
       <w:r>
@@ -51296,7 +56321,7 @@
       <w:r>
         <w:t xml:space="preserve"> </w:t>
       </w:r>
-      <w:hyperlink r:id="rId226">
+      <w:hyperlink r:id="rId251">
         <w:r>
           <w:rPr>
             <w:rStyle w:val="Hyperlink"/>
@@ -51308,55 +56333,9 @@
         <w:t xml:space="preserve">.</w:t>
       </w:r>
     </w:p>
-    <w:bookmarkEnd w:id="227"/>
-    <w:bookmarkStart w:id="229" w:name="ref-nocedal2006numerical"/>
-    <w:p>
-      <w:pPr>
-        <w:pStyle w:val="Bibliography"/>
-      </w:pPr>
-      <w:r>
-        <w:t xml:space="preserve">[19]</w:t>
-      </w:r>
-      <w:r>
-        <w:t xml:space="preserve"> </w:t>
-      </w:r>
-      <w:r>
-        <w:t xml:space="preserve">	</w:t>
-      </w:r>
-      <w:r>
-        <w:t xml:space="preserve">J. Nocedal and S. J. Wright,</w:t>
-      </w:r>
-      <w:r>
-        <w:t xml:space="preserve"> </w:t>
-      </w:r>
-      <w:r>
-        <w:rPr>
-          <w:i/>
-          <w:iCs/>
-        </w:rPr>
-        <w:t xml:space="preserve">Numerical optimization</w:t>
-      </w:r>
-      <w:r>
-        <w:t xml:space="preserve">, 2nd ed. in Springer series in operations research and financial engineering. Springer, 2006. doi:</w:t>
-      </w:r>
-      <w:r>
-        <w:t xml:space="preserve"> </w:t>
-      </w:r>
-      <w:hyperlink r:id="rId228">
-        <w:r>
-          <w:rPr>
-            <w:rStyle w:val="Hyperlink"/>
-          </w:rPr>
-          <w:t xml:space="preserve">10.1007/978-0-387-40065-5</w:t>
-        </w:r>
-      </w:hyperlink>
-      <w:r>
-        <w:t xml:space="preserve">.</w:t>
-      </w:r>
-    </w:p>
-    <w:bookmarkEnd w:id="229"/>
-    <w:bookmarkEnd w:id="230"/>
-    <w:bookmarkEnd w:id="231"/>
+    <w:bookmarkEnd w:id="252"/>
+    <w:bookmarkEnd w:id="253"/>
+    <w:bookmarkEnd w:id="254"/>
     <w:sectPr>
       <w:footnotePr>
         <w:numRestart w:val="eachSect"/>

--- a/optimization.docx
+++ b/optimization.docx
@@ -15,7 +15,7 @@
         <w:pStyle w:val="Date"/>
       </w:pPr>
       <w:r>
-        <w:t xml:space="preserve">Last modified: 2026-10-26 03:33:07 (PDT)</w:t>
+        <w:t xml:space="preserve">Last modified: 2026-10-26 10:13:13 (PDT)</w:t>
       </w:r>
     </w:p>
     <w:bookmarkStart w:id="73" w:name="sec-optimality-vector"/>

--- a/optimization.docx
+++ b/optimization.docx
@@ -15,7 +15,7 @@
         <w:pStyle w:val="Date"/>
       </w:pPr>
       <w:r>
-        <w:t xml:space="preserve">Last modified: 2026-10-26 10:13:13 (PDT)</w:t>
+        <w:t xml:space="preserve">Last modified: 2026-10-26 12:55:55 (PDT)</w:t>
       </w:r>
     </w:p>
     <w:bookmarkStart w:id="73" w:name="sec-optimality-vector"/>

--- a/optimization.docx
+++ b/optimization.docx
@@ -15,7 +15,7 @@
         <w:pStyle w:val="Date"/>
       </w:pPr>
       <w:r>
-        <w:t xml:space="preserve">Last modified: 2026-10-26 12:55:55 (PDT)</w:t>
+        <w:t xml:space="preserve">Last modified: 2026-10-26 14:36:46 (PDT)</w:t>
       </w:r>
     </w:p>
     <w:bookmarkStart w:id="73" w:name="sec-optimality-vector"/>
@@ -5945,7 +5945,7 @@
         <w:rPr>
           <w:rStyle w:val="CommentTok"/>
         </w:rPr>
-        <w:t xml:space="preserve">#&gt; [1] 1.071498e-11 1.673470e-10</w:t>
+        <w:t xml:space="preserve">#&gt; [1] 9.471535e-12 6.662049e-11</w:t>
       </w:r>
       <w:r>
         <w:br/>
@@ -6128,7 +6128,7 @@
         <w:t xml:space="preserve"> </w:t>
       </w:r>
       <w:r>
-        <w:t xml:space="preserve">1.7e-10,</w:t>
+        <w:t xml:space="preserve">6.7e-11,</w:t>
       </w:r>
       <w:r>
         <w:t xml:space="preserve"> </w:t>
@@ -34290,7 +34290,7 @@
     </w:p>
     <w:bookmarkEnd w:id="147"/>
     <w:bookmarkEnd w:id="148"/>
-    <w:bookmarkStart w:id="189" w:name="sec-descent"/>
+    <w:bookmarkStart w:id="192" w:name="sec-descent"/>
     <w:p>
       <w:pPr>
         <w:pStyle w:val="Heading2"/>
@@ -43111,7 +43111,7 @@
       </w:r>
     </w:p>
     <w:bookmarkEnd w:id="174"/>
-    <w:bookmarkStart w:id="175" w:name="def-line-search"/>
+    <w:bookmarkStart w:id="175" w:name="def-gradient-ascent"/>
     <w:p>
       <w:pPr>
         <w:pStyle w:val="BodyText"/>
@@ -43121,7 +43121,691 @@
           <w:b/>
           <w:bCs/>
         </w:rPr>
-        <w:t xml:space="preserve">Definition 30 (Line search)</w:t>
+        <w:t xml:space="preserve">Definition 30 (Gradient ascent)</w:t>
+      </w:r>
+      <w:r>
+        <w:t xml:space="preserve"> </w:t>
+      </w:r>
+      <w:r>
+        <w:t xml:space="preserve">Let</w:t>
+      </w:r>
+      <w:r>
+        <w:t xml:space="preserve"> </w:t>
+      </w:r>
+      <m:oMath>
+        <m:r>
+          <m:t>f</m:t>
+        </m:r>
+        <m:r>
+          <m:rPr>
+            <m:sty m:val="p"/>
+          </m:rPr>
+          <m:t>:</m:t>
+        </m:r>
+        <m:sSup>
+          <m:e>
+            <m:r>
+              <m:rPr>
+                <m:scr m:val="double-struck"/>
+                <m:sty m:val="p"/>
+              </m:rPr>
+              <m:t>R</m:t>
+            </m:r>
+          </m:e>
+          <m:sup>
+            <m:r>
+              <m:t>p</m:t>
+            </m:r>
+          </m:sup>
+        </m:sSup>
+        <m:r>
+          <m:rPr>
+            <m:sty m:val="p"/>
+          </m:rPr>
+          <m:t>→</m:t>
+        </m:r>
+        <m:r>
+          <m:rPr>
+            <m:scr m:val="double-struck"/>
+            <m:sty m:val="p"/>
+          </m:rPr>
+          <m:t>R</m:t>
+        </m:r>
+      </m:oMath>
+      <w:r>
+        <w:t xml:space="preserve"> </w:t>
+      </w:r>
+      <w:r>
+        <w:t xml:space="preserve">have first</w:t>
+      </w:r>
+      <w:r>
+        <w:t xml:space="preserve"> </w:t>
+      </w:r>
+      <w:hyperlink r:id="rId143">
+        <w:r>
+          <w:rPr>
+            <w:rStyle w:val="Hyperlink"/>
+          </w:rPr>
+          <w:t xml:space="preserve">partial derivatives</w:t>
+        </w:r>
+      </w:hyperlink>
+      <w:r>
+        <w:t xml:space="preserve">,</w:t>
+      </w:r>
+      <w:r>
+        <w:t xml:space="preserve"> </w:t>
+      </w:r>
+      <w:r>
+        <w:t xml:space="preserve">let</w:t>
+      </w:r>
+      <w:r>
+        <w:t xml:space="preserve"> </w:t>
+      </w:r>
+      <w:r>
+        <w:t xml:space="preserve">$\mathord{\smash[b]{\underset{\raise.3ex\hbox{$\scriptstyle\sim$}}{x}}\vphantom{x}}^{(0)}$</w:t>
+      </w:r>
+      <w:r>
+        <w:t xml:space="preserve"> </w:t>
+      </w:r>
+      <w:r>
+        <w:t xml:space="preserve">be a starting point,</w:t>
+      </w:r>
+      <w:r>
+        <w:t xml:space="preserve"> </w:t>
+      </w:r>
+      <w:r>
+        <w:t xml:space="preserve">and let</w:t>
+      </w:r>
+      <w:r>
+        <w:t xml:space="preserve"> </w:t>
+      </w:r>
+      <m:oMath>
+        <m:sSup>
+          <m:e>
+            <m:r>
+              <m:t>s</m:t>
+            </m:r>
+          </m:e>
+          <m:sup>
+            <m:r>
+              <m:rPr>
+                <m:sty m:val="p"/>
+              </m:rPr>
+              <m:t>(</m:t>
+            </m:r>
+            <m:r>
+              <m:t>0</m:t>
+            </m:r>
+            <m:r>
+              <m:rPr>
+                <m:sty m:val="p"/>
+              </m:rPr>
+              <m:t>)</m:t>
+            </m:r>
+          </m:sup>
+        </m:sSup>
+        <m:r>
+          <m:rPr>
+            <m:sty m:val="p"/>
+          </m:rPr>
+          <m:t>,</m:t>
+        </m:r>
+        <m:sSup>
+          <m:e>
+            <m:r>
+              <m:t>s</m:t>
+            </m:r>
+          </m:e>
+          <m:sup>
+            <m:r>
+              <m:rPr>
+                <m:sty m:val="p"/>
+              </m:rPr>
+              <m:t>(</m:t>
+            </m:r>
+            <m:r>
+              <m:t>1</m:t>
+            </m:r>
+            <m:r>
+              <m:rPr>
+                <m:sty m:val="p"/>
+              </m:rPr>
+              <m:t>)</m:t>
+            </m:r>
+          </m:sup>
+        </m:sSup>
+        <m:r>
+          <m:rPr>
+            <m:sty m:val="p"/>
+          </m:rPr>
+          <m:t>,</m:t>
+        </m:r>
+        <m:r>
+          <m:rPr>
+            <m:sty m:val="p"/>
+          </m:rPr>
+          <m:t>…</m:t>
+        </m:r>
+      </m:oMath>
+      <w:r>
+        <w:t xml:space="preserve"> </w:t>
+      </w:r>
+      <w:r>
+        <w:t xml:space="preserve">be positive</w:t>
+      </w:r>
+      <w:r>
+        <w:t xml:space="preserve"> </w:t>
+      </w:r>
+      <w:hyperlink w:anchor="def-gradient-descent">
+        <w:r>
+          <w:rPr>
+            <w:rStyle w:val="Hyperlink"/>
+          </w:rPr>
+          <w:t xml:space="preserve">step lengths</w:t>
+        </w:r>
+      </w:hyperlink>
+      <w:r>
+        <w:t xml:space="preserve">.</w:t>
+      </w:r>
+      <w:r>
+        <w:t xml:space="preserve"> </w:t>
+      </w:r>
+      <w:r>
+        <w:rPr>
+          <w:b/>
+          <w:bCs/>
+        </w:rPr>
+        <w:t xml:space="preserve">Gradient ascent</w:t>
+      </w:r>
+      <w:r>
+        <w:t xml:space="preserve"> </w:t>
+      </w:r>
+      <w:r>
+        <w:t xml:space="preserve">[15]</w:t>
+      </w:r>
+      <w:r>
+        <w:t xml:space="preserve"> </w:t>
+      </w:r>
+      <w:r>
+        <w:t xml:space="preserve">repeats, for</w:t>
+      </w:r>
+      <w:r>
+        <w:t xml:space="preserve"> </w:t>
+      </w:r>
+      <m:oMath>
+        <m:r>
+          <m:t>t</m:t>
+        </m:r>
+        <m:r>
+          <m:rPr>
+            <m:sty m:val="p"/>
+          </m:rPr>
+          <m:t>=</m:t>
+        </m:r>
+        <m:r>
+          <m:t>0</m:t>
+        </m:r>
+        <m:r>
+          <m:rPr>
+            <m:sty m:val="p"/>
+          </m:rPr>
+          <m:t>,</m:t>
+        </m:r>
+        <m:r>
+          <m:t>1</m:t>
+        </m:r>
+        <m:r>
+          <m:rPr>
+            <m:sty m:val="p"/>
+          </m:rPr>
+          <m:t>,</m:t>
+        </m:r>
+        <m:r>
+          <m:t>2</m:t>
+        </m:r>
+        <m:r>
+          <m:rPr>
+            <m:sty m:val="p"/>
+          </m:rPr>
+          <m:t>,</m:t>
+        </m:r>
+        <m:r>
+          <m:rPr>
+            <m:sty m:val="p"/>
+          </m:rPr>
+          <m:t>…</m:t>
+        </m:r>
+      </m:oMath>
+      <w:r>
+        <w:t xml:space="preserve">, the update</w:t>
+      </w:r>
+    </w:p>
+    <w:p>
+      <w:pPr>
+        <w:pStyle w:val="BodyText"/>
+      </w:pPr>
+      <w:r>
+        <w:t xml:space="preserve">$$
+    \mathord{\smash[b]{\underset{\raise.3ex\hbox{$\scriptstyle\sim$}}{x}}\vphantom{x}}^{(t+1)} \stackrel{\text{def}}{=}\mathord{\smash[b]{\underset{\raise.3ex\hbox{$\scriptstyle\sim$}}{x}}\vphantom{x}}^{(t)} + s^{(t)}\,\frac{\partial}{\partial \mathord{\smash[b]{\underset{\raise.3ex\hbox{$\scriptstyle\sim$}}{x}}\vphantom{x}}} f(\mathord{\smash[b]{\underset{\raise.3ex\hbox{$\scriptstyle\sim$}}{x}}\vphantom{x}}^{(t)}).
+    $$</w:t>
+      </w:r>
+    </w:p>
+    <w:bookmarkEnd w:id="175"/>
+    <w:bookmarkStart w:id="177" w:name="exm-gradient-ascent"/>
+    <w:p>
+      <w:pPr>
+        <w:pStyle w:val="FirstParagraph"/>
+      </w:pPr>
+      <w:r>
+        <w:rPr>
+          <w:b/>
+          <w:bCs/>
+        </w:rPr>
+        <w:t xml:space="preserve">Example 44 (Gradient ascent is gradient descent on the negative function)</w:t>
+      </w:r>
+      <w:r>
+        <w:t xml:space="preserve"> </w:t>
+      </w:r>
+      <w:r>
+        <w:t xml:space="preserve">Gradient ascent on</w:t>
+      </w:r>
+      <w:r>
+        <w:t xml:space="preserve"> </w:t>
+      </w:r>
+      <m:oMath>
+        <m:r>
+          <m:t>f</m:t>
+        </m:r>
+      </m:oMath>
+      <w:r>
+        <w:t xml:space="preserve"> </w:t>
+      </w:r>
+      <w:r>
+        <w:t xml:space="preserve">takes the same steps as</w:t>
+      </w:r>
+      <w:r>
+        <w:t xml:space="preserve"> </w:t>
+      </w:r>
+      <w:hyperlink w:anchor="def-gradient-descent">
+        <w:r>
+          <w:rPr>
+            <w:rStyle w:val="Hyperlink"/>
+          </w:rPr>
+          <w:t xml:space="preserve">gradient descent</w:t>
+        </w:r>
+      </w:hyperlink>
+      <w:r>
+        <w:t xml:space="preserve"> </w:t>
+      </w:r>
+      <w:r>
+        <w:t xml:space="preserve">on</w:t>
+      </w:r>
+      <w:r>
+        <w:t xml:space="preserve"> </w:t>
+      </w:r>
+      <m:oMath>
+        <m:r>
+          <m:rPr>
+            <m:sty m:val="p"/>
+          </m:rPr>
+          <m:t>−</m:t>
+        </m:r>
+        <m:r>
+          <m:t>f</m:t>
+        </m:r>
+      </m:oMath>
+      <w:r>
+        <w:t xml:space="preserve">,</w:t>
+      </w:r>
+      <w:r>
+        <w:t xml:space="preserve"> </w:t>
+      </w:r>
+      <w:r>
+        <w:t xml:space="preserve">since</w:t>
+      </w:r>
+      <w:r>
+        <w:t xml:space="preserve"> </w:t>
+      </w:r>
+      <w:r>
+        <w:t xml:space="preserve">$\frac{\partial}{\partial \mathord{\smash[b]{\underset{\raise.3ex\hbox{$\scriptstyle\sim$}}{x}}\vphantom{x}}} (-f) = -\frac{\partial}{\partial \mathord{\smash[b]{\underset{\raise.3ex\hbox{$\scriptstyle\sim$}}{x}}\vphantom{x}}} f$</w:t>
+      </w:r>
+      <w:r>
+        <w:t xml:space="preserve">.</w:t>
+      </w:r>
+      <w:r>
+        <w:t xml:space="preserve"> </w:t>
+      </w:r>
+      <w:r>
+        <w:t xml:space="preserve">In one variable, for</w:t>
+      </w:r>
+      <w:r>
+        <w:t xml:space="preserve"> </w:t>
+      </w:r>
+      <m:oMath>
+        <m:r>
+          <m:t>f</m:t>
+        </m:r>
+        <m:r>
+          <m:rPr>
+            <m:sty m:val="p"/>
+          </m:rPr>
+          <m:t>(</m:t>
+        </m:r>
+        <m:r>
+          <m:t>x</m:t>
+        </m:r>
+        <m:r>
+          <m:rPr>
+            <m:sty m:val="p"/>
+          </m:rPr>
+          <m:t>)</m:t>
+        </m:r>
+        <m:r>
+          <m:rPr>
+            <m:sty m:val="p"/>
+          </m:rPr>
+          <m:t>=</m:t>
+        </m:r>
+        <m:r>
+          <m:rPr>
+            <m:sty m:val="p"/>
+          </m:rPr>
+          <m:t>−</m:t>
+        </m:r>
+        <m:sSup>
+          <m:e>
+            <m:r>
+              <m:t>x</m:t>
+            </m:r>
+          </m:e>
+          <m:sup>
+            <m:r>
+              <m:t>2</m:t>
+            </m:r>
+          </m:sup>
+        </m:sSup>
+      </m:oMath>
+      <w:r>
+        <w:t xml:space="preserve"> </w:t>
+      </w:r>
+      <w:r>
+        <w:t xml:space="preserve">the</w:t>
+      </w:r>
+      <w:r>
+        <w:t xml:space="preserve"> </w:t>
+      </w:r>
+      <w:hyperlink r:id="rId176">
+        <w:r>
+          <w:rPr>
+            <w:rStyle w:val="Hyperlink"/>
+          </w:rPr>
+          <w:t xml:space="preserve">derivative</w:t>
+        </w:r>
+      </w:hyperlink>
+      <w:r>
+        <w:t xml:space="preserve"> </w:t>
+      </w:r>
+      <w:r>
+        <w:t xml:space="preserve">is</w:t>
+      </w:r>
+      <w:r>
+        <w:t xml:space="preserve"> </w:t>
+      </w:r>
+      <m:oMath>
+        <m:sSup>
+          <m:e>
+            <m:r>
+              <m:t>f</m:t>
+            </m:r>
+          </m:e>
+          <m:sup>
+            <m:r>
+              <m:rPr>
+                <m:sty m:val="p"/>
+              </m:rPr>
+              <m:t>′</m:t>
+            </m:r>
+          </m:sup>
+        </m:sSup>
+        <m:r>
+          <m:rPr>
+            <m:sty m:val="p"/>
+          </m:rPr>
+          <m:t>(</m:t>
+        </m:r>
+        <m:r>
+          <m:t>x</m:t>
+        </m:r>
+        <m:r>
+          <m:rPr>
+            <m:sty m:val="p"/>
+          </m:rPr>
+          <m:t>)</m:t>
+        </m:r>
+        <m:r>
+          <m:rPr>
+            <m:sty m:val="p"/>
+          </m:rPr>
+          <m:t>=</m:t>
+        </m:r>
+        <m:r>
+          <m:rPr>
+            <m:sty m:val="p"/>
+          </m:rPr>
+          <m:t>−</m:t>
+        </m:r>
+        <m:r>
+          <m:t>2</m:t>
+        </m:r>
+        <m:r>
+          <m:t>x</m:t>
+        </m:r>
+      </m:oMath>
+      <w:r>
+        <w:t xml:space="preserve">, so gradient ascent with fixed</w:t>
+      </w:r>
+      <w:r>
+        <w:t xml:space="preserve"> </w:t>
+      </w:r>
+      <w:hyperlink w:anchor="def-gradient-descent">
+        <w:r>
+          <w:rPr>
+            <w:rStyle w:val="Hyperlink"/>
+          </w:rPr>
+          <w:t xml:space="preserve">step length</w:t>
+        </w:r>
+      </w:hyperlink>
+      <w:r>
+        <w:t xml:space="preserve"> </w:t>
+      </w:r>
+      <m:oMath>
+        <m:r>
+          <m:t>s</m:t>
+        </m:r>
+      </m:oMath>
+      <w:r>
+        <w:t xml:space="preserve"> </w:t>
+      </w:r>
+      <w:r>
+        <w:t xml:space="preserve">is</w:t>
+      </w:r>
+      <w:r>
+        <w:t xml:space="preserve"> </w:t>
+      </w:r>
+      <m:oMath>
+        <m:sSup>
+          <m:e>
+            <m:r>
+              <m:t>x</m:t>
+            </m:r>
+          </m:e>
+          <m:sup>
+            <m:r>
+              <m:rPr>
+                <m:sty m:val="p"/>
+              </m:rPr>
+              <m:t>(</m:t>
+            </m:r>
+            <m:r>
+              <m:t>t</m:t>
+            </m:r>
+            <m:r>
+              <m:rPr>
+                <m:sty m:val="p"/>
+              </m:rPr>
+              <m:t>+</m:t>
+            </m:r>
+            <m:r>
+              <m:t>1</m:t>
+            </m:r>
+            <m:r>
+              <m:rPr>
+                <m:sty m:val="p"/>
+              </m:rPr>
+              <m:t>)</m:t>
+            </m:r>
+          </m:sup>
+        </m:sSup>
+        <m:r>
+          <m:rPr>
+            <m:sty m:val="p"/>
+          </m:rPr>
+          <m:t>=</m:t>
+        </m:r>
+        <m:r>
+          <m:rPr>
+            <m:sty m:val="p"/>
+          </m:rPr>
+          <m:t>(</m:t>
+        </m:r>
+        <m:r>
+          <m:t>1</m:t>
+        </m:r>
+        <m:r>
+          <m:rPr>
+            <m:sty m:val="p"/>
+          </m:rPr>
+          <m:t>−</m:t>
+        </m:r>
+        <m:r>
+          <m:t>2</m:t>
+        </m:r>
+        <m:r>
+          <m:t>s</m:t>
+        </m:r>
+        <m:r>
+          <m:rPr>
+            <m:sty m:val="p"/>
+          </m:rPr>
+          <m:t>)</m:t>
+        </m:r>
+        <m:r>
+          <m:t> </m:t>
+        </m:r>
+        <m:sSup>
+          <m:e>
+            <m:r>
+              <m:t>x</m:t>
+            </m:r>
+          </m:e>
+          <m:sup>
+            <m:r>
+              <m:rPr>
+                <m:sty m:val="p"/>
+              </m:rPr>
+              <m:t>(</m:t>
+            </m:r>
+            <m:r>
+              <m:t>t</m:t>
+            </m:r>
+            <m:r>
+              <m:rPr>
+                <m:sty m:val="p"/>
+              </m:rPr>
+              <m:t>)</m:t>
+            </m:r>
+          </m:sup>
+        </m:sSup>
+      </m:oMath>
+      <w:r>
+        <w:t xml:space="preserve">,</w:t>
+      </w:r>
+      <w:r>
+        <w:t xml:space="preserve"> </w:t>
+      </w:r>
+      <w:r>
+        <w:t xml:space="preserve">the iteration of</w:t>
+      </w:r>
+      <w:r>
+        <w:t xml:space="preserve"> </w:t>
+      </w:r>
+      <w:hyperlink w:anchor="exm-gradient-descent">
+        <w:r>
+          <w:rPr>
+            <w:rStyle w:val="Hyperlink"/>
+          </w:rPr>
+          <w:t xml:space="preserve">Example 43</w:t>
+        </w:r>
+      </w:hyperlink>
+      <w:r>
+        <w:t xml:space="preserve">, which tends to the maximizer</w:t>
+      </w:r>
+      <w:r>
+        <w:t xml:space="preserve"> </w:t>
+      </w:r>
+      <m:oMath>
+        <m:r>
+          <m:t>0</m:t>
+        </m:r>
+      </m:oMath>
+      <w:r>
+        <w:t xml:space="preserve"> </w:t>
+      </w:r>
+      <w:r>
+        <w:t xml:space="preserve">when</w:t>
+      </w:r>
+      <w:r>
+        <w:t xml:space="preserve"> </w:t>
+      </w:r>
+      <m:oMath>
+        <m:r>
+          <m:t>0</m:t>
+        </m:r>
+        <m:r>
+          <m:rPr>
+            <m:sty m:val="p"/>
+          </m:rPr>
+          <m:t>&lt;</m:t>
+        </m:r>
+        <m:r>
+          <m:t>s</m:t>
+        </m:r>
+        <m:r>
+          <m:rPr>
+            <m:sty m:val="p"/>
+          </m:rPr>
+          <m:t>&lt;</m:t>
+        </m:r>
+        <m:r>
+          <m:t>1</m:t>
+        </m:r>
+      </m:oMath>
+      <w:r>
+        <w:t xml:space="preserve">.</w:t>
+      </w:r>
+    </w:p>
+    <w:bookmarkEnd w:id="177"/>
+    <w:bookmarkStart w:id="178" w:name="def-line-search"/>
+    <w:p>
+      <w:pPr>
+        <w:pStyle w:val="BodyText"/>
+      </w:pPr>
+      <w:r>
+        <w:rPr>
+          <w:b/>
+          <w:bCs/>
+        </w:rPr>
+        <w:t xml:space="preserve">Definition 31 (Line search)</w:t>
       </w:r>
       <w:r>
         <w:t xml:space="preserve"> </w:t>
@@ -43227,8 +43911,8 @@
         <w:t xml:space="preserve">.</w:t>
       </w:r>
     </w:p>
-    <w:bookmarkEnd w:id="175"/>
-    <w:bookmarkStart w:id="176" w:name="def-exact-line-search"/>
+    <w:bookmarkEnd w:id="178"/>
+    <w:bookmarkStart w:id="179" w:name="def-exact-line-search"/>
     <w:p>
       <w:pPr>
         <w:pStyle w:val="BodyText"/>
@@ -43238,7 +43922,7 @@
           <w:b/>
           <w:bCs/>
         </w:rPr>
-        <w:t xml:space="preserve">Definition 31 (Exact line search)</w:t>
+        <w:t xml:space="preserve">Definition 32 (Exact line search)</w:t>
       </w:r>
       <w:r>
         <w:t xml:space="preserve"> </w:t>
@@ -43261,7 +43945,7 @@
           <w:rPr>
             <w:rStyle w:val="Hyperlink"/>
           </w:rPr>
-          <w:t xml:space="preserve">Definition 30</w:t>
+          <w:t xml:space="preserve">Definition 31</w:t>
         </w:r>
       </w:hyperlink>
       <w:r>
@@ -43335,8 +44019,8 @@
         <w:t xml:space="preserve">.</w:t>
       </w:r>
     </w:p>
-    <w:bookmarkEnd w:id="176"/>
-    <w:bookmarkStart w:id="177" w:name="exm-line-search"/>
+    <w:bookmarkEnd w:id="179"/>
+    <w:bookmarkStart w:id="180" w:name="exm-line-search"/>
     <w:p>
       <w:pPr>
         <w:pStyle w:val="BodyText"/>
@@ -43346,7 +44030,7 @@
           <w:b/>
           <w:bCs/>
         </w:rPr>
-        <w:t xml:space="preserve">Example 44 (Exact line search on a parabola)</w:t>
+        <w:t xml:space="preserve">Example 45 (Exact line search on a parabola)</w:t>
       </w:r>
       <w:r>
         <w:t xml:space="preserve"> </w:t>
@@ -44008,8 +44692,8 @@
         <w:t xml:space="preserve">in one step.</w:t>
       </w:r>
     </w:p>
-    <w:bookmarkEnd w:id="177"/>
-    <w:bookmarkStart w:id="179" w:name="def-descent-direction"/>
+    <w:bookmarkEnd w:id="180"/>
+    <w:bookmarkStart w:id="182" w:name="def-descent-direction"/>
     <w:p>
       <w:pPr>
         <w:pStyle w:val="BodyText"/>
@@ -44019,7 +44703,7 @@
           <w:b/>
           <w:bCs/>
         </w:rPr>
-        <w:t xml:space="preserve">Definition 32 (Descent direction)</w:t>
+        <w:t xml:space="preserve">Definition 33 (Descent direction)</w:t>
       </w:r>
       <w:r>
         <w:t xml:space="preserve"> </w:t>
@@ -44115,7 +44799,7 @@
       <w:r>
         <w:t xml:space="preserve">(</w:t>
       </w:r>
-      <w:hyperlink r:id="rId178">
+      <w:hyperlink r:id="rId181">
         <w:r>
           <w:rPr>
             <w:rStyle w:val="Hyperlink"/>
@@ -44220,8 +44904,8 @@
         <w:t xml:space="preserve">.</w:t>
       </w:r>
     </w:p>
-    <w:bookmarkEnd w:id="179"/>
-    <w:bookmarkStart w:id="180" w:name="exm-descent-directions"/>
+    <w:bookmarkEnd w:id="182"/>
+    <w:bookmarkStart w:id="183" w:name="exm-descent-directions"/>
     <w:p>
       <w:pPr>
         <w:pStyle w:val="BodyText"/>
@@ -44231,7 +44915,7 @@
           <w:b/>
           <w:bCs/>
         </w:rPr>
-        <w:t xml:space="preserve">Example 45 (Descent directions for</w:t>
+        <w:t xml:space="preserve">Example 46 (Descent directions for</w:t>
       </w:r>
       <w:r>
         <w:rPr>
@@ -44472,8 +45156,8 @@
         <w:t xml:space="preserve">.</w:t>
       </w:r>
     </w:p>
-    <w:bookmarkEnd w:id="180"/>
-    <w:bookmarkStart w:id="181" w:name="thm-descent-direction"/>
+    <w:bookmarkEnd w:id="183"/>
+    <w:bookmarkStart w:id="184" w:name="thm-descent-direction"/>
     <w:p>
       <w:pPr>
         <w:pStyle w:val="FirstParagraph"/>
@@ -44730,7 +45414,7 @@
           <w:rPr>
             <w:rStyle w:val="Hyperlink"/>
           </w:rPr>
-          <w:t xml:space="preserve">Definition 32</w:t>
+          <w:t xml:space="preserve">Definition 33</w:t>
         </w:r>
       </w:hyperlink>
       <w:r>
@@ -44748,7 +45432,7 @@
         <w:t xml:space="preserve">.</w:t>
       </w:r>
     </w:p>
-    <w:bookmarkEnd w:id="181"/>
+    <w:bookmarkEnd w:id="184"/>
     <w:p>
       <w:pPr>
         <w:pStyle w:val="BodyText"/>
@@ -45397,7 +46081,7 @@
         <w:t xml:space="preserve">.</w:t>
       </w:r>
     </w:p>
-    <w:bookmarkStart w:id="182" w:name="exm-descent-direction"/>
+    <w:bookmarkStart w:id="185" w:name="exm-descent-direction"/>
     <w:p>
       <w:pPr>
         <w:pStyle w:val="BodyText"/>
@@ -45407,7 +46091,7 @@
           <w:b/>
           <w:bCs/>
         </w:rPr>
-        <w:t xml:space="preserve">Example 46 (How short is short enough)</w:t>
+        <w:t xml:space="preserve">Example 47 (How short is short enough)</w:t>
       </w:r>
       <w:r>
         <w:t xml:space="preserve"> </w:t>
@@ -45795,8 +46479,8 @@
         <w:t xml:space="preserve">of that example was too long.</w:t>
       </w:r>
     </w:p>
-    <w:bookmarkEnd w:id="182"/>
-    <w:bookmarkStart w:id="184" w:name="exm-gd-zigzag"/>
+    <w:bookmarkEnd w:id="185"/>
+    <w:bookmarkStart w:id="187" w:name="exm-gd-zigzag"/>
     <w:p>
       <w:pPr>
         <w:pStyle w:val="BodyText"/>
@@ -45806,7 +46490,7 @@
           <w:b/>
           <w:bCs/>
         </w:rPr>
-        <w:t xml:space="preserve">Example 47 (Gradient descent zigzags)</w:t>
+        <w:t xml:space="preserve">Example 48 (Gradient descent zigzags)</w:t>
       </w:r>
       <w:r>
         <w:t xml:space="preserve"> </w:t>
@@ -46017,7 +46701,7 @@
           <w:rPr>
             <w:rStyle w:val="Hyperlink"/>
           </w:rPr>
-          <w:t xml:space="preserve">Definition 31</w:t>
+          <w:t xml:space="preserve">Definition 32</w:t>
         </w:r>
       </w:hyperlink>
       <w:r>
@@ -47476,7 +48160,7 @@
       <w:r>
         <w:t xml:space="preserve"> </w:t>
       </w:r>
-      <w:hyperlink r:id="rId183">
+      <w:hyperlink r:id="rId186">
         <w:r>
           <w:rPr>
             <w:rStyle w:val="Hyperlink"/>
@@ -48324,8 +49008,8 @@
         <w:t xml:space="preserve">).</w:t>
       </w:r>
     </w:p>
-    <w:bookmarkEnd w:id="184"/>
-    <w:bookmarkStart w:id="185" w:name="def-armijo-condition"/>
+    <w:bookmarkEnd w:id="187"/>
+    <w:bookmarkStart w:id="188" w:name="def-armijo-condition"/>
     <w:p>
       <w:pPr>
         <w:pStyle w:val="FirstParagraph"/>
@@ -48335,7 +49019,7 @@
           <w:b/>
           <w:bCs/>
         </w:rPr>
-        <w:t xml:space="preserve">Definition 33 (Armijo condition)</w:t>
+        <w:t xml:space="preserve">Definition 34 (Armijo condition)</w:t>
       </w:r>
       <w:r>
         <w:t xml:space="preserve"> </w:t>
@@ -48534,8 +49218,8 @@
     $$</w:t>
       </w:r>
     </w:p>
-    <w:bookmarkEnd w:id="185"/>
-    <w:bookmarkStart w:id="186" w:name="exm-armijo-condition"/>
+    <w:bookmarkEnd w:id="188"/>
+    <w:bookmarkStart w:id="189" w:name="exm-armijo-condition"/>
     <w:p>
       <w:pPr>
         <w:pStyle w:val="FirstParagraph"/>
@@ -48545,7 +49229,7 @@
           <w:b/>
           <w:bCs/>
         </w:rPr>
-        <w:t xml:space="preserve">Example 48 (The Armijo condition on a parabola)</w:t>
+        <w:t xml:space="preserve">Example 49 (The Armijo condition on a parabola)</w:t>
       </w:r>
       <w:r>
         <w:t xml:space="preserve"> </w:t>
@@ -49387,8 +50071,8 @@
         <w:t xml:space="preserve">.</w:t>
       </w:r>
     </w:p>
-    <w:bookmarkEnd w:id="186"/>
-    <w:bookmarkStart w:id="187" w:name="def-backtracking-line-search"/>
+    <w:bookmarkEnd w:id="189"/>
+    <w:bookmarkStart w:id="190" w:name="def-backtracking-line-search"/>
     <w:p>
       <w:pPr>
         <w:pStyle w:val="BodyText"/>
@@ -49398,7 +50082,7 @@
           <w:b/>
           <w:bCs/>
         </w:rPr>
-        <w:t xml:space="preserve">Definition 34 (Backtracking line search)</w:t>
+        <w:t xml:space="preserve">Definition 35 (Backtracking line search)</w:t>
       </w:r>
       <w:r>
         <w:t xml:space="preserve"> </w:t>
@@ -49724,8 +50408,8 @@
         <w:t xml:space="preserve">.</w:t>
       </w:r>
     </w:p>
-    <w:bookmarkEnd w:id="187"/>
-    <w:bookmarkStart w:id="188" w:name="exm-backtracking-line-search"/>
+    <w:bookmarkEnd w:id="190"/>
+    <w:bookmarkStart w:id="191" w:name="exm-backtracking-line-search"/>
     <w:p>
       <w:pPr>
         <w:pStyle w:val="BodyText"/>
@@ -49735,7 +50419,7 @@
           <w:b/>
           <w:bCs/>
         </w:rPr>
-        <w:t xml:space="preserve">Example 49 (Backtracking on a parabola)</w:t>
+        <w:t xml:space="preserve">Example 50 (Backtracking on a parabola)</w:t>
       </w:r>
       <w:r>
         <w:t xml:space="preserve"> </w:t>
@@ -49879,7 +50563,7 @@
           <w:rPr>
             <w:rStyle w:val="Hyperlink"/>
           </w:rPr>
-          <w:t xml:space="preserve">Example 48</w:t>
+          <w:t xml:space="preserve">Example 49</w:t>
         </w:r>
       </w:hyperlink>
       <w:r>
@@ -50186,9 +50870,9 @@
         <w:t xml:space="preserve">.</w:t>
       </w:r>
     </w:p>
-    <w:bookmarkEnd w:id="188"/>
-    <w:bookmarkEnd w:id="189"/>
-    <w:bookmarkStart w:id="208" w:name="sec-quasi-newton"/>
+    <w:bookmarkEnd w:id="191"/>
+    <w:bookmarkEnd w:id="192"/>
+    <w:bookmarkStart w:id="211" w:name="sec-quasi-newton"/>
     <w:p>
       <w:pPr>
         <w:pStyle w:val="Heading2"/>
@@ -50238,12 +50922,12 @@
                 <wp:inline>
                   <wp:extent cx="152400" cy="152400"/>
                   <wp:effectExtent b="0" l="0" r="0" t="0"/>
-                  <wp:docPr descr="" title="" id="190" name="Picture"/>
+                  <wp:docPr descr="" title="" id="193" name="Picture"/>
                   <a:graphic>
                     <a:graphicData uri="http://schemas.openxmlformats.org/drawingml/2006/picture">
                       <pic:pic>
                         <pic:nvPicPr>
-                          <pic:cNvPr descr="/opt/quarto/share/formats/docx/note.png" id="191" name="Picture"/>
+                          <pic:cNvPr descr="/opt/quarto/share/formats/docx/note.png" id="194" name="Picture"/>
                           <pic:cNvPicPr>
                             <a:picLocks noChangeArrowheads="1" noChangeAspect="1"/>
                           </pic:cNvPicPr>
@@ -50497,7 +51181,7 @@
         </w:tc>
       </w:tr>
     </w:tbl>
-    <w:bookmarkStart w:id="193" w:name="def-secant-condition"/>
+    <w:bookmarkStart w:id="196" w:name="def-secant-condition"/>
     <w:p>
       <w:pPr>
         <w:pStyle w:val="BodyText"/>
@@ -50507,7 +51191,7 @@
           <w:b/>
           <w:bCs/>
         </w:rPr>
-        <w:t xml:space="preserve">Definition 35 (Secant condition)</w:t>
+        <w:t xml:space="preserve">Definition 36 (Secant condition)</w:t>
       </w:r>
       <w:r>
         <w:t xml:space="preserve"> </w:t>
@@ -50652,7 +51336,7 @@
       <w:r>
         <w:t xml:space="preserve"> </w:t>
       </w:r>
-      <w:hyperlink r:id="rId192">
+      <w:hyperlink r:id="rId195">
         <w:r>
           <w:rPr>
             <w:rStyle w:val="Hyperlink"/>
@@ -50722,8 +51406,8 @@
     $$</w:t>
       </w:r>
     </w:p>
-    <w:bookmarkEnd w:id="193"/>
-    <w:bookmarkStart w:id="196" w:name="exm-secant-condition"/>
+    <w:bookmarkEnd w:id="196"/>
+    <w:bookmarkStart w:id="199" w:name="exm-secant-condition"/>
     <w:p>
       <w:pPr>
         <w:pStyle w:val="FirstParagraph"/>
@@ -50733,7 +51417,7 @@
           <w:b/>
           <w:bCs/>
         </w:rPr>
-        <w:t xml:space="preserve">Example 50 (The Hessian of a quadratic function satisfies the secant condition)</w:t>
+        <w:t xml:space="preserve">Example 51 (The Hessian of a quadratic function satisfies the secant condition)</w:t>
       </w:r>
       <w:r>
         <w:t xml:space="preserve"> </w:t>
@@ -50767,7 +51451,7 @@
       <w:r>
         <w:t xml:space="preserve"> </w:t>
       </w:r>
-      <w:hyperlink r:id="rId192">
+      <w:hyperlink r:id="rId195">
         <w:r>
           <w:rPr>
             <w:rStyle w:val="Hyperlink"/>
@@ -50865,7 +51549,7 @@
       <w:r>
         <w:t xml:space="preserve"> </w:t>
       </w:r>
-      <w:hyperlink r:id="rId194">
+      <w:hyperlink r:id="rId197">
         <w:r>
           <w:rPr>
             <w:rStyle w:val="Hyperlink"/>
@@ -50957,7 +51641,7 @@
       <w:r>
         <w:t xml:space="preserve"> </w:t>
       </w:r>
-      <w:hyperlink r:id="rId195">
+      <w:hyperlink r:id="rId198">
         <w:r>
           <w:rPr>
             <w:rStyle w:val="Hyperlink"/>
@@ -50972,8 +51656,8 @@
         <w:t xml:space="preserve">that satisfies the secant condition is a reasonable stand-in for the Hessian.</w:t>
       </w:r>
     </w:p>
-    <w:bookmarkEnd w:id="196"/>
-    <w:bookmarkStart w:id="198" w:name="def-quasi-newton-method"/>
+    <w:bookmarkEnd w:id="199"/>
+    <w:bookmarkStart w:id="201" w:name="def-quasi-newton-method"/>
     <w:p>
       <w:pPr>
         <w:pStyle w:val="BodyText"/>
@@ -50983,7 +51667,7 @@
           <w:b/>
           <w:bCs/>
         </w:rPr>
-        <w:t xml:space="preserve">Definition 36 (Quasi-Newton method)</w:t>
+        <w:t xml:space="preserve">Definition 37 (Quasi-Newton method)</w:t>
       </w:r>
       <w:r>
         <w:t xml:space="preserve"> </w:t>
@@ -51357,7 +52041,7 @@
       <w:r>
         <w:t xml:space="preserve"> </w:t>
       </w:r>
-      <w:hyperlink r:id="rId192">
+      <w:hyperlink r:id="rId195">
         <w:r>
           <w:rPr>
             <w:rStyle w:val="Hyperlink"/>
@@ -51380,7 +52064,7 @@
       <w:r>
         <w:t xml:space="preserve"> </w:t>
       </w:r>
-      <w:hyperlink r:id="rId197">
+      <w:hyperlink r:id="rId200">
         <w:r>
           <w:rPr>
             <w:rStyle w:val="Hyperlink"/>
@@ -51445,8 +52129,8 @@
         <w:t xml:space="preserve">.</w:t>
       </w:r>
     </w:p>
-    <w:bookmarkEnd w:id="198"/>
-    <w:bookmarkStart w:id="199" w:name="exm-quasi-newton-step"/>
+    <w:bookmarkEnd w:id="201"/>
+    <w:bookmarkStart w:id="202" w:name="exm-quasi-newton-step"/>
     <w:p>
       <w:pPr>
         <w:pStyle w:val="BodyText"/>
@@ -51456,7 +52140,7 @@
           <w:b/>
           <w:bCs/>
         </w:rPr>
-        <w:t xml:space="preserve">Example 51 (One quasi-Newton step on a quadratic function)</w:t>
+        <w:t xml:space="preserve">Example 52 (One quasi-Newton step on a quadratic function)</w:t>
       </w:r>
       <w:r>
         <w:t xml:space="preserve"> </w:t>
@@ -51570,7 +52254,7 @@
           <w:rPr>
             <w:rStyle w:val="Hyperlink"/>
           </w:rPr>
-          <w:t xml:space="preserve">Example 50</w:t>
+          <w:t xml:space="preserve">Example 51</w:t>
         </w:r>
       </w:hyperlink>
       <w:r>
@@ -51653,7 +52337,7 @@
       <w:r>
         <w:t xml:space="preserve"> </w:t>
       </w:r>
-      <w:hyperlink r:id="rId194">
+      <w:hyperlink r:id="rId197">
         <w:r>
           <w:rPr>
             <w:rStyle w:val="Hyperlink"/>
@@ -51698,7 +52382,7 @@
       <w:r>
         <w:t xml:space="preserve"> </w:t>
       </w:r>
-      <w:hyperlink r:id="rId178">
+      <w:hyperlink r:id="rId181">
         <w:r>
           <w:rPr>
             <w:rStyle w:val="Hyperlink"/>
@@ -52631,8 +53315,8 @@
         <w:t xml:space="preserve">for a quadratic function).</w:t>
       </w:r>
     </w:p>
-    <w:bookmarkEnd w:id="199"/>
-    <w:bookmarkStart w:id="200" w:name="rem-quasi-newton-cost"/>
+    <w:bookmarkEnd w:id="202"/>
+    <w:bookmarkStart w:id="203" w:name="rem-quasi-newton-cost"/>
     <w:p>
       <w:pPr>
         <w:pStyle w:val="BodyText"/>
@@ -53061,8 +53745,8 @@
         <w:t xml:space="preserve">.</w:t>
       </w:r>
     </w:p>
-    <w:bookmarkEnd w:id="200"/>
-    <w:bookmarkStart w:id="201" w:name="def-bfgs-update"/>
+    <w:bookmarkEnd w:id="203"/>
+    <w:bookmarkStart w:id="204" w:name="def-bfgs-update"/>
     <w:p>
       <w:pPr>
         <w:pStyle w:val="BodyText"/>
@@ -53072,7 +53756,7 @@
           <w:b/>
           <w:bCs/>
         </w:rPr>
-        <w:t xml:space="preserve">Definition 37 (BFGS update (Broyden-Fletcher-Goldfarb-Shanno))</w:t>
+        <w:t xml:space="preserve">Definition 38 (BFGS update (Broyden-Fletcher-Goldfarb-Shanno))</w:t>
       </w:r>
       <w:r>
         <w:t xml:space="preserve"> </w:t>
@@ -53097,7 +53781,7 @@
       <w:r>
         <w:t xml:space="preserve"> </w:t>
       </w:r>
-      <w:hyperlink r:id="rId197">
+      <w:hyperlink r:id="rId200">
         <w:r>
           <w:rPr>
             <w:rStyle w:val="Hyperlink"/>
@@ -53244,8 +53928,8 @@
     $$</w:t>
       </w:r>
     </w:p>
-    <w:bookmarkEnd w:id="201"/>
-    <w:bookmarkStart w:id="203" w:name="exm-bfgs-step"/>
+    <w:bookmarkEnd w:id="204"/>
+    <w:bookmarkStart w:id="206" w:name="exm-bfgs-step"/>
     <w:p>
       <w:pPr>
         <w:pStyle w:val="FirstParagraph"/>
@@ -53255,7 +53939,7 @@
           <w:b/>
           <w:bCs/>
         </w:rPr>
-        <w:t xml:space="preserve">Example 52 (A BFGS update from the quasi-Newton step)</w:t>
+        <w:t xml:space="preserve">Example 53 (A BFGS update from the quasi-Newton step)</w:t>
       </w:r>
       <w:r>
         <w:t xml:space="preserve"> </w:t>
@@ -53271,7 +53955,7 @@
           <w:rPr>
             <w:rStyle w:val="Hyperlink"/>
           </w:rPr>
-          <w:t xml:space="preserve">Example 51</w:t>
+          <w:t xml:space="preserve">Example 52</w:t>
         </w:r>
       </w:hyperlink>
       <w:r>
@@ -53720,7 +54404,7 @@
       <w:r>
         <w:t xml:space="preserve"> </w:t>
       </w:r>
-      <w:hyperlink r:id="rId195">
+      <w:hyperlink r:id="rId198">
         <w:r>
           <w:rPr>
             <w:rStyle w:val="Hyperlink"/>
@@ -53767,7 +54451,7 @@
       <w:r>
         <w:t xml:space="preserve"> </w:t>
       </w:r>
-      <w:hyperlink r:id="rId202">
+      <w:hyperlink r:id="rId205">
         <w:r>
           <w:rPr>
             <w:rStyle w:val="Hyperlink"/>
@@ -53825,8 +54509,8 @@
         <w:t xml:space="preserve">.</w:t>
       </w:r>
     </w:p>
-    <w:bookmarkEnd w:id="203"/>
-    <w:bookmarkStart w:id="205" w:name="rem-bfgs-curvature"/>
+    <w:bookmarkEnd w:id="206"/>
+    <w:bookmarkStart w:id="208" w:name="rem-bfgs-curvature"/>
     <w:p>
       <w:pPr>
         <w:pStyle w:val="BodyText"/>
@@ -53856,7 +54540,7 @@
       <w:r>
         <w:t xml:space="preserve"> </w:t>
       </w:r>
-      <w:hyperlink r:id="rId204">
+      <w:hyperlink r:id="rId207">
         <w:r>
           <w:rPr>
             <w:rStyle w:val="Hyperlink"/>
@@ -54090,8 +54774,8 @@
         <w:t xml:space="preserve">cannot keep decreasing forever.</w:t>
       </w:r>
     </w:p>
-    <w:bookmarkEnd w:id="205"/>
-    <w:bookmarkStart w:id="206" w:name="def-lbfgs"/>
+    <w:bookmarkEnd w:id="208"/>
+    <w:bookmarkStart w:id="209" w:name="def-lbfgs"/>
     <w:p>
       <w:pPr>
         <w:pStyle w:val="BodyText"/>
@@ -54101,7 +54785,7 @@
           <w:b/>
           <w:bCs/>
         </w:rPr>
-        <w:t xml:space="preserve">Definition 38 (Limited-memory BFGS (L-BFGS))</w:t>
+        <w:t xml:space="preserve">Definition 39 (Limited-memory BFGS (L-BFGS))</w:t>
       </w:r>
       <w:r>
         <w:t xml:space="preserve"> </w:t>
@@ -54331,7 +55015,7 @@
       <w:r>
         <w:t xml:space="preserve"> </w:t>
       </w:r>
-      <w:hyperlink r:id="rId195">
+      <w:hyperlink r:id="rId198">
         <w:r>
           <w:rPr>
             <w:rStyle w:val="Hyperlink"/>
@@ -54366,8 +55050,8 @@
         <w:t xml:space="preserve">.</w:t>
       </w:r>
     </w:p>
-    <w:bookmarkEnd w:id="206"/>
-    <w:bookmarkStart w:id="207" w:name="exm-lbfgs-step"/>
+    <w:bookmarkEnd w:id="209"/>
+    <w:bookmarkStart w:id="210" w:name="exm-lbfgs-step"/>
     <w:p>
       <w:pPr>
         <w:pStyle w:val="BodyText"/>
@@ -54377,7 +55061,7 @@
           <w:b/>
           <w:bCs/>
         </w:rPr>
-        <w:t xml:space="preserve">Example 53 (L-BFGS applies the update without forming the matrix)</w:t>
+        <w:t xml:space="preserve">Example 54 (L-BFGS applies the update without forming the matrix)</w:t>
       </w:r>
       <w:r>
         <w:t xml:space="preserve"> </w:t>
@@ -54393,7 +55077,7 @@
           <w:rPr>
             <w:rStyle w:val="Hyperlink"/>
           </w:rPr>
-          <w:t xml:space="preserve">Example 52</w:t>
+          <w:t xml:space="preserve">Example 53</w:t>
         </w:r>
       </w:hyperlink>
       <w:r>
@@ -54440,7 +55124,7 @@
       <w:r>
         <w:t xml:space="preserve"> </w:t>
       </w:r>
-      <w:hyperlink r:id="rId195">
+      <w:hyperlink r:id="rId198">
         <w:r>
           <w:rPr>
             <w:rStyle w:val="Hyperlink"/>
@@ -55030,9 +55714,9 @@
         <w:t xml:space="preserve">is in the millions.</w:t>
       </w:r>
     </w:p>
-    <w:bookmarkEnd w:id="207"/>
-    <w:bookmarkEnd w:id="208"/>
-    <w:bookmarkStart w:id="214" w:name="sec-additional-resources"/>
+    <w:bookmarkEnd w:id="210"/>
+    <w:bookmarkEnd w:id="211"/>
+    <w:bookmarkStart w:id="217" w:name="sec-additional-resources"/>
     <w:p>
       <w:pPr>
         <w:pStyle w:val="Heading2"/>
@@ -55085,7 +55769,7 @@
           <w:numId w:val="1025"/>
         </w:numPr>
       </w:pPr>
-      <w:hyperlink r:id="rId209">
+      <w:hyperlink r:id="rId212">
         <w:r>
           <w:rPr>
             <w:rStyle w:val="Hyperlink"/>
@@ -55099,7 +55783,7 @@
       <w:r>
         <w:t xml:space="preserve"> </w:t>
       </w:r>
-      <w:hyperlink r:id="rId210">
+      <w:hyperlink r:id="rId213">
         <w:r>
           <w:rPr>
             <w:rStyle w:val="Hyperlink"/>
@@ -55146,7 +55830,7 @@
       <w:r>
         <w:t xml:space="preserve"> </w:t>
       </w:r>
-      <w:hyperlink r:id="rId211">
+      <w:hyperlink r:id="rId214">
         <w:r>
           <w:rPr>
             <w:rStyle w:val="Hyperlink"/>
@@ -55169,7 +55853,7 @@
           <w:numId w:val="1025"/>
         </w:numPr>
       </w:pPr>
-      <w:hyperlink r:id="rId209">
+      <w:hyperlink r:id="rId212">
         <w:r>
           <w:rPr>
             <w:rStyle w:val="Hyperlink"/>
@@ -55183,7 +55867,7 @@
       <w:r>
         <w:t xml:space="preserve"> </w:t>
       </w:r>
-      <w:hyperlink r:id="rId212">
+      <w:hyperlink r:id="rId215">
         <w:r>
           <w:rPr>
             <w:rStyle w:val="Hyperlink"/>
@@ -55224,7 +55908,7 @@
           <w:numId w:val="1025"/>
         </w:numPr>
       </w:pPr>
-      <w:hyperlink r:id="rId213">
+      <w:hyperlink r:id="rId216">
         <w:r>
           <w:rPr>
             <w:rStyle w:val="Hyperlink"/>
@@ -55251,8 +55935,8 @@
         <w:t xml:space="preserve">how gradients of multivariate cost functions are computed and used for optimization.</w:t>
       </w:r>
     </w:p>
-    <w:bookmarkEnd w:id="214"/>
-    <w:bookmarkStart w:id="254" w:name="references"/>
+    <w:bookmarkEnd w:id="217"/>
+    <w:bookmarkStart w:id="257" w:name="references"/>
     <w:p>
       <w:pPr>
         <w:pStyle w:val="Heading2"/>
@@ -55261,8 +55945,8 @@
         <w:t xml:space="preserve">References</w:t>
       </w:r>
     </w:p>
-    <w:bookmarkStart w:id="253" w:name="refs"/>
-    <w:bookmarkStart w:id="215" w:name="ref-zhou2024optim"/>
+    <w:bookmarkStart w:id="256" w:name="refs"/>
+    <w:bookmarkStart w:id="218" w:name="ref-zhou2024optim"/>
     <w:p>
       <w:pPr>
         <w:pStyle w:val="Bibliography"/>
@@ -55294,7 +55978,7 @@
       <w:r>
         <w:t xml:space="preserve"> </w:t>
       </w:r>
-      <w:hyperlink r:id="rId212">
+      <w:hyperlink r:id="rId215">
         <w:r>
           <w:rPr>
             <w:rStyle w:val="Hyperlink"/>
@@ -55303,8 +55987,8 @@
         </w:r>
       </w:hyperlink>
     </w:p>
-    <w:bookmarkEnd w:id="215"/>
-    <w:bookmarkStart w:id="217" w:name="Xa9ec915cd94511c84068c1cc8483385b59fa411"/>
+    <w:bookmarkEnd w:id="218"/>
+    <w:bookmarkStart w:id="220" w:name="Xa9ec915cd94511c84068c1cc8483385b59fa411"/>
     <w:p>
       <w:pPr>
         <w:pStyle w:val="Bibliography"/>
@@ -55351,7 +56035,7 @@
       <w:r>
         <w:t xml:space="preserve"> </w:t>
       </w:r>
-      <w:hyperlink r:id="rId216">
+      <w:hyperlink r:id="rId219">
         <w:r>
           <w:rPr>
             <w:rStyle w:val="Hyperlink"/>
@@ -55360,8 +56044,8 @@
         </w:r>
       </w:hyperlink>
     </w:p>
-    <w:bookmarkEnd w:id="217"/>
-    <w:bookmarkStart w:id="219" w:name="ref-wikipedia_taylors_theorem"/>
+    <w:bookmarkEnd w:id="220"/>
+    <w:bookmarkStart w:id="222" w:name="ref-wikipedia_taylors_theorem"/>
     <w:p>
       <w:pPr>
         <w:pStyle w:val="Bibliography"/>
@@ -55408,7 +56092,7 @@
       <w:r>
         <w:t xml:space="preserve"> </w:t>
       </w:r>
-      <w:hyperlink r:id="rId218">
+      <w:hyperlink r:id="rId221">
         <w:r>
           <w:rPr>
             <w:rStyle w:val="Hyperlink"/>
@@ -55417,8 +56101,8 @@
         </w:r>
       </w:hyperlink>
     </w:p>
-    <w:bookmarkEnd w:id="219"/>
-    <w:bookmarkStart w:id="220" w:name="ref-rudin1976principles"/>
+    <w:bookmarkEnd w:id="222"/>
+    <w:bookmarkStart w:id="223" w:name="ref-rudin1976principles"/>
     <w:p>
       <w:pPr>
         <w:pStyle w:val="Bibliography"/>
@@ -55449,8 +56133,8 @@
         <w:t xml:space="preserve">, 3rd ed. in International series in pure and applied mathematics. New York: McGraw-Hill, 1976.</w:t>
       </w:r>
     </w:p>
-    <w:bookmarkEnd w:id="220"/>
-    <w:bookmarkStart w:id="222" w:name="ref-wikipedia_saddle_point"/>
+    <w:bookmarkEnd w:id="223"/>
+    <w:bookmarkStart w:id="225" w:name="ref-wikipedia_saddle_point"/>
     <w:p>
       <w:pPr>
         <w:pStyle w:val="Bibliography"/>
@@ -55497,7 +56181,7 @@
       <w:r>
         <w:t xml:space="preserve"> </w:t>
       </w:r>
-      <w:hyperlink r:id="rId221">
+      <w:hyperlink r:id="rId224">
         <w:r>
           <w:rPr>
             <w:rStyle w:val="Hyperlink"/>
@@ -55506,8 +56190,8 @@
         </w:r>
       </w:hyperlink>
     </w:p>
-    <w:bookmarkEnd w:id="222"/>
-    <w:bookmarkStart w:id="224" w:name="ref-wikipedia_convex_set"/>
+    <w:bookmarkEnd w:id="225"/>
+    <w:bookmarkStart w:id="227" w:name="ref-wikipedia_convex_set"/>
     <w:p>
       <w:pPr>
         <w:pStyle w:val="Bibliography"/>
@@ -55554,7 +56238,7 @@
       <w:r>
         <w:t xml:space="preserve"> </w:t>
       </w:r>
-      <w:hyperlink r:id="rId223">
+      <w:hyperlink r:id="rId226">
         <w:r>
           <w:rPr>
             <w:rStyle w:val="Hyperlink"/>
@@ -55563,8 +56247,8 @@
         </w:r>
       </w:hyperlink>
     </w:p>
-    <w:bookmarkEnd w:id="224"/>
-    <w:bookmarkStart w:id="226" w:name="ref-wikipedia_epigraph_mathematics"/>
+    <w:bookmarkEnd w:id="227"/>
+    <w:bookmarkStart w:id="229" w:name="ref-wikipedia_epigraph_mathematics"/>
     <w:p>
       <w:pPr>
         <w:pStyle w:val="Bibliography"/>
@@ -55611,7 +56295,7 @@
       <w:r>
         <w:t xml:space="preserve"> </w:t>
       </w:r>
-      <w:hyperlink r:id="rId225">
+      <w:hyperlink r:id="rId228">
         <w:r>
           <w:rPr>
             <w:rStyle w:val="Hyperlink"/>
@@ -55620,8 +56304,8 @@
         </w:r>
       </w:hyperlink>
     </w:p>
-    <w:bookmarkEnd w:id="226"/>
-    <w:bookmarkStart w:id="228" w:name="ref-wikipedia_tangent_space"/>
+    <w:bookmarkEnd w:id="229"/>
+    <w:bookmarkStart w:id="231" w:name="ref-wikipedia_tangent_space"/>
     <w:p>
       <w:pPr>
         <w:pStyle w:val="Bibliography"/>
@@ -55668,7 +56352,7 @@
       <w:r>
         <w:t xml:space="preserve"> </w:t>
       </w:r>
-      <w:hyperlink r:id="rId227">
+      <w:hyperlink r:id="rId230">
         <w:r>
           <w:rPr>
             <w:rStyle w:val="Hyperlink"/>
@@ -55677,8 +56361,8 @@
         </w:r>
       </w:hyperlink>
     </w:p>
-    <w:bookmarkEnd w:id="228"/>
-    <w:bookmarkStart w:id="230" w:name="ref-wikipedia_feasible_region"/>
+    <w:bookmarkEnd w:id="231"/>
+    <w:bookmarkStart w:id="233" w:name="ref-wikipedia_feasible_region"/>
     <w:p>
       <w:pPr>
         <w:pStyle w:val="Bibliography"/>
@@ -55725,7 +56409,7 @@
       <w:r>
         <w:t xml:space="preserve"> </w:t>
       </w:r>
-      <w:hyperlink r:id="rId229">
+      <w:hyperlink r:id="rId232">
         <w:r>
           <w:rPr>
             <w:rStyle w:val="Hyperlink"/>
@@ -55734,8 +56418,8 @@
         </w:r>
       </w:hyperlink>
     </w:p>
-    <w:bookmarkEnd w:id="230"/>
-    <w:bookmarkStart w:id="232" w:name="ref-wikipedia_mathematical_optimization"/>
+    <w:bookmarkEnd w:id="233"/>
+    <w:bookmarkStart w:id="235" w:name="ref-wikipedia_mathematical_optimization"/>
     <w:p>
       <w:pPr>
         <w:pStyle w:val="Bibliography"/>
@@ -55782,7 +56466,7 @@
       <w:r>
         <w:t xml:space="preserve"> </w:t>
       </w:r>
-      <w:hyperlink r:id="rId231">
+      <w:hyperlink r:id="rId234">
         <w:r>
           <w:rPr>
             <w:rStyle w:val="Hyperlink"/>
@@ -55791,8 +56475,8 @@
         </w:r>
       </w:hyperlink>
     </w:p>
-    <w:bookmarkEnd w:id="232"/>
-    <w:bookmarkStart w:id="234" w:name="ref-wikipedia_lagrange_multiplier"/>
+    <w:bookmarkEnd w:id="235"/>
+    <w:bookmarkStart w:id="237" w:name="ref-wikipedia_lagrange_multiplier"/>
     <w:p>
       <w:pPr>
         <w:pStyle w:val="Bibliography"/>
@@ -55839,7 +56523,7 @@
       <w:r>
         <w:t xml:space="preserve"> </w:t>
       </w:r>
-      <w:hyperlink r:id="rId233">
+      <w:hyperlink r:id="rId236">
         <w:r>
           <w:rPr>
             <w:rStyle w:val="Hyperlink"/>
@@ -55848,8 +56532,8 @@
         </w:r>
       </w:hyperlink>
     </w:p>
-    <w:bookmarkEnd w:id="234"/>
-    <w:bookmarkStart w:id="236" w:name="ref-wikipedia_iterative_method"/>
+    <w:bookmarkEnd w:id="237"/>
+    <w:bookmarkStart w:id="239" w:name="ref-wikipedia_iterative_method"/>
     <w:p>
       <w:pPr>
         <w:pStyle w:val="Bibliography"/>
@@ -55896,7 +56580,7 @@
       <w:r>
         <w:t xml:space="preserve"> </w:t>
       </w:r>
-      <w:hyperlink r:id="rId235">
+      <w:hyperlink r:id="rId238">
         <w:r>
           <w:rPr>
             <w:rStyle w:val="Hyperlink"/>
@@ -55905,8 +56589,8 @@
         </w:r>
       </w:hyperlink>
     </w:p>
-    <w:bookmarkEnd w:id="236"/>
-    <w:bookmarkStart w:id="238" w:name="X826716f95b92c7764e59e7e3dd738a1aac56654"/>
+    <w:bookmarkEnd w:id="239"/>
+    <w:bookmarkStart w:id="241" w:name="X826716f95b92c7764e59e7e3dd738a1aac56654"/>
     <w:p>
       <w:pPr>
         <w:pStyle w:val="Bibliography"/>
@@ -55953,7 +56637,7 @@
       <w:r>
         <w:t xml:space="preserve"> </w:t>
       </w:r>
-      <w:hyperlink r:id="rId237">
+      <w:hyperlink r:id="rId240">
         <w:r>
           <w:rPr>
             <w:rStyle w:val="Hyperlink"/>
@@ -55962,8 +56646,8 @@
         </w:r>
       </w:hyperlink>
     </w:p>
-    <w:bookmarkEnd w:id="238"/>
-    <w:bookmarkStart w:id="240" w:name="ref-wikipedia_rate_of_convergence"/>
+    <w:bookmarkEnd w:id="241"/>
+    <w:bookmarkStart w:id="243" w:name="ref-wikipedia_rate_of_convergence"/>
     <w:p>
       <w:pPr>
         <w:pStyle w:val="Bibliography"/>
@@ -56010,7 +56694,7 @@
       <w:r>
         <w:t xml:space="preserve"> </w:t>
       </w:r>
-      <w:hyperlink r:id="rId239">
+      <w:hyperlink r:id="rId242">
         <w:r>
           <w:rPr>
             <w:rStyle w:val="Hyperlink"/>
@@ -56019,8 +56703,8 @@
         </w:r>
       </w:hyperlink>
     </w:p>
-    <w:bookmarkEnd w:id="240"/>
-    <w:bookmarkStart w:id="242" w:name="ref-wikipedia_gradient_descent"/>
+    <w:bookmarkEnd w:id="243"/>
+    <w:bookmarkStart w:id="245" w:name="ref-wikipedia_gradient_descent"/>
     <w:p>
       <w:pPr>
         <w:pStyle w:val="Bibliography"/>
@@ -56067,7 +56751,7 @@
       <w:r>
         <w:t xml:space="preserve"> </w:t>
       </w:r>
-      <w:hyperlink r:id="rId241">
+      <w:hyperlink r:id="rId244">
         <w:r>
           <w:rPr>
             <w:rStyle w:val="Hyperlink"/>
@@ -56076,8 +56760,8 @@
         </w:r>
       </w:hyperlink>
     </w:p>
-    <w:bookmarkEnd w:id="242"/>
-    <w:bookmarkStart w:id="244" w:name="ref-wikipedia_line_search"/>
+    <w:bookmarkEnd w:id="245"/>
+    <w:bookmarkStart w:id="247" w:name="ref-wikipedia_line_search"/>
     <w:p>
       <w:pPr>
         <w:pStyle w:val="Bibliography"/>
@@ -56124,7 +56808,7 @@
       <w:r>
         <w:t xml:space="preserve"> </w:t>
       </w:r>
-      <w:hyperlink r:id="rId243">
+      <w:hyperlink r:id="rId246">
         <w:r>
           <w:rPr>
             <w:rStyle w:val="Hyperlink"/>
@@ -56133,8 +56817,8 @@
         </w:r>
       </w:hyperlink>
     </w:p>
-    <w:bookmarkEnd w:id="244"/>
-    <w:bookmarkStart w:id="246" w:name="ref-wikipedia_backtracking_line_search"/>
+    <w:bookmarkEnd w:id="247"/>
+    <w:bookmarkStart w:id="249" w:name="ref-wikipedia_backtracking_line_search"/>
     <w:p>
       <w:pPr>
         <w:pStyle w:val="Bibliography"/>
@@ -56181,7 +56865,7 @@
       <w:r>
         <w:t xml:space="preserve"> </w:t>
       </w:r>
-      <w:hyperlink r:id="rId245">
+      <w:hyperlink r:id="rId248">
         <w:r>
           <w:rPr>
             <w:rStyle w:val="Hyperlink"/>
@@ -56190,8 +56874,8 @@
         </w:r>
       </w:hyperlink>
     </w:p>
-    <w:bookmarkEnd w:id="246"/>
-    <w:bookmarkStart w:id="248" w:name="ref-zhou2025quasinewton"/>
+    <w:bookmarkEnd w:id="249"/>
+    <w:bookmarkStart w:id="251" w:name="ref-zhou2025quasinewton"/>
     <w:p>
       <w:pPr>
         <w:pStyle w:val="Bibliography"/>
@@ -56232,7 +56916,7 @@
       <w:r>
         <w:t xml:space="preserve"> </w:t>
       </w:r>
-      <w:hyperlink r:id="rId247">
+      <w:hyperlink r:id="rId250">
         <w:r>
           <w:rPr>
             <w:rStyle w:val="Hyperlink"/>
@@ -56241,8 +56925,8 @@
         </w:r>
       </w:hyperlink>
     </w:p>
-    <w:bookmarkEnd w:id="248"/>
-    <w:bookmarkStart w:id="250" w:name="ref-nocedal2006numerical"/>
+    <w:bookmarkEnd w:id="251"/>
+    <w:bookmarkStart w:id="253" w:name="ref-nocedal2006numerical"/>
     <w:p>
       <w:pPr>
         <w:pStyle w:val="Bibliography"/>
@@ -56275,7 +56959,7 @@
       <w:r>
         <w:t xml:space="preserve"> </w:t>
       </w:r>
-      <w:hyperlink r:id="rId249">
+      <w:hyperlink r:id="rId252">
         <w:r>
           <w:rPr>
             <w:rStyle w:val="Hyperlink"/>
@@ -56287,8 +56971,8 @@
         <w:t xml:space="preserve">.</w:t>
       </w:r>
     </w:p>
-    <w:bookmarkEnd w:id="250"/>
-    <w:bookmarkStart w:id="252" w:name="ref-boyd2004convex"/>
+    <w:bookmarkEnd w:id="253"/>
+    <w:bookmarkStart w:id="255" w:name="ref-boyd2004convex"/>
     <w:p>
       <w:pPr>
         <w:pStyle w:val="Bibliography"/>
@@ -56321,7 +57005,7 @@
       <w:r>
         <w:t xml:space="preserve"> </w:t>
       </w:r>
-      <w:hyperlink r:id="rId251">
+      <w:hyperlink r:id="rId254">
         <w:r>
           <w:rPr>
             <w:rStyle w:val="Hyperlink"/>
@@ -56333,9 +57017,9 @@
         <w:t xml:space="preserve">.</w:t>
       </w:r>
     </w:p>
-    <w:bookmarkEnd w:id="252"/>
-    <w:bookmarkEnd w:id="253"/>
-    <w:bookmarkEnd w:id="254"/>
+    <w:bookmarkEnd w:id="255"/>
+    <w:bookmarkEnd w:id="256"/>
+    <w:bookmarkEnd w:id="257"/>
     <w:sectPr>
       <w:footnotePr>
         <w:numRestart w:val="eachSect"/>

--- a/optimization.docx
+++ b/optimization.docx
@@ -15,7 +15,7 @@
         <w:pStyle w:val="Date"/>
       </w:pPr>
       <w:r>
-        <w:t xml:space="preserve">Last modified: 2026-10-26 14:36:46 (PDT)</w:t>
+        <w:t xml:space="preserve">Last modified: 2026-10-26 20:57:05 (PDT)</w:t>
       </w:r>
     </w:p>
     <w:bookmarkStart w:id="73" w:name="sec-optimality-vector"/>

--- a/optimization.docx
+++ b/optimization.docx
@@ -15,7 +15,7 @@
         <w:pStyle w:val="Date"/>
       </w:pPr>
       <w:r>
-        <w:t xml:space="preserve">Last modified: 2026-10-26 20:57:05 (PDT)</w:t>
+        <w:t xml:space="preserve">Last modified: 2026-10-26 23:10:47 (PDT)</w:t>
       </w:r>
     </w:p>
     <w:bookmarkStart w:id="73" w:name="sec-optimality-vector"/>

--- a/optimization.docx
+++ b/optimization.docx
@@ -15,7 +15,7 @@
         <w:pStyle w:val="Date"/>
       </w:pPr>
       <w:r>
-        <w:t xml:space="preserve">Last modified: 2026-10-26 23:10:47 (PDT)</w:t>
+        <w:t xml:space="preserve">Last modified: 2026-10-27 00:23:12 (PDT)</w:t>
       </w:r>
     </w:p>
     <w:bookmarkStart w:id="73" w:name="sec-optimality-vector"/>

--- a/optimization.docx
+++ b/optimization.docx
@@ -15,7 +15,7 @@
         <w:pStyle w:val="Date"/>
       </w:pPr>
       <w:r>
-        <w:t xml:space="preserve">Last modified: 2026-10-27 01:34:30 (PDT)</w:t>
+        <w:t xml:space="preserve">Last modified: 2026-10-27 09:35:20 (PDT)</w:t>
       </w:r>
     </w:p>
     <w:bookmarkStart w:id="34" w:name="sec-critical-points"/>

--- a/optimization.docx
+++ b/optimization.docx
@@ -15,7 +15,7 @@
         <w:pStyle w:val="Date"/>
       </w:pPr>
       <w:r>
-        <w:t xml:space="preserve">Last modified: 2026-10-27 09:35:20 (PDT)</w:t>
+        <w:t xml:space="preserve">Last modified: 2026-10-27 11:01:31 (PDT)</w:t>
       </w:r>
     </w:p>
     <w:bookmarkStart w:id="34" w:name="sec-critical-points"/>

--- a/optimization.docx
+++ b/optimization.docx
@@ -15,7 +15,7 @@
         <w:pStyle w:val="Date"/>
       </w:pPr>
       <w:r>
-        <w:t xml:space="preserve">Last modified: 2026-10-27 11:01:31 (PDT)</w:t>
+        <w:t xml:space="preserve">Last modified: 2026-10-27 17:38:18 (PDT)</w:t>
       </w:r>
     </w:p>
     <w:bookmarkStart w:id="34" w:name="sec-critical-points"/>

--- a/optimization.docx
+++ b/optimization.docx
@@ -15,7 +15,7 @@
         <w:pStyle w:val="Date"/>
       </w:pPr>
       <w:r>
-        <w:t xml:space="preserve">Last modified: 2026-10-27 17:38:18 (PDT)</w:t>
+        <w:t xml:space="preserve">Last modified: 2026-10-27 20:53:54 (PDT)</w:t>
       </w:r>
     </w:p>
     <w:bookmarkStart w:id="34" w:name="sec-critical-points"/>

--- a/optimization.docx
+++ b/optimization.docx
@@ -15,7 +15,7 @@
         <w:pStyle w:val="Date"/>
       </w:pPr>
       <w:r>
-        <w:t xml:space="preserve">Last modified: 2026-10-27 20:53:54 (PDT)</w:t>
+        <w:t xml:space="preserve">Last modified: 2026-10-28 13:13:09 (PDT)</w:t>
       </w:r>
     </w:p>
     <w:bookmarkStart w:id="34" w:name="sec-critical-points"/>

--- a/optimization.docx
+++ b/optimization.docx
@@ -15,7 +15,7 @@
         <w:pStyle w:val="Date"/>
       </w:pPr>
       <w:r>
-        <w:t xml:space="preserve">Last modified: 2026-10-28 13:13:09 (PDT)</w:t>
+        <w:t xml:space="preserve">Last modified: 2026-10-28 16:00:43 (PDT)</w:t>
       </w:r>
     </w:p>
     <w:bookmarkStart w:id="34" w:name="sec-critical-points"/>

--- a/optimization.docx
+++ b/optimization.docx
@@ -15,7 +15,7 @@
         <w:pStyle w:val="Date"/>
       </w:pPr>
       <w:r>
-        <w:t xml:space="preserve">Last modified: 2026-10-28 17:04:35 (PDT)</w:t>
+        <w:t xml:space="preserve">Last modified: 2026-10-28 18:32:18 (PDT)</w:t>
       </w:r>
     </w:p>
     <w:bookmarkStart w:id="48" w:name="sec-critical-points"/>

--- a/optimization.docx
+++ b/optimization.docx
@@ -15,7 +15,7 @@
         <w:pStyle w:val="Date"/>
       </w:pPr>
       <w:r>
-        <w:t xml:space="preserve">Last modified: 2026-10-28 18:32:18 (PDT)</w:t>
+        <w:t xml:space="preserve">Last modified: 2026-10-28 20:07:26 (PDT)</w:t>
       </w:r>
     </w:p>
     <w:bookmarkStart w:id="48" w:name="sec-critical-points"/>

--- a/optimization.docx
+++ b/optimization.docx
@@ -15,7 +15,7 @@
         <w:pStyle w:val="Date"/>
       </w:pPr>
       <w:r>
-        <w:t xml:space="preserve">Last modified: 2026-10-28 20:07:26 (PDT)</w:t>
+        <w:t xml:space="preserve">Last modified: 2026-10-28 21:37:44 (PDT)</w:t>
       </w:r>
     </w:p>
     <w:bookmarkStart w:id="48" w:name="sec-critical-points"/>

--- a/optimization.docx
+++ b/optimization.docx
@@ -15,7 +15,7 @@
         <w:pStyle w:val="Date"/>
       </w:pPr>
       <w:r>
-        <w:t xml:space="preserve">Last modified: 2026-10-28 21:37:44 (PDT)</w:t>
+        <w:t xml:space="preserve">Last modified: 2026-10-28 23:05:07 (PDT)</w:t>
       </w:r>
     </w:p>
     <w:bookmarkStart w:id="48" w:name="sec-critical-points"/>
@@ -13395,7 +13395,7 @@
         <w:rPr>
           <w:rStyle w:val="CommentTok"/>
         </w:rPr>
-        <w:t xml:space="preserve">#&gt; [1] 1.071498e-11 1.673470e-10</w:t>
+        <w:t xml:space="preserve">#&gt; [1] 9.471535e-12 6.662049e-11</w:t>
       </w:r>
       <w:r>
         <w:br/>
@@ -13578,7 +13578,7 @@
         <w:t xml:space="preserve"> </w:t>
       </w:r>
       <w:r>
-        <w:t xml:space="preserve">1.7e-10,</w:t>
+        <w:t xml:space="preserve">6.7e-11,</w:t>
       </w:r>
       <w:r>
         <w:t xml:space="preserve"> </w:t>
@@ -41740,7 +41740,7 @@
     </w:p>
     <w:bookmarkEnd w:id="181"/>
     <w:bookmarkEnd w:id="182"/>
-    <w:bookmarkStart w:id="236" w:name="sec-descent"/>
+    <w:bookmarkStart w:id="248" w:name="sec-descent"/>
     <w:p>
       <w:pPr>
         <w:pStyle w:val="Heading2"/>
@@ -61394,7 +61394,7 @@
         </w:tc>
       </w:tr>
     </w:tbl>
-    <w:bookmarkStart w:id="232" w:name="def-armijo-condition"/>
+    <w:bookmarkStart w:id="234" w:name="def-basin-of-attraction"/>
     <w:p>
       <w:pPr>
         <w:pStyle w:val="BodyText"/>
@@ -61404,7 +61404,6588 @@
           <w:b/>
           <w:bCs/>
         </w:rPr>
-        <w:t xml:space="preserve">Definition 37 (Armijo condition)</w:t>
+        <w:t xml:space="preserve">Definition 37 (Basin of attraction)</w:t>
+      </w:r>
+      <w:r>
+        <w:t xml:space="preserve"> </w:t>
+      </w:r>
+      <w:r>
+        <w:t xml:space="preserve">For given</w:t>
+      </w:r>
+      <w:r>
+        <w:t xml:space="preserve"> </w:t>
+      </w:r>
+      <w:hyperlink w:anchor="def-gradient-descent">
+        <w:r>
+          <w:rPr>
+            <w:rStyle w:val="Hyperlink"/>
+          </w:rPr>
+          <w:t xml:space="preserve">step lengths</w:t>
+        </w:r>
+      </w:hyperlink>
+      <w:r>
+        <w:t xml:space="preserve">,</w:t>
+      </w:r>
+      <w:r>
+        <w:t xml:space="preserve"> </w:t>
+      </w:r>
+      <w:r>
+        <w:t xml:space="preserve">the</w:t>
+      </w:r>
+      <w:r>
+        <w:t xml:space="preserve"> </w:t>
+      </w:r>
+      <w:r>
+        <w:rPr>
+          <w:b/>
+          <w:bCs/>
+        </w:rPr>
+        <w:t xml:space="preserve">basin of attraction</w:t>
+      </w:r>
+      <w:r>
+        <w:t xml:space="preserve"> </w:t>
+      </w:r>
+      <w:r>
+        <w:t xml:space="preserve">of a</w:t>
+      </w:r>
+      <w:r>
+        <w:t xml:space="preserve"> </w:t>
+      </w:r>
+      <w:hyperlink r:id="rId232">
+        <w:r>
+          <w:rPr>
+            <w:rStyle w:val="Hyperlink"/>
+          </w:rPr>
+          <w:t xml:space="preserve">local minimizer</w:t>
+        </w:r>
+      </w:hyperlink>
+      <w:r>
+        <w:t xml:space="preserve"> </w:t>
+      </w:r>
+      <w:r>
+        <w:t xml:space="preserve">$\mathord{\smash[b]{\underset{\raise.3ex\hbox{$\scriptstyle\sim$}}{x}}\vphantom{x}}^*$</w:t>
+      </w:r>
+      <w:r>
+        <w:t xml:space="preserve"> </w:t>
+      </w:r>
+      <w:r>
+        <w:t xml:space="preserve">under</w:t>
+      </w:r>
+      <w:r>
+        <w:t xml:space="preserve"> </w:t>
+      </w:r>
+      <w:hyperlink w:anchor="def-gradient-descent">
+        <w:r>
+          <w:rPr>
+            <w:rStyle w:val="Hyperlink"/>
+          </w:rPr>
+          <w:t xml:space="preserve">gradient descent</w:t>
+        </w:r>
+      </w:hyperlink>
+      <w:r>
+        <w:t xml:space="preserve"> </w:t>
+      </w:r>
+      <w:r>
+        <w:t xml:space="preserve">is the</w:t>
+      </w:r>
+      <w:r>
+        <w:t xml:space="preserve"> </w:t>
+      </w:r>
+      <w:hyperlink r:id="rId233">
+        <w:r>
+          <w:rPr>
+            <w:rStyle w:val="Hyperlink"/>
+          </w:rPr>
+          <w:t xml:space="preserve">set</w:t>
+        </w:r>
+      </w:hyperlink>
+      <w:r>
+        <w:t xml:space="preserve"> </w:t>
+      </w:r>
+      <w:r>
+        <w:t xml:space="preserve">of starting points</w:t>
+      </w:r>
+      <w:r>
+        <w:t xml:space="preserve"> </w:t>
+      </w:r>
+      <w:r>
+        <w:t xml:space="preserve">${{\mathord{\smash[b]{\underset{\raise.3ex\hbox{$\scriptstyle\sim$}}{x}}\vphantom{x}}}^{(0)}}$</w:t>
+      </w:r>
+      <w:r>
+        <w:t xml:space="preserve"> </w:t>
+      </w:r>
+      <w:r>
+        <w:t xml:space="preserve">from which the</w:t>
+      </w:r>
+      <w:r>
+        <w:t xml:space="preserve"> </w:t>
+      </w:r>
+      <w:hyperlink w:anchor="def-iterate">
+        <w:r>
+          <w:rPr>
+            <w:rStyle w:val="Hyperlink"/>
+          </w:rPr>
+          <w:t xml:space="preserve">iterates</w:t>
+        </w:r>
+      </w:hyperlink>
+      <w:r>
+        <w:t xml:space="preserve"> </w:t>
+      </w:r>
+      <w:hyperlink w:anchor="def-vector-sequence-limit">
+        <w:r>
+          <w:rPr>
+            <w:rStyle w:val="Hyperlink"/>
+          </w:rPr>
+          <w:t xml:space="preserve">converge</w:t>
+        </w:r>
+      </w:hyperlink>
+      <w:r>
+        <w:t xml:space="preserve"> </w:t>
+      </w:r>
+      <w:r>
+        <w:t xml:space="preserve">to</w:t>
+      </w:r>
+      <w:r>
+        <w:t xml:space="preserve"> </w:t>
+      </w:r>
+      <w:r>
+        <w:t xml:space="preserve">$\mathord{\smash[b]{\underset{\raise.3ex\hbox{$\scriptstyle\sim$}}{x}}\vphantom{x}}^*$</w:t>
+      </w:r>
+      <w:r>
+        <w:t xml:space="preserve"> </w:t>
+      </w:r>
+      <w:r>
+        <w:t xml:space="preserve">[20]</w:t>
+      </w:r>
+      <w:r>
+        <w:t xml:space="preserve">.</w:t>
+      </w:r>
+    </w:p>
+    <w:bookmarkEnd w:id="234"/>
+    <w:bookmarkStart w:id="236" w:name="exm-basin-of-attraction"/>
+    <w:p>
+      <w:pPr>
+        <w:pStyle w:val="BodyText"/>
+      </w:pPr>
+      <w:r>
+        <w:rPr>
+          <w:b/>
+          <w:bCs/>
+        </w:rPr>
+        <w:t xml:space="preserve">Example 53 (Basins of a double-well function)</w:t>
+      </w:r>
+      <w:r>
+        <w:t xml:space="preserve"> </w:t>
+      </w:r>
+      <w:r>
+        <w:t xml:space="preserve">Let</w:t>
+      </w:r>
+      <w:r>
+        <w:t xml:space="preserve"> </w:t>
+      </w:r>
+      <m:oMath>
+        <m:r>
+          <m:t>f</m:t>
+        </m:r>
+        <m:r>
+          <m:rPr>
+            <m:sty m:val="p"/>
+          </m:rPr>
+          <m:t>(</m:t>
+        </m:r>
+        <m:r>
+          <m:t>x</m:t>
+        </m:r>
+        <m:r>
+          <m:rPr>
+            <m:sty m:val="p"/>
+          </m:rPr>
+          <m:t>)</m:t>
+        </m:r>
+        <m:r>
+          <m:rPr>
+            <m:sty m:val="p"/>
+          </m:rPr>
+          <m:t>=</m:t>
+        </m:r>
+        <m:sSup>
+          <m:e>
+            <m:r>
+              <m:t>x</m:t>
+            </m:r>
+          </m:e>
+          <m:sup>
+            <m:r>
+              <m:t>4</m:t>
+            </m:r>
+          </m:sup>
+        </m:sSup>
+        <m:r>
+          <m:rPr>
+            <m:sty m:val="p"/>
+          </m:rPr>
+          <m:t>−</m:t>
+        </m:r>
+        <m:r>
+          <m:t>2</m:t>
+        </m:r>
+        <m:sSup>
+          <m:e>
+            <m:r>
+              <m:t>x</m:t>
+            </m:r>
+          </m:e>
+          <m:sup>
+            <m:r>
+              <m:t>2</m:t>
+            </m:r>
+          </m:sup>
+        </m:sSup>
+      </m:oMath>
+      <w:r>
+        <w:t xml:space="preserve">,</w:t>
+      </w:r>
+      <w:r>
+        <w:t xml:space="preserve"> </w:t>
+      </w:r>
+      <w:r>
+        <w:t xml:space="preserve">so</w:t>
+      </w:r>
+      <w:r>
+        <w:t xml:space="preserve"> </w:t>
+      </w:r>
+      <m:oMath>
+        <m:f>
+          <m:fPr>
+            <m:type m:val="bar"/>
+          </m:fPr>
+          <m:num>
+            <m:r>
+              <m:rPr>
+                <m:sty m:val="p"/>
+              </m:rPr>
+              <m:t>∂</m:t>
+            </m:r>
+          </m:num>
+          <m:den>
+            <m:r>
+              <m:rPr>
+                <m:sty m:val="p"/>
+              </m:rPr>
+              <m:t>∂</m:t>
+            </m:r>
+            <m:r>
+              <m:t>x</m:t>
+            </m:r>
+          </m:den>
+        </m:f>
+        <m:r>
+          <m:t>f</m:t>
+        </m:r>
+        <m:r>
+          <m:rPr>
+            <m:sty m:val="p"/>
+          </m:rPr>
+          <m:t>(</m:t>
+        </m:r>
+        <m:r>
+          <m:t>x</m:t>
+        </m:r>
+        <m:r>
+          <m:rPr>
+            <m:sty m:val="p"/>
+          </m:rPr>
+          <m:t>)</m:t>
+        </m:r>
+        <m:r>
+          <m:rPr>
+            <m:sty m:val="p"/>
+          </m:rPr>
+          <m:t>=</m:t>
+        </m:r>
+        <m:r>
+          <m:t>4</m:t>
+        </m:r>
+        <m:r>
+          <m:t>x</m:t>
+        </m:r>
+        <m:r>
+          <m:rPr>
+            <m:sty m:val="p"/>
+          </m:rPr>
+          <m:t>(</m:t>
+        </m:r>
+        <m:r>
+          <m:t>x</m:t>
+        </m:r>
+        <m:r>
+          <m:rPr>
+            <m:sty m:val="p"/>
+          </m:rPr>
+          <m:t>−</m:t>
+        </m:r>
+        <m:r>
+          <m:t>1</m:t>
+        </m:r>
+        <m:r>
+          <m:rPr>
+            <m:sty m:val="p"/>
+          </m:rPr>
+          <m:t>)</m:t>
+        </m:r>
+        <m:r>
+          <m:rPr>
+            <m:sty m:val="p"/>
+          </m:rPr>
+          <m:t>(</m:t>
+        </m:r>
+        <m:r>
+          <m:t>x</m:t>
+        </m:r>
+        <m:r>
+          <m:rPr>
+            <m:sty m:val="p"/>
+          </m:rPr>
+          <m:t>+</m:t>
+        </m:r>
+        <m:r>
+          <m:t>1</m:t>
+        </m:r>
+        <m:r>
+          <m:rPr>
+            <m:sty m:val="p"/>
+          </m:rPr>
+          <m:t>)</m:t>
+        </m:r>
+      </m:oMath>
+      <w:r>
+        <w:t xml:space="preserve"> </w:t>
+      </w:r>
+      <w:r>
+        <w:t xml:space="preserve">and the</w:t>
+      </w:r>
+      <w:r>
+        <w:t xml:space="preserve"> </w:t>
+      </w:r>
+      <w:hyperlink w:anchor="def-stationary-point">
+        <w:r>
+          <w:rPr>
+            <w:rStyle w:val="Hyperlink"/>
+          </w:rPr>
+          <w:t xml:space="preserve">stationary points</w:t>
+        </w:r>
+      </w:hyperlink>
+      <w:r>
+        <w:t xml:space="preserve"> </w:t>
+      </w:r>
+      <w:r>
+        <w:t xml:space="preserve">are</w:t>
+      </w:r>
+      <w:r>
+        <w:t xml:space="preserve"> </w:t>
+      </w:r>
+      <m:oMath>
+        <m:r>
+          <m:rPr>
+            <m:sty m:val="p"/>
+          </m:rPr>
+          <m:t>−</m:t>
+        </m:r>
+        <m:r>
+          <m:t>1</m:t>
+        </m:r>
+      </m:oMath>
+      <w:r>
+        <w:t xml:space="preserve">,</w:t>
+      </w:r>
+      <w:r>
+        <w:t xml:space="preserve"> </w:t>
+      </w:r>
+      <m:oMath>
+        <m:r>
+          <m:t>0</m:t>
+        </m:r>
+      </m:oMath>
+      <w:r>
+        <w:t xml:space="preserve"> </w:t>
+      </w:r>
+      <w:r>
+        <w:t xml:space="preserve">and</w:t>
+      </w:r>
+      <w:r>
+        <w:t xml:space="preserve"> </w:t>
+      </w:r>
+      <m:oMath>
+        <m:r>
+          <m:t>1</m:t>
+        </m:r>
+      </m:oMath>
+      <w:r>
+        <w:t xml:space="preserve">.</w:t>
+      </w:r>
+      <w:r>
+        <w:t xml:space="preserve"> </w:t>
+      </w:r>
+      <w:r>
+        <w:t xml:space="preserve">Both</w:t>
+      </w:r>
+      <w:r>
+        <w:t xml:space="preserve"> </w:t>
+      </w:r>
+      <m:oMath>
+        <m:r>
+          <m:rPr>
+            <m:sty m:val="p"/>
+          </m:rPr>
+          <m:t>−</m:t>
+        </m:r>
+        <m:r>
+          <m:t>1</m:t>
+        </m:r>
+      </m:oMath>
+      <w:r>
+        <w:t xml:space="preserve"> </w:t>
+      </w:r>
+      <w:r>
+        <w:t xml:space="preserve">and</w:t>
+      </w:r>
+      <w:r>
+        <w:t xml:space="preserve"> </w:t>
+      </w:r>
+      <m:oMath>
+        <m:r>
+          <m:t>1</m:t>
+        </m:r>
+      </m:oMath>
+      <w:r>
+        <w:t xml:space="preserve"> </w:t>
+      </w:r>
+      <w:r>
+        <w:t xml:space="preserve">are</w:t>
+      </w:r>
+      <w:r>
+        <w:t xml:space="preserve"> </w:t>
+      </w:r>
+      <w:hyperlink r:id="rId232">
+        <w:r>
+          <w:rPr>
+            <w:rStyle w:val="Hyperlink"/>
+          </w:rPr>
+          <w:t xml:space="preserve">local minimizers</w:t>
+        </w:r>
+      </w:hyperlink>
+      <w:r>
+        <w:t xml:space="preserve">,</w:t>
+      </w:r>
+      <w:r>
+        <w:t xml:space="preserve"> </w:t>
+      </w:r>
+      <w:r>
+        <w:t xml:space="preserve">with</w:t>
+      </w:r>
+      <w:r>
+        <w:t xml:space="preserve"> </w:t>
+      </w:r>
+      <m:oMath>
+        <m:r>
+          <m:t>f</m:t>
+        </m:r>
+        <m:r>
+          <m:rPr>
+            <m:sty m:val="p"/>
+          </m:rPr>
+          <m:t>(</m:t>
+        </m:r>
+        <m:r>
+          <m:rPr>
+            <m:sty m:val="p"/>
+          </m:rPr>
+          <m:t>±</m:t>
+        </m:r>
+        <m:r>
+          <m:t>1</m:t>
+        </m:r>
+        <m:r>
+          <m:rPr>
+            <m:sty m:val="p"/>
+          </m:rPr>
+          <m:t>)</m:t>
+        </m:r>
+        <m:r>
+          <m:rPr>
+            <m:sty m:val="p"/>
+          </m:rPr>
+          <m:t>=</m:t>
+        </m:r>
+        <m:r>
+          <m:rPr>
+            <m:sty m:val="p"/>
+          </m:rPr>
+          <m:t>−</m:t>
+        </m:r>
+        <m:r>
+          <m:t>1</m:t>
+        </m:r>
+      </m:oMath>
+      <w:r>
+        <w:t xml:space="preserve">,</w:t>
+      </w:r>
+      <w:r>
+        <w:t xml:space="preserve"> </w:t>
+      </w:r>
+      <w:r>
+        <w:t xml:space="preserve">and</w:t>
+      </w:r>
+      <w:r>
+        <w:t xml:space="preserve"> </w:t>
+      </w:r>
+      <m:oMath>
+        <m:r>
+          <m:t>0</m:t>
+        </m:r>
+      </m:oMath>
+      <w:r>
+        <w:t xml:space="preserve"> </w:t>
+      </w:r>
+      <w:r>
+        <w:t xml:space="preserve">is a</w:t>
+      </w:r>
+      <w:r>
+        <w:t xml:space="preserve"> </w:t>
+      </w:r>
+      <w:hyperlink w:anchor="def-local-maximizer">
+        <w:r>
+          <w:rPr>
+            <w:rStyle w:val="Hyperlink"/>
+          </w:rPr>
+          <w:t xml:space="preserve">local maximizer</w:t>
+        </w:r>
+      </w:hyperlink>
+      <w:r>
+        <w:t xml:space="preserve">.</w:t>
+      </w:r>
+      <w:r>
+        <w:t xml:space="preserve"> </w:t>
+      </w:r>
+      <w:r>
+        <w:t xml:space="preserve">We run</w:t>
+      </w:r>
+      <w:r>
+        <w:t xml:space="preserve"> </w:t>
+      </w:r>
+      <w:hyperlink w:anchor="def-gradient-descent">
+        <w:r>
+          <w:rPr>
+            <w:rStyle w:val="Hyperlink"/>
+          </w:rPr>
+          <w:t xml:space="preserve">gradient descent</w:t>
+        </w:r>
+      </w:hyperlink>
+      <w:r>
+        <w:t xml:space="preserve"> </w:t>
+      </w:r>
+      <w:r>
+        <w:t xml:space="preserve">with the fixed</w:t>
+      </w:r>
+      <w:r>
+        <w:t xml:space="preserve"> </w:t>
+      </w:r>
+      <w:hyperlink w:anchor="def-gradient-descent">
+        <w:r>
+          <w:rPr>
+            <w:rStyle w:val="Hyperlink"/>
+          </w:rPr>
+          <w:t xml:space="preserve">step length</w:t>
+        </w:r>
+      </w:hyperlink>
+      <w:r>
+        <w:t xml:space="preserve"> </w:t>
+      </w:r>
+      <m:oMath>
+        <m:r>
+          <m:t>s</m:t>
+        </m:r>
+        <m:r>
+          <m:rPr>
+            <m:sty m:val="p"/>
+          </m:rPr>
+          <m:t>=</m:t>
+        </m:r>
+        <m:r>
+          <m:t>0.05</m:t>
+        </m:r>
+      </m:oMath>
+      <w:r>
+        <w:t xml:space="preserve"> </w:t>
+      </w:r>
+      <w:r>
+        <w:t xml:space="preserve">for 200 steps</w:t>
+      </w:r>
+      <w:r>
+        <w:t xml:space="preserve"> </w:t>
+      </w:r>
+      <w:r>
+        <w:t xml:space="preserve">from the starting points</w:t>
+      </w:r>
+      <w:r>
+        <w:t xml:space="preserve"> </w:t>
+      </w:r>
+      <m:oMath>
+        <m:r>
+          <m:rPr>
+            <m:sty m:val="p"/>
+          </m:rPr>
+          <m:t>−</m:t>
+        </m:r>
+        <m:r>
+          <m:t>1.5</m:t>
+        </m:r>
+      </m:oMath>
+      <w:r>
+        <w:t xml:space="preserve">,</w:t>
+      </w:r>
+      <w:r>
+        <w:t xml:space="preserve"> </w:t>
+      </w:r>
+      <m:oMath>
+        <m:r>
+          <m:rPr>
+            <m:sty m:val="p"/>
+          </m:rPr>
+          <m:t>−</m:t>
+        </m:r>
+        <m:r>
+          <m:t>0.5</m:t>
+        </m:r>
+      </m:oMath>
+      <w:r>
+        <w:t xml:space="preserve">,</w:t>
+      </w:r>
+      <w:r>
+        <w:t xml:space="preserve"> </w:t>
+      </w:r>
+      <m:oMath>
+        <m:r>
+          <m:rPr>
+            <m:sty m:val="p"/>
+          </m:rPr>
+          <m:t>−</m:t>
+        </m:r>
+        <m:r>
+          <m:t>0.1</m:t>
+        </m:r>
+      </m:oMath>
+      <w:r>
+        <w:t xml:space="preserve">,</w:t>
+      </w:r>
+      <w:r>
+        <w:t xml:space="preserve"> </w:t>
+      </w:r>
+      <m:oMath>
+        <m:r>
+          <m:t>0.1</m:t>
+        </m:r>
+      </m:oMath>
+      <w:r>
+        <w:t xml:space="preserve">,</w:t>
+      </w:r>
+      <w:r>
+        <w:t xml:space="preserve"> </w:t>
+      </w:r>
+      <m:oMath>
+        <m:r>
+          <m:t>0.5</m:t>
+        </m:r>
+      </m:oMath>
+      <w:r>
+        <w:t xml:space="preserve">,</w:t>
+      </w:r>
+      <w:r>
+        <w:t xml:space="preserve"> </w:t>
+      </w:r>
+      <m:oMath>
+        <m:r>
+          <m:t>1.5</m:t>
+        </m:r>
+      </m:oMath>
+      <w:r>
+        <w:t xml:space="preserve"> </w:t>
+      </w:r>
+      <w:r>
+        <w:t xml:space="preserve">and</w:t>
+      </w:r>
+      <w:r>
+        <w:t xml:space="preserve"> </w:t>
+      </w:r>
+      <m:oMath>
+        <m:r>
+          <m:t>3</m:t>
+        </m:r>
+      </m:oMath>
+      <w:r>
+        <w:t xml:space="preserve">,</w:t>
+      </w:r>
+      <w:r>
+        <w:t xml:space="preserve"> </w:t>
+      </w:r>
+      <w:r>
+        <w:t xml:space="preserve">and for three steps from</w:t>
+      </w:r>
+      <w:r>
+        <w:t xml:space="preserve"> </w:t>
+      </w:r>
+      <m:oMath>
+        <m:sSup>
+          <m:e>
+            <m:r>
+              <m:t>x</m:t>
+            </m:r>
+          </m:e>
+          <m:sup>
+            <m:r>
+              <m:rPr>
+                <m:sty m:val="p"/>
+              </m:rPr>
+              <m:t>(</m:t>
+            </m:r>
+            <m:r>
+              <m:t>0</m:t>
+            </m:r>
+            <m:r>
+              <m:rPr>
+                <m:sty m:val="p"/>
+              </m:rPr>
+              <m:t>)</m:t>
+            </m:r>
+          </m:sup>
+        </m:sSup>
+        <m:r>
+          <m:rPr>
+            <m:sty m:val="p"/>
+          </m:rPr>
+          <m:t>=</m:t>
+        </m:r>
+        <m:r>
+          <m:t>4</m:t>
+        </m:r>
+      </m:oMath>
+      <w:r>
+        <w:t xml:space="preserve">.</w:t>
+      </w:r>
+    </w:p>
+    <w:p>
+      <w:pPr>
+        <w:pStyle w:val="Heading3"/>
+      </w:pPr>
+      <w:r>
+        <w:t xml:space="preserve">R</w:t>
+      </w:r>
+    </w:p>
+    <w:p>
+      <w:pPr>
+        <w:pStyle w:val="SourceCode"/>
+      </w:pPr>
+      <w:r>
+        <w:rPr>
+          <w:rStyle w:val="NormalTok"/>
+        </w:rPr>
+        <w:t xml:space="preserve">basin_step_bs </w:t>
+      </w:r>
+      <w:r>
+        <w:rPr>
+          <w:rStyle w:val="OtherTok"/>
+        </w:rPr>
+        <w:t xml:space="preserve">&lt;-</w:t>
+      </w:r>
+      <w:r>
+        <w:rPr>
+          <w:rStyle w:val="NormalTok"/>
+        </w:rPr>
+        <w:t xml:space="preserve"> </w:t>
+      </w:r>
+      <w:r>
+        <w:rPr>
+          <w:rStyle w:val="FloatTok"/>
+        </w:rPr>
+        <w:t xml:space="preserve">0.05</w:t>
+      </w:r>
+      <w:r>
+        <w:br/>
+      </w:r>
+      <w:r>
+        <w:rPr>
+          <w:rStyle w:val="NormalTok"/>
+        </w:rPr>
+        <w:t xml:space="preserve">basin_starts_bs </w:t>
+      </w:r>
+      <w:r>
+        <w:rPr>
+          <w:rStyle w:val="OtherTok"/>
+        </w:rPr>
+        <w:t xml:space="preserve">&lt;-</w:t>
+      </w:r>
+      <w:r>
+        <w:rPr>
+          <w:rStyle w:val="NormalTok"/>
+        </w:rPr>
+        <w:t xml:space="preserve"> </w:t>
+      </w:r>
+      <w:r>
+        <w:rPr>
+          <w:rStyle w:val="FunctionTok"/>
+        </w:rPr>
+        <w:t xml:space="preserve">c</w:t>
+      </w:r>
+      <w:r>
+        <w:rPr>
+          <w:rStyle w:val="NormalTok"/>
+        </w:rPr>
+        <w:t xml:space="preserve">(</w:t>
+      </w:r>
+      <w:r>
+        <w:rPr>
+          <w:rStyle w:val="SpecialCharTok"/>
+        </w:rPr>
+        <w:t xml:space="preserve">-</w:t>
+      </w:r>
+      <w:r>
+        <w:rPr>
+          <w:rStyle w:val="FloatTok"/>
+        </w:rPr>
+        <w:t xml:space="preserve">1.5</w:t>
+      </w:r>
+      <w:r>
+        <w:rPr>
+          <w:rStyle w:val="NormalTok"/>
+        </w:rPr>
+        <w:t xml:space="preserve">, </w:t>
+      </w:r>
+      <w:r>
+        <w:rPr>
+          <w:rStyle w:val="SpecialCharTok"/>
+        </w:rPr>
+        <w:t xml:space="preserve">-</w:t>
+      </w:r>
+      <w:r>
+        <w:rPr>
+          <w:rStyle w:val="FloatTok"/>
+        </w:rPr>
+        <w:t xml:space="preserve">0.5</w:t>
+      </w:r>
+      <w:r>
+        <w:rPr>
+          <w:rStyle w:val="NormalTok"/>
+        </w:rPr>
+        <w:t xml:space="preserve">, </w:t>
+      </w:r>
+      <w:r>
+        <w:rPr>
+          <w:rStyle w:val="SpecialCharTok"/>
+        </w:rPr>
+        <w:t xml:space="preserve">-</w:t>
+      </w:r>
+      <w:r>
+        <w:rPr>
+          <w:rStyle w:val="FloatTok"/>
+        </w:rPr>
+        <w:t xml:space="preserve">0.1</w:t>
+      </w:r>
+      <w:r>
+        <w:rPr>
+          <w:rStyle w:val="NormalTok"/>
+        </w:rPr>
+        <w:t xml:space="preserve">, </w:t>
+      </w:r>
+      <w:r>
+        <w:rPr>
+          <w:rStyle w:val="FloatTok"/>
+        </w:rPr>
+        <w:t xml:space="preserve">0.1</w:t>
+      </w:r>
+      <w:r>
+        <w:rPr>
+          <w:rStyle w:val="NormalTok"/>
+        </w:rPr>
+        <w:t xml:space="preserve">, </w:t>
+      </w:r>
+      <w:r>
+        <w:rPr>
+          <w:rStyle w:val="FloatTok"/>
+        </w:rPr>
+        <w:t xml:space="preserve">0.5</w:t>
+      </w:r>
+      <w:r>
+        <w:rPr>
+          <w:rStyle w:val="NormalTok"/>
+        </w:rPr>
+        <w:t xml:space="preserve">, </w:t>
+      </w:r>
+      <w:r>
+        <w:rPr>
+          <w:rStyle w:val="FloatTok"/>
+        </w:rPr>
+        <w:t xml:space="preserve">1.5</w:t>
+      </w:r>
+      <w:r>
+        <w:rPr>
+          <w:rStyle w:val="NormalTok"/>
+        </w:rPr>
+        <w:t xml:space="preserve">, </w:t>
+      </w:r>
+      <w:r>
+        <w:rPr>
+          <w:rStyle w:val="DecValTok"/>
+        </w:rPr>
+        <w:t xml:space="preserve">3</w:t>
+      </w:r>
+      <w:r>
+        <w:rPr>
+          <w:rStyle w:val="NormalTok"/>
+        </w:rPr>
+        <w:t xml:space="preserve">)</w:t>
+      </w:r>
+      <w:r>
+        <w:br/>
+      </w:r>
+      <w:r>
+        <w:br/>
+      </w:r>
+      <w:r>
+        <w:rPr>
+          <w:rStyle w:val="CommentTok"/>
+        </w:rPr>
+        <w:t xml:space="preserve"># 200 steps from every starting point at once.</w:t>
+      </w:r>
+      <w:r>
+        <w:br/>
+      </w:r>
+      <w:r>
+        <w:rPr>
+          <w:rStyle w:val="NormalTok"/>
+        </w:rPr>
+        <w:t xml:space="preserve">basin_final_bs </w:t>
+      </w:r>
+      <w:r>
+        <w:rPr>
+          <w:rStyle w:val="OtherTok"/>
+        </w:rPr>
+        <w:t xml:space="preserve">&lt;-</w:t>
+      </w:r>
+      <w:r>
+        <w:rPr>
+          <w:rStyle w:val="NormalTok"/>
+        </w:rPr>
+        <w:t xml:space="preserve"> basin_starts_bs</w:t>
+      </w:r>
+      <w:r>
+        <w:br/>
+      </w:r>
+      <w:r>
+        <w:rPr>
+          <w:rStyle w:val="ControlFlowTok"/>
+        </w:rPr>
+        <w:t xml:space="preserve">for</w:t>
+      </w:r>
+      <w:r>
+        <w:rPr>
+          <w:rStyle w:val="NormalTok"/>
+        </w:rPr>
+        <w:t xml:space="preserve"> (i </w:t>
+      </w:r>
+      <w:r>
+        <w:rPr>
+          <w:rStyle w:val="ControlFlowTok"/>
+        </w:rPr>
+        <w:t xml:space="preserve">in</w:t>
+      </w:r>
+      <w:r>
+        <w:rPr>
+          <w:rStyle w:val="NormalTok"/>
+        </w:rPr>
+        <w:t xml:space="preserve"> </w:t>
+      </w:r>
+      <w:r>
+        <w:rPr>
+          <w:rStyle w:val="DecValTok"/>
+        </w:rPr>
+        <w:t xml:space="preserve">1</w:t>
+      </w:r>
+      <w:r>
+        <w:rPr>
+          <w:rStyle w:val="SpecialCharTok"/>
+        </w:rPr>
+        <w:t xml:space="preserve">:</w:t>
+      </w:r>
+      <w:r>
+        <w:rPr>
+          <w:rStyle w:val="DecValTok"/>
+        </w:rPr>
+        <w:t xml:space="preserve">200</w:t>
+      </w:r>
+      <w:r>
+        <w:rPr>
+          <w:rStyle w:val="NormalTok"/>
+        </w:rPr>
+        <w:t xml:space="preserve">) {</w:t>
+      </w:r>
+      <w:r>
+        <w:br/>
+      </w:r>
+      <w:r>
+        <w:rPr>
+          <w:rStyle w:val="NormalTok"/>
+        </w:rPr>
+        <w:t xml:space="preserve">  basin_slope_bs </w:t>
+      </w:r>
+      <w:r>
+        <w:rPr>
+          <w:rStyle w:val="OtherTok"/>
+        </w:rPr>
+        <w:t xml:space="preserve">&lt;-</w:t>
+      </w:r>
+      <w:r>
+        <w:rPr>
+          <w:rStyle w:val="NormalTok"/>
+        </w:rPr>
+        <w:t xml:space="preserve"> </w:t>
+      </w:r>
+      <w:r>
+        <w:rPr>
+          <w:rStyle w:val="DecValTok"/>
+        </w:rPr>
+        <w:t xml:space="preserve">4</w:t>
+      </w:r>
+      <w:r>
+        <w:rPr>
+          <w:rStyle w:val="NormalTok"/>
+        </w:rPr>
+        <w:t xml:space="preserve"> </w:t>
+      </w:r>
+      <w:r>
+        <w:rPr>
+          <w:rStyle w:val="SpecialCharTok"/>
+        </w:rPr>
+        <w:t xml:space="preserve">*</w:t>
+      </w:r>
+      <w:r>
+        <w:rPr>
+          <w:rStyle w:val="NormalTok"/>
+        </w:rPr>
+        <w:t xml:space="preserve"> basin_final_bs</w:t>
+      </w:r>
+      <w:r>
+        <w:rPr>
+          <w:rStyle w:val="SpecialCharTok"/>
+        </w:rPr>
+        <w:t xml:space="preserve">^</w:t>
+      </w:r>
+      <w:r>
+        <w:rPr>
+          <w:rStyle w:val="DecValTok"/>
+        </w:rPr>
+        <w:t xml:space="preserve">3</w:t>
+      </w:r>
+      <w:r>
+        <w:rPr>
+          <w:rStyle w:val="NormalTok"/>
+        </w:rPr>
+        <w:t xml:space="preserve"> </w:t>
+      </w:r>
+      <w:r>
+        <w:rPr>
+          <w:rStyle w:val="SpecialCharTok"/>
+        </w:rPr>
+        <w:t xml:space="preserve">-</w:t>
+      </w:r>
+      <w:r>
+        <w:rPr>
+          <w:rStyle w:val="NormalTok"/>
+        </w:rPr>
+        <w:t xml:space="preserve"> </w:t>
+      </w:r>
+      <w:r>
+        <w:rPr>
+          <w:rStyle w:val="DecValTok"/>
+        </w:rPr>
+        <w:t xml:space="preserve">4</w:t>
+      </w:r>
+      <w:r>
+        <w:rPr>
+          <w:rStyle w:val="NormalTok"/>
+        </w:rPr>
+        <w:t xml:space="preserve"> </w:t>
+      </w:r>
+      <w:r>
+        <w:rPr>
+          <w:rStyle w:val="SpecialCharTok"/>
+        </w:rPr>
+        <w:t xml:space="preserve">*</w:t>
+      </w:r>
+      <w:r>
+        <w:rPr>
+          <w:rStyle w:val="NormalTok"/>
+        </w:rPr>
+        <w:t xml:space="preserve"> basin_final_bs</w:t>
+      </w:r>
+      <w:r>
+        <w:br/>
+      </w:r>
+      <w:r>
+        <w:rPr>
+          <w:rStyle w:val="NormalTok"/>
+        </w:rPr>
+        <w:t xml:space="preserve">  basin_final_bs </w:t>
+      </w:r>
+      <w:r>
+        <w:rPr>
+          <w:rStyle w:val="OtherTok"/>
+        </w:rPr>
+        <w:t xml:space="preserve">&lt;-</w:t>
+      </w:r>
+      <w:r>
+        <w:rPr>
+          <w:rStyle w:val="NormalTok"/>
+        </w:rPr>
+        <w:t xml:space="preserve"> basin_final_bs </w:t>
+      </w:r>
+      <w:r>
+        <w:rPr>
+          <w:rStyle w:val="SpecialCharTok"/>
+        </w:rPr>
+        <w:t xml:space="preserve">-</w:t>
+      </w:r>
+      <w:r>
+        <w:rPr>
+          <w:rStyle w:val="NormalTok"/>
+        </w:rPr>
+        <w:t xml:space="preserve"> basin_step_bs </w:t>
+      </w:r>
+      <w:r>
+        <w:rPr>
+          <w:rStyle w:val="SpecialCharTok"/>
+        </w:rPr>
+        <w:t xml:space="preserve">*</w:t>
+      </w:r>
+      <w:r>
+        <w:rPr>
+          <w:rStyle w:val="NormalTok"/>
+        </w:rPr>
+        <w:t xml:space="preserve"> basin_slope_bs</w:t>
+      </w:r>
+      <w:r>
+        <w:br/>
+      </w:r>
+      <w:r>
+        <w:rPr>
+          <w:rStyle w:val="NormalTok"/>
+        </w:rPr>
+        <w:t xml:space="preserve">}</w:t>
+      </w:r>
+      <w:r>
+        <w:br/>
+      </w:r>
+      <w:r>
+        <w:rPr>
+          <w:rStyle w:val="NormalTok"/>
+        </w:rPr>
+        <w:t xml:space="preserve">basin_end_bs </w:t>
+      </w:r>
+      <w:r>
+        <w:rPr>
+          <w:rStyle w:val="OtherTok"/>
+        </w:rPr>
+        <w:t xml:space="preserve">&lt;-</w:t>
+      </w:r>
+      <w:r>
+        <w:rPr>
+          <w:rStyle w:val="NormalTok"/>
+        </w:rPr>
+        <w:t xml:space="preserve"> </w:t>
+      </w:r>
+      <w:r>
+        <w:rPr>
+          <w:rStyle w:val="FunctionTok"/>
+        </w:rPr>
+        <w:t xml:space="preserve">signif</w:t>
+      </w:r>
+      <w:r>
+        <w:rPr>
+          <w:rStyle w:val="NormalTok"/>
+        </w:rPr>
+        <w:t xml:space="preserve">(basin_final_bs, </w:t>
+      </w:r>
+      <w:r>
+        <w:rPr>
+          <w:rStyle w:val="DecValTok"/>
+        </w:rPr>
+        <w:t xml:space="preserve">3</w:t>
+      </w:r>
+      <w:r>
+        <w:rPr>
+          <w:rStyle w:val="NormalTok"/>
+        </w:rPr>
+        <w:t xml:space="preserve">)</w:t>
+      </w:r>
+      <w:r>
+        <w:br/>
+      </w:r>
+      <w:r>
+        <w:rPr>
+          <w:rStyle w:val="NormalTok"/>
+        </w:rPr>
+        <w:t xml:space="preserve">tibble</w:t>
+      </w:r>
+      <w:r>
+        <w:rPr>
+          <w:rStyle w:val="SpecialCharTok"/>
+        </w:rPr>
+        <w:t xml:space="preserve">::</w:t>
+      </w:r>
+      <w:r>
+        <w:rPr>
+          <w:rStyle w:val="FunctionTok"/>
+        </w:rPr>
+        <w:t xml:space="preserve">tibble</w:t>
+      </w:r>
+      <w:r>
+        <w:rPr>
+          <w:rStyle w:val="NormalTok"/>
+        </w:rPr>
+        <w:t xml:space="preserve">(</w:t>
+      </w:r>
+      <w:r>
+        <w:rPr>
+          <w:rStyle w:val="AttributeTok"/>
+        </w:rPr>
+        <w:t xml:space="preserve">start =</w:t>
+      </w:r>
+      <w:r>
+        <w:rPr>
+          <w:rStyle w:val="NormalTok"/>
+        </w:rPr>
+        <w:t xml:space="preserve"> basin_starts_bs, </w:t>
+      </w:r>
+      <w:r>
+        <w:rPr>
+          <w:rStyle w:val="AttributeTok"/>
+        </w:rPr>
+        <w:t xml:space="preserve">end =</w:t>
+      </w:r>
+      <w:r>
+        <w:rPr>
+          <w:rStyle w:val="NormalTok"/>
+        </w:rPr>
+        <w:t xml:space="preserve"> basin_end_bs)</w:t>
+      </w:r>
+      <w:r>
+        <w:br/>
+      </w:r>
+      <w:r>
+        <w:rPr>
+          <w:rStyle w:val="CommentTok"/>
+        </w:rPr>
+        <w:t xml:space="preserve">#&gt; # A tibble: 7 × 2</w:t>
+      </w:r>
+      <w:r>
+        <w:br/>
+      </w:r>
+      <w:r>
+        <w:rPr>
+          <w:rStyle w:val="CommentTok"/>
+        </w:rPr>
+        <w:t xml:space="preserve">#&gt;   start   end</w:t>
+      </w:r>
+      <w:r>
+        <w:br/>
+      </w:r>
+      <w:r>
+        <w:rPr>
+          <w:rStyle w:val="CommentTok"/>
+        </w:rPr>
+        <w:t xml:space="preserve">#&gt;   &lt;dbl&gt; &lt;dbl&gt;</w:t>
+      </w:r>
+      <w:r>
+        <w:br/>
+      </w:r>
+      <w:r>
+        <w:rPr>
+          <w:rStyle w:val="CommentTok"/>
+        </w:rPr>
+        <w:t xml:space="preserve">#&gt; 1  -1.5    -1</w:t>
+      </w:r>
+      <w:r>
+        <w:br/>
+      </w:r>
+      <w:r>
+        <w:rPr>
+          <w:rStyle w:val="CommentTok"/>
+        </w:rPr>
+        <w:t xml:space="preserve">#&gt; 2  -0.5    -1</w:t>
+      </w:r>
+      <w:r>
+        <w:br/>
+      </w:r>
+      <w:r>
+        <w:rPr>
+          <w:rStyle w:val="CommentTok"/>
+        </w:rPr>
+        <w:t xml:space="preserve">#&gt; 3  -0.1    -1</w:t>
+      </w:r>
+      <w:r>
+        <w:br/>
+      </w:r>
+      <w:r>
+        <w:rPr>
+          <w:rStyle w:val="CommentTok"/>
+        </w:rPr>
+        <w:t xml:space="preserve">#&gt; 4   0.1     1</w:t>
+      </w:r>
+      <w:r>
+        <w:br/>
+      </w:r>
+      <w:r>
+        <w:rPr>
+          <w:rStyle w:val="CommentTok"/>
+        </w:rPr>
+        <w:t xml:space="preserve">#&gt; 5   0.5     1</w:t>
+      </w:r>
+      <w:r>
+        <w:br/>
+      </w:r>
+      <w:r>
+        <w:rPr>
+          <w:rStyle w:val="CommentTok"/>
+        </w:rPr>
+        <w:t xml:space="preserve">#&gt; 6   1.5     1</w:t>
+      </w:r>
+      <w:r>
+        <w:br/>
+      </w:r>
+      <w:r>
+        <w:rPr>
+          <w:rStyle w:val="CommentTok"/>
+        </w:rPr>
+        <w:t xml:space="preserve">#&gt; 7   3      -1</w:t>
+      </w:r>
+      <w:r>
+        <w:br/>
+      </w:r>
+      <w:r>
+        <w:br/>
+      </w:r>
+      <w:r>
+        <w:rPr>
+          <w:rStyle w:val="CommentTok"/>
+        </w:rPr>
+        <w:t xml:space="preserve"># The first step from 3.</w:t>
+      </w:r>
+      <w:r>
+        <w:br/>
+      </w:r>
+      <w:r>
+        <w:rPr>
+          <w:rStyle w:val="NormalTok"/>
+        </w:rPr>
+        <w:t xml:space="preserve">basin_from_three_bs </w:t>
+      </w:r>
+      <w:r>
+        <w:rPr>
+          <w:rStyle w:val="OtherTok"/>
+        </w:rPr>
+        <w:t xml:space="preserve">&lt;-</w:t>
+      </w:r>
+      <w:r>
+        <w:rPr>
+          <w:rStyle w:val="NormalTok"/>
+        </w:rPr>
+        <w:t xml:space="preserve"> </w:t>
+      </w:r>
+      <w:r>
+        <w:rPr>
+          <w:rStyle w:val="DecValTok"/>
+        </w:rPr>
+        <w:t xml:space="preserve">3</w:t>
+      </w:r>
+      <w:r>
+        <w:rPr>
+          <w:rStyle w:val="NormalTok"/>
+        </w:rPr>
+        <w:t xml:space="preserve"> </w:t>
+      </w:r>
+      <w:r>
+        <w:rPr>
+          <w:rStyle w:val="SpecialCharTok"/>
+        </w:rPr>
+        <w:t xml:space="preserve">-</w:t>
+      </w:r>
+      <w:r>
+        <w:rPr>
+          <w:rStyle w:val="NormalTok"/>
+        </w:rPr>
+        <w:t xml:space="preserve"> basin_step_bs </w:t>
+      </w:r>
+      <w:r>
+        <w:rPr>
+          <w:rStyle w:val="SpecialCharTok"/>
+        </w:rPr>
+        <w:t xml:space="preserve">*</w:t>
+      </w:r>
+      <w:r>
+        <w:rPr>
+          <w:rStyle w:val="NormalTok"/>
+        </w:rPr>
+        <w:t xml:space="preserve"> (</w:t>
+      </w:r>
+      <w:r>
+        <w:rPr>
+          <w:rStyle w:val="DecValTok"/>
+        </w:rPr>
+        <w:t xml:space="preserve">4</w:t>
+      </w:r>
+      <w:r>
+        <w:rPr>
+          <w:rStyle w:val="NormalTok"/>
+        </w:rPr>
+        <w:t xml:space="preserve"> </w:t>
+      </w:r>
+      <w:r>
+        <w:rPr>
+          <w:rStyle w:val="SpecialCharTok"/>
+        </w:rPr>
+        <w:t xml:space="preserve">*</w:t>
+      </w:r>
+      <w:r>
+        <w:rPr>
+          <w:rStyle w:val="NormalTok"/>
+        </w:rPr>
+        <w:t xml:space="preserve"> </w:t>
+      </w:r>
+      <w:r>
+        <w:rPr>
+          <w:rStyle w:val="DecValTok"/>
+        </w:rPr>
+        <w:t xml:space="preserve">3</w:t>
+      </w:r>
+      <w:r>
+        <w:rPr>
+          <w:rStyle w:val="SpecialCharTok"/>
+        </w:rPr>
+        <w:t xml:space="preserve">^</w:t>
+      </w:r>
+      <w:r>
+        <w:rPr>
+          <w:rStyle w:val="DecValTok"/>
+        </w:rPr>
+        <w:t xml:space="preserve">3</w:t>
+      </w:r>
+      <w:r>
+        <w:rPr>
+          <w:rStyle w:val="NormalTok"/>
+        </w:rPr>
+        <w:t xml:space="preserve"> </w:t>
+      </w:r>
+      <w:r>
+        <w:rPr>
+          <w:rStyle w:val="SpecialCharTok"/>
+        </w:rPr>
+        <w:t xml:space="preserve">-</w:t>
+      </w:r>
+      <w:r>
+        <w:rPr>
+          <w:rStyle w:val="NormalTok"/>
+        </w:rPr>
+        <w:t xml:space="preserve"> </w:t>
+      </w:r>
+      <w:r>
+        <w:rPr>
+          <w:rStyle w:val="DecValTok"/>
+        </w:rPr>
+        <w:t xml:space="preserve">4</w:t>
+      </w:r>
+      <w:r>
+        <w:rPr>
+          <w:rStyle w:val="NormalTok"/>
+        </w:rPr>
+        <w:t xml:space="preserve"> </w:t>
+      </w:r>
+      <w:r>
+        <w:rPr>
+          <w:rStyle w:val="SpecialCharTok"/>
+        </w:rPr>
+        <w:t xml:space="preserve">*</w:t>
+      </w:r>
+      <w:r>
+        <w:rPr>
+          <w:rStyle w:val="NormalTok"/>
+        </w:rPr>
+        <w:t xml:space="preserve"> </w:t>
+      </w:r>
+      <w:r>
+        <w:rPr>
+          <w:rStyle w:val="DecValTok"/>
+        </w:rPr>
+        <w:t xml:space="preserve">3</w:t>
+      </w:r>
+      <w:r>
+        <w:rPr>
+          <w:rStyle w:val="NormalTok"/>
+        </w:rPr>
+        <w:t xml:space="preserve">)</w:t>
+      </w:r>
+      <w:r>
+        <w:br/>
+      </w:r>
+      <w:r>
+        <w:br/>
+      </w:r>
+      <w:r>
+        <w:rPr>
+          <w:rStyle w:val="CommentTok"/>
+        </w:rPr>
+        <w:t xml:space="preserve"># Three steps from 4: the iterates grow in size.</w:t>
+      </w:r>
+      <w:r>
+        <w:br/>
+      </w:r>
+      <w:r>
+        <w:rPr>
+          <w:rStyle w:val="NormalTok"/>
+        </w:rPr>
+        <w:t xml:space="preserve">basin_far_bs </w:t>
+      </w:r>
+      <w:r>
+        <w:rPr>
+          <w:rStyle w:val="OtherTok"/>
+        </w:rPr>
+        <w:t xml:space="preserve">&lt;-</w:t>
+      </w:r>
+      <w:r>
+        <w:rPr>
+          <w:rStyle w:val="NormalTok"/>
+        </w:rPr>
+        <w:t xml:space="preserve"> </w:t>
+      </w:r>
+      <w:r>
+        <w:rPr>
+          <w:rStyle w:val="FunctionTok"/>
+        </w:rPr>
+        <w:t xml:space="preserve">numeric</w:t>
+      </w:r>
+      <w:r>
+        <w:rPr>
+          <w:rStyle w:val="NormalTok"/>
+        </w:rPr>
+        <w:t xml:space="preserve">(</w:t>
+      </w:r>
+      <w:r>
+        <w:rPr>
+          <w:rStyle w:val="DecValTok"/>
+        </w:rPr>
+        <w:t xml:space="preserve">4</w:t>
+      </w:r>
+      <w:r>
+        <w:rPr>
+          <w:rStyle w:val="NormalTok"/>
+        </w:rPr>
+        <w:t xml:space="preserve">)</w:t>
+      </w:r>
+      <w:r>
+        <w:br/>
+      </w:r>
+      <w:r>
+        <w:rPr>
+          <w:rStyle w:val="NormalTok"/>
+        </w:rPr>
+        <w:t xml:space="preserve">basin_far_bs[</w:t>
+      </w:r>
+      <w:r>
+        <w:rPr>
+          <w:rStyle w:val="DecValTok"/>
+        </w:rPr>
+        <w:t xml:space="preserve">1</w:t>
+      </w:r>
+      <w:r>
+        <w:rPr>
+          <w:rStyle w:val="NormalTok"/>
+        </w:rPr>
+        <w:t xml:space="preserve">] </w:t>
+      </w:r>
+      <w:r>
+        <w:rPr>
+          <w:rStyle w:val="OtherTok"/>
+        </w:rPr>
+        <w:t xml:space="preserve">&lt;-</w:t>
+      </w:r>
+      <w:r>
+        <w:rPr>
+          <w:rStyle w:val="NormalTok"/>
+        </w:rPr>
+        <w:t xml:space="preserve"> </w:t>
+      </w:r>
+      <w:r>
+        <w:rPr>
+          <w:rStyle w:val="DecValTok"/>
+        </w:rPr>
+        <w:t xml:space="preserve">4</w:t>
+      </w:r>
+      <w:r>
+        <w:br/>
+      </w:r>
+      <w:r>
+        <w:rPr>
+          <w:rStyle w:val="ControlFlowTok"/>
+        </w:rPr>
+        <w:t xml:space="preserve">for</w:t>
+      </w:r>
+      <w:r>
+        <w:rPr>
+          <w:rStyle w:val="NormalTok"/>
+        </w:rPr>
+        <w:t xml:space="preserve"> (i </w:t>
+      </w:r>
+      <w:r>
+        <w:rPr>
+          <w:rStyle w:val="ControlFlowTok"/>
+        </w:rPr>
+        <w:t xml:space="preserve">in</w:t>
+      </w:r>
+      <w:r>
+        <w:rPr>
+          <w:rStyle w:val="NormalTok"/>
+        </w:rPr>
+        <w:t xml:space="preserve"> </w:t>
+      </w:r>
+      <w:r>
+        <w:rPr>
+          <w:rStyle w:val="DecValTok"/>
+        </w:rPr>
+        <w:t xml:space="preserve">1</w:t>
+      </w:r>
+      <w:r>
+        <w:rPr>
+          <w:rStyle w:val="SpecialCharTok"/>
+        </w:rPr>
+        <w:t xml:space="preserve">:</w:t>
+      </w:r>
+      <w:r>
+        <w:rPr>
+          <w:rStyle w:val="DecValTok"/>
+        </w:rPr>
+        <w:t xml:space="preserve">3</w:t>
+      </w:r>
+      <w:r>
+        <w:rPr>
+          <w:rStyle w:val="NormalTok"/>
+        </w:rPr>
+        <w:t xml:space="preserve">) {</w:t>
+      </w:r>
+      <w:r>
+        <w:br/>
+      </w:r>
+      <w:r>
+        <w:rPr>
+          <w:rStyle w:val="NormalTok"/>
+        </w:rPr>
+        <w:t xml:space="preserve">  basin_slope_bs </w:t>
+      </w:r>
+      <w:r>
+        <w:rPr>
+          <w:rStyle w:val="OtherTok"/>
+        </w:rPr>
+        <w:t xml:space="preserve">&lt;-</w:t>
+      </w:r>
+      <w:r>
+        <w:rPr>
+          <w:rStyle w:val="NormalTok"/>
+        </w:rPr>
+        <w:t xml:space="preserve"> </w:t>
+      </w:r>
+      <w:r>
+        <w:rPr>
+          <w:rStyle w:val="DecValTok"/>
+        </w:rPr>
+        <w:t xml:space="preserve">4</w:t>
+      </w:r>
+      <w:r>
+        <w:rPr>
+          <w:rStyle w:val="NormalTok"/>
+        </w:rPr>
+        <w:t xml:space="preserve"> </w:t>
+      </w:r>
+      <w:r>
+        <w:rPr>
+          <w:rStyle w:val="SpecialCharTok"/>
+        </w:rPr>
+        <w:t xml:space="preserve">*</w:t>
+      </w:r>
+      <w:r>
+        <w:rPr>
+          <w:rStyle w:val="NormalTok"/>
+        </w:rPr>
+        <w:t xml:space="preserve"> basin_far_bs[i]</w:t>
+      </w:r>
+      <w:r>
+        <w:rPr>
+          <w:rStyle w:val="SpecialCharTok"/>
+        </w:rPr>
+        <w:t xml:space="preserve">^</w:t>
+      </w:r>
+      <w:r>
+        <w:rPr>
+          <w:rStyle w:val="DecValTok"/>
+        </w:rPr>
+        <w:t xml:space="preserve">3</w:t>
+      </w:r>
+      <w:r>
+        <w:rPr>
+          <w:rStyle w:val="NormalTok"/>
+        </w:rPr>
+        <w:t xml:space="preserve"> </w:t>
+      </w:r>
+      <w:r>
+        <w:rPr>
+          <w:rStyle w:val="SpecialCharTok"/>
+        </w:rPr>
+        <w:t xml:space="preserve">-</w:t>
+      </w:r>
+      <w:r>
+        <w:rPr>
+          <w:rStyle w:val="NormalTok"/>
+        </w:rPr>
+        <w:t xml:space="preserve"> </w:t>
+      </w:r>
+      <w:r>
+        <w:rPr>
+          <w:rStyle w:val="DecValTok"/>
+        </w:rPr>
+        <w:t xml:space="preserve">4</w:t>
+      </w:r>
+      <w:r>
+        <w:rPr>
+          <w:rStyle w:val="NormalTok"/>
+        </w:rPr>
+        <w:t xml:space="preserve"> </w:t>
+      </w:r>
+      <w:r>
+        <w:rPr>
+          <w:rStyle w:val="SpecialCharTok"/>
+        </w:rPr>
+        <w:t xml:space="preserve">*</w:t>
+      </w:r>
+      <w:r>
+        <w:rPr>
+          <w:rStyle w:val="NormalTok"/>
+        </w:rPr>
+        <w:t xml:space="preserve"> basin_far_bs[i]</w:t>
+      </w:r>
+      <w:r>
+        <w:br/>
+      </w:r>
+      <w:r>
+        <w:rPr>
+          <w:rStyle w:val="NormalTok"/>
+        </w:rPr>
+        <w:t xml:space="preserve">  basin_far_bs[i </w:t>
+      </w:r>
+      <w:r>
+        <w:rPr>
+          <w:rStyle w:val="SpecialCharTok"/>
+        </w:rPr>
+        <w:t xml:space="preserve">+</w:t>
+      </w:r>
+      <w:r>
+        <w:rPr>
+          <w:rStyle w:val="NormalTok"/>
+        </w:rPr>
+        <w:t xml:space="preserve"> </w:t>
+      </w:r>
+      <w:r>
+        <w:rPr>
+          <w:rStyle w:val="DecValTok"/>
+        </w:rPr>
+        <w:t xml:space="preserve">1</w:t>
+      </w:r>
+      <w:r>
+        <w:rPr>
+          <w:rStyle w:val="NormalTok"/>
+        </w:rPr>
+        <w:t xml:space="preserve">] </w:t>
+      </w:r>
+      <w:r>
+        <w:rPr>
+          <w:rStyle w:val="OtherTok"/>
+        </w:rPr>
+        <w:t xml:space="preserve">&lt;-</w:t>
+      </w:r>
+      <w:r>
+        <w:rPr>
+          <w:rStyle w:val="NormalTok"/>
+        </w:rPr>
+        <w:t xml:space="preserve"> basin_far_bs[i] </w:t>
+      </w:r>
+      <w:r>
+        <w:rPr>
+          <w:rStyle w:val="SpecialCharTok"/>
+        </w:rPr>
+        <w:t xml:space="preserve">-</w:t>
+      </w:r>
+      <w:r>
+        <w:rPr>
+          <w:rStyle w:val="NormalTok"/>
+        </w:rPr>
+        <w:t xml:space="preserve"> basin_step_bs </w:t>
+      </w:r>
+      <w:r>
+        <w:rPr>
+          <w:rStyle w:val="SpecialCharTok"/>
+        </w:rPr>
+        <w:t xml:space="preserve">*</w:t>
+      </w:r>
+      <w:r>
+        <w:rPr>
+          <w:rStyle w:val="NormalTok"/>
+        </w:rPr>
+        <w:t xml:space="preserve"> basin_slope_bs</w:t>
+      </w:r>
+      <w:r>
+        <w:br/>
+      </w:r>
+      <w:r>
+        <w:rPr>
+          <w:rStyle w:val="NormalTok"/>
+        </w:rPr>
+        <w:t xml:space="preserve">}</w:t>
+      </w:r>
+      <w:r>
+        <w:br/>
+      </w:r>
+      <w:r>
+        <w:rPr>
+          <w:rStyle w:val="FunctionTok"/>
+        </w:rPr>
+        <w:t xml:space="preserve">signif</w:t>
+      </w:r>
+      <w:r>
+        <w:rPr>
+          <w:rStyle w:val="NormalTok"/>
+        </w:rPr>
+        <w:t xml:space="preserve">(basin_far_bs, </w:t>
+      </w:r>
+      <w:r>
+        <w:rPr>
+          <w:rStyle w:val="DecValTok"/>
+        </w:rPr>
+        <w:t xml:space="preserve">3</w:t>
+      </w:r>
+      <w:r>
+        <w:rPr>
+          <w:rStyle w:val="NormalTok"/>
+        </w:rPr>
+        <w:t xml:space="preserve">)</w:t>
+      </w:r>
+      <w:r>
+        <w:br/>
+      </w:r>
+      <w:r>
+        <w:rPr>
+          <w:rStyle w:val="CommentTok"/>
+        </w:rPr>
+        <w:t xml:space="preserve">#&gt; [1]       4.0      -8.0      92.8 -160000.0</w:t>
+      </w:r>
+    </w:p>
+    <w:p>
+      <w:pPr>
+        <w:pStyle w:val="Heading3"/>
+      </w:pPr>
+      <w:r>
+        <w:t xml:space="preserve">Python</w:t>
+      </w:r>
+    </w:p>
+    <w:p>
+      <w:pPr>
+        <w:pStyle w:val="SourceCode"/>
+      </w:pPr>
+      <w:r>
+        <w:rPr>
+          <w:rStyle w:val="NormalTok"/>
+        </w:rPr>
+        <w:t xml:space="preserve">basin_step_bs </w:t>
+      </w:r>
+      <w:r>
+        <w:rPr>
+          <w:rStyle w:val="OperatorTok"/>
+        </w:rPr>
+        <w:t xml:space="preserve">=</w:t>
+      </w:r>
+      <w:r>
+        <w:rPr>
+          <w:rStyle w:val="NormalTok"/>
+        </w:rPr>
+        <w:t xml:space="preserve"> </w:t>
+      </w:r>
+      <w:r>
+        <w:rPr>
+          <w:rStyle w:val="FloatTok"/>
+        </w:rPr>
+        <w:t xml:space="preserve">0.05</w:t>
+      </w:r>
+      <w:r>
+        <w:br/>
+      </w:r>
+      <w:r>
+        <w:br/>
+      </w:r>
+      <w:r>
+        <w:rPr>
+          <w:rStyle w:val="KeywordTok"/>
+        </w:rPr>
+        <w:t xml:space="preserve">def</w:t>
+      </w:r>
+      <w:r>
+        <w:rPr>
+          <w:rStyle w:val="NormalTok"/>
+        </w:rPr>
+        <w:t xml:space="preserve"> basin_next_bs(x):</w:t>
+      </w:r>
+      <w:r>
+        <w:br/>
+      </w:r>
+      <w:r>
+        <w:rPr>
+          <w:rStyle w:val="NormalTok"/>
+        </w:rPr>
+        <w:t xml:space="preserve">    </w:t>
+      </w:r>
+      <w:r>
+        <w:rPr>
+          <w:rStyle w:val="ControlFlowTok"/>
+        </w:rPr>
+        <w:t xml:space="preserve">return</w:t>
+      </w:r>
+      <w:r>
+        <w:rPr>
+          <w:rStyle w:val="NormalTok"/>
+        </w:rPr>
+        <w:t xml:space="preserve"> x </w:t>
+      </w:r>
+      <w:r>
+        <w:rPr>
+          <w:rStyle w:val="OperatorTok"/>
+        </w:rPr>
+        <w:t xml:space="preserve">-</w:t>
+      </w:r>
+      <w:r>
+        <w:rPr>
+          <w:rStyle w:val="NormalTok"/>
+        </w:rPr>
+        <w:t xml:space="preserve"> basin_step_bs </w:t>
+      </w:r>
+      <w:r>
+        <w:rPr>
+          <w:rStyle w:val="OperatorTok"/>
+        </w:rPr>
+        <w:t xml:space="preserve">*</w:t>
+      </w:r>
+      <w:r>
+        <w:rPr>
+          <w:rStyle w:val="NormalTok"/>
+        </w:rPr>
+        <w:t xml:space="preserve"> (</w:t>
+      </w:r>
+      <w:r>
+        <w:rPr>
+          <w:rStyle w:val="DecValTok"/>
+        </w:rPr>
+        <w:t xml:space="preserve">4</w:t>
+      </w:r>
+      <w:r>
+        <w:rPr>
+          <w:rStyle w:val="NormalTok"/>
+        </w:rPr>
+        <w:t xml:space="preserve"> </w:t>
+      </w:r>
+      <w:r>
+        <w:rPr>
+          <w:rStyle w:val="OperatorTok"/>
+        </w:rPr>
+        <w:t xml:space="preserve">*</w:t>
+      </w:r>
+      <w:r>
+        <w:rPr>
+          <w:rStyle w:val="NormalTok"/>
+        </w:rPr>
+        <w:t xml:space="preserve"> x </w:t>
+      </w:r>
+      <w:r>
+        <w:rPr>
+          <w:rStyle w:val="OperatorTok"/>
+        </w:rPr>
+        <w:t xml:space="preserve">**</w:t>
+      </w:r>
+      <w:r>
+        <w:rPr>
+          <w:rStyle w:val="NormalTok"/>
+        </w:rPr>
+        <w:t xml:space="preserve"> </w:t>
+      </w:r>
+      <w:r>
+        <w:rPr>
+          <w:rStyle w:val="DecValTok"/>
+        </w:rPr>
+        <w:t xml:space="preserve">3</w:t>
+      </w:r>
+      <w:r>
+        <w:rPr>
+          <w:rStyle w:val="NormalTok"/>
+        </w:rPr>
+        <w:t xml:space="preserve"> </w:t>
+      </w:r>
+      <w:r>
+        <w:rPr>
+          <w:rStyle w:val="OperatorTok"/>
+        </w:rPr>
+        <w:t xml:space="preserve">-</w:t>
+      </w:r>
+      <w:r>
+        <w:rPr>
+          <w:rStyle w:val="NormalTok"/>
+        </w:rPr>
+        <w:t xml:space="preserve"> </w:t>
+      </w:r>
+      <w:r>
+        <w:rPr>
+          <w:rStyle w:val="DecValTok"/>
+        </w:rPr>
+        <w:t xml:space="preserve">4</w:t>
+      </w:r>
+      <w:r>
+        <w:rPr>
+          <w:rStyle w:val="NormalTok"/>
+        </w:rPr>
+        <w:t xml:space="preserve"> </w:t>
+      </w:r>
+      <w:r>
+        <w:rPr>
+          <w:rStyle w:val="OperatorTok"/>
+        </w:rPr>
+        <w:t xml:space="preserve">*</w:t>
+      </w:r>
+      <w:r>
+        <w:rPr>
+          <w:rStyle w:val="NormalTok"/>
+        </w:rPr>
+        <w:t xml:space="preserve"> x)</w:t>
+      </w:r>
+      <w:r>
+        <w:br/>
+      </w:r>
+      <w:r>
+        <w:br/>
+      </w:r>
+      <w:r>
+        <w:rPr>
+          <w:rStyle w:val="KeywordTok"/>
+        </w:rPr>
+        <w:t xml:space="preserve">def</w:t>
+      </w:r>
+      <w:r>
+        <w:rPr>
+          <w:rStyle w:val="NormalTok"/>
+        </w:rPr>
+        <w:t xml:space="preserve"> basin_gd_bs(x0, n_steps</w:t>
+      </w:r>
+      <w:r>
+        <w:rPr>
+          <w:rStyle w:val="OperatorTok"/>
+        </w:rPr>
+        <w:t xml:space="preserve">=</w:t>
+      </w:r>
+      <w:r>
+        <w:rPr>
+          <w:rStyle w:val="DecValTok"/>
+        </w:rPr>
+        <w:t xml:space="preserve">200</w:t>
+      </w:r>
+      <w:r>
+        <w:rPr>
+          <w:rStyle w:val="NormalTok"/>
+        </w:rPr>
+        <w:t xml:space="preserve">):</w:t>
+      </w:r>
+      <w:r>
+        <w:br/>
+      </w:r>
+      <w:r>
+        <w:rPr>
+          <w:rStyle w:val="NormalTok"/>
+        </w:rPr>
+        <w:t xml:space="preserve">    x </w:t>
+      </w:r>
+      <w:r>
+        <w:rPr>
+          <w:rStyle w:val="OperatorTok"/>
+        </w:rPr>
+        <w:t xml:space="preserve">=</w:t>
+      </w:r>
+      <w:r>
+        <w:rPr>
+          <w:rStyle w:val="NormalTok"/>
+        </w:rPr>
+        <w:t xml:space="preserve"> x0</w:t>
+      </w:r>
+      <w:r>
+        <w:br/>
+      </w:r>
+      <w:r>
+        <w:rPr>
+          <w:rStyle w:val="NormalTok"/>
+        </w:rPr>
+        <w:t xml:space="preserve">    </w:t>
+      </w:r>
+      <w:r>
+        <w:rPr>
+          <w:rStyle w:val="ControlFlowTok"/>
+        </w:rPr>
+        <w:t xml:space="preserve">for</w:t>
+      </w:r>
+      <w:r>
+        <w:rPr>
+          <w:rStyle w:val="NormalTok"/>
+        </w:rPr>
+        <w:t xml:space="preserve"> _ </w:t>
+      </w:r>
+      <w:r>
+        <w:rPr>
+          <w:rStyle w:val="KeywordTok"/>
+        </w:rPr>
+        <w:t xml:space="preserve">in</w:t>
+      </w:r>
+      <w:r>
+        <w:rPr>
+          <w:rStyle w:val="NormalTok"/>
+        </w:rPr>
+        <w:t xml:space="preserve"> </w:t>
+      </w:r>
+      <w:r>
+        <w:rPr>
+          <w:rStyle w:val="BuiltInTok"/>
+        </w:rPr>
+        <w:t xml:space="preserve">range</w:t>
+      </w:r>
+      <w:r>
+        <w:rPr>
+          <w:rStyle w:val="NormalTok"/>
+        </w:rPr>
+        <w:t xml:space="preserve">(n_steps):</w:t>
+      </w:r>
+      <w:r>
+        <w:br/>
+      </w:r>
+      <w:r>
+        <w:rPr>
+          <w:rStyle w:val="NormalTok"/>
+        </w:rPr>
+        <w:t xml:space="preserve">        x </w:t>
+      </w:r>
+      <w:r>
+        <w:rPr>
+          <w:rStyle w:val="OperatorTok"/>
+        </w:rPr>
+        <w:t xml:space="preserve">=</w:t>
+      </w:r>
+      <w:r>
+        <w:rPr>
+          <w:rStyle w:val="NormalTok"/>
+        </w:rPr>
+        <w:t xml:space="preserve"> basin_next_bs(x)</w:t>
+      </w:r>
+      <w:r>
+        <w:br/>
+      </w:r>
+      <w:r>
+        <w:rPr>
+          <w:rStyle w:val="NormalTok"/>
+        </w:rPr>
+        <w:t xml:space="preserve">    </w:t>
+      </w:r>
+      <w:r>
+        <w:rPr>
+          <w:rStyle w:val="ControlFlowTok"/>
+        </w:rPr>
+        <w:t xml:space="preserve">return</w:t>
+      </w:r>
+      <w:r>
+        <w:rPr>
+          <w:rStyle w:val="NormalTok"/>
+        </w:rPr>
+        <w:t xml:space="preserve"> x</w:t>
+      </w:r>
+      <w:r>
+        <w:br/>
+      </w:r>
+      <w:r>
+        <w:br/>
+      </w:r>
+      <w:r>
+        <w:rPr>
+          <w:rStyle w:val="NormalTok"/>
+        </w:rPr>
+        <w:t xml:space="preserve">basin_starts_bs </w:t>
+      </w:r>
+      <w:r>
+        <w:rPr>
+          <w:rStyle w:val="OperatorTok"/>
+        </w:rPr>
+        <w:t xml:space="preserve">=</w:t>
+      </w:r>
+      <w:r>
+        <w:rPr>
+          <w:rStyle w:val="NormalTok"/>
+        </w:rPr>
+        <w:t xml:space="preserve"> [</w:t>
+      </w:r>
+      <w:r>
+        <w:rPr>
+          <w:rStyle w:val="OperatorTok"/>
+        </w:rPr>
+        <w:t xml:space="preserve">-</w:t>
+      </w:r>
+      <w:r>
+        <w:rPr>
+          <w:rStyle w:val="FloatTok"/>
+        </w:rPr>
+        <w:t xml:space="preserve">1.5</w:t>
+      </w:r>
+      <w:r>
+        <w:rPr>
+          <w:rStyle w:val="NormalTok"/>
+        </w:rPr>
+        <w:t xml:space="preserve">, </w:t>
+      </w:r>
+      <w:r>
+        <w:rPr>
+          <w:rStyle w:val="OperatorTok"/>
+        </w:rPr>
+        <w:t xml:space="preserve">-</w:t>
+      </w:r>
+      <w:r>
+        <w:rPr>
+          <w:rStyle w:val="FloatTok"/>
+        </w:rPr>
+        <w:t xml:space="preserve">0.5</w:t>
+      </w:r>
+      <w:r>
+        <w:rPr>
+          <w:rStyle w:val="NormalTok"/>
+        </w:rPr>
+        <w:t xml:space="preserve">, </w:t>
+      </w:r>
+      <w:r>
+        <w:rPr>
+          <w:rStyle w:val="OperatorTok"/>
+        </w:rPr>
+        <w:t xml:space="preserve">-</w:t>
+      </w:r>
+      <w:r>
+        <w:rPr>
+          <w:rStyle w:val="FloatTok"/>
+        </w:rPr>
+        <w:t xml:space="preserve">0.1</w:t>
+      </w:r>
+      <w:r>
+        <w:rPr>
+          <w:rStyle w:val="NormalTok"/>
+        </w:rPr>
+        <w:t xml:space="preserve">, </w:t>
+      </w:r>
+      <w:r>
+        <w:rPr>
+          <w:rStyle w:val="FloatTok"/>
+        </w:rPr>
+        <w:t xml:space="preserve">0.1</w:t>
+      </w:r>
+      <w:r>
+        <w:rPr>
+          <w:rStyle w:val="NormalTok"/>
+        </w:rPr>
+        <w:t xml:space="preserve">, </w:t>
+      </w:r>
+      <w:r>
+        <w:rPr>
+          <w:rStyle w:val="FloatTok"/>
+        </w:rPr>
+        <w:t xml:space="preserve">0.5</w:t>
+      </w:r>
+      <w:r>
+        <w:rPr>
+          <w:rStyle w:val="NormalTok"/>
+        </w:rPr>
+        <w:t xml:space="preserve">, </w:t>
+      </w:r>
+      <w:r>
+        <w:rPr>
+          <w:rStyle w:val="FloatTok"/>
+        </w:rPr>
+        <w:t xml:space="preserve">1.5</w:t>
+      </w:r>
+      <w:r>
+        <w:rPr>
+          <w:rStyle w:val="NormalTok"/>
+        </w:rPr>
+        <w:t xml:space="preserve">, </w:t>
+      </w:r>
+      <w:r>
+        <w:rPr>
+          <w:rStyle w:val="DecValTok"/>
+        </w:rPr>
+        <w:t xml:space="preserve">3</w:t>
+      </w:r>
+      <w:r>
+        <w:rPr>
+          <w:rStyle w:val="NormalTok"/>
+        </w:rPr>
+        <w:t xml:space="preserve">]</w:t>
+      </w:r>
+      <w:r>
+        <w:br/>
+      </w:r>
+      <w:r>
+        <w:rPr>
+          <w:rStyle w:val="ControlFlowTok"/>
+        </w:rPr>
+        <w:t xml:space="preserve">for</w:t>
+      </w:r>
+      <w:r>
+        <w:rPr>
+          <w:rStyle w:val="NormalTok"/>
+        </w:rPr>
+        <w:t xml:space="preserve"> start </w:t>
+      </w:r>
+      <w:r>
+        <w:rPr>
+          <w:rStyle w:val="KeywordTok"/>
+        </w:rPr>
+        <w:t xml:space="preserve">in</w:t>
+      </w:r>
+      <w:r>
+        <w:rPr>
+          <w:rStyle w:val="NormalTok"/>
+        </w:rPr>
+        <w:t xml:space="preserve"> basin_starts_bs:</w:t>
+      </w:r>
+      <w:r>
+        <w:br/>
+      </w:r>
+      <w:r>
+        <w:rPr>
+          <w:rStyle w:val="NormalTok"/>
+        </w:rPr>
+        <w:t xml:space="preserve">    </w:t>
+      </w:r>
+      <w:r>
+        <w:rPr>
+          <w:rStyle w:val="BuiltInTok"/>
+        </w:rPr>
+        <w:t xml:space="preserve">print</w:t>
+      </w:r>
+      <w:r>
+        <w:rPr>
+          <w:rStyle w:val="NormalTok"/>
+        </w:rPr>
+        <w:t xml:space="preserve">(start, </w:t>
+      </w:r>
+      <w:r>
+        <w:rPr>
+          <w:rStyle w:val="BuiltInTok"/>
+        </w:rPr>
+        <w:t xml:space="preserve">float</w:t>
+      </w:r>
+      <w:r>
+        <w:rPr>
+          <w:rStyle w:val="NormalTok"/>
+        </w:rPr>
+        <w:t xml:space="preserve">(</w:t>
+      </w:r>
+      <w:r>
+        <w:rPr>
+          <w:rStyle w:val="SpecialStringTok"/>
+        </w:rPr>
+        <w:t xml:space="preserve">f"</w:t>
+      </w:r>
+      <w:r>
+        <w:rPr>
+          <w:rStyle w:val="SpecialCharTok"/>
+        </w:rPr>
+        <w:t xml:space="preserve">{</w:t>
+      </w:r>
+      <w:r>
+        <w:rPr>
+          <w:rStyle w:val="NormalTok"/>
+        </w:rPr>
+        <w:t xml:space="preserve">basin_gd_bs(start)</w:t>
+      </w:r>
+      <w:r>
+        <w:rPr>
+          <w:rStyle w:val="SpecialCharTok"/>
+        </w:rPr>
+        <w:t xml:space="preserve">:.3g}</w:t>
+      </w:r>
+      <w:r>
+        <w:rPr>
+          <w:rStyle w:val="SpecialStringTok"/>
+        </w:rPr>
+        <w:t xml:space="preserve">"</w:t>
+      </w:r>
+      <w:r>
+        <w:rPr>
+          <w:rStyle w:val="NormalTok"/>
+        </w:rPr>
+        <w:t xml:space="preserve">))</w:t>
+      </w:r>
+      <w:r>
+        <w:br/>
+      </w:r>
+      <w:r>
+        <w:rPr>
+          <w:rStyle w:val="CommentTok"/>
+        </w:rPr>
+        <w:t xml:space="preserve">#&gt; -1.5 -1.0</w:t>
+      </w:r>
+      <w:r>
+        <w:br/>
+      </w:r>
+      <w:r>
+        <w:rPr>
+          <w:rStyle w:val="CommentTok"/>
+        </w:rPr>
+        <w:t xml:space="preserve">#&gt; -0.5 -1.0</w:t>
+      </w:r>
+      <w:r>
+        <w:br/>
+      </w:r>
+      <w:r>
+        <w:rPr>
+          <w:rStyle w:val="CommentTok"/>
+        </w:rPr>
+        <w:t xml:space="preserve">#&gt; -0.1 -1.0</w:t>
+      </w:r>
+      <w:r>
+        <w:br/>
+      </w:r>
+      <w:r>
+        <w:rPr>
+          <w:rStyle w:val="CommentTok"/>
+        </w:rPr>
+        <w:t xml:space="preserve">#&gt; 0.1 1.0</w:t>
+      </w:r>
+      <w:r>
+        <w:br/>
+      </w:r>
+      <w:r>
+        <w:rPr>
+          <w:rStyle w:val="CommentTok"/>
+        </w:rPr>
+        <w:t xml:space="preserve">#&gt; 0.5 1.0</w:t>
+      </w:r>
+      <w:r>
+        <w:br/>
+      </w:r>
+      <w:r>
+        <w:rPr>
+          <w:rStyle w:val="CommentTok"/>
+        </w:rPr>
+        <w:t xml:space="preserve">#&gt; 1.5 1.0</w:t>
+      </w:r>
+      <w:r>
+        <w:br/>
+      </w:r>
+      <w:r>
+        <w:rPr>
+          <w:rStyle w:val="CommentTok"/>
+        </w:rPr>
+        <w:t xml:space="preserve">#&gt; 3 -1.0</w:t>
+      </w:r>
+      <w:r>
+        <w:br/>
+      </w:r>
+      <w:r>
+        <w:br/>
+      </w:r>
+      <w:r>
+        <w:rPr>
+          <w:rStyle w:val="CommentTok"/>
+        </w:rPr>
+        <w:t xml:space="preserve"># Three steps from 4: the iterates grow in size.</w:t>
+      </w:r>
+      <w:r>
+        <w:br/>
+      </w:r>
+      <w:r>
+        <w:rPr>
+          <w:rStyle w:val="NormalTok"/>
+        </w:rPr>
+        <w:t xml:space="preserve">basin_far_bs </w:t>
+      </w:r>
+      <w:r>
+        <w:rPr>
+          <w:rStyle w:val="OperatorTok"/>
+        </w:rPr>
+        <w:t xml:space="preserve">=</w:t>
+      </w:r>
+      <w:r>
+        <w:rPr>
+          <w:rStyle w:val="NormalTok"/>
+        </w:rPr>
+        <w:t xml:space="preserve"> [</w:t>
+      </w:r>
+      <w:r>
+        <w:rPr>
+          <w:rStyle w:val="FloatTok"/>
+        </w:rPr>
+        <w:t xml:space="preserve">4.0</w:t>
+      </w:r>
+      <w:r>
+        <w:rPr>
+          <w:rStyle w:val="NormalTok"/>
+        </w:rPr>
+        <w:t xml:space="preserve">]</w:t>
+      </w:r>
+      <w:r>
+        <w:br/>
+      </w:r>
+      <w:r>
+        <w:rPr>
+          <w:rStyle w:val="ControlFlowTok"/>
+        </w:rPr>
+        <w:t xml:space="preserve">for</w:t>
+      </w:r>
+      <w:r>
+        <w:rPr>
+          <w:rStyle w:val="NormalTok"/>
+        </w:rPr>
+        <w:t xml:space="preserve"> _ </w:t>
+      </w:r>
+      <w:r>
+        <w:rPr>
+          <w:rStyle w:val="KeywordTok"/>
+        </w:rPr>
+        <w:t xml:space="preserve">in</w:t>
+      </w:r>
+      <w:r>
+        <w:rPr>
+          <w:rStyle w:val="NormalTok"/>
+        </w:rPr>
+        <w:t xml:space="preserve"> </w:t>
+      </w:r>
+      <w:r>
+        <w:rPr>
+          <w:rStyle w:val="BuiltInTok"/>
+        </w:rPr>
+        <w:t xml:space="preserve">range</w:t>
+      </w:r>
+      <w:r>
+        <w:rPr>
+          <w:rStyle w:val="NormalTok"/>
+        </w:rPr>
+        <w:t xml:space="preserve">(</w:t>
+      </w:r>
+      <w:r>
+        <w:rPr>
+          <w:rStyle w:val="DecValTok"/>
+        </w:rPr>
+        <w:t xml:space="preserve">3</w:t>
+      </w:r>
+      <w:r>
+        <w:rPr>
+          <w:rStyle w:val="NormalTok"/>
+        </w:rPr>
+        <w:t xml:space="preserve">):</w:t>
+      </w:r>
+      <w:r>
+        <w:br/>
+      </w:r>
+      <w:r>
+        <w:rPr>
+          <w:rStyle w:val="NormalTok"/>
+        </w:rPr>
+        <w:t xml:space="preserve">    basin_far_bs.append(basin_next_bs(basin_far_bs[</w:t>
+      </w:r>
+      <w:r>
+        <w:rPr>
+          <w:rStyle w:val="OperatorTok"/>
+        </w:rPr>
+        <w:t xml:space="preserve">-</w:t>
+      </w:r>
+      <w:r>
+        <w:rPr>
+          <w:rStyle w:val="DecValTok"/>
+        </w:rPr>
+        <w:t xml:space="preserve">1</w:t>
+      </w:r>
+      <w:r>
+        <w:rPr>
+          <w:rStyle w:val="NormalTok"/>
+        </w:rPr>
+        <w:t xml:space="preserve">]))</w:t>
+      </w:r>
+      <w:r>
+        <w:br/>
+      </w:r>
+      <w:r>
+        <w:rPr>
+          <w:rStyle w:val="BuiltInTok"/>
+        </w:rPr>
+        <w:t xml:space="preserve">print</w:t>
+      </w:r>
+      <w:r>
+        <w:rPr>
+          <w:rStyle w:val="NormalTok"/>
+        </w:rPr>
+        <w:t xml:space="preserve">([</w:t>
+      </w:r>
+      <w:r>
+        <w:rPr>
+          <w:rStyle w:val="BuiltInTok"/>
+        </w:rPr>
+        <w:t xml:space="preserve">float</w:t>
+      </w:r>
+      <w:r>
+        <w:rPr>
+          <w:rStyle w:val="NormalTok"/>
+        </w:rPr>
+        <w:t xml:space="preserve">(</w:t>
+      </w:r>
+      <w:r>
+        <w:rPr>
+          <w:rStyle w:val="SpecialStringTok"/>
+        </w:rPr>
+        <w:t xml:space="preserve">f"</w:t>
+      </w:r>
+      <w:r>
+        <w:rPr>
+          <w:rStyle w:val="SpecialCharTok"/>
+        </w:rPr>
+        <w:t xml:space="preserve">{</w:t>
+      </w:r>
+      <w:r>
+        <w:rPr>
+          <w:rStyle w:val="NormalTok"/>
+        </w:rPr>
+        <w:t xml:space="preserve">v</w:t>
+      </w:r>
+      <w:r>
+        <w:rPr>
+          <w:rStyle w:val="SpecialCharTok"/>
+        </w:rPr>
+        <w:t xml:space="preserve">:.3g}</w:t>
+      </w:r>
+      <w:r>
+        <w:rPr>
+          <w:rStyle w:val="SpecialStringTok"/>
+        </w:rPr>
+        <w:t xml:space="preserve">"</w:t>
+      </w:r>
+      <w:r>
+        <w:rPr>
+          <w:rStyle w:val="NormalTok"/>
+        </w:rPr>
+        <w:t xml:space="preserve">) </w:t>
+      </w:r>
+      <w:r>
+        <w:rPr>
+          <w:rStyle w:val="ControlFlowTok"/>
+        </w:rPr>
+        <w:t xml:space="preserve">for</w:t>
+      </w:r>
+      <w:r>
+        <w:rPr>
+          <w:rStyle w:val="NormalTok"/>
+        </w:rPr>
+        <w:t xml:space="preserve"> v </w:t>
+      </w:r>
+      <w:r>
+        <w:rPr>
+          <w:rStyle w:val="KeywordTok"/>
+        </w:rPr>
+        <w:t xml:space="preserve">in</w:t>
+      </w:r>
+      <w:r>
+        <w:rPr>
+          <w:rStyle w:val="NormalTok"/>
+        </w:rPr>
+        <w:t xml:space="preserve"> basin_far_bs])</w:t>
+      </w:r>
+      <w:r>
+        <w:br/>
+      </w:r>
+      <w:r>
+        <w:rPr>
+          <w:rStyle w:val="CommentTok"/>
+        </w:rPr>
+        <w:t xml:space="preserve">#&gt; [4.0, -8.0, 92.8, -160000.0]</w:t>
+      </w:r>
+    </w:p>
+    <w:p>
+      <w:pPr>
+        <w:pStyle w:val="FirstParagraph"/>
+      </w:pPr>
+      <w:r>
+        <w:t xml:space="preserve">Each of the six starts between</w:t>
+      </w:r>
+      <w:r>
+        <w:t xml:space="preserve"> </w:t>
+      </w:r>
+      <m:oMath>
+        <m:r>
+          <m:rPr>
+            <m:sty m:val="p"/>
+          </m:rPr>
+          <m:t>−</m:t>
+        </m:r>
+        <m:r>
+          <m:t>1.5</m:t>
+        </m:r>
+      </m:oMath>
+      <w:r>
+        <w:t xml:space="preserve"> </w:t>
+      </w:r>
+      <w:r>
+        <w:t xml:space="preserve">and</w:t>
+      </w:r>
+      <w:r>
+        <w:t xml:space="preserve"> </w:t>
+      </w:r>
+      <m:oMath>
+        <m:r>
+          <m:t>1.5</m:t>
+        </m:r>
+      </m:oMath>
+      <w:r>
+        <w:t xml:space="preserve"> </w:t>
+      </w:r>
+      <w:r>
+        <w:t xml:space="preserve">ends at</w:t>
+      </w:r>
+      <w:r>
+        <w:t xml:space="preserve"> </w:t>
+      </w:r>
+      <m:oMath>
+        <m:r>
+          <m:rPr>
+            <m:sty m:val="p"/>
+          </m:rPr>
+          <m:t>−</m:t>
+        </m:r>
+        <m:r>
+          <m:t>1</m:t>
+        </m:r>
+      </m:oMath>
+      <w:r>
+        <w:t xml:space="preserve"> </w:t>
+      </w:r>
+      <w:r>
+        <w:t xml:space="preserve">or</w:t>
+      </w:r>
+      <w:r>
+        <w:t xml:space="preserve"> </w:t>
+      </w:r>
+      <m:oMath>
+        <m:r>
+          <m:t>1</m:t>
+        </m:r>
+      </m:oMath>
+      <w:r>
+        <w:t xml:space="preserve">,</w:t>
+      </w:r>
+      <w:r>
+        <w:t xml:space="preserve"> </w:t>
+      </w:r>
+      <w:r>
+        <w:t xml:space="preserve">whichever lies on its own side of</w:t>
+      </w:r>
+      <w:r>
+        <w:t xml:space="preserve"> </w:t>
+      </w:r>
+      <m:oMath>
+        <m:r>
+          <m:t>0</m:t>
+        </m:r>
+      </m:oMath>
+      <w:r>
+        <w:t xml:space="preserve">,</w:t>
+      </w:r>
+      <w:r>
+        <w:t xml:space="preserve"> </w:t>
+      </w:r>
+      <w:r>
+        <w:t xml:space="preserve">so for these starts the sign of the starting point</w:t>
+      </w:r>
+      <w:r>
+        <w:t xml:space="preserve"> </w:t>
+      </w:r>
+      <w:r>
+        <w:t xml:space="preserve">decides which of the two the run reaches.</w:t>
+      </w:r>
+      <w:r>
+        <w:t xml:space="preserve"> </w:t>
+      </w:r>
+      <w:r>
+        <w:t xml:space="preserve">A run from</w:t>
+      </w:r>
+      <w:r>
+        <w:t xml:space="preserve"> </w:t>
+      </w:r>
+      <m:oMath>
+        <m:r>
+          <m:t>0</m:t>
+        </m:r>
+      </m:oMath>
+      <w:r>
+        <w:t xml:space="preserve"> </w:t>
+      </w:r>
+      <w:r>
+        <w:t xml:space="preserve">itself never moves,</w:t>
+      </w:r>
+      <w:r>
+        <w:t xml:space="preserve"> </w:t>
+      </w:r>
+      <w:r>
+        <w:t xml:space="preserve">because</w:t>
+      </w:r>
+      <w:r>
+        <w:t xml:space="preserve"> </w:t>
+      </w:r>
+      <m:oMath>
+        <m:f>
+          <m:fPr>
+            <m:type m:val="bar"/>
+          </m:fPr>
+          <m:num>
+            <m:r>
+              <m:rPr>
+                <m:sty m:val="p"/>
+              </m:rPr>
+              <m:t>∂</m:t>
+            </m:r>
+          </m:num>
+          <m:den>
+            <m:r>
+              <m:rPr>
+                <m:sty m:val="p"/>
+              </m:rPr>
+              <m:t>∂</m:t>
+            </m:r>
+            <m:r>
+              <m:t>x</m:t>
+            </m:r>
+          </m:den>
+        </m:f>
+        <m:r>
+          <m:t>f</m:t>
+        </m:r>
+        <m:r>
+          <m:rPr>
+            <m:sty m:val="p"/>
+          </m:rPr>
+          <m:t>(</m:t>
+        </m:r>
+        <m:r>
+          <m:t>0</m:t>
+        </m:r>
+        <m:r>
+          <m:rPr>
+            <m:sty m:val="p"/>
+          </m:rPr>
+          <m:t>)</m:t>
+        </m:r>
+        <m:r>
+          <m:rPr>
+            <m:sty m:val="p"/>
+          </m:rPr>
+          <m:t>=</m:t>
+        </m:r>
+        <m:r>
+          <m:t>0</m:t>
+        </m:r>
+      </m:oMath>
+      <w:r>
+        <w:t xml:space="preserve">.</w:t>
+      </w:r>
+      <w:r>
+        <w:t xml:space="preserve"> </w:t>
+      </w:r>
+      <w:r>
+        <w:t xml:space="preserve">The</w:t>
+      </w:r>
+      <w:r>
+        <w:t xml:space="preserve"> </w:t>
+      </w:r>
+      <w:hyperlink w:anchor="def-basin-of-attraction">
+        <w:r>
+          <w:rPr>
+            <w:rStyle w:val="Hyperlink"/>
+          </w:rPr>
+          <w:t xml:space="preserve">basin of attraction</w:t>
+        </w:r>
+      </w:hyperlink>
+      <w:r>
+        <w:t xml:space="preserve"> </w:t>
+      </w:r>
+      <w:r>
+        <w:t xml:space="preserve">of</w:t>
+      </w:r>
+      <w:r>
+        <w:t xml:space="preserve"> </w:t>
+      </w:r>
+      <m:oMath>
+        <m:r>
+          <m:t>1</m:t>
+        </m:r>
+      </m:oMath>
+      <w:r>
+        <w:t xml:space="preserve"> </w:t>
+      </w:r>
+      <w:r>
+        <w:t xml:space="preserve">is not all of</w:t>
+      </w:r>
+      <w:r>
+        <w:t xml:space="preserve"> </w:t>
+      </w:r>
+      <m:oMath>
+        <m:r>
+          <m:rPr>
+            <m:sty m:val="p"/>
+          </m:rPr>
+          <m:t>(</m:t>
+        </m:r>
+        <m:r>
+          <m:t>0</m:t>
+        </m:r>
+        <m:r>
+          <m:rPr>
+            <m:sty m:val="p"/>
+          </m:rPr>
+          <m:t>,</m:t>
+        </m:r>
+        <m:r>
+          <m:rPr>
+            <m:sty m:val="p"/>
+          </m:rPr>
+          <m:t>∞</m:t>
+        </m:r>
+        <m:r>
+          <m:rPr>
+            <m:sty m:val="p"/>
+          </m:rPr>
+          <m:t>)</m:t>
+        </m:r>
+      </m:oMath>
+      <w:r>
+        <w:t xml:space="preserve">:</w:t>
+      </w:r>
+      <w:r>
+        <w:t xml:space="preserve"> </w:t>
+      </w:r>
+      <w:r>
+        <w:t xml:space="preserve">the first step from</w:t>
+      </w:r>
+      <w:r>
+        <w:t xml:space="preserve"> </w:t>
+      </w:r>
+      <m:oMath>
+        <m:sSup>
+          <m:e>
+            <m:r>
+              <m:t>x</m:t>
+            </m:r>
+          </m:e>
+          <m:sup>
+            <m:r>
+              <m:rPr>
+                <m:sty m:val="p"/>
+              </m:rPr>
+              <m:t>(</m:t>
+            </m:r>
+            <m:r>
+              <m:t>0</m:t>
+            </m:r>
+            <m:r>
+              <m:rPr>
+                <m:sty m:val="p"/>
+              </m:rPr>
+              <m:t>)</m:t>
+            </m:r>
+          </m:sup>
+        </m:sSup>
+        <m:r>
+          <m:rPr>
+            <m:sty m:val="p"/>
+          </m:rPr>
+          <m:t>=</m:t>
+        </m:r>
+        <m:r>
+          <m:t>3</m:t>
+        </m:r>
+      </m:oMath>
+      <w:r>
+        <w:t xml:space="preserve"> </w:t>
+      </w:r>
+      <w:r>
+        <w:t xml:space="preserve">lands at</w:t>
+      </w:r>
+      <w:r>
+        <w:t xml:space="preserve"> </w:t>
+      </w:r>
+      <m:oMath>
+        <m:r>
+          <m:rPr>
+            <m:sty m:val="p"/>
+          </m:rPr>
+          <m:t>−</m:t>
+        </m:r>
+        <m:r>
+          <m:t>1.8</m:t>
+        </m:r>
+      </m:oMath>
+      <w:r>
+        <w:t xml:space="preserve">,</w:t>
+      </w:r>
+      <w:r>
+        <w:t xml:space="preserve"> </w:t>
+      </w:r>
+      <w:r>
+        <w:t xml:space="preserve">on the other side of</w:t>
+      </w:r>
+      <w:r>
+        <w:t xml:space="preserve"> </w:t>
+      </w:r>
+      <m:oMath>
+        <m:r>
+          <m:t>0</m:t>
+        </m:r>
+      </m:oMath>
+      <w:r>
+        <w:t xml:space="preserve">,</w:t>
+      </w:r>
+      <w:r>
+        <w:t xml:space="preserve"> </w:t>
+      </w:r>
+      <w:r>
+        <w:t xml:space="preserve">and the run ends at</w:t>
+      </w:r>
+      <w:r>
+        <w:t xml:space="preserve"> </w:t>
+      </w:r>
+      <m:oMath>
+        <m:r>
+          <m:rPr>
+            <m:sty m:val="p"/>
+          </m:rPr>
+          <m:t>−</m:t>
+        </m:r>
+        <m:r>
+          <m:t>1</m:t>
+        </m:r>
+      </m:oMath>
+      <w:r>
+        <w:t xml:space="preserve">.</w:t>
+      </w:r>
+      <w:r>
+        <w:t xml:space="preserve"> </w:t>
+      </w:r>
+      <w:r>
+        <w:t xml:space="preserve">From</w:t>
+      </w:r>
+      <w:r>
+        <w:t xml:space="preserve"> </w:t>
+      </w:r>
+      <m:oMath>
+        <m:sSup>
+          <m:e>
+            <m:r>
+              <m:t>x</m:t>
+            </m:r>
+          </m:e>
+          <m:sup>
+            <m:r>
+              <m:rPr>
+                <m:sty m:val="p"/>
+              </m:rPr>
+              <m:t>(</m:t>
+            </m:r>
+            <m:r>
+              <m:t>0</m:t>
+            </m:r>
+            <m:r>
+              <m:rPr>
+                <m:sty m:val="p"/>
+              </m:rPr>
+              <m:t>)</m:t>
+            </m:r>
+          </m:sup>
+        </m:sSup>
+        <m:r>
+          <m:rPr>
+            <m:sty m:val="p"/>
+          </m:rPr>
+          <m:t>=</m:t>
+        </m:r>
+        <m:r>
+          <m:t>4</m:t>
+        </m:r>
+      </m:oMath>
+      <w:r>
+        <w:t xml:space="preserve"> </w:t>
+      </w:r>
+      <w:r>
+        <w:t xml:space="preserve">the</w:t>
+      </w:r>
+      <w:r>
+        <w:t xml:space="preserve"> </w:t>
+      </w:r>
+      <w:hyperlink w:anchor="def-iterate">
+        <w:r>
+          <w:rPr>
+            <w:rStyle w:val="Hyperlink"/>
+          </w:rPr>
+          <w:t xml:space="preserve">iterates</w:t>
+        </w:r>
+      </w:hyperlink>
+      <w:r>
+        <w:t xml:space="preserve">,</w:t>
+      </w:r>
+      <w:r>
+        <w:t xml:space="preserve"> </w:t>
+      </w:r>
+      <w:r>
+        <w:t xml:space="preserve">starting with</w:t>
+      </w:r>
+      <w:r>
+        <w:t xml:space="preserve"> </w:t>
+      </w:r>
+      <m:oMath>
+        <m:sSup>
+          <m:e>
+            <m:r>
+              <m:t>x</m:t>
+            </m:r>
+          </m:e>
+          <m:sup>
+            <m:r>
+              <m:rPr>
+                <m:sty m:val="p"/>
+              </m:rPr>
+              <m:t>(</m:t>
+            </m:r>
+            <m:r>
+              <m:t>0</m:t>
+            </m:r>
+            <m:r>
+              <m:rPr>
+                <m:sty m:val="p"/>
+              </m:rPr>
+              <m:t>)</m:t>
+            </m:r>
+          </m:sup>
+        </m:sSup>
+      </m:oMath>
+      <w:r>
+        <w:t xml:space="preserve"> </w:t>
+      </w:r>
+      <w:r>
+        <w:t xml:space="preserve">itself, are</w:t>
+      </w:r>
+      <w:r>
+        <w:t xml:space="preserve"> </w:t>
+      </w:r>
+      <m:oMath>
+        <m:r>
+          <m:t>4</m:t>
+        </m:r>
+      </m:oMath>
+      <w:r>
+        <w:t xml:space="preserve">,</w:t>
+      </w:r>
+      <w:r>
+        <w:t xml:space="preserve"> </w:t>
+      </w:r>
+      <m:oMath>
+        <m:r>
+          <m:rPr>
+            <m:sty m:val="p"/>
+          </m:rPr>
+          <m:t>−</m:t>
+        </m:r>
+        <m:r>
+          <m:t>8</m:t>
+        </m:r>
+      </m:oMath>
+      <w:r>
+        <w:t xml:space="preserve">,</w:t>
+      </w:r>
+      <w:r>
+        <w:t xml:space="preserve"> </w:t>
+      </w:r>
+      <m:oMath>
+        <m:r>
+          <m:t>92.8</m:t>
+        </m:r>
+      </m:oMath>
+      <w:r>
+        <w:t xml:space="preserve"> </w:t>
+      </w:r>
+      <w:r>
+        <w:t xml:space="preserve">and</w:t>
+      </w:r>
+      <w:r>
+        <w:t xml:space="preserve"> </w:t>
+      </w:r>
+      <m:oMath>
+        <m:r>
+          <m:rPr>
+            <m:sty m:val="p"/>
+          </m:rPr>
+          <m:t>−</m:t>
+        </m:r>
+        <m:r>
+          <m:t>1.6</m:t>
+        </m:r>
+        <m:r>
+          <m:rPr>
+            <m:sty m:val="p"/>
+          </m:rPr>
+          <m:t>×</m:t>
+        </m:r>
+        <m:sSup>
+          <m:e>
+            <m:r>
+              <m:t>10</m:t>
+            </m:r>
+          </m:e>
+          <m:sup>
+            <m:r>
+              <m:t>5</m:t>
+            </m:r>
+          </m:sup>
+        </m:sSup>
+      </m:oMath>
+      <w:r>
+        <w:t xml:space="preserve">,</w:t>
+      </w:r>
+      <w:r>
+        <w:t xml:space="preserve"> </w:t>
+      </w:r>
+      <w:r>
+        <w:t xml:space="preserve">which grow in</w:t>
+      </w:r>
+      <w:r>
+        <w:t xml:space="preserve"> </w:t>
+      </w:r>
+      <w:hyperlink r:id="rId235">
+        <w:r>
+          <w:rPr>
+            <w:rStyle w:val="Hyperlink"/>
+          </w:rPr>
+          <w:t xml:space="preserve">absolute value</w:t>
+        </w:r>
+      </w:hyperlink>
+      <w:r>
+        <w:t xml:space="preserve"> </w:t>
+      </w:r>
+      <w:r>
+        <w:t xml:space="preserve">at every step shown.</w:t>
+      </w:r>
+      <w:r>
+        <w:t xml:space="preserve"> </w:t>
+      </w:r>
+      <w:r>
+        <w:t xml:space="preserve">Both of these starts are far from</w:t>
+      </w:r>
+      <w:r>
+        <w:t xml:space="preserve"> </w:t>
+      </w:r>
+      <m:oMath>
+        <m:r>
+          <m:t>0</m:t>
+        </m:r>
+      </m:oMath>
+      <w:r>
+        <w:t xml:space="preserve">,</w:t>
+      </w:r>
+      <w:r>
+        <w:t xml:space="preserve"> </w:t>
+      </w:r>
+      <w:r>
+        <w:t xml:space="preserve">where the</w:t>
+      </w:r>
+      <w:r>
+        <w:t xml:space="preserve"> </w:t>
+      </w:r>
+      <w:hyperlink r:id="rId20">
+        <w:r>
+          <w:rPr>
+            <w:rStyle w:val="Hyperlink"/>
+          </w:rPr>
+          <w:t xml:space="preserve">derivative</w:t>
+        </w:r>
+      </w:hyperlink>
+      <w:r>
+        <w:t xml:space="preserve"> </w:t>
+      </w:r>
+      <w:r>
+        <w:t xml:space="preserve">is large</w:t>
+      </w:r>
+      <w:r>
+        <w:t xml:space="preserve"> </w:t>
+      </w:r>
+      <w:r>
+        <w:t xml:space="preserve">and so the step</w:t>
+      </w:r>
+      <w:r>
+        <w:t xml:space="preserve"> </w:t>
+      </w:r>
+      <m:oMath>
+        <m:r>
+          <m:t>s</m:t>
+        </m:r>
+        <m:f>
+          <m:fPr>
+            <m:type m:val="bar"/>
+          </m:fPr>
+          <m:num>
+            <m:r>
+              <m:rPr>
+                <m:sty m:val="p"/>
+              </m:rPr>
+              <m:t>∂</m:t>
+            </m:r>
+          </m:num>
+          <m:den>
+            <m:r>
+              <m:rPr>
+                <m:sty m:val="p"/>
+              </m:rPr>
+              <m:t>∂</m:t>
+            </m:r>
+            <m:r>
+              <m:t>x</m:t>
+            </m:r>
+          </m:den>
+        </m:f>
+        <m:r>
+          <m:t>f</m:t>
+        </m:r>
+        <m:r>
+          <m:rPr>
+            <m:sty m:val="p"/>
+          </m:rPr>
+          <m:t>(</m:t>
+        </m:r>
+        <m:r>
+          <m:t>x</m:t>
+        </m:r>
+        <m:r>
+          <m:rPr>
+            <m:sty m:val="p"/>
+          </m:rPr>
+          <m:t>)</m:t>
+        </m:r>
+      </m:oMath>
+      <w:r>
+        <w:t xml:space="preserve"> </w:t>
+      </w:r>
+      <w:r>
+        <w:t xml:space="preserve">is long.</w:t>
+      </w:r>
+      <w:r>
+        <w:t xml:space="preserve"> </w:t>
+      </w:r>
+      <w:r>
+        <w:t xml:space="preserve">From</w:t>
+      </w:r>
+      <w:r>
+        <w:t xml:space="preserve"> </w:t>
+      </w:r>
+      <m:oMath>
+        <m:sSup>
+          <m:e>
+            <m:r>
+              <m:t>x</m:t>
+            </m:r>
+          </m:e>
+          <m:sup>
+            <m:r>
+              <m:rPr>
+                <m:sty m:val="p"/>
+              </m:rPr>
+              <m:t>(</m:t>
+            </m:r>
+            <m:r>
+              <m:t>0</m:t>
+            </m:r>
+            <m:r>
+              <m:rPr>
+                <m:sty m:val="p"/>
+              </m:rPr>
+              <m:t>)</m:t>
+            </m:r>
+          </m:sup>
+        </m:sSup>
+        <m:r>
+          <m:rPr>
+            <m:sty m:val="p"/>
+          </m:rPr>
+          <m:t>=</m:t>
+        </m:r>
+        <m:r>
+          <m:t>3</m:t>
+        </m:r>
+      </m:oMath>
+      <w:r>
+        <w:t xml:space="preserve"> </w:t>
+      </w:r>
+      <w:r>
+        <w:t xml:space="preserve">that step is</w:t>
+      </w:r>
+      <w:r>
+        <w:t xml:space="preserve"> </w:t>
+      </w:r>
+      <m:oMath>
+        <m:r>
+          <m:t>96</m:t>
+        </m:r>
+        <m:r>
+          <m:t> </m:t>
+        </m:r>
+        <m:r>
+          <m:t>s</m:t>
+        </m:r>
+      </m:oMath>
+      <w:r>
+        <w:t xml:space="preserve"> </w:t>
+      </w:r>
+      <w:r>
+        <w:t xml:space="preserve">long,</w:t>
+      </w:r>
+      <w:r>
+        <w:t xml:space="preserve"> </w:t>
+      </w:r>
+      <w:r>
+        <w:t xml:space="preserve">so the first step stays on the positive side of</w:t>
+      </w:r>
+      <w:r>
+        <w:t xml:space="preserve"> </w:t>
+      </w:r>
+      <m:oMath>
+        <m:r>
+          <m:t>0</m:t>
+        </m:r>
+      </m:oMath>
+      <w:r>
+        <w:t xml:space="preserve"> </w:t>
+      </w:r>
+      <w:r>
+        <w:t xml:space="preserve">only when</w:t>
+      </w:r>
+      <w:r>
+        <w:t xml:space="preserve"> </w:t>
+      </w:r>
+      <m:oMath>
+        <m:r>
+          <m:t>s</m:t>
+        </m:r>
+      </m:oMath>
+      <w:r>
+        <w:t xml:space="preserve"> </w:t>
+      </w:r>
+      <w:r>
+        <w:t xml:space="preserve">is below</w:t>
+      </w:r>
+      <w:r>
+        <w:t xml:space="preserve"> </w:t>
+      </w:r>
+      <m:oMath>
+        <m:r>
+          <m:t>0.03125</m:t>
+        </m:r>
+      </m:oMath>
+      <w:r>
+        <w:t xml:space="preserve">.</w:t>
+      </w:r>
+      <w:r>
+        <w:t xml:space="preserve"> </w:t>
+      </w:r>
+      <w:r>
+        <w:t xml:space="preserve">So the basin of</w:t>
+      </w:r>
+      <w:r>
+        <w:t xml:space="preserve"> </w:t>
+      </w:r>
+      <m:oMath>
+        <m:r>
+          <m:t>1</m:t>
+        </m:r>
+      </m:oMath>
+      <w:r>
+        <w:t xml:space="preserve"> </w:t>
+      </w:r>
+      <w:r>
+        <w:t xml:space="preserve">depends on</w:t>
+      </w:r>
+      <w:r>
+        <w:t xml:space="preserve"> </w:t>
+      </w:r>
+      <m:oMath>
+        <m:r>
+          <m:t>s</m:t>
+        </m:r>
+      </m:oMath>
+      <w:r>
+        <w:t xml:space="preserve">,</w:t>
+      </w:r>
+      <w:r>
+        <w:t xml:space="preserve"> </w:t>
+      </w:r>
+      <w:r>
+        <w:t xml:space="preserve">and with</w:t>
+      </w:r>
+      <w:r>
+        <w:t xml:space="preserve"> </w:t>
+      </w:r>
+      <m:oMath>
+        <m:r>
+          <m:t>s</m:t>
+        </m:r>
+        <m:r>
+          <m:rPr>
+            <m:sty m:val="p"/>
+          </m:rPr>
+          <m:t>=</m:t>
+        </m:r>
+        <m:r>
+          <m:t>0.05</m:t>
+        </m:r>
+      </m:oMath>
+      <w:r>
+        <w:t xml:space="preserve"> </w:t>
+      </w:r>
+      <w:r>
+        <w:t xml:space="preserve">the basin is not a half-line.</w:t>
+      </w:r>
+    </w:p>
+    <w:bookmarkEnd w:id="236"/>
+    <w:tbl>
+      <w:tblPr>
+        <w:tblStyle w:val="Table"/>
+        <w:tblW w:type="pct" w:w="5000"/>
+        <w:tblLayout w:type="fixed"/>
+        <w:tblLook w:firstRow="0" w:lastRow="0" w:firstColumn="0" w:lastColumn="0" w:noHBand="0" w:noVBand="0" w:val="0000"/>
+      </w:tblPr>
+      <w:tblGrid>
+        <w:gridCol w:w="7920"/>
+      </w:tblGrid>
+      <w:tr>
+        <w:tc>
+          <w:tcPr/>
+          <w:bookmarkStart w:id="243" w:name="fig-basin-of-attraction"/>
+          <w:p>
+            <w:pPr>
+              <w:pStyle w:val="Heading3"/>
+              <w:jc w:val="center"/>
+            </w:pPr>
+            <w:r>
+              <w:t xml:space="preserve">R</w:t>
+            </w:r>
+          </w:p>
+          <w:p>
+            <w:pPr>
+              <w:pStyle w:val="SourceCode"/>
+              <w:jc w:val="center"/>
+            </w:pPr>
+            <w:r>
+              <w:rPr>
+                <w:rStyle w:val="CommentTok"/>
+              </w:rPr>
+              <w:t xml:space="preserve"># Uses basin_step_bs and basin_starts_bs from the example above.</w:t>
+            </w:r>
+            <w:r>
+              <w:br/>
+            </w:r>
+            <w:r>
+              <w:rPr>
+                <w:rStyle w:val="NormalTok"/>
+              </w:rPr>
+              <w:t xml:space="preserve">basin_runs_bf </w:t>
+            </w:r>
+            <w:r>
+              <w:rPr>
+                <w:rStyle w:val="OtherTok"/>
+              </w:rPr>
+              <w:t xml:space="preserve">&lt;-</w:t>
+            </w:r>
+            <w:r>
+              <w:rPr>
+                <w:rStyle w:val="NormalTok"/>
+              </w:rPr>
+              <w:t xml:space="preserve"> </w:t>
+            </w:r>
+            <w:r>
+              <w:rPr>
+                <w:rStyle w:val="FunctionTok"/>
+              </w:rPr>
+              <w:t xml:space="preserve">matrix</w:t>
+            </w:r>
+            <w:r>
+              <w:rPr>
+                <w:rStyle w:val="NormalTok"/>
+              </w:rPr>
+              <w:t xml:space="preserve">(</w:t>
+            </w:r>
+            <w:r>
+              <w:rPr>
+                <w:rStyle w:val="DecValTok"/>
+              </w:rPr>
+              <w:t xml:space="preserve">0</w:t>
+            </w:r>
+            <w:r>
+              <w:rPr>
+                <w:rStyle w:val="NormalTok"/>
+              </w:rPr>
+              <w:t xml:space="preserve">, </w:t>
+            </w:r>
+            <w:r>
+              <w:rPr>
+                <w:rStyle w:val="AttributeTok"/>
+              </w:rPr>
+              <w:t xml:space="preserve">nrow =</w:t>
+            </w:r>
+            <w:r>
+              <w:rPr>
+                <w:rStyle w:val="NormalTok"/>
+              </w:rPr>
+              <w:t xml:space="preserve"> </w:t>
+            </w:r>
+            <w:r>
+              <w:rPr>
+                <w:rStyle w:val="DecValTok"/>
+              </w:rPr>
+              <w:t xml:space="preserve">31</w:t>
+            </w:r>
+            <w:r>
+              <w:rPr>
+                <w:rStyle w:val="NormalTok"/>
+              </w:rPr>
+              <w:t xml:space="preserve">, </w:t>
+            </w:r>
+            <w:r>
+              <w:rPr>
+                <w:rStyle w:val="AttributeTok"/>
+              </w:rPr>
+              <w:t xml:space="preserve">ncol =</w:t>
+            </w:r>
+            <w:r>
+              <w:rPr>
+                <w:rStyle w:val="NormalTok"/>
+              </w:rPr>
+              <w:t xml:space="preserve"> </w:t>
+            </w:r>
+            <w:r>
+              <w:rPr>
+                <w:rStyle w:val="DecValTok"/>
+              </w:rPr>
+              <w:t xml:space="preserve">6</w:t>
+            </w:r>
+            <w:r>
+              <w:rPr>
+                <w:rStyle w:val="NormalTok"/>
+              </w:rPr>
+              <w:t xml:space="preserve">)</w:t>
+            </w:r>
+            <w:r>
+              <w:br/>
+            </w:r>
+            <w:r>
+              <w:rPr>
+                <w:rStyle w:val="NormalTok"/>
+              </w:rPr>
+              <w:t xml:space="preserve">basin_runs_bf[</w:t>
+            </w:r>
+            <w:r>
+              <w:rPr>
+                <w:rStyle w:val="DecValTok"/>
+              </w:rPr>
+              <w:t xml:space="preserve">1</w:t>
+            </w:r>
+            <w:r>
+              <w:rPr>
+                <w:rStyle w:val="NormalTok"/>
+              </w:rPr>
+              <w:t xml:space="preserve">, ] </w:t>
+            </w:r>
+            <w:r>
+              <w:rPr>
+                <w:rStyle w:val="OtherTok"/>
+              </w:rPr>
+              <w:t xml:space="preserve">&lt;-</w:t>
+            </w:r>
+            <w:r>
+              <w:rPr>
+                <w:rStyle w:val="NormalTok"/>
+              </w:rPr>
+              <w:t xml:space="preserve"> basin_starts_bs[</w:t>
+            </w:r>
+            <w:r>
+              <w:rPr>
+                <w:rStyle w:val="DecValTok"/>
+              </w:rPr>
+              <w:t xml:space="preserve">1</w:t>
+            </w:r>
+            <w:r>
+              <w:rPr>
+                <w:rStyle w:val="SpecialCharTok"/>
+              </w:rPr>
+              <w:t xml:space="preserve">:</w:t>
+            </w:r>
+            <w:r>
+              <w:rPr>
+                <w:rStyle w:val="DecValTok"/>
+              </w:rPr>
+              <w:t xml:space="preserve">6</w:t>
+            </w:r>
+            <w:r>
+              <w:rPr>
+                <w:rStyle w:val="NormalTok"/>
+              </w:rPr>
+              <w:t xml:space="preserve">]</w:t>
+            </w:r>
+            <w:r>
+              <w:br/>
+            </w:r>
+            <w:r>
+              <w:rPr>
+                <w:rStyle w:val="ControlFlowTok"/>
+              </w:rPr>
+              <w:t xml:space="preserve">for</w:t>
+            </w:r>
+            <w:r>
+              <w:rPr>
+                <w:rStyle w:val="NormalTok"/>
+              </w:rPr>
+              <w:t xml:space="preserve"> (i </w:t>
+            </w:r>
+            <w:r>
+              <w:rPr>
+                <w:rStyle w:val="ControlFlowTok"/>
+              </w:rPr>
+              <w:t xml:space="preserve">in</w:t>
+            </w:r>
+            <w:r>
+              <w:rPr>
+                <w:rStyle w:val="NormalTok"/>
+              </w:rPr>
+              <w:t xml:space="preserve"> </w:t>
+            </w:r>
+            <w:r>
+              <w:rPr>
+                <w:rStyle w:val="DecValTok"/>
+              </w:rPr>
+              <w:t xml:space="preserve">1</w:t>
+            </w:r>
+            <w:r>
+              <w:rPr>
+                <w:rStyle w:val="SpecialCharTok"/>
+              </w:rPr>
+              <w:t xml:space="preserve">:</w:t>
+            </w:r>
+            <w:r>
+              <w:rPr>
+                <w:rStyle w:val="DecValTok"/>
+              </w:rPr>
+              <w:t xml:space="preserve">30</w:t>
+            </w:r>
+            <w:r>
+              <w:rPr>
+                <w:rStyle w:val="NormalTok"/>
+              </w:rPr>
+              <w:t xml:space="preserve">) {</w:t>
+            </w:r>
+            <w:r>
+              <w:br/>
+            </w:r>
+            <w:r>
+              <w:rPr>
+                <w:rStyle w:val="NormalTok"/>
+              </w:rPr>
+              <w:t xml:space="preserve">  basin_prev_bf </w:t>
+            </w:r>
+            <w:r>
+              <w:rPr>
+                <w:rStyle w:val="OtherTok"/>
+              </w:rPr>
+              <w:t xml:space="preserve">&lt;-</w:t>
+            </w:r>
+            <w:r>
+              <w:rPr>
+                <w:rStyle w:val="NormalTok"/>
+              </w:rPr>
+              <w:t xml:space="preserve"> basin_runs_bf[i, ]</w:t>
+            </w:r>
+            <w:r>
+              <w:br/>
+            </w:r>
+            <w:r>
+              <w:rPr>
+                <w:rStyle w:val="NormalTok"/>
+              </w:rPr>
+              <w:t xml:space="preserve">  basin_slope_bf </w:t>
+            </w:r>
+            <w:r>
+              <w:rPr>
+                <w:rStyle w:val="OtherTok"/>
+              </w:rPr>
+              <w:t xml:space="preserve">&lt;-</w:t>
+            </w:r>
+            <w:r>
+              <w:rPr>
+                <w:rStyle w:val="NormalTok"/>
+              </w:rPr>
+              <w:t xml:space="preserve"> </w:t>
+            </w:r>
+            <w:r>
+              <w:rPr>
+                <w:rStyle w:val="DecValTok"/>
+              </w:rPr>
+              <w:t xml:space="preserve">4</w:t>
+            </w:r>
+            <w:r>
+              <w:rPr>
+                <w:rStyle w:val="NormalTok"/>
+              </w:rPr>
+              <w:t xml:space="preserve"> </w:t>
+            </w:r>
+            <w:r>
+              <w:rPr>
+                <w:rStyle w:val="SpecialCharTok"/>
+              </w:rPr>
+              <w:t xml:space="preserve">*</w:t>
+            </w:r>
+            <w:r>
+              <w:rPr>
+                <w:rStyle w:val="NormalTok"/>
+              </w:rPr>
+              <w:t xml:space="preserve"> basin_prev_bf</w:t>
+            </w:r>
+            <w:r>
+              <w:rPr>
+                <w:rStyle w:val="SpecialCharTok"/>
+              </w:rPr>
+              <w:t xml:space="preserve">^</w:t>
+            </w:r>
+            <w:r>
+              <w:rPr>
+                <w:rStyle w:val="DecValTok"/>
+              </w:rPr>
+              <w:t xml:space="preserve">3</w:t>
+            </w:r>
+            <w:r>
+              <w:rPr>
+                <w:rStyle w:val="NormalTok"/>
+              </w:rPr>
+              <w:t xml:space="preserve"> </w:t>
+            </w:r>
+            <w:r>
+              <w:rPr>
+                <w:rStyle w:val="SpecialCharTok"/>
+              </w:rPr>
+              <w:t xml:space="preserve">-</w:t>
+            </w:r>
+            <w:r>
+              <w:rPr>
+                <w:rStyle w:val="NormalTok"/>
+              </w:rPr>
+              <w:t xml:space="preserve"> </w:t>
+            </w:r>
+            <w:r>
+              <w:rPr>
+                <w:rStyle w:val="DecValTok"/>
+              </w:rPr>
+              <w:t xml:space="preserve">4</w:t>
+            </w:r>
+            <w:r>
+              <w:rPr>
+                <w:rStyle w:val="NormalTok"/>
+              </w:rPr>
+              <w:t xml:space="preserve"> </w:t>
+            </w:r>
+            <w:r>
+              <w:rPr>
+                <w:rStyle w:val="SpecialCharTok"/>
+              </w:rPr>
+              <w:t xml:space="preserve">*</w:t>
+            </w:r>
+            <w:r>
+              <w:rPr>
+                <w:rStyle w:val="NormalTok"/>
+              </w:rPr>
+              <w:t xml:space="preserve"> basin_prev_bf</w:t>
+            </w:r>
+            <w:r>
+              <w:br/>
+            </w:r>
+            <w:r>
+              <w:rPr>
+                <w:rStyle w:val="NormalTok"/>
+              </w:rPr>
+              <w:t xml:space="preserve">  basin_runs_bf[i </w:t>
+            </w:r>
+            <w:r>
+              <w:rPr>
+                <w:rStyle w:val="SpecialCharTok"/>
+              </w:rPr>
+              <w:t xml:space="preserve">+</w:t>
+            </w:r>
+            <w:r>
+              <w:rPr>
+                <w:rStyle w:val="NormalTok"/>
+              </w:rPr>
+              <w:t xml:space="preserve"> </w:t>
+            </w:r>
+            <w:r>
+              <w:rPr>
+                <w:rStyle w:val="DecValTok"/>
+              </w:rPr>
+              <w:t xml:space="preserve">1</w:t>
+            </w:r>
+            <w:r>
+              <w:rPr>
+                <w:rStyle w:val="NormalTok"/>
+              </w:rPr>
+              <w:t xml:space="preserve">, ] </w:t>
+            </w:r>
+            <w:r>
+              <w:rPr>
+                <w:rStyle w:val="OtherTok"/>
+              </w:rPr>
+              <w:t xml:space="preserve">&lt;-</w:t>
+            </w:r>
+            <w:r>
+              <w:rPr>
+                <w:rStyle w:val="NormalTok"/>
+              </w:rPr>
+              <w:t xml:space="preserve"> basin_prev_bf </w:t>
+            </w:r>
+            <w:r>
+              <w:rPr>
+                <w:rStyle w:val="SpecialCharTok"/>
+              </w:rPr>
+              <w:t xml:space="preserve">-</w:t>
+            </w:r>
+            <w:r>
+              <w:rPr>
+                <w:rStyle w:val="NormalTok"/>
+              </w:rPr>
+              <w:t xml:space="preserve"> basin_step_bs </w:t>
+            </w:r>
+            <w:r>
+              <w:rPr>
+                <w:rStyle w:val="SpecialCharTok"/>
+              </w:rPr>
+              <w:t xml:space="preserve">*</w:t>
+            </w:r>
+            <w:r>
+              <w:rPr>
+                <w:rStyle w:val="NormalTok"/>
+              </w:rPr>
+              <w:t xml:space="preserve"> basin_slope_bf</w:t>
+            </w:r>
+            <w:r>
+              <w:br/>
+            </w:r>
+            <w:r>
+              <w:rPr>
+                <w:rStyle w:val="NormalTok"/>
+              </w:rPr>
+              <w:t xml:space="preserve">}</w:t>
+            </w:r>
+            <w:r>
+              <w:br/>
+            </w:r>
+            <w:r>
+              <w:rPr>
+                <w:rStyle w:val="NormalTok"/>
+              </w:rPr>
+              <w:t xml:space="preserve">basin_side_bf </w:t>
+            </w:r>
+            <w:r>
+              <w:rPr>
+                <w:rStyle w:val="OtherTok"/>
+              </w:rPr>
+              <w:t xml:space="preserve">&lt;-</w:t>
+            </w:r>
+            <w:r>
+              <w:rPr>
+                <w:rStyle w:val="NormalTok"/>
+              </w:rPr>
+              <w:t xml:space="preserve"> </w:t>
+            </w:r>
+            <w:r>
+              <w:rPr>
+                <w:rStyle w:val="FunctionTok"/>
+              </w:rPr>
+              <w:t xml:space="preserve">ifelse</w:t>
+            </w:r>
+            <w:r>
+              <w:rPr>
+                <w:rStyle w:val="NormalTok"/>
+              </w:rPr>
+              <w:t xml:space="preserve">(</w:t>
+            </w:r>
+            <w:r>
+              <w:br/>
+            </w:r>
+            <w:r>
+              <w:rPr>
+                <w:rStyle w:val="NormalTok"/>
+              </w:rPr>
+              <w:t xml:space="preserve">  basin_starts_bs[</w:t>
+            </w:r>
+            <w:r>
+              <w:rPr>
+                <w:rStyle w:val="DecValTok"/>
+              </w:rPr>
+              <w:t xml:space="preserve">1</w:t>
+            </w:r>
+            <w:r>
+              <w:rPr>
+                <w:rStyle w:val="SpecialCharTok"/>
+              </w:rPr>
+              <w:t xml:space="preserve">:</w:t>
+            </w:r>
+            <w:r>
+              <w:rPr>
+                <w:rStyle w:val="DecValTok"/>
+              </w:rPr>
+              <w:t xml:space="preserve">6</w:t>
+            </w:r>
+            <w:r>
+              <w:rPr>
+                <w:rStyle w:val="NormalTok"/>
+              </w:rPr>
+              <w:t xml:space="preserve">] </w:t>
+            </w:r>
+            <w:r>
+              <w:rPr>
+                <w:rStyle w:val="SpecialCharTok"/>
+              </w:rPr>
+              <w:t xml:space="preserve">&gt;</w:t>
+            </w:r>
+            <w:r>
+              <w:rPr>
+                <w:rStyle w:val="NormalTok"/>
+              </w:rPr>
+              <w:t xml:space="preserve"> </w:t>
+            </w:r>
+            <w:r>
+              <w:rPr>
+                <w:rStyle w:val="DecValTok"/>
+              </w:rPr>
+              <w:t xml:space="preserve">0</w:t>
+            </w:r>
+            <w:r>
+              <w:rPr>
+                <w:rStyle w:val="NormalTok"/>
+              </w:rPr>
+              <w:t xml:space="preserve">, </w:t>
+            </w:r>
+            <w:r>
+              <w:rPr>
+                <w:rStyle w:val="StringTok"/>
+              </w:rPr>
+              <w:t xml:space="preserve">"start above 0"</w:t>
+            </w:r>
+            <w:r>
+              <w:rPr>
+                <w:rStyle w:val="NormalTok"/>
+              </w:rPr>
+              <w:t xml:space="preserve">, </w:t>
+            </w:r>
+            <w:r>
+              <w:rPr>
+                <w:rStyle w:val="StringTok"/>
+              </w:rPr>
+              <w:t xml:space="preserve">"start below 0"</w:t>
+            </w:r>
+            <w:r>
+              <w:br/>
+            </w:r>
+            <w:r>
+              <w:rPr>
+                <w:rStyle w:val="NormalTok"/>
+              </w:rPr>
+              <w:t xml:space="preserve">)</w:t>
+            </w:r>
+            <w:r>
+              <w:br/>
+            </w:r>
+            <w:r>
+              <w:rPr>
+                <w:rStyle w:val="NormalTok"/>
+              </w:rPr>
+              <w:t xml:space="preserve">basin_x_bf </w:t>
+            </w:r>
+            <w:r>
+              <w:rPr>
+                <w:rStyle w:val="OtherTok"/>
+              </w:rPr>
+              <w:t xml:space="preserve">&lt;-</w:t>
+            </w:r>
+            <w:r>
+              <w:rPr>
+                <w:rStyle w:val="NormalTok"/>
+              </w:rPr>
+              <w:t xml:space="preserve"> </w:t>
+            </w:r>
+            <w:r>
+              <w:rPr>
+                <w:rStyle w:val="FunctionTok"/>
+              </w:rPr>
+              <w:t xml:space="preserve">as.vector</w:t>
+            </w:r>
+            <w:r>
+              <w:rPr>
+                <w:rStyle w:val="NormalTok"/>
+              </w:rPr>
+              <w:t xml:space="preserve">(basin_runs_bf)</w:t>
+            </w:r>
+            <w:r>
+              <w:br/>
+            </w:r>
+            <w:r>
+              <w:rPr>
+                <w:rStyle w:val="NormalTok"/>
+              </w:rPr>
+              <w:t xml:space="preserve">basin_side_all_bf </w:t>
+            </w:r>
+            <w:r>
+              <w:rPr>
+                <w:rStyle w:val="OtherTok"/>
+              </w:rPr>
+              <w:t xml:space="preserve">&lt;-</w:t>
+            </w:r>
+            <w:r>
+              <w:rPr>
+                <w:rStyle w:val="NormalTok"/>
+              </w:rPr>
+              <w:t xml:space="preserve"> </w:t>
+            </w:r>
+            <w:r>
+              <w:rPr>
+                <w:rStyle w:val="FunctionTok"/>
+              </w:rPr>
+              <w:t xml:space="preserve">rep</w:t>
+            </w:r>
+            <w:r>
+              <w:rPr>
+                <w:rStyle w:val="NormalTok"/>
+              </w:rPr>
+              <w:t xml:space="preserve">(basin_side_bf, </w:t>
+            </w:r>
+            <w:r>
+              <w:rPr>
+                <w:rStyle w:val="AttributeTok"/>
+              </w:rPr>
+              <w:t xml:space="preserve">each =</w:t>
+            </w:r>
+            <w:r>
+              <w:rPr>
+                <w:rStyle w:val="NormalTok"/>
+              </w:rPr>
+              <w:t xml:space="preserve"> </w:t>
+            </w:r>
+            <w:r>
+              <w:rPr>
+                <w:rStyle w:val="DecValTok"/>
+              </w:rPr>
+              <w:t xml:space="preserve">31</w:t>
+            </w:r>
+            <w:r>
+              <w:rPr>
+                <w:rStyle w:val="NormalTok"/>
+              </w:rPr>
+              <w:t xml:space="preserve">)</w:t>
+            </w:r>
+            <w:r>
+              <w:br/>
+            </w:r>
+            <w:r>
+              <w:rPr>
+                <w:rStyle w:val="NormalTok"/>
+              </w:rPr>
+              <w:t xml:space="preserve">basin_paths_bf </w:t>
+            </w:r>
+            <w:r>
+              <w:rPr>
+                <w:rStyle w:val="OtherTok"/>
+              </w:rPr>
+              <w:t xml:space="preserve">&lt;-</w:t>
+            </w:r>
+            <w:r>
+              <w:rPr>
+                <w:rStyle w:val="NormalTok"/>
+              </w:rPr>
+              <w:t xml:space="preserve"> tibble</w:t>
+            </w:r>
+            <w:r>
+              <w:rPr>
+                <w:rStyle w:val="SpecialCharTok"/>
+              </w:rPr>
+              <w:t xml:space="preserve">::</w:t>
+            </w:r>
+            <w:r>
+              <w:rPr>
+                <w:rStyle w:val="FunctionTok"/>
+              </w:rPr>
+              <w:t xml:space="preserve">tibble</w:t>
+            </w:r>
+            <w:r>
+              <w:rPr>
+                <w:rStyle w:val="NormalTok"/>
+              </w:rPr>
+              <w:t xml:space="preserve">(</w:t>
+            </w:r>
+            <w:r>
+              <w:rPr>
+                <w:rStyle w:val="AttributeTok"/>
+              </w:rPr>
+              <w:t xml:space="preserve">x =</w:t>
+            </w:r>
+            <w:r>
+              <w:rPr>
+                <w:rStyle w:val="NormalTok"/>
+              </w:rPr>
+              <w:t xml:space="preserve"> basin_x_bf, </w:t>
+            </w:r>
+            <w:r>
+              <w:rPr>
+                <w:rStyle w:val="AttributeTok"/>
+              </w:rPr>
+              <w:t xml:space="preserve">side =</w:t>
+            </w:r>
+            <w:r>
+              <w:rPr>
+                <w:rStyle w:val="NormalTok"/>
+              </w:rPr>
+              <w:t xml:space="preserve"> basin_side_all_bf)</w:t>
+            </w:r>
+            <w:r>
+              <w:br/>
+            </w:r>
+            <w:r>
+              <w:rPr>
+                <w:rStyle w:val="NormalTok"/>
+              </w:rPr>
+              <w:t xml:space="preserve">basin_paths_bf</w:t>
+            </w:r>
+            <w:r>
+              <w:rPr>
+                <w:rStyle w:val="SpecialCharTok"/>
+              </w:rPr>
+              <w:t xml:space="preserve">$</w:t>
+            </w:r>
+            <w:r>
+              <w:rPr>
+                <w:rStyle w:val="NormalTok"/>
+              </w:rPr>
+              <w:t xml:space="preserve">cost </w:t>
+            </w:r>
+            <w:r>
+              <w:rPr>
+                <w:rStyle w:val="OtherTok"/>
+              </w:rPr>
+              <w:t xml:space="preserve">&lt;-</w:t>
+            </w:r>
+            <w:r>
+              <w:rPr>
+                <w:rStyle w:val="NormalTok"/>
+              </w:rPr>
+              <w:t xml:space="preserve"> basin_paths_bf</w:t>
+            </w:r>
+            <w:r>
+              <w:rPr>
+                <w:rStyle w:val="SpecialCharTok"/>
+              </w:rPr>
+              <w:t xml:space="preserve">$</w:t>
+            </w:r>
+            <w:r>
+              <w:rPr>
+                <w:rStyle w:val="NormalTok"/>
+              </w:rPr>
+              <w:t xml:space="preserve">x</w:t>
+            </w:r>
+            <w:r>
+              <w:rPr>
+                <w:rStyle w:val="SpecialCharTok"/>
+              </w:rPr>
+              <w:t xml:space="preserve">^</w:t>
+            </w:r>
+            <w:r>
+              <w:rPr>
+                <w:rStyle w:val="DecValTok"/>
+              </w:rPr>
+              <w:t xml:space="preserve">4</w:t>
+            </w:r>
+            <w:r>
+              <w:rPr>
+                <w:rStyle w:val="NormalTok"/>
+              </w:rPr>
+              <w:t xml:space="preserve"> </w:t>
+            </w:r>
+            <w:r>
+              <w:rPr>
+                <w:rStyle w:val="SpecialCharTok"/>
+              </w:rPr>
+              <w:t xml:space="preserve">-</w:t>
+            </w:r>
+            <w:r>
+              <w:rPr>
+                <w:rStyle w:val="NormalTok"/>
+              </w:rPr>
+              <w:t xml:space="preserve"> </w:t>
+            </w:r>
+            <w:r>
+              <w:rPr>
+                <w:rStyle w:val="DecValTok"/>
+              </w:rPr>
+              <w:t xml:space="preserve">2</w:t>
+            </w:r>
+            <w:r>
+              <w:rPr>
+                <w:rStyle w:val="NormalTok"/>
+              </w:rPr>
+              <w:t xml:space="preserve"> </w:t>
+            </w:r>
+            <w:r>
+              <w:rPr>
+                <w:rStyle w:val="SpecialCharTok"/>
+              </w:rPr>
+              <w:t xml:space="preserve">*</w:t>
+            </w:r>
+            <w:r>
+              <w:rPr>
+                <w:rStyle w:val="NormalTok"/>
+              </w:rPr>
+              <w:t xml:space="preserve"> basin_paths_bf</w:t>
+            </w:r>
+            <w:r>
+              <w:rPr>
+                <w:rStyle w:val="SpecialCharTok"/>
+              </w:rPr>
+              <w:t xml:space="preserve">$</w:t>
+            </w:r>
+            <w:r>
+              <w:rPr>
+                <w:rStyle w:val="NormalTok"/>
+              </w:rPr>
+              <w:t xml:space="preserve">x</w:t>
+            </w:r>
+            <w:r>
+              <w:rPr>
+                <w:rStyle w:val="SpecialCharTok"/>
+              </w:rPr>
+              <w:t xml:space="preserve">^</w:t>
+            </w:r>
+            <w:r>
+              <w:rPr>
+                <w:rStyle w:val="DecValTok"/>
+              </w:rPr>
+              <w:t xml:space="preserve">2</w:t>
+            </w:r>
+            <w:r>
+              <w:br/>
+            </w:r>
+            <w:r>
+              <w:rPr>
+                <w:rStyle w:val="NormalTok"/>
+              </w:rPr>
+              <w:t xml:space="preserve">basin_grid_bf </w:t>
+            </w:r>
+            <w:r>
+              <w:rPr>
+                <w:rStyle w:val="OtherTok"/>
+              </w:rPr>
+              <w:t xml:space="preserve">&lt;-</w:t>
+            </w:r>
+            <w:r>
+              <w:rPr>
+                <w:rStyle w:val="NormalTok"/>
+              </w:rPr>
+              <w:t xml:space="preserve"> </w:t>
+            </w:r>
+            <w:r>
+              <w:rPr>
+                <w:rStyle w:val="FunctionTok"/>
+              </w:rPr>
+              <w:t xml:space="preserve">seq</w:t>
+            </w:r>
+            <w:r>
+              <w:rPr>
+                <w:rStyle w:val="NormalTok"/>
+              </w:rPr>
+              <w:t xml:space="preserve">(</w:t>
+            </w:r>
+            <w:r>
+              <w:rPr>
+                <w:rStyle w:val="SpecialCharTok"/>
+              </w:rPr>
+              <w:t xml:space="preserve">-</w:t>
+            </w:r>
+            <w:r>
+              <w:rPr>
+                <w:rStyle w:val="FloatTok"/>
+              </w:rPr>
+              <w:t xml:space="preserve">1.6</w:t>
+            </w:r>
+            <w:r>
+              <w:rPr>
+                <w:rStyle w:val="NormalTok"/>
+              </w:rPr>
+              <w:t xml:space="preserve">, </w:t>
+            </w:r>
+            <w:r>
+              <w:rPr>
+                <w:rStyle w:val="FloatTok"/>
+              </w:rPr>
+              <w:t xml:space="preserve">1.6</w:t>
+            </w:r>
+            <w:r>
+              <w:rPr>
+                <w:rStyle w:val="NormalTok"/>
+              </w:rPr>
+              <w:t xml:space="preserve">, </w:t>
+            </w:r>
+            <w:r>
+              <w:rPr>
+                <w:rStyle w:val="AttributeTok"/>
+              </w:rPr>
+              <w:t xml:space="preserve">length.out =</w:t>
+            </w:r>
+            <w:r>
+              <w:rPr>
+                <w:rStyle w:val="NormalTok"/>
+              </w:rPr>
+              <w:t xml:space="preserve"> </w:t>
+            </w:r>
+            <w:r>
+              <w:rPr>
+                <w:rStyle w:val="DecValTok"/>
+              </w:rPr>
+              <w:t xml:space="preserve">321</w:t>
+            </w:r>
+            <w:r>
+              <w:rPr>
+                <w:rStyle w:val="NormalTok"/>
+              </w:rPr>
+              <w:t xml:space="preserve">)</w:t>
+            </w:r>
+            <w:r>
+              <w:br/>
+            </w:r>
+            <w:r>
+              <w:rPr>
+                <w:rStyle w:val="NormalTok"/>
+              </w:rPr>
+              <w:t xml:space="preserve">basin_curve_bf </w:t>
+            </w:r>
+            <w:r>
+              <w:rPr>
+                <w:rStyle w:val="OtherTok"/>
+              </w:rPr>
+              <w:t xml:space="preserve">&lt;-</w:t>
+            </w:r>
+            <w:r>
+              <w:rPr>
+                <w:rStyle w:val="NormalTok"/>
+              </w:rPr>
+              <w:t xml:space="preserve"> tibble</w:t>
+            </w:r>
+            <w:r>
+              <w:rPr>
+                <w:rStyle w:val="SpecialCharTok"/>
+              </w:rPr>
+              <w:t xml:space="preserve">::</w:t>
+            </w:r>
+            <w:r>
+              <w:rPr>
+                <w:rStyle w:val="FunctionTok"/>
+              </w:rPr>
+              <w:t xml:space="preserve">tibble</w:t>
+            </w:r>
+            <w:r>
+              <w:rPr>
+                <w:rStyle w:val="NormalTok"/>
+              </w:rPr>
+              <w:t xml:space="preserve">(</w:t>
+            </w:r>
+            <w:r>
+              <w:br/>
+            </w:r>
+            <w:r>
+              <w:rPr>
+                <w:rStyle w:val="NormalTok"/>
+              </w:rPr>
+              <w:t xml:space="preserve">  </w:t>
+            </w:r>
+            <w:r>
+              <w:rPr>
+                <w:rStyle w:val="AttributeTok"/>
+              </w:rPr>
+              <w:t xml:space="preserve">x =</w:t>
+            </w:r>
+            <w:r>
+              <w:rPr>
+                <w:rStyle w:val="NormalTok"/>
+              </w:rPr>
+              <w:t xml:space="preserve"> basin_grid_bf, </w:t>
+            </w:r>
+            <w:r>
+              <w:rPr>
+                <w:rStyle w:val="AttributeTok"/>
+              </w:rPr>
+              <w:t xml:space="preserve">cost =</w:t>
+            </w:r>
+            <w:r>
+              <w:rPr>
+                <w:rStyle w:val="NormalTok"/>
+              </w:rPr>
+              <w:t xml:space="preserve"> basin_grid_bf</w:t>
+            </w:r>
+            <w:r>
+              <w:rPr>
+                <w:rStyle w:val="SpecialCharTok"/>
+              </w:rPr>
+              <w:t xml:space="preserve">^</w:t>
+            </w:r>
+            <w:r>
+              <w:rPr>
+                <w:rStyle w:val="DecValTok"/>
+              </w:rPr>
+              <w:t xml:space="preserve">4</w:t>
+            </w:r>
+            <w:r>
+              <w:rPr>
+                <w:rStyle w:val="NormalTok"/>
+              </w:rPr>
+              <w:t xml:space="preserve"> </w:t>
+            </w:r>
+            <w:r>
+              <w:rPr>
+                <w:rStyle w:val="SpecialCharTok"/>
+              </w:rPr>
+              <w:t xml:space="preserve">-</w:t>
+            </w:r>
+            <w:r>
+              <w:rPr>
+                <w:rStyle w:val="NormalTok"/>
+              </w:rPr>
+              <w:t xml:space="preserve"> </w:t>
+            </w:r>
+            <w:r>
+              <w:rPr>
+                <w:rStyle w:val="DecValTok"/>
+              </w:rPr>
+              <w:t xml:space="preserve">2</w:t>
+            </w:r>
+            <w:r>
+              <w:rPr>
+                <w:rStyle w:val="NormalTok"/>
+              </w:rPr>
+              <w:t xml:space="preserve"> </w:t>
+            </w:r>
+            <w:r>
+              <w:rPr>
+                <w:rStyle w:val="SpecialCharTok"/>
+              </w:rPr>
+              <w:t xml:space="preserve">*</w:t>
+            </w:r>
+            <w:r>
+              <w:rPr>
+                <w:rStyle w:val="NormalTok"/>
+              </w:rPr>
+              <w:t xml:space="preserve"> basin_grid_bf</w:t>
+            </w:r>
+            <w:r>
+              <w:rPr>
+                <w:rStyle w:val="SpecialCharTok"/>
+              </w:rPr>
+              <w:t xml:space="preserve">^</w:t>
+            </w:r>
+            <w:r>
+              <w:rPr>
+                <w:rStyle w:val="DecValTok"/>
+              </w:rPr>
+              <w:t xml:space="preserve">2</w:t>
+            </w:r>
+            <w:r>
+              <w:br/>
+            </w:r>
+            <w:r>
+              <w:rPr>
+                <w:rStyle w:val="NormalTok"/>
+              </w:rPr>
+              <w:t xml:space="preserve">)</w:t>
+            </w:r>
+            <w:r>
+              <w:br/>
+            </w:r>
+            <w:r>
+              <w:rPr>
+                <w:rStyle w:val="NormalTok"/>
+              </w:rPr>
+              <w:t xml:space="preserve">basin_colours_bf </w:t>
+            </w:r>
+            <w:r>
+              <w:rPr>
+                <w:rStyle w:val="OtherTok"/>
+              </w:rPr>
+              <w:t xml:space="preserve">&lt;-</w:t>
+            </w:r>
+            <w:r>
+              <w:rPr>
+                <w:rStyle w:val="NormalTok"/>
+              </w:rPr>
+              <w:t xml:space="preserve"> </w:t>
+            </w:r>
+            <w:r>
+              <w:rPr>
+                <w:rStyle w:val="FunctionTok"/>
+              </w:rPr>
+              <w:t xml:space="preserve">c</w:t>
+            </w:r>
+            <w:r>
+              <w:rPr>
+                <w:rStyle w:val="NormalTok"/>
+              </w:rPr>
+              <w:t xml:space="preserve">(</w:t>
+            </w:r>
+            <w:r>
+              <w:rPr>
+                <w:rStyle w:val="StringTok"/>
+              </w:rPr>
+              <w:t xml:space="preserve">"start above 0"</w:t>
+            </w:r>
+            <w:r>
+              <w:rPr>
+                <w:rStyle w:val="NormalTok"/>
+              </w:rPr>
+              <w:t xml:space="preserve"> </w:t>
+            </w:r>
+            <w:r>
+              <w:rPr>
+                <w:rStyle w:val="OtherTok"/>
+              </w:rPr>
+              <w:t xml:space="preserve">=</w:t>
+            </w:r>
+            <w:r>
+              <w:rPr>
+                <w:rStyle w:val="NormalTok"/>
+              </w:rPr>
+              <w:t xml:space="preserve"> </w:t>
+            </w:r>
+            <w:r>
+              <w:rPr>
+                <w:rStyle w:val="StringTok"/>
+              </w:rPr>
+              <w:t xml:space="preserve">"#0072B2"</w:t>
+            </w:r>
+            <w:r>
+              <w:rPr>
+                <w:rStyle w:val="NormalTok"/>
+              </w:rPr>
+              <w:t xml:space="preserve">, </w:t>
+            </w:r>
+            <w:r>
+              <w:rPr>
+                <w:rStyle w:val="StringTok"/>
+              </w:rPr>
+              <w:t xml:space="preserve">"start below 0"</w:t>
+            </w:r>
+            <w:r>
+              <w:rPr>
+                <w:rStyle w:val="NormalTok"/>
+              </w:rPr>
+              <w:t xml:space="preserve"> </w:t>
+            </w:r>
+            <w:r>
+              <w:rPr>
+                <w:rStyle w:val="OtherTok"/>
+              </w:rPr>
+              <w:t xml:space="preserve">=</w:t>
+            </w:r>
+            <w:r>
+              <w:rPr>
+                <w:rStyle w:val="NormalTok"/>
+              </w:rPr>
+              <w:t xml:space="preserve"> </w:t>
+            </w:r>
+            <w:r>
+              <w:rPr>
+                <w:rStyle w:val="StringTok"/>
+              </w:rPr>
+              <w:t xml:space="preserve">"#D55E00"</w:t>
+            </w:r>
+            <w:r>
+              <w:rPr>
+                <w:rStyle w:val="NormalTok"/>
+              </w:rPr>
+              <w:t xml:space="preserve">)</w:t>
+            </w:r>
+            <w:r>
+              <w:br/>
+            </w:r>
+            <w:r>
+              <w:rPr>
+                <w:rStyle w:val="NormalTok"/>
+              </w:rPr>
+              <w:t xml:space="preserve">ggplot2</w:t>
+            </w:r>
+            <w:r>
+              <w:rPr>
+                <w:rStyle w:val="SpecialCharTok"/>
+              </w:rPr>
+              <w:t xml:space="preserve">::</w:t>
+            </w:r>
+            <w:r>
+              <w:rPr>
+                <w:rStyle w:val="FunctionTok"/>
+              </w:rPr>
+              <w:t xml:space="preserve">ggplot</w:t>
+            </w:r>
+            <w:r>
+              <w:rPr>
+                <w:rStyle w:val="NormalTok"/>
+              </w:rPr>
+              <w:t xml:space="preserve">(basin_curve_bf, ggplot2</w:t>
+            </w:r>
+            <w:r>
+              <w:rPr>
+                <w:rStyle w:val="SpecialCharTok"/>
+              </w:rPr>
+              <w:t xml:space="preserve">::</w:t>
+            </w:r>
+            <w:r>
+              <w:rPr>
+                <w:rStyle w:val="FunctionTok"/>
+              </w:rPr>
+              <w:t xml:space="preserve">aes</w:t>
+            </w:r>
+            <w:r>
+              <w:rPr>
+                <w:rStyle w:val="NormalTok"/>
+              </w:rPr>
+              <w:t xml:space="preserve">(x, cost)) </w:t>
+            </w:r>
+            <w:r>
+              <w:rPr>
+                <w:rStyle w:val="SpecialCharTok"/>
+              </w:rPr>
+              <w:t xml:space="preserve">+</w:t>
+            </w:r>
+            <w:r>
+              <w:br/>
+            </w:r>
+            <w:r>
+              <w:rPr>
+                <w:rStyle w:val="NormalTok"/>
+              </w:rPr>
+              <w:t xml:space="preserve">  ggplot2</w:t>
+            </w:r>
+            <w:r>
+              <w:rPr>
+                <w:rStyle w:val="SpecialCharTok"/>
+              </w:rPr>
+              <w:t xml:space="preserve">::</w:t>
+            </w:r>
+            <w:r>
+              <w:rPr>
+                <w:rStyle w:val="FunctionTok"/>
+              </w:rPr>
+              <w:t xml:space="preserve">geom_line</w:t>
+            </w:r>
+            <w:r>
+              <w:rPr>
+                <w:rStyle w:val="NormalTok"/>
+              </w:rPr>
+              <w:t xml:space="preserve">(</w:t>
+            </w:r>
+            <w:r>
+              <w:rPr>
+                <w:rStyle w:val="AttributeTok"/>
+              </w:rPr>
+              <w:t xml:space="preserve">colour =</w:t>
+            </w:r>
+            <w:r>
+              <w:rPr>
+                <w:rStyle w:val="NormalTok"/>
+              </w:rPr>
+              <w:t xml:space="preserve"> </w:t>
+            </w:r>
+            <w:r>
+              <w:rPr>
+                <w:rStyle w:val="StringTok"/>
+              </w:rPr>
+              <w:t xml:space="preserve">"grey60"</w:t>
+            </w:r>
+            <w:r>
+              <w:rPr>
+                <w:rStyle w:val="NormalTok"/>
+              </w:rPr>
+              <w:t xml:space="preserve">) </w:t>
+            </w:r>
+            <w:r>
+              <w:rPr>
+                <w:rStyle w:val="SpecialCharTok"/>
+              </w:rPr>
+              <w:t xml:space="preserve">+</w:t>
+            </w:r>
+            <w:r>
+              <w:br/>
+            </w:r>
+            <w:r>
+              <w:rPr>
+                <w:rStyle w:val="NormalTok"/>
+              </w:rPr>
+              <w:t xml:space="preserve">  ggplot2</w:t>
+            </w:r>
+            <w:r>
+              <w:rPr>
+                <w:rStyle w:val="SpecialCharTok"/>
+              </w:rPr>
+              <w:t xml:space="preserve">::</w:t>
+            </w:r>
+            <w:r>
+              <w:rPr>
+                <w:rStyle w:val="FunctionTok"/>
+              </w:rPr>
+              <w:t xml:space="preserve">geom_point</w:t>
+            </w:r>
+            <w:r>
+              <w:rPr>
+                <w:rStyle w:val="NormalTok"/>
+              </w:rPr>
+              <w:t xml:space="preserve">(</w:t>
+            </w:r>
+            <w:r>
+              <w:br/>
+            </w:r>
+            <w:r>
+              <w:rPr>
+                <w:rStyle w:val="NormalTok"/>
+              </w:rPr>
+              <w:t xml:space="preserve">    </w:t>
+            </w:r>
+            <w:r>
+              <w:rPr>
+                <w:rStyle w:val="AttributeTok"/>
+              </w:rPr>
+              <w:t xml:space="preserve">data =</w:t>
+            </w:r>
+            <w:r>
+              <w:rPr>
+                <w:rStyle w:val="NormalTok"/>
+              </w:rPr>
+              <w:t xml:space="preserve"> basin_paths_bf,</w:t>
+            </w:r>
+            <w:r>
+              <w:br/>
+            </w:r>
+            <w:r>
+              <w:rPr>
+                <w:rStyle w:val="NormalTok"/>
+              </w:rPr>
+              <w:t xml:space="preserve">    ggplot2</w:t>
+            </w:r>
+            <w:r>
+              <w:rPr>
+                <w:rStyle w:val="SpecialCharTok"/>
+              </w:rPr>
+              <w:t xml:space="preserve">::</w:t>
+            </w:r>
+            <w:r>
+              <w:rPr>
+                <w:rStyle w:val="FunctionTok"/>
+              </w:rPr>
+              <w:t xml:space="preserve">aes</w:t>
+            </w:r>
+            <w:r>
+              <w:rPr>
+                <w:rStyle w:val="NormalTok"/>
+              </w:rPr>
+              <w:t xml:space="preserve">(</w:t>
+            </w:r>
+            <w:r>
+              <w:rPr>
+                <w:rStyle w:val="AttributeTok"/>
+              </w:rPr>
+              <w:t xml:space="preserve">colour =</w:t>
+            </w:r>
+            <w:r>
+              <w:rPr>
+                <w:rStyle w:val="NormalTok"/>
+              </w:rPr>
+              <w:t xml:space="preserve"> side, </w:t>
+            </w:r>
+            <w:r>
+              <w:rPr>
+                <w:rStyle w:val="AttributeTok"/>
+              </w:rPr>
+              <w:t xml:space="preserve">shape =</w:t>
+            </w:r>
+            <w:r>
+              <w:rPr>
+                <w:rStyle w:val="NormalTok"/>
+              </w:rPr>
+              <w:t xml:space="preserve"> side), </w:t>
+            </w:r>
+            <w:r>
+              <w:rPr>
+                <w:rStyle w:val="AttributeTok"/>
+              </w:rPr>
+              <w:t xml:space="preserve">alpha =</w:t>
+            </w:r>
+            <w:r>
+              <w:rPr>
+                <w:rStyle w:val="NormalTok"/>
+              </w:rPr>
+              <w:t xml:space="preserve"> </w:t>
+            </w:r>
+            <w:r>
+              <w:rPr>
+                <w:rStyle w:val="FloatTok"/>
+              </w:rPr>
+              <w:t xml:space="preserve">0.7</w:t>
+            </w:r>
+            <w:r>
+              <w:br/>
+            </w:r>
+            <w:r>
+              <w:rPr>
+                <w:rStyle w:val="NormalTok"/>
+              </w:rPr>
+              <w:t xml:space="preserve">  ) </w:t>
+            </w:r>
+            <w:r>
+              <w:rPr>
+                <w:rStyle w:val="SpecialCharTok"/>
+              </w:rPr>
+              <w:t xml:space="preserve">+</w:t>
+            </w:r>
+            <w:r>
+              <w:br/>
+            </w:r>
+            <w:r>
+              <w:rPr>
+                <w:rStyle w:val="NormalTok"/>
+              </w:rPr>
+              <w:t xml:space="preserve">  ggplot2</w:t>
+            </w:r>
+            <w:r>
+              <w:rPr>
+                <w:rStyle w:val="SpecialCharTok"/>
+              </w:rPr>
+              <w:t xml:space="preserve">::</w:t>
+            </w:r>
+            <w:r>
+              <w:rPr>
+                <w:rStyle w:val="FunctionTok"/>
+              </w:rPr>
+              <w:t xml:space="preserve">scale_colour_manual</w:t>
+            </w:r>
+            <w:r>
+              <w:rPr>
+                <w:rStyle w:val="NormalTok"/>
+              </w:rPr>
+              <w:t xml:space="preserve">(</w:t>
+            </w:r>
+            <w:r>
+              <w:rPr>
+                <w:rStyle w:val="AttributeTok"/>
+              </w:rPr>
+              <w:t xml:space="preserve">values =</w:t>
+            </w:r>
+            <w:r>
+              <w:rPr>
+                <w:rStyle w:val="NormalTok"/>
+              </w:rPr>
+              <w:t xml:space="preserve"> basin_colours_bf) </w:t>
+            </w:r>
+            <w:r>
+              <w:rPr>
+                <w:rStyle w:val="SpecialCharTok"/>
+              </w:rPr>
+              <w:t xml:space="preserve">+</w:t>
+            </w:r>
+            <w:r>
+              <w:br/>
+            </w:r>
+            <w:r>
+              <w:rPr>
+                <w:rStyle w:val="NormalTok"/>
+              </w:rPr>
+              <w:t xml:space="preserve">  ggplot2</w:t>
+            </w:r>
+            <w:r>
+              <w:rPr>
+                <w:rStyle w:val="SpecialCharTok"/>
+              </w:rPr>
+              <w:t xml:space="preserve">::</w:t>
+            </w:r>
+            <w:r>
+              <w:rPr>
+                <w:rStyle w:val="FunctionTok"/>
+              </w:rPr>
+              <w:t xml:space="preserve">labs</w:t>
+            </w:r>
+            <w:r>
+              <w:rPr>
+                <w:rStyle w:val="NormalTok"/>
+              </w:rPr>
+              <w:t xml:space="preserve">(</w:t>
+            </w:r>
+            <w:r>
+              <w:rPr>
+                <w:rStyle w:val="AttributeTok"/>
+              </w:rPr>
+              <w:t xml:space="preserve">x =</w:t>
+            </w:r>
+            <w:r>
+              <w:rPr>
+                <w:rStyle w:val="NormalTok"/>
+              </w:rPr>
+              <w:t xml:space="preserve"> </w:t>
+            </w:r>
+            <w:r>
+              <w:rPr>
+                <w:rStyle w:val="StringTok"/>
+              </w:rPr>
+              <w:t xml:space="preserve">"x"</w:t>
+            </w:r>
+            <w:r>
+              <w:rPr>
+                <w:rStyle w:val="NormalTok"/>
+              </w:rPr>
+              <w:t xml:space="preserve">, </w:t>
+            </w:r>
+            <w:r>
+              <w:rPr>
+                <w:rStyle w:val="AttributeTok"/>
+              </w:rPr>
+              <w:t xml:space="preserve">y =</w:t>
+            </w:r>
+            <w:r>
+              <w:rPr>
+                <w:rStyle w:val="NormalTok"/>
+              </w:rPr>
+              <w:t xml:space="preserve"> </w:t>
+            </w:r>
+            <w:r>
+              <w:rPr>
+                <w:rStyle w:val="StringTok"/>
+              </w:rPr>
+              <w:t xml:space="preserve">"f(x)"</w:t>
+            </w:r>
+            <w:r>
+              <w:rPr>
+                <w:rStyle w:val="NormalTok"/>
+              </w:rPr>
+              <w:t xml:space="preserve">, </w:t>
+            </w:r>
+            <w:r>
+              <w:rPr>
+                <w:rStyle w:val="AttributeTok"/>
+              </w:rPr>
+              <w:t xml:space="preserve">colour =</w:t>
+            </w:r>
+            <w:r>
+              <w:rPr>
+                <w:rStyle w:val="NormalTok"/>
+              </w:rPr>
+              <w:t xml:space="preserve"> </w:t>
+            </w:r>
+            <w:r>
+              <w:rPr>
+                <w:rStyle w:val="ConstantTok"/>
+              </w:rPr>
+              <w:t xml:space="preserve">NULL</w:t>
+            </w:r>
+            <w:r>
+              <w:rPr>
+                <w:rStyle w:val="NormalTok"/>
+              </w:rPr>
+              <w:t xml:space="preserve">, </w:t>
+            </w:r>
+            <w:r>
+              <w:rPr>
+                <w:rStyle w:val="AttributeTok"/>
+              </w:rPr>
+              <w:t xml:space="preserve">shape =</w:t>
+            </w:r>
+            <w:r>
+              <w:rPr>
+                <w:rStyle w:val="NormalTok"/>
+              </w:rPr>
+              <w:t xml:space="preserve"> </w:t>
+            </w:r>
+            <w:r>
+              <w:rPr>
+                <w:rStyle w:val="ConstantTok"/>
+              </w:rPr>
+              <w:t xml:space="preserve">NULL</w:t>
+            </w:r>
+            <w:r>
+              <w:rPr>
+                <w:rStyle w:val="NormalTok"/>
+              </w:rPr>
+              <w:t xml:space="preserve">) </w:t>
+            </w:r>
+            <w:r>
+              <w:rPr>
+                <w:rStyle w:val="SpecialCharTok"/>
+              </w:rPr>
+              <w:t xml:space="preserve">+</w:t>
+            </w:r>
+            <w:r>
+              <w:br/>
+            </w:r>
+            <w:r>
+              <w:rPr>
+                <w:rStyle w:val="NormalTok"/>
+              </w:rPr>
+              <w:t xml:space="preserve">  ggplot2</w:t>
+            </w:r>
+            <w:r>
+              <w:rPr>
+                <w:rStyle w:val="SpecialCharTok"/>
+              </w:rPr>
+              <w:t xml:space="preserve">::</w:t>
+            </w:r>
+            <w:r>
+              <w:rPr>
+                <w:rStyle w:val="FunctionTok"/>
+              </w:rPr>
+              <w:t xml:space="preserve">theme</w:t>
+            </w:r>
+            <w:r>
+              <w:rPr>
+                <w:rStyle w:val="NormalTok"/>
+              </w:rPr>
+              <w:t xml:space="preserve">(</w:t>
+            </w:r>
+            <w:r>
+              <w:rPr>
+                <w:rStyle w:val="AttributeTok"/>
+              </w:rPr>
+              <w:t xml:space="preserve">legend.position =</w:t>
+            </w:r>
+            <w:r>
+              <w:rPr>
+                <w:rStyle w:val="NormalTok"/>
+              </w:rPr>
+              <w:t xml:space="preserve"> </w:t>
+            </w:r>
+            <w:r>
+              <w:rPr>
+                <w:rStyle w:val="StringTok"/>
+              </w:rPr>
+              <w:t xml:space="preserve">"bottom"</w:t>
+            </w:r>
+            <w:r>
+              <w:rPr>
+                <w:rStyle w:val="NormalTok"/>
+              </w:rPr>
+              <w:t xml:space="preserve">)</w:t>
+            </w:r>
+          </w:p>
+          <w:p>
+            <w:pPr>
+              <w:jc w:val="center"/>
+            </w:pPr>
+            <w:r>
+              <w:drawing>
+                <wp:inline>
+                  <wp:extent cx="4620126" cy="3696101"/>
+                  <wp:effectExtent b="0" l="0" r="0" t="0"/>
+                  <wp:docPr descr="" title="" id="238" name="Picture"/>
+                  <a:graphic>
+                    <a:graphicData uri="http://schemas.openxmlformats.org/drawingml/2006/picture">
+                      <pic:pic>
+                        <pic:nvPicPr>
+                          <pic:cNvPr descr="optimization_files/figure-docx/basin-iterates-r-1.png" id="239" name="Picture"/>
+                          <pic:cNvPicPr>
+                            <a:picLocks noChangeArrowheads="1" noChangeAspect="1"/>
+                          </pic:cNvPicPr>
+                        </pic:nvPicPr>
+                        <pic:blipFill>
+                          <a:blip r:embed="rId237"/>
+                          <a:stretch>
+                            <a:fillRect/>
+                          </a:stretch>
+                        </pic:blipFill>
+                        <pic:spPr bwMode="auto">
+                          <a:xfrm>
+                            <a:off x="0" y="0"/>
+                            <a:ext cx="4620126" cy="3696101"/>
+                          </a:xfrm>
+                          <a:prstGeom prst="rect">
+                            <a:avLst/>
+                          </a:prstGeom>
+                          <a:noFill/>
+                          <a:ln w="9525">
+                            <a:noFill/>
+                            <a:headEnd/>
+                            <a:tailEnd/>
+                          </a:ln>
+                        </pic:spPr>
+                      </pic:pic>
+                    </a:graphicData>
+                  </a:graphic>
+                </wp:inline>
+              </w:drawing>
+            </w:r>
+          </w:p>
+          <w:p>
+            <w:pPr>
+              <w:pStyle w:val="Heading3"/>
+              <w:jc w:val="center"/>
+            </w:pPr>
+            <w:r>
+              <w:t xml:space="preserve">Python</w:t>
+            </w:r>
+          </w:p>
+          <w:p>
+            <w:pPr>
+              <w:pStyle w:val="SourceCode"/>
+              <w:jc w:val="center"/>
+            </w:pPr>
+            <w:r>
+              <w:rPr>
+                <w:rStyle w:val="ImportTok"/>
+              </w:rPr>
+              <w:t xml:space="preserve">import</w:t>
+            </w:r>
+            <w:r>
+              <w:rPr>
+                <w:rStyle w:val="NormalTok"/>
+              </w:rPr>
+              <w:t xml:space="preserve"> matplotlib.pyplot </w:t>
+            </w:r>
+            <w:r>
+              <w:rPr>
+                <w:rStyle w:val="ImportTok"/>
+              </w:rPr>
+              <w:t xml:space="preserve">as</w:t>
+            </w:r>
+            <w:r>
+              <w:rPr>
+                <w:rStyle w:val="NormalTok"/>
+              </w:rPr>
+              <w:t xml:space="preserve"> plt</w:t>
+            </w:r>
+            <w:r>
+              <w:br/>
+            </w:r>
+            <w:r>
+              <w:rPr>
+                <w:rStyle w:val="ImportTok"/>
+              </w:rPr>
+              <w:t xml:space="preserve">import</w:t>
+            </w:r>
+            <w:r>
+              <w:rPr>
+                <w:rStyle w:val="NormalTok"/>
+              </w:rPr>
+              <w:t xml:space="preserve"> numpy </w:t>
+            </w:r>
+            <w:r>
+              <w:rPr>
+                <w:rStyle w:val="ImportTok"/>
+              </w:rPr>
+              <w:t xml:space="preserve">as</w:t>
+            </w:r>
+            <w:r>
+              <w:rPr>
+                <w:rStyle w:val="NormalTok"/>
+              </w:rPr>
+              <w:t xml:space="preserve"> np</w:t>
+            </w:r>
+            <w:r>
+              <w:br/>
+            </w:r>
+            <w:r>
+              <w:br/>
+            </w:r>
+            <w:r>
+              <w:rPr>
+                <w:rStyle w:val="KeywordTok"/>
+              </w:rPr>
+              <w:t xml:space="preserve">def</w:t>
+            </w:r>
+            <w:r>
+              <w:rPr>
+                <w:rStyle w:val="NormalTok"/>
+              </w:rPr>
+              <w:t xml:space="preserve"> basin_cost_bf(x):</w:t>
+            </w:r>
+            <w:r>
+              <w:br/>
+            </w:r>
+            <w:r>
+              <w:rPr>
+                <w:rStyle w:val="NormalTok"/>
+              </w:rPr>
+              <w:t xml:space="preserve">    </w:t>
+            </w:r>
+            <w:r>
+              <w:rPr>
+                <w:rStyle w:val="ControlFlowTok"/>
+              </w:rPr>
+              <w:t xml:space="preserve">return</w:t>
+            </w:r>
+            <w:r>
+              <w:rPr>
+                <w:rStyle w:val="NormalTok"/>
+              </w:rPr>
+              <w:t xml:space="preserve"> x </w:t>
+            </w:r>
+            <w:r>
+              <w:rPr>
+                <w:rStyle w:val="OperatorTok"/>
+              </w:rPr>
+              <w:t xml:space="preserve">**</w:t>
+            </w:r>
+            <w:r>
+              <w:rPr>
+                <w:rStyle w:val="NormalTok"/>
+              </w:rPr>
+              <w:t xml:space="preserve"> </w:t>
+            </w:r>
+            <w:r>
+              <w:rPr>
+                <w:rStyle w:val="DecValTok"/>
+              </w:rPr>
+              <w:t xml:space="preserve">4</w:t>
+            </w:r>
+            <w:r>
+              <w:rPr>
+                <w:rStyle w:val="NormalTok"/>
+              </w:rPr>
+              <w:t xml:space="preserve"> </w:t>
+            </w:r>
+            <w:r>
+              <w:rPr>
+                <w:rStyle w:val="OperatorTok"/>
+              </w:rPr>
+              <w:t xml:space="preserve">-</w:t>
+            </w:r>
+            <w:r>
+              <w:rPr>
+                <w:rStyle w:val="NormalTok"/>
+              </w:rPr>
+              <w:t xml:space="preserve"> </w:t>
+            </w:r>
+            <w:r>
+              <w:rPr>
+                <w:rStyle w:val="DecValTok"/>
+              </w:rPr>
+              <w:t xml:space="preserve">2</w:t>
+            </w:r>
+            <w:r>
+              <w:rPr>
+                <w:rStyle w:val="NormalTok"/>
+              </w:rPr>
+              <w:t xml:space="preserve"> </w:t>
+            </w:r>
+            <w:r>
+              <w:rPr>
+                <w:rStyle w:val="OperatorTok"/>
+              </w:rPr>
+              <w:t xml:space="preserve">*</w:t>
+            </w:r>
+            <w:r>
+              <w:rPr>
+                <w:rStyle w:val="NormalTok"/>
+              </w:rPr>
+              <w:t xml:space="preserve"> x </w:t>
+            </w:r>
+            <w:r>
+              <w:rPr>
+                <w:rStyle w:val="OperatorTok"/>
+              </w:rPr>
+              <w:t xml:space="preserve">**</w:t>
+            </w:r>
+            <w:r>
+              <w:rPr>
+                <w:rStyle w:val="NormalTok"/>
+              </w:rPr>
+              <w:t xml:space="preserve"> </w:t>
+            </w:r>
+            <w:r>
+              <w:rPr>
+                <w:rStyle w:val="DecValTok"/>
+              </w:rPr>
+              <w:t xml:space="preserve">2</w:t>
+            </w:r>
+            <w:r>
+              <w:br/>
+            </w:r>
+            <w:r>
+              <w:br/>
+            </w:r>
+            <w:r>
+              <w:rPr>
+                <w:rStyle w:val="NormalTok"/>
+              </w:rPr>
+              <w:t xml:space="preserve">fig, ax </w:t>
+            </w:r>
+            <w:r>
+              <w:rPr>
+                <w:rStyle w:val="OperatorTok"/>
+              </w:rPr>
+              <w:t xml:space="preserve">=</w:t>
+            </w:r>
+            <w:r>
+              <w:rPr>
+                <w:rStyle w:val="NormalTok"/>
+              </w:rPr>
+              <w:t xml:space="preserve"> plt.subplots(figsize</w:t>
+            </w:r>
+            <w:r>
+              <w:rPr>
+                <w:rStyle w:val="OperatorTok"/>
+              </w:rPr>
+              <w:t xml:space="preserve">=</w:t>
+            </w:r>
+            <w:r>
+              <w:rPr>
+                <w:rStyle w:val="NormalTok"/>
+              </w:rPr>
+              <w:t xml:space="preserve">(</w:t>
+            </w:r>
+            <w:r>
+              <w:rPr>
+                <w:rStyle w:val="DecValTok"/>
+              </w:rPr>
+              <w:t xml:space="preserve">5</w:t>
+            </w:r>
+            <w:r>
+              <w:rPr>
+                <w:rStyle w:val="NormalTok"/>
+              </w:rPr>
+              <w:t xml:space="preserve">, </w:t>
+            </w:r>
+            <w:r>
+              <w:rPr>
+                <w:rStyle w:val="DecValTok"/>
+              </w:rPr>
+              <w:t xml:space="preserve">4</w:t>
+            </w:r>
+            <w:r>
+              <w:rPr>
+                <w:rStyle w:val="NormalTok"/>
+              </w:rPr>
+              <w:t xml:space="preserve">), layout</w:t>
+            </w:r>
+            <w:r>
+              <w:rPr>
+                <w:rStyle w:val="OperatorTok"/>
+              </w:rPr>
+              <w:t xml:space="preserve">=</w:t>
+            </w:r>
+            <w:r>
+              <w:rPr>
+                <w:rStyle w:val="StringTok"/>
+              </w:rPr>
+              <w:t xml:space="preserve">"constrained"</w:t>
+            </w:r>
+            <w:r>
+              <w:rPr>
+                <w:rStyle w:val="NormalTok"/>
+              </w:rPr>
+              <w:t xml:space="preserve">)</w:t>
+            </w:r>
+            <w:r>
+              <w:br/>
+            </w:r>
+            <w:r>
+              <w:rPr>
+                <w:rStyle w:val="NormalTok"/>
+              </w:rPr>
+              <w:t xml:space="preserve">grid_bf </w:t>
+            </w:r>
+            <w:r>
+              <w:rPr>
+                <w:rStyle w:val="OperatorTok"/>
+              </w:rPr>
+              <w:t xml:space="preserve">=</w:t>
+            </w:r>
+            <w:r>
+              <w:rPr>
+                <w:rStyle w:val="NormalTok"/>
+              </w:rPr>
+              <w:t xml:space="preserve"> np.linspace(</w:t>
+            </w:r>
+            <w:r>
+              <w:rPr>
+                <w:rStyle w:val="OperatorTok"/>
+              </w:rPr>
+              <w:t xml:space="preserve">-</w:t>
+            </w:r>
+            <w:r>
+              <w:rPr>
+                <w:rStyle w:val="FloatTok"/>
+              </w:rPr>
+              <w:t xml:space="preserve">1.6</w:t>
+            </w:r>
+            <w:r>
+              <w:rPr>
+                <w:rStyle w:val="NormalTok"/>
+              </w:rPr>
+              <w:t xml:space="preserve">, </w:t>
+            </w:r>
+            <w:r>
+              <w:rPr>
+                <w:rStyle w:val="FloatTok"/>
+              </w:rPr>
+              <w:t xml:space="preserve">1.6</w:t>
+            </w:r>
+            <w:r>
+              <w:rPr>
+                <w:rStyle w:val="NormalTok"/>
+              </w:rPr>
+              <w:t xml:space="preserve">, </w:t>
+            </w:r>
+            <w:r>
+              <w:rPr>
+                <w:rStyle w:val="DecValTok"/>
+              </w:rPr>
+              <w:t xml:space="preserve">321</w:t>
+            </w:r>
+            <w:r>
+              <w:rPr>
+                <w:rStyle w:val="NormalTok"/>
+              </w:rPr>
+              <w:t xml:space="preserve">)</w:t>
+            </w:r>
+            <w:r>
+              <w:br/>
+            </w:r>
+            <w:r>
+              <w:rPr>
+                <w:rStyle w:val="NormalTok"/>
+              </w:rPr>
+              <w:t xml:space="preserve">ax.plot(grid_bf, basin_cost_bf(grid_bf), color</w:t>
+            </w:r>
+            <w:r>
+              <w:rPr>
+                <w:rStyle w:val="OperatorTok"/>
+              </w:rPr>
+              <w:t xml:space="preserve">=</w:t>
+            </w:r>
+            <w:r>
+              <w:rPr>
+                <w:rStyle w:val="StringTok"/>
+              </w:rPr>
+              <w:t xml:space="preserve">"grey"</w:t>
+            </w:r>
+            <w:r>
+              <w:rPr>
+                <w:rStyle w:val="NormalTok"/>
+              </w:rPr>
+              <w:t xml:space="preserve">)</w:t>
+            </w:r>
+            <w:r>
+              <w:br/>
+            </w:r>
+            <w:r>
+              <w:rPr>
+                <w:rStyle w:val="CommentTok"/>
+              </w:rPr>
+              <w:t xml:space="preserve">#&gt; [&lt;matplotlib.lines.Line2D object at 0x7fec55fae850&gt;]</w:t>
+            </w:r>
+            <w:r>
+              <w:br/>
+            </w:r>
+            <w:r>
+              <w:rPr>
+                <w:rStyle w:val="ControlFlowTok"/>
+              </w:rPr>
+              <w:t xml:space="preserve">for</w:t>
+            </w:r>
+            <w:r>
+              <w:rPr>
+                <w:rStyle w:val="NormalTok"/>
+              </w:rPr>
+              <w:t xml:space="preserve"> start </w:t>
+            </w:r>
+            <w:r>
+              <w:rPr>
+                <w:rStyle w:val="KeywordTok"/>
+              </w:rPr>
+              <w:t xml:space="preserve">in</w:t>
+            </w:r>
+            <w:r>
+              <w:rPr>
+                <w:rStyle w:val="NormalTok"/>
+              </w:rPr>
+              <w:t xml:space="preserve"> </w:t>
+            </w:r>
+            <w:r>
+              <w:rPr>
+                <w:rStyle w:val="BuiltInTok"/>
+              </w:rPr>
+              <w:t xml:space="preserve">sorted</w:t>
+            </w:r>
+            <w:r>
+              <w:rPr>
+                <w:rStyle w:val="NormalTok"/>
+              </w:rPr>
+              <w:t xml:space="preserve">(basin_starts_bs[:</w:t>
+            </w:r>
+            <w:r>
+              <w:rPr>
+                <w:rStyle w:val="DecValTok"/>
+              </w:rPr>
+              <w:t xml:space="preserve">6</w:t>
+            </w:r>
+            <w:r>
+              <w:rPr>
+                <w:rStyle w:val="NormalTok"/>
+              </w:rPr>
+              <w:t xml:space="preserve">], reverse</w:t>
+            </w:r>
+            <w:r>
+              <w:rPr>
+                <w:rStyle w:val="OperatorTok"/>
+              </w:rPr>
+              <w:t xml:space="preserve">=</w:t>
+            </w:r>
+            <w:r>
+              <w:rPr>
+                <w:rStyle w:val="VariableTok"/>
+              </w:rPr>
+              <w:t xml:space="preserve">True</w:t>
+            </w:r>
+            <w:r>
+              <w:rPr>
+                <w:rStyle w:val="NormalTok"/>
+              </w:rPr>
+              <w:t xml:space="preserve">):</w:t>
+            </w:r>
+            <w:r>
+              <w:br/>
+            </w:r>
+            <w:r>
+              <w:rPr>
+                <w:rStyle w:val="NormalTok"/>
+              </w:rPr>
+              <w:t xml:space="preserve">    x </w:t>
+            </w:r>
+            <w:r>
+              <w:rPr>
+                <w:rStyle w:val="OperatorTok"/>
+              </w:rPr>
+              <w:t xml:space="preserve">=</w:t>
+            </w:r>
+            <w:r>
+              <w:rPr>
+                <w:rStyle w:val="NormalTok"/>
+              </w:rPr>
+              <w:t xml:space="preserve"> [start]</w:t>
+            </w:r>
+            <w:r>
+              <w:br/>
+            </w:r>
+            <w:r>
+              <w:rPr>
+                <w:rStyle w:val="NormalTok"/>
+              </w:rPr>
+              <w:t xml:space="preserve">    </w:t>
+            </w:r>
+            <w:r>
+              <w:rPr>
+                <w:rStyle w:val="ControlFlowTok"/>
+              </w:rPr>
+              <w:t xml:space="preserve">for</w:t>
+            </w:r>
+            <w:r>
+              <w:rPr>
+                <w:rStyle w:val="NormalTok"/>
+              </w:rPr>
+              <w:t xml:space="preserve"> _ </w:t>
+            </w:r>
+            <w:r>
+              <w:rPr>
+                <w:rStyle w:val="KeywordTok"/>
+              </w:rPr>
+              <w:t xml:space="preserve">in</w:t>
+            </w:r>
+            <w:r>
+              <w:rPr>
+                <w:rStyle w:val="NormalTok"/>
+              </w:rPr>
+              <w:t xml:space="preserve"> </w:t>
+            </w:r>
+            <w:r>
+              <w:rPr>
+                <w:rStyle w:val="BuiltInTok"/>
+              </w:rPr>
+              <w:t xml:space="preserve">range</w:t>
+            </w:r>
+            <w:r>
+              <w:rPr>
+                <w:rStyle w:val="NormalTok"/>
+              </w:rPr>
+              <w:t xml:space="preserve">(</w:t>
+            </w:r>
+            <w:r>
+              <w:rPr>
+                <w:rStyle w:val="DecValTok"/>
+              </w:rPr>
+              <w:t xml:space="preserve">30</w:t>
+            </w:r>
+            <w:r>
+              <w:rPr>
+                <w:rStyle w:val="NormalTok"/>
+              </w:rPr>
+              <w:t xml:space="preserve">):</w:t>
+            </w:r>
+            <w:r>
+              <w:br/>
+            </w:r>
+            <w:r>
+              <w:rPr>
+                <w:rStyle w:val="NormalTok"/>
+              </w:rPr>
+              <w:t xml:space="preserve">        x.append(basin_next_bs(x[</w:t>
+            </w:r>
+            <w:r>
+              <w:rPr>
+                <w:rStyle w:val="OperatorTok"/>
+              </w:rPr>
+              <w:t xml:space="preserve">-</w:t>
+            </w:r>
+            <w:r>
+              <w:rPr>
+                <w:rStyle w:val="DecValTok"/>
+              </w:rPr>
+              <w:t xml:space="preserve">1</w:t>
+            </w:r>
+            <w:r>
+              <w:rPr>
+                <w:rStyle w:val="NormalTok"/>
+              </w:rPr>
+              <w:t xml:space="preserve">]))</w:t>
+            </w:r>
+            <w:r>
+              <w:br/>
+            </w:r>
+            <w:r>
+              <w:rPr>
+                <w:rStyle w:val="NormalTok"/>
+              </w:rPr>
+              <w:t xml:space="preserve">    x </w:t>
+            </w:r>
+            <w:r>
+              <w:rPr>
+                <w:rStyle w:val="OperatorTok"/>
+              </w:rPr>
+              <w:t xml:space="preserve">=</w:t>
+            </w:r>
+            <w:r>
+              <w:rPr>
+                <w:rStyle w:val="NormalTok"/>
+              </w:rPr>
+              <w:t xml:space="preserve"> np.array(x)</w:t>
+            </w:r>
+            <w:r>
+              <w:br/>
+            </w:r>
+            <w:r>
+              <w:rPr>
+                <w:rStyle w:val="NormalTok"/>
+              </w:rPr>
+              <w:t xml:space="preserve">    above </w:t>
+            </w:r>
+            <w:r>
+              <w:rPr>
+                <w:rStyle w:val="OperatorTok"/>
+              </w:rPr>
+              <w:t xml:space="preserve">=</w:t>
+            </w:r>
+            <w:r>
+              <w:rPr>
+                <w:rStyle w:val="NormalTok"/>
+              </w:rPr>
+              <w:t xml:space="preserve"> start </w:t>
+            </w:r>
+            <w:r>
+              <w:rPr>
+                <w:rStyle w:val="OperatorTok"/>
+              </w:rPr>
+              <w:t xml:space="preserve">&gt;</w:t>
+            </w:r>
+            <w:r>
+              <w:rPr>
+                <w:rStyle w:val="NormalTok"/>
+              </w:rPr>
+              <w:t xml:space="preserve"> </w:t>
+            </w:r>
+            <w:r>
+              <w:rPr>
+                <w:rStyle w:val="DecValTok"/>
+              </w:rPr>
+              <w:t xml:space="preserve">0</w:t>
+            </w:r>
+            <w:r>
+              <w:br/>
+            </w:r>
+            <w:r>
+              <w:rPr>
+                <w:rStyle w:val="NormalTok"/>
+              </w:rPr>
+              <w:t xml:space="preserve">    ax.plot(x, basin_cost_bf(x), linestyle</w:t>
+            </w:r>
+            <w:r>
+              <w:rPr>
+                <w:rStyle w:val="OperatorTok"/>
+              </w:rPr>
+              <w:t xml:space="preserve">=</w:t>
+            </w:r>
+            <w:r>
+              <w:rPr>
+                <w:rStyle w:val="StringTok"/>
+              </w:rPr>
+              <w:t xml:space="preserve">""</w:t>
+            </w:r>
+            <w:r>
+              <w:rPr>
+                <w:rStyle w:val="NormalTok"/>
+              </w:rPr>
+              <w:t xml:space="preserve">, alpha</w:t>
+            </w:r>
+            <w:r>
+              <w:rPr>
+                <w:rStyle w:val="OperatorTok"/>
+              </w:rPr>
+              <w:t xml:space="preserve">=</w:t>
+            </w:r>
+            <w:r>
+              <w:rPr>
+                <w:rStyle w:val="FloatTok"/>
+              </w:rPr>
+              <w:t xml:space="preserve">0.7</w:t>
+            </w:r>
+            <w:r>
+              <w:rPr>
+                <w:rStyle w:val="NormalTok"/>
+              </w:rPr>
+              <w:t xml:space="preserve">,</w:t>
+            </w:r>
+            <w:r>
+              <w:br/>
+            </w:r>
+            <w:r>
+              <w:rPr>
+                <w:rStyle w:val="NormalTok"/>
+              </w:rPr>
+              <w:t xml:space="preserve">            color</w:t>
+            </w:r>
+            <w:r>
+              <w:rPr>
+                <w:rStyle w:val="OperatorTok"/>
+              </w:rPr>
+              <w:t xml:space="preserve">=</w:t>
+            </w:r>
+            <w:r>
+              <w:rPr>
+                <w:rStyle w:val="StringTok"/>
+              </w:rPr>
+              <w:t xml:space="preserve">"#0072B2"</w:t>
+            </w:r>
+            <w:r>
+              <w:rPr>
+                <w:rStyle w:val="NormalTok"/>
+              </w:rPr>
+              <w:t xml:space="preserve"> </w:t>
+            </w:r>
+            <w:r>
+              <w:rPr>
+                <w:rStyle w:val="ControlFlowTok"/>
+              </w:rPr>
+              <w:t xml:space="preserve">if</w:t>
+            </w:r>
+            <w:r>
+              <w:rPr>
+                <w:rStyle w:val="NormalTok"/>
+              </w:rPr>
+              <w:t xml:space="preserve"> above </w:t>
+            </w:r>
+            <w:r>
+              <w:rPr>
+                <w:rStyle w:val="ControlFlowTok"/>
+              </w:rPr>
+              <w:t xml:space="preserve">else</w:t>
+            </w:r>
+            <w:r>
+              <w:rPr>
+                <w:rStyle w:val="NormalTok"/>
+              </w:rPr>
+              <w:t xml:space="preserve"> </w:t>
+            </w:r>
+            <w:r>
+              <w:rPr>
+                <w:rStyle w:val="StringTok"/>
+              </w:rPr>
+              <w:t xml:space="preserve">"#D55E00"</w:t>
+            </w:r>
+            <w:r>
+              <w:rPr>
+                <w:rStyle w:val="NormalTok"/>
+              </w:rPr>
+              <w:t xml:space="preserve">,</w:t>
+            </w:r>
+            <w:r>
+              <w:br/>
+            </w:r>
+            <w:r>
+              <w:rPr>
+                <w:rStyle w:val="NormalTok"/>
+              </w:rPr>
+              <w:t xml:space="preserve">            marker</w:t>
+            </w:r>
+            <w:r>
+              <w:rPr>
+                <w:rStyle w:val="OperatorTok"/>
+              </w:rPr>
+              <w:t xml:space="preserve">=</w:t>
+            </w:r>
+            <w:r>
+              <w:rPr>
+                <w:rStyle w:val="StringTok"/>
+              </w:rPr>
+              <w:t xml:space="preserve">"o"</w:t>
+            </w:r>
+            <w:r>
+              <w:rPr>
+                <w:rStyle w:val="NormalTok"/>
+              </w:rPr>
+              <w:t xml:space="preserve"> </w:t>
+            </w:r>
+            <w:r>
+              <w:rPr>
+                <w:rStyle w:val="ControlFlowTok"/>
+              </w:rPr>
+              <w:t xml:space="preserve">if</w:t>
+            </w:r>
+            <w:r>
+              <w:rPr>
+                <w:rStyle w:val="NormalTok"/>
+              </w:rPr>
+              <w:t xml:space="preserve"> above </w:t>
+            </w:r>
+            <w:r>
+              <w:rPr>
+                <w:rStyle w:val="ControlFlowTok"/>
+              </w:rPr>
+              <w:t xml:space="preserve">else</w:t>
+            </w:r>
+            <w:r>
+              <w:rPr>
+                <w:rStyle w:val="NormalTok"/>
+              </w:rPr>
+              <w:t xml:space="preserve"> </w:t>
+            </w:r>
+            <w:r>
+              <w:rPr>
+                <w:rStyle w:val="StringTok"/>
+              </w:rPr>
+              <w:t xml:space="preserve">"^"</w:t>
+            </w:r>
+            <w:r>
+              <w:rPr>
+                <w:rStyle w:val="NormalTok"/>
+              </w:rPr>
+              <w:t xml:space="preserve">,</w:t>
+            </w:r>
+            <w:r>
+              <w:br/>
+            </w:r>
+            <w:r>
+              <w:rPr>
+                <w:rStyle w:val="NormalTok"/>
+              </w:rPr>
+              <w:t xml:space="preserve">            label</w:t>
+            </w:r>
+            <w:r>
+              <w:rPr>
+                <w:rStyle w:val="OperatorTok"/>
+              </w:rPr>
+              <w:t xml:space="preserve">=</w:t>
+            </w:r>
+            <w:r>
+              <w:rPr>
+                <w:rStyle w:val="NormalTok"/>
+              </w:rPr>
+              <w:t xml:space="preserve">(</w:t>
+            </w:r>
+            <w:r>
+              <w:rPr>
+                <w:rStyle w:val="StringTok"/>
+              </w:rPr>
+              <w:t xml:space="preserve">"start above 0"</w:t>
+            </w:r>
+            <w:r>
+              <w:rPr>
+                <w:rStyle w:val="NormalTok"/>
+              </w:rPr>
+              <w:t xml:space="preserve"> </w:t>
+            </w:r>
+            <w:r>
+              <w:rPr>
+                <w:rStyle w:val="ControlFlowTok"/>
+              </w:rPr>
+              <w:t xml:space="preserve">if</w:t>
+            </w:r>
+            <w:r>
+              <w:rPr>
+                <w:rStyle w:val="NormalTok"/>
+              </w:rPr>
+              <w:t xml:space="preserve"> above </w:t>
+            </w:r>
+            <w:r>
+              <w:rPr>
+                <w:rStyle w:val="ControlFlowTok"/>
+              </w:rPr>
+              <w:t xml:space="preserve">else</w:t>
+            </w:r>
+            <w:r>
+              <w:rPr>
+                <w:rStyle w:val="NormalTok"/>
+              </w:rPr>
+              <w:t xml:space="preserve"> </w:t>
+            </w:r>
+            <w:r>
+              <w:rPr>
+                <w:rStyle w:val="StringTok"/>
+              </w:rPr>
+              <w:t xml:space="preserve">"start below 0"</w:t>
+            </w:r>
+            <w:r>
+              <w:rPr>
+                <w:rStyle w:val="NormalTok"/>
+              </w:rPr>
+              <w:t xml:space="preserve">)</w:t>
+            </w:r>
+            <w:r>
+              <w:br/>
+            </w:r>
+            <w:r>
+              <w:rPr>
+                <w:rStyle w:val="NormalTok"/>
+              </w:rPr>
+              <w:t xml:space="preserve">            </w:t>
+            </w:r>
+            <w:r>
+              <w:rPr>
+                <w:rStyle w:val="ControlFlowTok"/>
+              </w:rPr>
+              <w:t xml:space="preserve">if</w:t>
+            </w:r>
+            <w:r>
+              <w:rPr>
+                <w:rStyle w:val="NormalTok"/>
+              </w:rPr>
+              <w:t xml:space="preserve"> </w:t>
+            </w:r>
+            <w:r>
+              <w:rPr>
+                <w:rStyle w:val="BuiltInTok"/>
+              </w:rPr>
+              <w:t xml:space="preserve">abs</w:t>
+            </w:r>
+            <w:r>
+              <w:rPr>
+                <w:rStyle w:val="NormalTok"/>
+              </w:rPr>
+              <w:t xml:space="preserve">(start) </w:t>
+            </w:r>
+            <w:r>
+              <w:rPr>
+                <w:rStyle w:val="OperatorTok"/>
+              </w:rPr>
+              <w:t xml:space="preserve">==</w:t>
+            </w:r>
+            <w:r>
+              <w:rPr>
+                <w:rStyle w:val="NormalTok"/>
+              </w:rPr>
+              <w:t xml:space="preserve"> </w:t>
+            </w:r>
+            <w:r>
+              <w:rPr>
+                <w:rStyle w:val="FloatTok"/>
+              </w:rPr>
+              <w:t xml:space="preserve">0.1</w:t>
+            </w:r>
+            <w:r>
+              <w:rPr>
+                <w:rStyle w:val="NormalTok"/>
+              </w:rPr>
+              <w:t xml:space="preserve"> </w:t>
+            </w:r>
+            <w:r>
+              <w:rPr>
+                <w:rStyle w:val="ControlFlowTok"/>
+              </w:rPr>
+              <w:t xml:space="preserve">else</w:t>
+            </w:r>
+            <w:r>
+              <w:rPr>
+                <w:rStyle w:val="NormalTok"/>
+              </w:rPr>
+              <w:t xml:space="preserve"> </w:t>
+            </w:r>
+            <w:r>
+              <w:rPr>
+                <w:rStyle w:val="VariableTok"/>
+              </w:rPr>
+              <w:t xml:space="preserve">None</w:t>
+            </w:r>
+            <w:r>
+              <w:rPr>
+                <w:rStyle w:val="NormalTok"/>
+              </w:rPr>
+              <w:t xml:space="preserve">)</w:t>
+            </w:r>
+            <w:r>
+              <w:br/>
+            </w:r>
+            <w:r>
+              <w:rPr>
+                <w:rStyle w:val="CommentTok"/>
+              </w:rPr>
+              <w:t xml:space="preserve">#&gt; [&lt;matplotlib.lines.Line2D object at 0x7fec55fae990&gt;]</w:t>
+            </w:r>
+            <w:r>
+              <w:br/>
+            </w:r>
+            <w:r>
+              <w:rPr>
+                <w:rStyle w:val="CommentTok"/>
+              </w:rPr>
+              <w:t xml:space="preserve">#&gt; [&lt;matplotlib.lines.Line2D object at 0x7fec55faead0&gt;]</w:t>
+            </w:r>
+            <w:r>
+              <w:br/>
+            </w:r>
+            <w:r>
+              <w:rPr>
+                <w:rStyle w:val="CommentTok"/>
+              </w:rPr>
+              <w:t xml:space="preserve">#&gt; [&lt;matplotlib.lines.Line2D object at 0x7fec55f30410&gt;]</w:t>
+            </w:r>
+            <w:r>
+              <w:br/>
+            </w:r>
+            <w:r>
+              <w:rPr>
+                <w:rStyle w:val="CommentTok"/>
+              </w:rPr>
+              <w:t xml:space="preserve">#&gt; [&lt;matplotlib.lines.Line2D object at 0x7fec55f302d0&gt;]</w:t>
+            </w:r>
+            <w:r>
+              <w:br/>
+            </w:r>
+            <w:r>
+              <w:rPr>
+                <w:rStyle w:val="CommentTok"/>
+              </w:rPr>
+              <w:t xml:space="preserve">#&gt; [&lt;matplotlib.lines.Line2D object at 0x7fec55f30190&gt;]</w:t>
+            </w:r>
+            <w:r>
+              <w:br/>
+            </w:r>
+            <w:r>
+              <w:rPr>
+                <w:rStyle w:val="CommentTok"/>
+              </w:rPr>
+              <w:t xml:space="preserve">#&gt; [&lt;matplotlib.lines.Line2D object at 0x7fec55f30050&gt;]</w:t>
+            </w:r>
+            <w:r>
+              <w:br/>
+            </w:r>
+            <w:r>
+              <w:rPr>
+                <w:rStyle w:val="NormalTok"/>
+              </w:rPr>
+              <w:t xml:space="preserve">ax.set_xlabel(</w:t>
+            </w:r>
+            <w:r>
+              <w:rPr>
+                <w:rStyle w:val="StringTok"/>
+              </w:rPr>
+              <w:t xml:space="preserve">"x"</w:t>
+            </w:r>
+            <w:r>
+              <w:rPr>
+                <w:rStyle w:val="NormalTok"/>
+              </w:rPr>
+              <w:t xml:space="preserve">)</w:t>
+            </w:r>
+            <w:r>
+              <w:br/>
+            </w:r>
+            <w:r>
+              <w:rPr>
+                <w:rStyle w:val="CommentTok"/>
+              </w:rPr>
+              <w:t xml:space="preserve">#&gt; Text(0.5, 0, 'x')</w:t>
+            </w:r>
+            <w:r>
+              <w:br/>
+            </w:r>
+            <w:r>
+              <w:rPr>
+                <w:rStyle w:val="NormalTok"/>
+              </w:rPr>
+              <w:t xml:space="preserve">ax.set_ylabel(</w:t>
+            </w:r>
+            <w:r>
+              <w:rPr>
+                <w:rStyle w:val="StringTok"/>
+              </w:rPr>
+              <w:t xml:space="preserve">"f(x)"</w:t>
+            </w:r>
+            <w:r>
+              <w:rPr>
+                <w:rStyle w:val="NormalTok"/>
+              </w:rPr>
+              <w:t xml:space="preserve">)</w:t>
+            </w:r>
+            <w:r>
+              <w:br/>
+            </w:r>
+            <w:r>
+              <w:rPr>
+                <w:rStyle w:val="CommentTok"/>
+              </w:rPr>
+              <w:t xml:space="preserve">#&gt; Text(0, 0.5, 'f(x)')</w:t>
+            </w:r>
+            <w:r>
+              <w:br/>
+            </w:r>
+            <w:r>
+              <w:rPr>
+                <w:rStyle w:val="NormalTok"/>
+              </w:rPr>
+              <w:t xml:space="preserve">fig.legend(loc</w:t>
+            </w:r>
+            <w:r>
+              <w:rPr>
+                <w:rStyle w:val="OperatorTok"/>
+              </w:rPr>
+              <w:t xml:space="preserve">=</w:t>
+            </w:r>
+            <w:r>
+              <w:rPr>
+                <w:rStyle w:val="StringTok"/>
+              </w:rPr>
+              <w:t xml:space="preserve">"outside lower center"</w:t>
+            </w:r>
+            <w:r>
+              <w:rPr>
+                <w:rStyle w:val="NormalTok"/>
+              </w:rPr>
+              <w:t xml:space="preserve">, ncol</w:t>
+            </w:r>
+            <w:r>
+              <w:rPr>
+                <w:rStyle w:val="OperatorTok"/>
+              </w:rPr>
+              <w:t xml:space="preserve">=</w:t>
+            </w:r>
+            <w:r>
+              <w:rPr>
+                <w:rStyle w:val="DecValTok"/>
+              </w:rPr>
+              <w:t xml:space="preserve">2</w:t>
+            </w:r>
+            <w:r>
+              <w:rPr>
+                <w:rStyle w:val="NormalTok"/>
+              </w:rPr>
+              <w:t xml:space="preserve">)</w:t>
+            </w:r>
+            <w:r>
+              <w:br/>
+            </w:r>
+            <w:r>
+              <w:rPr>
+                <w:rStyle w:val="CommentTok"/>
+              </w:rPr>
+              <w:t xml:space="preserve">#&gt; &lt;matplotlib.legend.Legend object at 0x7fec55f30550&gt;</w:t>
+            </w:r>
+            <w:r>
+              <w:br/>
+            </w:r>
+            <w:r>
+              <w:rPr>
+                <w:rStyle w:val="NormalTok"/>
+              </w:rPr>
+              <w:t xml:space="preserve">plt.show()</w:t>
+            </w:r>
+          </w:p>
+          <w:p>
+            <w:pPr>
+              <w:jc w:val="center"/>
+            </w:pPr>
+            <w:r>
+              <w:drawing>
+                <wp:inline>
+                  <wp:extent cx="4572000" cy="3657600"/>
+                  <wp:effectExtent b="0" l="0" r="0" t="0"/>
+                  <wp:docPr descr="" title="" id="241" name="Picture"/>
+                  <a:graphic>
+                    <a:graphicData uri="http://schemas.openxmlformats.org/drawingml/2006/picture">
+                      <pic:pic>
+                        <pic:nvPicPr>
+                          <pic:cNvPr descr="optimization_files/figure-docx/basin-iterates-python-1.png" id="242" name="Picture"/>
+                          <pic:cNvPicPr>
+                            <a:picLocks noChangeArrowheads="1" noChangeAspect="1"/>
+                          </pic:cNvPicPr>
+                        </pic:nvPicPr>
+                        <pic:blipFill>
+                          <a:blip r:embed="rId240"/>
+                          <a:stretch>
+                            <a:fillRect/>
+                          </a:stretch>
+                        </pic:blipFill>
+                        <pic:spPr bwMode="auto">
+                          <a:xfrm>
+                            <a:off x="0" y="0"/>
+                            <a:ext cx="4572000" cy="3657600"/>
+                          </a:xfrm>
+                          <a:prstGeom prst="rect">
+                            <a:avLst/>
+                          </a:prstGeom>
+                          <a:noFill/>
+                          <a:ln w="9525">
+                            <a:noFill/>
+                            <a:headEnd/>
+                            <a:tailEnd/>
+                          </a:ln>
+                        </pic:spPr>
+                      </pic:pic>
+                    </a:graphicData>
+                  </a:graphic>
+                </wp:inline>
+              </w:drawing>
+            </w:r>
+          </w:p>
+          <w:p>
+            <w:pPr>
+              <w:jc w:val="center"/>
+            </w:pPr>
+            <w:pPr>
+              <w:jc w:val="left"/>
+              <w:spacing w:before="200"/>
+              <w:pStyle w:val="ImageCaption"/>
+            </w:pPr>
+            <w:r>
+              <w:t xml:space="preserve">Figure 2:</w:t>
+            </w:r>
+            <w:r>
+              <w:t xml:space="preserve"> </w:t>
+            </w:r>
+            <w:hyperlink w:anchor="def-gradient-descent">
+              <w:r>
+                <w:rPr>
+                  <w:rStyle w:val="Hyperlink"/>
+                </w:rPr>
+                <w:t xml:space="preserve">Gradient descent</w:t>
+              </w:r>
+            </w:hyperlink>
+            <w:r>
+              <w:t xml:space="preserve"> </w:t>
+            </w:r>
+            <w:r>
+              <w:t xml:space="preserve">with</w:t>
+            </w:r>
+            <w:r>
+              <w:t xml:space="preserve"> </w:t>
+            </w:r>
+            <w:hyperlink w:anchor="def-gradient-descent">
+              <w:r>
+                <w:rPr>
+                  <w:rStyle w:val="Hyperlink"/>
+                </w:rPr>
+                <w:t xml:space="preserve">step length</w:t>
+              </w:r>
+            </w:hyperlink>
+            <w:r>
+              <w:t xml:space="preserve"> </w:t>
+            </w:r>
+            <m:oMath>
+              <m:r>
+                <m:t>0.05</m:t>
+              </m:r>
+            </m:oMath>
+            <w:r>
+              <w:t xml:space="preserve"> </w:t>
+            </w:r>
+            <w:r>
+              <w:t xml:space="preserve">on the double-well</w:t>
+            </w:r>
+            <w:r>
+              <w:t xml:space="preserve"> </w:t>
+            </w:r>
+            <w:hyperlink r:id="rId159">
+              <w:r>
+                <w:rPr>
+                  <w:rStyle w:val="Hyperlink"/>
+                </w:rPr>
+                <w:t xml:space="preserve">function</w:t>
+              </w:r>
+            </w:hyperlink>
+            <w:r>
+              <w:t xml:space="preserve"> </w:t>
+            </w:r>
+            <w:r>
+              <w:t xml:space="preserve">of</w:t>
+            </w:r>
+            <w:r>
+              <w:t xml:space="preserve"> </w:t>
+            </w:r>
+            <w:hyperlink w:anchor="exm-basin-of-attraction">
+              <w:r>
+                <w:rPr>
+                  <w:rStyle w:val="Hyperlink"/>
+                </w:rPr>
+                <w:t xml:space="preserve">Example 53</w:t>
+              </w:r>
+            </w:hyperlink>
+            <w:r>
+              <w:t xml:space="preserve">,</w:t>
+            </w:r>
+            <w:r>
+              <w:t xml:space="preserve"> </w:t>
+            </w:r>
+            <w:r>
+              <w:t xml:space="preserve">from six starting points</w:t>
+            </w:r>
+            <w:r>
+              <w:t xml:space="preserve"> </w:t>
+            </w:r>
+            <w:r>
+              <w:t xml:space="preserve">between</w:t>
+            </w:r>
+            <w:r>
+              <w:t xml:space="preserve"> </w:t>
+            </w:r>
+            <m:oMath>
+              <m:r>
+                <m:rPr>
+                  <m:sty m:val="p"/>
+                </m:rPr>
+                <m:t>−</m:t>
+              </m:r>
+              <m:r>
+                <m:t>1.5</m:t>
+              </m:r>
+            </m:oMath>
+            <w:r>
+              <w:t xml:space="preserve"> </w:t>
+            </w:r>
+            <w:r>
+              <w:t xml:space="preserve">and</w:t>
+            </w:r>
+            <w:r>
+              <w:t xml:space="preserve"> </w:t>
+            </w:r>
+            <m:oMath>
+              <m:r>
+                <m:t>1.5</m:t>
+              </m:r>
+            </m:oMath>
+            <w:r>
+              <w:t xml:space="preserve">.</w:t>
+            </w:r>
+            <w:r>
+              <w:t xml:space="preserve"> </w:t>
+            </w:r>
+            <w:r>
+              <w:t xml:space="preserve">Each run settles at the</w:t>
+            </w:r>
+            <w:r>
+              <w:t xml:space="preserve"> </w:t>
+            </w:r>
+            <w:hyperlink r:id="rId232">
+              <w:r>
+                <w:rPr>
+                  <w:rStyle w:val="Hyperlink"/>
+                </w:rPr>
+                <w:t xml:space="preserve">local minimizer</w:t>
+              </w:r>
+            </w:hyperlink>
+            <w:r>
+              <w:t xml:space="preserve"> </w:t>
+            </w:r>
+            <w:r>
+              <w:t xml:space="preserve">on its own side of the</w:t>
+            </w:r>
+            <w:r>
+              <w:t xml:space="preserve"> </w:t>
+            </w:r>
+            <w:hyperlink w:anchor="def-local-maximizer">
+              <w:r>
+                <w:rPr>
+                  <w:rStyle w:val="Hyperlink"/>
+                </w:rPr>
+                <w:t xml:space="preserve">local maximizer</w:t>
+              </w:r>
+            </w:hyperlink>
+            <w:r>
+              <w:t xml:space="preserve"> </w:t>
+            </w:r>
+            <w:r>
+              <w:t xml:space="preserve">at</w:t>
+            </w:r>
+            <w:r>
+              <w:t xml:space="preserve"> </w:t>
+            </w:r>
+            <m:oMath>
+              <m:r>
+                <m:t>0</m:t>
+              </m:r>
+            </m:oMath>
+            <w:r>
+              <w:t xml:space="preserve">.</w:t>
+            </w:r>
+          </w:p>
+          <w:bookmarkEnd w:id="243"/>
+        </w:tc>
+      </w:tr>
+    </w:tbl>
+    <w:bookmarkStart w:id="244" w:name="def-armijo-condition"/>
+    <w:p>
+      <w:pPr>
+        <w:pStyle w:val="BodyText"/>
+      </w:pPr>
+      <w:r>
+        <w:rPr>
+          <w:b/>
+          <w:bCs/>
+        </w:rPr>
+        <w:t xml:space="preserve">Definition 38 (Armijo condition)</w:t>
       </w:r>
       <w:r>
         <w:t xml:space="preserve"> </w:t>
@@ -61528,7 +68109,7 @@
         <w:t xml:space="preserve"> </w:t>
       </w:r>
       <w:r>
-        <w:t xml:space="preserve">[20]</w:t>
+        <w:t xml:space="preserve">[21]</w:t>
       </w:r>
       <w:r>
         <w:t xml:space="preserve"> </w:t>
@@ -61603,8 +68184,8 @@
     $$</w:t>
       </w:r>
     </w:p>
-    <w:bookmarkEnd w:id="232"/>
-    <w:bookmarkStart w:id="233" w:name="exm-armijo-condition"/>
+    <w:bookmarkEnd w:id="244"/>
+    <w:bookmarkStart w:id="245" w:name="exm-armijo-condition"/>
     <w:p>
       <w:pPr>
         <w:pStyle w:val="FirstParagraph"/>
@@ -61614,7 +68195,7 @@
           <w:b/>
           <w:bCs/>
         </w:rPr>
-        <w:t xml:space="preserve">Example 53 (The Armijo condition on a parabola)</w:t>
+        <w:t xml:space="preserve">Example 54 (The Armijo condition on a parabola)</w:t>
       </w:r>
       <w:r>
         <w:t xml:space="preserve"> </w:t>
@@ -62456,8 +69037,8 @@
         <w:t xml:space="preserve">.</w:t>
       </w:r>
     </w:p>
-    <w:bookmarkEnd w:id="233"/>
-    <w:bookmarkStart w:id="234" w:name="def-backtracking-line-search"/>
+    <w:bookmarkEnd w:id="245"/>
+    <w:bookmarkStart w:id="246" w:name="def-backtracking-line-search"/>
     <w:p>
       <w:pPr>
         <w:pStyle w:val="BodyText"/>
@@ -62467,7 +69048,7 @@
           <w:b/>
           <w:bCs/>
         </w:rPr>
-        <w:t xml:space="preserve">Definition 38 (Backtracking line search)</w:t>
+        <w:t xml:space="preserve">Definition 39 (Backtracking line search)</w:t>
       </w:r>
       <w:r>
         <w:t xml:space="preserve"> </w:t>
@@ -62606,7 +69187,7 @@
         <w:t xml:space="preserve"> </w:t>
       </w:r>
       <w:r>
-        <w:t xml:space="preserve">[20]</w:t>
+        <w:t xml:space="preserve">[21]</w:t>
       </w:r>
       <w:r>
         <w:t xml:space="preserve"> </w:t>
@@ -62793,8 +69374,8 @@
         <w:t xml:space="preserve">.</w:t>
       </w:r>
     </w:p>
-    <w:bookmarkEnd w:id="234"/>
-    <w:bookmarkStart w:id="235" w:name="exm-backtracking-line-search"/>
+    <w:bookmarkEnd w:id="246"/>
+    <w:bookmarkStart w:id="247" w:name="exm-backtracking-line-search"/>
     <w:p>
       <w:pPr>
         <w:pStyle w:val="BodyText"/>
@@ -62804,7 +69385,7 @@
           <w:b/>
           <w:bCs/>
         </w:rPr>
-        <w:t xml:space="preserve">Example 54 (Backtracking on a parabola)</w:t>
+        <w:t xml:space="preserve">Example 55 (Backtracking on a parabola)</w:t>
       </w:r>
       <w:r>
         <w:t xml:space="preserve"> </w:t>
@@ -62948,7 +69529,7 @@
           <w:rPr>
             <w:rStyle w:val="Hyperlink"/>
           </w:rPr>
-          <w:t xml:space="preserve">Example 53</w:t>
+          <w:t xml:space="preserve">Example 54</w:t>
         </w:r>
       </w:hyperlink>
       <w:r>
@@ -63255,9 +69836,9 @@
         <w:t xml:space="preserve">.</w:t>
       </w:r>
     </w:p>
-    <w:bookmarkEnd w:id="235"/>
-    <w:bookmarkEnd w:id="236"/>
-    <w:bookmarkStart w:id="255" w:name="sec-quasi-newton"/>
+    <w:bookmarkEnd w:id="247"/>
+    <w:bookmarkEnd w:id="248"/>
+    <w:bookmarkStart w:id="267" w:name="sec-quasi-newton"/>
     <w:p>
       <w:pPr>
         <w:pStyle w:val="Heading2"/>
@@ -63307,12 +69888,12 @@
                 <wp:inline>
                   <wp:extent cx="152400" cy="152400"/>
                   <wp:effectExtent b="0" l="0" r="0" t="0"/>
-                  <wp:docPr descr="" title="" id="237" name="Picture"/>
+                  <wp:docPr descr="" title="" id="249" name="Picture"/>
                   <a:graphic>
                     <a:graphicData uri="http://schemas.openxmlformats.org/drawingml/2006/picture">
                       <pic:pic>
                         <pic:nvPicPr>
-                          <pic:cNvPr descr="/opt/quarto/share/formats/docx/note.png" id="238" name="Picture"/>
+                          <pic:cNvPr descr="/opt/quarto/share/formats/docx/note.png" id="250" name="Picture"/>
                           <pic:cNvPicPr>
                             <a:picLocks noChangeArrowheads="1" noChangeAspect="1"/>
                           </pic:cNvPicPr>
@@ -63381,7 +69962,7 @@
               <w:t xml:space="preserve"> </w:t>
             </w:r>
             <w:r>
-              <w:t xml:space="preserve">Zhou [21]</w:t>
+              <w:t xml:space="preserve">Zhou [22]</w:t>
             </w:r>
             <w:r>
               <w:t xml:space="preserve">,</w:t>
@@ -63566,7 +70147,7 @@
         </w:tc>
       </w:tr>
     </w:tbl>
-    <w:bookmarkStart w:id="240" w:name="def-secant-condition"/>
+    <w:bookmarkStart w:id="252" w:name="def-secant-condition"/>
     <w:p>
       <w:pPr>
         <w:pStyle w:val="BodyText"/>
@@ -63576,7 +70157,7 @@
           <w:b/>
           <w:bCs/>
         </w:rPr>
-        <w:t xml:space="preserve">Definition 39 (Secant condition)</w:t>
+        <w:t xml:space="preserve">Definition 40 (Secant condition)</w:t>
       </w:r>
       <w:r>
         <w:t xml:space="preserve"> </w:t>
@@ -63721,7 +70302,7 @@
       <w:r>
         <w:t xml:space="preserve"> </w:t>
       </w:r>
-      <w:hyperlink r:id="rId239">
+      <w:hyperlink r:id="rId251">
         <w:r>
           <w:rPr>
             <w:rStyle w:val="Hyperlink"/>
@@ -63760,7 +70341,7 @@
         <w:t xml:space="preserve"> </w:t>
       </w:r>
       <w:r>
-        <w:t xml:space="preserve">[22, Ch. 6]</w:t>
+        <w:t xml:space="preserve">[23, Ch. 6]</w:t>
       </w:r>
       <w:r>
         <w:t xml:space="preserve"> </w:t>
@@ -63791,8 +70372,8 @@
     $$</w:t>
       </w:r>
     </w:p>
-    <w:bookmarkEnd w:id="240"/>
-    <w:bookmarkStart w:id="243" w:name="exm-secant-condition"/>
+    <w:bookmarkEnd w:id="252"/>
+    <w:bookmarkStart w:id="255" w:name="exm-secant-condition"/>
     <w:p>
       <w:pPr>
         <w:pStyle w:val="FirstParagraph"/>
@@ -63802,7 +70383,7 @@
           <w:b/>
           <w:bCs/>
         </w:rPr>
-        <w:t xml:space="preserve">Example 55 (The Hessian of a quadratic function satisfies the secant condition)</w:t>
+        <w:t xml:space="preserve">Example 56 (The Hessian of a quadratic function satisfies the secant condition)</w:t>
       </w:r>
       <w:r>
         <w:t xml:space="preserve"> </w:t>
@@ -63836,7 +70417,7 @@
       <w:r>
         <w:t xml:space="preserve"> </w:t>
       </w:r>
-      <w:hyperlink r:id="rId239">
+      <w:hyperlink r:id="rId251">
         <w:r>
           <w:rPr>
             <w:rStyle w:val="Hyperlink"/>
@@ -63934,7 +70515,7 @@
       <w:r>
         <w:t xml:space="preserve"> </w:t>
       </w:r>
-      <w:hyperlink r:id="rId241">
+      <w:hyperlink r:id="rId253">
         <w:r>
           <w:rPr>
             <w:rStyle w:val="Hyperlink"/>
@@ -64026,7 +70607,7 @@
       <w:r>
         <w:t xml:space="preserve"> </w:t>
       </w:r>
-      <w:hyperlink r:id="rId242">
+      <w:hyperlink r:id="rId254">
         <w:r>
           <w:rPr>
             <w:rStyle w:val="Hyperlink"/>
@@ -64041,8 +70622,8 @@
         <w:t xml:space="preserve">that satisfies the secant condition is a reasonable stand-in for the Hessian.</w:t>
       </w:r>
     </w:p>
-    <w:bookmarkEnd w:id="243"/>
-    <w:bookmarkStart w:id="245" w:name="def-quasi-newton-method"/>
+    <w:bookmarkEnd w:id="255"/>
+    <w:bookmarkStart w:id="257" w:name="def-quasi-newton-method"/>
     <w:p>
       <w:pPr>
         <w:pStyle w:val="BodyText"/>
@@ -64052,7 +70633,7 @@
           <w:b/>
           <w:bCs/>
         </w:rPr>
-        <w:t xml:space="preserve">Definition 40 (Quasi-Newton method)</w:t>
+        <w:t xml:space="preserve">Definition 41 (Quasi-Newton method)</w:t>
       </w:r>
       <w:r>
         <w:t xml:space="preserve"> </w:t>
@@ -64219,7 +70800,7 @@
         <w:t xml:space="preserve"> </w:t>
       </w:r>
       <w:r>
-        <w:t xml:space="preserve">[22, Ch. 6]</w:t>
+        <w:t xml:space="preserve">[23, Ch. 6]</w:t>
       </w:r>
       <w:r>
         <w:t xml:space="preserve"> </w:t>
@@ -64426,7 +71007,7 @@
       <w:r>
         <w:t xml:space="preserve"> </w:t>
       </w:r>
-      <w:hyperlink r:id="rId239">
+      <w:hyperlink r:id="rId251">
         <w:r>
           <w:rPr>
             <w:rStyle w:val="Hyperlink"/>
@@ -64449,7 +71030,7 @@
       <w:r>
         <w:t xml:space="preserve"> </w:t>
       </w:r>
-      <w:hyperlink r:id="rId244">
+      <w:hyperlink r:id="rId256">
         <w:r>
           <w:rPr>
             <w:rStyle w:val="Hyperlink"/>
@@ -64514,8 +71095,8 @@
         <w:t xml:space="preserve">.</w:t>
       </w:r>
     </w:p>
-    <w:bookmarkEnd w:id="245"/>
-    <w:bookmarkStart w:id="246" w:name="exm-quasi-newton-step"/>
+    <w:bookmarkEnd w:id="257"/>
+    <w:bookmarkStart w:id="258" w:name="exm-quasi-newton-step"/>
     <w:p>
       <w:pPr>
         <w:pStyle w:val="BodyText"/>
@@ -64525,7 +71106,7 @@
           <w:b/>
           <w:bCs/>
         </w:rPr>
-        <w:t xml:space="preserve">Example 56 (One quasi-Newton step on a quadratic function)</w:t>
+        <w:t xml:space="preserve">Example 57 (One quasi-Newton step on a quadratic function)</w:t>
       </w:r>
       <w:r>
         <w:t xml:space="preserve"> </w:t>
@@ -64639,7 +71220,7 @@
           <w:rPr>
             <w:rStyle w:val="Hyperlink"/>
           </w:rPr>
-          <w:t xml:space="preserve">Example 55</w:t>
+          <w:t xml:space="preserve">Example 56</w:t>
         </w:r>
       </w:hyperlink>
       <w:r>
@@ -64722,7 +71303,7 @@
       <w:r>
         <w:t xml:space="preserve"> </w:t>
       </w:r>
-      <w:hyperlink r:id="rId241">
+      <w:hyperlink r:id="rId253">
         <w:r>
           <w:rPr>
             <w:rStyle w:val="Hyperlink"/>
@@ -65700,8 +72281,8 @@
         <w:t xml:space="preserve">for a quadratic function).</w:t>
       </w:r>
     </w:p>
-    <w:bookmarkEnd w:id="246"/>
-    <w:bookmarkStart w:id="247" w:name="rem-quasi-newton-cost"/>
+    <w:bookmarkEnd w:id="258"/>
+    <w:bookmarkStart w:id="259" w:name="rem-quasi-newton-cost"/>
     <w:p>
       <w:pPr>
         <w:pStyle w:val="BodyText"/>
@@ -66040,7 +72621,7 @@
         <w:t xml:space="preserve"> </w:t>
       </w:r>
       <w:r>
-        <w:t xml:space="preserve">[22, Ch. 6]</w:t>
+        <w:t xml:space="preserve">[23, Ch. 6]</w:t>
       </w:r>
       <w:r>
         <w:t xml:space="preserve">.</w:t>
@@ -66130,8 +72711,8 @@
         <w:t xml:space="preserve">.</w:t>
       </w:r>
     </w:p>
-    <w:bookmarkEnd w:id="247"/>
-    <w:bookmarkStart w:id="248" w:name="def-bfgs-update"/>
+    <w:bookmarkEnd w:id="259"/>
+    <w:bookmarkStart w:id="260" w:name="def-bfgs-update"/>
     <w:p>
       <w:pPr>
         <w:pStyle w:val="BodyText"/>
@@ -66141,7 +72722,7 @@
           <w:b/>
           <w:bCs/>
         </w:rPr>
-        <w:t xml:space="preserve">Definition 41 (BFGS update (Broyden-Fletcher-Goldfarb-Shanno))</w:t>
+        <w:t xml:space="preserve">Definition 42 (BFGS update (Broyden-Fletcher-Goldfarb-Shanno))</w:t>
       </w:r>
       <w:r>
         <w:t xml:space="preserve"> </w:t>
@@ -66166,7 +72747,7 @@
       <w:r>
         <w:t xml:space="preserve"> </w:t>
       </w:r>
-      <w:hyperlink r:id="rId244">
+      <w:hyperlink r:id="rId256">
         <w:r>
           <w:rPr>
             <w:rStyle w:val="Hyperlink"/>
@@ -66273,7 +72854,7 @@
         <w:t xml:space="preserve"> </w:t>
       </w:r>
       <w:r>
-        <w:t xml:space="preserve">[22, Ch. 6]</w:t>
+        <w:t xml:space="preserve">[23, Ch. 6]</w:t>
       </w:r>
       <w:r>
         <w:t xml:space="preserve"> </w:t>
@@ -66313,8 +72894,8 @@
     $$</w:t>
       </w:r>
     </w:p>
-    <w:bookmarkEnd w:id="248"/>
-    <w:bookmarkStart w:id="250" w:name="exm-bfgs-step"/>
+    <w:bookmarkEnd w:id="260"/>
+    <w:bookmarkStart w:id="262" w:name="exm-bfgs-step"/>
     <w:p>
       <w:pPr>
         <w:pStyle w:val="FirstParagraph"/>
@@ -66324,7 +72905,7 @@
           <w:b/>
           <w:bCs/>
         </w:rPr>
-        <w:t xml:space="preserve">Example 57 (A BFGS update from the quasi-Newton step)</w:t>
+        <w:t xml:space="preserve">Example 58 (A BFGS update from the quasi-Newton step)</w:t>
       </w:r>
       <w:r>
         <w:t xml:space="preserve"> </w:t>
@@ -66340,7 +72921,7 @@
           <w:rPr>
             <w:rStyle w:val="Hyperlink"/>
           </w:rPr>
-          <w:t xml:space="preserve">Example 56</w:t>
+          <w:t xml:space="preserve">Example 57</w:t>
         </w:r>
       </w:hyperlink>
       <w:r>
@@ -66789,7 +73370,7 @@
       <w:r>
         <w:t xml:space="preserve"> </w:t>
       </w:r>
-      <w:hyperlink r:id="rId242">
+      <w:hyperlink r:id="rId254">
         <w:r>
           <w:rPr>
             <w:rStyle w:val="Hyperlink"/>
@@ -66836,7 +73417,7 @@
       <w:r>
         <w:t xml:space="preserve"> </w:t>
       </w:r>
-      <w:hyperlink r:id="rId249">
+      <w:hyperlink r:id="rId261">
         <w:r>
           <w:rPr>
             <w:rStyle w:val="Hyperlink"/>
@@ -66894,8 +73475,8 @@
         <w:t xml:space="preserve">.</w:t>
       </w:r>
     </w:p>
-    <w:bookmarkEnd w:id="250"/>
-    <w:bookmarkStart w:id="252" w:name="rem-bfgs-curvature"/>
+    <w:bookmarkEnd w:id="262"/>
+    <w:bookmarkStart w:id="264" w:name="rem-bfgs-curvature"/>
     <w:p>
       <w:pPr>
         <w:pStyle w:val="BodyText"/>
@@ -66925,7 +73506,7 @@
       <w:r>
         <w:t xml:space="preserve"> </w:t>
       </w:r>
-      <w:hyperlink r:id="rId251">
+      <w:hyperlink r:id="rId263">
         <w:r>
           <w:rPr>
             <w:rStyle w:val="Hyperlink"/>
@@ -67107,7 +73688,7 @@
         <w:t xml:space="preserve"> </w:t>
       </w:r>
       <w:r>
-        <w:t xml:space="preserve">[22, Ch. 3]</w:t>
+        <w:t xml:space="preserve">[23, Ch. 3]</w:t>
       </w:r>
       <w:r>
         <w:t xml:space="preserve">) guarantees</w:t>
@@ -67159,8 +73740,8 @@
         <w:t xml:space="preserve">cannot keep decreasing forever.</w:t>
       </w:r>
     </w:p>
-    <w:bookmarkEnd w:id="252"/>
-    <w:bookmarkStart w:id="253" w:name="def-lbfgs"/>
+    <w:bookmarkEnd w:id="264"/>
+    <w:bookmarkStart w:id="265" w:name="def-lbfgs"/>
     <w:p>
       <w:pPr>
         <w:pStyle w:val="BodyText"/>
@@ -67170,7 +73751,7 @@
           <w:b/>
           <w:bCs/>
         </w:rPr>
-        <w:t xml:space="preserve">Definition 42 (Limited-memory BFGS (L-BFGS))</w:t>
+        <w:t xml:space="preserve">Definition 43 (Limited-memory BFGS (L-BFGS))</w:t>
       </w:r>
       <w:r>
         <w:t xml:space="preserve"> </w:t>
@@ -67202,7 +73783,7 @@
         <w:t xml:space="preserve"> </w:t>
       </w:r>
       <w:r>
-        <w:t xml:space="preserve">[22, Ch. 7]</w:t>
+        <w:t xml:space="preserve">[23, Ch. 7]</w:t>
       </w:r>
       <w:r>
         <w:t xml:space="preserve"> </w:t>
@@ -67400,7 +73981,7 @@
       <w:r>
         <w:t xml:space="preserve"> </w:t>
       </w:r>
-      <w:hyperlink r:id="rId242">
+      <w:hyperlink r:id="rId254">
         <w:r>
           <w:rPr>
             <w:rStyle w:val="Hyperlink"/>
@@ -67435,8 +74016,8 @@
         <w:t xml:space="preserve">.</w:t>
       </w:r>
     </w:p>
-    <w:bookmarkEnd w:id="253"/>
-    <w:bookmarkStart w:id="254" w:name="exm-lbfgs-step"/>
+    <w:bookmarkEnd w:id="265"/>
+    <w:bookmarkStart w:id="266" w:name="exm-lbfgs-step"/>
     <w:p>
       <w:pPr>
         <w:pStyle w:val="BodyText"/>
@@ -67446,7 +74027,7 @@
           <w:b/>
           <w:bCs/>
         </w:rPr>
-        <w:t xml:space="preserve">Example 58 (L-BFGS applies the update without forming the matrix)</w:t>
+        <w:t xml:space="preserve">Example 59 (L-BFGS applies the update without forming the matrix)</w:t>
       </w:r>
       <w:r>
         <w:t xml:space="preserve"> </w:t>
@@ -67462,7 +74043,7 @@
           <w:rPr>
             <w:rStyle w:val="Hyperlink"/>
           </w:rPr>
-          <w:t xml:space="preserve">Example 57</w:t>
+          <w:t xml:space="preserve">Example 58</w:t>
         </w:r>
       </w:hyperlink>
       <w:r>
@@ -67509,7 +74090,7 @@
       <w:r>
         <w:t xml:space="preserve"> </w:t>
       </w:r>
-      <w:hyperlink r:id="rId242">
+      <w:hyperlink r:id="rId254">
         <w:r>
           <w:rPr>
             <w:rStyle w:val="Hyperlink"/>
@@ -68099,9 +74680,9 @@
         <w:t xml:space="preserve">is in the millions.</w:t>
       </w:r>
     </w:p>
-    <w:bookmarkEnd w:id="254"/>
-    <w:bookmarkEnd w:id="255"/>
-    <w:bookmarkStart w:id="261" w:name="sec-additional-resources"/>
+    <w:bookmarkEnd w:id="266"/>
+    <w:bookmarkEnd w:id="267"/>
+    <w:bookmarkStart w:id="273" w:name="sec-additional-resources"/>
     <w:p>
       <w:pPr>
         <w:pStyle w:val="Heading2"/>
@@ -68119,7 +74700,7 @@
         </w:numPr>
       </w:pPr>
       <w:r>
-        <w:t xml:space="preserve">Boyd and Vandenberghe [23]</w:t>
+        <w:t xml:space="preserve">Boyd and Vandenberghe [24]</w:t>
       </w:r>
       <w:r>
         <w:t xml:space="preserve"> </w:t>
@@ -68137,7 +74718,7 @@
         </w:numPr>
       </w:pPr>
       <w:r>
-        <w:t xml:space="preserve">Nocedal and Wright [22]</w:t>
+        <w:t xml:space="preserve">Nocedal and Wright [23]</w:t>
       </w:r>
       <w:r>
         <w:t xml:space="preserve"> </w:t>
@@ -68154,7 +74735,7 @@
           <w:numId w:val="1029"/>
         </w:numPr>
       </w:pPr>
-      <w:hyperlink r:id="rId256">
+      <w:hyperlink r:id="rId268">
         <w:r>
           <w:rPr>
             <w:rStyle w:val="Hyperlink"/>
@@ -68168,7 +74749,7 @@
       <w:r>
         <w:t xml:space="preserve"> </w:t>
       </w:r>
-      <w:hyperlink r:id="rId257">
+      <w:hyperlink r:id="rId269">
         <w:r>
           <w:rPr>
             <w:rStyle w:val="Hyperlink"/>
@@ -68215,7 +74796,7 @@
       <w:r>
         <w:t xml:space="preserve"> </w:t>
       </w:r>
-      <w:hyperlink r:id="rId258">
+      <w:hyperlink r:id="rId270">
         <w:r>
           <w:rPr>
             <w:rStyle w:val="Hyperlink"/>
@@ -68238,7 +74819,7 @@
           <w:numId w:val="1029"/>
         </w:numPr>
       </w:pPr>
-      <w:hyperlink r:id="rId256">
+      <w:hyperlink r:id="rId268">
         <w:r>
           <w:rPr>
             <w:rStyle w:val="Hyperlink"/>
@@ -68252,7 +74833,7 @@
       <w:r>
         <w:t xml:space="preserve"> </w:t>
       </w:r>
-      <w:hyperlink r:id="rId259">
+      <w:hyperlink r:id="rId271">
         <w:r>
           <w:rPr>
             <w:rStyle w:val="Hyperlink"/>
@@ -68293,7 +74874,7 @@
           <w:numId w:val="1029"/>
         </w:numPr>
       </w:pPr>
-      <w:hyperlink r:id="rId260">
+      <w:hyperlink r:id="rId272">
         <w:r>
           <w:rPr>
             <w:rStyle w:val="Hyperlink"/>
@@ -68320,8 +74901,8 @@
         <w:t xml:space="preserve">how gradients of multivariate cost functions are computed and used for optimization.</w:t>
       </w:r>
     </w:p>
-    <w:bookmarkEnd w:id="261"/>
-    <w:bookmarkStart w:id="307" w:name="references"/>
+    <w:bookmarkEnd w:id="273"/>
+    <w:bookmarkStart w:id="321" w:name="references"/>
     <w:p>
       <w:pPr>
         <w:pStyle w:val="Heading2"/>
@@ -68330,8 +74911,8 @@
         <w:t xml:space="preserve">References</w:t>
       </w:r>
     </w:p>
-    <w:bookmarkStart w:id="306" w:name="refs"/>
-    <w:bookmarkStart w:id="263" w:name="ref-wikipedia_stationary_point"/>
+    <w:bookmarkStart w:id="320" w:name="refs"/>
+    <w:bookmarkStart w:id="275" w:name="ref-wikipedia_stationary_point"/>
     <w:p>
       <w:pPr>
         <w:pStyle w:val="Bibliography"/>
@@ -68378,7 +74959,7 @@
       <w:r>
         <w:t xml:space="preserve"> </w:t>
       </w:r>
-      <w:hyperlink r:id="rId262">
+      <w:hyperlink r:id="rId274">
         <w:r>
           <w:rPr>
             <w:rStyle w:val="Hyperlink"/>
@@ -68387,8 +74968,8 @@
         </w:r>
       </w:hyperlink>
     </w:p>
-    <w:bookmarkEnd w:id="263"/>
-    <w:bookmarkStart w:id="265" w:name="ref-problifesavercalc"/>
+    <w:bookmarkEnd w:id="275"/>
+    <w:bookmarkStart w:id="277" w:name="ref-problifesavercalc"/>
     <w:p>
       <w:pPr>
         <w:pStyle w:val="Bibliography"/>
@@ -68421,7 +75002,7 @@
       <w:r>
         <w:t xml:space="preserve"> </w:t>
       </w:r>
-      <w:hyperlink r:id="rId264">
+      <w:hyperlink r:id="rId276">
         <w:r>
           <w:rPr>
             <w:rStyle w:val="Hyperlink"/>
@@ -68430,8 +75011,8 @@
         </w:r>
       </w:hyperlink>
     </w:p>
-    <w:bookmarkEnd w:id="265"/>
-    <w:bookmarkStart w:id="266" w:name="ref-zhou2024optim"/>
+    <w:bookmarkEnd w:id="277"/>
+    <w:bookmarkStart w:id="278" w:name="ref-zhou2024optim"/>
     <w:p>
       <w:pPr>
         <w:pStyle w:val="Bibliography"/>
@@ -68463,7 +75044,7 @@
       <w:r>
         <w:t xml:space="preserve"> </w:t>
       </w:r>
-      <w:hyperlink r:id="rId259">
+      <w:hyperlink r:id="rId271">
         <w:r>
           <w:rPr>
             <w:rStyle w:val="Hyperlink"/>
@@ -68472,8 +75053,8 @@
         </w:r>
       </w:hyperlink>
     </w:p>
-    <w:bookmarkEnd w:id="266"/>
-    <w:bookmarkStart w:id="268" w:name="Xa9ec915cd94511c84068c1cc8483385b59fa411"/>
+    <w:bookmarkEnd w:id="278"/>
+    <w:bookmarkStart w:id="280" w:name="Xa9ec915cd94511c84068c1cc8483385b59fa411"/>
     <w:p>
       <w:pPr>
         <w:pStyle w:val="Bibliography"/>
@@ -68520,7 +75101,7 @@
       <w:r>
         <w:t xml:space="preserve"> </w:t>
       </w:r>
-      <w:hyperlink r:id="rId267">
+      <w:hyperlink r:id="rId279">
         <w:r>
           <w:rPr>
             <w:rStyle w:val="Hyperlink"/>
@@ -68529,8 +75110,8 @@
         </w:r>
       </w:hyperlink>
     </w:p>
-    <w:bookmarkEnd w:id="268"/>
-    <w:bookmarkStart w:id="270" w:name="ref-wikipedia_taylors_theorem"/>
+    <w:bookmarkEnd w:id="280"/>
+    <w:bookmarkStart w:id="282" w:name="ref-wikipedia_taylors_theorem"/>
     <w:p>
       <w:pPr>
         <w:pStyle w:val="Bibliography"/>
@@ -68577,7 +75158,7 @@
       <w:r>
         <w:t xml:space="preserve"> </w:t>
       </w:r>
-      <w:hyperlink r:id="rId269">
+      <w:hyperlink r:id="rId281">
         <w:r>
           <w:rPr>
             <w:rStyle w:val="Hyperlink"/>
@@ -68586,8 +75167,8 @@
         </w:r>
       </w:hyperlink>
     </w:p>
-    <w:bookmarkEnd w:id="270"/>
-    <w:bookmarkStart w:id="271" w:name="ref-rudin1976principles"/>
+    <w:bookmarkEnd w:id="282"/>
+    <w:bookmarkStart w:id="283" w:name="ref-rudin1976principles"/>
     <w:p>
       <w:pPr>
         <w:pStyle w:val="Bibliography"/>
@@ -68618,8 +75199,8 @@
         <w:t xml:space="preserve">, 3rd ed. in International series in pure and applied mathematics. New York: McGraw-Hill, 1976.</w:t>
       </w:r>
     </w:p>
-    <w:bookmarkEnd w:id="271"/>
-    <w:bookmarkStart w:id="273" w:name="ref-wikipedia_saddle_point"/>
+    <w:bookmarkEnd w:id="283"/>
+    <w:bookmarkStart w:id="285" w:name="ref-wikipedia_saddle_point"/>
     <w:p>
       <w:pPr>
         <w:pStyle w:val="Bibliography"/>
@@ -68666,7 +75247,7 @@
       <w:r>
         <w:t xml:space="preserve"> </w:t>
       </w:r>
-      <w:hyperlink r:id="rId272">
+      <w:hyperlink r:id="rId284">
         <w:r>
           <w:rPr>
             <w:rStyle w:val="Hyperlink"/>
@@ -68675,8 +75256,8 @@
         </w:r>
       </w:hyperlink>
     </w:p>
-    <w:bookmarkEnd w:id="273"/>
-    <w:bookmarkStart w:id="275" w:name="ref-wikipedia_convex_set"/>
+    <w:bookmarkEnd w:id="285"/>
+    <w:bookmarkStart w:id="287" w:name="ref-wikipedia_convex_set"/>
     <w:p>
       <w:pPr>
         <w:pStyle w:val="Bibliography"/>
@@ -68723,7 +75304,7 @@
       <w:r>
         <w:t xml:space="preserve"> </w:t>
       </w:r>
-      <w:hyperlink r:id="rId274">
+      <w:hyperlink r:id="rId286">
         <w:r>
           <w:rPr>
             <w:rStyle w:val="Hyperlink"/>
@@ -68732,8 +75313,8 @@
         </w:r>
       </w:hyperlink>
     </w:p>
-    <w:bookmarkEnd w:id="275"/>
-    <w:bookmarkStart w:id="277" w:name="ref-wikipedia_epigraph_mathematics"/>
+    <w:bookmarkEnd w:id="287"/>
+    <w:bookmarkStart w:id="289" w:name="ref-wikipedia_epigraph_mathematics"/>
     <w:p>
       <w:pPr>
         <w:pStyle w:val="Bibliography"/>
@@ -68780,7 +75361,7 @@
       <w:r>
         <w:t xml:space="preserve"> </w:t>
       </w:r>
-      <w:hyperlink r:id="rId276">
+      <w:hyperlink r:id="rId288">
         <w:r>
           <w:rPr>
             <w:rStyle w:val="Hyperlink"/>
@@ -68789,8 +75370,8 @@
         </w:r>
       </w:hyperlink>
     </w:p>
-    <w:bookmarkEnd w:id="277"/>
-    <w:bookmarkStart w:id="279" w:name="ref-wikipedia_tangent_space"/>
+    <w:bookmarkEnd w:id="289"/>
+    <w:bookmarkStart w:id="291" w:name="ref-wikipedia_tangent_space"/>
     <w:p>
       <w:pPr>
         <w:pStyle w:val="Bibliography"/>
@@ -68837,7 +75418,7 @@
       <w:r>
         <w:t xml:space="preserve"> </w:t>
       </w:r>
-      <w:hyperlink r:id="rId278">
+      <w:hyperlink r:id="rId290">
         <w:r>
           <w:rPr>
             <w:rStyle w:val="Hyperlink"/>
@@ -68846,8 +75427,8 @@
         </w:r>
       </w:hyperlink>
     </w:p>
-    <w:bookmarkEnd w:id="279"/>
-    <w:bookmarkStart w:id="281" w:name="ref-wikipedia_feasible_region"/>
+    <w:bookmarkEnd w:id="291"/>
+    <w:bookmarkStart w:id="293" w:name="ref-wikipedia_feasible_region"/>
     <w:p>
       <w:pPr>
         <w:pStyle w:val="Bibliography"/>
@@ -68894,7 +75475,7 @@
       <w:r>
         <w:t xml:space="preserve"> </w:t>
       </w:r>
-      <w:hyperlink r:id="rId280">
+      <w:hyperlink r:id="rId292">
         <w:r>
           <w:rPr>
             <w:rStyle w:val="Hyperlink"/>
@@ -68903,8 +75484,8 @@
         </w:r>
       </w:hyperlink>
     </w:p>
-    <w:bookmarkEnd w:id="281"/>
-    <w:bookmarkStart w:id="283" w:name="ref-wikipedia_mathematical_optimization"/>
+    <w:bookmarkEnd w:id="293"/>
+    <w:bookmarkStart w:id="295" w:name="ref-wikipedia_mathematical_optimization"/>
     <w:p>
       <w:pPr>
         <w:pStyle w:val="Bibliography"/>
@@ -68951,7 +75532,7 @@
       <w:r>
         <w:t xml:space="preserve"> </w:t>
       </w:r>
-      <w:hyperlink r:id="rId282">
+      <w:hyperlink r:id="rId294">
         <w:r>
           <w:rPr>
             <w:rStyle w:val="Hyperlink"/>
@@ -68960,8 +75541,8 @@
         </w:r>
       </w:hyperlink>
     </w:p>
-    <w:bookmarkEnd w:id="283"/>
-    <w:bookmarkStart w:id="285" w:name="ref-wikipedia_lagrange_multiplier"/>
+    <w:bookmarkEnd w:id="295"/>
+    <w:bookmarkStart w:id="297" w:name="ref-wikipedia_lagrange_multiplier"/>
     <w:p>
       <w:pPr>
         <w:pStyle w:val="Bibliography"/>
@@ -69008,7 +75589,7 @@
       <w:r>
         <w:t xml:space="preserve"> </w:t>
       </w:r>
-      <w:hyperlink r:id="rId284">
+      <w:hyperlink r:id="rId296">
         <w:r>
           <w:rPr>
             <w:rStyle w:val="Hyperlink"/>
@@ -69017,8 +75598,8 @@
         </w:r>
       </w:hyperlink>
     </w:p>
-    <w:bookmarkEnd w:id="285"/>
-    <w:bookmarkStart w:id="287" w:name="ref-wikipedia_iterative_method"/>
+    <w:bookmarkEnd w:id="297"/>
+    <w:bookmarkStart w:id="299" w:name="ref-wikipedia_iterative_method"/>
     <w:p>
       <w:pPr>
         <w:pStyle w:val="Bibliography"/>
@@ -69065,7 +75646,7 @@
       <w:r>
         <w:t xml:space="preserve"> </w:t>
       </w:r>
-      <w:hyperlink r:id="rId286">
+      <w:hyperlink r:id="rId298">
         <w:r>
           <w:rPr>
             <w:rStyle w:val="Hyperlink"/>
@@ -69074,8 +75655,8 @@
         </w:r>
       </w:hyperlink>
     </w:p>
-    <w:bookmarkEnd w:id="287"/>
-    <w:bookmarkStart w:id="289" w:name="X826716f95b92c7764e59e7e3dd738a1aac56654"/>
+    <w:bookmarkEnd w:id="299"/>
+    <w:bookmarkStart w:id="301" w:name="X826716f95b92c7764e59e7e3dd738a1aac56654"/>
     <w:p>
       <w:pPr>
         <w:pStyle w:val="Bibliography"/>
@@ -69122,7 +75703,7 @@
       <w:r>
         <w:t xml:space="preserve"> </w:t>
       </w:r>
-      <w:hyperlink r:id="rId288">
+      <w:hyperlink r:id="rId300">
         <w:r>
           <w:rPr>
             <w:rStyle w:val="Hyperlink"/>
@@ -69131,8 +75712,8 @@
         </w:r>
       </w:hyperlink>
     </w:p>
-    <w:bookmarkEnd w:id="289"/>
-    <w:bookmarkStart w:id="291" w:name="ref-wikipedia_rate_of_convergence"/>
+    <w:bookmarkEnd w:id="301"/>
+    <w:bookmarkStart w:id="303" w:name="ref-wikipedia_rate_of_convergence"/>
     <w:p>
       <w:pPr>
         <w:pStyle w:val="Bibliography"/>
@@ -69179,7 +75760,7 @@
       <w:r>
         <w:t xml:space="preserve"> </w:t>
       </w:r>
-      <w:hyperlink r:id="rId290">
+      <w:hyperlink r:id="rId302">
         <w:r>
           <w:rPr>
             <w:rStyle w:val="Hyperlink"/>
@@ -69188,8 +75769,8 @@
         </w:r>
       </w:hyperlink>
     </w:p>
-    <w:bookmarkEnd w:id="291"/>
-    <w:bookmarkStart w:id="293" w:name="ref-wikipedia_gradient_descent"/>
+    <w:bookmarkEnd w:id="303"/>
+    <w:bookmarkStart w:id="305" w:name="ref-wikipedia_gradient_descent"/>
     <w:p>
       <w:pPr>
         <w:pStyle w:val="Bibliography"/>
@@ -69236,7 +75817,7 @@
       <w:r>
         <w:t xml:space="preserve"> </w:t>
       </w:r>
-      <w:hyperlink r:id="rId292">
+      <w:hyperlink r:id="rId304">
         <w:r>
           <w:rPr>
             <w:rStyle w:val="Hyperlink"/>
@@ -69245,8 +75826,8 @@
         </w:r>
       </w:hyperlink>
     </w:p>
-    <w:bookmarkEnd w:id="293"/>
-    <w:bookmarkStart w:id="295" w:name="ref-wikipedia_line_search"/>
+    <w:bookmarkEnd w:id="305"/>
+    <w:bookmarkStart w:id="307" w:name="ref-wikipedia_line_search"/>
     <w:p>
       <w:pPr>
         <w:pStyle w:val="Bibliography"/>
@@ -69293,7 +75874,7 @@
       <w:r>
         <w:t xml:space="preserve"> </w:t>
       </w:r>
-      <w:hyperlink r:id="rId294">
+      <w:hyperlink r:id="rId306">
         <w:r>
           <w:rPr>
             <w:rStyle w:val="Hyperlink"/>
@@ -69302,8 +75883,8 @@
         </w:r>
       </w:hyperlink>
     </w:p>
-    <w:bookmarkEnd w:id="295"/>
-    <w:bookmarkStart w:id="297" w:name="ref-wikipedia_rosenbrock_function"/>
+    <w:bookmarkEnd w:id="307"/>
+    <w:bookmarkStart w:id="309" w:name="ref-wikipedia_rosenbrock_function"/>
     <w:p>
       <w:pPr>
         <w:pStyle w:val="Bibliography"/>
@@ -69350,7 +75931,7 @@
       <w:r>
         <w:t xml:space="preserve"> </w:t>
       </w:r>
-      <w:hyperlink r:id="rId296">
+      <w:hyperlink r:id="rId308">
         <w:r>
           <w:rPr>
             <w:rStyle w:val="Hyperlink"/>
@@ -69359,8 +75940,8 @@
         </w:r>
       </w:hyperlink>
     </w:p>
-    <w:bookmarkEnd w:id="297"/>
-    <w:bookmarkStart w:id="299" w:name="ref-wikipedia_backtracking_line_search"/>
+    <w:bookmarkEnd w:id="309"/>
+    <w:bookmarkStart w:id="311" w:name="ref-wikipedia_attractor"/>
     <w:p>
       <w:pPr>
         <w:pStyle w:val="Bibliography"/>
@@ -69381,6 +75962,63 @@
         <w:t xml:space="preserve"> </w:t>
       </w:r>
       <w:r>
+        <w:t xml:space="preserve">“Attractor —</w:t>
+      </w:r>
+      <w:r>
+        <w:t xml:space="preserve"> </w:t>
+      </w:r>
+      <w:r>
+        <w:t xml:space="preserve">Wikipedia</w:t>
+      </w:r>
+      <w:r>
+        <w:t xml:space="preserve">,</w:t>
+      </w:r>
+      <w:r>
+        <w:t xml:space="preserve"> </w:t>
+      </w:r>
+      <w:r>
+        <w:t xml:space="preserve">the free encyclopedia.”</w:t>
+      </w:r>
+      <w:r>
+        <w:t xml:space="preserve"> </w:t>
+      </w:r>
+      <w:r>
+        <w:t xml:space="preserve">2026. Available:</w:t>
+      </w:r>
+      <w:r>
+        <w:t xml:space="preserve"> </w:t>
+      </w:r>
+      <w:hyperlink r:id="rId310">
+        <w:r>
+          <w:rPr>
+            <w:rStyle w:val="Hyperlink"/>
+          </w:rPr>
+          <w:t xml:space="preserve">https://en.wikipedia.org/wiki/Attractor</w:t>
+        </w:r>
+      </w:hyperlink>
+    </w:p>
+    <w:bookmarkEnd w:id="311"/>
+    <w:bookmarkStart w:id="313" w:name="ref-wikipedia_backtracking_line_search"/>
+    <w:p>
+      <w:pPr>
+        <w:pStyle w:val="Bibliography"/>
+      </w:pPr>
+      <w:r>
+        <w:t xml:space="preserve">[21]</w:t>
+      </w:r>
+      <w:r>
+        <w:t xml:space="preserve"> </w:t>
+      </w:r>
+      <w:r>
+        <w:t xml:space="preserve">	</w:t>
+      </w:r>
+      <w:r>
+        <w:t xml:space="preserve">Wikipedia contributors,</w:t>
+      </w:r>
+      <w:r>
+        <w:t xml:space="preserve"> </w:t>
+      </w:r>
+      <w:r>
         <w:t xml:space="preserve">“Backtracking line search —</w:t>
       </w:r>
       <w:r>
@@ -69407,7 +76045,7 @@
       <w:r>
         <w:t xml:space="preserve"> </w:t>
       </w:r>
-      <w:hyperlink r:id="rId298">
+      <w:hyperlink r:id="rId312">
         <w:r>
           <w:rPr>
             <w:rStyle w:val="Hyperlink"/>
@@ -69416,14 +76054,14 @@
         </w:r>
       </w:hyperlink>
     </w:p>
-    <w:bookmarkEnd w:id="299"/>
-    <w:bookmarkStart w:id="301" w:name="ref-zhou2025quasinewton"/>
+    <w:bookmarkEnd w:id="313"/>
+    <w:bookmarkStart w:id="315" w:name="ref-zhou2025quasinewton"/>
     <w:p>
       <w:pPr>
         <w:pStyle w:val="Bibliography"/>
       </w:pPr>
       <w:r>
-        <w:t xml:space="preserve">[21]</w:t>
+        <w:t xml:space="preserve">[22]</w:t>
       </w:r>
       <w:r>
         <w:t xml:space="preserve"> </w:t>
@@ -69458,7 +76096,7 @@
       <w:r>
         <w:t xml:space="preserve"> </w:t>
       </w:r>
-      <w:hyperlink r:id="rId300">
+      <w:hyperlink r:id="rId314">
         <w:r>
           <w:rPr>
             <w:rStyle w:val="Hyperlink"/>
@@ -69467,14 +76105,14 @@
         </w:r>
       </w:hyperlink>
     </w:p>
-    <w:bookmarkEnd w:id="301"/>
-    <w:bookmarkStart w:id="303" w:name="ref-nocedal2006numerical"/>
+    <w:bookmarkEnd w:id="315"/>
+    <w:bookmarkStart w:id="317" w:name="ref-nocedal2006numerical"/>
     <w:p>
       <w:pPr>
         <w:pStyle w:val="Bibliography"/>
       </w:pPr>
       <w:r>
-        <w:t xml:space="preserve">[22]</w:t>
+        <w:t xml:space="preserve">[23]</w:t>
       </w:r>
       <w:r>
         <w:t xml:space="preserve"> </w:t>
@@ -69501,7 +76139,7 @@
       <w:r>
         <w:t xml:space="preserve"> </w:t>
       </w:r>
-      <w:hyperlink r:id="rId302">
+      <w:hyperlink r:id="rId316">
         <w:r>
           <w:rPr>
             <w:rStyle w:val="Hyperlink"/>
@@ -69513,14 +76151,14 @@
         <w:t xml:space="preserve">.</w:t>
       </w:r>
     </w:p>
-    <w:bookmarkEnd w:id="303"/>
-    <w:bookmarkStart w:id="305" w:name="ref-boyd2004convex"/>
+    <w:bookmarkEnd w:id="317"/>
+    <w:bookmarkStart w:id="319" w:name="ref-boyd2004convex"/>
     <w:p>
       <w:pPr>
         <w:pStyle w:val="Bibliography"/>
       </w:pPr>
       <w:r>
-        <w:t xml:space="preserve">[23]</w:t>
+        <w:t xml:space="preserve">[24]</w:t>
       </w:r>
       <w:r>
         <w:t xml:space="preserve"> </w:t>
@@ -69547,7 +76185,7 @@
       <w:r>
         <w:t xml:space="preserve"> </w:t>
       </w:r>
-      <w:hyperlink r:id="rId304">
+      <w:hyperlink r:id="rId318">
         <w:r>
           <w:rPr>
             <w:rStyle w:val="Hyperlink"/>
@@ -69559,9 +76197,9 @@
         <w:t xml:space="preserve">.</w:t>
       </w:r>
     </w:p>
-    <w:bookmarkEnd w:id="305"/>
-    <w:bookmarkEnd w:id="306"/>
-    <w:bookmarkEnd w:id="307"/>
+    <w:bookmarkEnd w:id="319"/>
+    <w:bookmarkEnd w:id="320"/>
+    <w:bookmarkEnd w:id="321"/>
     <w:sectPr>
       <w:footnotePr>
         <w:numRestart w:val="eachSect"/>
